--- a/doc/需求规格文档.docx
+++ b/doc/需求规格文档.docx
@@ -13,9 +13,9 @@
           <w:szCs w:val="52"/>
         </w:rPr>
       </w:pPr>
-      <w:bookmarkStart w:id="0" w:name="_Toc246399499"/>
+      <w:bookmarkStart w:id="0" w:name="_Toc24950"/>
       <w:bookmarkStart w:id="1" w:name="_Toc246399168"/>
-      <w:bookmarkStart w:id="2" w:name="_Toc24950"/>
+      <w:bookmarkStart w:id="2" w:name="_Toc246399499"/>
       <w:r>
         <w:rPr>
           <w:rFonts w:hint="eastAsia" w:ascii="黑体" w:eastAsia="黑体"/>
@@ -76,9 +76,9 @@
       <w:bookmarkEnd w:id="3"/>
       <w:bookmarkEnd w:id="4"/>
       <w:bookmarkEnd w:id="5"/>
-      <w:bookmarkStart w:id="6" w:name="_Toc19531"/>
+      <w:bookmarkStart w:id="6" w:name="_Toc246399501"/>
       <w:bookmarkStart w:id="7" w:name="_Toc246399170"/>
-      <w:bookmarkStart w:id="8" w:name="_Toc246399501"/>
+      <w:bookmarkStart w:id="8" w:name="_Toc19531"/>
     </w:p>
     <w:p>
       <w:pPr>
@@ -103,9 +103,9 @@
       <w:bookmarkEnd w:id="6"/>
       <w:bookmarkEnd w:id="7"/>
       <w:bookmarkEnd w:id="8"/>
-      <w:bookmarkStart w:id="9" w:name="_Toc246399171"/>
-      <w:bookmarkStart w:id="10" w:name="_Toc24889"/>
-      <w:bookmarkStart w:id="11" w:name="_Toc246399502"/>
+      <w:bookmarkStart w:id="9" w:name="_Toc24889"/>
+      <w:bookmarkStart w:id="10" w:name="_Toc246399502"/>
+      <w:bookmarkStart w:id="11" w:name="_Toc246399171"/>
     </w:p>
     <w:p>
       <w:pPr>
@@ -146,6 +146,16 @@
         <w:t>题目：</w:t>
       </w:r>
       <w:r>
+        <w:rPr>
+          <w:rFonts w:hint="eastAsia" w:ascii="等线" w:hAnsi="等线" w:eastAsia="等线" w:cs="等线"/>
+          <w:b/>
+          <w:sz w:val="36"/>
+          <w:szCs w:val="36"/>
+          <w:lang w:val="en-US" w:eastAsia="zh-CN"/>
+        </w:rPr>
+        <w:t>企业招聘平台</w:t>
+      </w:r>
+      <w:r>
         <w:t xml:space="preserve"> </w:t>
       </w:r>
     </w:p>
@@ -160,7 +170,22 @@
     </w:p>
     <w:p>
       <w:pPr>
-        <w:ind w:firstLine="1921" w:firstLineChars="600"/>
+        <w:keepNext w:val="0"/>
+        <w:keepLines w:val="0"/>
+        <w:pageBreakBefore w:val="0"/>
+        <w:widowControl w:val="0"/>
+        <w:kinsoku/>
+        <w:wordWrap/>
+        <w:overflowPunct/>
+        <w:topLinePunct w:val="0"/>
+        <w:autoSpaceDE/>
+        <w:autoSpaceDN/>
+        <w:bidi w:val="0"/>
+        <w:adjustRightInd/>
+        <w:snapToGrid/>
+        <w:ind w:firstLine="1441" w:firstLineChars="450"/>
+        <w:jc w:val="both"/>
+        <w:textAlignment w:val="auto"/>
         <w:rPr>
           <w:b/>
           <w:sz w:val="32"/>
@@ -174,7 +199,7 @@
           <w:sz w:val="32"/>
           <w:szCs w:val="32"/>
         </w:rPr>
-        <w:t>学 院</w:t>
+        <w:t xml:space="preserve">学 院 </w:t>
       </w:r>
       <w:r>
         <w:rPr>
@@ -182,250 +207,478 @@
           <w:b/>
           <w:sz w:val="32"/>
         </w:rPr>
-        <w:t xml:space="preserve">  </w:t>
-      </w:r>
+        <w:t xml:space="preserve"> </w:t>
+      </w:r>
+      <w:r>
+        <w:rPr>
+          <w:rFonts w:hint="eastAsia" w:ascii="等线" w:hAnsi="等线" w:eastAsia="等线" w:cs="Times New Roman"/>
+          <w:b/>
+          <w:sz w:val="32"/>
+          <w:szCs w:val="22"/>
+          <w:u w:val="single"/>
+        </w:rPr>
+        <w:t xml:space="preserve">      </w:t>
+      </w:r>
+      <w:r>
+        <w:rPr>
+          <w:rFonts w:ascii="等线" w:hAnsi="等线" w:eastAsia="等线" w:cs="Times New Roman"/>
+          <w:b/>
+          <w:sz w:val="32"/>
+          <w:szCs w:val="22"/>
+          <w:u w:val="single"/>
+        </w:rPr>
+        <w:t xml:space="preserve">   </w:t>
+      </w:r>
+      <w:r>
+        <w:rPr>
+          <w:rFonts w:hint="eastAsia" w:ascii="等线" w:hAnsi="等线" w:eastAsia="等线" w:cs="Times New Roman"/>
+          <w:b/>
+          <w:sz w:val="32"/>
+          <w:szCs w:val="22"/>
+          <w:u w:val="single"/>
+          <w:lang w:val="en-US" w:eastAsia="zh-CN"/>
+        </w:rPr>
+        <w:t>软件学院</w:t>
+      </w:r>
+      <w:r>
+        <w:rPr>
+          <w:rFonts w:ascii="等线" w:hAnsi="等线" w:eastAsia="等线" w:cs="Times New Roman"/>
+          <w:b/>
+          <w:sz w:val="32"/>
+          <w:szCs w:val="22"/>
+          <w:u w:val="single"/>
+        </w:rPr>
+        <w:t xml:space="preserve">     </w:t>
+      </w:r>
+      <w:r>
+        <w:rPr>
+          <w:rFonts w:hint="eastAsia" w:ascii="等线" w:hAnsi="等线" w:eastAsia="等线" w:cs="Times New Roman"/>
+          <w:b/>
+          <w:sz w:val="32"/>
+          <w:szCs w:val="22"/>
+          <w:u w:val="single"/>
+        </w:rPr>
+        <w:t xml:space="preserve">      </w:t>
+      </w:r>
+    </w:p>
+    <w:p>
+      <w:pPr>
+        <w:keepNext w:val="0"/>
+        <w:keepLines w:val="0"/>
+        <w:pageBreakBefore w:val="0"/>
+        <w:widowControl w:val="0"/>
+        <w:kinsoku/>
+        <w:wordWrap/>
+        <w:overflowPunct/>
+        <w:topLinePunct w:val="0"/>
+        <w:autoSpaceDE/>
+        <w:autoSpaceDN/>
+        <w:bidi w:val="0"/>
+        <w:adjustRightInd/>
+        <w:snapToGrid/>
+        <w:ind w:firstLine="1441" w:firstLineChars="450"/>
+        <w:jc w:val="both"/>
+        <w:textAlignment w:val="auto"/>
+        <w:rPr>
+          <w:b/>
+          <w:sz w:val="32"/>
+          <w:u w:val="single"/>
+        </w:rPr>
+      </w:pPr>
       <w:r>
         <w:rPr>
           <w:rFonts w:hint="eastAsia" w:ascii="等线" w:hAnsi="等线" w:eastAsia="等线" w:cs="等线"/>
           <w:b/>
           <w:sz w:val="32"/>
           <w:szCs w:val="32"/>
-          <w:u w:val="single"/>
-        </w:rPr>
-        <w:t xml:space="preserve">      </w:t>
-      </w:r>
-      <w:r>
-        <w:rPr>
-          <w:rFonts w:ascii="等线" w:hAnsi="等线" w:eastAsia="等线" w:cs="等线"/>
+        </w:rPr>
+        <w:t xml:space="preserve">年 级 </w:t>
+      </w:r>
+      <w:r>
+        <w:rPr>
+          <w:rFonts w:hint="eastAsia"/>
           <w:b/>
           <w:sz w:val="32"/>
-          <w:szCs w:val="32"/>
+        </w:rPr>
+        <w:t xml:space="preserve"> </w:t>
+      </w:r>
+      <w:r>
+        <w:rPr>
+          <w:rFonts w:hint="eastAsia" w:ascii="等线" w:hAnsi="等线" w:eastAsia="等线" w:cs="Times New Roman"/>
+          <w:b/>
+          <w:sz w:val="32"/>
+          <w:szCs w:val="22"/>
           <w:u w:val="single"/>
         </w:rPr>
-        <w:t xml:space="preserve">        </w:t>
-      </w:r>
+        <w:t xml:space="preserve">       </w:t>
+      </w:r>
+      <w:r>
+        <w:rPr>
+          <w:rFonts w:ascii="等线" w:hAnsi="等线" w:eastAsia="等线" w:cs="Times New Roman"/>
+          <w:b/>
+          <w:sz w:val="32"/>
+          <w:szCs w:val="22"/>
+          <w:u w:val="single"/>
+        </w:rPr>
+        <w:t xml:space="preserve">   </w:t>
+      </w:r>
+      <w:r>
+        <w:rPr>
+          <w:rFonts w:hint="eastAsia" w:ascii="等线" w:hAnsi="等线" w:eastAsia="等线" w:cs="Times New Roman"/>
+          <w:b/>
+          <w:sz w:val="32"/>
+          <w:szCs w:val="22"/>
+          <w:u w:val="single"/>
+          <w:lang w:val="en-US" w:eastAsia="zh-CN"/>
+        </w:rPr>
+        <w:t>2024级</w:t>
+      </w:r>
+      <w:r>
+        <w:rPr>
+          <w:rFonts w:ascii="等线" w:hAnsi="等线" w:eastAsia="等线" w:cs="Times New Roman"/>
+          <w:b/>
+          <w:sz w:val="32"/>
+          <w:szCs w:val="22"/>
+          <w:u w:val="single"/>
+        </w:rPr>
+        <w:t xml:space="preserve">  </w:t>
+      </w:r>
+      <w:r>
+        <w:rPr>
+          <w:rFonts w:hint="eastAsia" w:ascii="等线" w:hAnsi="等线" w:eastAsia="等线" w:cs="Times New Roman"/>
+          <w:b/>
+          <w:sz w:val="32"/>
+          <w:szCs w:val="22"/>
+          <w:u w:val="single"/>
+        </w:rPr>
+        <w:t xml:space="preserve"> </w:t>
+      </w:r>
+      <w:r>
+        <w:rPr>
+          <w:rFonts w:hint="eastAsia" w:ascii="等线" w:hAnsi="等线" w:eastAsia="等线" w:cs="Times New Roman"/>
+          <w:b/>
+          <w:sz w:val="32"/>
+          <w:szCs w:val="22"/>
+          <w:u w:val="single"/>
+          <w:lang w:val="en-US" w:eastAsia="zh-CN"/>
+        </w:rPr>
+        <w:t xml:space="preserve">   </w:t>
+      </w:r>
+      <w:r>
+        <w:rPr>
+          <w:rFonts w:hint="eastAsia" w:ascii="等线" w:hAnsi="等线" w:eastAsia="等线" w:cs="Times New Roman"/>
+          <w:b/>
+          <w:sz w:val="32"/>
+          <w:szCs w:val="22"/>
+          <w:u w:val="single"/>
+        </w:rPr>
+        <w:t xml:space="preserve">     </w:t>
+      </w:r>
+    </w:p>
+    <w:p>
+      <w:pPr>
+        <w:keepNext w:val="0"/>
+        <w:keepLines w:val="0"/>
+        <w:pageBreakBefore w:val="0"/>
+        <w:widowControl w:val="0"/>
+        <w:kinsoku/>
+        <w:wordWrap/>
+        <w:overflowPunct/>
+        <w:topLinePunct w:val="0"/>
+        <w:autoSpaceDE/>
+        <w:autoSpaceDN/>
+        <w:bidi w:val="0"/>
+        <w:adjustRightInd/>
+        <w:snapToGrid/>
+        <w:ind w:firstLine="1441" w:firstLineChars="450"/>
+        <w:jc w:val="both"/>
+        <w:textAlignment w:val="auto"/>
+        <w:rPr>
+          <w:b/>
+          <w:sz w:val="32"/>
+          <w:u w:val="single"/>
+        </w:rPr>
+      </w:pPr>
       <w:r>
         <w:rPr>
           <w:rFonts w:hint="eastAsia" w:ascii="等线" w:hAnsi="等线" w:eastAsia="等线" w:cs="等线"/>
           <w:b/>
           <w:sz w:val="32"/>
           <w:szCs w:val="32"/>
-          <w:u w:val="single"/>
-        </w:rPr>
-        <w:t xml:space="preserve">      </w:t>
-      </w:r>
-    </w:p>
-    <w:p>
-      <w:pPr>
-        <w:ind w:firstLine="1921" w:firstLineChars="600"/>
+        </w:rPr>
+        <w:t xml:space="preserve">组 员 </w:t>
+      </w:r>
+      <w:r>
+        <w:rPr>
+          <w:rFonts w:hint="eastAsia"/>
+          <w:b/>
+          <w:sz w:val="32"/>
+        </w:rPr>
+        <w:t xml:space="preserve"> </w:t>
+      </w:r>
+      <w:r>
         <w:rPr>
           <w:b/>
           <w:sz w:val="32"/>
           <w:u w:val="single"/>
         </w:rPr>
-      </w:pPr>
-      <w:r>
-        <w:rPr>
-          <w:rFonts w:hint="eastAsia" w:ascii="等线" w:hAnsi="等线" w:eastAsia="等线" w:cs="等线"/>
+        <w:t xml:space="preserve"> </w:t>
+      </w:r>
+      <w:r>
+        <w:rPr>
+          <w:rFonts w:ascii="等线" w:hAnsi="等线" w:eastAsia="等线" w:cs="Times New Roman"/>
           <w:b/>
           <w:sz w:val="32"/>
-          <w:szCs w:val="32"/>
-        </w:rPr>
-        <w:t>年 级</w:t>
-      </w:r>
-      <w:r>
-        <w:rPr>
-          <w:rFonts w:hint="eastAsia"/>
+          <w:szCs w:val="22"/>
+          <w:u w:val="single"/>
+        </w:rPr>
+        <w:t xml:space="preserve">         </w:t>
+      </w:r>
+      <w:r>
+        <w:rPr>
+          <w:rFonts w:hint="eastAsia" w:ascii="等线" w:hAnsi="等线" w:eastAsia="等线" w:cs="Times New Roman"/>
           <w:b/>
           <w:sz w:val="32"/>
-        </w:rPr>
-        <w:t xml:space="preserve">  </w:t>
-      </w:r>
-      <w:r>
-        <w:rPr>
-          <w:rFonts w:hint="eastAsia" w:ascii="等线" w:hAnsi="等线" w:eastAsia="等线" w:cs="等线"/>
+          <w:szCs w:val="22"/>
+          <w:u w:val="single"/>
+          <w:lang w:val="en-US" w:eastAsia="zh-CN"/>
+        </w:rPr>
+        <w:t xml:space="preserve">杨文轩  </w:t>
+      </w:r>
+      <w:r>
+        <w:rPr>
+          <w:rFonts w:ascii="等线" w:hAnsi="等线" w:eastAsia="等线" w:cs="Times New Roman"/>
           <w:b/>
           <w:sz w:val="32"/>
-          <w:szCs w:val="32"/>
+          <w:szCs w:val="22"/>
           <w:u w:val="single"/>
         </w:rPr>
-        <w:t xml:space="preserve">       </w:t>
-      </w:r>
-      <w:r>
-        <w:rPr>
-          <w:rFonts w:ascii="等线" w:hAnsi="等线" w:eastAsia="等线" w:cs="等线"/>
+        <w:t xml:space="preserve">          </w:t>
+      </w:r>
+    </w:p>
+    <w:p>
+      <w:pPr>
+        <w:keepNext w:val="0"/>
+        <w:keepLines w:val="0"/>
+        <w:pageBreakBefore w:val="0"/>
+        <w:widowControl w:val="0"/>
+        <w:kinsoku/>
+        <w:wordWrap/>
+        <w:overflowPunct/>
+        <w:topLinePunct w:val="0"/>
+        <w:autoSpaceDE/>
+        <w:autoSpaceDN/>
+        <w:bidi w:val="0"/>
+        <w:adjustRightInd/>
+        <w:snapToGrid/>
+        <w:ind w:firstLine="2561" w:firstLineChars="800"/>
+        <w:jc w:val="both"/>
+        <w:textAlignment w:val="auto"/>
+        <w:rPr>
+          <w:rFonts w:hint="eastAsia" w:ascii="等线" w:hAnsi="等线" w:eastAsia="等线" w:cs="Times New Roman"/>
           <w:b/>
           <w:sz w:val="32"/>
-          <w:szCs w:val="32"/>
+          <w:szCs w:val="22"/>
           <w:u w:val="single"/>
         </w:rPr>
-        <w:t xml:space="preserve">       </w:t>
-      </w:r>
-      <w:r>
-        <w:rPr>
-          <w:rFonts w:hint="eastAsia" w:ascii="等线" w:hAnsi="等线" w:eastAsia="等线" w:cs="等线"/>
+      </w:pPr>
+      <w:r>
+        <w:rPr>
+          <w:rFonts w:hint="eastAsia" w:ascii="等线" w:hAnsi="等线" w:eastAsia="等线" w:cs="Times New Roman"/>
           <w:b/>
           <w:sz w:val="32"/>
-          <w:szCs w:val="32"/>
+          <w:szCs w:val="22"/>
           <w:u w:val="single"/>
-        </w:rPr>
-        <w:t xml:space="preserve">      </w:t>
-      </w:r>
-    </w:p>
-    <w:p>
-      <w:pPr>
-        <w:ind w:firstLine="1921" w:firstLineChars="600"/>
-        <w:rPr>
+          <w:lang w:val="en-US" w:eastAsia="zh-CN"/>
+        </w:rPr>
+        <w:t xml:space="preserve">          王俊杰     </w:t>
+      </w:r>
+      <w:r>
+        <w:rPr>
+          <w:rFonts w:hint="eastAsia" w:ascii="等线" w:hAnsi="等线" w:eastAsia="等线" w:cs="Times New Roman"/>
           <w:b/>
           <w:sz w:val="32"/>
+          <w:szCs w:val="22"/>
           <w:u w:val="single"/>
         </w:rPr>
-      </w:pPr>
-      <w:r>
-        <w:rPr>
-          <w:rFonts w:hint="eastAsia" w:ascii="等线" w:hAnsi="等线" w:eastAsia="等线" w:cs="等线"/>
+        <w:t xml:space="preserve">       </w:t>
+      </w:r>
+    </w:p>
+    <w:p>
+      <w:pPr>
+        <w:keepNext w:val="0"/>
+        <w:keepLines w:val="0"/>
+        <w:pageBreakBefore w:val="0"/>
+        <w:widowControl w:val="0"/>
+        <w:kinsoku/>
+        <w:wordWrap/>
+        <w:overflowPunct/>
+        <w:topLinePunct w:val="0"/>
+        <w:autoSpaceDE/>
+        <w:autoSpaceDN/>
+        <w:bidi w:val="0"/>
+        <w:adjustRightInd/>
+        <w:snapToGrid/>
+        <w:ind w:firstLine="2561" w:firstLineChars="800"/>
+        <w:jc w:val="both"/>
+        <w:textAlignment w:val="auto"/>
+        <w:rPr>
+          <w:rFonts w:hint="eastAsia" w:ascii="等线" w:hAnsi="等线" w:eastAsia="等线" w:cs="Times New Roman"/>
           <w:b/>
           <w:sz w:val="32"/>
-          <w:szCs w:val="32"/>
-        </w:rPr>
-        <w:t>组 员</w:t>
-      </w:r>
-      <w:r>
-        <w:rPr>
-          <w:rFonts w:hint="eastAsia"/>
+          <w:szCs w:val="22"/>
+          <w:u w:val="single"/>
+        </w:rPr>
+      </w:pPr>
+      <w:r>
+        <w:rPr>
+          <w:rFonts w:hint="eastAsia" w:ascii="等线" w:hAnsi="等线" w:eastAsia="等线" w:cs="Times New Roman"/>
           <w:b/>
           <w:sz w:val="32"/>
-        </w:rPr>
-        <w:t xml:space="preserve">  </w:t>
-      </w:r>
-      <w:r>
-        <w:rPr>
-          <w:rFonts w:ascii="等线" w:hAnsi="等线" w:eastAsia="等线" w:cs="等线"/>
+          <w:szCs w:val="22"/>
+          <w:u w:val="single"/>
+          <w:lang w:val="en-US" w:eastAsia="zh-CN"/>
+        </w:rPr>
+        <w:t xml:space="preserve">          吴建明</w:t>
+      </w:r>
+      <w:r>
+        <w:rPr>
+          <w:rFonts w:hint="eastAsia" w:ascii="等线" w:hAnsi="等线" w:eastAsia="等线" w:cs="Times New Roman"/>
           <w:b/>
           <w:sz w:val="32"/>
-          <w:szCs w:val="32"/>
+          <w:szCs w:val="22"/>
           <w:u w:val="single"/>
         </w:rPr>
-        <w:t xml:space="preserve">                    </w:t>
-      </w:r>
-    </w:p>
-    <w:p>
-      <w:pPr>
-        <w:ind w:firstLine="3041" w:firstLineChars="950"/>
-        <w:rPr>
+        <w:t xml:space="preserve"> </w:t>
+      </w:r>
+      <w:r>
+        <w:rPr>
+          <w:rFonts w:hint="eastAsia" w:ascii="等线" w:hAnsi="等线" w:eastAsia="等线" w:cs="Times New Roman"/>
           <w:b/>
           <w:sz w:val="32"/>
+          <w:szCs w:val="22"/>
           <w:u w:val="single"/>
-        </w:rPr>
-      </w:pPr>
-      <w:r>
-        <w:rPr>
-          <w:rFonts w:hint="eastAsia" w:ascii="等线" w:hAnsi="等线" w:eastAsia="等线" w:cs="等线"/>
+          <w:lang w:val="en-US" w:eastAsia="zh-CN"/>
+        </w:rPr>
+        <w:t xml:space="preserve">  </w:t>
+      </w:r>
+      <w:r>
+        <w:rPr>
+          <w:rFonts w:hint="eastAsia" w:ascii="等线" w:hAnsi="等线" w:eastAsia="等线" w:cs="Times New Roman"/>
           <w:b/>
           <w:sz w:val="32"/>
-          <w:szCs w:val="32"/>
+          <w:szCs w:val="22"/>
           <w:u w:val="single"/>
         </w:rPr>
-        <w:t xml:space="preserve"> </w:t>
-      </w:r>
-      <w:r>
-        <w:rPr>
-          <w:rFonts w:ascii="等线" w:hAnsi="等线" w:eastAsia="等线" w:cs="等线"/>
+        <w:t xml:space="preserve">         </w:t>
+      </w:r>
+    </w:p>
+    <w:p>
+      <w:pPr>
+        <w:keepNext w:val="0"/>
+        <w:keepLines w:val="0"/>
+        <w:pageBreakBefore w:val="0"/>
+        <w:widowControl w:val="0"/>
+        <w:kinsoku/>
+        <w:wordWrap/>
+        <w:overflowPunct/>
+        <w:topLinePunct w:val="0"/>
+        <w:autoSpaceDE/>
+        <w:autoSpaceDN/>
+        <w:bidi w:val="0"/>
+        <w:adjustRightInd/>
+        <w:snapToGrid/>
+        <w:ind w:firstLine="2561" w:firstLineChars="800"/>
+        <w:jc w:val="both"/>
+        <w:textAlignment w:val="auto"/>
+        <w:rPr>
+          <w:rFonts w:hint="eastAsia" w:ascii="等线" w:hAnsi="等线" w:eastAsia="等线" w:cs="Times New Roman"/>
           <w:b/>
           <w:sz w:val="32"/>
-          <w:szCs w:val="32"/>
+          <w:szCs w:val="22"/>
           <w:u w:val="single"/>
         </w:rPr>
-        <w:t xml:space="preserve">                   </w:t>
-      </w:r>
-    </w:p>
-    <w:p>
-      <w:pPr>
-        <w:ind w:firstLine="3041" w:firstLineChars="950"/>
-        <w:rPr>
-          <w:rFonts w:ascii="等线" w:hAnsi="等线" w:eastAsia="等线" w:cs="等线"/>
+      </w:pPr>
+      <w:r>
+        <w:rPr>
+          <w:rFonts w:hint="eastAsia" w:ascii="等线" w:hAnsi="等线" w:eastAsia="等线" w:cs="Times New Roman"/>
           <w:b/>
           <w:sz w:val="32"/>
-          <w:szCs w:val="32"/>
+          <w:szCs w:val="22"/>
           <w:u w:val="single"/>
-        </w:rPr>
-      </w:pPr>
-      <w:r>
-        <w:rPr>
-          <w:rFonts w:ascii="等线" w:hAnsi="等线" w:eastAsia="等线" w:cs="等线"/>
+          <w:lang w:val="en-US" w:eastAsia="zh-CN"/>
+        </w:rPr>
+        <w:t xml:space="preserve">          蔡卓君</w:t>
+      </w:r>
+      <w:r>
+        <w:rPr>
+          <w:rFonts w:hint="eastAsia" w:ascii="等线" w:hAnsi="等线" w:eastAsia="等线" w:cs="Times New Roman"/>
           <w:b/>
           <w:sz w:val="32"/>
-          <w:szCs w:val="32"/>
+          <w:szCs w:val="22"/>
           <w:u w:val="single"/>
         </w:rPr>
-        <w:t xml:space="preserve">                    </w:t>
-      </w:r>
-    </w:p>
-    <w:p>
-      <w:pPr>
-        <w:ind w:firstLine="3041" w:firstLineChars="950"/>
-        <w:rPr>
-          <w:rFonts w:ascii="等线" w:hAnsi="等线" w:eastAsia="等线" w:cs="等线"/>
+        <w:t xml:space="preserve"> </w:t>
+      </w:r>
+      <w:r>
+        <w:rPr>
+          <w:rFonts w:hint="eastAsia" w:ascii="等线" w:hAnsi="等线" w:eastAsia="等线" w:cs="Times New Roman"/>
           <w:b/>
           <w:sz w:val="32"/>
-          <w:szCs w:val="32"/>
+          <w:szCs w:val="22"/>
           <w:u w:val="single"/>
-        </w:rPr>
-      </w:pPr>
-      <w:r>
-        <w:rPr>
-          <w:rFonts w:hint="eastAsia" w:ascii="等线" w:hAnsi="等线" w:eastAsia="等线" w:cs="等线"/>
+          <w:lang w:val="en-US" w:eastAsia="zh-CN"/>
+        </w:rPr>
+        <w:t xml:space="preserve">  </w:t>
+      </w:r>
+      <w:r>
+        <w:rPr>
+          <w:rFonts w:hint="eastAsia" w:ascii="等线" w:hAnsi="等线" w:eastAsia="等线" w:cs="Times New Roman"/>
           <w:b/>
           <w:sz w:val="32"/>
-          <w:szCs w:val="32"/>
+          <w:szCs w:val="22"/>
           <w:u w:val="single"/>
         </w:rPr>
-        <w:t xml:space="preserve"> </w:t>
-      </w:r>
-      <w:r>
-        <w:rPr>
-          <w:rFonts w:ascii="等线" w:hAnsi="等线" w:eastAsia="等线" w:cs="等线"/>
+        <w:t xml:space="preserve">         </w:t>
+      </w:r>
+    </w:p>
+    <w:p>
+      <w:pPr>
+        <w:ind w:firstLine="643" w:firstLineChars="200"/>
+        <w:jc w:val="center"/>
+        <w:rPr>
+          <w:rFonts w:ascii="等线" w:hAnsi="等线" w:eastAsia="等线"/>
           <w:b/>
           <w:sz w:val="32"/>
-          <w:szCs w:val="32"/>
-          <w:u w:val="single"/>
-        </w:rPr>
-        <w:t xml:space="preserve"> </w:t>
-      </w:r>
-      <w:r>
-        <w:rPr>
-          <w:rFonts w:hint="eastAsia" w:ascii="等线" w:hAnsi="等线" w:eastAsia="等线" w:cs="等线"/>
+        </w:rPr>
+      </w:pPr>
+      <w:r>
+        <w:rPr>
+          <w:rFonts w:hint="eastAsia" w:ascii="Times New Roman" w:eastAsia="宋体"/>
           <w:b/>
           <w:sz w:val="32"/>
-          <w:szCs w:val="32"/>
-          <w:u w:val="single"/>
-        </w:rPr>
-        <w:t xml:space="preserve"> </w:t>
-      </w:r>
-      <w:r>
-        <w:rPr>
-          <w:rFonts w:ascii="等线" w:hAnsi="等线" w:eastAsia="等线" w:cs="等线"/>
+          <w:lang w:val="en-US" w:eastAsia="zh-CN"/>
+        </w:rPr>
+        <w:t>2025</w:t>
+      </w:r>
+      <w:r>
+        <w:rPr>
           <w:b/>
           <w:sz w:val="32"/>
-          <w:szCs w:val="32"/>
-          <w:u w:val="single"/>
-        </w:rPr>
-        <w:t xml:space="preserve">                 </w:t>
-      </w:r>
-    </w:p>
-    <w:p>
-      <w:pPr>
-        <w:ind w:firstLine="964" w:firstLineChars="300"/>
-        <w:jc w:val="center"/>
-        <w:rPr>
-          <w:rFonts w:ascii="等线" w:hAnsi="等线" w:eastAsia="等线" w:cs="等线"/>
+        </w:rPr>
+        <w:t xml:space="preserve"> </w:t>
+      </w:r>
+      <w:r>
+        <w:rPr>
+          <w:rFonts w:hint="eastAsia" w:ascii="等线" w:hAnsi="等线" w:eastAsia="等线"/>
           <w:b/>
           <w:sz w:val="32"/>
-          <w:szCs w:val="32"/>
-        </w:rPr>
-      </w:pPr>
-      <w:r>
-        <w:rPr>
+        </w:rPr>
+        <w:t xml:space="preserve">年 </w:t>
+      </w:r>
+      <w:r>
+        <w:rPr>
+          <w:rFonts w:ascii="等线" w:hAnsi="等线" w:eastAsia="等线"/>
           <w:b/>
           <w:sz w:val="32"/>
         </w:rPr>
@@ -433,49 +686,70 @@
       </w:r>
       <w:r>
         <w:rPr>
-          <w:rFonts w:hint="eastAsia" w:ascii="等线" w:hAnsi="等线" w:eastAsia="等线" w:cs="等线"/>
+          <w:rFonts w:hint="eastAsia" w:ascii="等线" w:hAnsi="等线" w:eastAsia="等线"/>
           <w:b/>
           <w:sz w:val="32"/>
-          <w:szCs w:val="32"/>
-        </w:rPr>
-        <w:t xml:space="preserve">年 </w:t>
-      </w:r>
-      <w:r>
-        <w:rPr>
-          <w:rFonts w:ascii="等线" w:hAnsi="等线" w:eastAsia="等线" w:cs="等线"/>
+          <w:lang w:val="en-US" w:eastAsia="zh-CN"/>
+        </w:rPr>
+        <w:t>11</w:t>
+      </w:r>
+      <w:r>
+        <w:rPr>
+          <w:rFonts w:hint="eastAsia" w:ascii="等线" w:hAnsi="等线" w:eastAsia="等线"/>
           <w:b/>
           <w:sz w:val="32"/>
-          <w:szCs w:val="32"/>
-        </w:rPr>
-        <w:t xml:space="preserve">  </w:t>
-      </w:r>
-      <w:r>
-        <w:rPr>
-          <w:rFonts w:hint="eastAsia" w:ascii="等线" w:hAnsi="等线" w:eastAsia="等线" w:cs="等线"/>
+        </w:rPr>
+        <w:t xml:space="preserve"> 月 </w:t>
+      </w:r>
+      <w:r>
+        <w:rPr>
+          <w:rFonts w:hint="eastAsia" w:ascii="等线" w:hAnsi="等线" w:eastAsia="等线"/>
           <w:b/>
           <w:sz w:val="32"/>
-          <w:szCs w:val="32"/>
-        </w:rPr>
-        <w:t xml:space="preserve"> 月 </w:t>
-      </w:r>
-      <w:r>
-        <w:rPr>
-          <w:rFonts w:ascii="等线" w:hAnsi="等线" w:eastAsia="等线" w:cs="等线"/>
+          <w:lang w:val="en-US" w:eastAsia="zh-CN"/>
+        </w:rPr>
+        <w:t>14</w:t>
+      </w:r>
+      <w:r>
+        <w:rPr>
+          <w:rFonts w:ascii="等线" w:hAnsi="等线" w:eastAsia="等线"/>
           <w:b/>
           <w:sz w:val="32"/>
-          <w:szCs w:val="32"/>
-        </w:rPr>
-        <w:t xml:space="preserve">  </w:t>
-      </w:r>
-      <w:r>
-        <w:rPr>
-          <w:rFonts w:hint="eastAsia" w:ascii="等线" w:hAnsi="等线" w:eastAsia="等线" w:cs="等线"/>
+        </w:rPr>
+        <w:t xml:space="preserve"> </w:t>
+      </w:r>
+      <w:r>
+        <w:rPr>
+          <w:rFonts w:hint="eastAsia" w:ascii="等线" w:hAnsi="等线" w:eastAsia="等线"/>
           <w:b/>
           <w:sz w:val="32"/>
-          <w:szCs w:val="32"/>
-        </w:rPr>
-        <w:t xml:space="preserve"> 日</w:t>
-      </w:r>
+        </w:rPr>
+        <w:t>日</w:t>
+      </w:r>
+    </w:p>
+    <w:p>
+      <w:pPr>
+        <w:jc w:val="center"/>
+        <w:rPr>
+          <w:szCs w:val="21"/>
+        </w:rPr>
+        <w:sectPr>
+          <w:headerReference r:id="rId4" w:type="first"/>
+          <w:headerReference r:id="rId3" w:type="default"/>
+          <w:pgSz w:w="11906" w:h="16838"/>
+          <w:pgMar w:top="1440" w:right="1800" w:bottom="1440" w:left="1800" w:header="851" w:footer="992" w:gutter="0"/>
+          <w:pgBorders>
+            <w:top w:val="none" w:sz="0" w:space="0"/>
+            <w:left w:val="none" w:sz="0" w:space="0"/>
+            <w:bottom w:val="none" w:sz="0" w:space="0"/>
+            <w:right w:val="none" w:sz="0" w:space="0"/>
+          </w:pgBorders>
+          <w:pgNumType w:fmt="upperRoman" w:start="1"/>
+          <w:cols w:space="425" w:num="1"/>
+          <w:titlePg/>
+          <w:docGrid w:type="lines" w:linePitch="312" w:charSpace="0"/>
+        </w:sectPr>
+      </w:pPr>
     </w:p>
     <w:p>
       <w:pPr>
@@ -491,7 +765,7 @@
     </w:p>
     <w:p>
       <w:pPr>
-        <w:pStyle w:val="17"/>
+        <w:pStyle w:val="19"/>
         <w:tabs>
           <w:tab w:val="right" w:leader="dot" w:pos="8296"/>
         </w:tabs>
@@ -523,7 +797,7 @@
       </w:r>
       <w:r>
         <w:rPr>
-          <w:rStyle w:val="27"/>
+          <w:rStyle w:val="29"/>
           <w:b/>
           <w:bCs/>
         </w:rPr>
@@ -581,7 +855,7 @@
     </w:p>
     <w:p>
       <w:pPr>
-        <w:pStyle w:val="20"/>
+        <w:pStyle w:val="22"/>
         <w:tabs>
           <w:tab w:val="right" w:leader="dot" w:pos="8296"/>
         </w:tabs>
@@ -601,7 +875,7 @@
       </w:r>
       <w:r>
         <w:rPr>
-          <w:rStyle w:val="27"/>
+          <w:rStyle w:val="29"/>
         </w:rPr>
         <w:t>1.1编写目的</w:t>
       </w:r>
@@ -629,7 +903,7 @@
     </w:p>
     <w:p>
       <w:pPr>
-        <w:pStyle w:val="20"/>
+        <w:pStyle w:val="22"/>
         <w:tabs>
           <w:tab w:val="right" w:leader="dot" w:pos="8296"/>
         </w:tabs>
@@ -649,7 +923,7 @@
       </w:r>
       <w:r>
         <w:rPr>
-          <w:rStyle w:val="27"/>
+          <w:rStyle w:val="29"/>
         </w:rPr>
         <w:t>1.2项目背景</w:t>
       </w:r>
@@ -677,7 +951,7 @@
     </w:p>
     <w:p>
       <w:pPr>
-        <w:pStyle w:val="20"/>
+        <w:pStyle w:val="22"/>
         <w:tabs>
           <w:tab w:val="right" w:leader="dot" w:pos="8296"/>
         </w:tabs>
@@ -697,7 +971,7 @@
       </w:r>
       <w:r>
         <w:rPr>
-          <w:rStyle w:val="27"/>
+          <w:rStyle w:val="29"/>
         </w:rPr>
         <w:t>1.3术语说明（必填）</w:t>
       </w:r>
@@ -725,7 +999,7 @@
     </w:p>
     <w:p>
       <w:pPr>
-        <w:pStyle w:val="20"/>
+        <w:pStyle w:val="22"/>
         <w:tabs>
           <w:tab w:val="right" w:leader="dot" w:pos="8296"/>
         </w:tabs>
@@ -745,7 +1019,7 @@
       </w:r>
       <w:r>
         <w:rPr>
-          <w:rStyle w:val="27"/>
+          <w:rStyle w:val="29"/>
         </w:rPr>
         <w:t>1.4参考资料</w:t>
       </w:r>
@@ -773,13 +1047,13 @@
     </w:p>
     <w:p>
       <w:pPr>
-        <w:pStyle w:val="17"/>
+        <w:pStyle w:val="19"/>
         <w:tabs>
           <w:tab w:val="right" w:leader="dot" w:pos="8296"/>
         </w:tabs>
         <w:spacing w:before="120" w:after="120"/>
         <w:rPr>
-          <w:rStyle w:val="27"/>
+          <w:rStyle w:val="29"/>
         </w:rPr>
       </w:pPr>
       <w:r>
@@ -793,7 +1067,7 @@
       </w:r>
       <w:r>
         <w:rPr>
-          <w:rStyle w:val="27"/>
+          <w:rStyle w:val="29"/>
           <w:b/>
           <w:bCs/>
         </w:rPr>
@@ -801,50 +1075,50 @@
       </w:r>
       <w:r>
         <w:rPr>
-          <w:rStyle w:val="27"/>
+          <w:rStyle w:val="29"/>
         </w:rPr>
         <w:tab/>
       </w:r>
       <w:r>
         <w:rPr>
-          <w:rStyle w:val="27"/>
+          <w:rStyle w:val="29"/>
         </w:rPr>
         <w:fldChar w:fldCharType="begin"/>
       </w:r>
       <w:r>
         <w:rPr>
-          <w:rStyle w:val="27"/>
+          <w:rStyle w:val="29"/>
         </w:rPr>
         <w:instrText xml:space="preserve"> PAGEREF _Toc116050383 \h </w:instrText>
       </w:r>
       <w:r>
         <w:rPr>
-          <w:rStyle w:val="27"/>
+          <w:rStyle w:val="29"/>
         </w:rPr>
         <w:fldChar w:fldCharType="separate"/>
       </w:r>
       <w:r>
         <w:rPr>
-          <w:rStyle w:val="27"/>
+          <w:rStyle w:val="29"/>
         </w:rPr>
         <w:t>2</w:t>
       </w:r>
       <w:r>
         <w:rPr>
-          <w:rStyle w:val="27"/>
+          <w:rStyle w:val="29"/>
         </w:rPr>
         <w:fldChar w:fldCharType="end"/>
       </w:r>
       <w:r>
         <w:rPr>
-          <w:rStyle w:val="27"/>
+          <w:rStyle w:val="29"/>
         </w:rPr>
         <w:fldChar w:fldCharType="end"/>
       </w:r>
     </w:p>
     <w:p>
       <w:pPr>
-        <w:pStyle w:val="20"/>
+        <w:pStyle w:val="22"/>
         <w:tabs>
           <w:tab w:val="right" w:leader="dot" w:pos="8296"/>
         </w:tabs>
@@ -864,7 +1138,7 @@
       </w:r>
       <w:r>
         <w:rPr>
-          <w:rStyle w:val="27"/>
+          <w:rStyle w:val="29"/>
         </w:rPr>
         <w:t>2.1待开发软件的一般描述</w:t>
       </w:r>
@@ -892,7 +1166,7 @@
     </w:p>
     <w:p>
       <w:pPr>
-        <w:pStyle w:val="20"/>
+        <w:pStyle w:val="22"/>
         <w:tabs>
           <w:tab w:val="right" w:leader="dot" w:pos="8296"/>
         </w:tabs>
@@ -912,7 +1186,7 @@
       </w:r>
       <w:r>
         <w:rPr>
-          <w:rStyle w:val="27"/>
+          <w:rStyle w:val="29"/>
         </w:rPr>
         <w:t>2.2用户特征</w:t>
       </w:r>
@@ -940,7 +1214,7 @@
     </w:p>
     <w:p>
       <w:pPr>
-        <w:pStyle w:val="20"/>
+        <w:pStyle w:val="22"/>
         <w:tabs>
           <w:tab w:val="right" w:leader="dot" w:pos="8296"/>
         </w:tabs>
@@ -960,7 +1234,7 @@
       </w:r>
       <w:r>
         <w:rPr>
-          <w:rStyle w:val="27"/>
+          <w:rStyle w:val="29"/>
         </w:rPr>
         <w:t>2.3运行环境</w:t>
       </w:r>
@@ -988,13 +1262,13 @@
     </w:p>
     <w:p>
       <w:pPr>
-        <w:pStyle w:val="17"/>
+        <w:pStyle w:val="19"/>
         <w:tabs>
           <w:tab w:val="right" w:leader="dot" w:pos="8296"/>
         </w:tabs>
         <w:spacing w:before="120" w:after="120"/>
         <w:rPr>
-          <w:rStyle w:val="27"/>
+          <w:rStyle w:val="29"/>
         </w:rPr>
       </w:pPr>
       <w:r>
@@ -1008,7 +1282,7 @@
       </w:r>
       <w:r>
         <w:rPr>
-          <w:rStyle w:val="27"/>
+          <w:rStyle w:val="29"/>
           <w:b/>
           <w:bCs/>
         </w:rPr>
@@ -1016,50 +1290,50 @@
       </w:r>
       <w:r>
         <w:rPr>
-          <w:rStyle w:val="27"/>
+          <w:rStyle w:val="29"/>
         </w:rPr>
         <w:tab/>
       </w:r>
       <w:r>
         <w:rPr>
-          <w:rStyle w:val="27"/>
+          <w:rStyle w:val="29"/>
         </w:rPr>
         <w:fldChar w:fldCharType="begin"/>
       </w:r>
       <w:r>
         <w:rPr>
-          <w:rStyle w:val="27"/>
+          <w:rStyle w:val="29"/>
         </w:rPr>
         <w:instrText xml:space="preserve"> PAGEREF _Toc116050387 \h </w:instrText>
       </w:r>
       <w:r>
         <w:rPr>
-          <w:rStyle w:val="27"/>
+          <w:rStyle w:val="29"/>
         </w:rPr>
         <w:fldChar w:fldCharType="separate"/>
       </w:r>
       <w:r>
         <w:rPr>
-          <w:rStyle w:val="27"/>
+          <w:rStyle w:val="29"/>
         </w:rPr>
         <w:t>2</w:t>
       </w:r>
       <w:r>
         <w:rPr>
-          <w:rStyle w:val="27"/>
+          <w:rStyle w:val="29"/>
         </w:rPr>
         <w:fldChar w:fldCharType="end"/>
       </w:r>
       <w:r>
         <w:rPr>
-          <w:rStyle w:val="27"/>
+          <w:rStyle w:val="29"/>
         </w:rPr>
         <w:fldChar w:fldCharType="end"/>
       </w:r>
     </w:p>
     <w:p>
       <w:pPr>
-        <w:pStyle w:val="20"/>
+        <w:pStyle w:val="22"/>
         <w:tabs>
           <w:tab w:val="right" w:leader="dot" w:pos="8296"/>
         </w:tabs>
@@ -1079,7 +1353,7 @@
       </w:r>
       <w:r>
         <w:rPr>
-          <w:rStyle w:val="27"/>
+          <w:rStyle w:val="29"/>
         </w:rPr>
         <w:t>3.1静态数据</w:t>
       </w:r>
@@ -1107,7 +1381,7 @@
     </w:p>
     <w:p>
       <w:pPr>
-        <w:pStyle w:val="20"/>
+        <w:pStyle w:val="22"/>
         <w:tabs>
           <w:tab w:val="right" w:leader="dot" w:pos="8296"/>
         </w:tabs>
@@ -1127,7 +1401,7 @@
       </w:r>
       <w:r>
         <w:rPr>
-          <w:rStyle w:val="27"/>
+          <w:rStyle w:val="29"/>
         </w:rPr>
         <w:t>3.2动态数据</w:t>
       </w:r>
@@ -1155,7 +1429,7 @@
     </w:p>
     <w:p>
       <w:pPr>
-        <w:pStyle w:val="20"/>
+        <w:pStyle w:val="22"/>
         <w:tabs>
           <w:tab w:val="right" w:leader="dot" w:pos="8296"/>
         </w:tabs>
@@ -1175,7 +1449,7 @@
       </w:r>
       <w:r>
         <w:rPr>
-          <w:rStyle w:val="27"/>
+          <w:rStyle w:val="29"/>
         </w:rPr>
         <w:t>3.3内部生成数据</w:t>
       </w:r>
@@ -1203,7 +1477,7 @@
     </w:p>
     <w:p>
       <w:pPr>
-        <w:pStyle w:val="20"/>
+        <w:pStyle w:val="22"/>
         <w:tabs>
           <w:tab w:val="right" w:leader="dot" w:pos="8296"/>
         </w:tabs>
@@ -1223,13 +1497,13 @@
       </w:r>
       <w:r>
         <w:rPr>
-          <w:rStyle w:val="27"/>
+          <w:rStyle w:val="29"/>
         </w:rPr>
         <w:t>3.4业务功能模块</w:t>
       </w:r>
       <w:r>
         <w:rPr>
-          <w:rStyle w:val="27"/>
+          <w:rStyle w:val="29"/>
           <w:rFonts w:ascii="宋体" w:hAnsi="宋体"/>
           <w:kern w:val="44"/>
         </w:rPr>
@@ -1237,7 +1511,7 @@
       </w:r>
       <w:r>
         <w:rPr>
-          <w:rStyle w:val="27"/>
+          <w:rStyle w:val="29"/>
         </w:rPr>
         <w:t>（必填）</w:t>
       </w:r>
@@ -1265,7 +1539,7 @@
     </w:p>
     <w:p>
       <w:pPr>
-        <w:pStyle w:val="20"/>
+        <w:pStyle w:val="22"/>
         <w:tabs>
           <w:tab w:val="right" w:leader="dot" w:pos="8296"/>
         </w:tabs>
@@ -1285,7 +1559,7 @@
       </w:r>
       <w:r>
         <w:rPr>
-          <w:rStyle w:val="27"/>
+          <w:rStyle w:val="29"/>
         </w:rPr>
         <w:t>3.5数据词典（必填）</w:t>
       </w:r>
@@ -1313,13 +1587,13 @@
     </w:p>
     <w:p>
       <w:pPr>
-        <w:pStyle w:val="17"/>
+        <w:pStyle w:val="19"/>
         <w:tabs>
           <w:tab w:val="right" w:leader="dot" w:pos="8296"/>
         </w:tabs>
         <w:spacing w:before="120" w:after="120"/>
         <w:rPr>
-          <w:rStyle w:val="27"/>
+          <w:rStyle w:val="29"/>
         </w:rPr>
       </w:pPr>
       <w:r>
@@ -1333,7 +1607,7 @@
       </w:r>
       <w:r>
         <w:rPr>
-          <w:rStyle w:val="27"/>
+          <w:rStyle w:val="29"/>
           <w:b/>
           <w:bCs/>
         </w:rPr>
@@ -1341,56 +1615,56 @@
       </w:r>
       <w:r>
         <w:rPr>
-          <w:rStyle w:val="27"/>
+          <w:rStyle w:val="29"/>
         </w:rPr>
         <w:tab/>
       </w:r>
       <w:r>
         <w:rPr>
-          <w:rStyle w:val="27"/>
+          <w:rStyle w:val="29"/>
         </w:rPr>
         <w:fldChar w:fldCharType="begin"/>
       </w:r>
       <w:r>
         <w:rPr>
-          <w:rStyle w:val="27"/>
+          <w:rStyle w:val="29"/>
         </w:rPr>
         <w:instrText xml:space="preserve"> PAGEREF _Toc116050393 \h </w:instrText>
       </w:r>
       <w:r>
         <w:rPr>
-          <w:rStyle w:val="27"/>
+          <w:rStyle w:val="29"/>
         </w:rPr>
         <w:fldChar w:fldCharType="separate"/>
       </w:r>
       <w:r>
         <w:rPr>
-          <w:rStyle w:val="27"/>
+          <w:rStyle w:val="29"/>
         </w:rPr>
         <w:t>3</w:t>
       </w:r>
       <w:r>
         <w:rPr>
-          <w:rStyle w:val="27"/>
+          <w:rStyle w:val="29"/>
         </w:rPr>
         <w:fldChar w:fldCharType="end"/>
       </w:r>
       <w:r>
         <w:rPr>
-          <w:rStyle w:val="27"/>
+          <w:rStyle w:val="29"/>
         </w:rPr>
         <w:fldChar w:fldCharType="end"/>
       </w:r>
     </w:p>
     <w:p>
       <w:pPr>
-        <w:pStyle w:val="17"/>
+        <w:pStyle w:val="19"/>
         <w:tabs>
           <w:tab w:val="right" w:leader="dot" w:pos="8296"/>
         </w:tabs>
         <w:spacing w:before="120" w:after="120"/>
         <w:rPr>
-          <w:rStyle w:val="27"/>
+          <w:rStyle w:val="29"/>
         </w:rPr>
       </w:pPr>
       <w:r>
@@ -1404,7 +1678,7 @@
       </w:r>
       <w:r>
         <w:rPr>
-          <w:rStyle w:val="27"/>
+          <w:rStyle w:val="29"/>
           <w:b/>
           <w:bCs/>
         </w:rPr>
@@ -1412,50 +1686,50 @@
       </w:r>
       <w:r>
         <w:rPr>
-          <w:rStyle w:val="27"/>
+          <w:rStyle w:val="29"/>
         </w:rPr>
         <w:tab/>
       </w:r>
       <w:r>
         <w:rPr>
-          <w:rStyle w:val="27"/>
+          <w:rStyle w:val="29"/>
         </w:rPr>
         <w:fldChar w:fldCharType="begin"/>
       </w:r>
       <w:r>
         <w:rPr>
-          <w:rStyle w:val="27"/>
+          <w:rStyle w:val="29"/>
         </w:rPr>
         <w:instrText xml:space="preserve"> PAGEREF _Toc116050394 \h </w:instrText>
       </w:r>
       <w:r>
         <w:rPr>
-          <w:rStyle w:val="27"/>
+          <w:rStyle w:val="29"/>
         </w:rPr>
         <w:fldChar w:fldCharType="separate"/>
       </w:r>
       <w:r>
         <w:rPr>
-          <w:rStyle w:val="27"/>
+          <w:rStyle w:val="29"/>
         </w:rPr>
         <w:t>3</w:t>
       </w:r>
       <w:r>
         <w:rPr>
-          <w:rStyle w:val="27"/>
+          <w:rStyle w:val="29"/>
         </w:rPr>
         <w:fldChar w:fldCharType="end"/>
       </w:r>
       <w:r>
         <w:rPr>
-          <w:rStyle w:val="27"/>
+          <w:rStyle w:val="29"/>
         </w:rPr>
         <w:fldChar w:fldCharType="end"/>
       </w:r>
     </w:p>
     <w:p>
       <w:pPr>
-        <w:pStyle w:val="20"/>
+        <w:pStyle w:val="22"/>
         <w:tabs>
           <w:tab w:val="right" w:leader="dot" w:pos="8296"/>
         </w:tabs>
@@ -1475,7 +1749,7 @@
       </w:r>
       <w:r>
         <w:rPr>
-          <w:rStyle w:val="27"/>
+          <w:rStyle w:val="29"/>
         </w:rPr>
         <w:t>5.1并发性</w:t>
       </w:r>
@@ -1503,7 +1777,7 @@
     </w:p>
     <w:p>
       <w:pPr>
-        <w:pStyle w:val="20"/>
+        <w:pStyle w:val="22"/>
         <w:tabs>
           <w:tab w:val="right" w:leader="dot" w:pos="8296"/>
         </w:tabs>
@@ -1523,7 +1797,7 @@
       </w:r>
       <w:r>
         <w:rPr>
-          <w:rStyle w:val="27"/>
+          <w:rStyle w:val="29"/>
         </w:rPr>
         <w:t>5.2容错要求</w:t>
       </w:r>
@@ -1551,7 +1825,7 @@
     </w:p>
     <w:p>
       <w:pPr>
-        <w:pStyle w:val="20"/>
+        <w:pStyle w:val="22"/>
         <w:tabs>
           <w:tab w:val="right" w:leader="dot" w:pos="8296"/>
         </w:tabs>
@@ -1571,7 +1845,7 @@
       </w:r>
       <w:r>
         <w:rPr>
-          <w:rStyle w:val="27"/>
+          <w:rStyle w:val="29"/>
         </w:rPr>
         <w:t>5.3时间特性</w:t>
       </w:r>
@@ -1599,7 +1873,7 @@
     </w:p>
     <w:p>
       <w:pPr>
-        <w:pStyle w:val="20"/>
+        <w:pStyle w:val="22"/>
         <w:tabs>
           <w:tab w:val="right" w:leader="dot" w:pos="8296"/>
         </w:tabs>
@@ -1619,7 +1893,7 @@
       </w:r>
       <w:r>
         <w:rPr>
-          <w:rStyle w:val="27"/>
+          <w:rStyle w:val="29"/>
         </w:rPr>
         <w:t>5.4适应性</w:t>
       </w:r>
@@ -1647,7 +1921,7 @@
     </w:p>
     <w:p>
       <w:pPr>
-        <w:pStyle w:val="17"/>
+        <w:pStyle w:val="19"/>
         <w:tabs>
           <w:tab w:val="right" w:leader="dot" w:pos="8296"/>
         </w:tabs>
@@ -1670,7 +1944,7 @@
       </w:r>
       <w:r>
         <w:rPr>
-          <w:rStyle w:val="27"/>
+          <w:rStyle w:val="29"/>
           <w:b/>
           <w:bCs/>
         </w:rPr>
@@ -1728,7 +2002,7 @@
     </w:p>
     <w:p>
       <w:pPr>
-        <w:pStyle w:val="20"/>
+        <w:pStyle w:val="22"/>
         <w:tabs>
           <w:tab w:val="right" w:leader="dot" w:pos="8296"/>
         </w:tabs>
@@ -1748,7 +2022,7 @@
       </w:r>
       <w:r>
         <w:rPr>
-          <w:rStyle w:val="27"/>
+          <w:rStyle w:val="29"/>
         </w:rPr>
         <w:t>6.1正确性</w:t>
       </w:r>
@@ -1776,7 +2050,7 @@
     </w:p>
     <w:p>
       <w:pPr>
-        <w:pStyle w:val="20"/>
+        <w:pStyle w:val="22"/>
         <w:tabs>
           <w:tab w:val="right" w:leader="dot" w:pos="8296"/>
         </w:tabs>
@@ -1796,7 +2070,7 @@
       </w:r>
       <w:r>
         <w:rPr>
-          <w:rStyle w:val="27"/>
+          <w:rStyle w:val="29"/>
         </w:rPr>
         <w:t>6.2可靠性</w:t>
       </w:r>
@@ -1824,7 +2098,7 @@
     </w:p>
     <w:p>
       <w:pPr>
-        <w:pStyle w:val="20"/>
+        <w:pStyle w:val="22"/>
         <w:tabs>
           <w:tab w:val="right" w:leader="dot" w:pos="8296"/>
         </w:tabs>
@@ -1844,7 +2118,7 @@
       </w:r>
       <w:r>
         <w:rPr>
-          <w:rStyle w:val="27"/>
+          <w:rStyle w:val="29"/>
         </w:rPr>
         <w:t>6.3效率</w:t>
       </w:r>
@@ -1872,7 +2146,7 @@
     </w:p>
     <w:p>
       <w:pPr>
-        <w:pStyle w:val="20"/>
+        <w:pStyle w:val="22"/>
         <w:tabs>
           <w:tab w:val="right" w:leader="dot" w:pos="8296"/>
         </w:tabs>
@@ -1892,7 +2166,7 @@
       </w:r>
       <w:r>
         <w:rPr>
-          <w:rStyle w:val="27"/>
+          <w:rStyle w:val="29"/>
         </w:rPr>
         <w:t>6.4完整性</w:t>
       </w:r>
@@ -1920,7 +2194,7 @@
     </w:p>
     <w:p>
       <w:pPr>
-        <w:pStyle w:val="20"/>
+        <w:pStyle w:val="22"/>
         <w:tabs>
           <w:tab w:val="right" w:leader="dot" w:pos="8296"/>
         </w:tabs>
@@ -1940,7 +2214,7 @@
       </w:r>
       <w:r>
         <w:rPr>
-          <w:rStyle w:val="27"/>
+          <w:rStyle w:val="29"/>
         </w:rPr>
         <w:t>6.5易使用性</w:t>
       </w:r>
@@ -1968,7 +2242,7 @@
     </w:p>
     <w:p>
       <w:pPr>
-        <w:pStyle w:val="20"/>
+        <w:pStyle w:val="22"/>
         <w:tabs>
           <w:tab w:val="right" w:leader="dot" w:pos="8296"/>
         </w:tabs>
@@ -1988,7 +2262,7 @@
       </w:r>
       <w:r>
         <w:rPr>
-          <w:rStyle w:val="27"/>
+          <w:rStyle w:val="29"/>
         </w:rPr>
         <w:t>6.6可维护性</w:t>
       </w:r>
@@ -2016,7 +2290,7 @@
     </w:p>
     <w:p>
       <w:pPr>
-        <w:pStyle w:val="20"/>
+        <w:pStyle w:val="22"/>
         <w:tabs>
           <w:tab w:val="right" w:leader="dot" w:pos="8296"/>
         </w:tabs>
@@ -2036,7 +2310,7 @@
       </w:r>
       <w:r>
         <w:rPr>
-          <w:rStyle w:val="27"/>
+          <w:rStyle w:val="29"/>
         </w:rPr>
         <w:t>6.7可测试性</w:t>
       </w:r>
@@ -2064,7 +2338,7 @@
     </w:p>
     <w:p>
       <w:pPr>
-        <w:pStyle w:val="20"/>
+        <w:pStyle w:val="22"/>
         <w:tabs>
           <w:tab w:val="right" w:leader="dot" w:pos="8296"/>
         </w:tabs>
@@ -2084,7 +2358,7 @@
       </w:r>
       <w:r>
         <w:rPr>
-          <w:rStyle w:val="27"/>
+          <w:rStyle w:val="29"/>
         </w:rPr>
         <w:t>6.8复用性</w:t>
       </w:r>
@@ -2112,7 +2386,7 @@
     </w:p>
     <w:p>
       <w:pPr>
-        <w:pStyle w:val="20"/>
+        <w:pStyle w:val="22"/>
         <w:tabs>
           <w:tab w:val="right" w:leader="dot" w:pos="8296"/>
         </w:tabs>
@@ -2132,7 +2406,7 @@
       </w:r>
       <w:r>
         <w:rPr>
-          <w:rStyle w:val="27"/>
+          <w:rStyle w:val="29"/>
         </w:rPr>
         <w:t>6.9安全保密性</w:t>
       </w:r>
@@ -2160,7 +2434,7 @@
     </w:p>
     <w:p>
       <w:pPr>
-        <w:pStyle w:val="20"/>
+        <w:pStyle w:val="22"/>
         <w:tabs>
           <w:tab w:val="right" w:leader="dot" w:pos="8296"/>
         </w:tabs>
@@ -2180,7 +2454,7 @@
       </w:r>
       <w:r>
         <w:rPr>
-          <w:rStyle w:val="27"/>
+          <w:rStyle w:val="29"/>
         </w:rPr>
         <w:t>6.10可理解性</w:t>
       </w:r>
@@ -2208,7 +2482,7 @@
     </w:p>
     <w:p>
       <w:pPr>
-        <w:pStyle w:val="20"/>
+        <w:pStyle w:val="22"/>
         <w:tabs>
           <w:tab w:val="right" w:leader="dot" w:pos="8296"/>
         </w:tabs>
@@ -2228,7 +2502,7 @@
       </w:r>
       <w:r>
         <w:rPr>
-          <w:rStyle w:val="27"/>
+          <w:rStyle w:val="29"/>
         </w:rPr>
         <w:t>6.11可移植性</w:t>
       </w:r>
@@ -2256,7 +2530,7 @@
     </w:p>
     <w:p>
       <w:pPr>
-        <w:pStyle w:val="20"/>
+        <w:pStyle w:val="22"/>
         <w:tabs>
           <w:tab w:val="right" w:leader="dot" w:pos="8296"/>
         </w:tabs>
@@ -2276,7 +2550,7 @@
       </w:r>
       <w:r>
         <w:rPr>
-          <w:rStyle w:val="27"/>
+          <w:rStyle w:val="29"/>
         </w:rPr>
         <w:t>6.12互联性</w:t>
       </w:r>
@@ -2304,7 +2578,7 @@
     </w:p>
     <w:p>
       <w:pPr>
-        <w:pStyle w:val="17"/>
+        <w:pStyle w:val="19"/>
         <w:tabs>
           <w:tab w:val="right" w:leader="dot" w:pos="8296"/>
         </w:tabs>
@@ -2327,7 +2601,7 @@
       </w:r>
       <w:r>
         <w:rPr>
-          <w:rStyle w:val="27"/>
+          <w:rStyle w:val="29"/>
           <w:b/>
           <w:bCs/>
         </w:rPr>
@@ -2385,7 +2659,7 @@
     </w:p>
     <w:p>
       <w:pPr>
-        <w:pStyle w:val="17"/>
+        <w:pStyle w:val="19"/>
         <w:tabs>
           <w:tab w:val="right" w:leader="dot" w:pos="8296"/>
         </w:tabs>
@@ -2408,7 +2682,7 @@
       </w:r>
       <w:r>
         <w:rPr>
-          <w:rStyle w:val="27"/>
+          <w:rStyle w:val="29"/>
           <w:b/>
           <w:bCs/>
         </w:rPr>
@@ -2466,7 +2740,7 @@
     </w:p>
     <w:p>
       <w:pPr>
-        <w:pStyle w:val="20"/>
+        <w:pStyle w:val="22"/>
         <w:tabs>
           <w:tab w:val="right" w:leader="dot" w:pos="8296"/>
         </w:tabs>
@@ -2486,7 +2760,7 @@
       </w:r>
       <w:r>
         <w:rPr>
-          <w:rStyle w:val="27"/>
+          <w:rStyle w:val="29"/>
         </w:rPr>
         <w:t>8.1尚未解决的问题（可选）</w:t>
       </w:r>
@@ -2514,7 +2788,7 @@
     </w:p>
     <w:p>
       <w:pPr>
-        <w:pStyle w:val="20"/>
+        <w:pStyle w:val="22"/>
         <w:tabs>
           <w:tab w:val="right" w:leader="dot" w:pos="8296"/>
         </w:tabs>
@@ -2534,7 +2808,7 @@
       </w:r>
       <w:r>
         <w:rPr>
-          <w:rStyle w:val="27"/>
+          <w:rStyle w:val="29"/>
         </w:rPr>
         <w:t>8.2注解（可选）</w:t>
       </w:r>
@@ -2563,7 +2837,7 @@
     <w:p>
       <w:pPr>
         <w:sectPr>
-          <w:headerReference r:id="rId3" w:type="default"/>
+          <w:headerReference r:id="rId5" w:type="default"/>
           <w:pgSz w:w="11906" w:h="16838"/>
           <w:pgMar w:top="1440" w:right="1800" w:bottom="1440" w:left="1800" w:header="851" w:footer="992" w:gutter="0"/>
           <w:cols w:space="425" w:num="1"/>
@@ -3210,7 +3484,7 @@
     </w:p>
     <w:tbl>
       <w:tblPr>
-        <w:tblStyle w:val="23"/>
+        <w:tblStyle w:val="25"/>
         <w:tblW w:w="9010" w:type="dxa"/>
         <w:tblInd w:w="0" w:type="dxa"/>
         <w:tblBorders>
@@ -3927,8 +4201,6 @@
               </w:rPr>
               <w:t>候选人发出的、确认雇佣意向的正式线上通知。</w:t>
             </w:r>
-            <w:bookmarkStart w:id="60" w:name="_GoBack"/>
-            <w:bookmarkEnd w:id="60"/>
           </w:p>
         </w:tc>
       </w:tr>
@@ -4136,7 +4408,7 @@
     </w:p>
     <w:tbl>
       <w:tblPr>
-        <w:tblStyle w:val="24"/>
+        <w:tblStyle w:val="26"/>
         <w:tblW w:w="6708" w:type="dxa"/>
         <w:tblInd w:w="0" w:type="dxa"/>
         <w:tblBorders>
@@ -4475,7 +4747,7 @@
     </w:p>
     <w:tbl>
       <w:tblPr>
-        <w:tblStyle w:val="24"/>
+        <w:tblStyle w:val="26"/>
         <w:tblW w:w="6708" w:type="dxa"/>
         <w:tblInd w:w="0" w:type="dxa"/>
         <w:tblBorders>
@@ -4925,17 +5197,5075 @@
     </w:p>
     <w:p>
       <w:pPr>
-        <w:ind w:firstLine="420"/>
-        <w:rPr>
+        <w:pStyle w:val="3"/>
+        <w:bidi w:val="0"/>
+        <w:rPr>
+          <w:rFonts w:hint="eastAsia"/>
+        </w:rPr>
+      </w:pPr>
+      <w:r>
+        <w:rPr>
+          <w:rFonts w:hint="eastAsia"/>
+        </w:rPr>
+        <w:t>4.</w:t>
+      </w:r>
+      <w:r>
+        <w:rPr>
+          <w:rFonts w:hint="eastAsia"/>
+          <w:lang w:val="en-US" w:eastAsia="zh-CN"/>
+        </w:rPr>
+        <w:t>1</w:t>
+      </w:r>
+      <w:r>
+        <w:rPr>
+          <w:rFonts w:hint="eastAsia"/>
+        </w:rPr>
+        <w:t xml:space="preserve"> 用户账户</w:t>
+      </w:r>
+      <w:r>
+        <w:rPr>
+          <w:rFonts w:hint="eastAsia"/>
+          <w:lang w:val="en-US" w:eastAsia="zh-CN"/>
+        </w:rPr>
+        <w:t>及权限</w:t>
+      </w:r>
+      <w:r>
+        <w:rPr>
+          <w:rFonts w:hint="eastAsia"/>
+        </w:rPr>
+        <w:t xml:space="preserve">管理 </w:t>
+      </w:r>
+    </w:p>
+    <w:p>
+      <w:pPr>
+        <w:pStyle w:val="5"/>
+        <w:bidi w:val="0"/>
+        <w:rPr>
+          <w:rFonts w:hint="eastAsia"/>
+        </w:rPr>
+      </w:pPr>
+      <w:r>
+        <w:rPr>
+          <w:rFonts w:hint="eastAsia"/>
+        </w:rPr>
+        <w:t>4.</w:t>
+      </w:r>
+      <w:r>
+        <w:rPr>
+          <w:rFonts w:hint="eastAsia"/>
+          <w:lang w:val="en-US" w:eastAsia="zh-CN"/>
+        </w:rPr>
+        <w:t>1</w:t>
+      </w:r>
+      <w:r>
+        <w:rPr>
+          <w:rFonts w:hint="eastAsia"/>
+        </w:rPr>
+        <w:t>.1 系统详细描述</w:t>
+      </w:r>
+    </w:p>
+    <w:p>
+      <w:pPr>
+        <w:ind w:firstLine="480" w:firstLineChars="200"/>
+        <w:rPr>
+          <w:rFonts w:hint="eastAsia"/>
+        </w:rPr>
+      </w:pPr>
+      <w:r>
+        <w:rPr>
+          <w:rFonts w:hint="eastAsia" w:ascii="Arial" w:hAnsi="Arial"/>
           <w:sz w:val="24"/>
         </w:rPr>
-      </w:pPr>
-      <w:r>
+        <w:t>该分系统是企业招聘软件的核心基础模块，承担全平台用户生命周期管理与操作权限精细化管控的核心职责。模块覆盖企业端与求职者端两类用户群体，实现用户信息录入、维护、查询、状态管控，以及基于角色的权限分配、变更、审计全流程数字化管理。</w:t>
+      </w:r>
+    </w:p>
+    <w:p>
+      <w:pPr>
+        <w:pStyle w:val="5"/>
+        <w:bidi w:val="0"/>
         <w:rPr>
           <w:rFonts w:hint="eastAsia"/>
-          <w:sz w:val="24"/>
-        </w:rPr>
-        <w:t>列举出所开发的软件能实现的全部功能，可采用文字、图表或数学公式等多种方法进行描述。</w:t>
+        </w:rPr>
+      </w:pPr>
+      <w:r>
+        <w:rPr>
+          <w:rFonts w:hint="eastAsia"/>
+        </w:rPr>
+        <w:t>4.</w:t>
+      </w:r>
+      <w:r>
+        <w:rPr>
+          <w:rFonts w:hint="eastAsia"/>
+          <w:lang w:val="en-US" w:eastAsia="zh-CN"/>
+        </w:rPr>
+        <w:t>1</w:t>
+      </w:r>
+      <w:r>
+        <w:rPr>
+          <w:rFonts w:hint="eastAsia"/>
+        </w:rPr>
+        <w:t>.2 系统功能的时序</w:t>
+      </w:r>
+    </w:p>
+    <w:p>
+      <w:pPr>
+        <w:pStyle w:val="7"/>
+        <w:keepNext w:val="0"/>
+        <w:keepLines w:val="0"/>
+        <w:pageBreakBefore w:val="0"/>
+        <w:widowControl w:val="0"/>
+        <w:kinsoku/>
+        <w:wordWrap/>
+        <w:overflowPunct/>
+        <w:topLinePunct w:val="0"/>
+        <w:autoSpaceDE/>
+        <w:autoSpaceDN/>
+        <w:bidi w:val="0"/>
+        <w:adjustRightInd/>
+        <w:snapToGrid/>
+        <w:textAlignment w:val="auto"/>
+        <w:rPr>
+          <w:rFonts w:hint="eastAsia" w:ascii="宋体" w:hAnsi="宋体" w:eastAsia="宋体" w:cs="宋体"/>
+          <w:b w:val="0"/>
+          <w:bCs/>
+        </w:rPr>
+      </w:pPr>
+      <w:r>
+        <w:rPr>
+          <w:rFonts w:hint="eastAsia" w:ascii="宋体" w:hAnsi="宋体" w:eastAsia="宋体" w:cs="宋体"/>
+          <w:b w:val="0"/>
+          <w:bCs/>
+        </w:rPr>
+        <w:t>用户注册/创建→</w:t>
+      </w:r>
+      <w:r>
+        <w:rPr>
+          <w:rFonts w:hint="eastAsia" w:ascii="宋体" w:hAnsi="宋体" w:eastAsia="宋体" w:cs="宋体"/>
+          <w:b w:val="0"/>
+          <w:bCs/>
+          <w:lang w:val="en-US" w:eastAsia="zh-CN"/>
+        </w:rPr>
+        <w:t>分配权限</w:t>
+      </w:r>
+      <w:r>
+        <w:rPr>
+          <w:rFonts w:hint="eastAsia" w:ascii="宋体" w:hAnsi="宋体" w:eastAsia="宋体" w:cs="宋体"/>
+          <w:b w:val="0"/>
+          <w:bCs/>
+        </w:rPr>
+        <w:t>→</w:t>
+      </w:r>
+      <w:r>
+        <w:rPr>
+          <w:rFonts w:hint="eastAsia" w:ascii="宋体" w:hAnsi="宋体" w:eastAsia="宋体" w:cs="宋体"/>
+          <w:b w:val="0"/>
+          <w:bCs/>
+          <w:lang w:val="en-US" w:eastAsia="zh-CN"/>
+        </w:rPr>
+        <w:t>登录</w:t>
+      </w:r>
+      <w:r>
+        <w:rPr>
+          <w:rFonts w:hint="eastAsia" w:ascii="宋体" w:hAnsi="宋体" w:eastAsia="宋体" w:cs="宋体"/>
+          <w:b w:val="0"/>
+          <w:bCs/>
+        </w:rPr>
+        <w:t>→信息完善</w:t>
+      </w:r>
+    </w:p>
+    <w:p>
+      <w:pPr>
+        <w:pStyle w:val="5"/>
+        <w:bidi w:val="0"/>
+        <w:rPr>
+          <w:rFonts w:hint="eastAsia"/>
+        </w:rPr>
+      </w:pPr>
+      <w:r>
+        <w:rPr>
+          <w:rFonts w:hint="eastAsia"/>
+        </w:rPr>
+        <w:t>4.</w:t>
+      </w:r>
+      <w:r>
+        <w:rPr>
+          <w:rFonts w:hint="eastAsia"/>
+          <w:lang w:val="en-US" w:eastAsia="zh-CN"/>
+        </w:rPr>
+        <w:t>1.3</w:t>
+      </w:r>
+      <w:r>
+        <w:rPr>
+          <w:rFonts w:hint="eastAsia"/>
+        </w:rPr>
+        <w:t xml:space="preserve"> 功能要求</w:t>
+      </w:r>
+    </w:p>
+    <w:p>
+      <w:pPr>
+        <w:pStyle w:val="7"/>
+        <w:keepNext w:val="0"/>
+        <w:keepLines w:val="0"/>
+        <w:pageBreakBefore w:val="0"/>
+        <w:widowControl w:val="0"/>
+        <w:numPr>
+          <w:ilvl w:val="0"/>
+          <w:numId w:val="3"/>
+        </w:numPr>
+        <w:kinsoku/>
+        <w:wordWrap/>
+        <w:overflowPunct/>
+        <w:topLinePunct w:val="0"/>
+        <w:autoSpaceDE/>
+        <w:autoSpaceDN/>
+        <w:bidi w:val="0"/>
+        <w:adjustRightInd/>
+        <w:snapToGrid/>
+        <w:ind w:left="425" w:leftChars="0" w:hanging="425" w:firstLineChars="0"/>
+        <w:textAlignment w:val="auto"/>
+        <w:rPr>
+          <w:rFonts w:hint="eastAsia" w:ascii="宋体" w:hAnsi="宋体" w:eastAsia="宋体" w:cs="宋体"/>
+          <w:b w:val="0"/>
+          <w:bCs/>
+        </w:rPr>
+      </w:pPr>
+      <w:r>
+        <w:rPr>
+          <w:rFonts w:hint="eastAsia" w:ascii="宋体" w:hAnsi="宋体" w:eastAsia="宋体" w:cs="宋体"/>
+          <w:b w:val="0"/>
+          <w:bCs/>
+        </w:rPr>
+        <w:t>用户创建与注册</w:t>
+      </w:r>
+      <w:r>
+        <w:rPr>
+          <w:rFonts w:hint="eastAsia" w:ascii="宋体" w:hAnsi="宋体" w:eastAsia="宋体" w:cs="宋体"/>
+          <w:b w:val="0"/>
+          <w:bCs/>
+        </w:rPr>
+        <w:br w:type="textWrapping"/>
+      </w:r>
+      <w:r>
+        <w:rPr>
+          <w:rFonts w:hint="eastAsia" w:ascii="宋体" w:hAnsi="宋体" w:eastAsia="宋体" w:cs="宋体"/>
+          <w:b w:val="0"/>
+          <w:bCs/>
+        </w:rPr>
+        <w:t>企业端用户由管理员创建，用户ID自动生成；求职者自主注册，需填写用户名、登录账号、密码、姓名、联系方式、邮箱，完成注册后账号状态为"待完善"。</w:t>
+      </w:r>
+    </w:p>
+    <w:p>
+      <w:pPr>
+        <w:pStyle w:val="7"/>
+        <w:keepNext w:val="0"/>
+        <w:keepLines w:val="0"/>
+        <w:pageBreakBefore w:val="0"/>
+        <w:widowControl w:val="0"/>
+        <w:numPr>
+          <w:ilvl w:val="0"/>
+          <w:numId w:val="3"/>
+        </w:numPr>
+        <w:kinsoku/>
+        <w:wordWrap/>
+        <w:overflowPunct/>
+        <w:topLinePunct w:val="0"/>
+        <w:autoSpaceDE/>
+        <w:autoSpaceDN/>
+        <w:bidi w:val="0"/>
+        <w:adjustRightInd/>
+        <w:snapToGrid/>
+        <w:ind w:left="425" w:leftChars="0" w:hanging="425" w:firstLineChars="0"/>
+        <w:textAlignment w:val="auto"/>
+        <w:rPr>
+          <w:rFonts w:hint="eastAsia" w:ascii="宋体" w:hAnsi="宋体" w:eastAsia="宋体" w:cs="宋体"/>
+          <w:b w:val="0"/>
+          <w:bCs/>
+        </w:rPr>
+      </w:pPr>
+      <w:r>
+        <w:rPr>
+          <w:rFonts w:hint="eastAsia" w:ascii="宋体" w:hAnsi="宋体" w:eastAsia="宋体" w:cs="宋体"/>
+          <w:b w:val="0"/>
+          <w:bCs/>
+        </w:rPr>
+        <w:t>信息完善与编辑</w:t>
+      </w:r>
+      <w:r>
+        <w:rPr>
+          <w:rFonts w:hint="eastAsia" w:ascii="宋体" w:hAnsi="宋体" w:eastAsia="宋体" w:cs="宋体"/>
+          <w:b w:val="0"/>
+          <w:bCs/>
+        </w:rPr>
+        <w:br w:type="textWrapping"/>
+      </w:r>
+      <w:r>
+        <w:rPr>
+          <w:rFonts w:hint="eastAsia" w:ascii="宋体" w:hAnsi="宋体" w:eastAsia="宋体" w:cs="宋体"/>
+          <w:b w:val="0"/>
+          <w:bCs/>
+        </w:rPr>
+        <w:t>所有用户可修改个人联系方式、邮箱等信息，求职者可补充简历、求职意向等内容，系统实时更新信息完善度。</w:t>
+      </w:r>
+    </w:p>
+    <w:p>
+      <w:pPr>
+        <w:pStyle w:val="7"/>
+        <w:keepNext w:val="0"/>
+        <w:keepLines w:val="0"/>
+        <w:pageBreakBefore w:val="0"/>
+        <w:widowControl w:val="0"/>
+        <w:numPr>
+          <w:ilvl w:val="0"/>
+          <w:numId w:val="3"/>
+        </w:numPr>
+        <w:kinsoku/>
+        <w:wordWrap/>
+        <w:overflowPunct/>
+        <w:topLinePunct w:val="0"/>
+        <w:autoSpaceDE/>
+        <w:autoSpaceDN/>
+        <w:bidi w:val="0"/>
+        <w:adjustRightInd/>
+        <w:snapToGrid/>
+        <w:ind w:left="425" w:leftChars="0" w:hanging="425" w:firstLineChars="0"/>
+        <w:textAlignment w:val="auto"/>
+        <w:rPr>
+          <w:rFonts w:hint="eastAsia" w:ascii="宋体" w:hAnsi="宋体" w:eastAsia="宋体" w:cs="宋体"/>
+          <w:b w:val="0"/>
+          <w:bCs/>
+        </w:rPr>
+      </w:pPr>
+      <w:r>
+        <w:rPr>
+          <w:rFonts w:hint="eastAsia" w:ascii="宋体" w:hAnsi="宋体" w:eastAsia="宋体" w:cs="宋体"/>
+          <w:b w:val="0"/>
+          <w:bCs/>
+        </w:rPr>
+        <w:t>用户状态管控</w:t>
+      </w:r>
+      <w:r>
+        <w:rPr>
+          <w:rFonts w:hint="eastAsia" w:ascii="宋体" w:hAnsi="宋体" w:eastAsia="宋体" w:cs="宋体"/>
+          <w:b w:val="0"/>
+          <w:bCs/>
+        </w:rPr>
+        <w:br w:type="textWrapping"/>
+      </w:r>
+      <w:r>
+        <w:rPr>
+          <w:rFonts w:hint="eastAsia" w:ascii="宋体" w:hAnsi="宋体" w:eastAsia="宋体" w:cs="宋体"/>
+          <w:b w:val="0"/>
+          <w:bCs/>
+        </w:rPr>
+        <w:t>管理员可对企业端用户执行禁用操作，禁用后账号无法登录；仅允许删除未完善信息且无业务记录的账号。</w:t>
+      </w:r>
+    </w:p>
+    <w:p>
+      <w:pPr>
+        <w:pStyle w:val="7"/>
+        <w:keepNext w:val="0"/>
+        <w:keepLines w:val="0"/>
+        <w:pageBreakBefore w:val="0"/>
+        <w:widowControl w:val="0"/>
+        <w:numPr>
+          <w:ilvl w:val="0"/>
+          <w:numId w:val="3"/>
+        </w:numPr>
+        <w:kinsoku/>
+        <w:wordWrap/>
+        <w:overflowPunct/>
+        <w:topLinePunct w:val="0"/>
+        <w:autoSpaceDE/>
+        <w:autoSpaceDN/>
+        <w:bidi w:val="0"/>
+        <w:adjustRightInd/>
+        <w:snapToGrid/>
+        <w:ind w:left="425" w:leftChars="0" w:hanging="425" w:firstLineChars="0"/>
+        <w:textAlignment w:val="auto"/>
+        <w:rPr>
+          <w:rFonts w:hint="eastAsia" w:ascii="宋体" w:hAnsi="宋体" w:eastAsia="宋体" w:cs="宋体"/>
+          <w:b w:val="0"/>
+          <w:bCs/>
+        </w:rPr>
+      </w:pPr>
+      <w:r>
+        <w:rPr>
+          <w:rFonts w:hint="eastAsia" w:ascii="宋体" w:hAnsi="宋体" w:eastAsia="宋体" w:cs="宋体"/>
+          <w:b w:val="0"/>
+          <w:bCs/>
+        </w:rPr>
+        <w:t>密码管理</w:t>
+      </w:r>
+      <w:r>
+        <w:rPr>
+          <w:rFonts w:hint="eastAsia" w:ascii="宋体" w:hAnsi="宋体" w:eastAsia="宋体" w:cs="宋体"/>
+          <w:b w:val="0"/>
+          <w:bCs/>
+        </w:rPr>
+        <w:br w:type="textWrapping"/>
+      </w:r>
+      <w:r>
+        <w:rPr>
+          <w:rFonts w:hint="eastAsia" w:ascii="宋体" w:hAnsi="宋体" w:eastAsia="宋体" w:cs="宋体"/>
+          <w:b w:val="0"/>
+          <w:bCs/>
+        </w:rPr>
+        <w:t>管理员可重置企业端用户密码，重置后生成临时密码并通知用户；用户可通过预留邮箱/手机验证码自助找回密码。</w:t>
+      </w:r>
+    </w:p>
+    <w:p>
+      <w:pPr>
+        <w:pStyle w:val="7"/>
+        <w:keepNext w:val="0"/>
+        <w:keepLines w:val="0"/>
+        <w:pageBreakBefore w:val="0"/>
+        <w:widowControl w:val="0"/>
+        <w:numPr>
+          <w:ilvl w:val="0"/>
+          <w:numId w:val="3"/>
+        </w:numPr>
+        <w:kinsoku/>
+        <w:wordWrap/>
+        <w:overflowPunct/>
+        <w:topLinePunct w:val="0"/>
+        <w:autoSpaceDE/>
+        <w:autoSpaceDN/>
+        <w:bidi w:val="0"/>
+        <w:adjustRightInd/>
+        <w:snapToGrid/>
+        <w:ind w:left="425" w:leftChars="0" w:hanging="425" w:firstLineChars="0"/>
+        <w:textAlignment w:val="auto"/>
+        <w:rPr>
+          <w:rFonts w:hint="eastAsia" w:ascii="宋体" w:hAnsi="宋体" w:eastAsia="宋体" w:cs="宋体"/>
+          <w:b w:val="0"/>
+          <w:bCs/>
+        </w:rPr>
+      </w:pPr>
+      <w:r>
+        <w:rPr>
+          <w:rFonts w:hint="eastAsia" w:ascii="宋体" w:hAnsi="宋体" w:eastAsia="宋体" w:cs="宋体"/>
+          <w:b w:val="0"/>
+          <w:bCs/>
+        </w:rPr>
+        <w:t>角色管理</w:t>
+      </w:r>
+      <w:r>
+        <w:rPr>
+          <w:rFonts w:hint="eastAsia" w:ascii="宋体" w:hAnsi="宋体" w:eastAsia="宋体" w:cs="宋体"/>
+          <w:b w:val="0"/>
+          <w:bCs/>
+        </w:rPr>
+        <w:br w:type="textWrapping"/>
+      </w:r>
+      <w:r>
+        <w:rPr>
+          <w:rFonts w:hint="eastAsia" w:ascii="宋体" w:hAnsi="宋体" w:eastAsia="宋体" w:cs="宋体"/>
+          <w:b w:val="0"/>
+          <w:bCs/>
+        </w:rPr>
+        <w:t>系统默认提供4个基础角色，包括管理员、</w:t>
+      </w:r>
+      <w:r>
+        <w:rPr>
+          <w:rFonts w:hint="eastAsia" w:ascii="宋体" w:hAnsi="宋体" w:eastAsia="宋体" w:cs="宋体"/>
+          <w:b w:val="0"/>
+          <w:bCs/>
+          <w:lang w:val="en-US" w:eastAsia="zh-CN"/>
+        </w:rPr>
+        <w:t>企业管理员</w:t>
+      </w:r>
+      <w:r>
+        <w:rPr>
+          <w:rFonts w:hint="eastAsia" w:ascii="宋体" w:hAnsi="宋体" w:eastAsia="宋体" w:cs="宋体"/>
+          <w:b w:val="0"/>
+          <w:bCs/>
+        </w:rPr>
+        <w:t>、</w:t>
+      </w:r>
+      <w:r>
+        <w:rPr>
+          <w:rFonts w:hint="eastAsia" w:ascii="宋体" w:hAnsi="宋体" w:eastAsia="宋体" w:cs="宋体"/>
+          <w:b w:val="0"/>
+          <w:bCs/>
+          <w:lang w:val="en-US" w:eastAsia="zh-CN"/>
+        </w:rPr>
+        <w:t>HR</w:t>
+      </w:r>
+      <w:r>
+        <w:rPr>
+          <w:rFonts w:hint="eastAsia" w:ascii="宋体" w:hAnsi="宋体" w:eastAsia="宋体" w:cs="宋体"/>
+          <w:b w:val="0"/>
+          <w:bCs/>
+        </w:rPr>
+        <w:t>、求职人员，并配置默认权限。</w:t>
+      </w:r>
+    </w:p>
+    <w:p>
+      <w:pPr>
+        <w:pStyle w:val="7"/>
+        <w:keepNext w:val="0"/>
+        <w:keepLines w:val="0"/>
+        <w:pageBreakBefore w:val="0"/>
+        <w:widowControl w:val="0"/>
+        <w:numPr>
+          <w:ilvl w:val="0"/>
+          <w:numId w:val="3"/>
+        </w:numPr>
+        <w:kinsoku/>
+        <w:wordWrap/>
+        <w:overflowPunct/>
+        <w:topLinePunct w:val="0"/>
+        <w:autoSpaceDE/>
+        <w:autoSpaceDN/>
+        <w:bidi w:val="0"/>
+        <w:adjustRightInd/>
+        <w:snapToGrid/>
+        <w:ind w:left="425" w:leftChars="0" w:hanging="425" w:firstLineChars="0"/>
+        <w:textAlignment w:val="auto"/>
+        <w:rPr>
+          <w:rFonts w:hint="eastAsia" w:ascii="宋体" w:hAnsi="宋体" w:eastAsia="宋体" w:cs="宋体"/>
+          <w:b w:val="0"/>
+          <w:bCs/>
+        </w:rPr>
+      </w:pPr>
+      <w:r>
+        <w:rPr>
+          <w:rFonts w:hint="eastAsia" w:ascii="宋体" w:hAnsi="宋体" w:eastAsia="宋体" w:cs="宋体"/>
+          <w:b w:val="0"/>
+          <w:bCs/>
+        </w:rPr>
+        <w:t>权限分配</w:t>
+      </w:r>
+      <w:r>
+        <w:rPr>
+          <w:rFonts w:hint="eastAsia" w:ascii="宋体" w:hAnsi="宋体" w:eastAsia="宋体" w:cs="宋体"/>
+          <w:b w:val="0"/>
+          <w:bCs/>
+        </w:rPr>
+        <w:br w:type="textWrapping"/>
+      </w:r>
+      <w:r>
+        <w:rPr>
+          <w:rFonts w:hint="eastAsia" w:ascii="宋体" w:hAnsi="宋体" w:eastAsia="宋体" w:cs="宋体"/>
+          <w:b w:val="0"/>
+          <w:bCs/>
+        </w:rPr>
+        <w:t>采用勾选式批量分配，支持按模块快速勾选权限，数据权限按部门或岗位维度精准配置。</w:t>
+      </w:r>
+    </w:p>
+    <w:p>
+      <w:pPr>
+        <w:pStyle w:val="7"/>
+        <w:keepNext w:val="0"/>
+        <w:keepLines w:val="0"/>
+        <w:pageBreakBefore w:val="0"/>
+        <w:widowControl w:val="0"/>
+        <w:numPr>
+          <w:ilvl w:val="0"/>
+          <w:numId w:val="3"/>
+        </w:numPr>
+        <w:kinsoku/>
+        <w:wordWrap/>
+        <w:overflowPunct/>
+        <w:topLinePunct w:val="0"/>
+        <w:autoSpaceDE/>
+        <w:autoSpaceDN/>
+        <w:bidi w:val="0"/>
+        <w:adjustRightInd/>
+        <w:snapToGrid/>
+        <w:ind w:left="425" w:leftChars="0" w:hanging="425" w:firstLineChars="0"/>
+        <w:textAlignment w:val="auto"/>
+        <w:rPr>
+          <w:rFonts w:hint="eastAsia" w:ascii="宋体" w:hAnsi="宋体" w:eastAsia="宋体" w:cs="宋体"/>
+          <w:b w:val="0"/>
+          <w:bCs/>
+        </w:rPr>
+      </w:pPr>
+      <w:r>
+        <w:rPr>
+          <w:rFonts w:hint="eastAsia" w:ascii="宋体" w:hAnsi="宋体" w:eastAsia="宋体" w:cs="宋体"/>
+          <w:b w:val="0"/>
+          <w:bCs/>
+        </w:rPr>
+        <w:t>权限变更与同步</w:t>
+      </w:r>
+      <w:r>
+        <w:rPr>
+          <w:rFonts w:hint="eastAsia" w:ascii="宋体" w:hAnsi="宋体" w:eastAsia="宋体" w:cs="宋体"/>
+          <w:b w:val="0"/>
+          <w:bCs/>
+        </w:rPr>
+        <w:br w:type="textWrapping"/>
+      </w:r>
+      <w:r>
+        <w:rPr>
+          <w:rFonts w:hint="eastAsia" w:ascii="宋体" w:hAnsi="宋体" w:eastAsia="宋体" w:cs="宋体"/>
+          <w:b w:val="0"/>
+          <w:bCs/>
+        </w:rPr>
+        <w:t>管理员可调整已有角色的权限列表，权限变更后，对应角色的用户重新登录即可生效。</w:t>
+      </w:r>
+    </w:p>
+    <w:p>
+      <w:pPr>
+        <w:pStyle w:val="7"/>
+        <w:keepNext w:val="0"/>
+        <w:keepLines w:val="0"/>
+        <w:pageBreakBefore w:val="0"/>
+        <w:widowControl w:val="0"/>
+        <w:numPr>
+          <w:ilvl w:val="0"/>
+          <w:numId w:val="3"/>
+        </w:numPr>
+        <w:kinsoku/>
+        <w:wordWrap/>
+        <w:overflowPunct/>
+        <w:topLinePunct w:val="0"/>
+        <w:autoSpaceDE/>
+        <w:autoSpaceDN/>
+        <w:bidi w:val="0"/>
+        <w:adjustRightInd/>
+        <w:snapToGrid/>
+        <w:ind w:left="425" w:leftChars="0" w:hanging="425" w:firstLineChars="0"/>
+        <w:textAlignment w:val="auto"/>
+        <w:rPr>
+          <w:rFonts w:hint="eastAsia" w:ascii="宋体" w:hAnsi="宋体" w:eastAsia="宋体" w:cs="宋体"/>
+          <w:b w:val="0"/>
+          <w:bCs/>
+        </w:rPr>
+      </w:pPr>
+      <w:r>
+        <w:rPr>
+          <w:rFonts w:hint="eastAsia" w:ascii="宋体" w:hAnsi="宋体" w:eastAsia="宋体" w:cs="宋体"/>
+          <w:b w:val="0"/>
+          <w:bCs/>
+        </w:rPr>
+        <w:t>权限审计</w:t>
+      </w:r>
+      <w:r>
+        <w:rPr>
+          <w:rFonts w:hint="eastAsia" w:ascii="宋体" w:hAnsi="宋体" w:eastAsia="宋体" w:cs="宋体"/>
+          <w:b w:val="0"/>
+          <w:bCs/>
+        </w:rPr>
+        <w:br w:type="textWrapping"/>
+      </w:r>
+      <w:r>
+        <w:rPr>
+          <w:rFonts w:hint="eastAsia" w:ascii="宋体" w:hAnsi="宋体" w:eastAsia="宋体" w:cs="宋体"/>
+          <w:b w:val="0"/>
+          <w:bCs/>
+        </w:rPr>
+        <w:t>记录所有权限相关操作，支持按时间、操作人、角色名称查询。</w:t>
+      </w:r>
+    </w:p>
+    <w:p>
+      <w:pPr>
+        <w:pStyle w:val="7"/>
+        <w:keepNext w:val="0"/>
+        <w:keepLines w:val="0"/>
+        <w:pageBreakBefore w:val="0"/>
+        <w:widowControl w:val="0"/>
+        <w:numPr>
+          <w:ilvl w:val="0"/>
+          <w:numId w:val="3"/>
+        </w:numPr>
+        <w:kinsoku/>
+        <w:wordWrap/>
+        <w:overflowPunct/>
+        <w:topLinePunct w:val="0"/>
+        <w:autoSpaceDE/>
+        <w:autoSpaceDN/>
+        <w:bidi w:val="0"/>
+        <w:adjustRightInd/>
+        <w:snapToGrid/>
+        <w:ind w:left="425" w:leftChars="0" w:hanging="425" w:firstLineChars="0"/>
+        <w:textAlignment w:val="auto"/>
+        <w:rPr>
+          <w:rFonts w:hint="eastAsia" w:ascii="宋体" w:hAnsi="宋体" w:eastAsia="宋体" w:cs="宋体"/>
+          <w:b w:val="0"/>
+          <w:bCs/>
+        </w:rPr>
+      </w:pPr>
+      <w:r>
+        <w:rPr>
+          <w:rFonts w:hint="eastAsia" w:ascii="宋体" w:hAnsi="宋体" w:eastAsia="宋体" w:cs="宋体"/>
+          <w:b w:val="0"/>
+          <w:bCs/>
+        </w:rPr>
+        <w:t>多条件查询</w:t>
+      </w:r>
+      <w:r>
+        <w:rPr>
+          <w:rFonts w:hint="eastAsia" w:ascii="宋体" w:hAnsi="宋体" w:eastAsia="宋体" w:cs="宋体"/>
+          <w:b w:val="0"/>
+          <w:bCs/>
+        </w:rPr>
+        <w:br w:type="textWrapping"/>
+      </w:r>
+      <w:r>
+        <w:rPr>
+          <w:rFonts w:hint="eastAsia" w:ascii="宋体" w:hAnsi="宋体" w:eastAsia="宋体" w:cs="宋体"/>
+          <w:b w:val="0"/>
+          <w:bCs/>
+        </w:rPr>
+        <w:t>支持按用户ID、用户名、所属企业等条件精准查询，支持模糊搜索。</w:t>
+      </w:r>
+    </w:p>
+    <w:p>
+      <w:pPr>
+        <w:pStyle w:val="7"/>
+        <w:keepNext w:val="0"/>
+        <w:keepLines w:val="0"/>
+        <w:pageBreakBefore w:val="0"/>
+        <w:widowControl w:val="0"/>
+        <w:numPr>
+          <w:ilvl w:val="0"/>
+          <w:numId w:val="3"/>
+        </w:numPr>
+        <w:kinsoku/>
+        <w:wordWrap/>
+        <w:overflowPunct/>
+        <w:topLinePunct w:val="0"/>
+        <w:autoSpaceDE/>
+        <w:autoSpaceDN/>
+        <w:bidi w:val="0"/>
+        <w:adjustRightInd/>
+        <w:snapToGrid/>
+        <w:ind w:left="425" w:leftChars="0" w:hanging="425" w:firstLineChars="0"/>
+        <w:textAlignment w:val="auto"/>
+        <w:rPr>
+          <w:rFonts w:hint="eastAsia" w:ascii="宋体" w:hAnsi="宋体" w:eastAsia="宋体" w:cs="宋体"/>
+          <w:b w:val="0"/>
+          <w:bCs/>
+        </w:rPr>
+      </w:pPr>
+      <w:r>
+        <w:rPr>
+          <w:rFonts w:hint="eastAsia" w:ascii="宋体" w:hAnsi="宋体" w:eastAsia="宋体" w:cs="宋体"/>
+          <w:b w:val="0"/>
+          <w:bCs/>
+        </w:rPr>
+        <w:t>操作日志</w:t>
+      </w:r>
+      <w:r>
+        <w:rPr>
+          <w:rFonts w:hint="eastAsia" w:ascii="宋体" w:hAnsi="宋体" w:eastAsia="宋体" w:cs="宋体"/>
+          <w:b w:val="0"/>
+          <w:bCs/>
+        </w:rPr>
+        <w:br w:type="textWrapping"/>
+      </w:r>
+      <w:r>
+        <w:rPr>
+          <w:rFonts w:hint="eastAsia" w:ascii="宋体" w:hAnsi="宋体" w:eastAsia="宋体" w:cs="宋体"/>
+          <w:b w:val="0"/>
+          <w:bCs/>
+        </w:rPr>
+        <w:t>记录所有用户操作日志、权限变更日志，支持导出和定期核查。</w:t>
+      </w:r>
+    </w:p>
+    <w:p>
+      <w:pPr>
+        <w:rPr>
+          <w:rFonts w:hint="eastAsia"/>
+          <w:b/>
+        </w:rPr>
+      </w:pPr>
+    </w:p>
+    <w:p>
+      <w:pPr>
+        <w:pStyle w:val="4"/>
+        <w:bidi w:val="0"/>
+        <w:rPr>
+          <w:rFonts w:hint="eastAsia"/>
+          <w:b/>
+        </w:rPr>
+      </w:pPr>
+      <w:r>
+        <w:rPr>
+          <w:rFonts w:hint="default"/>
+          <w:lang w:val="en-US" w:eastAsia="zh-CN"/>
+        </w:rPr>
+        <w:t>4.1.4 角色权限表格</w:t>
+      </w:r>
+    </w:p>
+    <w:tbl>
+      <w:tblPr>
+        <w:tblStyle w:val="25"/>
+        <w:tblW w:w="5141" w:type="pct"/>
+        <w:tblInd w:w="0" w:type="dxa"/>
+        <w:tblBorders>
+          <w:top w:val="none" w:color="auto" w:sz="0" w:space="0"/>
+          <w:left w:val="none" w:color="auto" w:sz="0" w:space="0"/>
+          <w:bottom w:val="none" w:color="auto" w:sz="0" w:space="0"/>
+          <w:right w:val="none" w:color="auto" w:sz="0" w:space="0"/>
+          <w:insideH w:val="none" w:color="auto" w:sz="0" w:space="0"/>
+          <w:insideV w:val="none" w:color="auto" w:sz="0" w:space="0"/>
+        </w:tblBorders>
+        <w:shd w:val="clear" w:color="auto" w:fill="FFFFFF"/>
+        <w:tblLayout w:type="autofit"/>
+        <w:tblCellMar>
+          <w:top w:w="0" w:type="dxa"/>
+          <w:left w:w="0" w:type="dxa"/>
+          <w:bottom w:w="0" w:type="dxa"/>
+          <w:right w:w="0" w:type="dxa"/>
+        </w:tblCellMar>
+      </w:tblPr>
+      <w:tblGrid>
+        <w:gridCol w:w="1862"/>
+        <w:gridCol w:w="1519"/>
+        <w:gridCol w:w="1987"/>
+        <w:gridCol w:w="1765"/>
+        <w:gridCol w:w="1716"/>
+      </w:tblGrid>
+      <w:tr>
+        <w:tblPrEx>
+          <w:tblBorders>
+            <w:top w:val="none" w:color="auto" w:sz="0" w:space="0"/>
+            <w:left w:val="none" w:color="auto" w:sz="0" w:space="0"/>
+            <w:bottom w:val="none" w:color="auto" w:sz="0" w:space="0"/>
+            <w:right w:val="none" w:color="auto" w:sz="0" w:space="0"/>
+            <w:insideH w:val="none" w:color="auto" w:sz="0" w:space="0"/>
+            <w:insideV w:val="none" w:color="auto" w:sz="0" w:space="0"/>
+          </w:tblBorders>
+          <w:shd w:val="clear" w:color="auto" w:fill="FFFFFF"/>
+          <w:tblCellMar>
+            <w:top w:w="0" w:type="dxa"/>
+            <w:left w:w="0" w:type="dxa"/>
+            <w:bottom w:w="0" w:type="dxa"/>
+            <w:right w:w="0" w:type="dxa"/>
+          </w:tblCellMar>
+        </w:tblPrEx>
+        <w:trPr>
+          <w:trHeight w:val="444" w:hRule="atLeast"/>
+        </w:trPr>
+        <w:tc>
+          <w:tcPr>
+            <w:tcW w:w="1052" w:type="pct"/>
+            <w:tcBorders>
+              <w:top w:val="single" w:color="DDDDDD" w:sz="4" w:space="0"/>
+              <w:left w:val="single" w:color="DDDDDD" w:sz="4" w:space="0"/>
+              <w:bottom w:val="single" w:color="DDDDDD" w:sz="4" w:space="0"/>
+              <w:right w:val="single" w:color="DDDDDD" w:sz="4" w:space="0"/>
+            </w:tcBorders>
+            <w:shd w:val="clear" w:color="auto" w:fill="2C3E50"/>
+            <w:tcMar>
+              <w:top w:w="120" w:type="dxa"/>
+              <w:left w:w="150" w:type="dxa"/>
+              <w:bottom w:w="120" w:type="dxa"/>
+              <w:right w:w="150" w:type="dxa"/>
+            </w:tcMar>
+            <w:vAlign w:val="top"/>
+          </w:tcPr>
+          <w:p>
+            <w:pPr>
+              <w:keepNext w:val="0"/>
+              <w:keepLines w:val="0"/>
+              <w:pageBreakBefore w:val="0"/>
+              <w:widowControl w:val="0"/>
+              <w:suppressLineNumbers w:val="0"/>
+              <w:kinsoku/>
+              <w:wordWrap/>
+              <w:overflowPunct/>
+              <w:topLinePunct w:val="0"/>
+              <w:autoSpaceDE/>
+              <w:autoSpaceDN/>
+              <w:bidi w:val="0"/>
+              <w:adjustRightInd/>
+              <w:snapToGrid/>
+              <w:spacing w:before="0" w:beforeAutospacing="0" w:after="0" w:afterAutospacing="0"/>
+              <w:ind w:left="0" w:right="0"/>
+              <w:jc w:val="center"/>
+              <w:textAlignment w:val="auto"/>
+              <w:rPr>
+                <w:rFonts w:hint="eastAsia" w:asciiTheme="minorEastAsia" w:hAnsiTheme="minorEastAsia" w:eastAsiaTheme="minorEastAsia" w:cstheme="minorEastAsia"/>
+                <w:b/>
+                <w:bCs/>
+                <w:color w:val="FFFFFF"/>
+                <w:kern w:val="0"/>
+                <w:sz w:val="24"/>
+                <w:szCs w:val="24"/>
+                <w:lang w:val="en-US" w:eastAsia="zh-CN" w:bidi="ar"/>
+              </w:rPr>
+            </w:pPr>
+            <w:r>
+              <w:rPr>
+                <w:rFonts w:hint="eastAsia" w:asciiTheme="minorEastAsia" w:hAnsiTheme="minorEastAsia" w:eastAsiaTheme="minorEastAsia" w:cstheme="minorEastAsia"/>
+                <w:b/>
+                <w:bCs/>
+                <w:color w:val="FFFFFF"/>
+                <w:kern w:val="0"/>
+                <w:sz w:val="24"/>
+                <w:szCs w:val="24"/>
+                <w:lang w:val="en-US" w:eastAsia="zh-CN" w:bidi="ar"/>
+              </w:rPr>
+              <w:t>功能模块</w:t>
+            </w:r>
+          </w:p>
+        </w:tc>
+        <w:tc>
+          <w:tcPr>
+            <w:tcW w:w="858" w:type="pct"/>
+            <w:tcBorders>
+              <w:top w:val="single" w:color="DDDDDD" w:sz="4" w:space="0"/>
+              <w:left w:val="single" w:color="DDDDDD" w:sz="4" w:space="0"/>
+              <w:bottom w:val="single" w:color="DDDDDD" w:sz="4" w:space="0"/>
+              <w:right w:val="single" w:color="DDDDDD" w:sz="4" w:space="0"/>
+            </w:tcBorders>
+            <w:shd w:val="clear" w:color="auto" w:fill="2C3E50"/>
+            <w:tcMar>
+              <w:top w:w="120" w:type="dxa"/>
+              <w:left w:w="150" w:type="dxa"/>
+              <w:bottom w:w="120" w:type="dxa"/>
+              <w:right w:w="150" w:type="dxa"/>
+            </w:tcMar>
+            <w:vAlign w:val="top"/>
+          </w:tcPr>
+          <w:p>
+            <w:pPr>
+              <w:keepNext w:val="0"/>
+              <w:keepLines w:val="0"/>
+              <w:pageBreakBefore w:val="0"/>
+              <w:widowControl w:val="0"/>
+              <w:suppressLineNumbers w:val="0"/>
+              <w:kinsoku/>
+              <w:wordWrap/>
+              <w:overflowPunct/>
+              <w:topLinePunct w:val="0"/>
+              <w:autoSpaceDE/>
+              <w:autoSpaceDN/>
+              <w:bidi w:val="0"/>
+              <w:adjustRightInd/>
+              <w:snapToGrid/>
+              <w:spacing w:before="0" w:beforeAutospacing="0" w:after="0" w:afterAutospacing="0"/>
+              <w:ind w:left="0" w:right="0"/>
+              <w:jc w:val="center"/>
+              <w:textAlignment w:val="auto"/>
+              <w:rPr>
+                <w:rFonts w:hint="eastAsia" w:asciiTheme="minorEastAsia" w:hAnsiTheme="minorEastAsia" w:eastAsiaTheme="minorEastAsia" w:cstheme="minorEastAsia"/>
+                <w:b/>
+                <w:bCs/>
+                <w:color w:val="FFFFFF"/>
+                <w:kern w:val="0"/>
+                <w:sz w:val="24"/>
+                <w:szCs w:val="24"/>
+                <w:lang w:val="en-US" w:eastAsia="zh-CN" w:bidi="ar"/>
+              </w:rPr>
+            </w:pPr>
+            <w:r>
+              <w:rPr>
+                <w:rFonts w:hint="eastAsia" w:asciiTheme="minorEastAsia" w:hAnsiTheme="minorEastAsia" w:eastAsiaTheme="minorEastAsia" w:cstheme="minorEastAsia"/>
+                <w:b/>
+                <w:bCs/>
+                <w:color w:val="FFFFFF"/>
+                <w:kern w:val="0"/>
+                <w:sz w:val="24"/>
+                <w:szCs w:val="24"/>
+                <w:lang w:val="en-US" w:eastAsia="zh-CN" w:bidi="ar"/>
+              </w:rPr>
+              <w:t>管理员</w:t>
+            </w:r>
+          </w:p>
+        </w:tc>
+        <w:tc>
+          <w:tcPr>
+            <w:tcW w:w="1122" w:type="pct"/>
+            <w:tcBorders>
+              <w:top w:val="single" w:color="DDDDDD" w:sz="4" w:space="0"/>
+              <w:left w:val="single" w:color="DDDDDD" w:sz="4" w:space="0"/>
+              <w:bottom w:val="single" w:color="DDDDDD" w:sz="4" w:space="0"/>
+              <w:right w:val="single" w:color="DDDDDD" w:sz="4" w:space="0"/>
+            </w:tcBorders>
+            <w:shd w:val="clear" w:color="auto" w:fill="2C3E50"/>
+            <w:tcMar>
+              <w:top w:w="120" w:type="dxa"/>
+              <w:left w:w="150" w:type="dxa"/>
+              <w:bottom w:w="120" w:type="dxa"/>
+              <w:right w:w="150" w:type="dxa"/>
+            </w:tcMar>
+            <w:vAlign w:val="top"/>
+          </w:tcPr>
+          <w:p>
+            <w:pPr>
+              <w:keepNext w:val="0"/>
+              <w:keepLines w:val="0"/>
+              <w:pageBreakBefore w:val="0"/>
+              <w:widowControl w:val="0"/>
+              <w:suppressLineNumbers w:val="0"/>
+              <w:kinsoku/>
+              <w:wordWrap/>
+              <w:overflowPunct/>
+              <w:topLinePunct w:val="0"/>
+              <w:autoSpaceDE/>
+              <w:autoSpaceDN/>
+              <w:bidi w:val="0"/>
+              <w:adjustRightInd/>
+              <w:snapToGrid/>
+              <w:spacing w:before="0" w:beforeAutospacing="0" w:after="0" w:afterAutospacing="0"/>
+              <w:ind w:left="0" w:right="0"/>
+              <w:jc w:val="center"/>
+              <w:textAlignment w:val="auto"/>
+              <w:rPr>
+                <w:rFonts w:hint="default" w:asciiTheme="minorEastAsia" w:hAnsiTheme="minorEastAsia" w:eastAsiaTheme="minorEastAsia" w:cstheme="minorEastAsia"/>
+                <w:b/>
+                <w:bCs/>
+                <w:color w:val="FFFFFF"/>
+                <w:kern w:val="0"/>
+                <w:sz w:val="24"/>
+                <w:szCs w:val="24"/>
+                <w:lang w:val="en-US" w:eastAsia="zh-CN" w:bidi="ar"/>
+              </w:rPr>
+            </w:pPr>
+            <w:r>
+              <w:rPr>
+                <w:rFonts w:hint="eastAsia" w:asciiTheme="minorEastAsia" w:hAnsiTheme="minorEastAsia" w:eastAsiaTheme="minorEastAsia" w:cstheme="minorEastAsia"/>
+                <w:b/>
+                <w:bCs/>
+                <w:color w:val="FFFFFF"/>
+                <w:kern w:val="0"/>
+                <w:sz w:val="24"/>
+                <w:szCs w:val="24"/>
+                <w:lang w:val="en-US" w:eastAsia="zh-CN" w:bidi="ar"/>
+              </w:rPr>
+              <w:t>企业管理员</w:t>
+            </w:r>
+          </w:p>
+        </w:tc>
+        <w:tc>
+          <w:tcPr>
+            <w:tcW w:w="997" w:type="pct"/>
+            <w:tcBorders>
+              <w:top w:val="single" w:color="DDDDDD" w:sz="4" w:space="0"/>
+              <w:left w:val="single" w:color="DDDDDD" w:sz="4" w:space="0"/>
+              <w:bottom w:val="single" w:color="DDDDDD" w:sz="4" w:space="0"/>
+              <w:right w:val="single" w:color="DDDDDD" w:sz="4" w:space="0"/>
+            </w:tcBorders>
+            <w:shd w:val="clear" w:color="auto" w:fill="2C3E50"/>
+            <w:tcMar>
+              <w:top w:w="120" w:type="dxa"/>
+              <w:left w:w="150" w:type="dxa"/>
+              <w:bottom w:w="120" w:type="dxa"/>
+              <w:right w:w="150" w:type="dxa"/>
+            </w:tcMar>
+            <w:vAlign w:val="top"/>
+          </w:tcPr>
+          <w:p>
+            <w:pPr>
+              <w:keepNext w:val="0"/>
+              <w:keepLines w:val="0"/>
+              <w:pageBreakBefore w:val="0"/>
+              <w:widowControl w:val="0"/>
+              <w:suppressLineNumbers w:val="0"/>
+              <w:kinsoku/>
+              <w:wordWrap/>
+              <w:overflowPunct/>
+              <w:topLinePunct w:val="0"/>
+              <w:autoSpaceDE/>
+              <w:autoSpaceDN/>
+              <w:bidi w:val="0"/>
+              <w:adjustRightInd/>
+              <w:snapToGrid/>
+              <w:spacing w:before="0" w:beforeAutospacing="0" w:after="0" w:afterAutospacing="0"/>
+              <w:ind w:left="0" w:right="0"/>
+              <w:jc w:val="center"/>
+              <w:textAlignment w:val="auto"/>
+              <w:rPr>
+                <w:rFonts w:hint="default" w:asciiTheme="minorEastAsia" w:hAnsiTheme="minorEastAsia" w:eastAsiaTheme="minorEastAsia" w:cstheme="minorEastAsia"/>
+                <w:b/>
+                <w:bCs/>
+                <w:color w:val="FFFFFF"/>
+                <w:kern w:val="0"/>
+                <w:sz w:val="24"/>
+                <w:szCs w:val="24"/>
+                <w:lang w:val="en-US" w:eastAsia="zh-CN" w:bidi="ar"/>
+              </w:rPr>
+            </w:pPr>
+            <w:r>
+              <w:rPr>
+                <w:rFonts w:hint="eastAsia" w:asciiTheme="minorEastAsia" w:hAnsiTheme="minorEastAsia" w:eastAsiaTheme="minorEastAsia" w:cstheme="minorEastAsia"/>
+                <w:b/>
+                <w:bCs/>
+                <w:color w:val="FFFFFF"/>
+                <w:kern w:val="0"/>
+                <w:sz w:val="24"/>
+                <w:szCs w:val="24"/>
+                <w:lang w:val="en-US" w:eastAsia="zh-CN" w:bidi="ar"/>
+              </w:rPr>
+              <w:t>HR</w:t>
+            </w:r>
+          </w:p>
+        </w:tc>
+        <w:tc>
+          <w:tcPr>
+            <w:tcW w:w="969" w:type="pct"/>
+            <w:tcBorders>
+              <w:top w:val="single" w:color="DDDDDD" w:sz="4" w:space="0"/>
+              <w:left w:val="single" w:color="DDDDDD" w:sz="4" w:space="0"/>
+              <w:bottom w:val="single" w:color="DDDDDD" w:sz="4" w:space="0"/>
+              <w:right w:val="single" w:color="DDDDDD" w:sz="4" w:space="0"/>
+            </w:tcBorders>
+            <w:shd w:val="clear" w:color="auto" w:fill="2C3E50"/>
+            <w:tcMar>
+              <w:top w:w="120" w:type="dxa"/>
+              <w:left w:w="150" w:type="dxa"/>
+              <w:bottom w:w="120" w:type="dxa"/>
+              <w:right w:w="150" w:type="dxa"/>
+            </w:tcMar>
+            <w:vAlign w:val="top"/>
+          </w:tcPr>
+          <w:p>
+            <w:pPr>
+              <w:keepNext w:val="0"/>
+              <w:keepLines w:val="0"/>
+              <w:pageBreakBefore w:val="0"/>
+              <w:widowControl w:val="0"/>
+              <w:suppressLineNumbers w:val="0"/>
+              <w:kinsoku/>
+              <w:wordWrap/>
+              <w:overflowPunct/>
+              <w:topLinePunct w:val="0"/>
+              <w:autoSpaceDE/>
+              <w:autoSpaceDN/>
+              <w:bidi w:val="0"/>
+              <w:adjustRightInd/>
+              <w:snapToGrid/>
+              <w:spacing w:before="0" w:beforeAutospacing="0" w:after="0" w:afterAutospacing="0"/>
+              <w:ind w:left="0" w:right="0"/>
+              <w:jc w:val="center"/>
+              <w:textAlignment w:val="auto"/>
+              <w:rPr>
+                <w:rFonts w:hint="eastAsia" w:asciiTheme="minorEastAsia" w:hAnsiTheme="minorEastAsia" w:eastAsiaTheme="minorEastAsia" w:cstheme="minorEastAsia"/>
+                <w:b/>
+                <w:bCs/>
+                <w:color w:val="FFFFFF"/>
+                <w:kern w:val="0"/>
+                <w:sz w:val="24"/>
+                <w:szCs w:val="24"/>
+                <w:lang w:val="en-US" w:eastAsia="zh-CN" w:bidi="ar"/>
+              </w:rPr>
+            </w:pPr>
+            <w:r>
+              <w:rPr>
+                <w:rFonts w:hint="eastAsia" w:asciiTheme="minorEastAsia" w:hAnsiTheme="minorEastAsia" w:eastAsiaTheme="minorEastAsia" w:cstheme="minorEastAsia"/>
+                <w:b/>
+                <w:bCs/>
+                <w:color w:val="FFFFFF"/>
+                <w:kern w:val="0"/>
+                <w:sz w:val="24"/>
+                <w:szCs w:val="24"/>
+                <w:lang w:val="en-US" w:eastAsia="zh-CN" w:bidi="ar"/>
+              </w:rPr>
+              <w:t>求职者</w:t>
+            </w:r>
+          </w:p>
+        </w:tc>
+      </w:tr>
+      <w:tr>
+        <w:tblPrEx>
+          <w:tblBorders>
+            <w:top w:val="none" w:color="auto" w:sz="0" w:space="0"/>
+            <w:left w:val="none" w:color="auto" w:sz="0" w:space="0"/>
+            <w:bottom w:val="none" w:color="auto" w:sz="0" w:space="0"/>
+            <w:right w:val="none" w:color="auto" w:sz="0" w:space="0"/>
+            <w:insideH w:val="none" w:color="auto" w:sz="0" w:space="0"/>
+            <w:insideV w:val="none" w:color="auto" w:sz="0" w:space="0"/>
+          </w:tblBorders>
+          <w:shd w:val="clear" w:color="auto" w:fill="FFFFFF"/>
+          <w:tblCellMar>
+            <w:top w:w="0" w:type="dxa"/>
+            <w:left w:w="0" w:type="dxa"/>
+            <w:bottom w:w="0" w:type="dxa"/>
+            <w:right w:w="0" w:type="dxa"/>
+          </w:tblCellMar>
+        </w:tblPrEx>
+        <w:trPr>
+          <w:trHeight w:val="414" w:hRule="atLeast"/>
+        </w:trPr>
+        <w:tc>
+          <w:tcPr>
+            <w:tcW w:w="1052" w:type="pct"/>
+            <w:tcBorders>
+              <w:top w:val="single" w:color="DDDDDD" w:sz="4" w:space="0"/>
+              <w:left w:val="single" w:color="DDDDDD" w:sz="4" w:space="0"/>
+              <w:bottom w:val="single" w:color="DDDDDD" w:sz="4" w:space="0"/>
+              <w:right w:val="single" w:color="DDDDDD" w:sz="4" w:space="0"/>
+            </w:tcBorders>
+            <w:shd w:val="clear" w:color="auto" w:fill="F8F9FA"/>
+            <w:tcMar>
+              <w:top w:w="120" w:type="dxa"/>
+              <w:left w:w="150" w:type="dxa"/>
+              <w:bottom w:w="120" w:type="dxa"/>
+              <w:right w:w="150" w:type="dxa"/>
+            </w:tcMar>
+            <w:vAlign w:val="top"/>
+          </w:tcPr>
+          <w:p>
+            <w:pPr>
+              <w:keepNext w:val="0"/>
+              <w:keepLines w:val="0"/>
+              <w:pageBreakBefore w:val="0"/>
+              <w:widowControl w:val="0"/>
+              <w:suppressLineNumbers w:val="0"/>
+              <w:kinsoku/>
+              <w:wordWrap/>
+              <w:overflowPunct/>
+              <w:topLinePunct w:val="0"/>
+              <w:autoSpaceDE/>
+              <w:autoSpaceDN/>
+              <w:bidi w:val="0"/>
+              <w:adjustRightInd/>
+              <w:snapToGrid/>
+              <w:spacing w:before="0" w:beforeAutospacing="0" w:after="0" w:afterAutospacing="0"/>
+              <w:ind w:left="0" w:right="0"/>
+              <w:jc w:val="center"/>
+              <w:textAlignment w:val="auto"/>
+              <w:rPr>
+                <w:rFonts w:hint="eastAsia" w:asciiTheme="minorEastAsia" w:hAnsiTheme="minorEastAsia" w:eastAsiaTheme="minorEastAsia" w:cstheme="minorEastAsia"/>
+                <w:kern w:val="0"/>
+                <w:sz w:val="24"/>
+                <w:szCs w:val="24"/>
+                <w:lang w:val="en-US" w:eastAsia="zh-CN" w:bidi="ar"/>
+              </w:rPr>
+            </w:pPr>
+            <w:r>
+              <w:rPr>
+                <w:rFonts w:hint="eastAsia" w:asciiTheme="minorEastAsia" w:hAnsiTheme="minorEastAsia" w:eastAsiaTheme="minorEastAsia" w:cstheme="minorEastAsia"/>
+                <w:kern w:val="0"/>
+                <w:sz w:val="24"/>
+                <w:szCs w:val="24"/>
+                <w:lang w:val="en-US" w:eastAsia="zh-CN" w:bidi="ar"/>
+              </w:rPr>
+              <w:t>用户账户管理</w:t>
+            </w:r>
+          </w:p>
+        </w:tc>
+        <w:tc>
+          <w:tcPr>
+            <w:tcW w:w="858" w:type="pct"/>
+            <w:tcBorders>
+              <w:top w:val="single" w:color="DDDDDD" w:sz="4" w:space="0"/>
+              <w:left w:val="single" w:color="DDDDDD" w:sz="4" w:space="0"/>
+              <w:bottom w:val="single" w:color="DDDDDD" w:sz="4" w:space="0"/>
+              <w:right w:val="single" w:color="DDDDDD" w:sz="4" w:space="0"/>
+            </w:tcBorders>
+            <w:shd w:val="clear" w:color="auto" w:fill="F8F9FA"/>
+            <w:tcMar>
+              <w:top w:w="120" w:type="dxa"/>
+              <w:left w:w="150" w:type="dxa"/>
+              <w:bottom w:w="120" w:type="dxa"/>
+              <w:right w:w="150" w:type="dxa"/>
+            </w:tcMar>
+            <w:vAlign w:val="top"/>
+          </w:tcPr>
+          <w:p>
+            <w:pPr>
+              <w:keepNext w:val="0"/>
+              <w:keepLines w:val="0"/>
+              <w:pageBreakBefore w:val="0"/>
+              <w:widowControl w:val="0"/>
+              <w:suppressLineNumbers w:val="0"/>
+              <w:kinsoku/>
+              <w:wordWrap/>
+              <w:overflowPunct/>
+              <w:topLinePunct w:val="0"/>
+              <w:autoSpaceDE/>
+              <w:autoSpaceDN/>
+              <w:bidi w:val="0"/>
+              <w:adjustRightInd/>
+              <w:snapToGrid/>
+              <w:spacing w:before="0" w:beforeAutospacing="0" w:after="0" w:afterAutospacing="0"/>
+              <w:ind w:left="0" w:right="0"/>
+              <w:jc w:val="center"/>
+              <w:textAlignment w:val="auto"/>
+              <w:rPr>
+                <w:rFonts w:hint="eastAsia" w:asciiTheme="minorEastAsia" w:hAnsiTheme="minorEastAsia" w:eastAsiaTheme="minorEastAsia" w:cstheme="minorEastAsia"/>
+                <w:kern w:val="0"/>
+                <w:sz w:val="24"/>
+                <w:szCs w:val="24"/>
+                <w:lang w:val="en-US" w:eastAsia="zh-CN" w:bidi="ar"/>
+              </w:rPr>
+            </w:pPr>
+            <w:r>
+              <w:rPr>
+                <w:rFonts w:hint="eastAsia" w:asciiTheme="minorEastAsia" w:hAnsiTheme="minorEastAsia" w:eastAsiaTheme="minorEastAsia" w:cstheme="minorEastAsia"/>
+                <w:kern w:val="0"/>
+                <w:sz w:val="24"/>
+                <w:szCs w:val="24"/>
+                <w:lang w:val="en-US" w:eastAsia="zh-CN" w:bidi="ar"/>
+              </w:rPr>
+              <w:t>完全控制</w:t>
+            </w:r>
+          </w:p>
+        </w:tc>
+        <w:tc>
+          <w:tcPr>
+            <w:tcW w:w="1122" w:type="pct"/>
+            <w:tcBorders>
+              <w:top w:val="single" w:color="DDDDDD" w:sz="4" w:space="0"/>
+              <w:left w:val="single" w:color="DDDDDD" w:sz="4" w:space="0"/>
+              <w:bottom w:val="single" w:color="DDDDDD" w:sz="4" w:space="0"/>
+              <w:right w:val="single" w:color="DDDDDD" w:sz="4" w:space="0"/>
+            </w:tcBorders>
+            <w:shd w:val="clear" w:color="auto" w:fill="F8F9FA"/>
+            <w:tcMar>
+              <w:top w:w="120" w:type="dxa"/>
+              <w:left w:w="150" w:type="dxa"/>
+              <w:bottom w:w="120" w:type="dxa"/>
+              <w:right w:w="150" w:type="dxa"/>
+            </w:tcMar>
+            <w:vAlign w:val="top"/>
+          </w:tcPr>
+          <w:p>
+            <w:pPr>
+              <w:keepNext w:val="0"/>
+              <w:keepLines w:val="0"/>
+              <w:pageBreakBefore w:val="0"/>
+              <w:widowControl w:val="0"/>
+              <w:suppressLineNumbers w:val="0"/>
+              <w:kinsoku/>
+              <w:wordWrap/>
+              <w:overflowPunct/>
+              <w:topLinePunct w:val="0"/>
+              <w:autoSpaceDE/>
+              <w:autoSpaceDN/>
+              <w:bidi w:val="0"/>
+              <w:adjustRightInd/>
+              <w:snapToGrid/>
+              <w:spacing w:before="0" w:beforeAutospacing="0" w:after="0" w:afterAutospacing="0"/>
+              <w:ind w:left="0" w:right="0"/>
+              <w:jc w:val="center"/>
+              <w:textAlignment w:val="auto"/>
+              <w:rPr>
+                <w:rFonts w:hint="default" w:asciiTheme="minorEastAsia" w:hAnsiTheme="minorEastAsia" w:eastAsiaTheme="minorEastAsia" w:cstheme="minorEastAsia"/>
+                <w:kern w:val="0"/>
+                <w:sz w:val="24"/>
+                <w:szCs w:val="24"/>
+                <w:lang w:val="en-US" w:eastAsia="zh-CN" w:bidi="ar"/>
+              </w:rPr>
+            </w:pPr>
+            <w:r>
+              <w:rPr>
+                <w:rFonts w:hint="eastAsia" w:asciiTheme="minorEastAsia" w:hAnsiTheme="minorEastAsia" w:eastAsiaTheme="minorEastAsia" w:cstheme="minorEastAsia"/>
+                <w:kern w:val="0"/>
+                <w:sz w:val="24"/>
+                <w:szCs w:val="24"/>
+                <w:lang w:val="en-US" w:eastAsia="zh-CN" w:bidi="ar"/>
+              </w:rPr>
+              <w:t>本公司HR信息</w:t>
+            </w:r>
+          </w:p>
+        </w:tc>
+        <w:tc>
+          <w:tcPr>
+            <w:tcW w:w="997" w:type="pct"/>
+            <w:tcBorders>
+              <w:top w:val="single" w:color="DDDDDD" w:sz="4" w:space="0"/>
+              <w:left w:val="single" w:color="DDDDDD" w:sz="4" w:space="0"/>
+              <w:bottom w:val="single" w:color="DDDDDD" w:sz="4" w:space="0"/>
+              <w:right w:val="single" w:color="DDDDDD" w:sz="4" w:space="0"/>
+            </w:tcBorders>
+            <w:shd w:val="clear" w:color="auto" w:fill="F8F9FA"/>
+            <w:tcMar>
+              <w:top w:w="120" w:type="dxa"/>
+              <w:left w:w="150" w:type="dxa"/>
+              <w:bottom w:w="120" w:type="dxa"/>
+              <w:right w:w="150" w:type="dxa"/>
+            </w:tcMar>
+            <w:vAlign w:val="top"/>
+          </w:tcPr>
+          <w:p>
+            <w:pPr>
+              <w:keepNext w:val="0"/>
+              <w:keepLines w:val="0"/>
+              <w:pageBreakBefore w:val="0"/>
+              <w:widowControl w:val="0"/>
+              <w:suppressLineNumbers w:val="0"/>
+              <w:kinsoku/>
+              <w:wordWrap/>
+              <w:overflowPunct/>
+              <w:topLinePunct w:val="0"/>
+              <w:autoSpaceDE/>
+              <w:autoSpaceDN/>
+              <w:bidi w:val="0"/>
+              <w:adjustRightInd/>
+              <w:snapToGrid/>
+              <w:spacing w:before="0" w:beforeAutospacing="0" w:after="0" w:afterAutospacing="0"/>
+              <w:ind w:left="0" w:right="0"/>
+              <w:jc w:val="center"/>
+              <w:textAlignment w:val="auto"/>
+              <w:rPr>
+                <w:rFonts w:hint="eastAsia" w:asciiTheme="minorEastAsia" w:hAnsiTheme="minorEastAsia" w:eastAsiaTheme="minorEastAsia" w:cstheme="minorEastAsia"/>
+                <w:kern w:val="0"/>
+                <w:sz w:val="24"/>
+                <w:szCs w:val="24"/>
+                <w:lang w:val="en-US" w:eastAsia="zh-CN" w:bidi="ar"/>
+              </w:rPr>
+            </w:pPr>
+            <w:r>
+              <w:rPr>
+                <w:rFonts w:hint="eastAsia" w:asciiTheme="minorEastAsia" w:hAnsiTheme="minorEastAsia" w:eastAsiaTheme="minorEastAsia" w:cstheme="minorEastAsia"/>
+                <w:kern w:val="0"/>
+                <w:sz w:val="24"/>
+                <w:szCs w:val="24"/>
+                <w:lang w:val="en-US" w:eastAsia="zh-CN" w:bidi="ar"/>
+              </w:rPr>
+              <w:t>仅个人信息</w:t>
+            </w:r>
+          </w:p>
+        </w:tc>
+        <w:tc>
+          <w:tcPr>
+            <w:tcW w:w="969" w:type="pct"/>
+            <w:tcBorders>
+              <w:top w:val="single" w:color="DDDDDD" w:sz="4" w:space="0"/>
+              <w:left w:val="single" w:color="DDDDDD" w:sz="4" w:space="0"/>
+              <w:bottom w:val="single" w:color="DDDDDD" w:sz="4" w:space="0"/>
+              <w:right w:val="single" w:color="DDDDDD" w:sz="4" w:space="0"/>
+            </w:tcBorders>
+            <w:shd w:val="clear" w:color="auto" w:fill="F8F9FA"/>
+            <w:tcMar>
+              <w:top w:w="120" w:type="dxa"/>
+              <w:left w:w="150" w:type="dxa"/>
+              <w:bottom w:w="120" w:type="dxa"/>
+              <w:right w:w="150" w:type="dxa"/>
+            </w:tcMar>
+            <w:vAlign w:val="top"/>
+          </w:tcPr>
+          <w:p>
+            <w:pPr>
+              <w:keepNext w:val="0"/>
+              <w:keepLines w:val="0"/>
+              <w:pageBreakBefore w:val="0"/>
+              <w:widowControl w:val="0"/>
+              <w:suppressLineNumbers w:val="0"/>
+              <w:kinsoku/>
+              <w:wordWrap/>
+              <w:overflowPunct/>
+              <w:topLinePunct w:val="0"/>
+              <w:autoSpaceDE/>
+              <w:autoSpaceDN/>
+              <w:bidi w:val="0"/>
+              <w:adjustRightInd/>
+              <w:snapToGrid/>
+              <w:spacing w:before="0" w:beforeAutospacing="0" w:after="0" w:afterAutospacing="0"/>
+              <w:ind w:left="0" w:right="0"/>
+              <w:jc w:val="center"/>
+              <w:textAlignment w:val="auto"/>
+              <w:rPr>
+                <w:rFonts w:hint="eastAsia" w:asciiTheme="minorEastAsia" w:hAnsiTheme="minorEastAsia" w:eastAsiaTheme="minorEastAsia" w:cstheme="minorEastAsia"/>
+                <w:kern w:val="0"/>
+                <w:sz w:val="24"/>
+                <w:szCs w:val="24"/>
+                <w:lang w:val="en-US" w:eastAsia="zh-CN" w:bidi="ar"/>
+              </w:rPr>
+            </w:pPr>
+            <w:r>
+              <w:rPr>
+                <w:rFonts w:hint="eastAsia" w:asciiTheme="minorEastAsia" w:hAnsiTheme="minorEastAsia" w:eastAsiaTheme="minorEastAsia" w:cstheme="minorEastAsia"/>
+                <w:kern w:val="0"/>
+                <w:sz w:val="24"/>
+                <w:szCs w:val="24"/>
+                <w:lang w:val="en-US" w:eastAsia="zh-CN" w:bidi="ar"/>
+              </w:rPr>
+              <w:t>自主管理</w:t>
+            </w:r>
+          </w:p>
+        </w:tc>
+      </w:tr>
+      <w:tr>
+        <w:tblPrEx>
+          <w:tblBorders>
+            <w:top w:val="none" w:color="auto" w:sz="0" w:space="0"/>
+            <w:left w:val="none" w:color="auto" w:sz="0" w:space="0"/>
+            <w:bottom w:val="none" w:color="auto" w:sz="0" w:space="0"/>
+            <w:right w:val="none" w:color="auto" w:sz="0" w:space="0"/>
+            <w:insideH w:val="none" w:color="auto" w:sz="0" w:space="0"/>
+            <w:insideV w:val="none" w:color="auto" w:sz="0" w:space="0"/>
+          </w:tblBorders>
+          <w:shd w:val="clear" w:color="auto" w:fill="FFFFFF"/>
+          <w:tblCellMar>
+            <w:top w:w="0" w:type="dxa"/>
+            <w:left w:w="0" w:type="dxa"/>
+            <w:bottom w:w="0" w:type="dxa"/>
+            <w:right w:w="0" w:type="dxa"/>
+          </w:tblCellMar>
+        </w:tblPrEx>
+        <w:trPr>
+          <w:trHeight w:val="368" w:hRule="atLeast"/>
+        </w:trPr>
+        <w:tc>
+          <w:tcPr>
+            <w:tcW w:w="1052" w:type="pct"/>
+            <w:tcBorders>
+              <w:top w:val="single" w:color="DDDDDD" w:sz="4" w:space="0"/>
+              <w:left w:val="single" w:color="DDDDDD" w:sz="4" w:space="0"/>
+              <w:bottom w:val="single" w:color="DDDDDD" w:sz="4" w:space="0"/>
+              <w:right w:val="single" w:color="DDDDDD" w:sz="4" w:space="0"/>
+            </w:tcBorders>
+            <w:shd w:val="clear" w:color="auto" w:fill="FFFFFF"/>
+            <w:tcMar>
+              <w:top w:w="120" w:type="dxa"/>
+              <w:left w:w="150" w:type="dxa"/>
+              <w:bottom w:w="120" w:type="dxa"/>
+              <w:right w:w="150" w:type="dxa"/>
+            </w:tcMar>
+            <w:vAlign w:val="top"/>
+          </w:tcPr>
+          <w:p>
+            <w:pPr>
+              <w:keepNext w:val="0"/>
+              <w:keepLines w:val="0"/>
+              <w:pageBreakBefore w:val="0"/>
+              <w:widowControl w:val="0"/>
+              <w:suppressLineNumbers w:val="0"/>
+              <w:kinsoku/>
+              <w:wordWrap/>
+              <w:overflowPunct/>
+              <w:topLinePunct w:val="0"/>
+              <w:autoSpaceDE/>
+              <w:autoSpaceDN/>
+              <w:bidi w:val="0"/>
+              <w:adjustRightInd/>
+              <w:snapToGrid/>
+              <w:spacing w:before="0" w:beforeAutospacing="0" w:after="0" w:afterAutospacing="0"/>
+              <w:ind w:left="0" w:right="0"/>
+              <w:jc w:val="center"/>
+              <w:textAlignment w:val="auto"/>
+              <w:rPr>
+                <w:rFonts w:hint="eastAsia" w:asciiTheme="minorEastAsia" w:hAnsiTheme="minorEastAsia" w:eastAsiaTheme="minorEastAsia" w:cstheme="minorEastAsia"/>
+                <w:kern w:val="0"/>
+                <w:sz w:val="24"/>
+                <w:szCs w:val="24"/>
+                <w:lang w:val="en-US" w:eastAsia="zh-CN" w:bidi="ar"/>
+              </w:rPr>
+            </w:pPr>
+            <w:r>
+              <w:rPr>
+                <w:rFonts w:hint="eastAsia" w:asciiTheme="minorEastAsia" w:hAnsiTheme="minorEastAsia" w:eastAsiaTheme="minorEastAsia" w:cstheme="minorEastAsia"/>
+                <w:kern w:val="0"/>
+                <w:sz w:val="24"/>
+                <w:szCs w:val="24"/>
+                <w:lang w:val="en-US" w:eastAsia="zh-CN" w:bidi="ar"/>
+              </w:rPr>
+              <w:t>权限控制</w:t>
+            </w:r>
+          </w:p>
+        </w:tc>
+        <w:tc>
+          <w:tcPr>
+            <w:tcW w:w="858" w:type="pct"/>
+            <w:tcBorders>
+              <w:top w:val="single" w:color="DDDDDD" w:sz="4" w:space="0"/>
+              <w:left w:val="single" w:color="DDDDDD" w:sz="4" w:space="0"/>
+              <w:bottom w:val="single" w:color="DDDDDD" w:sz="4" w:space="0"/>
+              <w:right w:val="single" w:color="DDDDDD" w:sz="4" w:space="0"/>
+            </w:tcBorders>
+            <w:shd w:val="clear" w:color="auto" w:fill="FFFFFF"/>
+            <w:tcMar>
+              <w:top w:w="120" w:type="dxa"/>
+              <w:left w:w="150" w:type="dxa"/>
+              <w:bottom w:w="120" w:type="dxa"/>
+              <w:right w:w="150" w:type="dxa"/>
+            </w:tcMar>
+            <w:vAlign w:val="top"/>
+          </w:tcPr>
+          <w:p>
+            <w:pPr>
+              <w:keepNext w:val="0"/>
+              <w:keepLines w:val="0"/>
+              <w:pageBreakBefore w:val="0"/>
+              <w:widowControl w:val="0"/>
+              <w:suppressLineNumbers w:val="0"/>
+              <w:kinsoku/>
+              <w:wordWrap/>
+              <w:overflowPunct/>
+              <w:topLinePunct w:val="0"/>
+              <w:autoSpaceDE/>
+              <w:autoSpaceDN/>
+              <w:bidi w:val="0"/>
+              <w:adjustRightInd/>
+              <w:snapToGrid/>
+              <w:spacing w:before="0" w:beforeAutospacing="0" w:after="0" w:afterAutospacing="0"/>
+              <w:ind w:left="0" w:right="0"/>
+              <w:jc w:val="center"/>
+              <w:textAlignment w:val="auto"/>
+              <w:rPr>
+                <w:rFonts w:hint="eastAsia" w:asciiTheme="minorEastAsia" w:hAnsiTheme="minorEastAsia" w:eastAsiaTheme="minorEastAsia" w:cstheme="minorEastAsia"/>
+                <w:kern w:val="0"/>
+                <w:sz w:val="24"/>
+                <w:szCs w:val="24"/>
+                <w:lang w:val="en-US" w:eastAsia="zh-CN" w:bidi="ar"/>
+              </w:rPr>
+            </w:pPr>
+            <w:r>
+              <w:rPr>
+                <w:rFonts w:hint="eastAsia" w:asciiTheme="minorEastAsia" w:hAnsiTheme="minorEastAsia" w:eastAsiaTheme="minorEastAsia" w:cstheme="minorEastAsia"/>
+                <w:kern w:val="0"/>
+                <w:sz w:val="24"/>
+                <w:szCs w:val="24"/>
+                <w:lang w:val="en-US" w:eastAsia="zh-CN" w:bidi="ar"/>
+              </w:rPr>
+              <w:t>配置管理</w:t>
+            </w:r>
+          </w:p>
+        </w:tc>
+        <w:tc>
+          <w:tcPr>
+            <w:tcW w:w="1122" w:type="pct"/>
+            <w:tcBorders>
+              <w:top w:val="single" w:color="DDDDDD" w:sz="4" w:space="0"/>
+              <w:left w:val="single" w:color="DDDDDD" w:sz="4" w:space="0"/>
+              <w:bottom w:val="single" w:color="DDDDDD" w:sz="4" w:space="0"/>
+              <w:right w:val="single" w:color="DDDDDD" w:sz="4" w:space="0"/>
+            </w:tcBorders>
+            <w:shd w:val="clear" w:color="auto" w:fill="FFFFFF"/>
+            <w:tcMar>
+              <w:top w:w="120" w:type="dxa"/>
+              <w:left w:w="150" w:type="dxa"/>
+              <w:bottom w:w="120" w:type="dxa"/>
+              <w:right w:w="150" w:type="dxa"/>
+            </w:tcMar>
+            <w:vAlign w:val="top"/>
+          </w:tcPr>
+          <w:p>
+            <w:pPr>
+              <w:keepNext w:val="0"/>
+              <w:keepLines w:val="0"/>
+              <w:pageBreakBefore w:val="0"/>
+              <w:widowControl w:val="0"/>
+              <w:suppressLineNumbers w:val="0"/>
+              <w:kinsoku/>
+              <w:wordWrap/>
+              <w:overflowPunct/>
+              <w:topLinePunct w:val="0"/>
+              <w:autoSpaceDE/>
+              <w:autoSpaceDN/>
+              <w:bidi w:val="0"/>
+              <w:adjustRightInd/>
+              <w:snapToGrid/>
+              <w:spacing w:before="0" w:beforeAutospacing="0" w:after="0" w:afterAutospacing="0"/>
+              <w:ind w:left="0" w:right="0"/>
+              <w:jc w:val="center"/>
+              <w:textAlignment w:val="auto"/>
+              <w:rPr>
+                <w:rFonts w:hint="eastAsia" w:asciiTheme="minorEastAsia" w:hAnsiTheme="minorEastAsia" w:eastAsiaTheme="minorEastAsia" w:cstheme="minorEastAsia"/>
+                <w:kern w:val="0"/>
+                <w:sz w:val="24"/>
+                <w:szCs w:val="24"/>
+                <w:lang w:val="en-US" w:eastAsia="zh-CN" w:bidi="ar"/>
+              </w:rPr>
+            </w:pPr>
+            <w:r>
+              <w:rPr>
+                <w:rFonts w:hint="eastAsia" w:asciiTheme="minorEastAsia" w:hAnsiTheme="minorEastAsia" w:eastAsiaTheme="minorEastAsia" w:cstheme="minorEastAsia"/>
+                <w:kern w:val="0"/>
+                <w:sz w:val="24"/>
+                <w:szCs w:val="24"/>
+                <w:lang w:val="en-US" w:eastAsia="zh-CN" w:bidi="ar"/>
+              </w:rPr>
+              <w:t>内部管理</w:t>
+            </w:r>
+          </w:p>
+        </w:tc>
+        <w:tc>
+          <w:tcPr>
+            <w:tcW w:w="997" w:type="pct"/>
+            <w:tcBorders>
+              <w:top w:val="single" w:color="DDDDDD" w:sz="4" w:space="0"/>
+              <w:left w:val="single" w:color="DDDDDD" w:sz="4" w:space="0"/>
+              <w:bottom w:val="single" w:color="DDDDDD" w:sz="4" w:space="0"/>
+              <w:right w:val="single" w:color="DDDDDD" w:sz="4" w:space="0"/>
+            </w:tcBorders>
+            <w:shd w:val="clear" w:color="auto" w:fill="FFFFFF"/>
+            <w:tcMar>
+              <w:top w:w="120" w:type="dxa"/>
+              <w:left w:w="150" w:type="dxa"/>
+              <w:bottom w:w="120" w:type="dxa"/>
+              <w:right w:w="150" w:type="dxa"/>
+            </w:tcMar>
+            <w:vAlign w:val="top"/>
+          </w:tcPr>
+          <w:p>
+            <w:pPr>
+              <w:keepNext w:val="0"/>
+              <w:keepLines w:val="0"/>
+              <w:pageBreakBefore w:val="0"/>
+              <w:widowControl w:val="0"/>
+              <w:suppressLineNumbers w:val="0"/>
+              <w:kinsoku/>
+              <w:wordWrap/>
+              <w:overflowPunct/>
+              <w:topLinePunct w:val="0"/>
+              <w:autoSpaceDE/>
+              <w:autoSpaceDN/>
+              <w:bidi w:val="0"/>
+              <w:adjustRightInd/>
+              <w:snapToGrid/>
+              <w:spacing w:before="0" w:beforeAutospacing="0" w:after="0" w:afterAutospacing="0"/>
+              <w:ind w:left="0" w:right="0"/>
+              <w:jc w:val="center"/>
+              <w:textAlignment w:val="auto"/>
+              <w:rPr>
+                <w:rFonts w:hint="eastAsia" w:asciiTheme="minorEastAsia" w:hAnsiTheme="minorEastAsia" w:eastAsiaTheme="minorEastAsia" w:cstheme="minorEastAsia"/>
+                <w:kern w:val="0"/>
+                <w:sz w:val="24"/>
+                <w:szCs w:val="24"/>
+                <w:lang w:val="en-US" w:eastAsia="zh-CN" w:bidi="ar"/>
+              </w:rPr>
+            </w:pPr>
+            <w:r>
+              <w:rPr>
+                <w:rFonts w:hint="eastAsia" w:asciiTheme="minorEastAsia" w:hAnsiTheme="minorEastAsia" w:eastAsiaTheme="minorEastAsia" w:cstheme="minorEastAsia"/>
+                <w:kern w:val="0"/>
+                <w:sz w:val="24"/>
+                <w:szCs w:val="24"/>
+                <w:lang w:val="en-US" w:eastAsia="zh-CN" w:bidi="ar"/>
+              </w:rPr>
+              <w:t>仅使用</w:t>
+            </w:r>
+          </w:p>
+        </w:tc>
+        <w:tc>
+          <w:tcPr>
+            <w:tcW w:w="969" w:type="pct"/>
+            <w:tcBorders>
+              <w:top w:val="single" w:color="DDDDDD" w:sz="4" w:space="0"/>
+              <w:left w:val="single" w:color="DDDDDD" w:sz="4" w:space="0"/>
+              <w:bottom w:val="single" w:color="DDDDDD" w:sz="4" w:space="0"/>
+              <w:right w:val="single" w:color="DDDDDD" w:sz="4" w:space="0"/>
+            </w:tcBorders>
+            <w:shd w:val="clear" w:color="auto" w:fill="FFFFFF"/>
+            <w:tcMar>
+              <w:top w:w="120" w:type="dxa"/>
+              <w:left w:w="150" w:type="dxa"/>
+              <w:bottom w:w="120" w:type="dxa"/>
+              <w:right w:w="150" w:type="dxa"/>
+            </w:tcMar>
+            <w:vAlign w:val="top"/>
+          </w:tcPr>
+          <w:p>
+            <w:pPr>
+              <w:keepNext w:val="0"/>
+              <w:keepLines w:val="0"/>
+              <w:pageBreakBefore w:val="0"/>
+              <w:widowControl w:val="0"/>
+              <w:suppressLineNumbers w:val="0"/>
+              <w:kinsoku/>
+              <w:wordWrap/>
+              <w:overflowPunct/>
+              <w:topLinePunct w:val="0"/>
+              <w:autoSpaceDE/>
+              <w:autoSpaceDN/>
+              <w:bidi w:val="0"/>
+              <w:adjustRightInd/>
+              <w:snapToGrid/>
+              <w:spacing w:before="0" w:beforeAutospacing="0" w:after="0" w:afterAutospacing="0"/>
+              <w:ind w:left="0" w:right="0"/>
+              <w:jc w:val="center"/>
+              <w:textAlignment w:val="auto"/>
+              <w:rPr>
+                <w:rFonts w:hint="eastAsia" w:asciiTheme="minorEastAsia" w:hAnsiTheme="minorEastAsia" w:eastAsiaTheme="minorEastAsia" w:cstheme="minorEastAsia"/>
+                <w:kern w:val="0"/>
+                <w:sz w:val="24"/>
+                <w:szCs w:val="24"/>
+                <w:lang w:val="en-US" w:eastAsia="zh-CN" w:bidi="ar"/>
+              </w:rPr>
+            </w:pPr>
+            <w:r>
+              <w:rPr>
+                <w:rFonts w:hint="eastAsia" w:asciiTheme="minorEastAsia" w:hAnsiTheme="minorEastAsia" w:eastAsiaTheme="minorEastAsia" w:cstheme="minorEastAsia"/>
+                <w:kern w:val="0"/>
+                <w:sz w:val="24"/>
+                <w:szCs w:val="24"/>
+                <w:lang w:val="en-US" w:eastAsia="zh-CN" w:bidi="ar"/>
+              </w:rPr>
+              <w:t>仅使用</w:t>
+            </w:r>
+          </w:p>
+        </w:tc>
+      </w:tr>
+      <w:tr>
+        <w:tblPrEx>
+          <w:tblBorders>
+            <w:top w:val="none" w:color="auto" w:sz="0" w:space="0"/>
+            <w:left w:val="none" w:color="auto" w:sz="0" w:space="0"/>
+            <w:bottom w:val="none" w:color="auto" w:sz="0" w:space="0"/>
+            <w:right w:val="none" w:color="auto" w:sz="0" w:space="0"/>
+            <w:insideH w:val="none" w:color="auto" w:sz="0" w:space="0"/>
+            <w:insideV w:val="none" w:color="auto" w:sz="0" w:space="0"/>
+          </w:tblBorders>
+          <w:shd w:val="clear" w:color="auto" w:fill="FFFFFF"/>
+          <w:tblCellMar>
+            <w:top w:w="0" w:type="dxa"/>
+            <w:left w:w="0" w:type="dxa"/>
+            <w:bottom w:w="0" w:type="dxa"/>
+            <w:right w:w="0" w:type="dxa"/>
+          </w:tblCellMar>
+        </w:tblPrEx>
+        <w:trPr>
+          <w:trHeight w:val="226" w:hRule="atLeast"/>
+        </w:trPr>
+        <w:tc>
+          <w:tcPr>
+            <w:tcW w:w="1052" w:type="pct"/>
+            <w:tcBorders>
+              <w:top w:val="single" w:color="DDDDDD" w:sz="4" w:space="0"/>
+              <w:left w:val="single" w:color="DDDDDD" w:sz="4" w:space="0"/>
+              <w:bottom w:val="single" w:color="DDDDDD" w:sz="4" w:space="0"/>
+              <w:right w:val="single" w:color="DDDDDD" w:sz="4" w:space="0"/>
+            </w:tcBorders>
+            <w:shd w:val="clear" w:color="auto" w:fill="F8F9FA"/>
+            <w:tcMar>
+              <w:top w:w="120" w:type="dxa"/>
+              <w:left w:w="150" w:type="dxa"/>
+              <w:bottom w:w="120" w:type="dxa"/>
+              <w:right w:w="150" w:type="dxa"/>
+            </w:tcMar>
+            <w:vAlign w:val="top"/>
+          </w:tcPr>
+          <w:p>
+            <w:pPr>
+              <w:keepNext w:val="0"/>
+              <w:keepLines w:val="0"/>
+              <w:pageBreakBefore w:val="0"/>
+              <w:widowControl w:val="0"/>
+              <w:suppressLineNumbers w:val="0"/>
+              <w:kinsoku/>
+              <w:wordWrap/>
+              <w:overflowPunct/>
+              <w:topLinePunct w:val="0"/>
+              <w:autoSpaceDE/>
+              <w:autoSpaceDN/>
+              <w:bidi w:val="0"/>
+              <w:adjustRightInd/>
+              <w:snapToGrid/>
+              <w:spacing w:before="0" w:beforeAutospacing="0" w:after="0" w:afterAutospacing="0"/>
+              <w:ind w:left="0" w:right="0"/>
+              <w:jc w:val="center"/>
+              <w:textAlignment w:val="auto"/>
+              <w:rPr>
+                <w:rFonts w:hint="eastAsia" w:asciiTheme="minorEastAsia" w:hAnsiTheme="minorEastAsia" w:eastAsiaTheme="minorEastAsia" w:cstheme="minorEastAsia"/>
+                <w:kern w:val="0"/>
+                <w:sz w:val="24"/>
+                <w:szCs w:val="24"/>
+                <w:lang w:val="en-US" w:eastAsia="zh-CN" w:bidi="ar"/>
+              </w:rPr>
+            </w:pPr>
+            <w:r>
+              <w:rPr>
+                <w:rFonts w:hint="eastAsia" w:asciiTheme="minorEastAsia" w:hAnsiTheme="minorEastAsia" w:eastAsiaTheme="minorEastAsia" w:cstheme="minorEastAsia"/>
+                <w:kern w:val="0"/>
+                <w:sz w:val="24"/>
+                <w:szCs w:val="24"/>
+                <w:lang w:val="en-US" w:eastAsia="zh-CN" w:bidi="ar"/>
+              </w:rPr>
+              <w:t>职位信息管理</w:t>
+            </w:r>
+          </w:p>
+        </w:tc>
+        <w:tc>
+          <w:tcPr>
+            <w:tcW w:w="858" w:type="pct"/>
+            <w:tcBorders>
+              <w:top w:val="single" w:color="DDDDDD" w:sz="4" w:space="0"/>
+              <w:left w:val="single" w:color="DDDDDD" w:sz="4" w:space="0"/>
+              <w:bottom w:val="single" w:color="DDDDDD" w:sz="4" w:space="0"/>
+              <w:right w:val="single" w:color="DDDDDD" w:sz="4" w:space="0"/>
+            </w:tcBorders>
+            <w:shd w:val="clear" w:color="auto" w:fill="F8F9FA"/>
+            <w:tcMar>
+              <w:top w:w="120" w:type="dxa"/>
+              <w:left w:w="150" w:type="dxa"/>
+              <w:bottom w:w="120" w:type="dxa"/>
+              <w:right w:w="150" w:type="dxa"/>
+            </w:tcMar>
+            <w:vAlign w:val="top"/>
+          </w:tcPr>
+          <w:p>
+            <w:pPr>
+              <w:keepNext w:val="0"/>
+              <w:keepLines w:val="0"/>
+              <w:pageBreakBefore w:val="0"/>
+              <w:widowControl w:val="0"/>
+              <w:suppressLineNumbers w:val="0"/>
+              <w:kinsoku/>
+              <w:wordWrap/>
+              <w:overflowPunct/>
+              <w:topLinePunct w:val="0"/>
+              <w:autoSpaceDE/>
+              <w:autoSpaceDN/>
+              <w:bidi w:val="0"/>
+              <w:adjustRightInd/>
+              <w:snapToGrid/>
+              <w:spacing w:before="0" w:beforeAutospacing="0" w:after="0" w:afterAutospacing="0"/>
+              <w:ind w:left="0" w:right="0"/>
+              <w:jc w:val="center"/>
+              <w:textAlignment w:val="auto"/>
+              <w:rPr>
+                <w:rFonts w:hint="eastAsia" w:asciiTheme="minorEastAsia" w:hAnsiTheme="minorEastAsia" w:eastAsiaTheme="minorEastAsia" w:cstheme="minorEastAsia"/>
+                <w:kern w:val="0"/>
+                <w:sz w:val="24"/>
+                <w:szCs w:val="24"/>
+                <w:lang w:val="en-US" w:eastAsia="zh-CN" w:bidi="ar"/>
+              </w:rPr>
+            </w:pPr>
+            <w:r>
+              <w:rPr>
+                <w:rFonts w:hint="eastAsia" w:asciiTheme="minorEastAsia" w:hAnsiTheme="minorEastAsia" w:eastAsiaTheme="minorEastAsia" w:cstheme="minorEastAsia"/>
+                <w:kern w:val="0"/>
+                <w:sz w:val="24"/>
+                <w:szCs w:val="24"/>
+                <w:lang w:val="en-US" w:eastAsia="zh-CN" w:bidi="ar"/>
+              </w:rPr>
+              <w:t>完全控制</w:t>
+            </w:r>
+          </w:p>
+        </w:tc>
+        <w:tc>
+          <w:tcPr>
+            <w:tcW w:w="1122" w:type="pct"/>
+            <w:tcBorders>
+              <w:top w:val="single" w:color="DDDDDD" w:sz="4" w:space="0"/>
+              <w:left w:val="single" w:color="DDDDDD" w:sz="4" w:space="0"/>
+              <w:bottom w:val="single" w:color="DDDDDD" w:sz="4" w:space="0"/>
+              <w:right w:val="single" w:color="DDDDDD" w:sz="4" w:space="0"/>
+            </w:tcBorders>
+            <w:shd w:val="clear" w:color="auto" w:fill="F8F9FA"/>
+            <w:tcMar>
+              <w:top w:w="120" w:type="dxa"/>
+              <w:left w:w="150" w:type="dxa"/>
+              <w:bottom w:w="120" w:type="dxa"/>
+              <w:right w:w="150" w:type="dxa"/>
+            </w:tcMar>
+            <w:vAlign w:val="top"/>
+          </w:tcPr>
+          <w:p>
+            <w:pPr>
+              <w:keepNext w:val="0"/>
+              <w:keepLines w:val="0"/>
+              <w:pageBreakBefore w:val="0"/>
+              <w:widowControl w:val="0"/>
+              <w:suppressLineNumbers w:val="0"/>
+              <w:kinsoku/>
+              <w:wordWrap/>
+              <w:overflowPunct/>
+              <w:topLinePunct w:val="0"/>
+              <w:autoSpaceDE/>
+              <w:autoSpaceDN/>
+              <w:bidi w:val="0"/>
+              <w:adjustRightInd/>
+              <w:snapToGrid/>
+              <w:spacing w:before="0" w:beforeAutospacing="0" w:after="0" w:afterAutospacing="0"/>
+              <w:ind w:left="0" w:right="0"/>
+              <w:jc w:val="center"/>
+              <w:textAlignment w:val="auto"/>
+              <w:rPr>
+                <w:rFonts w:hint="eastAsia" w:asciiTheme="minorEastAsia" w:hAnsiTheme="minorEastAsia" w:eastAsiaTheme="minorEastAsia" w:cstheme="minorEastAsia"/>
+                <w:kern w:val="0"/>
+                <w:sz w:val="24"/>
+                <w:szCs w:val="24"/>
+                <w:lang w:val="en-US" w:eastAsia="zh-CN" w:bidi="ar"/>
+              </w:rPr>
+            </w:pPr>
+            <w:r>
+              <w:rPr>
+                <w:rFonts w:hint="eastAsia" w:asciiTheme="minorEastAsia" w:hAnsiTheme="minorEastAsia" w:eastAsiaTheme="minorEastAsia" w:cstheme="minorEastAsia"/>
+                <w:kern w:val="0"/>
+                <w:sz w:val="24"/>
+                <w:szCs w:val="24"/>
+                <w:lang w:val="en-US" w:eastAsia="zh-CN" w:bidi="ar"/>
+              </w:rPr>
+              <w:t>部门管理</w:t>
+            </w:r>
+          </w:p>
+        </w:tc>
+        <w:tc>
+          <w:tcPr>
+            <w:tcW w:w="997" w:type="pct"/>
+            <w:tcBorders>
+              <w:top w:val="single" w:color="DDDDDD" w:sz="4" w:space="0"/>
+              <w:left w:val="single" w:color="DDDDDD" w:sz="4" w:space="0"/>
+              <w:bottom w:val="single" w:color="DDDDDD" w:sz="4" w:space="0"/>
+              <w:right w:val="single" w:color="DDDDDD" w:sz="4" w:space="0"/>
+            </w:tcBorders>
+            <w:shd w:val="clear" w:color="auto" w:fill="F8F9FA"/>
+            <w:tcMar>
+              <w:top w:w="120" w:type="dxa"/>
+              <w:left w:w="150" w:type="dxa"/>
+              <w:bottom w:w="120" w:type="dxa"/>
+              <w:right w:w="150" w:type="dxa"/>
+            </w:tcMar>
+            <w:vAlign w:val="top"/>
+          </w:tcPr>
+          <w:p>
+            <w:pPr>
+              <w:keepNext w:val="0"/>
+              <w:keepLines w:val="0"/>
+              <w:pageBreakBefore w:val="0"/>
+              <w:widowControl w:val="0"/>
+              <w:suppressLineNumbers w:val="0"/>
+              <w:kinsoku/>
+              <w:wordWrap/>
+              <w:overflowPunct/>
+              <w:topLinePunct w:val="0"/>
+              <w:autoSpaceDE/>
+              <w:autoSpaceDN/>
+              <w:bidi w:val="0"/>
+              <w:adjustRightInd/>
+              <w:snapToGrid/>
+              <w:spacing w:before="0" w:beforeAutospacing="0" w:after="0" w:afterAutospacing="0"/>
+              <w:ind w:left="0" w:right="0"/>
+              <w:jc w:val="center"/>
+              <w:textAlignment w:val="auto"/>
+              <w:rPr>
+                <w:rFonts w:hint="eastAsia" w:asciiTheme="minorEastAsia" w:hAnsiTheme="minorEastAsia" w:eastAsiaTheme="minorEastAsia" w:cstheme="minorEastAsia"/>
+                <w:kern w:val="0"/>
+                <w:sz w:val="24"/>
+                <w:szCs w:val="24"/>
+                <w:lang w:val="en-US" w:eastAsia="zh-CN" w:bidi="ar"/>
+              </w:rPr>
+            </w:pPr>
+            <w:r>
+              <w:rPr>
+                <w:rFonts w:hint="eastAsia" w:asciiTheme="minorEastAsia" w:hAnsiTheme="minorEastAsia" w:eastAsiaTheme="minorEastAsia" w:cstheme="minorEastAsia"/>
+                <w:kern w:val="0"/>
+                <w:sz w:val="24"/>
+                <w:szCs w:val="24"/>
+                <w:lang w:val="en-US" w:eastAsia="zh-CN" w:bidi="ar"/>
+              </w:rPr>
+              <w:t>仅查看</w:t>
+            </w:r>
+          </w:p>
+        </w:tc>
+        <w:tc>
+          <w:tcPr>
+            <w:tcW w:w="969" w:type="pct"/>
+            <w:tcBorders>
+              <w:top w:val="single" w:color="DDDDDD" w:sz="4" w:space="0"/>
+              <w:left w:val="single" w:color="DDDDDD" w:sz="4" w:space="0"/>
+              <w:bottom w:val="single" w:color="DDDDDD" w:sz="4" w:space="0"/>
+              <w:right w:val="single" w:color="DDDDDD" w:sz="4" w:space="0"/>
+            </w:tcBorders>
+            <w:shd w:val="clear" w:color="auto" w:fill="F8F9FA"/>
+            <w:tcMar>
+              <w:top w:w="120" w:type="dxa"/>
+              <w:left w:w="150" w:type="dxa"/>
+              <w:bottom w:w="120" w:type="dxa"/>
+              <w:right w:w="150" w:type="dxa"/>
+            </w:tcMar>
+            <w:vAlign w:val="top"/>
+          </w:tcPr>
+          <w:p>
+            <w:pPr>
+              <w:keepNext w:val="0"/>
+              <w:keepLines w:val="0"/>
+              <w:pageBreakBefore w:val="0"/>
+              <w:widowControl w:val="0"/>
+              <w:suppressLineNumbers w:val="0"/>
+              <w:kinsoku/>
+              <w:wordWrap/>
+              <w:overflowPunct/>
+              <w:topLinePunct w:val="0"/>
+              <w:autoSpaceDE/>
+              <w:autoSpaceDN/>
+              <w:bidi w:val="0"/>
+              <w:adjustRightInd/>
+              <w:snapToGrid/>
+              <w:spacing w:before="0" w:beforeAutospacing="0" w:after="0" w:afterAutospacing="0"/>
+              <w:ind w:left="0" w:right="0"/>
+              <w:jc w:val="center"/>
+              <w:textAlignment w:val="auto"/>
+              <w:rPr>
+                <w:rFonts w:hint="eastAsia" w:asciiTheme="minorEastAsia" w:hAnsiTheme="minorEastAsia" w:eastAsiaTheme="minorEastAsia" w:cstheme="minorEastAsia"/>
+                <w:kern w:val="0"/>
+                <w:sz w:val="24"/>
+                <w:szCs w:val="24"/>
+                <w:lang w:val="en-US" w:eastAsia="zh-CN" w:bidi="ar"/>
+              </w:rPr>
+            </w:pPr>
+            <w:r>
+              <w:rPr>
+                <w:rFonts w:hint="eastAsia" w:asciiTheme="minorEastAsia" w:hAnsiTheme="minorEastAsia" w:eastAsiaTheme="minorEastAsia" w:cstheme="minorEastAsia"/>
+                <w:kern w:val="0"/>
+                <w:sz w:val="24"/>
+                <w:szCs w:val="24"/>
+                <w:lang w:val="en-US" w:eastAsia="zh-CN" w:bidi="ar"/>
+              </w:rPr>
+              <w:t>搜索查看</w:t>
+            </w:r>
+          </w:p>
+        </w:tc>
+      </w:tr>
+      <w:tr>
+        <w:tblPrEx>
+          <w:tblBorders>
+            <w:top w:val="none" w:color="auto" w:sz="0" w:space="0"/>
+            <w:left w:val="none" w:color="auto" w:sz="0" w:space="0"/>
+            <w:bottom w:val="none" w:color="auto" w:sz="0" w:space="0"/>
+            <w:right w:val="none" w:color="auto" w:sz="0" w:space="0"/>
+            <w:insideH w:val="none" w:color="auto" w:sz="0" w:space="0"/>
+            <w:insideV w:val="none" w:color="auto" w:sz="0" w:space="0"/>
+          </w:tblBorders>
+          <w:shd w:val="clear" w:color="auto" w:fill="FFFFFF"/>
+          <w:tblCellMar>
+            <w:top w:w="0" w:type="dxa"/>
+            <w:left w:w="0" w:type="dxa"/>
+            <w:bottom w:w="0" w:type="dxa"/>
+            <w:right w:w="0" w:type="dxa"/>
+          </w:tblCellMar>
+        </w:tblPrEx>
+        <w:trPr>
+          <w:trHeight w:val="226" w:hRule="atLeast"/>
+        </w:trPr>
+        <w:tc>
+          <w:tcPr>
+            <w:tcW w:w="1052" w:type="pct"/>
+            <w:tcBorders>
+              <w:top w:val="single" w:color="DDDDDD" w:sz="4" w:space="0"/>
+              <w:left w:val="single" w:color="DDDDDD" w:sz="4" w:space="0"/>
+              <w:bottom w:val="single" w:color="DDDDDD" w:sz="4" w:space="0"/>
+              <w:right w:val="single" w:color="DDDDDD" w:sz="4" w:space="0"/>
+            </w:tcBorders>
+            <w:shd w:val="clear" w:color="auto" w:fill="FFFFFF"/>
+            <w:tcMar>
+              <w:top w:w="120" w:type="dxa"/>
+              <w:left w:w="150" w:type="dxa"/>
+              <w:bottom w:w="120" w:type="dxa"/>
+              <w:right w:w="150" w:type="dxa"/>
+            </w:tcMar>
+            <w:vAlign w:val="top"/>
+          </w:tcPr>
+          <w:p>
+            <w:pPr>
+              <w:keepNext w:val="0"/>
+              <w:keepLines w:val="0"/>
+              <w:pageBreakBefore w:val="0"/>
+              <w:widowControl w:val="0"/>
+              <w:suppressLineNumbers w:val="0"/>
+              <w:kinsoku/>
+              <w:wordWrap/>
+              <w:overflowPunct/>
+              <w:topLinePunct w:val="0"/>
+              <w:autoSpaceDE/>
+              <w:autoSpaceDN/>
+              <w:bidi w:val="0"/>
+              <w:adjustRightInd/>
+              <w:snapToGrid/>
+              <w:spacing w:before="0" w:beforeAutospacing="0" w:after="0" w:afterAutospacing="0"/>
+              <w:ind w:left="0" w:right="0"/>
+              <w:jc w:val="center"/>
+              <w:textAlignment w:val="auto"/>
+              <w:rPr>
+                <w:rFonts w:hint="eastAsia" w:asciiTheme="minorEastAsia" w:hAnsiTheme="minorEastAsia" w:eastAsiaTheme="minorEastAsia" w:cstheme="minorEastAsia"/>
+                <w:kern w:val="0"/>
+                <w:sz w:val="24"/>
+                <w:szCs w:val="24"/>
+                <w:lang w:val="en-US" w:eastAsia="zh-CN" w:bidi="ar"/>
+              </w:rPr>
+            </w:pPr>
+            <w:r>
+              <w:rPr>
+                <w:rFonts w:hint="eastAsia" w:asciiTheme="minorEastAsia" w:hAnsiTheme="minorEastAsia" w:eastAsiaTheme="minorEastAsia" w:cstheme="minorEastAsia"/>
+                <w:kern w:val="0"/>
+                <w:sz w:val="24"/>
+                <w:szCs w:val="24"/>
+                <w:lang w:val="en-US" w:eastAsia="zh-CN" w:bidi="ar"/>
+              </w:rPr>
+              <w:t>智能匹配</w:t>
+            </w:r>
+          </w:p>
+        </w:tc>
+        <w:tc>
+          <w:tcPr>
+            <w:tcW w:w="858" w:type="pct"/>
+            <w:tcBorders>
+              <w:top w:val="single" w:color="DDDDDD" w:sz="4" w:space="0"/>
+              <w:left w:val="single" w:color="DDDDDD" w:sz="4" w:space="0"/>
+              <w:bottom w:val="single" w:color="DDDDDD" w:sz="4" w:space="0"/>
+              <w:right w:val="single" w:color="DDDDDD" w:sz="4" w:space="0"/>
+            </w:tcBorders>
+            <w:shd w:val="clear" w:color="auto" w:fill="FFFFFF"/>
+            <w:tcMar>
+              <w:top w:w="120" w:type="dxa"/>
+              <w:left w:w="150" w:type="dxa"/>
+              <w:bottom w:w="120" w:type="dxa"/>
+              <w:right w:w="150" w:type="dxa"/>
+            </w:tcMar>
+            <w:vAlign w:val="top"/>
+          </w:tcPr>
+          <w:p>
+            <w:pPr>
+              <w:keepNext w:val="0"/>
+              <w:keepLines w:val="0"/>
+              <w:pageBreakBefore w:val="0"/>
+              <w:widowControl w:val="0"/>
+              <w:suppressLineNumbers w:val="0"/>
+              <w:kinsoku/>
+              <w:wordWrap/>
+              <w:overflowPunct/>
+              <w:topLinePunct w:val="0"/>
+              <w:autoSpaceDE/>
+              <w:autoSpaceDN/>
+              <w:bidi w:val="0"/>
+              <w:adjustRightInd/>
+              <w:snapToGrid/>
+              <w:spacing w:before="0" w:beforeAutospacing="0" w:after="0" w:afterAutospacing="0"/>
+              <w:ind w:left="0" w:right="0"/>
+              <w:jc w:val="center"/>
+              <w:textAlignment w:val="auto"/>
+              <w:rPr>
+                <w:rFonts w:hint="eastAsia" w:asciiTheme="minorEastAsia" w:hAnsiTheme="minorEastAsia" w:eastAsiaTheme="minorEastAsia" w:cstheme="minorEastAsia"/>
+                <w:kern w:val="0"/>
+                <w:sz w:val="24"/>
+                <w:szCs w:val="24"/>
+                <w:lang w:val="en-US" w:eastAsia="zh-CN" w:bidi="ar"/>
+              </w:rPr>
+            </w:pPr>
+            <w:r>
+              <w:rPr>
+                <w:rFonts w:hint="eastAsia" w:asciiTheme="minorEastAsia" w:hAnsiTheme="minorEastAsia" w:eastAsiaTheme="minorEastAsia" w:cstheme="minorEastAsia"/>
+                <w:kern w:val="0"/>
+                <w:sz w:val="24"/>
+                <w:szCs w:val="24"/>
+                <w:lang w:val="en-US" w:eastAsia="zh-CN" w:bidi="ar"/>
+              </w:rPr>
+              <w:t>系统管理</w:t>
+            </w:r>
+          </w:p>
+        </w:tc>
+        <w:tc>
+          <w:tcPr>
+            <w:tcW w:w="1122" w:type="pct"/>
+            <w:tcBorders>
+              <w:top w:val="single" w:color="DDDDDD" w:sz="4" w:space="0"/>
+              <w:left w:val="single" w:color="DDDDDD" w:sz="4" w:space="0"/>
+              <w:bottom w:val="single" w:color="DDDDDD" w:sz="4" w:space="0"/>
+              <w:right w:val="single" w:color="DDDDDD" w:sz="4" w:space="0"/>
+            </w:tcBorders>
+            <w:shd w:val="clear" w:color="auto" w:fill="FFFFFF"/>
+            <w:tcMar>
+              <w:top w:w="120" w:type="dxa"/>
+              <w:left w:w="150" w:type="dxa"/>
+              <w:bottom w:w="120" w:type="dxa"/>
+              <w:right w:w="150" w:type="dxa"/>
+            </w:tcMar>
+            <w:vAlign w:val="top"/>
+          </w:tcPr>
+          <w:p>
+            <w:pPr>
+              <w:keepNext w:val="0"/>
+              <w:keepLines w:val="0"/>
+              <w:pageBreakBefore w:val="0"/>
+              <w:widowControl w:val="0"/>
+              <w:suppressLineNumbers w:val="0"/>
+              <w:kinsoku/>
+              <w:wordWrap/>
+              <w:overflowPunct/>
+              <w:topLinePunct w:val="0"/>
+              <w:autoSpaceDE/>
+              <w:autoSpaceDN/>
+              <w:bidi w:val="0"/>
+              <w:adjustRightInd/>
+              <w:snapToGrid/>
+              <w:spacing w:before="0" w:beforeAutospacing="0" w:after="0" w:afterAutospacing="0"/>
+              <w:ind w:left="0" w:right="0"/>
+              <w:jc w:val="center"/>
+              <w:textAlignment w:val="auto"/>
+              <w:rPr>
+                <w:rFonts w:hint="default" w:asciiTheme="minorEastAsia" w:hAnsiTheme="minorEastAsia" w:eastAsiaTheme="minorEastAsia" w:cstheme="minorEastAsia"/>
+                <w:kern w:val="0"/>
+                <w:sz w:val="24"/>
+                <w:szCs w:val="24"/>
+                <w:lang w:val="en-US" w:eastAsia="zh-CN" w:bidi="ar"/>
+              </w:rPr>
+            </w:pPr>
+            <w:r>
+              <w:rPr>
+                <w:rFonts w:hint="eastAsia" w:asciiTheme="minorEastAsia" w:hAnsiTheme="minorEastAsia" w:eastAsiaTheme="minorEastAsia" w:cstheme="minorEastAsia"/>
+                <w:kern w:val="0"/>
+                <w:sz w:val="24"/>
+                <w:szCs w:val="24"/>
+                <w:lang w:val="en-US" w:eastAsia="zh-CN" w:bidi="ar"/>
+              </w:rPr>
+              <w:t>-</w:t>
+            </w:r>
+          </w:p>
+        </w:tc>
+        <w:tc>
+          <w:tcPr>
+            <w:tcW w:w="997" w:type="pct"/>
+            <w:tcBorders>
+              <w:top w:val="single" w:color="DDDDDD" w:sz="4" w:space="0"/>
+              <w:left w:val="single" w:color="DDDDDD" w:sz="4" w:space="0"/>
+              <w:bottom w:val="single" w:color="DDDDDD" w:sz="4" w:space="0"/>
+              <w:right w:val="single" w:color="DDDDDD" w:sz="4" w:space="0"/>
+            </w:tcBorders>
+            <w:shd w:val="clear" w:color="auto" w:fill="FFFFFF"/>
+            <w:tcMar>
+              <w:top w:w="120" w:type="dxa"/>
+              <w:left w:w="150" w:type="dxa"/>
+              <w:bottom w:w="120" w:type="dxa"/>
+              <w:right w:w="150" w:type="dxa"/>
+            </w:tcMar>
+            <w:vAlign w:val="top"/>
+          </w:tcPr>
+          <w:p>
+            <w:pPr>
+              <w:keepNext w:val="0"/>
+              <w:keepLines w:val="0"/>
+              <w:pageBreakBefore w:val="0"/>
+              <w:widowControl w:val="0"/>
+              <w:suppressLineNumbers w:val="0"/>
+              <w:kinsoku/>
+              <w:wordWrap/>
+              <w:overflowPunct/>
+              <w:topLinePunct w:val="0"/>
+              <w:autoSpaceDE/>
+              <w:autoSpaceDN/>
+              <w:bidi w:val="0"/>
+              <w:adjustRightInd/>
+              <w:snapToGrid/>
+              <w:spacing w:before="0" w:beforeAutospacing="0" w:after="0" w:afterAutospacing="0"/>
+              <w:ind w:left="0" w:right="0"/>
+              <w:jc w:val="center"/>
+              <w:textAlignment w:val="auto"/>
+              <w:rPr>
+                <w:rFonts w:hint="eastAsia" w:asciiTheme="minorEastAsia" w:hAnsiTheme="minorEastAsia" w:eastAsiaTheme="minorEastAsia" w:cstheme="minorEastAsia"/>
+                <w:kern w:val="0"/>
+                <w:sz w:val="24"/>
+                <w:szCs w:val="24"/>
+                <w:lang w:val="en-US" w:eastAsia="zh-CN" w:bidi="ar"/>
+              </w:rPr>
+            </w:pPr>
+            <w:r>
+              <w:rPr>
+                <w:rFonts w:hint="eastAsia" w:asciiTheme="minorEastAsia" w:hAnsiTheme="minorEastAsia" w:eastAsiaTheme="minorEastAsia" w:cstheme="minorEastAsia"/>
+                <w:kern w:val="0"/>
+                <w:sz w:val="24"/>
+                <w:szCs w:val="24"/>
+                <w:lang w:val="en-US" w:eastAsia="zh-CN" w:bidi="ar"/>
+              </w:rPr>
+              <w:t>-</w:t>
+            </w:r>
+          </w:p>
+        </w:tc>
+        <w:tc>
+          <w:tcPr>
+            <w:tcW w:w="969" w:type="pct"/>
+            <w:tcBorders>
+              <w:top w:val="single" w:color="DDDDDD" w:sz="4" w:space="0"/>
+              <w:left w:val="single" w:color="DDDDDD" w:sz="4" w:space="0"/>
+              <w:bottom w:val="single" w:color="DDDDDD" w:sz="4" w:space="0"/>
+              <w:right w:val="single" w:color="DDDDDD" w:sz="4" w:space="0"/>
+            </w:tcBorders>
+            <w:shd w:val="clear" w:color="auto" w:fill="FFFFFF"/>
+            <w:tcMar>
+              <w:top w:w="120" w:type="dxa"/>
+              <w:left w:w="150" w:type="dxa"/>
+              <w:bottom w:w="120" w:type="dxa"/>
+              <w:right w:w="150" w:type="dxa"/>
+            </w:tcMar>
+            <w:vAlign w:val="top"/>
+          </w:tcPr>
+          <w:p>
+            <w:pPr>
+              <w:keepNext w:val="0"/>
+              <w:keepLines w:val="0"/>
+              <w:pageBreakBefore w:val="0"/>
+              <w:widowControl w:val="0"/>
+              <w:suppressLineNumbers w:val="0"/>
+              <w:kinsoku/>
+              <w:wordWrap/>
+              <w:overflowPunct/>
+              <w:topLinePunct w:val="0"/>
+              <w:autoSpaceDE/>
+              <w:autoSpaceDN/>
+              <w:bidi w:val="0"/>
+              <w:adjustRightInd/>
+              <w:snapToGrid/>
+              <w:spacing w:before="0" w:beforeAutospacing="0" w:after="0" w:afterAutospacing="0"/>
+              <w:ind w:left="0" w:right="0"/>
+              <w:jc w:val="center"/>
+              <w:textAlignment w:val="auto"/>
+              <w:rPr>
+                <w:rFonts w:hint="eastAsia" w:asciiTheme="minorEastAsia" w:hAnsiTheme="minorEastAsia" w:eastAsiaTheme="minorEastAsia" w:cstheme="minorEastAsia"/>
+                <w:kern w:val="0"/>
+                <w:sz w:val="24"/>
+                <w:szCs w:val="24"/>
+                <w:lang w:val="en-US" w:eastAsia="zh-CN" w:bidi="ar"/>
+              </w:rPr>
+            </w:pPr>
+            <w:r>
+              <w:rPr>
+                <w:rFonts w:hint="eastAsia" w:asciiTheme="minorEastAsia" w:hAnsiTheme="minorEastAsia" w:eastAsiaTheme="minorEastAsia" w:cstheme="minorEastAsia"/>
+                <w:kern w:val="0"/>
+                <w:sz w:val="24"/>
+                <w:szCs w:val="24"/>
+                <w:lang w:val="en-US" w:eastAsia="zh-CN" w:bidi="ar"/>
+              </w:rPr>
+              <w:t>职位推荐</w:t>
+            </w:r>
+          </w:p>
+        </w:tc>
+      </w:tr>
+      <w:tr>
+        <w:tblPrEx>
+          <w:tblBorders>
+            <w:top w:val="none" w:color="auto" w:sz="0" w:space="0"/>
+            <w:left w:val="none" w:color="auto" w:sz="0" w:space="0"/>
+            <w:bottom w:val="none" w:color="auto" w:sz="0" w:space="0"/>
+            <w:right w:val="none" w:color="auto" w:sz="0" w:space="0"/>
+            <w:insideH w:val="none" w:color="auto" w:sz="0" w:space="0"/>
+            <w:insideV w:val="none" w:color="auto" w:sz="0" w:space="0"/>
+          </w:tblBorders>
+          <w:shd w:val="clear" w:color="auto" w:fill="FFFFFF"/>
+          <w:tblCellMar>
+            <w:top w:w="0" w:type="dxa"/>
+            <w:left w:w="0" w:type="dxa"/>
+            <w:bottom w:w="0" w:type="dxa"/>
+            <w:right w:w="0" w:type="dxa"/>
+          </w:tblCellMar>
+        </w:tblPrEx>
+        <w:trPr>
+          <w:trHeight w:val="342" w:hRule="atLeast"/>
+        </w:trPr>
+        <w:tc>
+          <w:tcPr>
+            <w:tcW w:w="1052" w:type="pct"/>
+            <w:tcBorders>
+              <w:top w:val="single" w:color="DDDDDD" w:sz="4" w:space="0"/>
+              <w:left w:val="single" w:color="DDDDDD" w:sz="4" w:space="0"/>
+              <w:bottom w:val="single" w:color="DDDDDD" w:sz="4" w:space="0"/>
+              <w:right w:val="single" w:color="DDDDDD" w:sz="4" w:space="0"/>
+            </w:tcBorders>
+            <w:shd w:val="clear" w:color="auto" w:fill="F8F9FA"/>
+            <w:tcMar>
+              <w:top w:w="120" w:type="dxa"/>
+              <w:left w:w="150" w:type="dxa"/>
+              <w:bottom w:w="120" w:type="dxa"/>
+              <w:right w:w="150" w:type="dxa"/>
+            </w:tcMar>
+            <w:vAlign w:val="top"/>
+          </w:tcPr>
+          <w:p>
+            <w:pPr>
+              <w:keepNext w:val="0"/>
+              <w:keepLines w:val="0"/>
+              <w:pageBreakBefore w:val="0"/>
+              <w:widowControl w:val="0"/>
+              <w:suppressLineNumbers w:val="0"/>
+              <w:kinsoku/>
+              <w:wordWrap/>
+              <w:overflowPunct/>
+              <w:topLinePunct w:val="0"/>
+              <w:autoSpaceDE/>
+              <w:autoSpaceDN/>
+              <w:bidi w:val="0"/>
+              <w:adjustRightInd/>
+              <w:snapToGrid/>
+              <w:spacing w:before="0" w:beforeAutospacing="0" w:after="0" w:afterAutospacing="0"/>
+              <w:ind w:left="0" w:right="0"/>
+              <w:jc w:val="center"/>
+              <w:textAlignment w:val="auto"/>
+              <w:rPr>
+                <w:rFonts w:hint="eastAsia" w:asciiTheme="minorEastAsia" w:hAnsiTheme="minorEastAsia" w:eastAsiaTheme="minorEastAsia" w:cstheme="minorEastAsia"/>
+                <w:kern w:val="0"/>
+                <w:sz w:val="24"/>
+                <w:szCs w:val="24"/>
+                <w:lang w:val="en-US" w:eastAsia="zh-CN" w:bidi="ar"/>
+              </w:rPr>
+            </w:pPr>
+            <w:r>
+              <w:rPr>
+                <w:rFonts w:hint="eastAsia" w:asciiTheme="minorEastAsia" w:hAnsiTheme="minorEastAsia" w:eastAsiaTheme="minorEastAsia" w:cstheme="minorEastAsia"/>
+                <w:kern w:val="0"/>
+                <w:sz w:val="24"/>
+                <w:szCs w:val="24"/>
+                <w:lang w:val="en-US" w:eastAsia="zh-CN" w:bidi="ar"/>
+              </w:rPr>
+              <w:t>招聘流程</w:t>
+            </w:r>
+          </w:p>
+        </w:tc>
+        <w:tc>
+          <w:tcPr>
+            <w:tcW w:w="858" w:type="pct"/>
+            <w:tcBorders>
+              <w:top w:val="single" w:color="DDDDDD" w:sz="4" w:space="0"/>
+              <w:left w:val="single" w:color="DDDDDD" w:sz="4" w:space="0"/>
+              <w:bottom w:val="single" w:color="DDDDDD" w:sz="4" w:space="0"/>
+              <w:right w:val="single" w:color="DDDDDD" w:sz="4" w:space="0"/>
+            </w:tcBorders>
+            <w:shd w:val="clear" w:color="auto" w:fill="F8F9FA"/>
+            <w:tcMar>
+              <w:top w:w="120" w:type="dxa"/>
+              <w:left w:w="150" w:type="dxa"/>
+              <w:bottom w:w="120" w:type="dxa"/>
+              <w:right w:w="150" w:type="dxa"/>
+            </w:tcMar>
+            <w:vAlign w:val="top"/>
+          </w:tcPr>
+          <w:p>
+            <w:pPr>
+              <w:keepNext w:val="0"/>
+              <w:keepLines w:val="0"/>
+              <w:pageBreakBefore w:val="0"/>
+              <w:widowControl w:val="0"/>
+              <w:suppressLineNumbers w:val="0"/>
+              <w:kinsoku/>
+              <w:wordWrap/>
+              <w:overflowPunct/>
+              <w:topLinePunct w:val="0"/>
+              <w:autoSpaceDE/>
+              <w:autoSpaceDN/>
+              <w:bidi w:val="0"/>
+              <w:adjustRightInd/>
+              <w:snapToGrid/>
+              <w:spacing w:before="0" w:beforeAutospacing="0" w:after="0" w:afterAutospacing="0"/>
+              <w:ind w:left="0" w:right="0"/>
+              <w:jc w:val="center"/>
+              <w:textAlignment w:val="auto"/>
+              <w:rPr>
+                <w:rFonts w:hint="eastAsia" w:asciiTheme="minorEastAsia" w:hAnsiTheme="minorEastAsia" w:eastAsiaTheme="minorEastAsia" w:cstheme="minorEastAsia"/>
+                <w:kern w:val="0"/>
+                <w:sz w:val="24"/>
+                <w:szCs w:val="24"/>
+                <w:lang w:val="en-US" w:eastAsia="zh-CN" w:bidi="ar"/>
+              </w:rPr>
+            </w:pPr>
+            <w:r>
+              <w:rPr>
+                <w:rFonts w:hint="eastAsia" w:asciiTheme="minorEastAsia" w:hAnsiTheme="minorEastAsia" w:eastAsiaTheme="minorEastAsia" w:cstheme="minorEastAsia"/>
+                <w:kern w:val="0"/>
+                <w:sz w:val="24"/>
+                <w:szCs w:val="24"/>
+                <w:lang w:val="en-US" w:eastAsia="zh-CN" w:bidi="ar"/>
+              </w:rPr>
+              <w:t>监控管理</w:t>
+            </w:r>
+          </w:p>
+        </w:tc>
+        <w:tc>
+          <w:tcPr>
+            <w:tcW w:w="1122" w:type="pct"/>
+            <w:tcBorders>
+              <w:top w:val="single" w:color="DDDDDD" w:sz="4" w:space="0"/>
+              <w:left w:val="single" w:color="DDDDDD" w:sz="4" w:space="0"/>
+              <w:bottom w:val="single" w:color="DDDDDD" w:sz="4" w:space="0"/>
+              <w:right w:val="single" w:color="DDDDDD" w:sz="4" w:space="0"/>
+            </w:tcBorders>
+            <w:shd w:val="clear" w:color="auto" w:fill="F8F9FA"/>
+            <w:tcMar>
+              <w:top w:w="120" w:type="dxa"/>
+              <w:left w:w="150" w:type="dxa"/>
+              <w:bottom w:w="120" w:type="dxa"/>
+              <w:right w:w="150" w:type="dxa"/>
+            </w:tcMar>
+            <w:vAlign w:val="top"/>
+          </w:tcPr>
+          <w:p>
+            <w:pPr>
+              <w:keepNext w:val="0"/>
+              <w:keepLines w:val="0"/>
+              <w:pageBreakBefore w:val="0"/>
+              <w:widowControl w:val="0"/>
+              <w:suppressLineNumbers w:val="0"/>
+              <w:kinsoku/>
+              <w:wordWrap/>
+              <w:overflowPunct/>
+              <w:topLinePunct w:val="0"/>
+              <w:autoSpaceDE/>
+              <w:autoSpaceDN/>
+              <w:bidi w:val="0"/>
+              <w:adjustRightInd/>
+              <w:snapToGrid/>
+              <w:spacing w:before="0" w:beforeAutospacing="0" w:after="0" w:afterAutospacing="0"/>
+              <w:ind w:left="0" w:right="0"/>
+              <w:jc w:val="center"/>
+              <w:textAlignment w:val="auto"/>
+              <w:rPr>
+                <w:rFonts w:hint="eastAsia" w:asciiTheme="minorEastAsia" w:hAnsiTheme="minorEastAsia" w:eastAsiaTheme="minorEastAsia" w:cstheme="minorEastAsia"/>
+                <w:kern w:val="0"/>
+                <w:sz w:val="24"/>
+                <w:szCs w:val="24"/>
+                <w:lang w:val="en-US" w:eastAsia="zh-CN" w:bidi="ar"/>
+              </w:rPr>
+            </w:pPr>
+            <w:r>
+              <w:rPr>
+                <w:rFonts w:hint="eastAsia" w:asciiTheme="minorEastAsia" w:hAnsiTheme="minorEastAsia" w:eastAsiaTheme="minorEastAsia" w:cstheme="minorEastAsia"/>
+                <w:kern w:val="0"/>
+                <w:sz w:val="24"/>
+                <w:szCs w:val="24"/>
+                <w:lang w:val="en-US" w:eastAsia="zh-CN" w:bidi="ar"/>
+              </w:rPr>
+              <w:t>内部管理</w:t>
+            </w:r>
+          </w:p>
+        </w:tc>
+        <w:tc>
+          <w:tcPr>
+            <w:tcW w:w="997" w:type="pct"/>
+            <w:tcBorders>
+              <w:top w:val="single" w:color="DDDDDD" w:sz="4" w:space="0"/>
+              <w:left w:val="single" w:color="DDDDDD" w:sz="4" w:space="0"/>
+              <w:bottom w:val="single" w:color="DDDDDD" w:sz="4" w:space="0"/>
+              <w:right w:val="single" w:color="DDDDDD" w:sz="4" w:space="0"/>
+            </w:tcBorders>
+            <w:shd w:val="clear" w:color="auto" w:fill="F8F9FA"/>
+            <w:tcMar>
+              <w:top w:w="120" w:type="dxa"/>
+              <w:left w:w="150" w:type="dxa"/>
+              <w:bottom w:w="120" w:type="dxa"/>
+              <w:right w:w="150" w:type="dxa"/>
+            </w:tcMar>
+            <w:vAlign w:val="top"/>
+          </w:tcPr>
+          <w:p>
+            <w:pPr>
+              <w:keepNext w:val="0"/>
+              <w:keepLines w:val="0"/>
+              <w:pageBreakBefore w:val="0"/>
+              <w:widowControl w:val="0"/>
+              <w:suppressLineNumbers w:val="0"/>
+              <w:kinsoku/>
+              <w:wordWrap/>
+              <w:overflowPunct/>
+              <w:topLinePunct w:val="0"/>
+              <w:autoSpaceDE/>
+              <w:autoSpaceDN/>
+              <w:bidi w:val="0"/>
+              <w:adjustRightInd/>
+              <w:snapToGrid/>
+              <w:spacing w:before="0" w:beforeAutospacing="0" w:after="0" w:afterAutospacing="0"/>
+              <w:ind w:left="0" w:right="0"/>
+              <w:jc w:val="center"/>
+              <w:textAlignment w:val="auto"/>
+              <w:rPr>
+                <w:rFonts w:hint="eastAsia" w:asciiTheme="minorEastAsia" w:hAnsiTheme="minorEastAsia" w:eastAsiaTheme="minorEastAsia" w:cstheme="minorEastAsia"/>
+                <w:kern w:val="0"/>
+                <w:sz w:val="24"/>
+                <w:szCs w:val="24"/>
+                <w:lang w:val="en-US" w:eastAsia="zh-CN" w:bidi="ar"/>
+              </w:rPr>
+            </w:pPr>
+            <w:r>
+              <w:rPr>
+                <w:rFonts w:hint="eastAsia" w:asciiTheme="minorEastAsia" w:hAnsiTheme="minorEastAsia" w:eastAsiaTheme="minorEastAsia" w:cstheme="minorEastAsia"/>
+                <w:kern w:val="0"/>
+                <w:sz w:val="24"/>
+                <w:szCs w:val="24"/>
+                <w:lang w:val="en-US" w:eastAsia="zh-CN" w:bidi="ar"/>
+              </w:rPr>
+              <w:t>面试、反馈</w:t>
+            </w:r>
+          </w:p>
+        </w:tc>
+        <w:tc>
+          <w:tcPr>
+            <w:tcW w:w="969" w:type="pct"/>
+            <w:tcBorders>
+              <w:top w:val="single" w:color="DDDDDD" w:sz="4" w:space="0"/>
+              <w:left w:val="single" w:color="DDDDDD" w:sz="4" w:space="0"/>
+              <w:bottom w:val="single" w:color="DDDDDD" w:sz="4" w:space="0"/>
+              <w:right w:val="single" w:color="DDDDDD" w:sz="4" w:space="0"/>
+            </w:tcBorders>
+            <w:shd w:val="clear" w:color="auto" w:fill="F8F9FA"/>
+            <w:tcMar>
+              <w:top w:w="120" w:type="dxa"/>
+              <w:left w:w="150" w:type="dxa"/>
+              <w:bottom w:w="120" w:type="dxa"/>
+              <w:right w:w="150" w:type="dxa"/>
+            </w:tcMar>
+            <w:vAlign w:val="top"/>
+          </w:tcPr>
+          <w:p>
+            <w:pPr>
+              <w:keepNext w:val="0"/>
+              <w:keepLines w:val="0"/>
+              <w:pageBreakBefore w:val="0"/>
+              <w:widowControl w:val="0"/>
+              <w:suppressLineNumbers w:val="0"/>
+              <w:kinsoku/>
+              <w:wordWrap/>
+              <w:overflowPunct/>
+              <w:topLinePunct w:val="0"/>
+              <w:autoSpaceDE/>
+              <w:autoSpaceDN/>
+              <w:bidi w:val="0"/>
+              <w:adjustRightInd/>
+              <w:snapToGrid/>
+              <w:spacing w:before="0" w:beforeAutospacing="0" w:after="0" w:afterAutospacing="0"/>
+              <w:ind w:left="0" w:right="0"/>
+              <w:jc w:val="center"/>
+              <w:textAlignment w:val="auto"/>
+              <w:rPr>
+                <w:rFonts w:hint="eastAsia" w:asciiTheme="minorEastAsia" w:hAnsiTheme="minorEastAsia" w:eastAsiaTheme="minorEastAsia" w:cstheme="minorEastAsia"/>
+                <w:kern w:val="0"/>
+                <w:sz w:val="24"/>
+                <w:szCs w:val="24"/>
+                <w:lang w:val="en-US" w:eastAsia="zh-CN" w:bidi="ar"/>
+              </w:rPr>
+            </w:pPr>
+            <w:r>
+              <w:rPr>
+                <w:rFonts w:hint="eastAsia" w:asciiTheme="minorEastAsia" w:hAnsiTheme="minorEastAsia" w:eastAsiaTheme="minorEastAsia" w:cstheme="minorEastAsia"/>
+                <w:kern w:val="0"/>
+                <w:sz w:val="24"/>
+                <w:szCs w:val="24"/>
+                <w:lang w:val="en-US" w:eastAsia="zh-CN" w:bidi="ar"/>
+              </w:rPr>
+              <w:t>申请、跟踪</w:t>
+            </w:r>
+          </w:p>
+        </w:tc>
+      </w:tr>
+      <w:tr>
+        <w:tblPrEx>
+          <w:tblBorders>
+            <w:top w:val="none" w:color="auto" w:sz="0" w:space="0"/>
+            <w:left w:val="none" w:color="auto" w:sz="0" w:space="0"/>
+            <w:bottom w:val="none" w:color="auto" w:sz="0" w:space="0"/>
+            <w:right w:val="none" w:color="auto" w:sz="0" w:space="0"/>
+            <w:insideH w:val="none" w:color="auto" w:sz="0" w:space="0"/>
+            <w:insideV w:val="none" w:color="auto" w:sz="0" w:space="0"/>
+          </w:tblBorders>
+          <w:shd w:val="clear" w:color="auto" w:fill="FFFFFF"/>
+          <w:tblCellMar>
+            <w:top w:w="0" w:type="dxa"/>
+            <w:left w:w="0" w:type="dxa"/>
+            <w:bottom w:w="0" w:type="dxa"/>
+            <w:right w:w="0" w:type="dxa"/>
+          </w:tblCellMar>
+        </w:tblPrEx>
+        <w:trPr>
+          <w:trHeight w:val="326" w:hRule="atLeast"/>
+        </w:trPr>
+        <w:tc>
+          <w:tcPr>
+            <w:tcW w:w="1052" w:type="pct"/>
+            <w:tcBorders>
+              <w:top w:val="single" w:color="DDDDDD" w:sz="4" w:space="0"/>
+              <w:left w:val="single" w:color="DDDDDD" w:sz="4" w:space="0"/>
+              <w:bottom w:val="single" w:color="DDDDDD" w:sz="4" w:space="0"/>
+              <w:right w:val="single" w:color="DDDDDD" w:sz="4" w:space="0"/>
+            </w:tcBorders>
+            <w:shd w:val="clear" w:color="auto" w:fill="FFFFFF"/>
+            <w:tcMar>
+              <w:top w:w="120" w:type="dxa"/>
+              <w:left w:w="150" w:type="dxa"/>
+              <w:bottom w:w="120" w:type="dxa"/>
+              <w:right w:w="150" w:type="dxa"/>
+            </w:tcMar>
+            <w:vAlign w:val="top"/>
+          </w:tcPr>
+          <w:p>
+            <w:pPr>
+              <w:keepNext w:val="0"/>
+              <w:keepLines w:val="0"/>
+              <w:pageBreakBefore w:val="0"/>
+              <w:widowControl w:val="0"/>
+              <w:suppressLineNumbers w:val="0"/>
+              <w:kinsoku/>
+              <w:wordWrap/>
+              <w:overflowPunct/>
+              <w:topLinePunct w:val="0"/>
+              <w:autoSpaceDE/>
+              <w:autoSpaceDN/>
+              <w:bidi w:val="0"/>
+              <w:adjustRightInd/>
+              <w:snapToGrid/>
+              <w:spacing w:before="0" w:beforeAutospacing="0" w:after="0" w:afterAutospacing="0"/>
+              <w:ind w:left="0" w:right="0"/>
+              <w:jc w:val="center"/>
+              <w:textAlignment w:val="auto"/>
+              <w:rPr>
+                <w:rFonts w:hint="eastAsia" w:asciiTheme="minorEastAsia" w:hAnsiTheme="minorEastAsia" w:eastAsiaTheme="minorEastAsia" w:cstheme="minorEastAsia"/>
+                <w:kern w:val="0"/>
+                <w:sz w:val="24"/>
+                <w:szCs w:val="24"/>
+                <w:lang w:val="en-US" w:eastAsia="zh-CN" w:bidi="ar"/>
+              </w:rPr>
+            </w:pPr>
+            <w:r>
+              <w:rPr>
+                <w:rFonts w:hint="eastAsia" w:asciiTheme="minorEastAsia" w:hAnsiTheme="minorEastAsia" w:eastAsiaTheme="minorEastAsia" w:cstheme="minorEastAsia"/>
+                <w:kern w:val="0"/>
+                <w:sz w:val="24"/>
+                <w:szCs w:val="24"/>
+                <w:lang w:val="en-US" w:eastAsia="zh-CN" w:bidi="ar"/>
+              </w:rPr>
+              <w:t>通知系统</w:t>
+            </w:r>
+          </w:p>
+        </w:tc>
+        <w:tc>
+          <w:tcPr>
+            <w:tcW w:w="858" w:type="pct"/>
+            <w:tcBorders>
+              <w:top w:val="single" w:color="DDDDDD" w:sz="4" w:space="0"/>
+              <w:left w:val="single" w:color="DDDDDD" w:sz="4" w:space="0"/>
+              <w:bottom w:val="single" w:color="DDDDDD" w:sz="4" w:space="0"/>
+              <w:right w:val="single" w:color="DDDDDD" w:sz="4" w:space="0"/>
+            </w:tcBorders>
+            <w:shd w:val="clear" w:color="auto" w:fill="FFFFFF"/>
+            <w:tcMar>
+              <w:top w:w="120" w:type="dxa"/>
+              <w:left w:w="150" w:type="dxa"/>
+              <w:bottom w:w="120" w:type="dxa"/>
+              <w:right w:w="150" w:type="dxa"/>
+            </w:tcMar>
+            <w:vAlign w:val="top"/>
+          </w:tcPr>
+          <w:p>
+            <w:pPr>
+              <w:keepNext w:val="0"/>
+              <w:keepLines w:val="0"/>
+              <w:pageBreakBefore w:val="0"/>
+              <w:widowControl w:val="0"/>
+              <w:suppressLineNumbers w:val="0"/>
+              <w:kinsoku/>
+              <w:wordWrap/>
+              <w:overflowPunct/>
+              <w:topLinePunct w:val="0"/>
+              <w:autoSpaceDE/>
+              <w:autoSpaceDN/>
+              <w:bidi w:val="0"/>
+              <w:adjustRightInd/>
+              <w:snapToGrid/>
+              <w:spacing w:before="0" w:beforeAutospacing="0" w:after="0" w:afterAutospacing="0"/>
+              <w:ind w:left="0" w:right="0"/>
+              <w:jc w:val="center"/>
+              <w:textAlignment w:val="auto"/>
+              <w:rPr>
+                <w:rFonts w:hint="eastAsia" w:asciiTheme="minorEastAsia" w:hAnsiTheme="minorEastAsia" w:eastAsiaTheme="minorEastAsia" w:cstheme="minorEastAsia"/>
+                <w:kern w:val="0"/>
+                <w:sz w:val="24"/>
+                <w:szCs w:val="24"/>
+                <w:lang w:val="en-US" w:eastAsia="zh-CN" w:bidi="ar"/>
+              </w:rPr>
+            </w:pPr>
+            <w:r>
+              <w:rPr>
+                <w:rFonts w:hint="eastAsia" w:asciiTheme="minorEastAsia" w:hAnsiTheme="minorEastAsia" w:eastAsiaTheme="minorEastAsia" w:cstheme="minorEastAsia"/>
+                <w:kern w:val="0"/>
+                <w:sz w:val="24"/>
+                <w:szCs w:val="24"/>
+                <w:lang w:val="en-US" w:eastAsia="zh-CN" w:bidi="ar"/>
+              </w:rPr>
+              <w:t>配置管理</w:t>
+            </w:r>
+          </w:p>
+        </w:tc>
+        <w:tc>
+          <w:tcPr>
+            <w:tcW w:w="1122" w:type="pct"/>
+            <w:tcBorders>
+              <w:top w:val="single" w:color="DDDDDD" w:sz="4" w:space="0"/>
+              <w:left w:val="single" w:color="DDDDDD" w:sz="4" w:space="0"/>
+              <w:bottom w:val="single" w:color="DDDDDD" w:sz="4" w:space="0"/>
+              <w:right w:val="single" w:color="DDDDDD" w:sz="4" w:space="0"/>
+            </w:tcBorders>
+            <w:shd w:val="clear" w:color="auto" w:fill="FFFFFF"/>
+            <w:tcMar>
+              <w:top w:w="120" w:type="dxa"/>
+              <w:left w:w="150" w:type="dxa"/>
+              <w:bottom w:w="120" w:type="dxa"/>
+              <w:right w:w="150" w:type="dxa"/>
+            </w:tcMar>
+            <w:vAlign w:val="top"/>
+          </w:tcPr>
+          <w:p>
+            <w:pPr>
+              <w:keepNext w:val="0"/>
+              <w:keepLines w:val="0"/>
+              <w:pageBreakBefore w:val="0"/>
+              <w:widowControl w:val="0"/>
+              <w:suppressLineNumbers w:val="0"/>
+              <w:kinsoku/>
+              <w:wordWrap/>
+              <w:overflowPunct/>
+              <w:topLinePunct w:val="0"/>
+              <w:autoSpaceDE/>
+              <w:autoSpaceDN/>
+              <w:bidi w:val="0"/>
+              <w:adjustRightInd/>
+              <w:snapToGrid/>
+              <w:spacing w:before="0" w:beforeAutospacing="0" w:after="0" w:afterAutospacing="0"/>
+              <w:ind w:left="0" w:right="0"/>
+              <w:jc w:val="center"/>
+              <w:textAlignment w:val="auto"/>
+              <w:rPr>
+                <w:rFonts w:hint="eastAsia" w:asciiTheme="minorEastAsia" w:hAnsiTheme="minorEastAsia" w:eastAsiaTheme="minorEastAsia" w:cstheme="minorEastAsia"/>
+                <w:kern w:val="0"/>
+                <w:sz w:val="24"/>
+                <w:szCs w:val="24"/>
+                <w:lang w:val="en-US" w:eastAsia="zh-CN" w:bidi="ar"/>
+              </w:rPr>
+            </w:pPr>
+            <w:r>
+              <w:rPr>
+                <w:rFonts w:hint="eastAsia" w:asciiTheme="minorEastAsia" w:hAnsiTheme="minorEastAsia" w:eastAsiaTheme="minorEastAsia" w:cstheme="minorEastAsia"/>
+                <w:kern w:val="0"/>
+                <w:sz w:val="24"/>
+                <w:szCs w:val="24"/>
+                <w:lang w:val="en-US" w:eastAsia="zh-CN" w:bidi="ar"/>
+              </w:rPr>
+              <w:t>接收发送</w:t>
+            </w:r>
+          </w:p>
+        </w:tc>
+        <w:tc>
+          <w:tcPr>
+            <w:tcW w:w="997" w:type="pct"/>
+            <w:tcBorders>
+              <w:top w:val="single" w:color="DDDDDD" w:sz="4" w:space="0"/>
+              <w:left w:val="single" w:color="DDDDDD" w:sz="4" w:space="0"/>
+              <w:bottom w:val="single" w:color="DDDDDD" w:sz="4" w:space="0"/>
+              <w:right w:val="single" w:color="DDDDDD" w:sz="4" w:space="0"/>
+            </w:tcBorders>
+            <w:shd w:val="clear" w:color="auto" w:fill="FFFFFF"/>
+            <w:tcMar>
+              <w:top w:w="120" w:type="dxa"/>
+              <w:left w:w="150" w:type="dxa"/>
+              <w:bottom w:w="120" w:type="dxa"/>
+              <w:right w:w="150" w:type="dxa"/>
+            </w:tcMar>
+            <w:vAlign w:val="top"/>
+          </w:tcPr>
+          <w:p>
+            <w:pPr>
+              <w:keepNext w:val="0"/>
+              <w:keepLines w:val="0"/>
+              <w:pageBreakBefore w:val="0"/>
+              <w:widowControl w:val="0"/>
+              <w:suppressLineNumbers w:val="0"/>
+              <w:kinsoku/>
+              <w:wordWrap/>
+              <w:overflowPunct/>
+              <w:topLinePunct w:val="0"/>
+              <w:autoSpaceDE/>
+              <w:autoSpaceDN/>
+              <w:bidi w:val="0"/>
+              <w:adjustRightInd/>
+              <w:snapToGrid/>
+              <w:spacing w:before="0" w:beforeAutospacing="0" w:after="0" w:afterAutospacing="0"/>
+              <w:ind w:left="0" w:right="0"/>
+              <w:jc w:val="center"/>
+              <w:textAlignment w:val="auto"/>
+              <w:rPr>
+                <w:rFonts w:hint="eastAsia" w:asciiTheme="minorEastAsia" w:hAnsiTheme="minorEastAsia" w:eastAsiaTheme="minorEastAsia" w:cstheme="minorEastAsia"/>
+                <w:kern w:val="0"/>
+                <w:sz w:val="24"/>
+                <w:szCs w:val="24"/>
+                <w:lang w:val="en-US" w:eastAsia="zh-CN" w:bidi="ar"/>
+              </w:rPr>
+            </w:pPr>
+            <w:r>
+              <w:rPr>
+                <w:rFonts w:hint="eastAsia" w:asciiTheme="minorEastAsia" w:hAnsiTheme="minorEastAsia" w:eastAsiaTheme="minorEastAsia" w:cstheme="minorEastAsia"/>
+                <w:kern w:val="0"/>
+                <w:sz w:val="24"/>
+                <w:szCs w:val="24"/>
+                <w:lang w:val="en-US" w:eastAsia="zh-CN" w:bidi="ar"/>
+              </w:rPr>
+              <w:t>接收</w:t>
+            </w:r>
+          </w:p>
+        </w:tc>
+        <w:tc>
+          <w:tcPr>
+            <w:tcW w:w="969" w:type="pct"/>
+            <w:tcBorders>
+              <w:top w:val="single" w:color="DDDDDD" w:sz="4" w:space="0"/>
+              <w:left w:val="single" w:color="DDDDDD" w:sz="4" w:space="0"/>
+              <w:bottom w:val="single" w:color="DDDDDD" w:sz="4" w:space="0"/>
+              <w:right w:val="single" w:color="DDDDDD" w:sz="4" w:space="0"/>
+            </w:tcBorders>
+            <w:shd w:val="clear" w:color="auto" w:fill="FFFFFF"/>
+            <w:tcMar>
+              <w:top w:w="120" w:type="dxa"/>
+              <w:left w:w="150" w:type="dxa"/>
+              <w:bottom w:w="120" w:type="dxa"/>
+              <w:right w:w="150" w:type="dxa"/>
+            </w:tcMar>
+            <w:vAlign w:val="top"/>
+          </w:tcPr>
+          <w:p>
+            <w:pPr>
+              <w:keepNext w:val="0"/>
+              <w:keepLines w:val="0"/>
+              <w:pageBreakBefore w:val="0"/>
+              <w:widowControl w:val="0"/>
+              <w:suppressLineNumbers w:val="0"/>
+              <w:kinsoku/>
+              <w:wordWrap/>
+              <w:overflowPunct/>
+              <w:topLinePunct w:val="0"/>
+              <w:autoSpaceDE/>
+              <w:autoSpaceDN/>
+              <w:bidi w:val="0"/>
+              <w:adjustRightInd/>
+              <w:snapToGrid/>
+              <w:spacing w:before="0" w:beforeAutospacing="0" w:after="0" w:afterAutospacing="0"/>
+              <w:ind w:left="0" w:right="0"/>
+              <w:jc w:val="center"/>
+              <w:textAlignment w:val="auto"/>
+              <w:rPr>
+                <w:rFonts w:hint="eastAsia" w:asciiTheme="minorEastAsia" w:hAnsiTheme="minorEastAsia" w:eastAsiaTheme="minorEastAsia" w:cstheme="minorEastAsia"/>
+                <w:kern w:val="0"/>
+                <w:sz w:val="24"/>
+                <w:szCs w:val="24"/>
+                <w:lang w:val="en-US" w:eastAsia="zh-CN" w:bidi="ar"/>
+              </w:rPr>
+            </w:pPr>
+            <w:r>
+              <w:rPr>
+                <w:rFonts w:hint="eastAsia" w:asciiTheme="minorEastAsia" w:hAnsiTheme="minorEastAsia" w:eastAsiaTheme="minorEastAsia" w:cstheme="minorEastAsia"/>
+                <w:kern w:val="0"/>
+                <w:sz w:val="24"/>
+                <w:szCs w:val="24"/>
+                <w:lang w:val="en-US" w:eastAsia="zh-CN" w:bidi="ar"/>
+              </w:rPr>
+              <w:t>接收</w:t>
+            </w:r>
+          </w:p>
+        </w:tc>
+      </w:tr>
+    </w:tbl>
+    <w:p>
+      <w:pPr>
+        <w:pStyle w:val="3"/>
+        <w:bidi w:val="0"/>
+        <w:rPr>
+          <w:rFonts w:hint="eastAsia"/>
+        </w:rPr>
+      </w:pPr>
+      <w:r>
+        <w:rPr>
+          <w:rFonts w:hint="eastAsia"/>
+        </w:rPr>
+        <w:t>4.</w:t>
+      </w:r>
+      <w:r>
+        <w:rPr>
+          <w:rFonts w:hint="eastAsia"/>
+          <w:lang w:val="en-US" w:eastAsia="zh-CN"/>
+        </w:rPr>
+        <w:t>2</w:t>
+      </w:r>
+      <w:r>
+        <w:rPr>
+          <w:rFonts w:hint="eastAsia"/>
+        </w:rPr>
+        <w:t xml:space="preserve"> 求职者服务</w:t>
+      </w:r>
+    </w:p>
+    <w:p>
+      <w:pPr>
+        <w:pStyle w:val="5"/>
+        <w:bidi w:val="0"/>
+        <w:rPr>
+          <w:rFonts w:hint="eastAsia"/>
+        </w:rPr>
+      </w:pPr>
+      <w:r>
+        <w:rPr>
+          <w:rFonts w:hint="eastAsia"/>
+        </w:rPr>
+        <w:t>4.</w:t>
+      </w:r>
+      <w:r>
+        <w:rPr>
+          <w:rFonts w:hint="eastAsia"/>
+          <w:lang w:val="en-US" w:eastAsia="zh-CN"/>
+        </w:rPr>
+        <w:t>2</w:t>
+      </w:r>
+      <w:r>
+        <w:rPr>
+          <w:rFonts w:hint="eastAsia"/>
+        </w:rPr>
+        <w:t>.1 系统详细描述</w:t>
+      </w:r>
+    </w:p>
+    <w:p>
+      <w:pPr>
+        <w:pStyle w:val="7"/>
+        <w:keepNext w:val="0"/>
+        <w:keepLines w:val="0"/>
+        <w:pageBreakBefore w:val="0"/>
+        <w:widowControl w:val="0"/>
+        <w:kinsoku/>
+        <w:wordWrap/>
+        <w:overflowPunct/>
+        <w:topLinePunct w:val="0"/>
+        <w:autoSpaceDE/>
+        <w:autoSpaceDN/>
+        <w:bidi w:val="0"/>
+        <w:adjustRightInd/>
+        <w:snapToGrid/>
+        <w:spacing w:line="317" w:lineRule="auto"/>
+        <w:ind w:firstLine="480" w:firstLineChars="200"/>
+        <w:textAlignment w:val="auto"/>
+        <w:rPr>
+          <w:rFonts w:hint="eastAsia" w:ascii="宋体" w:hAnsi="宋体" w:eastAsia="宋体" w:cs="宋体"/>
+          <w:b w:val="0"/>
+          <w:bCs/>
+        </w:rPr>
+      </w:pPr>
+      <w:r>
+        <w:rPr>
+          <w:rFonts w:hint="eastAsia" w:ascii="宋体" w:hAnsi="宋体" w:eastAsia="宋体" w:cs="宋体"/>
+          <w:b w:val="0"/>
+          <w:bCs/>
+        </w:rPr>
+        <w:t>该分系统是支撑求职者全流程求职行为的核心模块，覆盖从注册入职到录用确认的完整链路，提供资料管理、职位查找、申请投递、面试参与、状态跟踪等一站式服务，旨在提升求职效率与体验。</w:t>
+      </w:r>
+    </w:p>
+    <w:p>
+      <w:pPr>
+        <w:pStyle w:val="5"/>
+        <w:bidi w:val="0"/>
+        <w:rPr>
+          <w:rFonts w:hint="eastAsia"/>
+        </w:rPr>
+      </w:pPr>
+      <w:r>
+        <w:rPr>
+          <w:rFonts w:hint="eastAsia"/>
+        </w:rPr>
+        <w:t>4.</w:t>
+      </w:r>
+      <w:r>
+        <w:rPr>
+          <w:rFonts w:hint="eastAsia"/>
+          <w:lang w:val="en-US" w:eastAsia="zh-CN"/>
+        </w:rPr>
+        <w:t>2.2</w:t>
+      </w:r>
+      <w:r>
+        <w:rPr>
+          <w:rFonts w:hint="eastAsia"/>
+        </w:rPr>
+        <w:t xml:space="preserve"> 系统功能的时序</w:t>
+      </w:r>
+    </w:p>
+    <w:p>
+      <w:pPr>
+        <w:pStyle w:val="7"/>
+        <w:keepNext w:val="0"/>
+        <w:keepLines w:val="0"/>
+        <w:pageBreakBefore w:val="0"/>
+        <w:widowControl w:val="0"/>
+        <w:kinsoku/>
+        <w:wordWrap/>
+        <w:overflowPunct/>
+        <w:topLinePunct w:val="0"/>
+        <w:autoSpaceDE/>
+        <w:autoSpaceDN/>
+        <w:bidi w:val="0"/>
+        <w:adjustRightInd/>
+        <w:snapToGrid/>
+        <w:textAlignment w:val="auto"/>
+        <w:rPr>
+          <w:rFonts w:hint="eastAsia" w:ascii="宋体" w:hAnsi="宋体" w:eastAsia="宋体" w:cs="宋体"/>
+          <w:b w:val="0"/>
+          <w:bCs/>
+        </w:rPr>
+      </w:pPr>
+      <w:r>
+        <w:rPr>
+          <w:rFonts w:hint="eastAsia" w:ascii="宋体" w:hAnsi="宋体" w:eastAsia="宋体" w:cs="宋体"/>
+          <w:b w:val="0"/>
+          <w:bCs/>
+        </w:rPr>
+        <w:t>注册登录→完善资料→搜索职位→提交申请→面试参与→结果确认</w:t>
+      </w:r>
+    </w:p>
+    <w:p>
+      <w:pPr>
+        <w:pStyle w:val="5"/>
+        <w:bidi w:val="0"/>
+        <w:rPr>
+          <w:rFonts w:hint="eastAsia"/>
+        </w:rPr>
+      </w:pPr>
+      <w:r>
+        <w:rPr>
+          <w:rFonts w:hint="eastAsia"/>
+        </w:rPr>
+        <w:t>4.</w:t>
+      </w:r>
+      <w:r>
+        <w:rPr>
+          <w:rFonts w:hint="eastAsia"/>
+          <w:lang w:val="en-US" w:eastAsia="zh-CN"/>
+        </w:rPr>
+        <w:t>2.3</w:t>
+      </w:r>
+      <w:r>
+        <w:rPr>
+          <w:rFonts w:hint="eastAsia"/>
+        </w:rPr>
+        <w:t xml:space="preserve"> 功能要求</w:t>
+      </w:r>
+    </w:p>
+    <w:p>
+      <w:pPr>
+        <w:pStyle w:val="7"/>
+        <w:keepNext w:val="0"/>
+        <w:keepLines w:val="0"/>
+        <w:pageBreakBefore w:val="0"/>
+        <w:widowControl w:val="0"/>
+        <w:numPr>
+          <w:ilvl w:val="0"/>
+          <w:numId w:val="4"/>
+        </w:numPr>
+        <w:kinsoku/>
+        <w:wordWrap/>
+        <w:overflowPunct/>
+        <w:topLinePunct w:val="0"/>
+        <w:autoSpaceDE/>
+        <w:autoSpaceDN/>
+        <w:bidi w:val="0"/>
+        <w:adjustRightInd/>
+        <w:snapToGrid/>
+        <w:ind w:left="425" w:leftChars="0" w:hanging="425" w:firstLineChars="0"/>
+        <w:textAlignment w:val="auto"/>
+        <w:rPr>
+          <w:rFonts w:hint="eastAsia" w:ascii="宋体" w:hAnsi="宋体" w:eastAsia="宋体" w:cs="宋体"/>
+          <w:b w:val="0"/>
+          <w:bCs/>
+        </w:rPr>
+      </w:pPr>
+      <w:r>
+        <w:rPr>
+          <w:rFonts w:hint="eastAsia" w:ascii="宋体" w:hAnsi="宋体" w:eastAsia="宋体" w:cs="宋体"/>
+          <w:b w:val="0"/>
+          <w:bCs/>
+        </w:rPr>
+        <w:t>简历管理</w:t>
+      </w:r>
+      <w:r>
+        <w:rPr>
+          <w:rFonts w:hint="eastAsia" w:ascii="宋体" w:hAnsi="宋体" w:eastAsia="宋体" w:cs="宋体"/>
+          <w:b w:val="0"/>
+          <w:bCs/>
+        </w:rPr>
+        <w:br w:type="textWrapping"/>
+      </w:r>
+      <w:r>
+        <w:rPr>
+          <w:rFonts w:hint="eastAsia" w:ascii="宋体" w:hAnsi="宋体" w:eastAsia="宋体" w:cs="宋体"/>
+          <w:b w:val="0"/>
+          <w:bCs/>
+        </w:rPr>
+        <w:t>持创建、更新、删除简历，可根据不同职位需求设置多版本简历。</w:t>
+      </w:r>
+    </w:p>
+    <w:p>
+      <w:pPr>
+        <w:pStyle w:val="7"/>
+        <w:keepNext w:val="0"/>
+        <w:keepLines w:val="0"/>
+        <w:pageBreakBefore w:val="0"/>
+        <w:widowControl w:val="0"/>
+        <w:numPr>
+          <w:ilvl w:val="0"/>
+          <w:numId w:val="4"/>
+        </w:numPr>
+        <w:kinsoku/>
+        <w:wordWrap/>
+        <w:overflowPunct/>
+        <w:topLinePunct w:val="0"/>
+        <w:autoSpaceDE/>
+        <w:autoSpaceDN/>
+        <w:bidi w:val="0"/>
+        <w:adjustRightInd/>
+        <w:snapToGrid/>
+        <w:ind w:left="425" w:leftChars="0" w:hanging="425" w:firstLineChars="0"/>
+        <w:textAlignment w:val="auto"/>
+        <w:rPr>
+          <w:rFonts w:hint="eastAsia" w:ascii="宋体" w:hAnsi="宋体" w:eastAsia="宋体" w:cs="宋体"/>
+          <w:b w:val="0"/>
+          <w:bCs/>
+        </w:rPr>
+      </w:pPr>
+      <w:r>
+        <w:rPr>
+          <w:rFonts w:hint="eastAsia" w:ascii="宋体" w:hAnsi="宋体" w:eastAsia="宋体" w:cs="宋体"/>
+          <w:b w:val="0"/>
+          <w:bCs/>
+        </w:rPr>
+        <w:t>职位查找与匹配</w:t>
+      </w:r>
+      <w:bookmarkStart w:id="60" w:name="_GoBack"/>
+      <w:bookmarkEnd w:id="60"/>
+      <w:r>
+        <w:rPr>
+          <w:rFonts w:hint="eastAsia" w:ascii="宋体" w:hAnsi="宋体" w:eastAsia="宋体" w:cs="宋体"/>
+          <w:b w:val="0"/>
+          <w:bCs/>
+        </w:rPr>
+        <w:br w:type="textWrapping"/>
+      </w:r>
+      <w:r>
+        <w:rPr>
+          <w:rFonts w:hint="eastAsia" w:ascii="宋体" w:hAnsi="宋体" w:eastAsia="宋体" w:cs="宋体"/>
+          <w:b w:val="0"/>
+          <w:bCs/>
+        </w:rPr>
+        <w:t>可通过职位名称、公司、地点、薪资范围等条件搜索岗位，支持模糊搜索。系统根据简历信息智能匹配最合适的职位并推送。</w:t>
+      </w:r>
+    </w:p>
+    <w:p>
+      <w:pPr>
+        <w:pStyle w:val="7"/>
+        <w:keepNext w:val="0"/>
+        <w:keepLines w:val="0"/>
+        <w:pageBreakBefore w:val="0"/>
+        <w:widowControl w:val="0"/>
+        <w:numPr>
+          <w:ilvl w:val="0"/>
+          <w:numId w:val="4"/>
+        </w:numPr>
+        <w:kinsoku/>
+        <w:wordWrap/>
+        <w:overflowPunct/>
+        <w:topLinePunct w:val="0"/>
+        <w:autoSpaceDE/>
+        <w:autoSpaceDN/>
+        <w:bidi w:val="0"/>
+        <w:adjustRightInd/>
+        <w:snapToGrid/>
+        <w:ind w:left="425" w:leftChars="0" w:hanging="425" w:firstLineChars="0"/>
+        <w:textAlignment w:val="auto"/>
+        <w:rPr>
+          <w:rFonts w:hint="eastAsia" w:ascii="宋体" w:hAnsi="宋体" w:eastAsia="宋体" w:cs="宋体"/>
+          <w:b w:val="0"/>
+          <w:bCs/>
+        </w:rPr>
+      </w:pPr>
+      <w:r>
+        <w:rPr>
+          <w:rFonts w:hint="eastAsia" w:ascii="宋体" w:hAnsi="宋体" w:eastAsia="宋体" w:cs="宋体"/>
+          <w:b w:val="0"/>
+          <w:bCs/>
+        </w:rPr>
+        <w:t>职位申请与收藏</w:t>
+      </w:r>
+      <w:r>
+        <w:rPr>
+          <w:rFonts w:hint="eastAsia" w:ascii="宋体" w:hAnsi="宋体" w:eastAsia="宋体" w:cs="宋体"/>
+          <w:b w:val="0"/>
+          <w:bCs/>
+        </w:rPr>
+        <w:br w:type="textWrapping"/>
+      </w:r>
+      <w:r>
+        <w:rPr>
+          <w:rFonts w:hint="eastAsia" w:ascii="宋体" w:hAnsi="宋体" w:eastAsia="宋体" w:cs="宋体"/>
+          <w:b w:val="0"/>
+          <w:bCs/>
+        </w:rPr>
+        <w:t>申请时需提交对应版本简历，选择面试形式（线上/线下），线下需选择指定面试地址，同时挑选面试时间选项。可收藏感兴趣的职位。</w:t>
+      </w:r>
+    </w:p>
+    <w:p>
+      <w:pPr>
+        <w:pStyle w:val="7"/>
+        <w:keepNext w:val="0"/>
+        <w:keepLines w:val="0"/>
+        <w:pageBreakBefore w:val="0"/>
+        <w:widowControl w:val="0"/>
+        <w:numPr>
+          <w:ilvl w:val="0"/>
+          <w:numId w:val="4"/>
+        </w:numPr>
+        <w:kinsoku/>
+        <w:wordWrap/>
+        <w:overflowPunct/>
+        <w:topLinePunct w:val="0"/>
+        <w:autoSpaceDE/>
+        <w:autoSpaceDN/>
+        <w:bidi w:val="0"/>
+        <w:adjustRightInd/>
+        <w:snapToGrid/>
+        <w:ind w:left="425" w:leftChars="0" w:hanging="425" w:firstLineChars="0"/>
+        <w:textAlignment w:val="auto"/>
+        <w:rPr>
+          <w:rFonts w:hint="eastAsia" w:ascii="宋体" w:hAnsi="宋体" w:eastAsia="宋体" w:cs="宋体"/>
+          <w:b w:val="0"/>
+          <w:bCs/>
+        </w:rPr>
+      </w:pPr>
+      <w:r>
+        <w:rPr>
+          <w:rFonts w:hint="eastAsia" w:ascii="宋体" w:hAnsi="宋体" w:eastAsia="宋体" w:cs="宋体"/>
+          <w:b w:val="0"/>
+          <w:bCs/>
+        </w:rPr>
+        <w:t>面试与录用相关</w:t>
+      </w:r>
+      <w:r>
+        <w:rPr>
+          <w:rFonts w:hint="eastAsia" w:ascii="宋体" w:hAnsi="宋体" w:eastAsia="宋体" w:cs="宋体"/>
+          <w:b w:val="0"/>
+          <w:bCs/>
+        </w:rPr>
+        <w:br w:type="textWrapping"/>
+      </w:r>
+      <w:r>
+        <w:rPr>
+          <w:rFonts w:hint="eastAsia" w:ascii="宋体" w:hAnsi="宋体" w:eastAsia="宋体" w:cs="宋体"/>
+          <w:b w:val="0"/>
+          <w:bCs/>
+        </w:rPr>
+        <w:t>"我的申请"中展示所有申请记录，企业通过后可查看详细面试信息。收到录用通知后，需在3-5个工作日内选择"接受"或"拒绝"。</w:t>
+      </w:r>
+    </w:p>
+    <w:p>
+      <w:pPr>
+        <w:pStyle w:val="7"/>
+        <w:keepNext w:val="0"/>
+        <w:keepLines w:val="0"/>
+        <w:pageBreakBefore w:val="0"/>
+        <w:widowControl w:val="0"/>
+        <w:numPr>
+          <w:ilvl w:val="0"/>
+          <w:numId w:val="4"/>
+        </w:numPr>
+        <w:kinsoku/>
+        <w:wordWrap/>
+        <w:overflowPunct/>
+        <w:topLinePunct w:val="0"/>
+        <w:autoSpaceDE/>
+        <w:autoSpaceDN/>
+        <w:bidi w:val="0"/>
+        <w:adjustRightInd/>
+        <w:snapToGrid/>
+        <w:ind w:left="425" w:leftChars="0" w:hanging="425" w:firstLineChars="0"/>
+        <w:textAlignment w:val="auto"/>
+        <w:rPr>
+          <w:rFonts w:hint="eastAsia" w:ascii="宋体" w:hAnsi="宋体" w:eastAsia="宋体" w:cs="宋体"/>
+          <w:b w:val="0"/>
+          <w:bCs/>
+        </w:rPr>
+      </w:pPr>
+      <w:r>
+        <w:rPr>
+          <w:rFonts w:hint="eastAsia" w:ascii="宋体" w:hAnsi="宋体" w:eastAsia="宋体" w:cs="宋体"/>
+          <w:b w:val="0"/>
+          <w:bCs/>
+        </w:rPr>
+        <w:t>求职状态跟踪</w:t>
+      </w:r>
+      <w:r>
+        <w:rPr>
+          <w:rFonts w:hint="eastAsia" w:ascii="宋体" w:hAnsi="宋体" w:eastAsia="宋体" w:cs="宋体"/>
+          <w:b w:val="0"/>
+          <w:bCs/>
+        </w:rPr>
+        <w:br w:type="textWrapping"/>
+      </w:r>
+      <w:r>
+        <w:rPr>
+          <w:rFonts w:hint="eastAsia" w:ascii="宋体" w:hAnsi="宋体" w:eastAsia="宋体" w:cs="宋体"/>
+          <w:b w:val="0"/>
+          <w:bCs/>
+        </w:rPr>
+        <w:t>所有申请职位的状态实时更新，包括已提交、已查看、已通过、已拒绝、已安排面试、已面试、已录用、已拒绝（面试后）、已取消、已过期。</w:t>
+      </w:r>
+    </w:p>
+    <w:p>
+      <w:pPr>
+        <w:pStyle w:val="7"/>
+        <w:keepNext w:val="0"/>
+        <w:keepLines w:val="0"/>
+        <w:pageBreakBefore w:val="0"/>
+        <w:widowControl w:val="0"/>
+        <w:numPr>
+          <w:ilvl w:val="0"/>
+          <w:numId w:val="4"/>
+        </w:numPr>
+        <w:kinsoku/>
+        <w:wordWrap/>
+        <w:overflowPunct/>
+        <w:topLinePunct w:val="0"/>
+        <w:autoSpaceDE/>
+        <w:autoSpaceDN/>
+        <w:bidi w:val="0"/>
+        <w:adjustRightInd/>
+        <w:snapToGrid/>
+        <w:ind w:left="425" w:leftChars="0" w:hanging="425" w:firstLineChars="0"/>
+        <w:textAlignment w:val="auto"/>
+        <w:rPr>
+          <w:rFonts w:hint="eastAsia" w:ascii="宋体" w:hAnsi="宋体" w:eastAsia="宋体" w:cs="宋体"/>
+          <w:b w:val="0"/>
+          <w:bCs/>
+        </w:rPr>
+      </w:pPr>
+      <w:r>
+        <w:rPr>
+          <w:rFonts w:hint="eastAsia" w:ascii="宋体" w:hAnsi="宋体" w:eastAsia="宋体" w:cs="宋体"/>
+          <w:b w:val="0"/>
+          <w:bCs/>
+        </w:rPr>
+        <w:t>消息通知与提醒</w:t>
+      </w:r>
+      <w:r>
+        <w:rPr>
+          <w:rFonts w:hint="eastAsia" w:ascii="宋体" w:hAnsi="宋体" w:eastAsia="宋体" w:cs="宋体"/>
+          <w:b w:val="0"/>
+          <w:bCs/>
+        </w:rPr>
+        <w:br w:type="textWrapping"/>
+      </w:r>
+      <w:r>
+        <w:rPr>
+          <w:rFonts w:hint="eastAsia" w:ascii="宋体" w:hAnsi="宋体" w:eastAsia="宋体" w:cs="宋体"/>
+          <w:b w:val="0"/>
+          <w:bCs/>
+        </w:rPr>
+        <w:t>接收职位申请成功、面试邀请、录用通知、拒绝通知等系统消息。重要通知通过电子邮件同步发送。</w:t>
+      </w:r>
+    </w:p>
+    <w:p>
+      <w:pPr>
+        <w:pStyle w:val="7"/>
+        <w:keepNext w:val="0"/>
+        <w:keepLines w:val="0"/>
+        <w:pageBreakBefore w:val="0"/>
+        <w:widowControl w:val="0"/>
+        <w:numPr>
+          <w:ilvl w:val="0"/>
+          <w:numId w:val="4"/>
+        </w:numPr>
+        <w:kinsoku/>
+        <w:wordWrap/>
+        <w:overflowPunct/>
+        <w:topLinePunct w:val="0"/>
+        <w:autoSpaceDE/>
+        <w:autoSpaceDN/>
+        <w:bidi w:val="0"/>
+        <w:adjustRightInd/>
+        <w:snapToGrid/>
+        <w:ind w:left="425" w:leftChars="0" w:hanging="425" w:firstLineChars="0"/>
+        <w:textAlignment w:val="auto"/>
+        <w:rPr>
+          <w:rFonts w:hint="eastAsia" w:ascii="宋体" w:hAnsi="宋体" w:eastAsia="宋体" w:cs="宋体"/>
+          <w:b w:val="0"/>
+          <w:bCs/>
+        </w:rPr>
+      </w:pPr>
+      <w:r>
+        <w:rPr>
+          <w:rFonts w:hint="eastAsia" w:ascii="宋体" w:hAnsi="宋体" w:eastAsia="宋体" w:cs="宋体"/>
+          <w:b w:val="0"/>
+          <w:bCs/>
+        </w:rPr>
+        <w:t>状态刷新</w:t>
+      </w:r>
+      <w:r>
+        <w:rPr>
+          <w:rFonts w:hint="eastAsia" w:ascii="宋体" w:hAnsi="宋体" w:eastAsia="宋体" w:cs="宋体"/>
+          <w:b w:val="0"/>
+          <w:bCs/>
+        </w:rPr>
+        <w:br w:type="textWrapping"/>
+      </w:r>
+      <w:r>
+        <w:rPr>
+          <w:rFonts w:hint="eastAsia" w:ascii="宋体" w:hAnsi="宋体" w:eastAsia="宋体" w:cs="宋体"/>
+          <w:b w:val="0"/>
+          <w:bCs/>
+        </w:rPr>
+        <w:t>"我的申请"界面支持手动刷新，进入界面时自动刷新，可选3秒自动刷新功能。</w:t>
+      </w:r>
+    </w:p>
+    <w:p>
+      <w:pPr>
+        <w:pStyle w:val="7"/>
+        <w:keepNext w:val="0"/>
+        <w:keepLines w:val="0"/>
+        <w:pageBreakBefore w:val="0"/>
+        <w:widowControl w:val="0"/>
+        <w:numPr>
+          <w:ilvl w:val="0"/>
+          <w:numId w:val="4"/>
+        </w:numPr>
+        <w:kinsoku/>
+        <w:wordWrap/>
+        <w:overflowPunct/>
+        <w:topLinePunct w:val="0"/>
+        <w:autoSpaceDE/>
+        <w:autoSpaceDN/>
+        <w:bidi w:val="0"/>
+        <w:adjustRightInd/>
+        <w:snapToGrid/>
+        <w:ind w:left="425" w:leftChars="0" w:hanging="425" w:firstLineChars="0"/>
+        <w:textAlignment w:val="auto"/>
+        <w:rPr>
+          <w:rFonts w:hint="eastAsia" w:ascii="宋体" w:hAnsi="宋体" w:eastAsia="宋体" w:cs="宋体"/>
+          <w:b w:val="0"/>
+          <w:bCs/>
+        </w:rPr>
+      </w:pPr>
+      <w:r>
+        <w:rPr>
+          <w:rFonts w:hint="eastAsia" w:ascii="宋体" w:hAnsi="宋体" w:eastAsia="宋体" w:cs="宋体"/>
+          <w:b w:val="0"/>
+          <w:bCs/>
+        </w:rPr>
+        <w:t>取消申请</w:t>
+      </w:r>
+      <w:r>
+        <w:rPr>
+          <w:rFonts w:hint="eastAsia" w:ascii="宋体" w:hAnsi="宋体" w:eastAsia="宋体" w:cs="宋体"/>
+          <w:b w:val="0"/>
+          <w:bCs/>
+        </w:rPr>
+        <w:br w:type="textWrapping"/>
+      </w:r>
+      <w:r>
+        <w:rPr>
+          <w:rFonts w:hint="eastAsia" w:ascii="宋体" w:hAnsi="宋体" w:eastAsia="宋体" w:cs="宋体"/>
+          <w:b w:val="0"/>
+          <w:bCs/>
+        </w:rPr>
+        <w:t>"我的申请"中提供取消申请功能，企业确认面试时间后，面试前一天20:00后不可取消。</w:t>
+      </w:r>
+    </w:p>
+    <w:p>
+      <w:pPr>
+        <w:pStyle w:val="7"/>
+        <w:keepNext w:val="0"/>
+        <w:keepLines w:val="0"/>
+        <w:pageBreakBefore w:val="0"/>
+        <w:widowControl w:val="0"/>
+        <w:numPr>
+          <w:ilvl w:val="0"/>
+          <w:numId w:val="4"/>
+        </w:numPr>
+        <w:kinsoku/>
+        <w:wordWrap/>
+        <w:overflowPunct/>
+        <w:topLinePunct w:val="0"/>
+        <w:autoSpaceDE/>
+        <w:autoSpaceDN/>
+        <w:bidi w:val="0"/>
+        <w:adjustRightInd/>
+        <w:snapToGrid/>
+        <w:ind w:left="425" w:leftChars="0" w:hanging="425" w:firstLineChars="0"/>
+        <w:textAlignment w:val="auto"/>
+        <w:rPr>
+          <w:rFonts w:hint="eastAsia" w:ascii="宋体" w:hAnsi="宋体" w:eastAsia="宋体" w:cs="宋体"/>
+          <w:b w:val="0"/>
+          <w:bCs/>
+        </w:rPr>
+      </w:pPr>
+      <w:r>
+        <w:rPr>
+          <w:rFonts w:hint="eastAsia" w:ascii="宋体" w:hAnsi="宋体" w:eastAsia="宋体" w:cs="宋体"/>
+          <w:b w:val="0"/>
+          <w:bCs/>
+        </w:rPr>
+        <w:t>重复申请限制</w:t>
+      </w:r>
+      <w:r>
+        <w:rPr>
+          <w:rFonts w:hint="eastAsia" w:ascii="宋体" w:hAnsi="宋体" w:eastAsia="宋体" w:cs="宋体"/>
+          <w:b w:val="0"/>
+          <w:bCs/>
+        </w:rPr>
+        <w:br w:type="textWrapping"/>
+      </w:r>
+      <w:r>
+        <w:rPr>
+          <w:rFonts w:hint="eastAsia" w:ascii="宋体" w:hAnsi="宋体" w:eastAsia="宋体" w:cs="宋体"/>
+          <w:b w:val="0"/>
+          <w:bCs/>
+        </w:rPr>
+        <w:t>已提交的职位申请不允许重复提交同一职位的申请。</w:t>
+      </w:r>
+    </w:p>
+    <w:p>
+      <w:pPr>
+        <w:pStyle w:val="3"/>
+        <w:bidi w:val="0"/>
+        <w:rPr>
+          <w:rFonts w:hint="eastAsia"/>
+        </w:rPr>
+      </w:pPr>
+      <w:r>
+        <w:rPr>
+          <w:rFonts w:hint="eastAsia"/>
+        </w:rPr>
+        <w:t>4.3 企业招聘管理</w:t>
+      </w:r>
+    </w:p>
+    <w:p>
+      <w:pPr>
+        <w:pStyle w:val="5"/>
+        <w:bidi w:val="0"/>
+        <w:rPr>
+          <w:rFonts w:hint="eastAsia"/>
+        </w:rPr>
+      </w:pPr>
+      <w:r>
+        <w:rPr>
+          <w:rFonts w:hint="eastAsia"/>
+        </w:rPr>
+        <w:t>4.3.1 系统详细描述</w:t>
+      </w:r>
+    </w:p>
+    <w:p>
+      <w:pPr>
+        <w:pStyle w:val="7"/>
+        <w:keepNext w:val="0"/>
+        <w:keepLines w:val="0"/>
+        <w:pageBreakBefore w:val="0"/>
+        <w:widowControl w:val="0"/>
+        <w:kinsoku/>
+        <w:wordWrap/>
+        <w:overflowPunct/>
+        <w:topLinePunct w:val="0"/>
+        <w:autoSpaceDE/>
+        <w:autoSpaceDN/>
+        <w:bidi w:val="0"/>
+        <w:adjustRightInd/>
+        <w:snapToGrid/>
+        <w:spacing w:line="317" w:lineRule="auto"/>
+        <w:ind w:firstLine="480" w:firstLineChars="200"/>
+        <w:textAlignment w:val="auto"/>
+        <w:rPr>
+          <w:rFonts w:hint="eastAsia" w:ascii="宋体" w:hAnsi="宋体" w:eastAsia="宋体" w:cs="宋体"/>
+          <w:b w:val="0"/>
+          <w:bCs/>
+        </w:rPr>
+      </w:pPr>
+      <w:r>
+        <w:rPr>
+          <w:rFonts w:hint="eastAsia" w:ascii="宋体" w:hAnsi="宋体" w:eastAsia="宋体" w:cs="宋体"/>
+          <w:b w:val="0"/>
+          <w:bCs/>
+        </w:rPr>
+        <w:t>该分系统是企业开展招聘工作的核心操作模块，覆盖从岗位发布到候选人录用全流程，助力企业高效筛选合适人才、规范管理招聘环节，实现招聘工作的标准化与智能化。</w:t>
+      </w:r>
+    </w:p>
+    <w:p>
+      <w:pPr>
+        <w:pStyle w:val="5"/>
+        <w:bidi w:val="0"/>
+        <w:rPr>
+          <w:rFonts w:hint="eastAsia"/>
+        </w:rPr>
+      </w:pPr>
+      <w:r>
+        <w:rPr>
+          <w:rFonts w:hint="eastAsia"/>
+        </w:rPr>
+        <w:t>4.3.2 系统功能的时序</w:t>
+      </w:r>
+    </w:p>
+    <w:p>
+      <w:pPr>
+        <w:pStyle w:val="7"/>
+        <w:keepNext w:val="0"/>
+        <w:keepLines w:val="0"/>
+        <w:pageBreakBefore w:val="0"/>
+        <w:widowControl w:val="0"/>
+        <w:kinsoku/>
+        <w:wordWrap/>
+        <w:overflowPunct/>
+        <w:topLinePunct w:val="0"/>
+        <w:autoSpaceDE/>
+        <w:autoSpaceDN/>
+        <w:bidi w:val="0"/>
+        <w:adjustRightInd/>
+        <w:snapToGrid/>
+        <w:textAlignment w:val="auto"/>
+        <w:rPr>
+          <w:rFonts w:hint="eastAsia" w:ascii="宋体" w:hAnsi="宋体" w:eastAsia="宋体" w:cs="宋体"/>
+          <w:b w:val="0"/>
+          <w:bCs/>
+        </w:rPr>
+      </w:pPr>
+      <w:r>
+        <w:rPr>
+          <w:rFonts w:hint="eastAsia" w:ascii="宋体" w:hAnsi="宋体" w:eastAsia="宋体" w:cs="宋体"/>
+          <w:b w:val="0"/>
+          <w:bCs/>
+        </w:rPr>
+        <w:t>岗位创建→发布岗位→简历筛选→面试安排→结果反馈→录用管理</w:t>
+      </w:r>
+    </w:p>
+    <w:p>
+      <w:pPr>
+        <w:pStyle w:val="5"/>
+        <w:bidi w:val="0"/>
+        <w:rPr>
+          <w:rFonts w:hint="eastAsia"/>
+        </w:rPr>
+      </w:pPr>
+      <w:r>
+        <w:rPr>
+          <w:rFonts w:hint="eastAsia"/>
+        </w:rPr>
+        <w:t>4.3.</w:t>
+      </w:r>
+      <w:r>
+        <w:rPr>
+          <w:rFonts w:hint="eastAsia"/>
+          <w:lang w:val="en-US" w:eastAsia="zh-CN"/>
+        </w:rPr>
+        <w:t>3</w:t>
+      </w:r>
+      <w:r>
+        <w:rPr>
+          <w:rFonts w:hint="eastAsia"/>
+        </w:rPr>
+        <w:t xml:space="preserve"> 功能要求</w:t>
+      </w:r>
+    </w:p>
+    <w:p>
+      <w:pPr>
+        <w:pStyle w:val="7"/>
+        <w:keepNext w:val="0"/>
+        <w:keepLines w:val="0"/>
+        <w:pageBreakBefore w:val="0"/>
+        <w:widowControl w:val="0"/>
+        <w:numPr>
+          <w:ilvl w:val="0"/>
+          <w:numId w:val="5"/>
+        </w:numPr>
+        <w:kinsoku/>
+        <w:wordWrap/>
+        <w:overflowPunct/>
+        <w:topLinePunct w:val="0"/>
+        <w:autoSpaceDE/>
+        <w:autoSpaceDN/>
+        <w:bidi w:val="0"/>
+        <w:adjustRightInd/>
+        <w:snapToGrid/>
+        <w:ind w:left="425" w:leftChars="0" w:hanging="425" w:firstLineChars="0"/>
+        <w:textAlignment w:val="auto"/>
+        <w:rPr>
+          <w:rFonts w:hint="eastAsia" w:ascii="宋体" w:hAnsi="宋体" w:eastAsia="宋体" w:cs="宋体"/>
+          <w:b w:val="0"/>
+          <w:bCs/>
+        </w:rPr>
+      </w:pPr>
+      <w:r>
+        <w:rPr>
+          <w:rFonts w:hint="eastAsia" w:ascii="宋体" w:hAnsi="宋体" w:eastAsia="宋体" w:cs="宋体"/>
+          <w:b w:val="0"/>
+          <w:bCs/>
+        </w:rPr>
+        <w:t>岗位创建与发布</w:t>
+      </w:r>
+      <w:r>
+        <w:rPr>
+          <w:rFonts w:hint="eastAsia" w:ascii="宋体" w:hAnsi="宋体" w:eastAsia="宋体" w:cs="宋体"/>
+          <w:b w:val="0"/>
+          <w:bCs/>
+        </w:rPr>
+        <w:br w:type="textWrapping"/>
+      </w:r>
+      <w:r>
+        <w:rPr>
+          <w:rFonts w:hint="eastAsia" w:ascii="宋体" w:hAnsi="宋体" w:eastAsia="宋体" w:cs="宋体"/>
+          <w:b w:val="0"/>
+          <w:bCs/>
+        </w:rPr>
+        <w:t>企业需填写岗位名称、所属部门、工作地点、薪资范围、学历要求、工作经验、技能要求、岗位职责、任职资格等核心信息。支持模糊输入提示，地点按国家、省、市、区层级选择。</w:t>
+      </w:r>
+    </w:p>
+    <w:p>
+      <w:pPr>
+        <w:pStyle w:val="7"/>
+        <w:keepNext w:val="0"/>
+        <w:keepLines w:val="0"/>
+        <w:pageBreakBefore w:val="0"/>
+        <w:widowControl w:val="0"/>
+        <w:numPr>
+          <w:ilvl w:val="0"/>
+          <w:numId w:val="5"/>
+        </w:numPr>
+        <w:kinsoku/>
+        <w:wordWrap/>
+        <w:overflowPunct/>
+        <w:topLinePunct w:val="0"/>
+        <w:autoSpaceDE/>
+        <w:autoSpaceDN/>
+        <w:bidi w:val="0"/>
+        <w:adjustRightInd/>
+        <w:snapToGrid/>
+        <w:ind w:left="425" w:leftChars="0" w:hanging="425" w:firstLineChars="0"/>
+        <w:textAlignment w:val="auto"/>
+        <w:rPr>
+          <w:rFonts w:hint="eastAsia" w:ascii="宋体" w:hAnsi="宋体" w:eastAsia="宋体" w:cs="宋体"/>
+          <w:b w:val="0"/>
+          <w:bCs/>
+        </w:rPr>
+      </w:pPr>
+      <w:r>
+        <w:rPr>
+          <w:rFonts w:hint="eastAsia" w:ascii="宋体" w:hAnsi="宋体" w:eastAsia="宋体" w:cs="宋体"/>
+          <w:b w:val="0"/>
+          <w:bCs/>
+        </w:rPr>
+        <w:t>候选人筛选与分类</w:t>
+      </w:r>
+      <w:r>
+        <w:rPr>
+          <w:rFonts w:hint="eastAsia" w:ascii="宋体" w:hAnsi="宋体" w:eastAsia="宋体" w:cs="宋体"/>
+          <w:b w:val="0"/>
+          <w:bCs/>
+        </w:rPr>
+        <w:br w:type="textWrapping"/>
+      </w:r>
+      <w:r>
+        <w:rPr>
+          <w:rFonts w:hint="eastAsia" w:ascii="宋体" w:hAnsi="宋体" w:eastAsia="宋体" w:cs="宋体"/>
+          <w:b w:val="0"/>
+          <w:bCs/>
+        </w:rPr>
+        <w:t>系统按岗位要求自动匹配候选人简历关键信息，生成匹配度评分。企业可按匹配度、投递时间、学历、工作经验等条件筛选候选人。</w:t>
+      </w:r>
+    </w:p>
+    <w:p>
+      <w:pPr>
+        <w:pStyle w:val="7"/>
+        <w:keepNext w:val="0"/>
+        <w:keepLines w:val="0"/>
+        <w:pageBreakBefore w:val="0"/>
+        <w:widowControl w:val="0"/>
+        <w:numPr>
+          <w:ilvl w:val="0"/>
+          <w:numId w:val="5"/>
+        </w:numPr>
+        <w:kinsoku/>
+        <w:wordWrap/>
+        <w:overflowPunct/>
+        <w:topLinePunct w:val="0"/>
+        <w:autoSpaceDE/>
+        <w:autoSpaceDN/>
+        <w:bidi w:val="0"/>
+        <w:adjustRightInd/>
+        <w:snapToGrid/>
+        <w:ind w:left="425" w:leftChars="0" w:hanging="425" w:firstLineChars="0"/>
+        <w:textAlignment w:val="auto"/>
+        <w:rPr>
+          <w:rFonts w:hint="eastAsia" w:ascii="宋体" w:hAnsi="宋体" w:eastAsia="宋体" w:cs="宋体"/>
+          <w:b w:val="0"/>
+          <w:bCs/>
+        </w:rPr>
+      </w:pPr>
+      <w:r>
+        <w:rPr>
+          <w:rFonts w:hint="eastAsia" w:ascii="宋体" w:hAnsi="宋体" w:eastAsia="宋体" w:cs="宋体"/>
+          <w:b w:val="0"/>
+          <w:bCs/>
+        </w:rPr>
+        <w:t>面试安排与管理</w:t>
+      </w:r>
+      <w:r>
+        <w:rPr>
+          <w:rFonts w:hint="eastAsia" w:ascii="宋体" w:hAnsi="宋体" w:eastAsia="宋体" w:cs="宋体"/>
+          <w:b w:val="0"/>
+          <w:bCs/>
+        </w:rPr>
+        <w:br w:type="textWrapping"/>
+      </w:r>
+      <w:r>
+        <w:rPr>
+          <w:rFonts w:hint="eastAsia" w:ascii="宋体" w:hAnsi="宋体" w:eastAsia="宋体" w:cs="宋体"/>
+          <w:b w:val="0"/>
+          <w:bCs/>
+        </w:rPr>
+        <w:t>企业筛选通过后，可选择面试形式（线上面试、现场面试），线上面试需填写会议软件、会议号等信息，现场面试需选择预设的面试地址或新增地址。</w:t>
+      </w:r>
+    </w:p>
+    <w:p>
+      <w:pPr>
+        <w:pStyle w:val="7"/>
+        <w:keepNext w:val="0"/>
+        <w:keepLines w:val="0"/>
+        <w:pageBreakBefore w:val="0"/>
+        <w:widowControl w:val="0"/>
+        <w:numPr>
+          <w:ilvl w:val="0"/>
+          <w:numId w:val="5"/>
+        </w:numPr>
+        <w:kinsoku/>
+        <w:wordWrap/>
+        <w:overflowPunct/>
+        <w:topLinePunct w:val="0"/>
+        <w:autoSpaceDE/>
+        <w:autoSpaceDN/>
+        <w:bidi w:val="0"/>
+        <w:adjustRightInd/>
+        <w:snapToGrid/>
+        <w:ind w:left="425" w:leftChars="0" w:hanging="425" w:firstLineChars="0"/>
+        <w:textAlignment w:val="auto"/>
+        <w:rPr>
+          <w:rFonts w:hint="eastAsia" w:ascii="宋体" w:hAnsi="宋体" w:eastAsia="宋体" w:cs="宋体"/>
+          <w:b w:val="0"/>
+          <w:bCs/>
+        </w:rPr>
+      </w:pPr>
+      <w:r>
+        <w:rPr>
+          <w:rFonts w:hint="eastAsia" w:ascii="宋体" w:hAnsi="宋体" w:eastAsia="宋体" w:cs="宋体"/>
+          <w:b w:val="0"/>
+          <w:bCs/>
+        </w:rPr>
+        <w:t>面试结果反馈与录用管理</w:t>
+      </w:r>
+      <w:r>
+        <w:rPr>
+          <w:rFonts w:hint="eastAsia" w:ascii="宋体" w:hAnsi="宋体" w:eastAsia="宋体" w:cs="宋体"/>
+          <w:b w:val="0"/>
+          <w:bCs/>
+        </w:rPr>
+        <w:br w:type="textWrapping"/>
+      </w:r>
+      <w:r>
+        <w:rPr>
+          <w:rFonts w:hint="eastAsia" w:ascii="宋体" w:hAnsi="宋体" w:eastAsia="宋体" w:cs="宋体"/>
+          <w:b w:val="0"/>
+          <w:bCs/>
+        </w:rPr>
+        <w:t>企业在面试结束后，可在系统内标记"录用""拒绝""待定"等结果。选择"录用"需填写录用薪资、入职时间、岗位职责等细节。</w:t>
+      </w:r>
+    </w:p>
+    <w:p>
+      <w:pPr>
+        <w:pStyle w:val="7"/>
+        <w:keepNext w:val="0"/>
+        <w:keepLines w:val="0"/>
+        <w:pageBreakBefore w:val="0"/>
+        <w:widowControl w:val="0"/>
+        <w:numPr>
+          <w:ilvl w:val="0"/>
+          <w:numId w:val="5"/>
+        </w:numPr>
+        <w:kinsoku/>
+        <w:wordWrap/>
+        <w:overflowPunct/>
+        <w:topLinePunct w:val="0"/>
+        <w:autoSpaceDE/>
+        <w:autoSpaceDN/>
+        <w:bidi w:val="0"/>
+        <w:adjustRightInd/>
+        <w:snapToGrid/>
+        <w:ind w:left="425" w:leftChars="0" w:hanging="425" w:firstLineChars="0"/>
+        <w:textAlignment w:val="auto"/>
+        <w:rPr>
+          <w:rFonts w:hint="eastAsia" w:ascii="宋体" w:hAnsi="宋体" w:eastAsia="宋体" w:cs="宋体"/>
+          <w:b w:val="0"/>
+          <w:bCs/>
+        </w:rPr>
+      </w:pPr>
+      <w:r>
+        <w:rPr>
+          <w:rFonts w:hint="eastAsia" w:ascii="宋体" w:hAnsi="宋体" w:eastAsia="宋体" w:cs="宋体"/>
+          <w:b w:val="0"/>
+          <w:bCs/>
+        </w:rPr>
+        <w:t>岗位与招聘数据查看</w:t>
+      </w:r>
+      <w:r>
+        <w:rPr>
+          <w:rFonts w:hint="eastAsia" w:ascii="宋体" w:hAnsi="宋体" w:eastAsia="宋体" w:cs="宋体"/>
+          <w:b w:val="0"/>
+          <w:bCs/>
+        </w:rPr>
+        <w:br w:type="textWrapping"/>
+      </w:r>
+      <w:r>
+        <w:rPr>
+          <w:rFonts w:hint="eastAsia" w:ascii="宋体" w:hAnsi="宋体" w:eastAsia="宋体" w:cs="宋体"/>
+          <w:b w:val="0"/>
+          <w:bCs/>
+        </w:rPr>
+        <w:t>系统实时展示各岗位的投递人数、筛选通过人数、已面试人数、录用人数等核心数据。支持按时间维度查看招聘进度。</w:t>
+      </w:r>
+    </w:p>
+    <w:p>
+      <w:pPr>
+        <w:pStyle w:val="7"/>
+        <w:keepNext w:val="0"/>
+        <w:keepLines w:val="0"/>
+        <w:pageBreakBefore w:val="0"/>
+        <w:widowControl w:val="0"/>
+        <w:numPr>
+          <w:ilvl w:val="0"/>
+          <w:numId w:val="5"/>
+        </w:numPr>
+        <w:kinsoku/>
+        <w:wordWrap/>
+        <w:overflowPunct/>
+        <w:topLinePunct w:val="0"/>
+        <w:autoSpaceDE/>
+        <w:autoSpaceDN/>
+        <w:bidi w:val="0"/>
+        <w:adjustRightInd/>
+        <w:snapToGrid/>
+        <w:ind w:left="425" w:leftChars="0" w:hanging="425" w:firstLineChars="0"/>
+        <w:textAlignment w:val="auto"/>
+        <w:rPr>
+          <w:rFonts w:hint="eastAsia" w:ascii="宋体" w:hAnsi="宋体" w:eastAsia="宋体" w:cs="宋体"/>
+          <w:b w:val="0"/>
+          <w:bCs/>
+        </w:rPr>
+      </w:pPr>
+      <w:r>
+        <w:rPr>
+          <w:rFonts w:hint="eastAsia" w:ascii="宋体" w:hAnsi="宋体" w:eastAsia="宋体" w:cs="宋体"/>
+          <w:b w:val="0"/>
+          <w:bCs/>
+        </w:rPr>
+        <w:t>人才库管理</w:t>
+      </w:r>
+      <w:r>
+        <w:rPr>
+          <w:rFonts w:hint="eastAsia" w:ascii="宋体" w:hAnsi="宋体" w:eastAsia="宋体" w:cs="宋体"/>
+          <w:b w:val="0"/>
+          <w:bCs/>
+        </w:rPr>
+        <w:br w:type="textWrapping"/>
+      </w:r>
+      <w:r>
+        <w:rPr>
+          <w:rFonts w:hint="eastAsia" w:ascii="宋体" w:hAnsi="宋体" w:eastAsia="宋体" w:cs="宋体"/>
+          <w:b w:val="0"/>
+          <w:bCs/>
+        </w:rPr>
+        <w:t>未录用但有潜力的候选人自动或手动存入企业人才库，支持按技能、行业经验、岗位类型等维度分类归档。</w:t>
+      </w:r>
+    </w:p>
+    <w:p>
+      <w:pPr>
+        <w:pStyle w:val="7"/>
+        <w:keepNext w:val="0"/>
+        <w:keepLines w:val="0"/>
+        <w:pageBreakBefore w:val="0"/>
+        <w:widowControl w:val="0"/>
+        <w:numPr>
+          <w:ilvl w:val="0"/>
+          <w:numId w:val="5"/>
+        </w:numPr>
+        <w:kinsoku/>
+        <w:wordWrap/>
+        <w:overflowPunct/>
+        <w:topLinePunct w:val="0"/>
+        <w:autoSpaceDE/>
+        <w:autoSpaceDN/>
+        <w:bidi w:val="0"/>
+        <w:adjustRightInd/>
+        <w:snapToGrid/>
+        <w:ind w:left="425" w:leftChars="0" w:hanging="425" w:firstLineChars="0"/>
+        <w:textAlignment w:val="auto"/>
+        <w:rPr>
+          <w:rFonts w:hint="eastAsia" w:ascii="宋体" w:hAnsi="宋体" w:eastAsia="宋体" w:cs="宋体"/>
+          <w:b w:val="0"/>
+          <w:bCs/>
+        </w:rPr>
+      </w:pPr>
+      <w:r>
+        <w:rPr>
+          <w:rFonts w:hint="eastAsia" w:ascii="宋体" w:hAnsi="宋体" w:eastAsia="宋体" w:cs="宋体"/>
+          <w:b w:val="0"/>
+          <w:bCs/>
+        </w:rPr>
+        <w:t>系统通知与提醒</w:t>
+      </w:r>
+      <w:r>
+        <w:rPr>
+          <w:rFonts w:hint="eastAsia" w:ascii="宋体" w:hAnsi="宋体" w:eastAsia="宋体" w:cs="宋体"/>
+          <w:b w:val="0"/>
+          <w:bCs/>
+        </w:rPr>
+        <w:br w:type="textWrapping"/>
+      </w:r>
+      <w:r>
+        <w:rPr>
+          <w:rFonts w:hint="eastAsia" w:ascii="宋体" w:hAnsi="宋体" w:eastAsia="宋体" w:cs="宋体"/>
+          <w:b w:val="0"/>
+          <w:bCs/>
+        </w:rPr>
+        <w:t>候选人提交申请、确认面试时间、回应录用通知时，企业HR实时收到系统提醒。面试前1天系统自动提醒企业HR。</w:t>
+      </w:r>
+    </w:p>
+    <w:p>
+      <w:pPr>
+        <w:pStyle w:val="7"/>
+        <w:keepNext w:val="0"/>
+        <w:keepLines w:val="0"/>
+        <w:pageBreakBefore w:val="0"/>
+        <w:widowControl w:val="0"/>
+        <w:numPr>
+          <w:ilvl w:val="0"/>
+          <w:numId w:val="5"/>
+        </w:numPr>
+        <w:kinsoku/>
+        <w:wordWrap/>
+        <w:overflowPunct/>
+        <w:topLinePunct w:val="0"/>
+        <w:autoSpaceDE/>
+        <w:autoSpaceDN/>
+        <w:bidi w:val="0"/>
+        <w:adjustRightInd/>
+        <w:snapToGrid/>
+        <w:ind w:left="425" w:leftChars="0" w:hanging="425" w:firstLineChars="0"/>
+        <w:textAlignment w:val="auto"/>
+        <w:rPr>
+          <w:rFonts w:hint="eastAsia" w:ascii="宋体" w:hAnsi="宋体" w:eastAsia="宋体" w:cs="宋体"/>
+          <w:b w:val="0"/>
+          <w:bCs/>
+        </w:rPr>
+      </w:pPr>
+      <w:r>
+        <w:rPr>
+          <w:rFonts w:hint="eastAsia" w:ascii="宋体" w:hAnsi="宋体" w:eastAsia="宋体" w:cs="宋体"/>
+          <w:b w:val="0"/>
+          <w:bCs/>
+        </w:rPr>
+        <w:t>批量操作</w:t>
+      </w:r>
+      <w:r>
+        <w:rPr>
+          <w:rFonts w:hint="eastAsia" w:ascii="宋体" w:hAnsi="宋体" w:eastAsia="宋体" w:cs="宋体"/>
+          <w:b w:val="0"/>
+          <w:bCs/>
+        </w:rPr>
+        <w:br w:type="textWrapping"/>
+      </w:r>
+      <w:r>
+        <w:rPr>
+          <w:rFonts w:hint="eastAsia" w:ascii="宋体" w:hAnsi="宋体" w:eastAsia="宋体" w:cs="宋体"/>
+          <w:b w:val="0"/>
+          <w:bCs/>
+        </w:rPr>
+        <w:t>支持批量发送面试邀请、批量反馈面试结果，提高招聘效率。</w:t>
+      </w:r>
+    </w:p>
+    <w:p>
+      <w:pPr>
+        <w:pStyle w:val="7"/>
+        <w:keepNext w:val="0"/>
+        <w:keepLines w:val="0"/>
+        <w:pageBreakBefore w:val="0"/>
+        <w:widowControl w:val="0"/>
+        <w:numPr>
+          <w:ilvl w:val="0"/>
+          <w:numId w:val="5"/>
+        </w:numPr>
+        <w:kinsoku/>
+        <w:wordWrap/>
+        <w:overflowPunct/>
+        <w:topLinePunct w:val="0"/>
+        <w:autoSpaceDE/>
+        <w:autoSpaceDN/>
+        <w:bidi w:val="0"/>
+        <w:adjustRightInd/>
+        <w:snapToGrid/>
+        <w:ind w:left="425" w:leftChars="0" w:hanging="425" w:firstLineChars="0"/>
+        <w:textAlignment w:val="auto"/>
+        <w:rPr>
+          <w:rFonts w:hint="eastAsia" w:ascii="宋体" w:hAnsi="宋体" w:eastAsia="宋体" w:cs="宋体"/>
+          <w:b w:val="0"/>
+          <w:bCs/>
+        </w:rPr>
+      </w:pPr>
+      <w:r>
+        <w:rPr>
+          <w:rFonts w:hint="eastAsia" w:ascii="宋体" w:hAnsi="宋体" w:eastAsia="宋体" w:cs="宋体"/>
+          <w:b w:val="0"/>
+          <w:bCs/>
+        </w:rPr>
+        <w:t>数据导出</w:t>
+      </w:r>
+      <w:r>
+        <w:rPr>
+          <w:rFonts w:hint="eastAsia" w:ascii="宋体" w:hAnsi="宋体" w:eastAsia="宋体" w:cs="宋体"/>
+          <w:b w:val="0"/>
+          <w:bCs/>
+        </w:rPr>
+        <w:br w:type="textWrapping"/>
+      </w:r>
+      <w:r>
+        <w:rPr>
+          <w:rFonts w:hint="eastAsia" w:ascii="宋体" w:hAnsi="宋体" w:eastAsia="宋体" w:cs="宋体"/>
+          <w:b w:val="0"/>
+          <w:bCs/>
+        </w:rPr>
+        <w:t>支持导出招聘数据报表、候选人信息、面试安排等数据。</w:t>
+      </w:r>
+    </w:p>
+    <w:p>
+      <w:pPr>
+        <w:pStyle w:val="7"/>
+        <w:keepNext w:val="0"/>
+        <w:keepLines w:val="0"/>
+        <w:pageBreakBefore w:val="0"/>
+        <w:widowControl w:val="0"/>
+        <w:numPr>
+          <w:ilvl w:val="0"/>
+          <w:numId w:val="5"/>
+        </w:numPr>
+        <w:kinsoku/>
+        <w:wordWrap/>
+        <w:overflowPunct/>
+        <w:topLinePunct w:val="0"/>
+        <w:autoSpaceDE/>
+        <w:autoSpaceDN/>
+        <w:bidi w:val="0"/>
+        <w:adjustRightInd/>
+        <w:snapToGrid/>
+        <w:ind w:left="425" w:leftChars="0" w:hanging="425" w:firstLineChars="0"/>
+        <w:textAlignment w:val="auto"/>
+        <w:rPr>
+          <w:rFonts w:hint="eastAsia" w:ascii="宋体" w:hAnsi="宋体" w:eastAsia="宋体" w:cs="宋体"/>
+          <w:b w:val="0"/>
+          <w:bCs/>
+        </w:rPr>
+      </w:pPr>
+      <w:r>
+        <w:rPr>
+          <w:rFonts w:hint="eastAsia" w:ascii="宋体" w:hAnsi="宋体" w:eastAsia="宋体" w:cs="宋体"/>
+          <w:b w:val="0"/>
+          <w:bCs/>
+        </w:rPr>
+        <w:t>竞争力分析</w:t>
+      </w:r>
+      <w:r>
+        <w:rPr>
+          <w:rFonts w:hint="eastAsia" w:ascii="宋体" w:hAnsi="宋体" w:eastAsia="宋体" w:cs="宋体"/>
+          <w:b w:val="0"/>
+          <w:bCs/>
+        </w:rPr>
+        <w:br w:type="textWrapping"/>
+      </w:r>
+      <w:r>
+        <w:rPr>
+          <w:rFonts w:hint="eastAsia" w:ascii="宋体" w:hAnsi="宋体" w:eastAsia="宋体" w:cs="宋体"/>
+          <w:b w:val="0"/>
+          <w:bCs/>
+        </w:rPr>
+        <w:t>可查看单个岗位的竞争力分析，包括薪资水平对比、申请人资质分布等信息。</w:t>
+      </w:r>
+    </w:p>
+    <w:p>
+      <w:pPr>
+        <w:pStyle w:val="3"/>
+        <w:bidi w:val="0"/>
+        <w:rPr>
+          <w:rFonts w:hint="eastAsia"/>
+        </w:rPr>
+      </w:pPr>
+      <w:r>
+        <w:rPr>
+          <w:rFonts w:hint="eastAsia"/>
+        </w:rPr>
+        <w:t>4.</w:t>
+      </w:r>
+      <w:r>
+        <w:rPr>
+          <w:rFonts w:hint="eastAsia"/>
+          <w:lang w:val="en-US" w:eastAsia="zh-CN"/>
+        </w:rPr>
+        <w:t>4</w:t>
+      </w:r>
+      <w:r>
+        <w:rPr>
+          <w:rFonts w:hint="eastAsia"/>
+        </w:rPr>
+        <w:t xml:space="preserve"> 智能匹配与面试管理</w:t>
+      </w:r>
+    </w:p>
+    <w:p>
+      <w:pPr>
+        <w:pStyle w:val="5"/>
+        <w:bidi w:val="0"/>
+        <w:rPr>
+          <w:rFonts w:hint="eastAsia"/>
+        </w:rPr>
+      </w:pPr>
+      <w:r>
+        <w:rPr>
+          <w:rFonts w:hint="eastAsia"/>
+        </w:rPr>
+        <w:t>4.</w:t>
+      </w:r>
+      <w:r>
+        <w:rPr>
+          <w:rFonts w:hint="eastAsia"/>
+          <w:lang w:val="en-US" w:eastAsia="zh-CN"/>
+        </w:rPr>
+        <w:t>4</w:t>
+      </w:r>
+      <w:r>
+        <w:rPr>
+          <w:rFonts w:hint="eastAsia"/>
+        </w:rPr>
+        <w:t>.1 系统详细描述</w:t>
+      </w:r>
+    </w:p>
+    <w:p>
+      <w:pPr>
+        <w:pStyle w:val="7"/>
+        <w:keepNext w:val="0"/>
+        <w:keepLines w:val="0"/>
+        <w:pageBreakBefore w:val="0"/>
+        <w:widowControl w:val="0"/>
+        <w:kinsoku/>
+        <w:wordWrap/>
+        <w:overflowPunct/>
+        <w:topLinePunct w:val="0"/>
+        <w:autoSpaceDE/>
+        <w:autoSpaceDN/>
+        <w:bidi w:val="0"/>
+        <w:adjustRightInd/>
+        <w:snapToGrid/>
+        <w:spacing w:line="317" w:lineRule="auto"/>
+        <w:ind w:firstLine="480" w:firstLineChars="200"/>
+        <w:textAlignment w:val="auto"/>
+        <w:rPr>
+          <w:rFonts w:hint="eastAsia" w:ascii="宋体" w:hAnsi="宋体" w:eastAsia="宋体" w:cs="宋体"/>
+          <w:b w:val="0"/>
+          <w:bCs/>
+        </w:rPr>
+      </w:pPr>
+      <w:r>
+        <w:rPr>
+          <w:rFonts w:hint="eastAsia" w:ascii="宋体" w:hAnsi="宋体" w:eastAsia="宋体" w:cs="宋体"/>
+          <w:b w:val="0"/>
+          <w:bCs/>
+        </w:rPr>
+        <w:t>该分系统是求职者与企业交互的核心模块，负责职位搜索、智能匹配、面试安排和录用管理的全流程处理。系统能够根据求职者简历信息智能匹配最合适的职位，并管理从面试安排到录用决策的完整流程。系统能显示所有未完成的面试任务，并对超时未处理的申请进行报警提示。</w:t>
+      </w:r>
+    </w:p>
+    <w:p>
+      <w:pPr>
+        <w:pStyle w:val="5"/>
+        <w:bidi w:val="0"/>
+        <w:rPr>
+          <w:rFonts w:hint="eastAsia"/>
+        </w:rPr>
+      </w:pPr>
+      <w:r>
+        <w:rPr>
+          <w:rFonts w:hint="eastAsia"/>
+        </w:rPr>
+        <w:t>4.</w:t>
+      </w:r>
+      <w:r>
+        <w:rPr>
+          <w:rFonts w:hint="eastAsia"/>
+          <w:lang w:val="en-US" w:eastAsia="zh-CN"/>
+        </w:rPr>
+        <w:t>4</w:t>
+      </w:r>
+      <w:r>
+        <w:rPr>
+          <w:rFonts w:hint="eastAsia"/>
+        </w:rPr>
+        <w:t>.2 系统功能的时序</w:t>
+      </w:r>
+    </w:p>
+    <w:p>
+      <w:pPr>
+        <w:pStyle w:val="7"/>
+        <w:keepNext w:val="0"/>
+        <w:keepLines w:val="0"/>
+        <w:pageBreakBefore w:val="0"/>
+        <w:widowControl w:val="0"/>
+        <w:kinsoku/>
+        <w:wordWrap/>
+        <w:overflowPunct/>
+        <w:topLinePunct w:val="0"/>
+        <w:autoSpaceDE/>
+        <w:autoSpaceDN/>
+        <w:bidi w:val="0"/>
+        <w:adjustRightInd/>
+        <w:snapToGrid/>
+        <w:textAlignment w:val="auto"/>
+        <w:rPr>
+          <w:rFonts w:hint="eastAsia" w:ascii="宋体" w:hAnsi="宋体" w:eastAsia="宋体" w:cs="宋体"/>
+          <w:b w:val="0"/>
+          <w:bCs/>
+        </w:rPr>
+      </w:pPr>
+      <w:r>
+        <w:rPr>
+          <w:rFonts w:hint="eastAsia" w:ascii="宋体" w:hAnsi="宋体" w:eastAsia="宋体" w:cs="宋体"/>
+          <w:b w:val="0"/>
+          <w:bCs/>
+        </w:rPr>
+        <w:t>职位搜索→智能匹配→提交申请→面试安排→结果反馈→录用管理</w:t>
+      </w:r>
+    </w:p>
+    <w:p>
+      <w:pPr>
+        <w:pStyle w:val="5"/>
+        <w:bidi w:val="0"/>
+        <w:rPr>
+          <w:rFonts w:hint="eastAsia"/>
+        </w:rPr>
+      </w:pPr>
+      <w:r>
+        <w:rPr>
+          <w:rFonts w:hint="eastAsia"/>
+        </w:rPr>
+        <w:t>4.</w:t>
+      </w:r>
+      <w:r>
+        <w:rPr>
+          <w:rFonts w:hint="eastAsia"/>
+          <w:lang w:val="en-US" w:eastAsia="zh-CN"/>
+        </w:rPr>
+        <w:t>4.3</w:t>
+      </w:r>
+      <w:r>
+        <w:rPr>
+          <w:rFonts w:hint="eastAsia"/>
+        </w:rPr>
+        <w:t xml:space="preserve"> 功能要求</w:t>
+      </w:r>
+    </w:p>
+    <w:p>
+      <w:pPr>
+        <w:pStyle w:val="7"/>
+        <w:keepNext w:val="0"/>
+        <w:keepLines w:val="0"/>
+        <w:pageBreakBefore w:val="0"/>
+        <w:widowControl w:val="0"/>
+        <w:numPr>
+          <w:ilvl w:val="0"/>
+          <w:numId w:val="6"/>
+        </w:numPr>
+        <w:kinsoku/>
+        <w:wordWrap/>
+        <w:overflowPunct/>
+        <w:topLinePunct w:val="0"/>
+        <w:autoSpaceDE/>
+        <w:autoSpaceDN/>
+        <w:bidi w:val="0"/>
+        <w:adjustRightInd/>
+        <w:snapToGrid/>
+        <w:ind w:left="425" w:leftChars="0" w:hanging="425" w:firstLineChars="0"/>
+        <w:textAlignment w:val="auto"/>
+        <w:rPr>
+          <w:rFonts w:hint="eastAsia" w:ascii="宋体" w:hAnsi="宋体" w:eastAsia="宋体" w:cs="宋体"/>
+          <w:b w:val="0"/>
+          <w:bCs/>
+        </w:rPr>
+      </w:pPr>
+      <w:r>
+        <w:rPr>
+          <w:rFonts w:hint="eastAsia" w:ascii="宋体" w:hAnsi="宋体" w:eastAsia="宋体" w:cs="宋体"/>
+          <w:b w:val="0"/>
+          <w:bCs/>
+        </w:rPr>
+        <w:t>职位搜索</w:t>
+      </w:r>
+      <w:r>
+        <w:rPr>
+          <w:rFonts w:hint="eastAsia" w:ascii="宋体" w:hAnsi="宋体" w:eastAsia="宋体" w:cs="宋体"/>
+          <w:b w:val="0"/>
+          <w:bCs/>
+        </w:rPr>
+        <w:br w:type="textWrapping"/>
+      </w:r>
+      <w:r>
+        <w:rPr>
+          <w:rFonts w:hint="eastAsia" w:ascii="宋体" w:hAnsi="宋体" w:eastAsia="宋体" w:cs="宋体"/>
+          <w:b w:val="0"/>
+          <w:bCs/>
+        </w:rPr>
+        <w:t>求职者可以根据职位名称、公司、地点、薪资范围等条件进行搜索，快速找到符合需求的工作岗位。三个搜索框，两个范围框。搜索时根据已输入的内容弹出匹配项，用户点击即可自动填充，地点采用选择模式，按照国家、省、市、区的格式选择，可以在任意级别选择"全部"。</w:t>
+      </w:r>
+    </w:p>
+    <w:p>
+      <w:pPr>
+        <w:pStyle w:val="7"/>
+        <w:keepNext w:val="0"/>
+        <w:keepLines w:val="0"/>
+        <w:pageBreakBefore w:val="0"/>
+        <w:widowControl w:val="0"/>
+        <w:numPr>
+          <w:ilvl w:val="0"/>
+          <w:numId w:val="6"/>
+        </w:numPr>
+        <w:kinsoku/>
+        <w:wordWrap/>
+        <w:overflowPunct/>
+        <w:topLinePunct w:val="0"/>
+        <w:autoSpaceDE/>
+        <w:autoSpaceDN/>
+        <w:bidi w:val="0"/>
+        <w:adjustRightInd/>
+        <w:snapToGrid/>
+        <w:ind w:left="425" w:leftChars="0" w:hanging="425" w:firstLineChars="0"/>
+        <w:textAlignment w:val="auto"/>
+        <w:rPr>
+          <w:rFonts w:hint="eastAsia" w:ascii="宋体" w:hAnsi="宋体" w:eastAsia="宋体" w:cs="宋体"/>
+          <w:b w:val="0"/>
+          <w:bCs/>
+        </w:rPr>
+      </w:pPr>
+      <w:r>
+        <w:rPr>
+          <w:rFonts w:hint="eastAsia" w:ascii="宋体" w:hAnsi="宋体" w:eastAsia="宋体" w:cs="宋体"/>
+          <w:b w:val="0"/>
+          <w:bCs/>
+        </w:rPr>
+        <w:t>智能匹配</w:t>
+      </w:r>
+      <w:r>
+        <w:rPr>
+          <w:rFonts w:hint="eastAsia" w:ascii="宋体" w:hAnsi="宋体" w:eastAsia="宋体" w:cs="宋体"/>
+          <w:b w:val="0"/>
+          <w:bCs/>
+        </w:rPr>
+        <w:br w:type="textWrapping"/>
+      </w:r>
+      <w:r>
+        <w:rPr>
+          <w:rFonts w:hint="eastAsia" w:ascii="宋体" w:hAnsi="宋体" w:eastAsia="宋体" w:cs="宋体"/>
+          <w:b w:val="0"/>
+          <w:bCs/>
+        </w:rPr>
+        <w:t>系统根据求职者的简历信息（如工作经验、技能、教育背景等）智能匹配最合适的职位，并将匹配结果推送给求职者。计划使用Elasticsearch开源工具进行每一个字段的智能匹配。</w:t>
+      </w:r>
+    </w:p>
+    <w:p>
+      <w:pPr>
+        <w:pStyle w:val="7"/>
+        <w:keepNext w:val="0"/>
+        <w:keepLines w:val="0"/>
+        <w:pageBreakBefore w:val="0"/>
+        <w:widowControl w:val="0"/>
+        <w:numPr>
+          <w:ilvl w:val="0"/>
+          <w:numId w:val="6"/>
+        </w:numPr>
+        <w:kinsoku/>
+        <w:wordWrap/>
+        <w:overflowPunct/>
+        <w:topLinePunct w:val="0"/>
+        <w:autoSpaceDE/>
+        <w:autoSpaceDN/>
+        <w:bidi w:val="0"/>
+        <w:adjustRightInd/>
+        <w:snapToGrid/>
+        <w:ind w:left="425" w:leftChars="0" w:hanging="425" w:firstLineChars="0"/>
+        <w:textAlignment w:val="auto"/>
+        <w:rPr>
+          <w:rFonts w:hint="eastAsia" w:ascii="宋体" w:hAnsi="宋体" w:eastAsia="宋体" w:cs="宋体"/>
+          <w:b w:val="0"/>
+          <w:bCs/>
+        </w:rPr>
+      </w:pPr>
+      <w:r>
+        <w:rPr>
+          <w:rFonts w:hint="eastAsia" w:ascii="宋体" w:hAnsi="宋体" w:eastAsia="宋体" w:cs="宋体"/>
+          <w:b w:val="0"/>
+          <w:bCs/>
+        </w:rPr>
+        <w:t>职位申请</w:t>
+      </w:r>
+      <w:r>
+        <w:rPr>
+          <w:rFonts w:hint="eastAsia" w:ascii="宋体" w:hAnsi="宋体" w:eastAsia="宋体" w:cs="宋体"/>
+          <w:b w:val="0"/>
+          <w:bCs/>
+        </w:rPr>
+        <w:br w:type="textWrapping"/>
+      </w:r>
+      <w:r>
+        <w:rPr>
+          <w:rFonts w:hint="eastAsia" w:ascii="宋体" w:hAnsi="宋体" w:eastAsia="宋体" w:cs="宋体"/>
+          <w:b w:val="0"/>
+          <w:bCs/>
+        </w:rPr>
+        <w:t>申请时除了提交简历文件外，还需选择面试地点（线上、线下），线下的话提供数个面试点（面试点为一个地址）。选择面试时间，提供时间选项。已提交申请后不许重复提交！</w:t>
+      </w:r>
+    </w:p>
+    <w:p>
+      <w:pPr>
+        <w:pStyle w:val="7"/>
+        <w:keepNext w:val="0"/>
+        <w:keepLines w:val="0"/>
+        <w:pageBreakBefore w:val="0"/>
+        <w:widowControl w:val="0"/>
+        <w:numPr>
+          <w:ilvl w:val="0"/>
+          <w:numId w:val="6"/>
+        </w:numPr>
+        <w:kinsoku/>
+        <w:wordWrap/>
+        <w:overflowPunct/>
+        <w:topLinePunct w:val="0"/>
+        <w:autoSpaceDE/>
+        <w:autoSpaceDN/>
+        <w:bidi w:val="0"/>
+        <w:adjustRightInd/>
+        <w:snapToGrid/>
+        <w:ind w:left="425" w:leftChars="0" w:hanging="425" w:firstLineChars="0"/>
+        <w:textAlignment w:val="auto"/>
+        <w:rPr>
+          <w:rFonts w:hint="eastAsia" w:ascii="宋体" w:hAnsi="宋体" w:eastAsia="宋体" w:cs="宋体"/>
+          <w:b w:val="0"/>
+          <w:bCs/>
+        </w:rPr>
+      </w:pPr>
+      <w:r>
+        <w:rPr>
+          <w:rFonts w:hint="eastAsia" w:ascii="宋体" w:hAnsi="宋体" w:eastAsia="宋体" w:cs="宋体"/>
+          <w:b w:val="0"/>
+          <w:bCs/>
+        </w:rPr>
+        <w:t>面试日程安排</w:t>
+      </w:r>
+      <w:r>
+        <w:rPr>
+          <w:rFonts w:hint="eastAsia" w:ascii="宋体" w:hAnsi="宋体" w:eastAsia="宋体" w:cs="宋体"/>
+          <w:b w:val="0"/>
+          <w:bCs/>
+        </w:rPr>
+        <w:br w:type="textWrapping"/>
+      </w:r>
+      <w:r>
+        <w:rPr>
+          <w:rFonts w:hint="eastAsia" w:ascii="宋体" w:hAnsi="宋体" w:eastAsia="宋体" w:cs="宋体"/>
+          <w:b w:val="0"/>
+          <w:bCs/>
+        </w:rPr>
+        <w:t>企业和求职者可以在平台上查看并确认面试时间，支持不同类型的面试形式（如线上面试、现场面试等）。</w:t>
+      </w:r>
+    </w:p>
+    <w:p>
+      <w:pPr>
+        <w:pStyle w:val="7"/>
+        <w:keepNext w:val="0"/>
+        <w:keepLines w:val="0"/>
+        <w:pageBreakBefore w:val="0"/>
+        <w:widowControl w:val="0"/>
+        <w:numPr>
+          <w:ilvl w:val="0"/>
+          <w:numId w:val="6"/>
+        </w:numPr>
+        <w:kinsoku/>
+        <w:wordWrap/>
+        <w:overflowPunct/>
+        <w:topLinePunct w:val="0"/>
+        <w:autoSpaceDE/>
+        <w:autoSpaceDN/>
+        <w:bidi w:val="0"/>
+        <w:adjustRightInd/>
+        <w:snapToGrid/>
+        <w:ind w:left="425" w:leftChars="0" w:hanging="425" w:firstLineChars="0"/>
+        <w:textAlignment w:val="auto"/>
+        <w:rPr>
+          <w:rFonts w:hint="eastAsia" w:ascii="宋体" w:hAnsi="宋体" w:eastAsia="宋体" w:cs="宋体"/>
+          <w:b w:val="0"/>
+          <w:bCs/>
+        </w:rPr>
+      </w:pPr>
+      <w:r>
+        <w:rPr>
+          <w:rFonts w:hint="eastAsia" w:ascii="宋体" w:hAnsi="宋体" w:eastAsia="宋体" w:cs="宋体"/>
+          <w:b w:val="0"/>
+          <w:bCs/>
+        </w:rPr>
+        <w:t>面试反馈与录用管理</w:t>
+      </w:r>
+      <w:r>
+        <w:rPr>
+          <w:rFonts w:hint="eastAsia" w:ascii="宋体" w:hAnsi="宋体" w:eastAsia="宋体" w:cs="宋体"/>
+          <w:b w:val="0"/>
+          <w:bCs/>
+        </w:rPr>
+        <w:br w:type="textWrapping"/>
+      </w:r>
+      <w:r>
+        <w:rPr>
+          <w:rFonts w:hint="eastAsia" w:ascii="宋体" w:hAnsi="宋体" w:eastAsia="宋体" w:cs="宋体"/>
+          <w:b w:val="0"/>
+          <w:bCs/>
+        </w:rPr>
+        <w:t>面试结束后，企业可以给候选人提供面试反馈，标记录用或不录用，发送录用通知给候选人。</w:t>
+      </w:r>
+    </w:p>
+    <w:p>
+      <w:pPr>
+        <w:pStyle w:val="7"/>
+        <w:keepNext w:val="0"/>
+        <w:keepLines w:val="0"/>
+        <w:pageBreakBefore w:val="0"/>
+        <w:widowControl w:val="0"/>
+        <w:numPr>
+          <w:ilvl w:val="0"/>
+          <w:numId w:val="6"/>
+        </w:numPr>
+        <w:kinsoku/>
+        <w:wordWrap/>
+        <w:overflowPunct/>
+        <w:topLinePunct w:val="0"/>
+        <w:autoSpaceDE/>
+        <w:autoSpaceDN/>
+        <w:bidi w:val="0"/>
+        <w:adjustRightInd/>
+        <w:snapToGrid/>
+        <w:ind w:left="425" w:leftChars="0" w:hanging="425" w:firstLineChars="0"/>
+        <w:textAlignment w:val="auto"/>
+        <w:rPr>
+          <w:rFonts w:hint="eastAsia" w:ascii="宋体" w:hAnsi="宋体" w:eastAsia="宋体" w:cs="宋体"/>
+          <w:b w:val="0"/>
+          <w:bCs/>
+        </w:rPr>
+      </w:pPr>
+      <w:r>
+        <w:rPr>
+          <w:rFonts w:hint="eastAsia" w:ascii="宋体" w:hAnsi="宋体" w:eastAsia="宋体" w:cs="宋体"/>
+          <w:b w:val="0"/>
+          <w:bCs/>
+        </w:rPr>
+        <w:t>状态跟踪</w:t>
+      </w:r>
+      <w:r>
+        <w:rPr>
+          <w:rFonts w:hint="eastAsia" w:ascii="宋体" w:hAnsi="宋体" w:eastAsia="宋体" w:cs="宋体"/>
+          <w:b w:val="0"/>
+          <w:bCs/>
+        </w:rPr>
+        <w:br w:type="textWrapping"/>
+      </w:r>
+      <w:r>
+        <w:rPr>
+          <w:rFonts w:hint="eastAsia" w:ascii="宋体" w:hAnsi="宋体" w:eastAsia="宋体" w:cs="宋体"/>
+          <w:b w:val="0"/>
+          <w:bCs/>
+        </w:rPr>
+        <w:t>系统能显示所有的申请状态，包括已提交、已查看、已通过、已拒绝、已面试、已录用等状态。</w:t>
+      </w:r>
+    </w:p>
+    <w:p>
+      <w:pPr>
+        <w:pStyle w:val="7"/>
+        <w:keepNext w:val="0"/>
+        <w:keepLines w:val="0"/>
+        <w:pageBreakBefore w:val="0"/>
+        <w:widowControl w:val="0"/>
+        <w:numPr>
+          <w:ilvl w:val="0"/>
+          <w:numId w:val="6"/>
+        </w:numPr>
+        <w:kinsoku/>
+        <w:wordWrap/>
+        <w:overflowPunct/>
+        <w:topLinePunct w:val="0"/>
+        <w:autoSpaceDE/>
+        <w:autoSpaceDN/>
+        <w:bidi w:val="0"/>
+        <w:adjustRightInd/>
+        <w:snapToGrid/>
+        <w:ind w:left="425" w:leftChars="0" w:hanging="425" w:firstLineChars="0"/>
+        <w:textAlignment w:val="auto"/>
+        <w:rPr>
+          <w:rFonts w:hint="eastAsia" w:ascii="宋体" w:hAnsi="宋体" w:eastAsia="宋体" w:cs="宋体"/>
+          <w:b w:val="0"/>
+          <w:bCs/>
+        </w:rPr>
+      </w:pPr>
+      <w:r>
+        <w:rPr>
+          <w:rFonts w:hint="eastAsia" w:ascii="宋体" w:hAnsi="宋体" w:eastAsia="宋体" w:cs="宋体"/>
+          <w:b w:val="0"/>
+          <w:bCs/>
+        </w:rPr>
+        <w:t>超时提醒</w:t>
+      </w:r>
+      <w:r>
+        <w:rPr>
+          <w:rFonts w:hint="eastAsia" w:ascii="宋体" w:hAnsi="宋体" w:eastAsia="宋体" w:cs="宋体"/>
+          <w:b w:val="0"/>
+          <w:bCs/>
+        </w:rPr>
+        <w:br w:type="textWrapping"/>
+      </w:r>
+      <w:r>
+        <w:rPr>
+          <w:rFonts w:hint="eastAsia" w:ascii="宋体" w:hAnsi="宋体" w:eastAsia="宋体" w:cs="宋体"/>
+          <w:b w:val="0"/>
+          <w:bCs/>
+        </w:rPr>
+        <w:t>若7天内企业未处理申请，系统发送提醒给企业。</w:t>
+      </w:r>
+    </w:p>
+    <w:p>
+      <w:pPr>
+        <w:pStyle w:val="7"/>
+        <w:keepNext w:val="0"/>
+        <w:keepLines w:val="0"/>
+        <w:pageBreakBefore w:val="0"/>
+        <w:widowControl w:val="0"/>
+        <w:numPr>
+          <w:ilvl w:val="0"/>
+          <w:numId w:val="6"/>
+        </w:numPr>
+        <w:kinsoku/>
+        <w:wordWrap/>
+        <w:overflowPunct/>
+        <w:topLinePunct w:val="0"/>
+        <w:autoSpaceDE/>
+        <w:autoSpaceDN/>
+        <w:bidi w:val="0"/>
+        <w:adjustRightInd/>
+        <w:snapToGrid/>
+        <w:ind w:left="425" w:leftChars="0" w:hanging="425" w:firstLineChars="0"/>
+        <w:textAlignment w:val="auto"/>
+        <w:rPr>
+          <w:rFonts w:hint="eastAsia" w:ascii="宋体" w:hAnsi="宋体" w:eastAsia="宋体" w:cs="宋体"/>
+          <w:b w:val="0"/>
+          <w:bCs/>
+        </w:rPr>
+      </w:pPr>
+      <w:r>
+        <w:rPr>
+          <w:rFonts w:hint="eastAsia" w:ascii="宋体" w:hAnsi="宋体" w:eastAsia="宋体" w:cs="宋体"/>
+          <w:b w:val="0"/>
+          <w:bCs/>
+        </w:rPr>
+        <w:t>自动过期处理</w:t>
+      </w:r>
+      <w:r>
+        <w:rPr>
+          <w:rFonts w:hint="eastAsia" w:ascii="宋体" w:hAnsi="宋体" w:eastAsia="宋体" w:cs="宋体"/>
+          <w:b w:val="0"/>
+          <w:bCs/>
+        </w:rPr>
+        <w:br w:type="textWrapping"/>
+      </w:r>
+      <w:r>
+        <w:rPr>
+          <w:rFonts w:hint="eastAsia" w:ascii="宋体" w:hAnsi="宋体" w:eastAsia="宋体" w:cs="宋体"/>
+          <w:b w:val="0"/>
+          <w:bCs/>
+        </w:rPr>
+        <w:t>若14天未处理，状态自动变为已过期。</w:t>
+      </w:r>
+    </w:p>
+    <w:p>
+      <w:pPr>
+        <w:pStyle w:val="7"/>
+        <w:keepNext w:val="0"/>
+        <w:keepLines w:val="0"/>
+        <w:pageBreakBefore w:val="0"/>
+        <w:widowControl w:val="0"/>
+        <w:numPr>
+          <w:ilvl w:val="0"/>
+          <w:numId w:val="6"/>
+        </w:numPr>
+        <w:kinsoku/>
+        <w:wordWrap/>
+        <w:overflowPunct/>
+        <w:topLinePunct w:val="0"/>
+        <w:autoSpaceDE/>
+        <w:autoSpaceDN/>
+        <w:bidi w:val="0"/>
+        <w:adjustRightInd/>
+        <w:snapToGrid/>
+        <w:ind w:left="425" w:leftChars="0" w:hanging="425" w:firstLineChars="0"/>
+        <w:textAlignment w:val="auto"/>
+        <w:rPr>
+          <w:rFonts w:hint="eastAsia" w:ascii="宋体" w:hAnsi="宋体" w:eastAsia="宋体" w:cs="宋体"/>
+          <w:b w:val="0"/>
+          <w:bCs/>
+        </w:rPr>
+      </w:pPr>
+      <w:r>
+        <w:rPr>
+          <w:rFonts w:hint="eastAsia" w:ascii="宋体" w:hAnsi="宋体" w:eastAsia="宋体" w:cs="宋体"/>
+          <w:b w:val="0"/>
+          <w:bCs/>
+        </w:rPr>
+        <w:t>取消申请</w:t>
+      </w:r>
+      <w:r>
+        <w:rPr>
+          <w:rFonts w:hint="eastAsia" w:ascii="宋体" w:hAnsi="宋体" w:eastAsia="宋体" w:cs="宋体"/>
+          <w:b w:val="0"/>
+          <w:bCs/>
+        </w:rPr>
+        <w:br w:type="textWrapping"/>
+      </w:r>
+      <w:r>
+        <w:rPr>
+          <w:rFonts w:hint="eastAsia" w:ascii="宋体" w:hAnsi="宋体" w:eastAsia="宋体" w:cs="宋体"/>
+          <w:b w:val="0"/>
+          <w:bCs/>
+        </w:rPr>
+        <w:t>"我的申请中"中提供"取消申请"功能，在企业确认面试时间后并且面试前一天的20:00后无法取消。</w:t>
+      </w:r>
+    </w:p>
+    <w:p>
+      <w:pPr>
+        <w:pStyle w:val="7"/>
+        <w:keepNext w:val="0"/>
+        <w:keepLines w:val="0"/>
+        <w:pageBreakBefore w:val="0"/>
+        <w:widowControl w:val="0"/>
+        <w:numPr>
+          <w:ilvl w:val="0"/>
+          <w:numId w:val="6"/>
+        </w:numPr>
+        <w:kinsoku/>
+        <w:wordWrap/>
+        <w:overflowPunct/>
+        <w:topLinePunct w:val="0"/>
+        <w:autoSpaceDE/>
+        <w:autoSpaceDN/>
+        <w:bidi w:val="0"/>
+        <w:adjustRightInd/>
+        <w:snapToGrid/>
+        <w:ind w:left="425" w:leftChars="0" w:hanging="425" w:firstLineChars="0"/>
+        <w:textAlignment w:val="auto"/>
+        <w:rPr>
+          <w:rFonts w:hint="eastAsia" w:ascii="宋体" w:hAnsi="宋体" w:eastAsia="宋体" w:cs="宋体"/>
+          <w:b w:val="0"/>
+          <w:bCs/>
+        </w:rPr>
+      </w:pPr>
+      <w:r>
+        <w:rPr>
+          <w:rFonts w:hint="eastAsia" w:ascii="宋体" w:hAnsi="宋体" w:eastAsia="宋体" w:cs="宋体"/>
+          <w:b w:val="0"/>
+          <w:bCs/>
+        </w:rPr>
+        <w:t>面试提醒</w:t>
+      </w:r>
+      <w:r>
+        <w:rPr>
+          <w:rFonts w:hint="eastAsia" w:ascii="宋体" w:hAnsi="宋体" w:eastAsia="宋体" w:cs="宋体"/>
+          <w:b w:val="0"/>
+          <w:bCs/>
+        </w:rPr>
+        <w:br w:type="textWrapping"/>
+      </w:r>
+      <w:r>
+        <w:rPr>
+          <w:rFonts w:hint="eastAsia" w:ascii="宋体" w:hAnsi="宋体" w:eastAsia="宋体" w:cs="宋体"/>
+          <w:b w:val="0"/>
+          <w:bCs/>
+        </w:rPr>
+        <w:t>线下面试在面试前一天20:00提醒，线上面试提前一个小时提醒。</w:t>
       </w:r>
     </w:p>
     <w:p>
@@ -5012,6 +10342,1014 @@
       </w:r>
       <w:bookmarkEnd w:id="35"/>
     </w:p>
+    <w:tbl>
+      <w:tblPr>
+        <w:tblStyle w:val="25"/>
+        <w:tblW w:w="8491" w:type="dxa"/>
+        <w:tblInd w:w="0" w:type="dxa"/>
+        <w:tblBorders>
+          <w:top w:val="none" w:color="auto" w:sz="0" w:space="0"/>
+          <w:left w:val="none" w:color="auto" w:sz="0" w:space="0"/>
+          <w:bottom w:val="none" w:color="auto" w:sz="0" w:space="0"/>
+          <w:right w:val="none" w:color="auto" w:sz="0" w:space="0"/>
+          <w:insideH w:val="none" w:color="auto" w:sz="0" w:space="0"/>
+          <w:insideV w:val="none" w:color="auto" w:sz="0" w:space="0"/>
+        </w:tblBorders>
+        <w:shd w:val="clear" w:color="auto" w:fill="FFFFFF"/>
+        <w:tblLayout w:type="autofit"/>
+        <w:tblCellMar>
+          <w:top w:w="0" w:type="dxa"/>
+          <w:left w:w="0" w:type="dxa"/>
+          <w:bottom w:w="0" w:type="dxa"/>
+          <w:right w:w="0" w:type="dxa"/>
+        </w:tblCellMar>
+      </w:tblPr>
+      <w:tblGrid>
+        <w:gridCol w:w="1791"/>
+        <w:gridCol w:w="2966"/>
+        <w:gridCol w:w="3734"/>
+      </w:tblGrid>
+      <w:tr>
+        <w:tblPrEx>
+          <w:tblBorders>
+            <w:top w:val="none" w:color="auto" w:sz="0" w:space="0"/>
+            <w:left w:val="none" w:color="auto" w:sz="0" w:space="0"/>
+            <w:bottom w:val="none" w:color="auto" w:sz="0" w:space="0"/>
+            <w:right w:val="none" w:color="auto" w:sz="0" w:space="0"/>
+            <w:insideH w:val="none" w:color="auto" w:sz="0" w:space="0"/>
+            <w:insideV w:val="none" w:color="auto" w:sz="0" w:space="0"/>
+          </w:tblBorders>
+          <w:shd w:val="clear" w:color="auto" w:fill="FFFFFF"/>
+          <w:tblCellMar>
+            <w:top w:w="0" w:type="dxa"/>
+            <w:left w:w="0" w:type="dxa"/>
+            <w:bottom w:w="0" w:type="dxa"/>
+            <w:right w:w="0" w:type="dxa"/>
+          </w:tblCellMar>
+        </w:tblPrEx>
+        <w:tc>
+          <w:tcPr>
+            <w:tcW w:w="1791" w:type="dxa"/>
+            <w:tcBorders>
+              <w:top w:val="single" w:color="DDDDDD" w:sz="4" w:space="0"/>
+              <w:left w:val="single" w:color="DDDDDD" w:sz="4" w:space="0"/>
+              <w:bottom w:val="single" w:color="DDDDDD" w:sz="4" w:space="0"/>
+              <w:right w:val="single" w:color="DDDDDD" w:sz="4" w:space="0"/>
+            </w:tcBorders>
+            <w:shd w:val="clear" w:color="auto" w:fill="34495E"/>
+            <w:tcMar>
+              <w:top w:w="120" w:type="dxa"/>
+              <w:left w:w="150" w:type="dxa"/>
+              <w:bottom w:w="120" w:type="dxa"/>
+              <w:right w:w="150" w:type="dxa"/>
+            </w:tcMar>
+            <w:vAlign w:val="center"/>
+          </w:tcPr>
+          <w:p>
+            <w:pPr>
+              <w:keepNext w:val="0"/>
+              <w:keepLines w:val="0"/>
+              <w:pageBreakBefore w:val="0"/>
+              <w:widowControl w:val="0"/>
+              <w:suppressLineNumbers w:val="0"/>
+              <w:kinsoku/>
+              <w:wordWrap/>
+              <w:overflowPunct/>
+              <w:topLinePunct w:val="0"/>
+              <w:autoSpaceDE/>
+              <w:autoSpaceDN/>
+              <w:bidi w:val="0"/>
+              <w:adjustRightInd/>
+              <w:snapToGrid/>
+              <w:spacing w:before="0" w:beforeAutospacing="0" w:after="0" w:afterAutospacing="0"/>
+              <w:ind w:left="0" w:right="0"/>
+              <w:jc w:val="center"/>
+              <w:textAlignment w:val="auto"/>
+              <w:rPr>
+                <w:rFonts w:hint="eastAsia" w:asciiTheme="minorEastAsia" w:hAnsiTheme="minorEastAsia" w:eastAsiaTheme="minorEastAsia" w:cstheme="minorEastAsia"/>
+                <w:b/>
+                <w:bCs/>
+                <w:color w:val="FFFFFF"/>
+                <w:kern w:val="0"/>
+                <w:sz w:val="24"/>
+                <w:szCs w:val="24"/>
+                <w:lang w:val="en-US" w:eastAsia="zh-CN" w:bidi="ar"/>
+              </w:rPr>
+            </w:pPr>
+            <w:r>
+              <w:rPr>
+                <w:rFonts w:hint="eastAsia" w:asciiTheme="minorEastAsia" w:hAnsiTheme="minorEastAsia" w:eastAsiaTheme="minorEastAsia" w:cstheme="minorEastAsia"/>
+                <w:b/>
+                <w:bCs/>
+                <w:color w:val="FFFFFF"/>
+                <w:kern w:val="0"/>
+                <w:sz w:val="24"/>
+                <w:szCs w:val="24"/>
+                <w:lang w:val="en-US" w:eastAsia="zh-CN" w:bidi="ar"/>
+              </w:rPr>
+              <w:t>性能指标</w:t>
+            </w:r>
+          </w:p>
+        </w:tc>
+        <w:tc>
+          <w:tcPr>
+            <w:tcW w:w="2966" w:type="dxa"/>
+            <w:tcBorders>
+              <w:top w:val="single" w:color="DDDDDD" w:sz="4" w:space="0"/>
+              <w:left w:val="single" w:color="DDDDDD" w:sz="4" w:space="0"/>
+              <w:bottom w:val="single" w:color="DDDDDD" w:sz="4" w:space="0"/>
+              <w:right w:val="single" w:color="DDDDDD" w:sz="4" w:space="0"/>
+            </w:tcBorders>
+            <w:shd w:val="clear" w:color="auto" w:fill="34495E"/>
+            <w:tcMar>
+              <w:top w:w="120" w:type="dxa"/>
+              <w:left w:w="150" w:type="dxa"/>
+              <w:bottom w:w="120" w:type="dxa"/>
+              <w:right w:w="150" w:type="dxa"/>
+            </w:tcMar>
+            <w:vAlign w:val="center"/>
+          </w:tcPr>
+          <w:p>
+            <w:pPr>
+              <w:keepNext w:val="0"/>
+              <w:keepLines w:val="0"/>
+              <w:pageBreakBefore w:val="0"/>
+              <w:widowControl w:val="0"/>
+              <w:suppressLineNumbers w:val="0"/>
+              <w:kinsoku/>
+              <w:wordWrap/>
+              <w:overflowPunct/>
+              <w:topLinePunct w:val="0"/>
+              <w:autoSpaceDE/>
+              <w:autoSpaceDN/>
+              <w:bidi w:val="0"/>
+              <w:adjustRightInd/>
+              <w:snapToGrid/>
+              <w:spacing w:before="0" w:beforeAutospacing="0" w:after="0" w:afterAutospacing="0"/>
+              <w:ind w:left="0" w:right="0"/>
+              <w:jc w:val="center"/>
+              <w:textAlignment w:val="auto"/>
+              <w:rPr>
+                <w:rFonts w:hint="eastAsia" w:asciiTheme="minorEastAsia" w:hAnsiTheme="minorEastAsia" w:eastAsiaTheme="minorEastAsia" w:cstheme="minorEastAsia"/>
+                <w:b/>
+                <w:bCs/>
+                <w:color w:val="FFFFFF"/>
+                <w:kern w:val="0"/>
+                <w:sz w:val="24"/>
+                <w:szCs w:val="24"/>
+                <w:lang w:val="en-US" w:eastAsia="zh-CN" w:bidi="ar"/>
+              </w:rPr>
+            </w:pPr>
+            <w:r>
+              <w:rPr>
+                <w:rFonts w:hint="eastAsia" w:asciiTheme="minorEastAsia" w:hAnsiTheme="minorEastAsia" w:eastAsiaTheme="minorEastAsia" w:cstheme="minorEastAsia"/>
+                <w:b/>
+                <w:bCs/>
+                <w:color w:val="FFFFFF"/>
+                <w:kern w:val="0"/>
+                <w:sz w:val="24"/>
+                <w:szCs w:val="24"/>
+                <w:lang w:val="en-US" w:eastAsia="zh-CN" w:bidi="ar"/>
+              </w:rPr>
+              <w:t>要求值</w:t>
+            </w:r>
+          </w:p>
+        </w:tc>
+        <w:tc>
+          <w:tcPr>
+            <w:tcW w:w="3734" w:type="dxa"/>
+            <w:tcBorders>
+              <w:top w:val="single" w:color="DDDDDD" w:sz="4" w:space="0"/>
+              <w:left w:val="single" w:color="DDDDDD" w:sz="4" w:space="0"/>
+              <w:bottom w:val="single" w:color="DDDDDD" w:sz="4" w:space="0"/>
+              <w:right w:val="single" w:color="DDDDDD" w:sz="4" w:space="0"/>
+            </w:tcBorders>
+            <w:shd w:val="clear" w:color="auto" w:fill="34495E"/>
+            <w:tcMar>
+              <w:top w:w="120" w:type="dxa"/>
+              <w:left w:w="150" w:type="dxa"/>
+              <w:bottom w:w="120" w:type="dxa"/>
+              <w:right w:w="150" w:type="dxa"/>
+            </w:tcMar>
+            <w:vAlign w:val="center"/>
+          </w:tcPr>
+          <w:p>
+            <w:pPr>
+              <w:keepNext w:val="0"/>
+              <w:keepLines w:val="0"/>
+              <w:pageBreakBefore w:val="0"/>
+              <w:widowControl w:val="0"/>
+              <w:suppressLineNumbers w:val="0"/>
+              <w:kinsoku/>
+              <w:wordWrap/>
+              <w:overflowPunct/>
+              <w:topLinePunct w:val="0"/>
+              <w:autoSpaceDE/>
+              <w:autoSpaceDN/>
+              <w:bidi w:val="0"/>
+              <w:adjustRightInd/>
+              <w:snapToGrid/>
+              <w:spacing w:before="0" w:beforeAutospacing="0" w:after="0" w:afterAutospacing="0"/>
+              <w:ind w:left="0" w:right="0"/>
+              <w:jc w:val="center"/>
+              <w:textAlignment w:val="auto"/>
+              <w:rPr>
+                <w:rFonts w:hint="eastAsia" w:asciiTheme="minorEastAsia" w:hAnsiTheme="minorEastAsia" w:eastAsiaTheme="minorEastAsia" w:cstheme="minorEastAsia"/>
+                <w:b/>
+                <w:bCs/>
+                <w:color w:val="FFFFFF"/>
+                <w:kern w:val="0"/>
+                <w:sz w:val="24"/>
+                <w:szCs w:val="24"/>
+                <w:lang w:val="en-US" w:eastAsia="zh-CN" w:bidi="ar"/>
+              </w:rPr>
+            </w:pPr>
+            <w:r>
+              <w:rPr>
+                <w:rFonts w:hint="eastAsia" w:asciiTheme="minorEastAsia" w:hAnsiTheme="minorEastAsia" w:eastAsiaTheme="minorEastAsia" w:cstheme="minorEastAsia"/>
+                <w:b/>
+                <w:bCs/>
+                <w:color w:val="FFFFFF"/>
+                <w:kern w:val="0"/>
+                <w:sz w:val="24"/>
+                <w:szCs w:val="24"/>
+                <w:lang w:val="en-US" w:eastAsia="zh-CN" w:bidi="ar"/>
+              </w:rPr>
+              <w:t>监控点</w:t>
+            </w:r>
+          </w:p>
+        </w:tc>
+      </w:tr>
+      <w:tr>
+        <w:tblPrEx>
+          <w:tblBorders>
+            <w:top w:val="none" w:color="auto" w:sz="0" w:space="0"/>
+            <w:left w:val="none" w:color="auto" w:sz="0" w:space="0"/>
+            <w:bottom w:val="none" w:color="auto" w:sz="0" w:space="0"/>
+            <w:right w:val="none" w:color="auto" w:sz="0" w:space="0"/>
+            <w:insideH w:val="none" w:color="auto" w:sz="0" w:space="0"/>
+            <w:insideV w:val="none" w:color="auto" w:sz="0" w:space="0"/>
+          </w:tblBorders>
+          <w:tblCellMar>
+            <w:top w:w="0" w:type="dxa"/>
+            <w:left w:w="0" w:type="dxa"/>
+            <w:bottom w:w="0" w:type="dxa"/>
+            <w:right w:w="0" w:type="dxa"/>
+          </w:tblCellMar>
+        </w:tblPrEx>
+        <w:tc>
+          <w:tcPr>
+            <w:tcW w:w="1791" w:type="dxa"/>
+            <w:tcBorders>
+              <w:top w:val="single" w:color="DDDDDD" w:sz="4" w:space="0"/>
+              <w:left w:val="single" w:color="DDDDDD" w:sz="4" w:space="0"/>
+              <w:bottom w:val="single" w:color="DDDDDD" w:sz="4" w:space="0"/>
+              <w:right w:val="single" w:color="DDDDDD" w:sz="4" w:space="0"/>
+            </w:tcBorders>
+            <w:shd w:val="clear" w:color="auto" w:fill="F8F9FA"/>
+            <w:tcMar>
+              <w:top w:w="120" w:type="dxa"/>
+              <w:left w:w="150" w:type="dxa"/>
+              <w:bottom w:w="120" w:type="dxa"/>
+              <w:right w:w="150" w:type="dxa"/>
+            </w:tcMar>
+            <w:vAlign w:val="center"/>
+          </w:tcPr>
+          <w:p>
+            <w:pPr>
+              <w:keepNext w:val="0"/>
+              <w:keepLines w:val="0"/>
+              <w:pageBreakBefore w:val="0"/>
+              <w:widowControl w:val="0"/>
+              <w:suppressLineNumbers w:val="0"/>
+              <w:kinsoku/>
+              <w:wordWrap/>
+              <w:overflowPunct/>
+              <w:topLinePunct w:val="0"/>
+              <w:autoSpaceDE/>
+              <w:autoSpaceDN/>
+              <w:bidi w:val="0"/>
+              <w:adjustRightInd/>
+              <w:snapToGrid/>
+              <w:spacing w:before="0" w:beforeAutospacing="0" w:after="0" w:afterAutospacing="0"/>
+              <w:ind w:left="0" w:right="0"/>
+              <w:jc w:val="center"/>
+              <w:textAlignment w:val="auto"/>
+              <w:rPr>
+                <w:rFonts w:hint="eastAsia" w:asciiTheme="minorEastAsia" w:hAnsiTheme="minorEastAsia" w:eastAsiaTheme="minorEastAsia" w:cstheme="minorEastAsia"/>
+                <w:kern w:val="0"/>
+                <w:sz w:val="24"/>
+                <w:szCs w:val="24"/>
+                <w:lang w:val="en-US" w:eastAsia="zh-CN" w:bidi="ar"/>
+              </w:rPr>
+            </w:pPr>
+            <w:r>
+              <w:rPr>
+                <w:rFonts w:hint="eastAsia" w:asciiTheme="minorEastAsia" w:hAnsiTheme="minorEastAsia" w:eastAsiaTheme="minorEastAsia" w:cstheme="minorEastAsia"/>
+                <w:kern w:val="0"/>
+                <w:sz w:val="24"/>
+                <w:szCs w:val="24"/>
+                <w:lang w:val="en-US" w:eastAsia="zh-CN" w:bidi="ar"/>
+              </w:rPr>
+              <w:t>系统响应时间</w:t>
+            </w:r>
+          </w:p>
+        </w:tc>
+        <w:tc>
+          <w:tcPr>
+            <w:tcW w:w="2966" w:type="dxa"/>
+            <w:tcBorders>
+              <w:top w:val="single" w:color="DDDDDD" w:sz="4" w:space="0"/>
+              <w:left w:val="single" w:color="DDDDDD" w:sz="4" w:space="0"/>
+              <w:bottom w:val="single" w:color="DDDDDD" w:sz="4" w:space="0"/>
+              <w:right w:val="single" w:color="DDDDDD" w:sz="4" w:space="0"/>
+            </w:tcBorders>
+            <w:shd w:val="clear" w:color="auto" w:fill="F8F9FA"/>
+            <w:tcMar>
+              <w:top w:w="120" w:type="dxa"/>
+              <w:left w:w="150" w:type="dxa"/>
+              <w:bottom w:w="120" w:type="dxa"/>
+              <w:right w:w="150" w:type="dxa"/>
+            </w:tcMar>
+            <w:vAlign w:val="center"/>
+          </w:tcPr>
+          <w:p>
+            <w:pPr>
+              <w:keepNext w:val="0"/>
+              <w:keepLines w:val="0"/>
+              <w:pageBreakBefore w:val="0"/>
+              <w:widowControl w:val="0"/>
+              <w:suppressLineNumbers w:val="0"/>
+              <w:kinsoku/>
+              <w:wordWrap/>
+              <w:overflowPunct/>
+              <w:topLinePunct w:val="0"/>
+              <w:autoSpaceDE/>
+              <w:autoSpaceDN/>
+              <w:bidi w:val="0"/>
+              <w:adjustRightInd/>
+              <w:snapToGrid/>
+              <w:spacing w:before="0" w:beforeAutospacing="0" w:after="0" w:afterAutospacing="0"/>
+              <w:ind w:left="0" w:right="0"/>
+              <w:jc w:val="center"/>
+              <w:textAlignment w:val="auto"/>
+              <w:rPr>
+                <w:rFonts w:hint="eastAsia" w:asciiTheme="minorEastAsia" w:hAnsiTheme="minorEastAsia" w:eastAsiaTheme="minorEastAsia" w:cstheme="minorEastAsia"/>
+                <w:kern w:val="0"/>
+                <w:sz w:val="24"/>
+                <w:szCs w:val="24"/>
+                <w:lang w:val="en-US" w:eastAsia="zh-CN" w:bidi="ar"/>
+              </w:rPr>
+            </w:pPr>
+            <w:r>
+              <w:rPr>
+                <w:rFonts w:hint="eastAsia" w:asciiTheme="minorEastAsia" w:hAnsiTheme="minorEastAsia" w:eastAsiaTheme="minorEastAsia" w:cstheme="minorEastAsia"/>
+                <w:kern w:val="0"/>
+                <w:sz w:val="24"/>
+                <w:szCs w:val="24"/>
+                <w:lang w:val="en-US" w:eastAsia="zh-CN" w:bidi="ar"/>
+              </w:rPr>
+              <w:t>普通操作≤3秒，复杂操作≤8秒</w:t>
+            </w:r>
+          </w:p>
+        </w:tc>
+        <w:tc>
+          <w:tcPr>
+            <w:tcW w:w="3734" w:type="dxa"/>
+            <w:tcBorders>
+              <w:top w:val="single" w:color="DDDDDD" w:sz="4" w:space="0"/>
+              <w:left w:val="single" w:color="DDDDDD" w:sz="4" w:space="0"/>
+              <w:bottom w:val="single" w:color="DDDDDD" w:sz="4" w:space="0"/>
+              <w:right w:val="single" w:color="DDDDDD" w:sz="4" w:space="0"/>
+            </w:tcBorders>
+            <w:shd w:val="clear" w:color="auto" w:fill="F8F9FA"/>
+            <w:tcMar>
+              <w:top w:w="120" w:type="dxa"/>
+              <w:left w:w="150" w:type="dxa"/>
+              <w:bottom w:w="120" w:type="dxa"/>
+              <w:right w:w="150" w:type="dxa"/>
+            </w:tcMar>
+            <w:vAlign w:val="center"/>
+          </w:tcPr>
+          <w:p>
+            <w:pPr>
+              <w:keepNext w:val="0"/>
+              <w:keepLines w:val="0"/>
+              <w:pageBreakBefore w:val="0"/>
+              <w:widowControl w:val="0"/>
+              <w:suppressLineNumbers w:val="0"/>
+              <w:kinsoku/>
+              <w:wordWrap/>
+              <w:overflowPunct/>
+              <w:topLinePunct w:val="0"/>
+              <w:autoSpaceDE/>
+              <w:autoSpaceDN/>
+              <w:bidi w:val="0"/>
+              <w:adjustRightInd/>
+              <w:snapToGrid/>
+              <w:spacing w:before="0" w:beforeAutospacing="0" w:after="0" w:afterAutospacing="0"/>
+              <w:ind w:left="0" w:right="0"/>
+              <w:jc w:val="center"/>
+              <w:textAlignment w:val="auto"/>
+              <w:rPr>
+                <w:rFonts w:hint="eastAsia" w:asciiTheme="minorEastAsia" w:hAnsiTheme="minorEastAsia" w:eastAsiaTheme="minorEastAsia" w:cstheme="minorEastAsia"/>
+                <w:kern w:val="0"/>
+                <w:sz w:val="24"/>
+                <w:szCs w:val="24"/>
+                <w:lang w:val="en-US" w:eastAsia="zh-CN" w:bidi="ar"/>
+              </w:rPr>
+            </w:pPr>
+            <w:r>
+              <w:rPr>
+                <w:rFonts w:hint="eastAsia" w:asciiTheme="minorEastAsia" w:hAnsiTheme="minorEastAsia" w:eastAsiaTheme="minorEastAsia" w:cstheme="minorEastAsia"/>
+                <w:kern w:val="0"/>
+                <w:sz w:val="24"/>
+                <w:szCs w:val="24"/>
+                <w:lang w:val="en-US" w:eastAsia="zh-CN" w:bidi="ar"/>
+              </w:rPr>
+              <w:t>所有用户交互界面</w:t>
+            </w:r>
+          </w:p>
+        </w:tc>
+      </w:tr>
+      <w:tr>
+        <w:tblPrEx>
+          <w:tblBorders>
+            <w:top w:val="none" w:color="auto" w:sz="0" w:space="0"/>
+            <w:left w:val="none" w:color="auto" w:sz="0" w:space="0"/>
+            <w:bottom w:val="none" w:color="auto" w:sz="0" w:space="0"/>
+            <w:right w:val="none" w:color="auto" w:sz="0" w:space="0"/>
+            <w:insideH w:val="none" w:color="auto" w:sz="0" w:space="0"/>
+            <w:insideV w:val="none" w:color="auto" w:sz="0" w:space="0"/>
+          </w:tblBorders>
+          <w:tblCellMar>
+            <w:top w:w="0" w:type="dxa"/>
+            <w:left w:w="0" w:type="dxa"/>
+            <w:bottom w:w="0" w:type="dxa"/>
+            <w:right w:w="0" w:type="dxa"/>
+          </w:tblCellMar>
+        </w:tblPrEx>
+        <w:tc>
+          <w:tcPr>
+            <w:tcW w:w="1791" w:type="dxa"/>
+            <w:tcBorders>
+              <w:top w:val="single" w:color="DDDDDD" w:sz="4" w:space="0"/>
+              <w:left w:val="single" w:color="DDDDDD" w:sz="4" w:space="0"/>
+              <w:bottom w:val="single" w:color="DDDDDD" w:sz="4" w:space="0"/>
+              <w:right w:val="single" w:color="DDDDDD" w:sz="4" w:space="0"/>
+            </w:tcBorders>
+            <w:shd w:val="clear" w:color="auto" w:fill="FFFFFF"/>
+            <w:tcMar>
+              <w:top w:w="120" w:type="dxa"/>
+              <w:left w:w="150" w:type="dxa"/>
+              <w:bottom w:w="120" w:type="dxa"/>
+              <w:right w:w="150" w:type="dxa"/>
+            </w:tcMar>
+            <w:vAlign w:val="center"/>
+          </w:tcPr>
+          <w:p>
+            <w:pPr>
+              <w:keepNext w:val="0"/>
+              <w:keepLines w:val="0"/>
+              <w:pageBreakBefore w:val="0"/>
+              <w:widowControl w:val="0"/>
+              <w:suppressLineNumbers w:val="0"/>
+              <w:kinsoku/>
+              <w:wordWrap/>
+              <w:overflowPunct/>
+              <w:topLinePunct w:val="0"/>
+              <w:autoSpaceDE/>
+              <w:autoSpaceDN/>
+              <w:bidi w:val="0"/>
+              <w:adjustRightInd/>
+              <w:snapToGrid/>
+              <w:spacing w:before="0" w:beforeAutospacing="0" w:after="0" w:afterAutospacing="0"/>
+              <w:ind w:left="0" w:right="0"/>
+              <w:jc w:val="center"/>
+              <w:textAlignment w:val="auto"/>
+              <w:rPr>
+                <w:rFonts w:hint="eastAsia" w:asciiTheme="minorEastAsia" w:hAnsiTheme="minorEastAsia" w:eastAsiaTheme="minorEastAsia" w:cstheme="minorEastAsia"/>
+                <w:kern w:val="0"/>
+                <w:sz w:val="24"/>
+                <w:szCs w:val="24"/>
+                <w:lang w:val="en-US" w:eastAsia="zh-CN" w:bidi="ar"/>
+              </w:rPr>
+            </w:pPr>
+            <w:r>
+              <w:rPr>
+                <w:rFonts w:hint="eastAsia" w:asciiTheme="minorEastAsia" w:hAnsiTheme="minorEastAsia" w:eastAsiaTheme="minorEastAsia" w:cstheme="minorEastAsia"/>
+                <w:kern w:val="0"/>
+                <w:sz w:val="24"/>
+                <w:szCs w:val="24"/>
+                <w:lang w:val="en-US" w:eastAsia="zh-CN" w:bidi="ar"/>
+              </w:rPr>
+              <w:t>并发用户数</w:t>
+            </w:r>
+          </w:p>
+        </w:tc>
+        <w:tc>
+          <w:tcPr>
+            <w:tcW w:w="2966" w:type="dxa"/>
+            <w:tcBorders>
+              <w:top w:val="single" w:color="DDDDDD" w:sz="4" w:space="0"/>
+              <w:left w:val="single" w:color="DDDDDD" w:sz="4" w:space="0"/>
+              <w:bottom w:val="single" w:color="DDDDDD" w:sz="4" w:space="0"/>
+              <w:right w:val="single" w:color="DDDDDD" w:sz="4" w:space="0"/>
+            </w:tcBorders>
+            <w:shd w:val="clear" w:color="auto" w:fill="FFFFFF"/>
+            <w:tcMar>
+              <w:top w:w="120" w:type="dxa"/>
+              <w:left w:w="150" w:type="dxa"/>
+              <w:bottom w:w="120" w:type="dxa"/>
+              <w:right w:w="150" w:type="dxa"/>
+            </w:tcMar>
+            <w:vAlign w:val="center"/>
+          </w:tcPr>
+          <w:p>
+            <w:pPr>
+              <w:keepNext w:val="0"/>
+              <w:keepLines w:val="0"/>
+              <w:pageBreakBefore w:val="0"/>
+              <w:widowControl w:val="0"/>
+              <w:suppressLineNumbers w:val="0"/>
+              <w:kinsoku/>
+              <w:wordWrap/>
+              <w:overflowPunct/>
+              <w:topLinePunct w:val="0"/>
+              <w:autoSpaceDE/>
+              <w:autoSpaceDN/>
+              <w:bidi w:val="0"/>
+              <w:adjustRightInd/>
+              <w:snapToGrid/>
+              <w:spacing w:before="0" w:beforeAutospacing="0" w:after="0" w:afterAutospacing="0"/>
+              <w:ind w:left="0" w:right="0"/>
+              <w:jc w:val="center"/>
+              <w:textAlignment w:val="auto"/>
+              <w:rPr>
+                <w:rFonts w:hint="eastAsia" w:asciiTheme="minorEastAsia" w:hAnsiTheme="minorEastAsia" w:eastAsiaTheme="minorEastAsia" w:cstheme="minorEastAsia"/>
+                <w:kern w:val="0"/>
+                <w:sz w:val="24"/>
+                <w:szCs w:val="24"/>
+                <w:lang w:val="en-US" w:eastAsia="zh-CN" w:bidi="ar"/>
+              </w:rPr>
+            </w:pPr>
+            <w:r>
+              <w:rPr>
+                <w:rFonts w:hint="eastAsia" w:asciiTheme="minorEastAsia" w:hAnsiTheme="minorEastAsia" w:eastAsiaTheme="minorEastAsia" w:cstheme="minorEastAsia"/>
+                <w:kern w:val="0"/>
+                <w:sz w:val="24"/>
+                <w:szCs w:val="24"/>
+                <w:lang w:val="en-US" w:eastAsia="zh-CN" w:bidi="ar"/>
+              </w:rPr>
+              <w:t>支持1000用户并发操作</w:t>
+            </w:r>
+          </w:p>
+        </w:tc>
+        <w:tc>
+          <w:tcPr>
+            <w:tcW w:w="3734" w:type="dxa"/>
+            <w:tcBorders>
+              <w:top w:val="single" w:color="DDDDDD" w:sz="4" w:space="0"/>
+              <w:left w:val="single" w:color="DDDDDD" w:sz="4" w:space="0"/>
+              <w:bottom w:val="single" w:color="DDDDDD" w:sz="4" w:space="0"/>
+              <w:right w:val="single" w:color="DDDDDD" w:sz="4" w:space="0"/>
+            </w:tcBorders>
+            <w:shd w:val="clear" w:color="auto" w:fill="FFFFFF"/>
+            <w:tcMar>
+              <w:top w:w="120" w:type="dxa"/>
+              <w:left w:w="150" w:type="dxa"/>
+              <w:bottom w:w="120" w:type="dxa"/>
+              <w:right w:w="150" w:type="dxa"/>
+            </w:tcMar>
+            <w:vAlign w:val="center"/>
+          </w:tcPr>
+          <w:p>
+            <w:pPr>
+              <w:keepNext w:val="0"/>
+              <w:keepLines w:val="0"/>
+              <w:pageBreakBefore w:val="0"/>
+              <w:widowControl w:val="0"/>
+              <w:suppressLineNumbers w:val="0"/>
+              <w:kinsoku/>
+              <w:wordWrap/>
+              <w:overflowPunct/>
+              <w:topLinePunct w:val="0"/>
+              <w:autoSpaceDE/>
+              <w:autoSpaceDN/>
+              <w:bidi w:val="0"/>
+              <w:adjustRightInd/>
+              <w:snapToGrid/>
+              <w:spacing w:before="0" w:beforeAutospacing="0" w:after="0" w:afterAutospacing="0"/>
+              <w:ind w:left="0" w:right="0"/>
+              <w:jc w:val="center"/>
+              <w:textAlignment w:val="auto"/>
+              <w:rPr>
+                <w:rFonts w:hint="eastAsia" w:asciiTheme="minorEastAsia" w:hAnsiTheme="minorEastAsia" w:eastAsiaTheme="minorEastAsia" w:cstheme="minorEastAsia"/>
+                <w:kern w:val="0"/>
+                <w:sz w:val="24"/>
+                <w:szCs w:val="24"/>
+                <w:lang w:val="en-US" w:eastAsia="zh-CN" w:bidi="ar"/>
+              </w:rPr>
+            </w:pPr>
+            <w:r>
+              <w:rPr>
+                <w:rFonts w:hint="eastAsia" w:asciiTheme="minorEastAsia" w:hAnsiTheme="minorEastAsia" w:eastAsiaTheme="minorEastAsia" w:cstheme="minorEastAsia"/>
+                <w:kern w:val="0"/>
+                <w:sz w:val="24"/>
+                <w:szCs w:val="24"/>
+                <w:lang w:val="en-US" w:eastAsia="zh-CN" w:bidi="ar"/>
+              </w:rPr>
+              <w:t>系统入口、核心功能模块</w:t>
+            </w:r>
+          </w:p>
+        </w:tc>
+      </w:tr>
+      <w:tr>
+        <w:tblPrEx>
+          <w:tblBorders>
+            <w:top w:val="none" w:color="auto" w:sz="0" w:space="0"/>
+            <w:left w:val="none" w:color="auto" w:sz="0" w:space="0"/>
+            <w:bottom w:val="none" w:color="auto" w:sz="0" w:space="0"/>
+            <w:right w:val="none" w:color="auto" w:sz="0" w:space="0"/>
+            <w:insideH w:val="none" w:color="auto" w:sz="0" w:space="0"/>
+            <w:insideV w:val="none" w:color="auto" w:sz="0" w:space="0"/>
+          </w:tblBorders>
+          <w:tblCellMar>
+            <w:top w:w="0" w:type="dxa"/>
+            <w:left w:w="0" w:type="dxa"/>
+            <w:bottom w:w="0" w:type="dxa"/>
+            <w:right w:w="0" w:type="dxa"/>
+          </w:tblCellMar>
+        </w:tblPrEx>
+        <w:tc>
+          <w:tcPr>
+            <w:tcW w:w="1791" w:type="dxa"/>
+            <w:tcBorders>
+              <w:top w:val="single" w:color="DDDDDD" w:sz="4" w:space="0"/>
+              <w:left w:val="single" w:color="DDDDDD" w:sz="4" w:space="0"/>
+              <w:bottom w:val="single" w:color="DDDDDD" w:sz="4" w:space="0"/>
+              <w:right w:val="single" w:color="DDDDDD" w:sz="4" w:space="0"/>
+            </w:tcBorders>
+            <w:shd w:val="clear" w:color="auto" w:fill="F8F9FA"/>
+            <w:tcMar>
+              <w:top w:w="120" w:type="dxa"/>
+              <w:left w:w="150" w:type="dxa"/>
+              <w:bottom w:w="120" w:type="dxa"/>
+              <w:right w:w="150" w:type="dxa"/>
+            </w:tcMar>
+            <w:vAlign w:val="center"/>
+          </w:tcPr>
+          <w:p>
+            <w:pPr>
+              <w:keepNext w:val="0"/>
+              <w:keepLines w:val="0"/>
+              <w:pageBreakBefore w:val="0"/>
+              <w:widowControl w:val="0"/>
+              <w:suppressLineNumbers w:val="0"/>
+              <w:kinsoku/>
+              <w:wordWrap/>
+              <w:overflowPunct/>
+              <w:topLinePunct w:val="0"/>
+              <w:autoSpaceDE/>
+              <w:autoSpaceDN/>
+              <w:bidi w:val="0"/>
+              <w:adjustRightInd/>
+              <w:snapToGrid/>
+              <w:spacing w:before="0" w:beforeAutospacing="0" w:after="0" w:afterAutospacing="0"/>
+              <w:ind w:left="0" w:right="0"/>
+              <w:jc w:val="center"/>
+              <w:textAlignment w:val="auto"/>
+              <w:rPr>
+                <w:rFonts w:hint="eastAsia" w:asciiTheme="minorEastAsia" w:hAnsiTheme="minorEastAsia" w:eastAsiaTheme="minorEastAsia" w:cstheme="minorEastAsia"/>
+                <w:kern w:val="0"/>
+                <w:sz w:val="24"/>
+                <w:szCs w:val="24"/>
+                <w:lang w:val="en-US" w:eastAsia="zh-CN" w:bidi="ar"/>
+              </w:rPr>
+            </w:pPr>
+            <w:r>
+              <w:rPr>
+                <w:rFonts w:hint="eastAsia" w:asciiTheme="minorEastAsia" w:hAnsiTheme="minorEastAsia" w:eastAsiaTheme="minorEastAsia" w:cstheme="minorEastAsia"/>
+                <w:kern w:val="0"/>
+                <w:sz w:val="24"/>
+                <w:szCs w:val="24"/>
+                <w:lang w:val="en-US" w:eastAsia="zh-CN" w:bidi="ar"/>
+              </w:rPr>
+              <w:t>数据准确性</w:t>
+            </w:r>
+          </w:p>
+        </w:tc>
+        <w:tc>
+          <w:tcPr>
+            <w:tcW w:w="2966" w:type="dxa"/>
+            <w:tcBorders>
+              <w:top w:val="single" w:color="DDDDDD" w:sz="4" w:space="0"/>
+              <w:left w:val="single" w:color="DDDDDD" w:sz="4" w:space="0"/>
+              <w:bottom w:val="single" w:color="DDDDDD" w:sz="4" w:space="0"/>
+              <w:right w:val="single" w:color="DDDDDD" w:sz="4" w:space="0"/>
+            </w:tcBorders>
+            <w:shd w:val="clear" w:color="auto" w:fill="F8F9FA"/>
+            <w:tcMar>
+              <w:top w:w="120" w:type="dxa"/>
+              <w:left w:w="150" w:type="dxa"/>
+              <w:bottom w:w="120" w:type="dxa"/>
+              <w:right w:w="150" w:type="dxa"/>
+            </w:tcMar>
+            <w:vAlign w:val="center"/>
+          </w:tcPr>
+          <w:p>
+            <w:pPr>
+              <w:keepNext w:val="0"/>
+              <w:keepLines w:val="0"/>
+              <w:pageBreakBefore w:val="0"/>
+              <w:widowControl w:val="0"/>
+              <w:suppressLineNumbers w:val="0"/>
+              <w:kinsoku/>
+              <w:wordWrap/>
+              <w:overflowPunct/>
+              <w:topLinePunct w:val="0"/>
+              <w:autoSpaceDE/>
+              <w:autoSpaceDN/>
+              <w:bidi w:val="0"/>
+              <w:adjustRightInd/>
+              <w:snapToGrid/>
+              <w:spacing w:before="0" w:beforeAutospacing="0" w:after="0" w:afterAutospacing="0"/>
+              <w:ind w:left="0" w:right="0"/>
+              <w:jc w:val="center"/>
+              <w:textAlignment w:val="auto"/>
+              <w:rPr>
+                <w:rFonts w:hint="eastAsia" w:asciiTheme="minorEastAsia" w:hAnsiTheme="minorEastAsia" w:eastAsiaTheme="minorEastAsia" w:cstheme="minorEastAsia"/>
+                <w:kern w:val="0"/>
+                <w:sz w:val="24"/>
+                <w:szCs w:val="24"/>
+                <w:lang w:val="en-US" w:eastAsia="zh-CN" w:bidi="ar"/>
+              </w:rPr>
+            </w:pPr>
+            <w:r>
+              <w:rPr>
+                <w:rFonts w:hint="eastAsia" w:asciiTheme="minorEastAsia" w:hAnsiTheme="minorEastAsia" w:eastAsiaTheme="minorEastAsia" w:cstheme="minorEastAsia"/>
+                <w:kern w:val="0"/>
+                <w:sz w:val="24"/>
+                <w:szCs w:val="24"/>
+                <w:lang w:val="en-US" w:eastAsia="zh-CN" w:bidi="ar"/>
+              </w:rPr>
+              <w:t>业务数据准确性100%</w:t>
+            </w:r>
+          </w:p>
+        </w:tc>
+        <w:tc>
+          <w:tcPr>
+            <w:tcW w:w="3734" w:type="dxa"/>
+            <w:tcBorders>
+              <w:top w:val="single" w:color="DDDDDD" w:sz="4" w:space="0"/>
+              <w:left w:val="single" w:color="DDDDDD" w:sz="4" w:space="0"/>
+              <w:bottom w:val="single" w:color="DDDDDD" w:sz="4" w:space="0"/>
+              <w:right w:val="single" w:color="DDDDDD" w:sz="4" w:space="0"/>
+            </w:tcBorders>
+            <w:shd w:val="clear" w:color="auto" w:fill="F8F9FA"/>
+            <w:tcMar>
+              <w:top w:w="120" w:type="dxa"/>
+              <w:left w:w="150" w:type="dxa"/>
+              <w:bottom w:w="120" w:type="dxa"/>
+              <w:right w:w="150" w:type="dxa"/>
+            </w:tcMar>
+            <w:vAlign w:val="center"/>
+          </w:tcPr>
+          <w:p>
+            <w:pPr>
+              <w:keepNext w:val="0"/>
+              <w:keepLines w:val="0"/>
+              <w:pageBreakBefore w:val="0"/>
+              <w:widowControl w:val="0"/>
+              <w:suppressLineNumbers w:val="0"/>
+              <w:kinsoku/>
+              <w:wordWrap/>
+              <w:overflowPunct/>
+              <w:topLinePunct w:val="0"/>
+              <w:autoSpaceDE/>
+              <w:autoSpaceDN/>
+              <w:bidi w:val="0"/>
+              <w:adjustRightInd/>
+              <w:snapToGrid/>
+              <w:spacing w:before="0" w:beforeAutospacing="0" w:after="0" w:afterAutospacing="0"/>
+              <w:ind w:left="0" w:right="0"/>
+              <w:jc w:val="center"/>
+              <w:textAlignment w:val="auto"/>
+              <w:rPr>
+                <w:rFonts w:hint="eastAsia" w:asciiTheme="minorEastAsia" w:hAnsiTheme="minorEastAsia" w:eastAsiaTheme="minorEastAsia" w:cstheme="minorEastAsia"/>
+                <w:kern w:val="0"/>
+                <w:sz w:val="24"/>
+                <w:szCs w:val="24"/>
+                <w:lang w:val="en-US" w:eastAsia="zh-CN" w:bidi="ar"/>
+              </w:rPr>
+            </w:pPr>
+            <w:r>
+              <w:rPr>
+                <w:rFonts w:hint="eastAsia" w:asciiTheme="minorEastAsia" w:hAnsiTheme="minorEastAsia" w:eastAsiaTheme="minorEastAsia" w:cstheme="minorEastAsia"/>
+                <w:kern w:val="0"/>
+                <w:sz w:val="24"/>
+                <w:szCs w:val="24"/>
+                <w:lang w:val="en-US" w:eastAsia="zh-CN" w:bidi="ar"/>
+              </w:rPr>
+              <w:t>数据录入、处理、输出环节</w:t>
+            </w:r>
+          </w:p>
+        </w:tc>
+      </w:tr>
+      <w:tr>
+        <w:tblPrEx>
+          <w:tblBorders>
+            <w:top w:val="none" w:color="auto" w:sz="0" w:space="0"/>
+            <w:left w:val="none" w:color="auto" w:sz="0" w:space="0"/>
+            <w:bottom w:val="none" w:color="auto" w:sz="0" w:space="0"/>
+            <w:right w:val="none" w:color="auto" w:sz="0" w:space="0"/>
+            <w:insideH w:val="none" w:color="auto" w:sz="0" w:space="0"/>
+            <w:insideV w:val="none" w:color="auto" w:sz="0" w:space="0"/>
+          </w:tblBorders>
+          <w:shd w:val="clear" w:color="auto" w:fill="FFFFFF"/>
+          <w:tblCellMar>
+            <w:top w:w="0" w:type="dxa"/>
+            <w:left w:w="0" w:type="dxa"/>
+            <w:bottom w:w="0" w:type="dxa"/>
+            <w:right w:w="0" w:type="dxa"/>
+          </w:tblCellMar>
+        </w:tblPrEx>
+        <w:tc>
+          <w:tcPr>
+            <w:tcW w:w="1791" w:type="dxa"/>
+            <w:tcBorders>
+              <w:top w:val="single" w:color="DDDDDD" w:sz="4" w:space="0"/>
+              <w:left w:val="single" w:color="DDDDDD" w:sz="4" w:space="0"/>
+              <w:bottom w:val="single" w:color="DDDDDD" w:sz="4" w:space="0"/>
+              <w:right w:val="single" w:color="DDDDDD" w:sz="4" w:space="0"/>
+            </w:tcBorders>
+            <w:shd w:val="clear" w:color="auto" w:fill="FFFFFF"/>
+            <w:tcMar>
+              <w:top w:w="120" w:type="dxa"/>
+              <w:left w:w="150" w:type="dxa"/>
+              <w:bottom w:w="120" w:type="dxa"/>
+              <w:right w:w="150" w:type="dxa"/>
+            </w:tcMar>
+            <w:vAlign w:val="center"/>
+          </w:tcPr>
+          <w:p>
+            <w:pPr>
+              <w:keepNext w:val="0"/>
+              <w:keepLines w:val="0"/>
+              <w:pageBreakBefore w:val="0"/>
+              <w:widowControl w:val="0"/>
+              <w:suppressLineNumbers w:val="0"/>
+              <w:kinsoku/>
+              <w:wordWrap/>
+              <w:overflowPunct/>
+              <w:topLinePunct w:val="0"/>
+              <w:autoSpaceDE/>
+              <w:autoSpaceDN/>
+              <w:bidi w:val="0"/>
+              <w:adjustRightInd/>
+              <w:snapToGrid/>
+              <w:spacing w:before="0" w:beforeAutospacing="0" w:after="0" w:afterAutospacing="0"/>
+              <w:ind w:left="0" w:right="0"/>
+              <w:jc w:val="center"/>
+              <w:textAlignment w:val="auto"/>
+              <w:rPr>
+                <w:rFonts w:hint="eastAsia" w:asciiTheme="minorEastAsia" w:hAnsiTheme="minorEastAsia" w:eastAsiaTheme="minorEastAsia" w:cstheme="minorEastAsia"/>
+                <w:kern w:val="0"/>
+                <w:sz w:val="24"/>
+                <w:szCs w:val="24"/>
+                <w:lang w:val="en-US" w:eastAsia="zh-CN" w:bidi="ar"/>
+              </w:rPr>
+            </w:pPr>
+            <w:r>
+              <w:rPr>
+                <w:rFonts w:hint="eastAsia" w:asciiTheme="minorEastAsia" w:hAnsiTheme="minorEastAsia" w:eastAsiaTheme="minorEastAsia" w:cstheme="minorEastAsia"/>
+                <w:kern w:val="0"/>
+                <w:sz w:val="24"/>
+                <w:szCs w:val="24"/>
+                <w:lang w:val="en-US" w:eastAsia="zh-CN" w:bidi="ar"/>
+              </w:rPr>
+              <w:t>系统可用性</w:t>
+            </w:r>
+          </w:p>
+        </w:tc>
+        <w:tc>
+          <w:tcPr>
+            <w:tcW w:w="2966" w:type="dxa"/>
+            <w:tcBorders>
+              <w:top w:val="single" w:color="DDDDDD" w:sz="4" w:space="0"/>
+              <w:left w:val="single" w:color="DDDDDD" w:sz="4" w:space="0"/>
+              <w:bottom w:val="single" w:color="DDDDDD" w:sz="4" w:space="0"/>
+              <w:right w:val="single" w:color="DDDDDD" w:sz="4" w:space="0"/>
+            </w:tcBorders>
+            <w:shd w:val="clear" w:color="auto" w:fill="FFFFFF"/>
+            <w:tcMar>
+              <w:top w:w="120" w:type="dxa"/>
+              <w:left w:w="150" w:type="dxa"/>
+              <w:bottom w:w="120" w:type="dxa"/>
+              <w:right w:w="150" w:type="dxa"/>
+            </w:tcMar>
+            <w:vAlign w:val="center"/>
+          </w:tcPr>
+          <w:p>
+            <w:pPr>
+              <w:keepNext w:val="0"/>
+              <w:keepLines w:val="0"/>
+              <w:pageBreakBefore w:val="0"/>
+              <w:widowControl w:val="0"/>
+              <w:suppressLineNumbers w:val="0"/>
+              <w:kinsoku/>
+              <w:wordWrap/>
+              <w:overflowPunct/>
+              <w:topLinePunct w:val="0"/>
+              <w:autoSpaceDE/>
+              <w:autoSpaceDN/>
+              <w:bidi w:val="0"/>
+              <w:adjustRightInd/>
+              <w:snapToGrid/>
+              <w:spacing w:before="0" w:beforeAutospacing="0" w:after="0" w:afterAutospacing="0"/>
+              <w:ind w:left="0" w:right="0"/>
+              <w:jc w:val="center"/>
+              <w:textAlignment w:val="auto"/>
+              <w:rPr>
+                <w:rFonts w:hint="eastAsia" w:asciiTheme="minorEastAsia" w:hAnsiTheme="minorEastAsia" w:eastAsiaTheme="minorEastAsia" w:cstheme="minorEastAsia"/>
+                <w:kern w:val="0"/>
+                <w:sz w:val="24"/>
+                <w:szCs w:val="24"/>
+                <w:lang w:val="en-US" w:eastAsia="zh-CN" w:bidi="ar"/>
+              </w:rPr>
+            </w:pPr>
+            <w:r>
+              <w:rPr>
+                <w:rFonts w:hint="eastAsia" w:asciiTheme="minorEastAsia" w:hAnsiTheme="minorEastAsia" w:eastAsiaTheme="minorEastAsia" w:cstheme="minorEastAsia"/>
+                <w:kern w:val="0"/>
+                <w:sz w:val="24"/>
+                <w:szCs w:val="24"/>
+                <w:lang w:val="en-US" w:eastAsia="zh-CN" w:bidi="ar"/>
+              </w:rPr>
+              <w:t>≥99.5%（每月故障时间≤3.6小时）</w:t>
+            </w:r>
+          </w:p>
+        </w:tc>
+        <w:tc>
+          <w:tcPr>
+            <w:tcW w:w="3734" w:type="dxa"/>
+            <w:tcBorders>
+              <w:top w:val="single" w:color="DDDDDD" w:sz="4" w:space="0"/>
+              <w:left w:val="single" w:color="DDDDDD" w:sz="4" w:space="0"/>
+              <w:bottom w:val="single" w:color="DDDDDD" w:sz="4" w:space="0"/>
+              <w:right w:val="single" w:color="DDDDDD" w:sz="4" w:space="0"/>
+            </w:tcBorders>
+            <w:shd w:val="clear" w:color="auto" w:fill="FFFFFF"/>
+            <w:tcMar>
+              <w:top w:w="120" w:type="dxa"/>
+              <w:left w:w="150" w:type="dxa"/>
+              <w:bottom w:w="120" w:type="dxa"/>
+              <w:right w:w="150" w:type="dxa"/>
+            </w:tcMar>
+            <w:vAlign w:val="center"/>
+          </w:tcPr>
+          <w:p>
+            <w:pPr>
+              <w:keepNext w:val="0"/>
+              <w:keepLines w:val="0"/>
+              <w:pageBreakBefore w:val="0"/>
+              <w:widowControl w:val="0"/>
+              <w:suppressLineNumbers w:val="0"/>
+              <w:kinsoku/>
+              <w:wordWrap/>
+              <w:overflowPunct/>
+              <w:topLinePunct w:val="0"/>
+              <w:autoSpaceDE/>
+              <w:autoSpaceDN/>
+              <w:bidi w:val="0"/>
+              <w:adjustRightInd/>
+              <w:snapToGrid/>
+              <w:spacing w:before="0" w:beforeAutospacing="0" w:after="0" w:afterAutospacing="0"/>
+              <w:ind w:left="0" w:right="0"/>
+              <w:jc w:val="center"/>
+              <w:textAlignment w:val="auto"/>
+              <w:rPr>
+                <w:rFonts w:hint="eastAsia" w:asciiTheme="minorEastAsia" w:hAnsiTheme="minorEastAsia" w:eastAsiaTheme="minorEastAsia" w:cstheme="minorEastAsia"/>
+                <w:kern w:val="0"/>
+                <w:sz w:val="24"/>
+                <w:szCs w:val="24"/>
+                <w:lang w:val="en-US" w:eastAsia="zh-CN" w:bidi="ar"/>
+              </w:rPr>
+            </w:pPr>
+            <w:r>
+              <w:rPr>
+                <w:rFonts w:hint="eastAsia" w:asciiTheme="minorEastAsia" w:hAnsiTheme="minorEastAsia" w:eastAsiaTheme="minorEastAsia" w:cstheme="minorEastAsia"/>
+                <w:kern w:val="0"/>
+                <w:sz w:val="24"/>
+                <w:szCs w:val="24"/>
+                <w:lang w:val="en-US" w:eastAsia="zh-CN" w:bidi="ar"/>
+              </w:rPr>
+              <w:t>系统整体运行状态</w:t>
+            </w:r>
+          </w:p>
+        </w:tc>
+      </w:tr>
+    </w:tbl>
     <w:p>
       <w:pPr>
         <w:ind w:firstLine="420"/>
@@ -5430,7 +11768,7 @@
     </w:p>
     <w:p>
       <w:pPr>
-        <w:pStyle w:val="30"/>
+        <w:pStyle w:val="32"/>
         <w:spacing w:line="360" w:lineRule="auto"/>
         <w:ind w:firstLine="0" w:firstLineChars="0"/>
         <w:rPr>
@@ -5468,7 +11806,7 @@
     </w:p>
     <w:p>
       <w:pPr>
-        <w:pStyle w:val="30"/>
+        <w:pStyle w:val="32"/>
         <w:spacing w:line="360" w:lineRule="auto"/>
         <w:ind w:firstLine="0" w:firstLineChars="0"/>
         <w:rPr>
@@ -5492,7 +11830,7 @@
       </w:pPr>
     </w:p>
     <w:sectPr>
-      <w:footerReference r:id="rId4" w:type="default"/>
+      <w:footerReference r:id="rId6" w:type="default"/>
       <w:pgSz w:w="11906" w:h="16838"/>
       <w:pgMar w:top="1440" w:right="1800" w:bottom="1440" w:left="1800" w:header="851" w:footer="992" w:gutter="0"/>
       <w:pgNumType w:start="1"/>
@@ -5515,7 +11853,7 @@
     <w:sdtContent>
       <w:p>
         <w:pPr>
-          <w:pStyle w:val="15"/>
+          <w:pStyle w:val="17"/>
           <w:jc w:val="center"/>
         </w:pPr>
         <w:r>
@@ -5541,7 +11879,7 @@
   </w:sdt>
   <w:p>
     <w:pPr>
-      <w:pStyle w:val="15"/>
+      <w:pStyle w:val="17"/>
     </w:pPr>
   </w:p>
 </w:ftr>
@@ -5551,14 +11889,75 @@
 <w:hdr xmlns:wpc="http://schemas.microsoft.com/office/word/2010/wordprocessingCanvas" xmlns:mc="http://schemas.openxmlformats.org/markup-compatibility/2006" xmlns:o="urn:schemas-microsoft-com:office:office" xmlns:r="http://schemas.openxmlformats.org/officeDocument/2006/relationships" xmlns:m="http://schemas.openxmlformats.org/officeDocument/2006/math" xmlns:v="urn:schemas-microsoft-com:vml" xmlns:wp14="http://schemas.microsoft.com/office/word/2010/wordprocessingDrawing" xmlns:wp="http://schemas.openxmlformats.org/drawingml/2006/wordprocessingDrawing" xmlns:w10="urn:schemas-microsoft-com:office:word" xmlns:w="http://schemas.openxmlformats.org/wordprocessingml/2006/main" xmlns:w14="http://schemas.microsoft.com/office/word/2010/wordml" xmlns:w15="http://schemas.microsoft.com/office/word/2012/wordml" xmlns:wpg="http://schemas.microsoft.com/office/word/2010/wordprocessingGroup" xmlns:wpi="http://schemas.microsoft.com/office/word/2010/wordprocessingInk" xmlns:wne="http://schemas.microsoft.com/office/word/2006/wordml" xmlns:wps="http://schemas.microsoft.com/office/word/2010/wordprocessingShape" xmlns:wpsCustomData="http://www.wps.cn/officeDocument/2013/wpsCustomData" mc:Ignorable="w14 w15 wp14">
   <w:p>
     <w:pPr>
-      <w:pStyle w:val="16"/>
+      <w:widowControl w:val="0"/>
+      <w:pBdr>
+        <w:bottom w:val="single" w:color="auto" w:sz="6" w:space="1"/>
+      </w:pBdr>
+      <w:tabs>
+        <w:tab w:val="center" w:pos="4153"/>
+        <w:tab w:val="right" w:pos="8306"/>
+      </w:tabs>
+      <w:snapToGrid w:val="0"/>
+      <w:jc w:val="both"/>
+      <w:rPr>
+        <w:rFonts w:hint="eastAsia" w:ascii="等线" w:hAnsi="等线" w:eastAsia="等线" w:cs="Times New Roman"/>
+        <w:kern w:val="2"/>
+        <w:sz w:val="18"/>
+        <w:szCs w:val="18"/>
+        <w:lang w:val="en-US" w:eastAsia="zh-CN" w:bidi="ar-SA"/>
+      </w:rPr>
+    </w:pPr>
+    <w:r>
+      <w:rPr>
+        <w:rFonts w:hint="eastAsia" w:ascii="等线" w:hAnsi="等线" w:eastAsia="等线" w:cs="Times New Roman"/>
+        <w:kern w:val="2"/>
+        <w:sz w:val="18"/>
+        <w:szCs w:val="18"/>
+        <w:lang w:val="en-US" w:eastAsia="zh-CN" w:bidi="ar-SA"/>
+      </w:rPr>
+      <w:t>项目开发计划</w:t>
+    </w:r>
+  </w:p>
+</w:hdr>
+</file>
+
+<file path=word/header2.xml><?xml version="1.0" encoding="utf-8"?>
+<w:hdr xmlns:wpc="http://schemas.microsoft.com/office/word/2010/wordprocessingCanvas" xmlns:mc="http://schemas.openxmlformats.org/markup-compatibility/2006" xmlns:o="urn:schemas-microsoft-com:office:office" xmlns:r="http://schemas.openxmlformats.org/officeDocument/2006/relationships" xmlns:m="http://schemas.openxmlformats.org/officeDocument/2006/math" xmlns:v="urn:schemas-microsoft-com:vml" xmlns:wp14="http://schemas.microsoft.com/office/word/2010/wordprocessingDrawing" xmlns:wp="http://schemas.openxmlformats.org/drawingml/2006/wordprocessingDrawing" xmlns:w10="urn:schemas-microsoft-com:office:word" xmlns:w="http://schemas.openxmlformats.org/wordprocessingml/2006/main" xmlns:w14="http://schemas.microsoft.com/office/word/2010/wordml" xmlns:w15="http://schemas.microsoft.com/office/word/2012/wordml" xmlns:wpg="http://schemas.microsoft.com/office/word/2010/wordprocessingGroup" xmlns:wpi="http://schemas.microsoft.com/office/word/2010/wordprocessingInk" xmlns:wne="http://schemas.microsoft.com/office/word/2006/wordml" xmlns:wps="http://schemas.microsoft.com/office/word/2010/wordprocessingShape" xmlns:wpsCustomData="http://www.wps.cn/officeDocument/2013/wpsCustomData" mc:Ignorable="w14 w15 wp14">
+  <w:p>
+    <w:pPr>
+      <w:widowControl w:val="0"/>
+      <w:pBdr>
+        <w:bottom w:val="none" w:color="auto" w:sz="0" w:space="0"/>
+      </w:pBdr>
+      <w:tabs>
+        <w:tab w:val="left" w:pos="1088"/>
+      </w:tabs>
+      <w:snapToGrid w:val="0"/>
+      <w:jc w:val="both"/>
+      <w:rPr>
+        <w:rFonts w:ascii="Times New Roman" w:hAnsi="Times New Roman" w:eastAsia="宋体" w:cs="Times New Roman"/>
+        <w:kern w:val="2"/>
+        <w:sz w:val="18"/>
+        <w:szCs w:val="18"/>
+        <w:lang w:val="en-US" w:eastAsia="zh-CN" w:bidi="ar-SA"/>
+      </w:rPr>
+    </w:pPr>
+  </w:p>
+</w:hdr>
+</file>
+
+<file path=word/header3.xml><?xml version="1.0" encoding="utf-8"?>
+<w:hdr xmlns:wpc="http://schemas.microsoft.com/office/word/2010/wordprocessingCanvas" xmlns:mc="http://schemas.openxmlformats.org/markup-compatibility/2006" xmlns:o="urn:schemas-microsoft-com:office:office" xmlns:r="http://schemas.openxmlformats.org/officeDocument/2006/relationships" xmlns:m="http://schemas.openxmlformats.org/officeDocument/2006/math" xmlns:v="urn:schemas-microsoft-com:vml" xmlns:wp14="http://schemas.microsoft.com/office/word/2010/wordprocessingDrawing" xmlns:wp="http://schemas.openxmlformats.org/drawingml/2006/wordprocessingDrawing" xmlns:w10="urn:schemas-microsoft-com:office:word" xmlns:w="http://schemas.openxmlformats.org/wordprocessingml/2006/main" xmlns:w14="http://schemas.microsoft.com/office/word/2010/wordml" xmlns:w15="http://schemas.microsoft.com/office/word/2012/wordml" xmlns:wpg="http://schemas.microsoft.com/office/word/2010/wordprocessingGroup" xmlns:wpi="http://schemas.microsoft.com/office/word/2010/wordprocessingInk" xmlns:wne="http://schemas.microsoft.com/office/word/2006/wordml" xmlns:wps="http://schemas.microsoft.com/office/word/2010/wordprocessingShape" xmlns:wpsCustomData="http://www.wps.cn/officeDocument/2013/wpsCustomData" mc:Ignorable="w14 w15 wp14">
+  <w:p>
+    <w:pPr>
+      <w:pStyle w:val="18"/>
       <w:jc w:val="both"/>
     </w:pPr>
     <w:bookmarkStart w:id="54" w:name="_Hlk116050163"/>
-    <w:bookmarkStart w:id="55" w:name="_Hlk116050162"/>
+    <w:bookmarkStart w:id="55" w:name="_Hlk116050165"/>
     <w:bookmarkStart w:id="56" w:name="_Hlk116050164"/>
     <w:bookmarkStart w:id="57" w:name="_Hlk116050169"/>
-    <w:bookmarkStart w:id="58" w:name="_Hlk116050165"/>
+    <w:bookmarkStart w:id="58" w:name="_Hlk116050162"/>
     <w:bookmarkStart w:id="59" w:name="_Hlk116050170"/>
     <w:r>
       <w:rPr>
@@ -5579,6 +11978,570 @@
 <file path=word/numbering.xml><?xml version="1.0" encoding="utf-8"?>
 <w:numbering xmlns:wpc="http://schemas.microsoft.com/office/word/2010/wordprocessingCanvas" xmlns:mc="http://schemas.openxmlformats.org/markup-compatibility/2006" xmlns:o="urn:schemas-microsoft-com:office:office" xmlns:r="http://schemas.openxmlformats.org/officeDocument/2006/relationships" xmlns:m="http://schemas.openxmlformats.org/officeDocument/2006/math" xmlns:v="urn:schemas-microsoft-com:vml" xmlns:wp14="http://schemas.microsoft.com/office/word/2010/wordprocessingDrawing" xmlns:wp="http://schemas.openxmlformats.org/drawingml/2006/wordprocessingDrawing" xmlns:w10="urn:schemas-microsoft-com:office:word" xmlns:w="http://schemas.openxmlformats.org/wordprocessingml/2006/main" xmlns:w14="http://schemas.microsoft.com/office/word/2010/wordml" xmlns:wpg="http://schemas.microsoft.com/office/word/2010/wordprocessingGroup" xmlns:wpi="http://schemas.microsoft.com/office/word/2010/wordprocessingInk" xmlns:wne="http://schemas.microsoft.com/office/word/2006/wordml" xmlns:wps="http://schemas.microsoft.com/office/word/2010/wordprocessingShape" xmlns:wpsCustomData="http://www.wps.cn/officeDocument/2013/wpsCustomData" mc:Ignorable="w14 wp14">
   <w:abstractNum w:abstractNumId="0">
+    <w:nsid w:val="AA91A042"/>
+    <w:multiLevelType w:val="multilevel"/>
+    <w:tmpl w:val="AA91A042"/>
+    <w:lvl w:ilvl="0" w:tentative="0">
+      <w:start w:val="1"/>
+      <w:numFmt w:val="chineseCounting"/>
+      <w:suff w:val="space"/>
+      <w:lvlText w:val="功能%1："/>
+      <w:lvlJc w:val="left"/>
+      <w:pPr>
+        <w:tabs>
+          <w:tab w:val="left" w:pos="420"/>
+        </w:tabs>
+        <w:ind w:left="425" w:hanging="425"/>
+      </w:pPr>
+      <w:rPr>
+        <w:rFonts w:hint="eastAsia"/>
+      </w:rPr>
+    </w:lvl>
+    <w:lvl w:ilvl="1" w:tentative="0">
+      <w:start w:val="1"/>
+      <w:numFmt w:val="decimal"/>
+      <w:lvlText w:val="(%2)"/>
+      <w:lvlJc w:val="left"/>
+      <w:pPr>
+        <w:tabs>
+          <w:tab w:val="left" w:pos="840"/>
+        </w:tabs>
+        <w:ind w:left="840" w:leftChars="0" w:hanging="420" w:firstLineChars="0"/>
+      </w:pPr>
+      <w:rPr>
+        <w:rFonts w:hint="eastAsia"/>
+      </w:rPr>
+    </w:lvl>
+    <w:lvl w:ilvl="2" w:tentative="0">
+      <w:start w:val="1"/>
+      <w:numFmt w:val="decimalEnclosedCircleChinese"/>
+      <w:lvlText w:val="%3"/>
+      <w:lvlJc w:val="left"/>
+      <w:pPr>
+        <w:tabs>
+          <w:tab w:val="left" w:pos="420"/>
+        </w:tabs>
+        <w:ind w:left="1260" w:leftChars="0" w:hanging="420" w:firstLineChars="0"/>
+      </w:pPr>
+      <w:rPr>
+        <w:rFonts w:hint="eastAsia"/>
+      </w:rPr>
+    </w:lvl>
+    <w:lvl w:ilvl="3" w:tentative="0">
+      <w:start w:val="1"/>
+      <w:numFmt w:val="decimal"/>
+      <w:lvlText w:val="%4)"/>
+      <w:lvlJc w:val="left"/>
+      <w:pPr>
+        <w:tabs>
+          <w:tab w:val="left" w:pos="1680"/>
+        </w:tabs>
+        <w:ind w:left="1680" w:leftChars="0" w:hanging="420" w:firstLineChars="0"/>
+      </w:pPr>
+      <w:rPr>
+        <w:rFonts w:hint="eastAsia"/>
+      </w:rPr>
+    </w:lvl>
+    <w:lvl w:ilvl="4" w:tentative="0">
+      <w:start w:val="1"/>
+      <w:numFmt w:val="lowerLetter"/>
+      <w:lvlText w:val="%5."/>
+      <w:lvlJc w:val="left"/>
+      <w:pPr>
+        <w:tabs>
+          <w:tab w:val="left" w:pos="2100"/>
+        </w:tabs>
+        <w:ind w:left="2100" w:leftChars="0" w:hanging="420" w:firstLineChars="0"/>
+      </w:pPr>
+      <w:rPr>
+        <w:rFonts w:hint="eastAsia"/>
+      </w:rPr>
+    </w:lvl>
+    <w:lvl w:ilvl="5" w:tentative="0">
+      <w:start w:val="1"/>
+      <w:numFmt w:val="lowerLetter"/>
+      <w:lvlText w:val="%6)"/>
+      <w:lvlJc w:val="left"/>
+      <w:pPr>
+        <w:tabs>
+          <w:tab w:val="left" w:pos="2520"/>
+        </w:tabs>
+        <w:ind w:left="2520" w:leftChars="0" w:hanging="420" w:firstLineChars="0"/>
+      </w:pPr>
+      <w:rPr>
+        <w:rFonts w:hint="eastAsia"/>
+      </w:rPr>
+    </w:lvl>
+    <w:lvl w:ilvl="6" w:tentative="0">
+      <w:start w:val="1"/>
+      <w:numFmt w:val="lowerRoman"/>
+      <w:lvlText w:val="%7."/>
+      <w:lvlJc w:val="left"/>
+      <w:pPr>
+        <w:tabs>
+          <w:tab w:val="left" w:pos="2940"/>
+        </w:tabs>
+        <w:ind w:left="2940" w:leftChars="0" w:hanging="420" w:firstLineChars="0"/>
+      </w:pPr>
+      <w:rPr>
+        <w:rFonts w:hint="eastAsia"/>
+      </w:rPr>
+    </w:lvl>
+    <w:lvl w:ilvl="7" w:tentative="0">
+      <w:start w:val="1"/>
+      <w:numFmt w:val="lowerRoman"/>
+      <w:lvlText w:val="%8)"/>
+      <w:lvlJc w:val="left"/>
+      <w:pPr>
+        <w:tabs>
+          <w:tab w:val="left" w:pos="3360"/>
+        </w:tabs>
+        <w:ind w:left="3360" w:leftChars="0" w:hanging="420" w:firstLineChars="0"/>
+      </w:pPr>
+      <w:rPr>
+        <w:rFonts w:hint="eastAsia"/>
+      </w:rPr>
+    </w:lvl>
+    <w:lvl w:ilvl="8" w:tentative="0">
+      <w:start w:val="1"/>
+      <w:numFmt w:val="lowerLetter"/>
+      <w:lvlText w:val="%9."/>
+      <w:lvlJc w:val="left"/>
+      <w:pPr>
+        <w:tabs>
+          <w:tab w:val="left" w:pos="3780"/>
+        </w:tabs>
+        <w:ind w:left="3780" w:leftChars="0" w:hanging="420" w:firstLineChars="0"/>
+      </w:pPr>
+      <w:rPr>
+        <w:rFonts w:hint="eastAsia"/>
+      </w:rPr>
+    </w:lvl>
+  </w:abstractNum>
+  <w:abstractNum w:abstractNumId="1">
+    <w:nsid w:val="E6679923"/>
+    <w:multiLevelType w:val="multilevel"/>
+    <w:tmpl w:val="E6679923"/>
+    <w:lvl w:ilvl="0" w:tentative="0">
+      <w:start w:val="1"/>
+      <w:numFmt w:val="chineseCounting"/>
+      <w:suff w:val="space"/>
+      <w:lvlText w:val="功能%1："/>
+      <w:lvlJc w:val="left"/>
+      <w:pPr>
+        <w:tabs>
+          <w:tab w:val="left" w:pos="420"/>
+        </w:tabs>
+        <w:ind w:left="425" w:hanging="425"/>
+      </w:pPr>
+      <w:rPr>
+        <w:rFonts w:hint="eastAsia"/>
+      </w:rPr>
+    </w:lvl>
+    <w:lvl w:ilvl="1" w:tentative="0">
+      <w:start w:val="1"/>
+      <w:numFmt w:val="decimal"/>
+      <w:lvlText w:val="(%2)"/>
+      <w:lvlJc w:val="left"/>
+      <w:pPr>
+        <w:tabs>
+          <w:tab w:val="left" w:pos="840"/>
+        </w:tabs>
+        <w:ind w:left="840" w:leftChars="0" w:hanging="420" w:firstLineChars="0"/>
+      </w:pPr>
+      <w:rPr>
+        <w:rFonts w:hint="eastAsia"/>
+      </w:rPr>
+    </w:lvl>
+    <w:lvl w:ilvl="2" w:tentative="0">
+      <w:start w:val="1"/>
+      <w:numFmt w:val="decimalEnclosedCircleChinese"/>
+      <w:lvlText w:val="%3"/>
+      <w:lvlJc w:val="left"/>
+      <w:pPr>
+        <w:tabs>
+          <w:tab w:val="left" w:pos="420"/>
+        </w:tabs>
+        <w:ind w:left="1260" w:leftChars="0" w:hanging="420" w:firstLineChars="0"/>
+      </w:pPr>
+      <w:rPr>
+        <w:rFonts w:hint="eastAsia"/>
+      </w:rPr>
+    </w:lvl>
+    <w:lvl w:ilvl="3" w:tentative="0">
+      <w:start w:val="1"/>
+      <w:numFmt w:val="decimal"/>
+      <w:lvlText w:val="%4)"/>
+      <w:lvlJc w:val="left"/>
+      <w:pPr>
+        <w:tabs>
+          <w:tab w:val="left" w:pos="1680"/>
+        </w:tabs>
+        <w:ind w:left="1680" w:leftChars="0" w:hanging="420" w:firstLineChars="0"/>
+      </w:pPr>
+      <w:rPr>
+        <w:rFonts w:hint="eastAsia"/>
+      </w:rPr>
+    </w:lvl>
+    <w:lvl w:ilvl="4" w:tentative="0">
+      <w:start w:val="1"/>
+      <w:numFmt w:val="lowerLetter"/>
+      <w:lvlText w:val="%5."/>
+      <w:lvlJc w:val="left"/>
+      <w:pPr>
+        <w:tabs>
+          <w:tab w:val="left" w:pos="2100"/>
+        </w:tabs>
+        <w:ind w:left="2100" w:leftChars="0" w:hanging="420" w:firstLineChars="0"/>
+      </w:pPr>
+      <w:rPr>
+        <w:rFonts w:hint="eastAsia"/>
+      </w:rPr>
+    </w:lvl>
+    <w:lvl w:ilvl="5" w:tentative="0">
+      <w:start w:val="1"/>
+      <w:numFmt w:val="lowerLetter"/>
+      <w:lvlText w:val="%6)"/>
+      <w:lvlJc w:val="left"/>
+      <w:pPr>
+        <w:tabs>
+          <w:tab w:val="left" w:pos="2520"/>
+        </w:tabs>
+        <w:ind w:left="2520" w:leftChars="0" w:hanging="420" w:firstLineChars="0"/>
+      </w:pPr>
+      <w:rPr>
+        <w:rFonts w:hint="eastAsia"/>
+      </w:rPr>
+    </w:lvl>
+    <w:lvl w:ilvl="6" w:tentative="0">
+      <w:start w:val="1"/>
+      <w:numFmt w:val="lowerRoman"/>
+      <w:lvlText w:val="%7."/>
+      <w:lvlJc w:val="left"/>
+      <w:pPr>
+        <w:tabs>
+          <w:tab w:val="left" w:pos="2940"/>
+        </w:tabs>
+        <w:ind w:left="2940" w:leftChars="0" w:hanging="420" w:firstLineChars="0"/>
+      </w:pPr>
+      <w:rPr>
+        <w:rFonts w:hint="eastAsia"/>
+      </w:rPr>
+    </w:lvl>
+    <w:lvl w:ilvl="7" w:tentative="0">
+      <w:start w:val="1"/>
+      <w:numFmt w:val="lowerRoman"/>
+      <w:lvlText w:val="%8)"/>
+      <w:lvlJc w:val="left"/>
+      <w:pPr>
+        <w:tabs>
+          <w:tab w:val="left" w:pos="3360"/>
+        </w:tabs>
+        <w:ind w:left="3360" w:leftChars="0" w:hanging="420" w:firstLineChars="0"/>
+      </w:pPr>
+      <w:rPr>
+        <w:rFonts w:hint="eastAsia"/>
+      </w:rPr>
+    </w:lvl>
+    <w:lvl w:ilvl="8" w:tentative="0">
+      <w:start w:val="1"/>
+      <w:numFmt w:val="lowerLetter"/>
+      <w:lvlText w:val="%9."/>
+      <w:lvlJc w:val="left"/>
+      <w:pPr>
+        <w:tabs>
+          <w:tab w:val="left" w:pos="3780"/>
+        </w:tabs>
+        <w:ind w:left="3780" w:leftChars="0" w:hanging="420" w:firstLineChars="0"/>
+      </w:pPr>
+      <w:rPr>
+        <w:rFonts w:hint="eastAsia"/>
+      </w:rPr>
+    </w:lvl>
+  </w:abstractNum>
+  <w:abstractNum w:abstractNumId="2">
+    <w:nsid w:val="44067E10"/>
+    <w:multiLevelType w:val="multilevel"/>
+    <w:tmpl w:val="44067E10"/>
+    <w:lvl w:ilvl="0" w:tentative="0">
+      <w:start w:val="1"/>
+      <w:numFmt w:val="chineseCounting"/>
+      <w:suff w:val="space"/>
+      <w:lvlText w:val="功能%1："/>
+      <w:lvlJc w:val="left"/>
+      <w:pPr>
+        <w:tabs>
+          <w:tab w:val="left" w:pos="420"/>
+        </w:tabs>
+        <w:ind w:left="425" w:hanging="425"/>
+      </w:pPr>
+      <w:rPr>
+        <w:rFonts w:hint="eastAsia"/>
+      </w:rPr>
+    </w:lvl>
+    <w:lvl w:ilvl="1" w:tentative="0">
+      <w:start w:val="1"/>
+      <w:numFmt w:val="decimal"/>
+      <w:lvlText w:val="(%2)"/>
+      <w:lvlJc w:val="left"/>
+      <w:pPr>
+        <w:tabs>
+          <w:tab w:val="left" w:pos="840"/>
+        </w:tabs>
+        <w:ind w:left="840" w:leftChars="0" w:hanging="420" w:firstLineChars="0"/>
+      </w:pPr>
+      <w:rPr>
+        <w:rFonts w:hint="eastAsia"/>
+      </w:rPr>
+    </w:lvl>
+    <w:lvl w:ilvl="2" w:tentative="0">
+      <w:start w:val="1"/>
+      <w:numFmt w:val="decimalEnclosedCircleChinese"/>
+      <w:lvlText w:val="%3"/>
+      <w:lvlJc w:val="left"/>
+      <w:pPr>
+        <w:tabs>
+          <w:tab w:val="left" w:pos="420"/>
+        </w:tabs>
+        <w:ind w:left="1260" w:leftChars="0" w:hanging="420" w:firstLineChars="0"/>
+      </w:pPr>
+      <w:rPr>
+        <w:rFonts w:hint="eastAsia"/>
+      </w:rPr>
+    </w:lvl>
+    <w:lvl w:ilvl="3" w:tentative="0">
+      <w:start w:val="1"/>
+      <w:numFmt w:val="decimal"/>
+      <w:lvlText w:val="%4)"/>
+      <w:lvlJc w:val="left"/>
+      <w:pPr>
+        <w:tabs>
+          <w:tab w:val="left" w:pos="1680"/>
+        </w:tabs>
+        <w:ind w:left="1680" w:leftChars="0" w:hanging="420" w:firstLineChars="0"/>
+      </w:pPr>
+      <w:rPr>
+        <w:rFonts w:hint="eastAsia"/>
+      </w:rPr>
+    </w:lvl>
+    <w:lvl w:ilvl="4" w:tentative="0">
+      <w:start w:val="1"/>
+      <w:numFmt w:val="lowerLetter"/>
+      <w:lvlText w:val="%5."/>
+      <w:lvlJc w:val="left"/>
+      <w:pPr>
+        <w:tabs>
+          <w:tab w:val="left" w:pos="2100"/>
+        </w:tabs>
+        <w:ind w:left="2100" w:leftChars="0" w:hanging="420" w:firstLineChars="0"/>
+      </w:pPr>
+      <w:rPr>
+        <w:rFonts w:hint="eastAsia"/>
+      </w:rPr>
+    </w:lvl>
+    <w:lvl w:ilvl="5" w:tentative="0">
+      <w:start w:val="1"/>
+      <w:numFmt w:val="lowerLetter"/>
+      <w:lvlText w:val="%6)"/>
+      <w:lvlJc w:val="left"/>
+      <w:pPr>
+        <w:tabs>
+          <w:tab w:val="left" w:pos="2520"/>
+        </w:tabs>
+        <w:ind w:left="2520" w:leftChars="0" w:hanging="420" w:firstLineChars="0"/>
+      </w:pPr>
+      <w:rPr>
+        <w:rFonts w:hint="eastAsia"/>
+      </w:rPr>
+    </w:lvl>
+    <w:lvl w:ilvl="6" w:tentative="0">
+      <w:start w:val="1"/>
+      <w:numFmt w:val="lowerRoman"/>
+      <w:lvlText w:val="%7."/>
+      <w:lvlJc w:val="left"/>
+      <w:pPr>
+        <w:tabs>
+          <w:tab w:val="left" w:pos="2940"/>
+        </w:tabs>
+        <w:ind w:left="2940" w:leftChars="0" w:hanging="420" w:firstLineChars="0"/>
+      </w:pPr>
+      <w:rPr>
+        <w:rFonts w:hint="eastAsia"/>
+      </w:rPr>
+    </w:lvl>
+    <w:lvl w:ilvl="7" w:tentative="0">
+      <w:start w:val="1"/>
+      <w:numFmt w:val="lowerRoman"/>
+      <w:lvlText w:val="%8)"/>
+      <w:lvlJc w:val="left"/>
+      <w:pPr>
+        <w:tabs>
+          <w:tab w:val="left" w:pos="3360"/>
+        </w:tabs>
+        <w:ind w:left="3360" w:leftChars="0" w:hanging="420" w:firstLineChars="0"/>
+      </w:pPr>
+      <w:rPr>
+        <w:rFonts w:hint="eastAsia"/>
+      </w:rPr>
+    </w:lvl>
+    <w:lvl w:ilvl="8" w:tentative="0">
+      <w:start w:val="1"/>
+      <w:numFmt w:val="lowerLetter"/>
+      <w:lvlText w:val="%9."/>
+      <w:lvlJc w:val="left"/>
+      <w:pPr>
+        <w:tabs>
+          <w:tab w:val="left" w:pos="3780"/>
+        </w:tabs>
+        <w:ind w:left="3780" w:leftChars="0" w:hanging="420" w:firstLineChars="0"/>
+      </w:pPr>
+      <w:rPr>
+        <w:rFonts w:hint="eastAsia"/>
+      </w:rPr>
+    </w:lvl>
+  </w:abstractNum>
+  <w:abstractNum w:abstractNumId="3">
+    <w:nsid w:val="536AB742"/>
+    <w:multiLevelType w:val="multilevel"/>
+    <w:tmpl w:val="536AB742"/>
+    <w:lvl w:ilvl="0" w:tentative="0">
+      <w:start w:val="1"/>
+      <w:numFmt w:val="chineseCounting"/>
+      <w:suff w:val="space"/>
+      <w:lvlText w:val="功能%1："/>
+      <w:lvlJc w:val="left"/>
+      <w:pPr>
+        <w:tabs>
+          <w:tab w:val="left" w:pos="420"/>
+        </w:tabs>
+        <w:ind w:left="425" w:hanging="425"/>
+      </w:pPr>
+      <w:rPr>
+        <w:rFonts w:hint="eastAsia"/>
+      </w:rPr>
+    </w:lvl>
+    <w:lvl w:ilvl="1" w:tentative="0">
+      <w:start w:val="1"/>
+      <w:numFmt w:val="decimal"/>
+      <w:lvlText w:val="(%2)"/>
+      <w:lvlJc w:val="left"/>
+      <w:pPr>
+        <w:tabs>
+          <w:tab w:val="left" w:pos="840"/>
+        </w:tabs>
+        <w:ind w:left="840" w:leftChars="0" w:hanging="420" w:firstLineChars="0"/>
+      </w:pPr>
+      <w:rPr>
+        <w:rFonts w:hint="eastAsia"/>
+      </w:rPr>
+    </w:lvl>
+    <w:lvl w:ilvl="2" w:tentative="0">
+      <w:start w:val="1"/>
+      <w:numFmt w:val="decimalEnclosedCircleChinese"/>
+      <w:lvlText w:val="%3"/>
+      <w:lvlJc w:val="left"/>
+      <w:pPr>
+        <w:tabs>
+          <w:tab w:val="left" w:pos="420"/>
+        </w:tabs>
+        <w:ind w:left="1260" w:leftChars="0" w:hanging="420" w:firstLineChars="0"/>
+      </w:pPr>
+      <w:rPr>
+        <w:rFonts w:hint="eastAsia"/>
+      </w:rPr>
+    </w:lvl>
+    <w:lvl w:ilvl="3" w:tentative="0">
+      <w:start w:val="1"/>
+      <w:numFmt w:val="decimal"/>
+      <w:lvlText w:val="%4)"/>
+      <w:lvlJc w:val="left"/>
+      <w:pPr>
+        <w:tabs>
+          <w:tab w:val="left" w:pos="1680"/>
+        </w:tabs>
+        <w:ind w:left="1680" w:leftChars="0" w:hanging="420" w:firstLineChars="0"/>
+      </w:pPr>
+      <w:rPr>
+        <w:rFonts w:hint="eastAsia"/>
+      </w:rPr>
+    </w:lvl>
+    <w:lvl w:ilvl="4" w:tentative="0">
+      <w:start w:val="1"/>
+      <w:numFmt w:val="lowerLetter"/>
+      <w:lvlText w:val="%5."/>
+      <w:lvlJc w:val="left"/>
+      <w:pPr>
+        <w:tabs>
+          <w:tab w:val="left" w:pos="2100"/>
+        </w:tabs>
+        <w:ind w:left="2100" w:leftChars="0" w:hanging="420" w:firstLineChars="0"/>
+      </w:pPr>
+      <w:rPr>
+        <w:rFonts w:hint="eastAsia"/>
+      </w:rPr>
+    </w:lvl>
+    <w:lvl w:ilvl="5" w:tentative="0">
+      <w:start w:val="1"/>
+      <w:numFmt w:val="lowerLetter"/>
+      <w:lvlText w:val="%6)"/>
+      <w:lvlJc w:val="left"/>
+      <w:pPr>
+        <w:tabs>
+          <w:tab w:val="left" w:pos="2520"/>
+        </w:tabs>
+        <w:ind w:left="2520" w:leftChars="0" w:hanging="420" w:firstLineChars="0"/>
+      </w:pPr>
+      <w:rPr>
+        <w:rFonts w:hint="eastAsia"/>
+      </w:rPr>
+    </w:lvl>
+    <w:lvl w:ilvl="6" w:tentative="0">
+      <w:start w:val="1"/>
+      <w:numFmt w:val="lowerRoman"/>
+      <w:lvlText w:val="%7."/>
+      <w:lvlJc w:val="left"/>
+      <w:pPr>
+        <w:tabs>
+          <w:tab w:val="left" w:pos="2940"/>
+        </w:tabs>
+        <w:ind w:left="2940" w:leftChars="0" w:hanging="420" w:firstLineChars="0"/>
+      </w:pPr>
+      <w:rPr>
+        <w:rFonts w:hint="eastAsia"/>
+      </w:rPr>
+    </w:lvl>
+    <w:lvl w:ilvl="7" w:tentative="0">
+      <w:start w:val="1"/>
+      <w:numFmt w:val="lowerRoman"/>
+      <w:lvlText w:val="%8)"/>
+      <w:lvlJc w:val="left"/>
+      <w:pPr>
+        <w:tabs>
+          <w:tab w:val="left" w:pos="3360"/>
+        </w:tabs>
+        <w:ind w:left="3360" w:leftChars="0" w:hanging="420" w:firstLineChars="0"/>
+      </w:pPr>
+      <w:rPr>
+        <w:rFonts w:hint="eastAsia"/>
+      </w:rPr>
+    </w:lvl>
+    <w:lvl w:ilvl="8" w:tentative="0">
+      <w:start w:val="1"/>
+      <w:numFmt w:val="lowerLetter"/>
+      <w:lvlText w:val="%9."/>
+      <w:lvlJc w:val="left"/>
+      <w:pPr>
+        <w:tabs>
+          <w:tab w:val="left" w:pos="3780"/>
+        </w:tabs>
+        <w:ind w:left="3780" w:leftChars="0" w:hanging="420" w:firstLineChars="0"/>
+      </w:pPr>
+      <w:rPr>
+        <w:rFonts w:hint="eastAsia"/>
+      </w:rPr>
+    </w:lvl>
+  </w:abstractNum>
+  <w:abstractNum w:abstractNumId="4">
     <w:nsid w:val="5D7AE3F5"/>
     <w:multiLevelType w:val="multilevel"/>
     <w:tmpl w:val="5D7AE3F5"/>
@@ -5716,7 +12679,7 @@
       </w:rPr>
     </w:lvl>
   </w:abstractNum>
-  <w:abstractNum w:abstractNumId="1">
+  <w:abstractNum w:abstractNumId="5">
     <w:nsid w:val="6BC060E1"/>
     <w:multiLevelType w:val="multilevel"/>
     <w:tmpl w:val="6BC060E1"/>
@@ -5853,10 +12816,22 @@
     </w:lvl>
   </w:abstractNum>
   <w:num w:numId="1">
+    <w:abstractNumId w:val="5"/>
+  </w:num>
+  <w:num w:numId="2">
+    <w:abstractNumId w:val="4"/>
+  </w:num>
+  <w:num w:numId="3">
+    <w:abstractNumId w:val="0"/>
+  </w:num>
+  <w:num w:numId="4">
     <w:abstractNumId w:val="1"/>
   </w:num>
-  <w:num w:numId="2">
-    <w:abstractNumId w:val="0"/>
+  <w:num w:numId="5">
+    <w:abstractNumId w:val="3"/>
+  </w:num>
+  <w:num w:numId="6">
+    <w:abstractNumId w:val="2"/>
   </w:num>
 </w:numbering>
 </file>
@@ -5877,8 +12852,8 @@
     <w:lsdException w:qFormat="1" w:unhideWhenUsed="0" w:uiPriority="0" w:semiHidden="0" w:name="heading 2"/>
     <w:lsdException w:qFormat="1" w:unhideWhenUsed="0" w:uiPriority="0" w:semiHidden="0" w:name="heading 3"/>
     <w:lsdException w:qFormat="1" w:uiPriority="9" w:semiHidden="0" w:name="heading 4"/>
-    <w:lsdException w:qFormat="1" w:uiPriority="9" w:name="heading 5"/>
-    <w:lsdException w:qFormat="1" w:uiPriority="9" w:name="heading 6"/>
+    <w:lsdException w:qFormat="1" w:uiPriority="9" w:semiHidden="0" w:name="heading 5"/>
+    <w:lsdException w:qFormat="1" w:uiPriority="9" w:semiHidden="0" w:name="heading 6"/>
     <w:lsdException w:qFormat="1" w:uiPriority="9" w:name="heading 7"/>
     <w:lsdException w:qFormat="1" w:uiPriority="9" w:name="heading 8"/>
     <w:lsdException w:qFormat="1" w:uiPriority="9" w:name="heading 9"/>
@@ -5892,10 +12867,10 @@
     <w:lsdException w:uiPriority="99" w:name="index 8"/>
     <w:lsdException w:uiPriority="99" w:name="index 9"/>
     <w:lsdException w:qFormat="1" w:unhideWhenUsed="0" w:uiPriority="39" w:semiHidden="0" w:name="toc 1"/>
-    <w:lsdException w:unhideWhenUsed="0" w:uiPriority="39" w:semiHidden="0" w:name="toc 2"/>
+    <w:lsdException w:qFormat="1" w:unhideWhenUsed="0" w:uiPriority="39" w:semiHidden="0" w:name="toc 2"/>
     <w:lsdException w:qFormat="1" w:unhideWhenUsed="0" w:uiPriority="0" w:name="toc 3"/>
     <w:lsdException w:qFormat="1" w:unhideWhenUsed="0" w:uiPriority="0" w:name="toc 4"/>
-    <w:lsdException w:unhideWhenUsed="0" w:uiPriority="0" w:name="toc 5"/>
+    <w:lsdException w:qFormat="1" w:unhideWhenUsed="0" w:uiPriority="0" w:name="toc 5"/>
     <w:lsdException w:qFormat="1" w:unhideWhenUsed="0" w:uiPriority="0" w:name="toc 6"/>
     <w:lsdException w:unhideWhenUsed="0" w:uiPriority="0" w:name="toc 7"/>
     <w:lsdException w:qFormat="1" w:unhideWhenUsed="0" w:uiPriority="0" w:name="toc 8"/>
@@ -6201,7 +13176,7 @@
     <w:name w:val="heading 4"/>
     <w:basedOn w:val="1"/>
     <w:next w:val="1"/>
-    <w:link w:val="29"/>
+    <w:link w:val="31"/>
     <w:unhideWhenUsed/>
     <w:qFormat/>
     <w:uiPriority w:val="9"/>
@@ -6219,13 +13194,53 @@
       <w:szCs w:val="28"/>
     </w:rPr>
   </w:style>
-  <w:style w:type="character" w:default="1" w:styleId="25">
+  <w:style w:type="paragraph" w:styleId="6">
+    <w:name w:val="heading 5"/>
+    <w:basedOn w:val="1"/>
+    <w:next w:val="1"/>
+    <w:unhideWhenUsed/>
+    <w:qFormat/>
+    <w:uiPriority w:val="9"/>
+    <w:pPr>
+      <w:spacing w:before="0" w:beforeAutospacing="1" w:after="0" w:afterAutospacing="1"/>
+      <w:jc w:val="left"/>
+    </w:pPr>
+    <w:rPr>
+      <w:rFonts w:hint="eastAsia" w:ascii="宋体" w:hAnsi="宋体" w:eastAsia="宋体" w:cs="宋体"/>
+      <w:b/>
+      <w:bCs/>
+      <w:kern w:val="0"/>
+      <w:sz w:val="20"/>
+      <w:szCs w:val="20"/>
+      <w:lang w:val="en-US" w:eastAsia="zh-CN" w:bidi="ar"/>
+    </w:rPr>
+  </w:style>
+  <w:style w:type="paragraph" w:styleId="7">
+    <w:name w:val="heading 6"/>
+    <w:basedOn w:val="1"/>
+    <w:next w:val="1"/>
+    <w:unhideWhenUsed/>
+    <w:qFormat/>
+    <w:uiPriority w:val="9"/>
+    <w:pPr>
+      <w:keepNext/>
+      <w:keepLines/>
+      <w:spacing w:before="240" w:beforeLines="0" w:beforeAutospacing="0" w:after="64" w:afterLines="0" w:afterAutospacing="0" w:line="317" w:lineRule="auto"/>
+      <w:outlineLvl w:val="5"/>
+    </w:pPr>
+    <w:rPr>
+      <w:rFonts w:ascii="Arial" w:hAnsi="Arial" w:eastAsia="黑体"/>
+      <w:b/>
+      <w:sz w:val="24"/>
+    </w:rPr>
+  </w:style>
+  <w:style w:type="character" w:default="1" w:styleId="27">
     <w:name w:val="Default Paragraph Font"/>
     <w:semiHidden/>
     <w:unhideWhenUsed/>
     <w:uiPriority w:val="1"/>
   </w:style>
-  <w:style w:type="table" w:default="1" w:styleId="23">
+  <w:style w:type="table" w:default="1" w:styleId="25">
     <w:name w:val="Normal Table"/>
     <w:semiHidden/>
     <w:unhideWhenUsed/>
@@ -6239,7 +13254,7 @@
       </w:tblCellMar>
     </w:tblPr>
   </w:style>
-  <w:style w:type="paragraph" w:styleId="6">
+  <w:style w:type="paragraph" w:styleId="8">
     <w:name w:val="toc 7"/>
     <w:basedOn w:val="1"/>
     <w:next w:val="1"/>
@@ -6249,10 +13264,10 @@
       <w:ind w:left="2520" w:leftChars="1200"/>
     </w:pPr>
   </w:style>
-  <w:style w:type="paragraph" w:styleId="7">
+  <w:style w:type="paragraph" w:styleId="9">
     <w:name w:val="Document Map"/>
     <w:basedOn w:val="1"/>
-    <w:link w:val="28"/>
+    <w:link w:val="30"/>
     <w:semiHidden/>
     <w:unhideWhenUsed/>
     <w:qFormat/>
@@ -6263,7 +13278,7 @@
       <w:szCs w:val="18"/>
     </w:rPr>
   </w:style>
-  <w:style w:type="paragraph" w:styleId="8">
+  <w:style w:type="paragraph" w:styleId="10">
     <w:name w:val="Body Text"/>
     <w:basedOn w:val="1"/>
     <w:semiHidden/>
@@ -6273,7 +13288,7 @@
       <w:color w:val="FF0000"/>
     </w:rPr>
   </w:style>
-  <w:style w:type="paragraph" w:styleId="9">
+  <w:style w:type="paragraph" w:styleId="11">
     <w:name w:val="Body Text Indent"/>
     <w:basedOn w:val="1"/>
     <w:semiHidden/>
@@ -6283,17 +13298,18 @@
       <w:ind w:left="781" w:leftChars="372" w:firstLine="420" w:firstLineChars="200"/>
     </w:pPr>
   </w:style>
-  <w:style w:type="paragraph" w:styleId="10">
+  <w:style w:type="paragraph" w:styleId="12">
     <w:name w:val="toc 5"/>
     <w:basedOn w:val="1"/>
     <w:next w:val="1"/>
     <w:semiHidden/>
+    <w:qFormat/>
     <w:uiPriority w:val="0"/>
     <w:pPr>
       <w:ind w:left="1680" w:leftChars="800"/>
     </w:pPr>
   </w:style>
-  <w:style w:type="paragraph" w:styleId="11">
+  <w:style w:type="paragraph" w:styleId="13">
     <w:name w:val="toc 3"/>
     <w:basedOn w:val="1"/>
     <w:next w:val="1"/>
@@ -6304,10 +13320,10 @@
       <w:ind w:left="840" w:leftChars="400"/>
     </w:pPr>
   </w:style>
-  <w:style w:type="paragraph" w:styleId="12">
+  <w:style w:type="paragraph" w:styleId="14">
     <w:name w:val="Plain Text"/>
     <w:basedOn w:val="1"/>
-    <w:link w:val="32"/>
+    <w:link w:val="34"/>
     <w:semiHidden/>
     <w:qFormat/>
     <w:uiPriority w:val="0"/>
@@ -6316,7 +13332,7 @@
       <w:szCs w:val="20"/>
     </w:rPr>
   </w:style>
-  <w:style w:type="paragraph" w:styleId="13">
+  <w:style w:type="paragraph" w:styleId="15">
     <w:name w:val="toc 8"/>
     <w:basedOn w:val="1"/>
     <w:next w:val="1"/>
@@ -6327,10 +13343,10 @@
       <w:ind w:left="2940" w:leftChars="1400"/>
     </w:pPr>
   </w:style>
-  <w:style w:type="paragraph" w:styleId="14">
+  <w:style w:type="paragraph" w:styleId="16">
     <w:name w:val="Balloon Text"/>
     <w:basedOn w:val="1"/>
-    <w:link w:val="31"/>
+    <w:link w:val="33"/>
     <w:semiHidden/>
     <w:unhideWhenUsed/>
     <w:qFormat/>
@@ -6340,10 +13356,10 @@
       <w:szCs w:val="18"/>
     </w:rPr>
   </w:style>
-  <w:style w:type="paragraph" w:styleId="15">
+  <w:style w:type="paragraph" w:styleId="17">
     <w:name w:val="footer"/>
     <w:basedOn w:val="1"/>
-    <w:link w:val="35"/>
+    <w:link w:val="37"/>
     <w:qFormat/>
     <w:uiPriority w:val="99"/>
     <w:pPr>
@@ -6359,7 +13375,7 @@
       <w:szCs w:val="18"/>
     </w:rPr>
   </w:style>
-  <w:style w:type="paragraph" w:styleId="16">
+  <w:style w:type="paragraph" w:styleId="18">
     <w:name w:val="header"/>
     <w:basedOn w:val="1"/>
     <w:semiHidden/>
@@ -6381,14 +13397,14 @@
       <w:szCs w:val="18"/>
     </w:rPr>
   </w:style>
-  <w:style w:type="paragraph" w:styleId="17">
+  <w:style w:type="paragraph" w:styleId="19">
     <w:name w:val="toc 1"/>
     <w:basedOn w:val="1"/>
     <w:next w:val="1"/>
     <w:qFormat/>
     <w:uiPriority w:val="39"/>
   </w:style>
-  <w:style w:type="paragraph" w:styleId="18">
+  <w:style w:type="paragraph" w:styleId="20">
     <w:name w:val="toc 4"/>
     <w:basedOn w:val="1"/>
     <w:next w:val="1"/>
@@ -6399,7 +13415,7 @@
       <w:ind w:left="1260" w:leftChars="600"/>
     </w:pPr>
   </w:style>
-  <w:style w:type="paragraph" w:styleId="19">
+  <w:style w:type="paragraph" w:styleId="21">
     <w:name w:val="toc 6"/>
     <w:basedOn w:val="1"/>
     <w:next w:val="1"/>
@@ -6410,16 +13426,17 @@
       <w:ind w:left="2100" w:leftChars="1000"/>
     </w:pPr>
   </w:style>
-  <w:style w:type="paragraph" w:styleId="20">
+  <w:style w:type="paragraph" w:styleId="22">
     <w:name w:val="toc 2"/>
     <w:basedOn w:val="1"/>
     <w:next w:val="1"/>
+    <w:qFormat/>
     <w:uiPriority w:val="39"/>
     <w:pPr>
       <w:ind w:left="420" w:leftChars="200"/>
     </w:pPr>
   </w:style>
-  <w:style w:type="paragraph" w:styleId="21">
+  <w:style w:type="paragraph" w:styleId="23">
     <w:name w:val="toc 9"/>
     <w:basedOn w:val="1"/>
     <w:next w:val="1"/>
@@ -6430,7 +13447,7 @@
       <w:ind w:left="3360" w:leftChars="1600"/>
     </w:pPr>
   </w:style>
-  <w:style w:type="paragraph" w:styleId="22">
+  <w:style w:type="paragraph" w:styleId="24">
     <w:name w:val="Normal (Web)"/>
     <w:basedOn w:val="1"/>
     <w:qFormat/>
@@ -6447,9 +13464,9 @@
       <w:sz w:val="24"/>
     </w:rPr>
   </w:style>
-  <w:style w:type="table" w:styleId="24">
+  <w:style w:type="table" w:styleId="26">
     <w:name w:val="Table Grid"/>
-    <w:basedOn w:val="23"/>
+    <w:basedOn w:val="25"/>
     <w:qFormat/>
     <w:uiPriority w:val="59"/>
     <w:rPr>
@@ -6469,18 +13486,18 @@
       </w:tblBorders>
     </w:tblPr>
   </w:style>
-  <w:style w:type="character" w:styleId="26">
+  <w:style w:type="character" w:styleId="28">
     <w:name w:val="Strong"/>
-    <w:basedOn w:val="25"/>
+    <w:basedOn w:val="27"/>
     <w:qFormat/>
     <w:uiPriority w:val="22"/>
     <w:rPr>
       <w:b/>
     </w:rPr>
   </w:style>
-  <w:style w:type="character" w:styleId="27">
+  <w:style w:type="character" w:styleId="29">
     <w:name w:val="Hyperlink"/>
-    <w:basedOn w:val="25"/>
+    <w:basedOn w:val="27"/>
     <w:qFormat/>
     <w:uiPriority w:val="99"/>
     <w:rPr>
@@ -6488,10 +13505,10 @@
       <w:u w:val="single"/>
     </w:rPr>
   </w:style>
-  <w:style w:type="character" w:customStyle="1" w:styleId="28">
+  <w:style w:type="character" w:customStyle="1" w:styleId="30">
     <w:name w:val="文档结构图 字符"/>
-    <w:basedOn w:val="25"/>
-    <w:link w:val="7"/>
+    <w:basedOn w:val="27"/>
+    <w:link w:val="9"/>
     <w:semiHidden/>
     <w:qFormat/>
     <w:uiPriority w:val="99"/>
@@ -6502,9 +13519,9 @@
       <w:szCs w:val="18"/>
     </w:rPr>
   </w:style>
-  <w:style w:type="character" w:customStyle="1" w:styleId="29">
+  <w:style w:type="character" w:customStyle="1" w:styleId="31">
     <w:name w:val="标题 4 字符"/>
-    <w:basedOn w:val="25"/>
+    <w:basedOn w:val="27"/>
     <w:link w:val="5"/>
     <w:qFormat/>
     <w:uiPriority w:val="9"/>
@@ -6517,7 +13534,7 @@
       <w:szCs w:val="28"/>
     </w:rPr>
   </w:style>
-  <w:style w:type="paragraph" w:styleId="30">
+  <w:style w:type="paragraph" w:styleId="32">
     <w:name w:val="List Paragraph"/>
     <w:basedOn w:val="1"/>
     <w:qFormat/>
@@ -6526,10 +13543,10 @@
       <w:ind w:firstLine="420" w:firstLineChars="200"/>
     </w:pPr>
   </w:style>
-  <w:style w:type="character" w:customStyle="1" w:styleId="31">
+  <w:style w:type="character" w:customStyle="1" w:styleId="33">
     <w:name w:val="批注框文本 字符"/>
-    <w:basedOn w:val="25"/>
-    <w:link w:val="14"/>
+    <w:basedOn w:val="27"/>
+    <w:link w:val="16"/>
     <w:semiHidden/>
     <w:qFormat/>
     <w:uiPriority w:val="99"/>
@@ -6539,10 +13556,10 @@
       <w:szCs w:val="18"/>
     </w:rPr>
   </w:style>
-  <w:style w:type="character" w:customStyle="1" w:styleId="32">
+  <w:style w:type="character" w:customStyle="1" w:styleId="34">
     <w:name w:val="纯文本 字符"/>
-    <w:basedOn w:val="25"/>
-    <w:link w:val="12"/>
+    <w:basedOn w:val="27"/>
+    <w:link w:val="14"/>
     <w:semiHidden/>
     <w:qFormat/>
     <w:uiPriority w:val="0"/>
@@ -6552,13 +13569,13 @@
       <w:sz w:val="21"/>
     </w:rPr>
   </w:style>
-  <w:style w:type="character" w:customStyle="1" w:styleId="33">
+  <w:style w:type="character" w:customStyle="1" w:styleId="35">
     <w:name w:val="apple-converted-space"/>
-    <w:basedOn w:val="25"/>
+    <w:basedOn w:val="27"/>
     <w:qFormat/>
     <w:uiPriority w:val="0"/>
   </w:style>
-  <w:style w:type="paragraph" w:customStyle="1" w:styleId="34">
+  <w:style w:type="paragraph" w:customStyle="1" w:styleId="36">
     <w:name w:val="列出段落1"/>
     <w:basedOn w:val="1"/>
     <w:qFormat/>
@@ -6567,10 +13584,10 @@
       <w:ind w:firstLine="420" w:firstLineChars="200"/>
     </w:pPr>
   </w:style>
-  <w:style w:type="character" w:customStyle="1" w:styleId="35">
+  <w:style w:type="character" w:customStyle="1" w:styleId="37">
     <w:name w:val="页脚 字符"/>
-    <w:basedOn w:val="25"/>
-    <w:link w:val="15"/>
+    <w:basedOn w:val="27"/>
+    <w:link w:val="17"/>
     <w:qFormat/>
     <w:uiPriority w:val="99"/>
     <w:rPr>

--- a/doc/需求规格文档.docx
+++ b/doc/需求规格文档.docx
@@ -14,8 +14,8 @@
         </w:rPr>
       </w:pPr>
       <w:bookmarkStart w:id="0" w:name="_Toc24950"/>
-      <w:bookmarkStart w:id="1" w:name="_Toc246399168"/>
-      <w:bookmarkStart w:id="2" w:name="_Toc246399499"/>
+      <w:bookmarkStart w:id="1" w:name="_Toc246399499"/>
+      <w:bookmarkStart w:id="2" w:name="_Toc246399168"/>
       <w:r>
         <w:rPr>
           <w:rFonts w:hint="eastAsia" w:ascii="黑体" w:eastAsia="黑体"/>
@@ -76,9 +76,9 @@
       <w:bookmarkEnd w:id="3"/>
       <w:bookmarkEnd w:id="4"/>
       <w:bookmarkEnd w:id="5"/>
-      <w:bookmarkStart w:id="6" w:name="_Toc246399501"/>
-      <w:bookmarkStart w:id="7" w:name="_Toc246399170"/>
-      <w:bookmarkStart w:id="8" w:name="_Toc19531"/>
+      <w:bookmarkStart w:id="6" w:name="_Toc246399170"/>
+      <w:bookmarkStart w:id="7" w:name="_Toc19531"/>
+      <w:bookmarkStart w:id="8" w:name="_Toc246399501"/>
     </w:p>
     <w:p>
       <w:pPr>
@@ -103,9 +103,9 @@
       <w:bookmarkEnd w:id="6"/>
       <w:bookmarkEnd w:id="7"/>
       <w:bookmarkEnd w:id="8"/>
-      <w:bookmarkStart w:id="9" w:name="_Toc24889"/>
-      <w:bookmarkStart w:id="10" w:name="_Toc246399502"/>
-      <w:bookmarkStart w:id="11" w:name="_Toc246399171"/>
+      <w:bookmarkStart w:id="9" w:name="_Toc246399171"/>
+      <w:bookmarkStart w:id="10" w:name="_Toc24889"/>
+      <w:bookmarkStart w:id="11" w:name="_Toc246399502"/>
     </w:p>
     <w:p>
       <w:pPr>
@@ -221,16 +221,6 @@
       </w:r>
       <w:r>
         <w:rPr>
-          <w:rFonts w:ascii="等线" w:hAnsi="等线" w:eastAsia="等线" w:cs="Times New Roman"/>
-          <w:b/>
-          <w:sz w:val="32"/>
-          <w:szCs w:val="22"/>
-          <w:u w:val="single"/>
-        </w:rPr>
-        <w:t xml:space="preserve">   </w:t>
-      </w:r>
-      <w:r>
-        <w:rPr>
           <w:rFonts w:hint="eastAsia" w:ascii="等线" w:hAnsi="等线" w:eastAsia="等线" w:cs="Times New Roman"/>
           <w:b/>
           <w:sz w:val="32"/>
@@ -238,7 +228,7 @@
           <w:u w:val="single"/>
           <w:lang w:val="en-US" w:eastAsia="zh-CN"/>
         </w:rPr>
-        <w:t>软件学院</w:t>
+        <w:t xml:space="preserve"> </w:t>
       </w:r>
       <w:r>
         <w:rPr>
@@ -248,7 +238,7 @@
           <w:szCs w:val="22"/>
           <w:u w:val="single"/>
         </w:rPr>
-        <w:t xml:space="preserve">     </w:t>
+        <w:t xml:space="preserve">  </w:t>
       </w:r>
       <w:r>
         <w:rPr>
@@ -257,8 +247,40 @@
           <w:sz w:val="32"/>
           <w:szCs w:val="22"/>
           <w:u w:val="single"/>
-        </w:rPr>
-        <w:t xml:space="preserve">      </w:t>
+          <w:lang w:val="en-US" w:eastAsia="zh-CN"/>
+        </w:rPr>
+        <w:t xml:space="preserve"> 软件学院</w:t>
+      </w:r>
+      <w:r>
+        <w:rPr>
+          <w:rFonts w:ascii="等线" w:hAnsi="等线" w:eastAsia="等线" w:cs="Times New Roman"/>
+          <w:b/>
+          <w:sz w:val="32"/>
+          <w:szCs w:val="22"/>
+          <w:u w:val="single"/>
+        </w:rPr>
+        <w:t xml:space="preserve">     </w:t>
+      </w:r>
+      <w:r>
+        <w:rPr>
+          <w:rFonts w:hint="eastAsia" w:ascii="等线" w:hAnsi="等线" w:eastAsia="等线" w:cs="Times New Roman"/>
+          <w:b/>
+          <w:sz w:val="32"/>
+          <w:szCs w:val="22"/>
+          <w:u w:val="single"/>
+          <w:lang w:val="en-US" w:eastAsia="zh-CN"/>
+        </w:rPr>
+        <w:t xml:space="preserve"> </w:t>
+      </w:r>
+      <w:r>
+        <w:rPr>
+          <w:rFonts w:hint="eastAsia" w:ascii="等线" w:hAnsi="等线" w:eastAsia="等线" w:cs="Times New Roman"/>
+          <w:b/>
+          <w:sz w:val="32"/>
+          <w:szCs w:val="22"/>
+          <w:u w:val="single"/>
+        </w:rPr>
+        <w:t xml:space="preserve">    </w:t>
       </w:r>
     </w:p>
     <w:p>
@@ -314,16 +336,6 @@
       </w:r>
       <w:r>
         <w:rPr>
-          <w:rFonts w:ascii="等线" w:hAnsi="等线" w:eastAsia="等线" w:cs="Times New Roman"/>
-          <w:b/>
-          <w:sz w:val="32"/>
-          <w:szCs w:val="22"/>
-          <w:u w:val="single"/>
-        </w:rPr>
-        <w:t xml:space="preserve">   </w:t>
-      </w:r>
-      <w:r>
-        <w:rPr>
           <w:rFonts w:hint="eastAsia" w:ascii="等线" w:hAnsi="等线" w:eastAsia="等线" w:cs="Times New Roman"/>
           <w:b/>
           <w:sz w:val="32"/>
@@ -331,21 +343,11 @@
           <w:u w:val="single"/>
           <w:lang w:val="en-US" w:eastAsia="zh-CN"/>
         </w:rPr>
-        <w:t>2024级</w:t>
+        <w:t xml:space="preserve"> </w:t>
       </w:r>
       <w:r>
         <w:rPr>
           <w:rFonts w:ascii="等线" w:hAnsi="等线" w:eastAsia="等线" w:cs="Times New Roman"/>
-          <w:b/>
-          <w:sz w:val="32"/>
-          <w:szCs w:val="22"/>
-          <w:u w:val="single"/>
-        </w:rPr>
-        <w:t xml:space="preserve">  </w:t>
-      </w:r>
-      <w:r>
-        <w:rPr>
-          <w:rFonts w:hint="eastAsia" w:ascii="等线" w:hAnsi="等线" w:eastAsia="等线" w:cs="Times New Roman"/>
           <w:b/>
           <w:sz w:val="32"/>
           <w:szCs w:val="22"/>
@@ -362,7 +364,17 @@
           <w:u w:val="single"/>
           <w:lang w:val="en-US" w:eastAsia="zh-CN"/>
         </w:rPr>
-        <w:t xml:space="preserve">   </w:t>
+        <w:t xml:space="preserve"> 2024级</w:t>
+      </w:r>
+      <w:r>
+        <w:rPr>
+          <w:rFonts w:ascii="等线" w:hAnsi="等线" w:eastAsia="等线" w:cs="Times New Roman"/>
+          <w:b/>
+          <w:sz w:val="32"/>
+          <w:szCs w:val="22"/>
+          <w:u w:val="single"/>
+        </w:rPr>
+        <w:t xml:space="preserve"> </w:t>
       </w:r>
       <w:r>
         <w:rPr>
@@ -371,8 +383,40 @@
           <w:sz w:val="32"/>
           <w:szCs w:val="22"/>
           <w:u w:val="single"/>
-        </w:rPr>
-        <w:t xml:space="preserve">     </w:t>
+          <w:lang w:val="en-US" w:eastAsia="zh-CN"/>
+        </w:rPr>
+        <w:t xml:space="preserve"> </w:t>
+      </w:r>
+      <w:r>
+        <w:rPr>
+          <w:rFonts w:hint="eastAsia" w:ascii="等线" w:hAnsi="等线" w:eastAsia="等线" w:cs="Times New Roman"/>
+          <w:b/>
+          <w:sz w:val="32"/>
+          <w:szCs w:val="22"/>
+          <w:u w:val="single"/>
+        </w:rPr>
+        <w:t xml:space="preserve"> </w:t>
+      </w:r>
+      <w:r>
+        <w:rPr>
+          <w:rFonts w:hint="eastAsia" w:ascii="等线" w:hAnsi="等线" w:eastAsia="等线" w:cs="Times New Roman"/>
+          <w:b/>
+          <w:sz w:val="32"/>
+          <w:szCs w:val="22"/>
+          <w:u w:val="single"/>
+          <w:lang w:val="en-US" w:eastAsia="zh-CN"/>
+        </w:rPr>
+        <w:t xml:space="preserve">    </w:t>
+      </w:r>
+      <w:r>
+        <w:rPr>
+          <w:rFonts w:hint="eastAsia" w:ascii="等线" w:hAnsi="等线" w:eastAsia="等线" w:cs="Times New Roman"/>
+          <w:b/>
+          <w:sz w:val="32"/>
+          <w:szCs w:val="22"/>
+          <w:u w:val="single"/>
+        </w:rPr>
+        <w:t xml:space="preserve">    </w:t>
       </w:r>
     </w:p>
     <w:p>
@@ -539,7 +583,7 @@
           <w:u w:val="single"/>
           <w:lang w:val="en-US" w:eastAsia="zh-CN"/>
         </w:rPr>
-        <w:t xml:space="preserve">          吴建明</w:t>
+        <w:t xml:space="preserve">         </w:t>
       </w:r>
       <w:r>
         <w:rPr>
@@ -560,7 +604,7 @@
           <w:u w:val="single"/>
           <w:lang w:val="en-US" w:eastAsia="zh-CN"/>
         </w:rPr>
-        <w:t xml:space="preserve">  </w:t>
+        <w:t>吴建明</w:t>
       </w:r>
       <w:r>
         <w:rPr>
@@ -570,7 +614,28 @@
           <w:szCs w:val="22"/>
           <w:u w:val="single"/>
         </w:rPr>
-        <w:t xml:space="preserve">         </w:t>
+        <w:t xml:space="preserve"> </w:t>
+      </w:r>
+      <w:r>
+        <w:rPr>
+          <w:rFonts w:hint="eastAsia" w:ascii="等线" w:hAnsi="等线" w:eastAsia="等线" w:cs="Times New Roman"/>
+          <w:b/>
+          <w:sz w:val="32"/>
+          <w:szCs w:val="22"/>
+          <w:u w:val="single"/>
+          <w:lang w:val="en-US" w:eastAsia="zh-CN"/>
+        </w:rPr>
+        <w:t xml:space="preserve">    </w:t>
+      </w:r>
+      <w:r>
+        <w:rPr>
+          <w:rFonts w:hint="eastAsia" w:ascii="等线" w:hAnsi="等线" w:eastAsia="等线" w:cs="Times New Roman"/>
+          <w:b/>
+          <w:sz w:val="32"/>
+          <w:szCs w:val="22"/>
+          <w:u w:val="single"/>
+        </w:rPr>
+        <w:t xml:space="preserve">       </w:t>
       </w:r>
     </w:p>
     <w:p>
@@ -608,7 +673,7 @@
           <w:u w:val="single"/>
           <w:lang w:val="en-US" w:eastAsia="zh-CN"/>
         </w:rPr>
-        <w:t xml:space="preserve">          蔡卓君</w:t>
+        <w:t xml:space="preserve">          蔡卓君 </w:t>
       </w:r>
       <w:r>
         <w:rPr>
@@ -618,7 +683,7 @@
           <w:szCs w:val="22"/>
           <w:u w:val="single"/>
         </w:rPr>
-        <w:t xml:space="preserve"> </w:t>
+        <w:t xml:space="preserve">  </w:t>
       </w:r>
       <w:r>
         <w:rPr>
@@ -639,7 +704,7 @@
           <w:szCs w:val="22"/>
           <w:u w:val="single"/>
         </w:rPr>
-        <w:t xml:space="preserve">         </w:t>
+        <w:t xml:space="preserve">       </w:t>
       </w:r>
     </w:p>
     <w:p>
@@ -654,7 +719,7 @@
       </w:pPr>
       <w:r>
         <w:rPr>
-          <w:rFonts w:hint="eastAsia" w:ascii="Times New Roman" w:eastAsia="宋体"/>
+          <w:rFonts w:hint="eastAsia"/>
           <w:b/>
           <w:sz w:val="32"/>
           <w:lang w:val="en-US" w:eastAsia="zh-CN"/>
@@ -708,8 +773,10 @@
           <w:sz w:val="32"/>
           <w:lang w:val="en-US" w:eastAsia="zh-CN"/>
         </w:rPr>
-        <w:t>14</w:t>
-      </w:r>
+        <w:t>18</w:t>
+      </w:r>
+      <w:bookmarkStart w:id="60" w:name="_GoBack"/>
+      <w:bookmarkEnd w:id="60"/>
       <w:r>
         <w:rPr>
           <w:rFonts w:ascii="等线" w:hAnsi="等线" w:eastAsia="等线"/>
@@ -4278,99 +4345,635 @@
     </w:p>
     <w:p>
       <w:pPr>
-        <w:ind w:firstLine="420"/>
-        <w:rPr>
-          <w:szCs w:val="21"/>
-        </w:rPr>
+        <w:ind w:firstLine="480" w:firstLineChars="200"/>
+        <w:rPr>
+          <w:rFonts w:hint="default" w:ascii="Arial" w:hAnsi="Arial"/>
+          <w:sz w:val="24"/>
+          <w:lang w:val="en-US" w:eastAsia="zh-CN"/>
+        </w:rPr>
+      </w:pPr>
+      <w:bookmarkStart w:id="23" w:name="_Toc116050385"/>
+      <w:r>
+        <w:rPr>
+          <w:rFonts w:hint="eastAsia" w:ascii="Arial" w:hAnsi="Arial"/>
+          <w:sz w:val="24"/>
+          <w:lang w:val="en-US" w:eastAsia="zh-CN"/>
+        </w:rPr>
+        <w:t>·</w:t>
+      </w:r>
+      <w:r>
+        <w:rPr>
+          <w:rFonts w:hint="default" w:ascii="Arial" w:hAnsi="Arial"/>
+          <w:sz w:val="24"/>
+          <w:lang w:val="en-US" w:eastAsia="zh-CN"/>
+        </w:rPr>
+        <w:t>本软件定位为 “高效智能的企业招聘与求职对接平台”，核心意图是通过数字化、智能化手段重构招聘流程。目标是解决传统招聘中信息不对称、流程繁琐、匹配低效、管理混乱等痛点，为企业提供标准化招聘管理工具，为求职者提供一站式求职服务。</w:t>
+      </w:r>
+    </w:p>
+    <w:p>
+      <w:pPr>
+        <w:ind w:firstLine="480" w:firstLineChars="200"/>
+        <w:rPr>
+          <w:rFonts w:hint="default" w:ascii="Arial" w:hAnsi="Arial"/>
+          <w:sz w:val="24"/>
+          <w:lang w:val="en-US" w:eastAsia="zh-CN"/>
+        </w:rPr>
+      </w:pPr>
+      <w:r>
+        <w:rPr>
+          <w:rFonts w:hint="eastAsia" w:ascii="Arial" w:hAnsi="Arial"/>
+          <w:sz w:val="24"/>
+          <w:lang w:val="en-US" w:eastAsia="zh-CN"/>
+        </w:rPr>
+        <w:t>·</w:t>
+      </w:r>
+      <w:r>
+        <w:rPr>
+          <w:rFonts w:hint="default" w:ascii="Arial" w:hAnsi="Arial"/>
+          <w:sz w:val="24"/>
+          <w:lang w:val="en-US" w:eastAsia="zh-CN"/>
+        </w:rPr>
+        <w:t>平台作用范围覆盖全行业企业招聘场景与各类求职者求职需求，支持从岗位发布、简历投递、智能匹配、面试安排到录用确认的全流程线上化。市场前景广阔，面向中小企业（缺乏专业 ATS 系统）、各类求职人群（应届生、职场转型者等），可通过 B 端付费套餐、增值服务等模式实现商业变现，具备较强的市场竞争力。</w:t>
+      </w:r>
+    </w:p>
+    <w:p>
+      <w:pPr>
+        <w:pStyle w:val="3"/>
       </w:pPr>
       <w:r>
         <w:rPr>
           <w:rFonts w:hint="eastAsia"/>
-          <w:sz w:val="24"/>
-        </w:rPr>
-        <w:t>描述项目开发意图、所应达到的目标、作用范围以及市场前景等。</w:t>
-      </w:r>
-      <w:r>
-        <w:rPr>
-          <w:szCs w:val="21"/>
-        </w:rPr>
-        <w:t xml:space="preserve"> </w:t>
-      </w:r>
-    </w:p>
-    <w:p>
-      <w:pPr>
-        <w:rPr>
-          <w:rFonts w:ascii="宋体" w:hAnsi="宋体"/>
-          <w:szCs w:val="21"/>
-        </w:rPr>
-      </w:pPr>
-      <w:r>
-        <w:rPr>
-          <w:rFonts w:ascii="宋体" w:hAnsi="宋体"/>
-          <w:szCs w:val="21"/>
-        </w:rPr>
-        <w:t xml:space="preserve"> </w:t>
+        </w:rPr>
+        <w:t>2.2用户特征</w:t>
+      </w:r>
+      <w:bookmarkEnd w:id="23"/>
+    </w:p>
+    <w:p>
+      <w:pPr>
+        <w:rPr>
+          <w:rFonts w:hint="default" w:ascii="Arial" w:hAnsi="Arial"/>
+          <w:sz w:val="24"/>
+          <w:lang w:val="en-US" w:eastAsia="zh-CN"/>
+        </w:rPr>
+      </w:pPr>
+      <w:bookmarkStart w:id="24" w:name="_Toc116050386"/>
+      <w:r>
+        <w:rPr>
+          <w:rFonts w:hint="eastAsia" w:ascii="Arial" w:hAnsi="Arial"/>
+          <w:sz w:val="24"/>
+          <w:lang w:val="en-US" w:eastAsia="zh-CN"/>
+        </w:rPr>
+        <w:t>-</w:t>
+      </w:r>
+      <w:r>
+        <w:rPr>
+          <w:rFonts w:hint="default" w:ascii="Arial" w:hAnsi="Arial"/>
+          <w:sz w:val="24"/>
+          <w:lang w:val="en-US" w:eastAsia="zh-CN"/>
+        </w:rPr>
+        <w:t>求职者</w:t>
+      </w:r>
+    </w:p>
+    <w:p>
+      <w:pPr>
+        <w:ind w:firstLine="480" w:firstLineChars="200"/>
+        <w:rPr>
+          <w:rFonts w:hint="default" w:ascii="Arial" w:hAnsi="Arial"/>
+          <w:sz w:val="24"/>
+          <w:lang w:val="en-US" w:eastAsia="zh-CN"/>
+        </w:rPr>
+      </w:pPr>
+      <w:r>
+        <w:rPr>
+          <w:rFonts w:hint="eastAsia" w:ascii="Arial" w:hAnsi="Arial"/>
+          <w:sz w:val="24"/>
+          <w:lang w:val="en-US" w:eastAsia="zh-CN"/>
+        </w:rPr>
+        <w:t>·</w:t>
+      </w:r>
+      <w:r>
+        <w:rPr>
+          <w:rFonts w:hint="default" w:ascii="Arial" w:hAnsi="Arial"/>
+          <w:sz w:val="24"/>
+          <w:lang w:val="en-US" w:eastAsia="zh-CN"/>
+        </w:rPr>
+        <w:t>教育水平：高中及以上学历，涵盖应届生、职场人士等群体。</w:t>
+      </w:r>
+    </w:p>
+    <w:p>
+      <w:pPr>
+        <w:ind w:firstLine="480" w:firstLineChars="200"/>
+        <w:rPr>
+          <w:rFonts w:hint="default" w:ascii="Arial" w:hAnsi="Arial"/>
+          <w:sz w:val="24"/>
+          <w:lang w:val="en-US" w:eastAsia="zh-CN"/>
+        </w:rPr>
+      </w:pPr>
+      <w:r>
+        <w:rPr>
+          <w:rFonts w:hint="eastAsia" w:ascii="Arial" w:hAnsi="Arial"/>
+          <w:sz w:val="24"/>
+          <w:lang w:val="en-US" w:eastAsia="zh-CN"/>
+        </w:rPr>
+        <w:t>·</w:t>
+      </w:r>
+      <w:r>
+        <w:rPr>
+          <w:rFonts w:hint="default" w:ascii="Arial" w:hAnsi="Arial"/>
+          <w:sz w:val="24"/>
+          <w:lang w:val="en-US" w:eastAsia="zh-CN"/>
+        </w:rPr>
+        <w:t>工作经验：无强制要求，应届生可无工作经验，职场人士具备 0-20 年不等相关工作经验。</w:t>
+      </w:r>
+    </w:p>
+    <w:p>
+      <w:pPr>
+        <w:ind w:firstLine="480" w:firstLineChars="200"/>
+        <w:rPr>
+          <w:rFonts w:hint="default" w:ascii="Arial" w:hAnsi="Arial"/>
+          <w:sz w:val="24"/>
+          <w:lang w:val="en-US" w:eastAsia="zh-CN"/>
+        </w:rPr>
+      </w:pPr>
+      <w:r>
+        <w:rPr>
+          <w:rFonts w:hint="eastAsia" w:ascii="Arial" w:hAnsi="Arial"/>
+          <w:sz w:val="24"/>
+          <w:lang w:val="en-US" w:eastAsia="zh-CN"/>
+        </w:rPr>
+        <w:t>·</w:t>
+      </w:r>
+      <w:r>
+        <w:rPr>
+          <w:rFonts w:hint="default" w:ascii="Arial" w:hAnsi="Arial"/>
+          <w:sz w:val="24"/>
+          <w:lang w:val="en-US" w:eastAsia="zh-CN"/>
+        </w:rPr>
+        <w:t>技术专长：掌握基础电脑 / 移动端操作，能熟练使用浏览器、办公软件（如 Word 编辑简历），无需专业技术背景。</w:t>
+      </w:r>
+    </w:p>
+    <w:p>
+      <w:pPr>
+        <w:ind w:firstLine="480" w:firstLineChars="200"/>
+        <w:rPr>
+          <w:rFonts w:hint="default" w:ascii="Arial" w:hAnsi="Arial"/>
+          <w:sz w:val="24"/>
+          <w:lang w:val="en-US" w:eastAsia="zh-CN"/>
+        </w:rPr>
+      </w:pPr>
+    </w:p>
+    <w:p>
+      <w:pPr>
+        <w:rPr>
+          <w:rFonts w:hint="default" w:ascii="Arial" w:hAnsi="Arial"/>
+          <w:sz w:val="24"/>
+          <w:lang w:val="en-US" w:eastAsia="zh-CN"/>
+        </w:rPr>
+      </w:pPr>
+      <w:r>
+        <w:rPr>
+          <w:rFonts w:hint="eastAsia" w:ascii="Arial" w:hAnsi="Arial"/>
+          <w:sz w:val="24"/>
+          <w:lang w:val="en-US" w:eastAsia="zh-CN"/>
+        </w:rPr>
+        <w:t>-</w:t>
+      </w:r>
+      <w:r>
+        <w:rPr>
+          <w:rFonts w:hint="default" w:ascii="Arial" w:hAnsi="Arial"/>
+          <w:sz w:val="24"/>
+          <w:lang w:val="en-US" w:eastAsia="zh-CN"/>
+        </w:rPr>
+        <w:t>企业用户（企业管理员、HR 人员）</w:t>
+      </w:r>
+    </w:p>
+    <w:p>
+      <w:pPr>
+        <w:ind w:firstLine="480" w:firstLineChars="200"/>
+        <w:rPr>
+          <w:rFonts w:hint="default" w:ascii="Arial" w:hAnsi="Arial"/>
+          <w:sz w:val="24"/>
+          <w:lang w:val="en-US" w:eastAsia="zh-CN"/>
+        </w:rPr>
+      </w:pPr>
+      <w:r>
+        <w:rPr>
+          <w:rFonts w:hint="eastAsia" w:ascii="Arial" w:hAnsi="Arial"/>
+          <w:sz w:val="24"/>
+          <w:lang w:val="en-US" w:eastAsia="zh-CN"/>
+        </w:rPr>
+        <w:t>·</w:t>
+      </w:r>
+      <w:r>
+        <w:rPr>
+          <w:rFonts w:hint="default" w:ascii="Arial" w:hAnsi="Arial"/>
+          <w:sz w:val="24"/>
+          <w:lang w:val="en-US" w:eastAsia="zh-CN"/>
+        </w:rPr>
+        <w:t>教育水平：大专及以上学历，人力资源相关专业或具备人力资源工作经验者优先。</w:t>
+      </w:r>
+    </w:p>
+    <w:p>
+      <w:pPr>
+        <w:ind w:firstLine="480" w:firstLineChars="200"/>
+        <w:rPr>
+          <w:rFonts w:hint="default" w:ascii="Arial" w:hAnsi="Arial"/>
+          <w:sz w:val="24"/>
+          <w:lang w:val="en-US" w:eastAsia="zh-CN"/>
+        </w:rPr>
+      </w:pPr>
+      <w:r>
+        <w:rPr>
+          <w:rFonts w:hint="eastAsia" w:ascii="Arial" w:hAnsi="Arial"/>
+          <w:sz w:val="24"/>
+          <w:lang w:val="en-US" w:eastAsia="zh-CN"/>
+        </w:rPr>
+        <w:t>·</w:t>
+      </w:r>
+      <w:r>
+        <w:rPr>
+          <w:rFonts w:hint="default" w:ascii="Arial" w:hAnsi="Arial"/>
+          <w:sz w:val="24"/>
+          <w:lang w:val="en-US" w:eastAsia="zh-CN"/>
+        </w:rPr>
+        <w:t>工作经验：企业管理员需具备 1 年以上管理经验，HR 人员需具备基础招聘工作经验。</w:t>
+      </w:r>
+    </w:p>
+    <w:p>
+      <w:pPr>
+        <w:ind w:firstLine="480" w:firstLineChars="200"/>
+        <w:rPr>
+          <w:rFonts w:hint="default" w:ascii="Arial" w:hAnsi="Arial"/>
+          <w:sz w:val="24"/>
+          <w:lang w:val="en-US" w:eastAsia="zh-CN"/>
+        </w:rPr>
+      </w:pPr>
+      <w:r>
+        <w:rPr>
+          <w:rFonts w:hint="eastAsia" w:ascii="Arial" w:hAnsi="Arial"/>
+          <w:sz w:val="24"/>
+          <w:lang w:val="en-US" w:eastAsia="zh-CN"/>
+        </w:rPr>
+        <w:t>·</w:t>
+      </w:r>
+      <w:r>
+        <w:rPr>
+          <w:rFonts w:hint="default" w:ascii="Arial" w:hAnsi="Arial"/>
+          <w:sz w:val="24"/>
+          <w:lang w:val="en-US" w:eastAsia="zh-CN"/>
+        </w:rPr>
+        <w:t>技术专长：熟练使用办公软件（Excel、Word），掌握基础线上系统操作能力，能快速适应平台功能。</w:t>
+      </w:r>
+    </w:p>
+    <w:p>
+      <w:pPr>
+        <w:ind w:firstLine="480" w:firstLineChars="200"/>
+        <w:rPr>
+          <w:rFonts w:hint="default" w:ascii="Arial" w:hAnsi="Arial"/>
+          <w:sz w:val="24"/>
+          <w:lang w:val="en-US" w:eastAsia="zh-CN"/>
+        </w:rPr>
+      </w:pPr>
+    </w:p>
+    <w:p>
+      <w:pPr>
+        <w:rPr>
+          <w:rFonts w:hint="default" w:ascii="Arial" w:hAnsi="Arial"/>
+          <w:sz w:val="24"/>
+          <w:lang w:val="en-US" w:eastAsia="zh-CN"/>
+        </w:rPr>
+      </w:pPr>
+      <w:r>
+        <w:rPr>
+          <w:rFonts w:hint="eastAsia" w:ascii="Arial" w:hAnsi="Arial"/>
+          <w:sz w:val="24"/>
+          <w:lang w:val="en-US" w:eastAsia="zh-CN"/>
+        </w:rPr>
+        <w:t>-</w:t>
+      </w:r>
+      <w:r>
+        <w:rPr>
+          <w:rFonts w:hint="default" w:ascii="Arial" w:hAnsi="Arial"/>
+          <w:sz w:val="24"/>
+          <w:lang w:val="en-US" w:eastAsia="zh-CN"/>
+        </w:rPr>
+        <w:t>平台管理员</w:t>
+      </w:r>
+    </w:p>
+    <w:p>
+      <w:pPr>
+        <w:ind w:firstLine="480" w:firstLineChars="200"/>
+        <w:rPr>
+          <w:rFonts w:hint="default" w:ascii="Arial" w:hAnsi="Arial"/>
+          <w:sz w:val="24"/>
+          <w:lang w:val="en-US" w:eastAsia="zh-CN"/>
+        </w:rPr>
+      </w:pPr>
+      <w:r>
+        <w:rPr>
+          <w:rFonts w:hint="eastAsia" w:ascii="Arial" w:hAnsi="Arial"/>
+          <w:sz w:val="24"/>
+          <w:lang w:val="en-US" w:eastAsia="zh-CN"/>
+        </w:rPr>
+        <w:t>·</w:t>
+      </w:r>
+      <w:r>
+        <w:rPr>
+          <w:rFonts w:hint="default" w:ascii="Arial" w:hAnsi="Arial"/>
+          <w:sz w:val="24"/>
+          <w:lang w:val="en-US" w:eastAsia="zh-CN"/>
+        </w:rPr>
+        <w:t>教育水平：本科及以上学历，计算机相关专业优先。</w:t>
+      </w:r>
+    </w:p>
+    <w:p>
+      <w:pPr>
+        <w:ind w:firstLine="480" w:firstLineChars="200"/>
+        <w:rPr>
+          <w:rFonts w:hint="default" w:ascii="Arial" w:hAnsi="Arial"/>
+          <w:sz w:val="24"/>
+          <w:lang w:val="en-US" w:eastAsia="zh-CN"/>
+        </w:rPr>
+      </w:pPr>
+      <w:r>
+        <w:rPr>
+          <w:rFonts w:hint="eastAsia" w:ascii="Arial" w:hAnsi="Arial"/>
+          <w:sz w:val="24"/>
+          <w:lang w:val="en-US" w:eastAsia="zh-CN"/>
+        </w:rPr>
+        <w:t>·</w:t>
+      </w:r>
+      <w:r>
+        <w:rPr>
+          <w:rFonts w:hint="default" w:ascii="Arial" w:hAnsi="Arial"/>
+          <w:sz w:val="24"/>
+          <w:lang w:val="en-US" w:eastAsia="zh-CN"/>
+        </w:rPr>
+        <w:t>工作经验：具备 1 年以上系统管理或运维相关经验。</w:t>
+      </w:r>
+    </w:p>
+    <w:p>
+      <w:pPr>
+        <w:ind w:firstLine="480" w:firstLineChars="200"/>
+      </w:pPr>
+      <w:r>
+        <w:rPr>
+          <w:rFonts w:hint="eastAsia" w:ascii="Arial" w:hAnsi="Arial"/>
+          <w:sz w:val="24"/>
+          <w:lang w:val="en-US" w:eastAsia="zh-CN"/>
+        </w:rPr>
+        <w:t>·</w:t>
+      </w:r>
+      <w:r>
+        <w:rPr>
+          <w:rFonts w:hint="default" w:ascii="Arial" w:hAnsi="Arial"/>
+          <w:sz w:val="24"/>
+          <w:lang w:val="en-US" w:eastAsia="zh-CN"/>
+        </w:rPr>
+        <w:t>技术专长：熟悉用户权限管理逻辑，了解基础数据统计与系统监控方法，能处理简单系统操作问题。</w:t>
       </w:r>
     </w:p>
     <w:p>
       <w:pPr>
         <w:pStyle w:val="3"/>
       </w:pPr>
-      <w:bookmarkStart w:id="23" w:name="_Toc116050385"/>
       <w:r>
         <w:rPr>
           <w:rFonts w:hint="eastAsia"/>
         </w:rPr>
-        <w:t>2.2用户特征</w:t>
-      </w:r>
-      <w:bookmarkEnd w:id="23"/>
-    </w:p>
-    <w:p>
-      <w:pPr>
-        <w:rPr>
-          <w:sz w:val="24"/>
-        </w:rPr>
-      </w:pPr>
-      <w:r>
-        <w:rPr>
-          <w:rFonts w:hint="eastAsia"/>
-          <w:sz w:val="24"/>
-        </w:rPr>
-        <w:t>描述最终用户应具有的受教育水平、工作经验及技术专长。</w:t>
-      </w:r>
-    </w:p>
-    <w:p>
-      <w:pPr>
-        <w:pStyle w:val="3"/>
-      </w:pPr>
-      <w:bookmarkStart w:id="24" w:name="_Toc116050386"/>
-      <w:r>
-        <w:rPr>
-          <w:rFonts w:hint="eastAsia"/>
-        </w:rPr>
         <w:t>2.3运行环境</w:t>
       </w:r>
       <w:bookmarkEnd w:id="24"/>
     </w:p>
     <w:p>
       <w:pPr>
-        <w:rPr>
-          <w:sz w:val="24"/>
-        </w:rPr>
-      </w:pPr>
-      <w:r>
-        <w:rPr>
-          <w:rFonts w:hint="eastAsia"/>
-          <w:sz w:val="24"/>
-        </w:rPr>
-        <w:t>描述软件的运行环境，包括硬件平台、硬件要求、操作系统和版本，以及其他的软件或与其共存的应用程序等。</w:t>
+        <w:ind w:firstLine="480" w:firstLineChars="200"/>
+        <w:rPr>
+          <w:rFonts w:hint="eastAsia" w:ascii="Arial" w:hAnsi="Arial"/>
+          <w:sz w:val="24"/>
+          <w:lang w:val="en-US" w:eastAsia="zh-CN"/>
+        </w:rPr>
+      </w:pPr>
+      <w:bookmarkStart w:id="25" w:name="_Toc116050387"/>
+      <w:r>
+        <w:rPr>
+          <w:rFonts w:hint="eastAsia" w:ascii="Arial" w:hAnsi="Arial"/>
+          <w:sz w:val="24"/>
+          <w:lang w:val="en-US" w:eastAsia="zh-CN"/>
+        </w:rPr>
+        <w:t>·</w:t>
+      </w:r>
+      <w:r>
+        <w:rPr>
+          <w:rFonts w:hint="default" w:ascii="Arial" w:hAnsi="Arial"/>
+          <w:sz w:val="24"/>
+          <w:lang w:val="en-US" w:eastAsia="zh-CN"/>
+        </w:rPr>
+        <w:t>硬件平台</w:t>
+      </w:r>
+    </w:p>
+    <w:p>
+      <w:pPr>
+        <w:ind w:firstLine="480" w:firstLineChars="200"/>
+        <w:rPr>
+          <w:rFonts w:hint="eastAsia" w:ascii="Arial" w:hAnsi="Arial"/>
+          <w:sz w:val="24"/>
+          <w:lang w:val="en-US" w:eastAsia="zh-CN"/>
+        </w:rPr>
+      </w:pPr>
+      <w:r>
+        <w:rPr>
+          <w:rFonts w:hint="default" w:ascii="Arial" w:hAnsi="Arial"/>
+          <w:sz w:val="24"/>
+          <w:lang w:val="en-US" w:eastAsia="zh-CN"/>
+        </w:rPr>
+        <w:t>服务器端：CPU≥8 核，内存≥16GB，硬盘容量≥500GB，支持千兆网络带宽。</w:t>
+      </w:r>
+    </w:p>
+    <w:p>
+      <w:pPr>
+        <w:ind w:firstLine="480" w:firstLineChars="200"/>
+        <w:rPr>
+          <w:rFonts w:hint="default" w:ascii="Arial" w:hAnsi="Arial"/>
+          <w:sz w:val="24"/>
+          <w:lang w:val="en-US" w:eastAsia="zh-CN"/>
+        </w:rPr>
+      </w:pPr>
+      <w:r>
+        <w:rPr>
+          <w:rFonts w:hint="default" w:ascii="Arial" w:hAnsi="Arial"/>
+          <w:sz w:val="24"/>
+          <w:lang w:val="en-US" w:eastAsia="zh-CN"/>
+        </w:rPr>
+        <w:t>客户端：PC 端需具备双核以上 CPU、4GB 以上内存；移动端支持主流智能手机（安卓 8.0 及以上、iOS 12 及以上系统）。</w:t>
+      </w:r>
+    </w:p>
+    <w:p>
+      <w:pPr>
+        <w:ind w:firstLine="480" w:firstLineChars="200"/>
+        <w:rPr>
+          <w:rFonts w:hint="eastAsia" w:ascii="Arial" w:hAnsi="Arial"/>
+          <w:sz w:val="24"/>
+          <w:lang w:val="en-US" w:eastAsia="zh-CN"/>
+        </w:rPr>
+      </w:pPr>
+    </w:p>
+    <w:p>
+      <w:pPr>
+        <w:ind w:firstLine="480" w:firstLineChars="200"/>
+        <w:rPr>
+          <w:rFonts w:hint="default" w:ascii="Arial" w:hAnsi="Arial"/>
+          <w:sz w:val="24"/>
+          <w:lang w:val="en-US" w:eastAsia="zh-CN"/>
+        </w:rPr>
+      </w:pPr>
+      <w:r>
+        <w:rPr>
+          <w:rFonts w:hint="eastAsia" w:ascii="Arial" w:hAnsi="Arial"/>
+          <w:sz w:val="24"/>
+          <w:lang w:val="en-US" w:eastAsia="zh-CN"/>
+        </w:rPr>
+        <w:t>·</w:t>
+      </w:r>
+      <w:r>
+        <w:rPr>
+          <w:rFonts w:hint="default" w:ascii="Arial" w:hAnsi="Arial"/>
+          <w:sz w:val="24"/>
+          <w:lang w:val="en-US" w:eastAsia="zh-CN"/>
+        </w:rPr>
+        <w:t>操作系统</w:t>
+      </w:r>
+    </w:p>
+    <w:p>
+      <w:pPr>
+        <w:ind w:firstLine="480" w:firstLineChars="200"/>
+        <w:rPr>
+          <w:rFonts w:hint="eastAsia" w:ascii="Arial" w:hAnsi="Arial"/>
+          <w:sz w:val="24"/>
+          <w:lang w:val="en-US" w:eastAsia="zh-CN"/>
+        </w:rPr>
+      </w:pPr>
+      <w:r>
+        <w:rPr>
+          <w:rFonts w:hint="default" w:ascii="Arial" w:hAnsi="Arial"/>
+          <w:sz w:val="24"/>
+          <w:lang w:val="en-US" w:eastAsia="zh-CN"/>
+        </w:rPr>
+        <w:t>服务器端：支持 Windows Server 2016 及以上、Linux（CentOS 7.0+、Ubuntu 18.04+）。</w:t>
+      </w:r>
+    </w:p>
+    <w:p>
+      <w:pPr>
+        <w:ind w:firstLine="480" w:firstLineChars="200"/>
+        <w:rPr>
+          <w:rFonts w:hint="default" w:ascii="Arial" w:hAnsi="Arial"/>
+          <w:sz w:val="24"/>
+          <w:lang w:val="en-US" w:eastAsia="zh-CN"/>
+        </w:rPr>
+      </w:pPr>
+      <w:r>
+        <w:rPr>
+          <w:rFonts w:hint="default" w:ascii="Arial" w:hAnsi="Arial"/>
+          <w:sz w:val="24"/>
+          <w:lang w:val="en-US" w:eastAsia="zh-CN"/>
+        </w:rPr>
+        <w:t>客户端：PC 端支持 Windows 10 及以上、macOS 10.15 及以上；移动端支持安卓 8.0+、iOS 12+。</w:t>
+      </w:r>
+    </w:p>
+    <w:p>
+      <w:pPr>
+        <w:ind w:firstLine="480" w:firstLineChars="200"/>
+        <w:rPr>
+          <w:rFonts w:hint="eastAsia" w:ascii="Arial" w:hAnsi="Arial"/>
+          <w:sz w:val="24"/>
+          <w:lang w:val="en-US" w:eastAsia="zh-CN"/>
+        </w:rPr>
+      </w:pPr>
+    </w:p>
+    <w:p>
+      <w:pPr>
+        <w:ind w:firstLine="480" w:firstLineChars="200"/>
+        <w:rPr>
+          <w:rFonts w:hint="default" w:ascii="Arial" w:hAnsi="Arial"/>
+          <w:sz w:val="24"/>
+          <w:lang w:val="en-US" w:eastAsia="zh-CN"/>
+        </w:rPr>
+      </w:pPr>
+      <w:r>
+        <w:rPr>
+          <w:rFonts w:hint="eastAsia" w:ascii="Arial" w:hAnsi="Arial"/>
+          <w:sz w:val="24"/>
+          <w:lang w:val="en-US" w:eastAsia="zh-CN"/>
+        </w:rPr>
+        <w:t>·</w:t>
+      </w:r>
+      <w:r>
+        <w:rPr>
+          <w:rFonts w:hint="default" w:ascii="Arial" w:hAnsi="Arial"/>
+          <w:sz w:val="24"/>
+          <w:lang w:val="en-US" w:eastAsia="zh-CN"/>
+        </w:rPr>
+        <w:t>其他软件依赖</w:t>
+      </w:r>
+    </w:p>
+    <w:p>
+      <w:pPr>
+        <w:ind w:firstLine="480" w:firstLineChars="200"/>
+        <w:rPr>
+          <w:rFonts w:hint="eastAsia" w:ascii="Arial" w:hAnsi="Arial"/>
+          <w:sz w:val="24"/>
+          <w:lang w:val="en-US" w:eastAsia="zh-CN"/>
+        </w:rPr>
+      </w:pPr>
+      <w:r>
+        <w:rPr>
+          <w:rFonts w:hint="default" w:ascii="Arial" w:hAnsi="Arial"/>
+          <w:sz w:val="24"/>
+          <w:lang w:val="en-US" w:eastAsia="zh-CN"/>
+        </w:rPr>
+        <w:t>服务器端：数据库支持 MySQL 8.0+、Redis 6.0+；Web 服务器支持 Nginx 1.18+；开发框架兼容 Java Spring Boot 2.5 + 或 Python Django 3.2+。</w:t>
+      </w:r>
+    </w:p>
+    <w:p>
+      <w:pPr>
+        <w:ind w:firstLine="480" w:firstLineChars="200"/>
+        <w:rPr>
+          <w:rFonts w:hint="eastAsia" w:ascii="Arial" w:hAnsi="Arial"/>
+          <w:sz w:val="24"/>
+          <w:lang w:val="en-US" w:eastAsia="zh-CN"/>
+        </w:rPr>
+      </w:pPr>
+      <w:r>
+        <w:rPr>
+          <w:rFonts w:hint="default" w:ascii="Arial" w:hAnsi="Arial"/>
+          <w:sz w:val="24"/>
+          <w:lang w:val="en-US" w:eastAsia="zh-CN"/>
+        </w:rPr>
+        <w:t>客户端：浏览器支持 Chrome 90+、Firefox 88+、Edge 90+、Safari 14+；移动端无需额外安装插件，通过浏览器或微信小程序访问。</w:t>
+      </w:r>
+    </w:p>
+    <w:p>
+      <w:pPr>
+        <w:ind w:firstLine="480" w:firstLineChars="200"/>
+        <w:rPr>
+          <w:rFonts w:hint="eastAsia" w:ascii="Arial" w:hAnsi="Arial"/>
+          <w:sz w:val="24"/>
+          <w:lang w:val="en-US" w:eastAsia="zh-CN"/>
+        </w:rPr>
+      </w:pPr>
+      <w:r>
+        <w:rPr>
+          <w:rFonts w:hint="default" w:ascii="Arial" w:hAnsi="Arial"/>
+          <w:sz w:val="24"/>
+          <w:lang w:val="en-US" w:eastAsia="zh-CN"/>
+        </w:rPr>
+        <w:t>第三方服务：支持邮件发送服务（如 SMTP）、短信验证码服务、地图服务（用于面试地址定位）、会议软件接口（如 Zoom、腾讯会议）。</w:t>
       </w:r>
     </w:p>
     <w:p>
       <w:pPr>
         <w:pStyle w:val="2"/>
       </w:pPr>
-      <w:bookmarkStart w:id="25" w:name="_Toc116050387"/>
       <w:r>
         <w:rPr>
           <w:rFonts w:hint="eastAsia"/>
@@ -6371,7 +6974,6 @@
             <w:insideH w:val="none" w:color="auto" w:sz="0" w:space="0"/>
             <w:insideV w:val="none" w:color="auto" w:sz="0" w:space="0"/>
           </w:tblBorders>
-          <w:shd w:val="clear" w:color="auto" w:fill="FFFFFF"/>
           <w:tblCellMar>
             <w:top w:w="0" w:type="dxa"/>
             <w:left w:w="0" w:type="dxa"/>
@@ -7619,7 +8221,6 @@
             <w:insideH w:val="none" w:color="auto" w:sz="0" w:space="0"/>
             <w:insideV w:val="none" w:color="auto" w:sz="0" w:space="0"/>
           </w:tblBorders>
-          <w:shd w:val="clear" w:color="auto" w:fill="FFFFFF"/>
           <w:tblCellMar>
             <w:top w:w="0" w:type="dxa"/>
             <w:left w:w="0" w:type="dxa"/>
@@ -7931,7 +8532,6 @@
             <w:insideH w:val="none" w:color="auto" w:sz="0" w:space="0"/>
             <w:insideV w:val="none" w:color="auto" w:sz="0" w:space="0"/>
           </w:tblBorders>
-          <w:shd w:val="clear" w:color="auto" w:fill="FFFFFF"/>
           <w:tblCellMar>
             <w:top w:w="0" w:type="dxa"/>
             <w:left w:w="0" w:type="dxa"/>
@@ -8501,8 +9101,6 @@
         </w:rPr>
         <w:t>职位查找与匹配</w:t>
       </w:r>
-      <w:bookmarkStart w:id="60" w:name="_GoBack"/>
-      <w:bookmarkEnd w:id="60"/>
       <w:r>
         <w:rPr>
           <w:rFonts w:hint="eastAsia" w:ascii="宋体" w:hAnsi="宋体" w:eastAsia="宋体" w:cs="宋体"/>
@@ -10296,6 +10894,142 @@
     </w:p>
     <w:p>
       <w:pPr>
+        <w:rPr>
+          <w:rFonts w:hint="eastAsia" w:ascii="宋体" w:hAnsi="宋体" w:eastAsia="宋体" w:cs="宋体"/>
+          <w:b w:val="0"/>
+          <w:bCs/>
+          <w:kern w:val="2"/>
+          <w:sz w:val="24"/>
+          <w:szCs w:val="24"/>
+          <w:lang w:val="en-US" w:eastAsia="zh-CN" w:bidi="ar-SA"/>
+        </w:rPr>
+      </w:pPr>
+      <w:r>
+        <w:rPr>
+          <w:rFonts w:hint="eastAsia" w:ascii="宋体" w:hAnsi="宋体" w:eastAsia="宋体" w:cs="宋体"/>
+          <w:b w:val="0"/>
+          <w:bCs/>
+          <w:kern w:val="2"/>
+          <w:sz w:val="24"/>
+          <w:szCs w:val="24"/>
+          <w:lang w:val="en-US" w:eastAsia="zh-CN" w:bidi="ar-SA"/>
+        </w:rPr>
+        <w:t>·支持 1000 用户同时在线操作，核心功能（注册、投递简历、发布岗位、智能匹配）无响应延迟。</w:t>
+      </w:r>
+    </w:p>
+    <w:p>
+      <w:pPr>
+        <w:rPr>
+          <w:rFonts w:hint="eastAsia" w:ascii="宋体" w:hAnsi="宋体" w:eastAsia="宋体" w:cs="宋体"/>
+          <w:b w:val="0"/>
+          <w:bCs/>
+          <w:kern w:val="2"/>
+          <w:sz w:val="24"/>
+          <w:szCs w:val="24"/>
+          <w:lang w:val="en-US" w:eastAsia="zh-CN" w:bidi="ar-SA"/>
+        </w:rPr>
+      </w:pPr>
+      <w:r>
+        <w:rPr>
+          <w:rFonts w:hint="eastAsia" w:ascii="宋体" w:hAnsi="宋体" w:eastAsia="宋体" w:cs="宋体"/>
+          <w:b w:val="0"/>
+          <w:bCs/>
+          <w:kern w:val="2"/>
+          <w:sz w:val="24"/>
+          <w:szCs w:val="24"/>
+          <w:lang w:val="en-US" w:eastAsia="zh-CN" w:bidi="ar-SA"/>
+        </w:rPr>
+        <w:t>·</w:t>
+      </w:r>
+      <w:r>
+        <w:rPr>
+          <w:rFonts w:hint="default" w:ascii="宋体" w:hAnsi="宋体" w:eastAsia="宋体" w:cs="宋体"/>
+          <w:b w:val="0"/>
+          <w:bCs/>
+          <w:kern w:val="2"/>
+          <w:sz w:val="24"/>
+          <w:szCs w:val="24"/>
+          <w:lang w:val="en-US" w:eastAsia="zh-CN" w:bidi="ar-SA"/>
+        </w:rPr>
+        <w:t>单岗位同时投递用户数≤200 时，系统处理无拥堵，申请记录实时生成。</w:t>
+      </w:r>
+    </w:p>
+    <w:p>
+      <w:pPr>
+        <w:rPr>
+          <w:rFonts w:hint="eastAsia" w:ascii="宋体" w:hAnsi="宋体" w:eastAsia="宋体" w:cs="宋体"/>
+          <w:b w:val="0"/>
+          <w:bCs/>
+          <w:kern w:val="2"/>
+          <w:sz w:val="24"/>
+          <w:szCs w:val="24"/>
+          <w:lang w:val="en-US" w:eastAsia="zh-CN" w:bidi="ar-SA"/>
+        </w:rPr>
+      </w:pPr>
+      <w:r>
+        <w:rPr>
+          <w:rFonts w:hint="eastAsia" w:ascii="宋体" w:hAnsi="宋体" w:eastAsia="宋体" w:cs="宋体"/>
+          <w:b w:val="0"/>
+          <w:bCs/>
+          <w:kern w:val="2"/>
+          <w:sz w:val="24"/>
+          <w:szCs w:val="24"/>
+          <w:lang w:val="en-US" w:eastAsia="zh-CN" w:bidi="ar-SA"/>
+        </w:rPr>
+        <w:t>·</w:t>
+      </w:r>
+      <w:r>
+        <w:rPr>
+          <w:rFonts w:hint="default" w:ascii="宋体" w:hAnsi="宋体" w:eastAsia="宋体" w:cs="宋体"/>
+          <w:b w:val="0"/>
+          <w:bCs/>
+          <w:kern w:val="2"/>
+          <w:sz w:val="24"/>
+          <w:szCs w:val="24"/>
+          <w:lang w:val="en-US" w:eastAsia="zh-CN" w:bidi="ar-SA"/>
+        </w:rPr>
+        <w:t>企业批量操作并发支持：单次批量发送面试邀请≤50 人、批量反馈结果≤100 人，操作响应时间≤5 秒。</w:t>
+      </w:r>
+    </w:p>
+    <w:p>
+      <w:pPr>
+        <w:rPr>
+          <w:rFonts w:hint="eastAsia" w:ascii="宋体" w:hAnsi="宋体" w:eastAsia="宋体" w:cs="宋体"/>
+          <w:b w:val="0"/>
+          <w:bCs/>
+          <w:kern w:val="2"/>
+          <w:sz w:val="24"/>
+          <w:szCs w:val="24"/>
+          <w:lang w:val="en-US" w:eastAsia="zh-CN" w:bidi="ar-SA"/>
+        </w:rPr>
+      </w:pPr>
+      <w:r>
+        <w:rPr>
+          <w:rFonts w:hint="eastAsia" w:ascii="宋体" w:hAnsi="宋体" w:eastAsia="宋体" w:cs="宋体"/>
+          <w:b w:val="0"/>
+          <w:bCs/>
+          <w:kern w:val="2"/>
+          <w:sz w:val="24"/>
+          <w:szCs w:val="24"/>
+          <w:lang w:val="en-US" w:eastAsia="zh-CN" w:bidi="ar-SA"/>
+        </w:rPr>
+        <w:t>·</w:t>
+      </w:r>
+      <w:r>
+        <w:rPr>
+          <w:rFonts w:hint="default" w:ascii="宋体" w:hAnsi="宋体" w:eastAsia="宋体" w:cs="宋体"/>
+          <w:b w:val="0"/>
+          <w:bCs/>
+          <w:kern w:val="2"/>
+          <w:sz w:val="24"/>
+          <w:szCs w:val="24"/>
+          <w:lang w:val="en-US" w:eastAsia="zh-CN" w:bidi="ar-SA"/>
+        </w:rPr>
+        <w:t>智能匹配并发请求≤300 次 / 分钟时，匹配结果生成时间≤3 秒，无数据遗漏。</w:t>
+      </w:r>
+    </w:p>
+    <w:p>
+      <w:pPr>
         <w:spacing w:line="440" w:lineRule="exact"/>
         <w:ind w:firstLine="480" w:firstLineChars="200"/>
         <w:rPr>
@@ -10317,6 +11051,191 @@
         <w:t>5.2容错要求</w:t>
       </w:r>
       <w:bookmarkEnd w:id="34"/>
+    </w:p>
+    <w:p>
+      <w:pPr>
+        <w:rPr>
+          <w:rFonts w:hint="default" w:ascii="宋体" w:hAnsi="宋体" w:eastAsia="宋体" w:cs="宋体"/>
+          <w:b w:val="0"/>
+          <w:bCs/>
+          <w:kern w:val="2"/>
+          <w:sz w:val="24"/>
+          <w:szCs w:val="24"/>
+          <w:lang w:val="en-US" w:eastAsia="zh-CN" w:bidi="ar-SA"/>
+        </w:rPr>
+      </w:pPr>
+      <w:r>
+        <w:rPr>
+          <w:rFonts w:hint="eastAsia" w:ascii="宋体" w:hAnsi="宋体" w:eastAsia="宋体" w:cs="宋体"/>
+          <w:b w:val="0"/>
+          <w:bCs/>
+          <w:kern w:val="2"/>
+          <w:sz w:val="24"/>
+          <w:szCs w:val="24"/>
+          <w:lang w:val="en-US" w:eastAsia="zh-CN" w:bidi="ar-SA"/>
+        </w:rPr>
+        <w:t>·</w:t>
+      </w:r>
+      <w:r>
+        <w:rPr>
+          <w:rFonts w:hint="default" w:ascii="宋体" w:hAnsi="宋体" w:eastAsia="宋体" w:cs="宋体"/>
+          <w:b w:val="0"/>
+          <w:bCs/>
+          <w:kern w:val="2"/>
+          <w:sz w:val="24"/>
+          <w:szCs w:val="24"/>
+          <w:lang w:val="en-US" w:eastAsia="zh-CN" w:bidi="ar-SA"/>
+        </w:rPr>
+        <w:t>输入容错：用户输入非法数据（如手机号格式错误、薪资范围倒置）时，系统实时提示错误信息，不中断操作流程。</w:t>
+      </w:r>
+    </w:p>
+    <w:p>
+      <w:pPr>
+        <w:rPr>
+          <w:rFonts w:hint="default" w:ascii="宋体" w:hAnsi="宋体" w:eastAsia="宋体" w:cs="宋体"/>
+          <w:b w:val="0"/>
+          <w:bCs/>
+          <w:kern w:val="2"/>
+          <w:sz w:val="24"/>
+          <w:szCs w:val="24"/>
+          <w:lang w:val="en-US" w:eastAsia="zh-CN" w:bidi="ar-SA"/>
+        </w:rPr>
+      </w:pPr>
+      <w:r>
+        <w:rPr>
+          <w:rFonts w:hint="eastAsia" w:ascii="宋体" w:hAnsi="宋体" w:eastAsia="宋体" w:cs="宋体"/>
+          <w:b w:val="0"/>
+          <w:bCs/>
+          <w:kern w:val="2"/>
+          <w:sz w:val="24"/>
+          <w:szCs w:val="24"/>
+          <w:lang w:val="en-US" w:eastAsia="zh-CN" w:bidi="ar-SA"/>
+        </w:rPr>
+        <w:t>·</w:t>
+      </w:r>
+      <w:r>
+        <w:rPr>
+          <w:rFonts w:hint="default" w:ascii="宋体" w:hAnsi="宋体" w:eastAsia="宋体" w:cs="宋体"/>
+          <w:b w:val="0"/>
+          <w:bCs/>
+          <w:kern w:val="2"/>
+          <w:sz w:val="24"/>
+          <w:szCs w:val="24"/>
+          <w:lang w:val="en-US" w:eastAsia="zh-CN" w:bidi="ar-SA"/>
+        </w:rPr>
+        <w:t>网络容错：网络中断后重新连接，未完成操作（如简历编辑、岗位发布）可恢复草稿，数据不丢失。</w:t>
+      </w:r>
+    </w:p>
+    <w:p>
+      <w:pPr>
+        <w:rPr>
+          <w:rFonts w:hint="default" w:ascii="宋体" w:hAnsi="宋体" w:eastAsia="宋体" w:cs="宋体"/>
+          <w:b w:val="0"/>
+          <w:bCs/>
+          <w:kern w:val="2"/>
+          <w:sz w:val="24"/>
+          <w:szCs w:val="24"/>
+          <w:lang w:val="en-US" w:eastAsia="zh-CN" w:bidi="ar-SA"/>
+        </w:rPr>
+      </w:pPr>
+      <w:r>
+        <w:rPr>
+          <w:rFonts w:hint="eastAsia" w:ascii="宋体" w:hAnsi="宋体" w:eastAsia="宋体" w:cs="宋体"/>
+          <w:b w:val="0"/>
+          <w:bCs/>
+          <w:kern w:val="2"/>
+          <w:sz w:val="24"/>
+          <w:szCs w:val="24"/>
+          <w:lang w:val="en-US" w:eastAsia="zh-CN" w:bidi="ar-SA"/>
+        </w:rPr>
+        <w:t>·</w:t>
+      </w:r>
+      <w:r>
+        <w:rPr>
+          <w:rFonts w:hint="default" w:ascii="宋体" w:hAnsi="宋体" w:eastAsia="宋体" w:cs="宋体"/>
+          <w:b w:val="0"/>
+          <w:bCs/>
+          <w:kern w:val="2"/>
+          <w:sz w:val="24"/>
+          <w:szCs w:val="24"/>
+          <w:lang w:val="en-US" w:eastAsia="zh-CN" w:bidi="ar-SA"/>
+        </w:rPr>
+        <w:t>数据容错：关键数据（简历、岗位信息、申请记录）支持自动备份（每日 1 次全量备份，每小时增量备份），数据损坏可在 1 小时内恢复。</w:t>
+      </w:r>
+    </w:p>
+    <w:p>
+      <w:pPr>
+        <w:rPr>
+          <w:rFonts w:hint="default" w:ascii="宋体" w:hAnsi="宋体" w:eastAsia="宋体" w:cs="宋体"/>
+          <w:b w:val="0"/>
+          <w:bCs/>
+          <w:kern w:val="2"/>
+          <w:sz w:val="24"/>
+          <w:szCs w:val="24"/>
+          <w:lang w:val="en-US" w:eastAsia="zh-CN" w:bidi="ar-SA"/>
+        </w:rPr>
+      </w:pPr>
+      <w:r>
+        <w:rPr>
+          <w:rFonts w:hint="eastAsia" w:ascii="宋体" w:hAnsi="宋体" w:eastAsia="宋体" w:cs="宋体"/>
+          <w:b w:val="0"/>
+          <w:bCs/>
+          <w:kern w:val="2"/>
+          <w:sz w:val="24"/>
+          <w:szCs w:val="24"/>
+          <w:lang w:val="en-US" w:eastAsia="zh-CN" w:bidi="ar-SA"/>
+        </w:rPr>
+        <w:t>·</w:t>
+      </w:r>
+      <w:r>
+        <w:rPr>
+          <w:rFonts w:hint="default" w:ascii="宋体" w:hAnsi="宋体" w:eastAsia="宋体" w:cs="宋体"/>
+          <w:b w:val="0"/>
+          <w:bCs/>
+          <w:kern w:val="2"/>
+          <w:sz w:val="24"/>
+          <w:szCs w:val="24"/>
+          <w:lang w:val="en-US" w:eastAsia="zh-CN" w:bidi="ar-SA"/>
+        </w:rPr>
+        <w:t>操作容错：误操作（如误删简历、误拒候选人）支持 30 天内数据恢复，提供操作撤销功能（操作后 10 分钟内可撤销）。</w:t>
+      </w:r>
+    </w:p>
+    <w:p>
+      <w:pPr>
+        <w:rPr>
+          <w:rFonts w:hint="default" w:ascii="宋体" w:hAnsi="宋体" w:eastAsia="宋体" w:cs="宋体"/>
+          <w:b w:val="0"/>
+          <w:bCs/>
+          <w:kern w:val="2"/>
+          <w:sz w:val="24"/>
+          <w:szCs w:val="24"/>
+          <w:lang w:val="en-US" w:eastAsia="zh-CN" w:bidi="ar-SA"/>
+        </w:rPr>
+      </w:pPr>
+      <w:r>
+        <w:rPr>
+          <w:rFonts w:hint="eastAsia" w:ascii="宋体" w:hAnsi="宋体" w:eastAsia="宋体" w:cs="宋体"/>
+          <w:b w:val="0"/>
+          <w:bCs/>
+          <w:kern w:val="2"/>
+          <w:sz w:val="24"/>
+          <w:szCs w:val="24"/>
+          <w:lang w:val="en-US" w:eastAsia="zh-CN" w:bidi="ar-SA"/>
+        </w:rPr>
+        <w:t>·</w:t>
+      </w:r>
+      <w:r>
+        <w:rPr>
+          <w:rFonts w:hint="default" w:ascii="宋体" w:hAnsi="宋体" w:eastAsia="宋体" w:cs="宋体"/>
+          <w:b w:val="0"/>
+          <w:bCs/>
+          <w:kern w:val="2"/>
+          <w:sz w:val="24"/>
+          <w:szCs w:val="24"/>
+          <w:lang w:val="en-US" w:eastAsia="zh-CN" w:bidi="ar-SA"/>
+        </w:rPr>
+        <w:t>系统容错：单个功能模块故障（如通知系统）不影响其他核心模块运行，故障模块可独立重启修复。</w:t>
+      </w:r>
     </w:p>
     <w:p>
       <w:pPr>
@@ -10379,7 +11298,6 @@
             <w:insideH w:val="none" w:color="auto" w:sz="0" w:space="0"/>
             <w:insideV w:val="none" w:color="auto" w:sz="0" w:space="0"/>
           </w:tblBorders>
-          <w:shd w:val="clear" w:color="auto" w:fill="FFFFFF"/>
           <w:tblCellMar>
             <w:top w:w="0" w:type="dxa"/>
             <w:left w:w="0" w:type="dxa"/>
@@ -10782,6 +11700,7 @@
             <w:insideH w:val="none" w:color="auto" w:sz="0" w:space="0"/>
             <w:insideV w:val="none" w:color="auto" w:sz="0" w:space="0"/>
           </w:tblBorders>
+          <w:shd w:val="clear" w:color="auto" w:fill="FFFFFF"/>
           <w:tblCellMar>
             <w:top w:w="0" w:type="dxa"/>
             <w:left w:w="0" w:type="dxa"/>
@@ -10974,6 +11893,7 @@
             <w:insideH w:val="none" w:color="auto" w:sz="0" w:space="0"/>
             <w:insideV w:val="none" w:color="auto" w:sz="0" w:space="0"/>
           </w:tblBorders>
+          <w:shd w:val="clear" w:color="auto" w:fill="FFFFFF"/>
           <w:tblCellMar>
             <w:top w:w="0" w:type="dxa"/>
             <w:left w:w="0" w:type="dxa"/>
@@ -11368,6 +12288,154 @@
       </w:r>
       <w:bookmarkEnd w:id="36"/>
     </w:p>
+    <w:p>
+      <w:pPr>
+        <w:rPr>
+          <w:rFonts w:hint="default" w:ascii="宋体" w:hAnsi="宋体" w:eastAsia="宋体" w:cs="宋体"/>
+          <w:b w:val="0"/>
+          <w:bCs/>
+          <w:kern w:val="2"/>
+          <w:sz w:val="24"/>
+          <w:szCs w:val="24"/>
+          <w:lang w:val="en-US" w:eastAsia="zh-CN" w:bidi="ar-SA"/>
+        </w:rPr>
+      </w:pPr>
+      <w:r>
+        <w:rPr>
+          <w:rFonts w:hint="eastAsia" w:ascii="宋体" w:hAnsi="宋体" w:eastAsia="宋体" w:cs="宋体"/>
+          <w:b w:val="0"/>
+          <w:bCs/>
+          <w:kern w:val="2"/>
+          <w:sz w:val="24"/>
+          <w:szCs w:val="24"/>
+          <w:lang w:val="en-US" w:eastAsia="zh-CN" w:bidi="ar-SA"/>
+        </w:rPr>
+        <w:t>·</w:t>
+      </w:r>
+      <w:r>
+        <w:rPr>
+          <w:rFonts w:hint="default" w:ascii="宋体" w:hAnsi="宋体" w:eastAsia="宋体" w:cs="宋体"/>
+          <w:b w:val="0"/>
+          <w:bCs/>
+          <w:kern w:val="2"/>
+          <w:sz w:val="24"/>
+          <w:szCs w:val="24"/>
+          <w:lang w:val="en-US" w:eastAsia="zh-CN" w:bidi="ar-SA"/>
+        </w:rPr>
+        <w:t>浏览器适配：兼容 Chrome、Firefox、Edge、Safari 主流浏览器最新 3 个版本，界面显示与功能操作一致。</w:t>
+      </w:r>
+    </w:p>
+    <w:p>
+      <w:pPr>
+        <w:rPr>
+          <w:rFonts w:hint="default" w:ascii="宋体" w:hAnsi="宋体" w:eastAsia="宋体" w:cs="宋体"/>
+          <w:b w:val="0"/>
+          <w:bCs/>
+          <w:kern w:val="2"/>
+          <w:sz w:val="24"/>
+          <w:szCs w:val="24"/>
+          <w:lang w:val="en-US" w:eastAsia="zh-CN" w:bidi="ar-SA"/>
+        </w:rPr>
+      </w:pPr>
+      <w:r>
+        <w:rPr>
+          <w:rFonts w:hint="eastAsia" w:ascii="宋体" w:hAnsi="宋体" w:eastAsia="宋体" w:cs="宋体"/>
+          <w:b w:val="0"/>
+          <w:bCs/>
+          <w:kern w:val="2"/>
+          <w:sz w:val="24"/>
+          <w:szCs w:val="24"/>
+          <w:lang w:val="en-US" w:eastAsia="zh-CN" w:bidi="ar-SA"/>
+        </w:rPr>
+        <w:t>·</w:t>
+      </w:r>
+      <w:r>
+        <w:rPr>
+          <w:rFonts w:hint="default" w:ascii="宋体" w:hAnsi="宋体" w:eastAsia="宋体" w:cs="宋体"/>
+          <w:b w:val="0"/>
+          <w:bCs/>
+          <w:kern w:val="2"/>
+          <w:sz w:val="24"/>
+          <w:szCs w:val="24"/>
+          <w:lang w:val="en-US" w:eastAsia="zh-CN" w:bidi="ar-SA"/>
+        </w:rPr>
+        <w:t>设备适配：支持 PC 端（分辨率≥1366×768）、平板端、移动端访问，移动端适配响应式布局，核心功能无缺失。</w:t>
+      </w:r>
+    </w:p>
+    <w:p>
+      <w:pPr>
+        <w:rPr>
+          <w:rFonts w:hint="default" w:ascii="宋体" w:hAnsi="宋体" w:eastAsia="宋体" w:cs="宋体"/>
+          <w:b w:val="0"/>
+          <w:bCs/>
+          <w:kern w:val="2"/>
+          <w:sz w:val="24"/>
+          <w:szCs w:val="24"/>
+          <w:lang w:val="en-US" w:eastAsia="zh-CN" w:bidi="ar-SA"/>
+        </w:rPr>
+      </w:pPr>
+      <w:r>
+        <w:rPr>
+          <w:rFonts w:hint="eastAsia" w:ascii="宋体" w:hAnsi="宋体" w:eastAsia="宋体" w:cs="宋体"/>
+          <w:b w:val="0"/>
+          <w:bCs/>
+          <w:kern w:val="2"/>
+          <w:sz w:val="24"/>
+          <w:szCs w:val="24"/>
+          <w:lang w:val="en-US" w:eastAsia="zh-CN" w:bidi="ar-SA"/>
+        </w:rPr>
+        <w:t>·</w:t>
+      </w:r>
+      <w:r>
+        <w:rPr>
+          <w:rFonts w:hint="default" w:ascii="宋体" w:hAnsi="宋体" w:eastAsia="宋体" w:cs="宋体"/>
+          <w:b w:val="0"/>
+          <w:bCs/>
+          <w:kern w:val="2"/>
+          <w:sz w:val="24"/>
+          <w:szCs w:val="24"/>
+          <w:lang w:val="en-US" w:eastAsia="zh-CN" w:bidi="ar-SA"/>
+        </w:rPr>
+        <w:t>网络适配：支持宽带（≥1Mbps）、4G/5G 网络环境，弱网环境（≥200Kbps）下核心功能（投递简历、查看通知）可正常使用，非核心功能延迟加载。</w:t>
+      </w:r>
+    </w:p>
+    <w:p>
+      <w:pPr>
+        <w:rPr>
+          <w:rFonts w:hint="default" w:ascii="宋体" w:hAnsi="宋体" w:eastAsia="宋体" w:cs="宋体"/>
+          <w:b w:val="0"/>
+          <w:bCs/>
+          <w:kern w:val="2"/>
+          <w:sz w:val="24"/>
+          <w:szCs w:val="24"/>
+          <w:lang w:val="en-US" w:eastAsia="zh-CN" w:bidi="ar-SA"/>
+        </w:rPr>
+      </w:pPr>
+      <w:r>
+        <w:rPr>
+          <w:rFonts w:hint="eastAsia" w:ascii="宋体" w:hAnsi="宋体" w:eastAsia="宋体" w:cs="宋体"/>
+          <w:b w:val="0"/>
+          <w:bCs/>
+          <w:kern w:val="2"/>
+          <w:sz w:val="24"/>
+          <w:szCs w:val="24"/>
+          <w:lang w:val="en-US" w:eastAsia="zh-CN" w:bidi="ar-SA"/>
+        </w:rPr>
+        <w:t>·</w:t>
+      </w:r>
+      <w:r>
+        <w:rPr>
+          <w:rFonts w:hint="default" w:ascii="宋体" w:hAnsi="宋体" w:eastAsia="宋体" w:cs="宋体"/>
+          <w:b w:val="0"/>
+          <w:bCs/>
+          <w:kern w:val="2"/>
+          <w:sz w:val="24"/>
+          <w:szCs w:val="24"/>
+          <w:lang w:val="en-US" w:eastAsia="zh-CN" w:bidi="ar-SA"/>
+        </w:rPr>
+        <w:t>业务适配：支持不同行业（互联网、金融、制造等）、不同规模企业（小微企业至大型集团）的招聘需求，可通过自定义岗位字段扩展适配性。</w:t>
+      </w:r>
+    </w:p>
     <w:p/>
     <w:p/>
     <w:p>
@@ -11405,302 +12473,1437 @@
     <w:p>
       <w:pPr>
         <w:rPr>
-          <w:sz w:val="24"/>
-        </w:rPr>
+          <w:rFonts w:hint="default" w:ascii="宋体" w:hAnsi="宋体" w:eastAsia="宋体" w:cs="宋体"/>
+          <w:b w:val="0"/>
+          <w:bCs/>
+          <w:kern w:val="2"/>
+          <w:sz w:val="24"/>
+          <w:szCs w:val="24"/>
+          <w:lang w:val="en-US" w:eastAsia="zh-CN" w:bidi="ar-SA"/>
+        </w:rPr>
+      </w:pPr>
+      <w:bookmarkStart w:id="39" w:name="_Toc116050401"/>
+      <w:r>
+        <w:rPr>
+          <w:rFonts w:hint="eastAsia" w:ascii="宋体" w:hAnsi="宋体" w:eastAsia="宋体" w:cs="宋体"/>
+          <w:b w:val="0"/>
+          <w:bCs/>
+          <w:kern w:val="2"/>
+          <w:sz w:val="24"/>
+          <w:szCs w:val="24"/>
+          <w:lang w:val="en-US" w:eastAsia="zh-CN" w:bidi="ar-SA"/>
+        </w:rPr>
+        <w:t>·</w:t>
+      </w:r>
+      <w:r>
+        <w:rPr>
+          <w:rFonts w:hint="default" w:ascii="宋体" w:hAnsi="宋体" w:eastAsia="宋体" w:cs="宋体"/>
+          <w:b w:val="0"/>
+          <w:bCs/>
+          <w:kern w:val="2"/>
+          <w:sz w:val="24"/>
+          <w:szCs w:val="24"/>
+          <w:lang w:val="en-US" w:eastAsia="zh-CN" w:bidi="ar-SA"/>
+        </w:rPr>
+        <w:t>所有功能模块按需求文档定义的逻辑执行，无功能缺失或逻辑错误。</w:t>
+      </w:r>
+    </w:p>
+    <w:p>
+      <w:pPr>
+        <w:rPr>
+          <w:rFonts w:hint="default" w:ascii="宋体" w:hAnsi="宋体" w:eastAsia="宋体" w:cs="宋体"/>
+          <w:b w:val="0"/>
+          <w:bCs/>
+          <w:kern w:val="2"/>
+          <w:sz w:val="24"/>
+          <w:szCs w:val="24"/>
+          <w:lang w:val="en-US" w:eastAsia="zh-CN" w:bidi="ar-SA"/>
+        </w:rPr>
+      </w:pPr>
+      <w:r>
+        <w:rPr>
+          <w:rFonts w:hint="eastAsia" w:ascii="宋体" w:hAnsi="宋体" w:eastAsia="宋体" w:cs="宋体"/>
+          <w:b w:val="0"/>
+          <w:bCs/>
+          <w:kern w:val="2"/>
+          <w:sz w:val="24"/>
+          <w:szCs w:val="24"/>
+          <w:lang w:val="en-US" w:eastAsia="zh-CN" w:bidi="ar-SA"/>
+        </w:rPr>
+        <w:t>·</w:t>
+      </w:r>
+      <w:r>
+        <w:rPr>
+          <w:rFonts w:hint="default" w:ascii="宋体" w:hAnsi="宋体" w:eastAsia="宋体" w:cs="宋体"/>
+          <w:b w:val="0"/>
+          <w:bCs/>
+          <w:kern w:val="2"/>
+          <w:sz w:val="24"/>
+          <w:szCs w:val="24"/>
+          <w:lang w:val="en-US" w:eastAsia="zh-CN" w:bidi="ar-SA"/>
+        </w:rPr>
+        <w:t>数据处理准确无误，如智能匹配评分计算规则一致、申请状态流转符合预设条件、权限控制精准无越权访问。</w:t>
+      </w:r>
+    </w:p>
+    <w:p>
+      <w:pPr>
+        <w:rPr>
+          <w:rFonts w:hint="default" w:ascii="宋体" w:hAnsi="宋体" w:eastAsia="宋体" w:cs="宋体"/>
+          <w:b w:val="0"/>
+          <w:bCs/>
+          <w:kern w:val="2"/>
+          <w:sz w:val="24"/>
+          <w:szCs w:val="24"/>
+          <w:lang w:val="en-US" w:eastAsia="zh-CN" w:bidi="ar-SA"/>
+        </w:rPr>
+      </w:pPr>
+      <w:r>
+        <w:rPr>
+          <w:rFonts w:hint="eastAsia" w:ascii="宋体" w:hAnsi="宋体" w:eastAsia="宋体" w:cs="宋体"/>
+          <w:b w:val="0"/>
+          <w:bCs/>
+          <w:kern w:val="2"/>
+          <w:sz w:val="24"/>
+          <w:szCs w:val="24"/>
+          <w:lang w:val="en-US" w:eastAsia="zh-CN" w:bidi="ar-SA"/>
+        </w:rPr>
+        <w:t>·</w:t>
+      </w:r>
+      <w:r>
+        <w:rPr>
+          <w:rFonts w:hint="default" w:ascii="宋体" w:hAnsi="宋体" w:eastAsia="宋体" w:cs="宋体"/>
+          <w:b w:val="0"/>
+          <w:bCs/>
+          <w:kern w:val="2"/>
+          <w:sz w:val="24"/>
+          <w:szCs w:val="24"/>
+          <w:lang w:val="en-US" w:eastAsia="zh-CN" w:bidi="ar-SA"/>
+        </w:rPr>
+        <w:t>输入输出数据一致，用户提交的信息（如简历、岗位信息）与系统存储、展示的数据完全匹配，无篡改或丢失。</w:t>
+      </w:r>
+    </w:p>
+    <w:p>
+      <w:pPr>
+        <w:pStyle w:val="3"/>
       </w:pPr>
       <w:r>
         <w:rPr>
           <w:rFonts w:hint="eastAsia"/>
-          <w:sz w:val="24"/>
-        </w:rPr>
-        <w:t>对该软件的正确性进行描述。</w:t>
+        </w:rPr>
+        <w:t>6.2可靠性</w:t>
+      </w:r>
+      <w:bookmarkEnd w:id="39"/>
+    </w:p>
+    <w:p>
+      <w:pPr>
+        <w:rPr>
+          <w:rFonts w:hint="default" w:ascii="宋体" w:hAnsi="宋体" w:eastAsia="宋体" w:cs="宋体"/>
+          <w:b w:val="0"/>
+          <w:bCs/>
+          <w:kern w:val="2"/>
+          <w:sz w:val="24"/>
+          <w:szCs w:val="24"/>
+          <w:lang w:val="en-US" w:eastAsia="zh-CN" w:bidi="ar-SA"/>
+        </w:rPr>
+      </w:pPr>
+      <w:bookmarkStart w:id="40" w:name="_Toc116050402"/>
+      <w:r>
+        <w:rPr>
+          <w:rFonts w:hint="eastAsia" w:ascii="宋体" w:hAnsi="宋体" w:eastAsia="宋体" w:cs="宋体"/>
+          <w:b w:val="0"/>
+          <w:bCs/>
+          <w:kern w:val="2"/>
+          <w:sz w:val="24"/>
+          <w:szCs w:val="24"/>
+          <w:lang w:val="en-US" w:eastAsia="zh-CN" w:bidi="ar-SA"/>
+        </w:rPr>
+        <w:t>·</w:t>
+      </w:r>
+      <w:r>
+        <w:rPr>
+          <w:rFonts w:hint="default" w:ascii="宋体" w:hAnsi="宋体" w:eastAsia="宋体" w:cs="宋体"/>
+          <w:b w:val="0"/>
+          <w:bCs/>
+          <w:kern w:val="2"/>
+          <w:sz w:val="24"/>
+          <w:szCs w:val="24"/>
+          <w:lang w:val="en-US" w:eastAsia="zh-CN" w:bidi="ar-SA"/>
+        </w:rPr>
+        <w:t>系统平均无故障运行时间（MTBF）≥300 小时，单次故障修复时间（MTTR）≤1 小时。</w:t>
+      </w:r>
+    </w:p>
+    <w:p>
+      <w:pPr>
+        <w:rPr>
+          <w:rFonts w:hint="default" w:ascii="宋体" w:hAnsi="宋体" w:eastAsia="宋体" w:cs="宋体"/>
+          <w:b w:val="0"/>
+          <w:bCs/>
+          <w:kern w:val="2"/>
+          <w:sz w:val="24"/>
+          <w:szCs w:val="24"/>
+          <w:lang w:val="en-US" w:eastAsia="zh-CN" w:bidi="ar-SA"/>
+        </w:rPr>
+      </w:pPr>
+      <w:r>
+        <w:rPr>
+          <w:rFonts w:hint="eastAsia" w:ascii="宋体" w:hAnsi="宋体" w:eastAsia="宋体" w:cs="宋体"/>
+          <w:b w:val="0"/>
+          <w:bCs/>
+          <w:kern w:val="2"/>
+          <w:sz w:val="24"/>
+          <w:szCs w:val="24"/>
+          <w:lang w:val="en-US" w:eastAsia="zh-CN" w:bidi="ar-SA"/>
+        </w:rPr>
+        <w:t>·</w:t>
+      </w:r>
+      <w:r>
+        <w:rPr>
+          <w:rFonts w:hint="default" w:ascii="宋体" w:hAnsi="宋体" w:eastAsia="宋体" w:cs="宋体"/>
+          <w:b w:val="0"/>
+          <w:bCs/>
+          <w:kern w:val="2"/>
+          <w:sz w:val="24"/>
+          <w:szCs w:val="24"/>
+          <w:lang w:val="en-US" w:eastAsia="zh-CN" w:bidi="ar-SA"/>
+        </w:rPr>
+        <w:t>数据一致性保障：多用户同时操作同一数据（如同一岗位投递）时，通过锁机制避免数据冲突，确保操作结果正确。</w:t>
+      </w:r>
+    </w:p>
+    <w:p>
+      <w:pPr>
+        <w:rPr>
+          <w:rFonts w:hint="default" w:ascii="宋体" w:hAnsi="宋体" w:eastAsia="宋体" w:cs="宋体"/>
+          <w:b w:val="0"/>
+          <w:bCs/>
+          <w:kern w:val="2"/>
+          <w:sz w:val="24"/>
+          <w:szCs w:val="24"/>
+          <w:lang w:val="en-US" w:eastAsia="zh-CN" w:bidi="ar-SA"/>
+        </w:rPr>
+      </w:pPr>
+      <w:r>
+        <w:rPr>
+          <w:rFonts w:hint="eastAsia" w:ascii="宋体" w:hAnsi="宋体" w:eastAsia="宋体" w:cs="宋体"/>
+          <w:b w:val="0"/>
+          <w:bCs/>
+          <w:kern w:val="2"/>
+          <w:sz w:val="24"/>
+          <w:szCs w:val="24"/>
+          <w:lang w:val="en-US" w:eastAsia="zh-CN" w:bidi="ar-SA"/>
+        </w:rPr>
+        <w:t>·</w:t>
+      </w:r>
+      <w:r>
+        <w:rPr>
+          <w:rFonts w:hint="default" w:ascii="宋体" w:hAnsi="宋体" w:eastAsia="宋体" w:cs="宋体"/>
+          <w:b w:val="0"/>
+          <w:bCs/>
+          <w:kern w:val="2"/>
+          <w:sz w:val="24"/>
+          <w:szCs w:val="24"/>
+          <w:lang w:val="en-US" w:eastAsia="zh-CN" w:bidi="ar-SA"/>
+        </w:rPr>
+        <w:t>异常恢复能力：系统遭遇断电、网络中断等异常后，重启可恢复至故障前状态，未完成操作可续办，数据无损坏。</w:t>
       </w:r>
     </w:p>
     <w:p>
       <w:pPr>
         <w:pStyle w:val="3"/>
       </w:pPr>
-      <w:bookmarkStart w:id="39" w:name="_Toc116050401"/>
       <w:r>
         <w:rPr>
           <w:rFonts w:hint="eastAsia"/>
         </w:rPr>
-        <w:t>6.2可靠性</w:t>
-      </w:r>
-      <w:bookmarkEnd w:id="39"/>
-    </w:p>
-    <w:p>
-      <w:pPr>
-        <w:rPr>
-          <w:sz w:val="24"/>
-        </w:rPr>
+        <w:t>6.3效率</w:t>
+      </w:r>
+      <w:bookmarkEnd w:id="40"/>
+    </w:p>
+    <w:p>
+      <w:pPr>
+        <w:rPr>
+          <w:rFonts w:hint="default" w:ascii="宋体" w:hAnsi="宋体" w:eastAsia="宋体" w:cs="宋体"/>
+          <w:b w:val="0"/>
+          <w:bCs/>
+          <w:kern w:val="2"/>
+          <w:sz w:val="24"/>
+          <w:szCs w:val="24"/>
+          <w:lang w:val="en-US" w:eastAsia="zh-CN" w:bidi="ar-SA"/>
+        </w:rPr>
+      </w:pPr>
+      <w:bookmarkStart w:id="41" w:name="_Toc116050403"/>
+      <w:r>
+        <w:rPr>
+          <w:rFonts w:hint="eastAsia" w:ascii="宋体" w:hAnsi="宋体" w:eastAsia="宋体" w:cs="宋体"/>
+          <w:b w:val="0"/>
+          <w:bCs/>
+          <w:kern w:val="2"/>
+          <w:sz w:val="24"/>
+          <w:szCs w:val="24"/>
+          <w:lang w:val="en-US" w:eastAsia="zh-CN" w:bidi="ar-SA"/>
+        </w:rPr>
+        <w:t>·</w:t>
+      </w:r>
+      <w:r>
+        <w:rPr>
+          <w:rFonts w:hint="default" w:ascii="宋体" w:hAnsi="宋体" w:eastAsia="宋体" w:cs="宋体"/>
+          <w:b w:val="0"/>
+          <w:bCs/>
+          <w:kern w:val="2"/>
+          <w:sz w:val="24"/>
+          <w:szCs w:val="24"/>
+          <w:lang w:val="en-US" w:eastAsia="zh-CN" w:bidi="ar-SA"/>
+        </w:rPr>
+        <w:t>系统平均无故障运行时间（MTBF）≥300 小时，单次故障修复时间（MTTR）≤1 小时。</w:t>
+      </w:r>
+    </w:p>
+    <w:p>
+      <w:pPr>
+        <w:rPr>
+          <w:rFonts w:hint="default" w:ascii="宋体" w:hAnsi="宋体" w:eastAsia="宋体" w:cs="宋体"/>
+          <w:b w:val="0"/>
+          <w:bCs/>
+          <w:kern w:val="2"/>
+          <w:sz w:val="24"/>
+          <w:szCs w:val="24"/>
+          <w:lang w:val="en-US" w:eastAsia="zh-CN" w:bidi="ar-SA"/>
+        </w:rPr>
+      </w:pPr>
+      <w:r>
+        <w:rPr>
+          <w:rFonts w:hint="eastAsia" w:ascii="宋体" w:hAnsi="宋体" w:eastAsia="宋体" w:cs="宋体"/>
+          <w:b w:val="0"/>
+          <w:bCs/>
+          <w:kern w:val="2"/>
+          <w:sz w:val="24"/>
+          <w:szCs w:val="24"/>
+          <w:lang w:val="en-US" w:eastAsia="zh-CN" w:bidi="ar-SA"/>
+        </w:rPr>
+        <w:t>·</w:t>
+      </w:r>
+      <w:r>
+        <w:rPr>
+          <w:rFonts w:hint="default" w:ascii="宋体" w:hAnsi="宋体" w:eastAsia="宋体" w:cs="宋体"/>
+          <w:b w:val="0"/>
+          <w:bCs/>
+          <w:kern w:val="2"/>
+          <w:sz w:val="24"/>
+          <w:szCs w:val="24"/>
+          <w:lang w:val="en-US" w:eastAsia="zh-CN" w:bidi="ar-SA"/>
+        </w:rPr>
+        <w:t>数据一致性保障：多用户同时操作同一数据（如同一岗位投递）时，通过锁机制避免数据冲突，确保操作结果正确。</w:t>
+      </w:r>
+    </w:p>
+    <w:p>
+      <w:pPr>
+        <w:rPr>
+          <w:rFonts w:hint="default" w:ascii="宋体" w:hAnsi="宋体" w:eastAsia="宋体" w:cs="宋体"/>
+          <w:b w:val="0"/>
+          <w:bCs/>
+          <w:kern w:val="2"/>
+          <w:sz w:val="24"/>
+          <w:szCs w:val="24"/>
+          <w:lang w:val="en-US" w:eastAsia="zh-CN" w:bidi="ar-SA"/>
+        </w:rPr>
+      </w:pPr>
+      <w:r>
+        <w:rPr>
+          <w:rFonts w:hint="eastAsia" w:ascii="宋体" w:hAnsi="宋体" w:eastAsia="宋体" w:cs="宋体"/>
+          <w:b w:val="0"/>
+          <w:bCs/>
+          <w:kern w:val="2"/>
+          <w:sz w:val="24"/>
+          <w:szCs w:val="24"/>
+          <w:lang w:val="en-US" w:eastAsia="zh-CN" w:bidi="ar-SA"/>
+        </w:rPr>
+        <w:t>·</w:t>
+      </w:r>
+      <w:r>
+        <w:rPr>
+          <w:rFonts w:hint="default" w:ascii="宋体" w:hAnsi="宋体" w:eastAsia="宋体" w:cs="宋体"/>
+          <w:b w:val="0"/>
+          <w:bCs/>
+          <w:kern w:val="2"/>
+          <w:sz w:val="24"/>
+          <w:szCs w:val="24"/>
+          <w:lang w:val="en-US" w:eastAsia="zh-CN" w:bidi="ar-SA"/>
+        </w:rPr>
+        <w:t>异常恢复能力：系统遭遇断电、网络中断等异常后，重启可恢复至故障前状态，未完成操作可续办，数据无损坏。</w:t>
+      </w:r>
+    </w:p>
+    <w:p>
+      <w:pPr>
+        <w:pStyle w:val="3"/>
       </w:pPr>
       <w:r>
         <w:rPr>
           <w:rFonts w:hint="eastAsia"/>
-          <w:sz w:val="24"/>
-        </w:rPr>
-        <w:t>对该软件的可靠性描述。</w:t>
+        </w:rPr>
+        <w:t>6.4完整性</w:t>
+      </w:r>
+      <w:bookmarkEnd w:id="41"/>
+    </w:p>
+    <w:p>
+      <w:pPr>
+        <w:rPr>
+          <w:rFonts w:hint="default" w:ascii="宋体" w:hAnsi="宋体" w:eastAsia="宋体" w:cs="宋体"/>
+          <w:b w:val="0"/>
+          <w:bCs/>
+          <w:kern w:val="2"/>
+          <w:sz w:val="24"/>
+          <w:szCs w:val="24"/>
+          <w:lang w:val="en-US" w:eastAsia="zh-CN" w:bidi="ar-SA"/>
+        </w:rPr>
+      </w:pPr>
+      <w:bookmarkStart w:id="42" w:name="_Toc116050404"/>
+      <w:r>
+        <w:rPr>
+          <w:rFonts w:hint="eastAsia" w:ascii="宋体" w:hAnsi="宋体" w:eastAsia="宋体" w:cs="宋体"/>
+          <w:b w:val="0"/>
+          <w:bCs/>
+          <w:kern w:val="2"/>
+          <w:sz w:val="24"/>
+          <w:szCs w:val="24"/>
+          <w:lang w:val="en-US" w:eastAsia="zh-CN" w:bidi="ar-SA"/>
+        </w:rPr>
+        <w:t>·</w:t>
+      </w:r>
+      <w:r>
+        <w:rPr>
+          <w:rFonts w:hint="default" w:ascii="宋体" w:hAnsi="宋体" w:eastAsia="宋体" w:cs="宋体"/>
+          <w:b w:val="0"/>
+          <w:bCs/>
+          <w:kern w:val="2"/>
+          <w:sz w:val="24"/>
+          <w:szCs w:val="24"/>
+          <w:lang w:val="en-US" w:eastAsia="zh-CN" w:bidi="ar-SA"/>
+        </w:rPr>
+        <w:t>功能完整性：覆盖用户账户管理、求职者服务、企业招聘管理、智能匹配等全流程功能，无核心场景缺失。</w:t>
+      </w:r>
+    </w:p>
+    <w:p>
+      <w:pPr>
+        <w:rPr>
+          <w:rFonts w:hint="default" w:ascii="宋体" w:hAnsi="宋体" w:eastAsia="宋体" w:cs="宋体"/>
+          <w:b w:val="0"/>
+          <w:bCs/>
+          <w:kern w:val="2"/>
+          <w:sz w:val="24"/>
+          <w:szCs w:val="24"/>
+          <w:lang w:val="en-US" w:eastAsia="zh-CN" w:bidi="ar-SA"/>
+        </w:rPr>
+      </w:pPr>
+      <w:r>
+        <w:rPr>
+          <w:rFonts w:hint="eastAsia" w:ascii="宋体" w:hAnsi="宋体" w:eastAsia="宋体" w:cs="宋体"/>
+          <w:b w:val="0"/>
+          <w:bCs/>
+          <w:kern w:val="2"/>
+          <w:sz w:val="24"/>
+          <w:szCs w:val="24"/>
+          <w:lang w:val="en-US" w:eastAsia="zh-CN" w:bidi="ar-SA"/>
+        </w:rPr>
+        <w:t>·</w:t>
+      </w:r>
+      <w:r>
+        <w:rPr>
+          <w:rFonts w:hint="default" w:ascii="宋体" w:hAnsi="宋体" w:eastAsia="宋体" w:cs="宋体"/>
+          <w:b w:val="0"/>
+          <w:bCs/>
+          <w:kern w:val="2"/>
+          <w:sz w:val="24"/>
+          <w:szCs w:val="24"/>
+          <w:lang w:val="en-US" w:eastAsia="zh-CN" w:bidi="ar-SA"/>
+        </w:rPr>
+        <w:t>数据完整性：所有必填数据（如岗位名称、求职者姓名、面试时间）均有校验，无空值或无效数据存入系统。</w:t>
+      </w:r>
+    </w:p>
+    <w:p>
+      <w:pPr>
+        <w:rPr>
+          <w:rFonts w:hint="default" w:ascii="宋体" w:hAnsi="宋体" w:eastAsia="宋体" w:cs="宋体"/>
+          <w:b w:val="0"/>
+          <w:bCs/>
+          <w:kern w:val="2"/>
+          <w:sz w:val="24"/>
+          <w:szCs w:val="24"/>
+          <w:lang w:val="en-US" w:eastAsia="zh-CN" w:bidi="ar-SA"/>
+        </w:rPr>
+      </w:pPr>
+      <w:r>
+        <w:rPr>
+          <w:rFonts w:hint="eastAsia" w:ascii="宋体" w:hAnsi="宋体" w:eastAsia="宋体" w:cs="宋体"/>
+          <w:b w:val="0"/>
+          <w:bCs/>
+          <w:kern w:val="2"/>
+          <w:sz w:val="24"/>
+          <w:szCs w:val="24"/>
+          <w:lang w:val="en-US" w:eastAsia="zh-CN" w:bidi="ar-SA"/>
+        </w:rPr>
+        <w:t>·</w:t>
+      </w:r>
+      <w:r>
+        <w:rPr>
+          <w:rFonts w:hint="default" w:ascii="宋体" w:hAnsi="宋体" w:eastAsia="宋体" w:cs="宋体"/>
+          <w:b w:val="0"/>
+          <w:bCs/>
+          <w:kern w:val="2"/>
+          <w:sz w:val="24"/>
+          <w:szCs w:val="24"/>
+          <w:lang w:val="en-US" w:eastAsia="zh-CN" w:bidi="ar-SA"/>
+        </w:rPr>
+        <w:t>权限完整性：基于角色的权限控制覆盖所有功能模块，无权限遗漏或权限重叠导致的访问异常。</w:t>
       </w:r>
     </w:p>
     <w:p>
       <w:pPr>
         <w:pStyle w:val="3"/>
       </w:pPr>
-      <w:bookmarkStart w:id="40" w:name="_Toc116050402"/>
       <w:r>
         <w:rPr>
           <w:rFonts w:hint="eastAsia"/>
         </w:rPr>
-        <w:t>6.3效率</w:t>
-      </w:r>
-      <w:bookmarkEnd w:id="40"/>
-    </w:p>
-    <w:p>
-      <w:pPr>
-        <w:rPr>
-          <w:sz w:val="24"/>
-        </w:rPr>
+        <w:t>6.5易使用性</w:t>
+      </w:r>
+      <w:bookmarkEnd w:id="42"/>
+    </w:p>
+    <w:p>
+      <w:pPr>
+        <w:rPr>
+          <w:rFonts w:hint="default" w:ascii="宋体" w:hAnsi="宋体" w:eastAsia="宋体" w:cs="宋体"/>
+          <w:b w:val="0"/>
+          <w:bCs/>
+          <w:kern w:val="2"/>
+          <w:sz w:val="24"/>
+          <w:szCs w:val="24"/>
+          <w:lang w:val="en-US" w:eastAsia="zh-CN" w:bidi="ar-SA"/>
+        </w:rPr>
+      </w:pPr>
+      <w:bookmarkStart w:id="43" w:name="_Toc116050405"/>
+      <w:r>
+        <w:rPr>
+          <w:rFonts w:hint="eastAsia" w:ascii="宋体" w:hAnsi="宋体" w:eastAsia="宋体" w:cs="宋体"/>
+          <w:b w:val="0"/>
+          <w:bCs/>
+          <w:kern w:val="2"/>
+          <w:sz w:val="24"/>
+          <w:szCs w:val="24"/>
+          <w:lang w:val="en-US" w:eastAsia="zh-CN" w:bidi="ar-SA"/>
+        </w:rPr>
+        <w:t>·</w:t>
+      </w:r>
+      <w:r>
+        <w:rPr>
+          <w:rFonts w:hint="default" w:ascii="宋体" w:hAnsi="宋体" w:eastAsia="宋体" w:cs="宋体"/>
+          <w:b w:val="0"/>
+          <w:bCs/>
+          <w:kern w:val="2"/>
+          <w:sz w:val="24"/>
+          <w:szCs w:val="24"/>
+          <w:lang w:val="en-US" w:eastAsia="zh-CN" w:bidi="ar-SA"/>
+        </w:rPr>
+        <w:t>界面设计：布局简洁清晰，核心功能（如投递简历、发布岗位）入口明显，操作路径≤3 步即可完成关键任务。</w:t>
+      </w:r>
+    </w:p>
+    <w:p>
+      <w:pPr>
+        <w:rPr>
+          <w:rFonts w:hint="default" w:ascii="宋体" w:hAnsi="宋体" w:eastAsia="宋体" w:cs="宋体"/>
+          <w:b w:val="0"/>
+          <w:bCs/>
+          <w:kern w:val="2"/>
+          <w:sz w:val="24"/>
+          <w:szCs w:val="24"/>
+          <w:lang w:val="en-US" w:eastAsia="zh-CN" w:bidi="ar-SA"/>
+        </w:rPr>
+      </w:pPr>
+      <w:r>
+        <w:rPr>
+          <w:rFonts w:hint="eastAsia" w:ascii="宋体" w:hAnsi="宋体" w:eastAsia="宋体" w:cs="宋体"/>
+          <w:b w:val="0"/>
+          <w:bCs/>
+          <w:kern w:val="2"/>
+          <w:sz w:val="24"/>
+          <w:szCs w:val="24"/>
+          <w:lang w:val="en-US" w:eastAsia="zh-CN" w:bidi="ar-SA"/>
+        </w:rPr>
+        <w:t>·</w:t>
+      </w:r>
+      <w:r>
+        <w:rPr>
+          <w:rFonts w:hint="default" w:ascii="宋体" w:hAnsi="宋体" w:eastAsia="宋体" w:cs="宋体"/>
+          <w:b w:val="0"/>
+          <w:bCs/>
+          <w:kern w:val="2"/>
+          <w:sz w:val="24"/>
+          <w:szCs w:val="24"/>
+          <w:lang w:val="en-US" w:eastAsia="zh-CN" w:bidi="ar-SA"/>
+        </w:rPr>
+        <w:t>学习成本：新用户无需专业培训，通过界面提示即可独立完成注册、完善信息、基础操作，学习时间≤15 分钟。</w:t>
+      </w:r>
+    </w:p>
+    <w:p>
+      <w:pPr>
+        <w:rPr>
+          <w:rFonts w:hint="default" w:ascii="宋体" w:hAnsi="宋体" w:eastAsia="宋体" w:cs="宋体"/>
+          <w:b w:val="0"/>
+          <w:bCs/>
+          <w:kern w:val="2"/>
+          <w:sz w:val="24"/>
+          <w:szCs w:val="24"/>
+          <w:lang w:val="en-US" w:eastAsia="zh-CN" w:bidi="ar-SA"/>
+        </w:rPr>
+      </w:pPr>
+      <w:r>
+        <w:rPr>
+          <w:rFonts w:hint="eastAsia" w:ascii="宋体" w:hAnsi="宋体" w:eastAsia="宋体" w:cs="宋体"/>
+          <w:b w:val="0"/>
+          <w:bCs/>
+          <w:kern w:val="2"/>
+          <w:sz w:val="24"/>
+          <w:szCs w:val="24"/>
+          <w:lang w:val="en-US" w:eastAsia="zh-CN" w:bidi="ar-SA"/>
+        </w:rPr>
+        <w:t>·</w:t>
+      </w:r>
+      <w:r>
+        <w:rPr>
+          <w:rFonts w:hint="default" w:ascii="宋体" w:hAnsi="宋体" w:eastAsia="宋体" w:cs="宋体"/>
+          <w:b w:val="0"/>
+          <w:bCs/>
+          <w:kern w:val="2"/>
+          <w:sz w:val="24"/>
+          <w:szCs w:val="24"/>
+          <w:lang w:val="en-US" w:eastAsia="zh-CN" w:bidi="ar-SA"/>
+        </w:rPr>
+        <w:t>交互体验：提供操作成功 / 失败提示、必填项标注、输入格式引导，支持批量操作、一键刷新等便捷功能。</w:t>
+      </w:r>
+    </w:p>
+    <w:p>
+      <w:pPr>
+        <w:pStyle w:val="3"/>
       </w:pPr>
       <w:r>
         <w:rPr>
           <w:rFonts w:hint="eastAsia"/>
-          <w:sz w:val="24"/>
-        </w:rPr>
-        <w:t>指明该软件的效率。</w:t>
+        </w:rPr>
+        <w:t>6.6可维护性</w:t>
+      </w:r>
+      <w:bookmarkEnd w:id="43"/>
+    </w:p>
+    <w:p>
+      <w:pPr>
+        <w:rPr>
+          <w:rFonts w:hint="default" w:ascii="宋体" w:hAnsi="宋体" w:eastAsia="宋体" w:cs="宋体"/>
+          <w:b w:val="0"/>
+          <w:bCs/>
+          <w:kern w:val="2"/>
+          <w:sz w:val="24"/>
+          <w:szCs w:val="24"/>
+          <w:lang w:val="en-US" w:eastAsia="zh-CN" w:bidi="ar-SA"/>
+        </w:rPr>
+      </w:pPr>
+      <w:bookmarkStart w:id="44" w:name="_Toc116050406"/>
+      <w:r>
+        <w:rPr>
+          <w:rFonts w:hint="eastAsia" w:ascii="宋体" w:hAnsi="宋体" w:eastAsia="宋体" w:cs="宋体"/>
+          <w:b w:val="0"/>
+          <w:bCs/>
+          <w:kern w:val="2"/>
+          <w:sz w:val="24"/>
+          <w:szCs w:val="24"/>
+          <w:lang w:val="en-US" w:eastAsia="zh-CN" w:bidi="ar-SA"/>
+        </w:rPr>
+        <w:t>·</w:t>
+      </w:r>
+      <w:r>
+        <w:rPr>
+          <w:rFonts w:hint="default" w:ascii="宋体" w:hAnsi="宋体" w:eastAsia="宋体" w:cs="宋体"/>
+          <w:b w:val="0"/>
+          <w:bCs/>
+          <w:kern w:val="2"/>
+          <w:sz w:val="24"/>
+          <w:szCs w:val="24"/>
+          <w:lang w:val="en-US" w:eastAsia="zh-CN" w:bidi="ar-SA"/>
+        </w:rPr>
+        <w:t>模块化设计：系统按功能划分为独立模块（用户模块、匹配模块、招聘模块等），模块间低耦合，便于单独修改维护。</w:t>
+      </w:r>
+    </w:p>
+    <w:p>
+      <w:pPr>
+        <w:rPr>
+          <w:rFonts w:hint="default" w:ascii="宋体" w:hAnsi="宋体" w:eastAsia="宋体" w:cs="宋体"/>
+          <w:b w:val="0"/>
+          <w:bCs/>
+          <w:kern w:val="2"/>
+          <w:sz w:val="24"/>
+          <w:szCs w:val="24"/>
+          <w:lang w:val="en-US" w:eastAsia="zh-CN" w:bidi="ar-SA"/>
+        </w:rPr>
+      </w:pPr>
+      <w:r>
+        <w:rPr>
+          <w:rFonts w:hint="eastAsia" w:ascii="宋体" w:hAnsi="宋体" w:eastAsia="宋体" w:cs="宋体"/>
+          <w:b w:val="0"/>
+          <w:bCs/>
+          <w:kern w:val="2"/>
+          <w:sz w:val="24"/>
+          <w:szCs w:val="24"/>
+          <w:lang w:val="en-US" w:eastAsia="zh-CN" w:bidi="ar-SA"/>
+        </w:rPr>
+        <w:t>·</w:t>
+      </w:r>
+      <w:r>
+        <w:rPr>
+          <w:rFonts w:hint="default" w:ascii="宋体" w:hAnsi="宋体" w:eastAsia="宋体" w:cs="宋体"/>
+          <w:b w:val="0"/>
+          <w:bCs/>
+          <w:kern w:val="2"/>
+          <w:sz w:val="24"/>
+          <w:szCs w:val="24"/>
+          <w:lang w:val="en-US" w:eastAsia="zh-CN" w:bidi="ar-SA"/>
+        </w:rPr>
+        <w:t>日志支持：详细记录用户操作日志、系统运行日志、错误日志，日志包含时间、操作人、内容、结果，支持按条件查询与导出。</w:t>
+      </w:r>
+    </w:p>
+    <w:p>
+      <w:pPr>
+        <w:rPr>
+          <w:rFonts w:hint="default" w:ascii="宋体" w:hAnsi="宋体" w:eastAsia="宋体" w:cs="宋体"/>
+          <w:b w:val="0"/>
+          <w:bCs/>
+          <w:kern w:val="2"/>
+          <w:sz w:val="24"/>
+          <w:szCs w:val="24"/>
+          <w:lang w:val="en-US" w:eastAsia="zh-CN" w:bidi="ar-SA"/>
+        </w:rPr>
+      </w:pPr>
+      <w:r>
+        <w:rPr>
+          <w:rFonts w:hint="eastAsia" w:ascii="宋体" w:hAnsi="宋体" w:eastAsia="宋体" w:cs="宋体"/>
+          <w:b w:val="0"/>
+          <w:bCs/>
+          <w:kern w:val="2"/>
+          <w:sz w:val="24"/>
+          <w:szCs w:val="24"/>
+          <w:lang w:val="en-US" w:eastAsia="zh-CN" w:bidi="ar-SA"/>
+        </w:rPr>
+        <w:t>·</w:t>
+      </w:r>
+      <w:r>
+        <w:rPr>
+          <w:rFonts w:hint="default" w:ascii="宋体" w:hAnsi="宋体" w:eastAsia="宋体" w:cs="宋体"/>
+          <w:b w:val="0"/>
+          <w:bCs/>
+          <w:kern w:val="2"/>
+          <w:sz w:val="24"/>
+          <w:szCs w:val="24"/>
+          <w:lang w:val="en-US" w:eastAsia="zh-CN" w:bidi="ar-SA"/>
+        </w:rPr>
+        <w:t>扩展性：预留功能扩展接口（如第三方登录、新的面试形式），支持通过配置文件调整部分规则（如超时时间、匹配权重），无需大规模修改代码。</w:t>
       </w:r>
     </w:p>
     <w:p>
       <w:pPr>
         <w:pStyle w:val="3"/>
       </w:pPr>
-      <w:bookmarkStart w:id="41" w:name="_Toc116050403"/>
       <w:r>
         <w:rPr>
           <w:rFonts w:hint="eastAsia"/>
         </w:rPr>
-        <w:t>6.4完整性</w:t>
-      </w:r>
-      <w:bookmarkEnd w:id="41"/>
-    </w:p>
-    <w:p>
-      <w:pPr>
-        <w:rPr>
-          <w:sz w:val="24"/>
-        </w:rPr>
-      </w:pPr>
+        <w:t>6.7可测试性</w:t>
+      </w:r>
+      <w:bookmarkEnd w:id="44"/>
+    </w:p>
+    <w:p>
+      <w:pPr>
+        <w:rPr>
+          <w:rFonts w:hint="default" w:ascii="宋体" w:hAnsi="宋体" w:eastAsia="宋体" w:cs="宋体"/>
+          <w:b w:val="0"/>
+          <w:bCs/>
+          <w:kern w:val="2"/>
+          <w:sz w:val="24"/>
+          <w:szCs w:val="24"/>
+          <w:lang w:val="en-US" w:eastAsia="zh-CN" w:bidi="ar-SA"/>
+        </w:rPr>
+      </w:pPr>
+      <w:r>
+        <w:rPr>
+          <w:rFonts w:hint="eastAsia" w:ascii="宋体" w:hAnsi="宋体" w:eastAsia="宋体" w:cs="宋体"/>
+          <w:b w:val="0"/>
+          <w:bCs/>
+          <w:kern w:val="2"/>
+          <w:sz w:val="24"/>
+          <w:szCs w:val="24"/>
+          <w:lang w:val="en-US" w:eastAsia="zh-CN" w:bidi="ar-SA"/>
+        </w:rPr>
+        <w:t>·</w:t>
+      </w:r>
+      <w:r>
+        <w:rPr>
+          <w:rFonts w:hint="default" w:ascii="宋体" w:hAnsi="宋体" w:eastAsia="宋体" w:cs="宋体"/>
+          <w:b w:val="0"/>
+          <w:bCs/>
+          <w:kern w:val="2"/>
+          <w:sz w:val="24"/>
+          <w:szCs w:val="24"/>
+          <w:lang w:val="en-US" w:eastAsia="zh-CN" w:bidi="ar-SA"/>
+        </w:rPr>
+        <w:t>接口可测试：所有内部模块接口、外部第三方接口均有明确的输入输出定义，支持自动化测试工具调用。</w:t>
+      </w:r>
+    </w:p>
+    <w:p>
+      <w:pPr>
+        <w:rPr>
+          <w:rFonts w:hint="default" w:ascii="宋体" w:hAnsi="宋体" w:eastAsia="宋体" w:cs="宋体"/>
+          <w:b w:val="0"/>
+          <w:bCs/>
+          <w:kern w:val="2"/>
+          <w:sz w:val="24"/>
+          <w:szCs w:val="24"/>
+          <w:lang w:val="en-US" w:eastAsia="zh-CN" w:bidi="ar-SA"/>
+        </w:rPr>
+      </w:pPr>
+      <w:r>
+        <w:rPr>
+          <w:rFonts w:hint="eastAsia" w:ascii="宋体" w:hAnsi="宋体" w:eastAsia="宋体" w:cs="宋体"/>
+          <w:b w:val="0"/>
+          <w:bCs/>
+          <w:kern w:val="2"/>
+          <w:sz w:val="24"/>
+          <w:szCs w:val="24"/>
+          <w:lang w:val="en-US" w:eastAsia="zh-CN" w:bidi="ar-SA"/>
+        </w:rPr>
+        <w:t>·</w:t>
+      </w:r>
+      <w:r>
+        <w:rPr>
+          <w:rFonts w:hint="default" w:ascii="宋体" w:hAnsi="宋体" w:eastAsia="宋体" w:cs="宋体"/>
+          <w:b w:val="0"/>
+          <w:bCs/>
+          <w:kern w:val="2"/>
+          <w:sz w:val="24"/>
+          <w:szCs w:val="24"/>
+          <w:lang w:val="en-US" w:eastAsia="zh-CN" w:bidi="ar-SA"/>
+        </w:rPr>
+        <w:t>测试覆盖：核心功能（注册、匹配、面试安排、录用通知）均有明确的测试用例，测试覆盖度≥95%。</w:t>
+      </w:r>
+    </w:p>
+    <w:p>
+      <w:pPr>
+        <w:rPr>
+          <w:rFonts w:hint="default" w:ascii="宋体" w:hAnsi="宋体" w:eastAsia="宋体" w:cs="宋体"/>
+          <w:b w:val="0"/>
+          <w:bCs/>
+          <w:kern w:val="2"/>
+          <w:sz w:val="24"/>
+          <w:szCs w:val="24"/>
+          <w:lang w:val="en-US" w:eastAsia="zh-CN" w:bidi="ar-SA"/>
+        </w:rPr>
+      </w:pPr>
+      <w:r>
+        <w:rPr>
+          <w:rFonts w:hint="eastAsia" w:ascii="宋体" w:hAnsi="宋体" w:eastAsia="宋体" w:cs="宋体"/>
+          <w:b w:val="0"/>
+          <w:bCs/>
+          <w:kern w:val="2"/>
+          <w:sz w:val="24"/>
+          <w:szCs w:val="24"/>
+          <w:lang w:val="en-US" w:eastAsia="zh-CN" w:bidi="ar-SA"/>
+        </w:rPr>
+        <w:t>·</w:t>
+      </w:r>
+      <w:r>
+        <w:rPr>
+          <w:rFonts w:hint="default" w:ascii="宋体" w:hAnsi="宋体" w:eastAsia="宋体" w:cs="宋体"/>
+          <w:b w:val="0"/>
+          <w:bCs/>
+          <w:kern w:val="2"/>
+          <w:sz w:val="24"/>
+          <w:szCs w:val="24"/>
+          <w:lang w:val="en-US" w:eastAsia="zh-CN" w:bidi="ar-SA"/>
+        </w:rPr>
+        <w:t>缺陷定位：系统报错时返回明确的错误码与错误描述，便于开发人员快速定位问题根源。</w:t>
+      </w:r>
+    </w:p>
+    <w:p/>
+    <w:p>
+      <w:pPr>
+        <w:pStyle w:val="3"/>
+      </w:pPr>
+      <w:bookmarkStart w:id="45" w:name="_Toc116050407"/>
       <w:r>
         <w:rPr>
           <w:rFonts w:hint="eastAsia"/>
-          <w:sz w:val="24"/>
-        </w:rPr>
-        <w:t>指明该软件的完整性。</w:t>
+        </w:rPr>
+        <w:t>6.8复用性</w:t>
+      </w:r>
+      <w:bookmarkEnd w:id="45"/>
+    </w:p>
+    <w:p>
+      <w:pPr>
+        <w:rPr>
+          <w:rFonts w:hint="default" w:ascii="宋体" w:hAnsi="宋体" w:eastAsia="宋体" w:cs="宋体"/>
+          <w:b w:val="0"/>
+          <w:bCs/>
+          <w:kern w:val="2"/>
+          <w:sz w:val="24"/>
+          <w:szCs w:val="24"/>
+          <w:lang w:val="en-US" w:eastAsia="zh-CN" w:bidi="ar-SA"/>
+        </w:rPr>
+      </w:pPr>
+      <w:bookmarkStart w:id="46" w:name="_Toc116050408"/>
+      <w:r>
+        <w:rPr>
+          <w:rFonts w:hint="eastAsia" w:ascii="宋体" w:hAnsi="宋体" w:eastAsia="宋体" w:cs="宋体"/>
+          <w:b w:val="0"/>
+          <w:bCs/>
+          <w:kern w:val="2"/>
+          <w:sz w:val="24"/>
+          <w:szCs w:val="24"/>
+          <w:lang w:val="en-US" w:eastAsia="zh-CN" w:bidi="ar-SA"/>
+        </w:rPr>
+        <w:t>·</w:t>
+      </w:r>
+      <w:r>
+        <w:rPr>
+          <w:rFonts w:hint="default" w:ascii="宋体" w:hAnsi="宋体" w:eastAsia="宋体" w:cs="宋体"/>
+          <w:b w:val="0"/>
+          <w:bCs/>
+          <w:kern w:val="2"/>
+          <w:sz w:val="24"/>
+          <w:szCs w:val="24"/>
+          <w:lang w:val="en-US" w:eastAsia="zh-CN" w:bidi="ar-SA"/>
+        </w:rPr>
+        <w:t>模块复用：核心模块（如权限管理、通知系统、数据校验模块）可独立剥离，复用至其他同类平台。</w:t>
+      </w:r>
+    </w:p>
+    <w:p>
+      <w:pPr>
+        <w:rPr>
+          <w:rFonts w:hint="default" w:ascii="宋体" w:hAnsi="宋体" w:eastAsia="宋体" w:cs="宋体"/>
+          <w:b w:val="0"/>
+          <w:bCs/>
+          <w:kern w:val="2"/>
+          <w:sz w:val="24"/>
+          <w:szCs w:val="24"/>
+          <w:lang w:val="en-US" w:eastAsia="zh-CN" w:bidi="ar-SA"/>
+        </w:rPr>
+      </w:pPr>
+      <w:r>
+        <w:rPr>
+          <w:rFonts w:hint="eastAsia" w:ascii="宋体" w:hAnsi="宋体" w:eastAsia="宋体" w:cs="宋体"/>
+          <w:b w:val="0"/>
+          <w:bCs/>
+          <w:kern w:val="2"/>
+          <w:sz w:val="24"/>
+          <w:szCs w:val="24"/>
+          <w:lang w:val="en-US" w:eastAsia="zh-CN" w:bidi="ar-SA"/>
+        </w:rPr>
+        <w:t>·</w:t>
+      </w:r>
+      <w:r>
+        <w:rPr>
+          <w:rFonts w:hint="default" w:ascii="宋体" w:hAnsi="宋体" w:eastAsia="宋体" w:cs="宋体"/>
+          <w:b w:val="0"/>
+          <w:bCs/>
+          <w:kern w:val="2"/>
+          <w:sz w:val="24"/>
+          <w:szCs w:val="24"/>
+          <w:lang w:val="en-US" w:eastAsia="zh-CN" w:bidi="ar-SA"/>
+        </w:rPr>
+        <w:t>代码复用：公共工具类（如加密工具、日期工具、数据转换工具）统一封装，避免重复开发。</w:t>
+      </w:r>
+    </w:p>
+    <w:p>
+      <w:pPr>
+        <w:rPr>
+          <w:rFonts w:hint="default" w:ascii="宋体" w:hAnsi="宋体" w:eastAsia="宋体" w:cs="宋体"/>
+          <w:b w:val="0"/>
+          <w:bCs/>
+          <w:kern w:val="2"/>
+          <w:sz w:val="24"/>
+          <w:szCs w:val="24"/>
+          <w:lang w:val="en-US" w:eastAsia="zh-CN" w:bidi="ar-SA"/>
+        </w:rPr>
+      </w:pPr>
+      <w:r>
+        <w:rPr>
+          <w:rFonts w:hint="eastAsia" w:ascii="宋体" w:hAnsi="宋体" w:eastAsia="宋体" w:cs="宋体"/>
+          <w:b w:val="0"/>
+          <w:bCs/>
+          <w:kern w:val="2"/>
+          <w:sz w:val="24"/>
+          <w:szCs w:val="24"/>
+          <w:lang w:val="en-US" w:eastAsia="zh-CN" w:bidi="ar-SA"/>
+        </w:rPr>
+        <w:t>·</w:t>
+      </w:r>
+      <w:r>
+        <w:rPr>
+          <w:rFonts w:hint="default" w:ascii="宋体" w:hAnsi="宋体" w:eastAsia="宋体" w:cs="宋体"/>
+          <w:b w:val="0"/>
+          <w:bCs/>
+          <w:kern w:val="2"/>
+          <w:sz w:val="24"/>
+          <w:szCs w:val="24"/>
+          <w:lang w:val="en-US" w:eastAsia="zh-CN" w:bidi="ar-SA"/>
+        </w:rPr>
+        <w:t>配置复用：标准化数据（如学历等级、经验要求）支持配置化管理，可复用至不同业务场景（如实习招聘、社招）。</w:t>
       </w:r>
     </w:p>
     <w:p>
       <w:pPr>
         <w:pStyle w:val="3"/>
       </w:pPr>
-      <w:bookmarkStart w:id="42" w:name="_Toc116050404"/>
       <w:r>
         <w:rPr>
           <w:rFonts w:hint="eastAsia"/>
         </w:rPr>
-        <w:t>6.5易使用性</w:t>
-      </w:r>
-      <w:bookmarkEnd w:id="42"/>
-    </w:p>
-    <w:p>
-      <w:pPr>
-        <w:rPr>
-          <w:sz w:val="24"/>
-        </w:rPr>
+        <w:t>6.9安全保密性</w:t>
+      </w:r>
+      <w:bookmarkEnd w:id="46"/>
+    </w:p>
+    <w:p>
+      <w:pPr>
+        <w:rPr>
+          <w:rFonts w:hint="default" w:ascii="宋体" w:hAnsi="宋体" w:eastAsia="宋体" w:cs="宋体"/>
+          <w:b w:val="0"/>
+          <w:bCs/>
+          <w:kern w:val="2"/>
+          <w:sz w:val="24"/>
+          <w:szCs w:val="24"/>
+          <w:lang w:val="en-US" w:eastAsia="zh-CN" w:bidi="ar-SA"/>
+        </w:rPr>
+      </w:pPr>
+      <w:bookmarkStart w:id="47" w:name="_Toc116050409"/>
+      <w:r>
+        <w:rPr>
+          <w:rFonts w:hint="eastAsia" w:ascii="宋体" w:hAnsi="宋体" w:eastAsia="宋体" w:cs="宋体"/>
+          <w:b w:val="0"/>
+          <w:bCs/>
+          <w:kern w:val="2"/>
+          <w:sz w:val="24"/>
+          <w:szCs w:val="24"/>
+          <w:lang w:val="en-US" w:eastAsia="zh-CN" w:bidi="ar-SA"/>
+        </w:rPr>
+        <w:t>·</w:t>
+      </w:r>
+      <w:r>
+        <w:rPr>
+          <w:rFonts w:hint="default" w:ascii="宋体" w:hAnsi="宋体" w:eastAsia="宋体" w:cs="宋体"/>
+          <w:b w:val="0"/>
+          <w:bCs/>
+          <w:kern w:val="2"/>
+          <w:sz w:val="24"/>
+          <w:szCs w:val="24"/>
+          <w:lang w:val="en-US" w:eastAsia="zh-CN" w:bidi="ar-SA"/>
+        </w:rPr>
+        <w:t>用户认证：采用 “账号 + 密码 + 验证码” 三重认证机制，密码存储采用 MD5 加密，验证码有效时间≤15 分钟，防止账号被盗。</w:t>
+      </w:r>
+    </w:p>
+    <w:p>
+      <w:pPr>
+        <w:rPr>
+          <w:rFonts w:hint="default" w:ascii="宋体" w:hAnsi="宋体" w:eastAsia="宋体" w:cs="宋体"/>
+          <w:b w:val="0"/>
+          <w:bCs/>
+          <w:kern w:val="2"/>
+          <w:sz w:val="24"/>
+          <w:szCs w:val="24"/>
+          <w:lang w:val="en-US" w:eastAsia="zh-CN" w:bidi="ar-SA"/>
+        </w:rPr>
+      </w:pPr>
+      <w:r>
+        <w:rPr>
+          <w:rFonts w:hint="eastAsia" w:ascii="宋体" w:hAnsi="宋体" w:eastAsia="宋体" w:cs="宋体"/>
+          <w:b w:val="0"/>
+          <w:bCs/>
+          <w:kern w:val="2"/>
+          <w:sz w:val="24"/>
+          <w:szCs w:val="24"/>
+          <w:lang w:val="en-US" w:eastAsia="zh-CN" w:bidi="ar-SA"/>
+        </w:rPr>
+        <w:t>·</w:t>
+      </w:r>
+      <w:r>
+        <w:rPr>
+          <w:rFonts w:hint="default" w:ascii="宋体" w:hAnsi="宋体" w:eastAsia="宋体" w:cs="宋体"/>
+          <w:b w:val="0"/>
+          <w:bCs/>
+          <w:kern w:val="2"/>
+          <w:sz w:val="24"/>
+          <w:szCs w:val="24"/>
+          <w:lang w:val="en-US" w:eastAsia="zh-CN" w:bidi="ar-SA"/>
+        </w:rPr>
+        <w:t>数据加密：求职者简历、企业敏感信息（如薪资范围）传输采用 HTTPS 加密，数据库敏感字段加密存储，防止数据泄露。</w:t>
+      </w:r>
+    </w:p>
+    <w:p>
+      <w:pPr>
+        <w:rPr>
+          <w:rFonts w:hint="default" w:ascii="宋体" w:hAnsi="宋体" w:eastAsia="宋体" w:cs="宋体"/>
+          <w:b w:val="0"/>
+          <w:bCs/>
+          <w:kern w:val="2"/>
+          <w:sz w:val="24"/>
+          <w:szCs w:val="24"/>
+          <w:lang w:val="en-US" w:eastAsia="zh-CN" w:bidi="ar-SA"/>
+        </w:rPr>
+      </w:pPr>
+      <w:r>
+        <w:rPr>
+          <w:rFonts w:hint="eastAsia" w:ascii="宋体" w:hAnsi="宋体" w:eastAsia="宋体" w:cs="宋体"/>
+          <w:b w:val="0"/>
+          <w:bCs/>
+          <w:kern w:val="2"/>
+          <w:sz w:val="24"/>
+          <w:szCs w:val="24"/>
+          <w:lang w:val="en-US" w:eastAsia="zh-CN" w:bidi="ar-SA"/>
+        </w:rPr>
+        <w:t>·</w:t>
+      </w:r>
+      <w:r>
+        <w:rPr>
+          <w:rFonts w:hint="default" w:ascii="宋体" w:hAnsi="宋体" w:eastAsia="宋体" w:cs="宋体"/>
+          <w:b w:val="0"/>
+          <w:bCs/>
+          <w:kern w:val="2"/>
+          <w:sz w:val="24"/>
+          <w:szCs w:val="24"/>
+          <w:lang w:val="en-US" w:eastAsia="zh-CN" w:bidi="ar-SA"/>
+        </w:rPr>
+        <w:t>权限控制：严格执行角色权限分配，用户仅能访问所属角色对应的功能与数据（如 HR 仅能查看本企业岗位与候选人），无越权访问可能。</w:t>
+      </w:r>
+    </w:p>
+    <w:p>
+      <w:pPr>
+        <w:rPr>
+          <w:rFonts w:hint="default" w:ascii="宋体" w:hAnsi="宋体" w:eastAsia="宋体" w:cs="宋体"/>
+          <w:b w:val="0"/>
+          <w:bCs/>
+          <w:kern w:val="2"/>
+          <w:sz w:val="24"/>
+          <w:szCs w:val="24"/>
+          <w:lang w:val="en-US" w:eastAsia="zh-CN" w:bidi="ar-SA"/>
+        </w:rPr>
+      </w:pPr>
+      <w:r>
+        <w:rPr>
+          <w:rFonts w:hint="eastAsia" w:ascii="宋体" w:hAnsi="宋体" w:eastAsia="宋体" w:cs="宋体"/>
+          <w:b w:val="0"/>
+          <w:bCs/>
+          <w:kern w:val="2"/>
+          <w:sz w:val="24"/>
+          <w:szCs w:val="24"/>
+          <w:lang w:val="en-US" w:eastAsia="zh-CN" w:bidi="ar-SA"/>
+        </w:rPr>
+        <w:t>·</w:t>
+      </w:r>
+      <w:r>
+        <w:rPr>
+          <w:rFonts w:hint="default" w:ascii="宋体" w:hAnsi="宋体" w:eastAsia="宋体" w:cs="宋体"/>
+          <w:b w:val="0"/>
+          <w:bCs/>
+          <w:kern w:val="2"/>
+          <w:sz w:val="24"/>
+          <w:szCs w:val="24"/>
+          <w:lang w:val="en-US" w:eastAsia="zh-CN" w:bidi="ar-SA"/>
+        </w:rPr>
+        <w:t>隐私保护：明确用户信息使用范围，不泄露求职者个人隐私与企业商业信息，提供数据删除功能（求职者可删除个人简历，企业可删除过期岗位）。</w:t>
+      </w:r>
+    </w:p>
+    <w:p>
+      <w:pPr>
+        <w:rPr>
+          <w:rFonts w:hint="default" w:ascii="宋体" w:hAnsi="宋体" w:eastAsia="宋体" w:cs="宋体"/>
+          <w:b w:val="0"/>
+          <w:bCs/>
+          <w:kern w:val="2"/>
+          <w:sz w:val="24"/>
+          <w:szCs w:val="24"/>
+          <w:lang w:val="en-US" w:eastAsia="zh-CN" w:bidi="ar-SA"/>
+        </w:rPr>
+      </w:pPr>
+      <w:r>
+        <w:rPr>
+          <w:rFonts w:hint="eastAsia" w:ascii="宋体" w:hAnsi="宋体" w:eastAsia="宋体" w:cs="宋体"/>
+          <w:b w:val="0"/>
+          <w:bCs/>
+          <w:kern w:val="2"/>
+          <w:sz w:val="24"/>
+          <w:szCs w:val="24"/>
+          <w:lang w:val="en-US" w:eastAsia="zh-CN" w:bidi="ar-SA"/>
+        </w:rPr>
+        <w:t>·</w:t>
+      </w:r>
+      <w:r>
+        <w:rPr>
+          <w:rFonts w:hint="default" w:ascii="宋体" w:hAnsi="宋体" w:eastAsia="宋体" w:cs="宋体"/>
+          <w:b w:val="0"/>
+          <w:bCs/>
+          <w:kern w:val="2"/>
+          <w:sz w:val="24"/>
+          <w:szCs w:val="24"/>
+          <w:lang w:val="en-US" w:eastAsia="zh-CN" w:bidi="ar-SA"/>
+        </w:rPr>
+        <w:t>安全防护：抵御常见网络攻击（如 SQL 注入、XSS 攻击），限制单 IP 登录失败次数（≤5 次 / 小时），防止恶意攻击。</w:t>
+      </w:r>
+    </w:p>
+    <w:p>
+      <w:pPr>
+        <w:pStyle w:val="3"/>
       </w:pPr>
       <w:r>
         <w:rPr>
           <w:rFonts w:hint="eastAsia"/>
-          <w:sz w:val="24"/>
-        </w:rPr>
-        <w:t>指明该软件的易用性。</w:t>
+        </w:rPr>
+        <w:t>6.10可理解性</w:t>
+      </w:r>
+      <w:bookmarkEnd w:id="47"/>
+    </w:p>
+    <w:p>
+      <w:pPr>
+        <w:rPr>
+          <w:rFonts w:hint="default" w:ascii="宋体" w:hAnsi="宋体" w:eastAsia="宋体" w:cs="宋体"/>
+          <w:b w:val="0"/>
+          <w:bCs/>
+          <w:kern w:val="2"/>
+          <w:sz w:val="24"/>
+          <w:szCs w:val="24"/>
+          <w:lang w:val="en-US" w:eastAsia="zh-CN" w:bidi="ar-SA"/>
+        </w:rPr>
+      </w:pPr>
+      <w:bookmarkStart w:id="48" w:name="_Toc116050410"/>
+      <w:r>
+        <w:rPr>
+          <w:rFonts w:hint="eastAsia" w:ascii="宋体" w:hAnsi="宋体" w:eastAsia="宋体" w:cs="宋体"/>
+          <w:b w:val="0"/>
+          <w:bCs/>
+          <w:kern w:val="2"/>
+          <w:sz w:val="24"/>
+          <w:szCs w:val="24"/>
+          <w:lang w:val="en-US" w:eastAsia="zh-CN" w:bidi="ar-SA"/>
+        </w:rPr>
+        <w:t>·</w:t>
+      </w:r>
+      <w:r>
+        <w:rPr>
+          <w:rFonts w:hint="default" w:ascii="宋体" w:hAnsi="宋体" w:eastAsia="宋体" w:cs="宋体"/>
+          <w:b w:val="0"/>
+          <w:bCs/>
+          <w:kern w:val="2"/>
+          <w:sz w:val="24"/>
+          <w:szCs w:val="24"/>
+          <w:lang w:val="en-US" w:eastAsia="zh-CN" w:bidi="ar-SA"/>
+        </w:rPr>
+        <w:t>文档易懂：需求文档、操作手册语言简洁规范，无专业术语堆砌，普通用户可理解系统功能与使用方法。</w:t>
+      </w:r>
+    </w:p>
+    <w:p>
+      <w:pPr>
+        <w:rPr>
+          <w:rFonts w:hint="default" w:ascii="宋体" w:hAnsi="宋体" w:eastAsia="宋体" w:cs="宋体"/>
+          <w:b w:val="0"/>
+          <w:bCs/>
+          <w:kern w:val="2"/>
+          <w:sz w:val="24"/>
+          <w:szCs w:val="24"/>
+          <w:lang w:val="en-US" w:eastAsia="zh-CN" w:bidi="ar-SA"/>
+        </w:rPr>
+      </w:pPr>
+      <w:r>
+        <w:rPr>
+          <w:rFonts w:hint="eastAsia" w:ascii="宋体" w:hAnsi="宋体" w:eastAsia="宋体" w:cs="宋体"/>
+          <w:b w:val="0"/>
+          <w:bCs/>
+          <w:kern w:val="2"/>
+          <w:sz w:val="24"/>
+          <w:szCs w:val="24"/>
+          <w:lang w:val="en-US" w:eastAsia="zh-CN" w:bidi="ar-SA"/>
+        </w:rPr>
+        <w:t>·</w:t>
+      </w:r>
+      <w:r>
+        <w:rPr>
+          <w:rFonts w:hint="default" w:ascii="宋体" w:hAnsi="宋体" w:eastAsia="宋体" w:cs="宋体"/>
+          <w:b w:val="0"/>
+          <w:bCs/>
+          <w:kern w:val="2"/>
+          <w:sz w:val="24"/>
+          <w:szCs w:val="24"/>
+          <w:lang w:val="en-US" w:eastAsia="zh-CN" w:bidi="ar-SA"/>
+        </w:rPr>
+        <w:t>界面易懂：界面元素（按钮、菜单、提示语）命名直观（如 “投递简历”“发布岗位”），符合用户使用习惯，无歧义。</w:t>
+      </w:r>
+    </w:p>
+    <w:p>
+      <w:pPr>
+        <w:rPr>
+          <w:rFonts w:hint="default" w:ascii="宋体" w:hAnsi="宋体" w:eastAsia="宋体" w:cs="宋体"/>
+          <w:b w:val="0"/>
+          <w:bCs/>
+          <w:kern w:val="2"/>
+          <w:sz w:val="24"/>
+          <w:szCs w:val="24"/>
+          <w:lang w:val="en-US" w:eastAsia="zh-CN" w:bidi="ar-SA"/>
+        </w:rPr>
+      </w:pPr>
+      <w:r>
+        <w:rPr>
+          <w:rFonts w:hint="eastAsia" w:ascii="宋体" w:hAnsi="宋体" w:eastAsia="宋体" w:cs="宋体"/>
+          <w:b w:val="0"/>
+          <w:bCs/>
+          <w:kern w:val="2"/>
+          <w:sz w:val="24"/>
+          <w:szCs w:val="24"/>
+          <w:lang w:val="en-US" w:eastAsia="zh-CN" w:bidi="ar-SA"/>
+        </w:rPr>
+        <w:t>·</w:t>
+      </w:r>
+      <w:r>
+        <w:rPr>
+          <w:rFonts w:hint="default" w:ascii="宋体" w:hAnsi="宋体" w:eastAsia="宋体" w:cs="宋体"/>
+          <w:b w:val="0"/>
+          <w:bCs/>
+          <w:kern w:val="2"/>
+          <w:sz w:val="24"/>
+          <w:szCs w:val="24"/>
+          <w:lang w:val="en-US" w:eastAsia="zh-CN" w:bidi="ar-SA"/>
+        </w:rPr>
+        <w:t>功能易懂：每个功能模块的用途明确，操作逻辑符合招聘与求职的实际业务流程，用户无需额外学习即可理解功能价值。</w:t>
       </w:r>
     </w:p>
     <w:p>
       <w:pPr>
         <w:pStyle w:val="3"/>
       </w:pPr>
-      <w:bookmarkStart w:id="43" w:name="_Toc116050405"/>
       <w:r>
         <w:rPr>
           <w:rFonts w:hint="eastAsia"/>
         </w:rPr>
-        <w:t>6.6可维护性</w:t>
-      </w:r>
-      <w:bookmarkEnd w:id="43"/>
-    </w:p>
-    <w:p>
-      <w:pPr>
-        <w:rPr>
-          <w:sz w:val="24"/>
-        </w:rPr>
+        <w:t>6.11可移植性</w:t>
+      </w:r>
+      <w:bookmarkEnd w:id="48"/>
+    </w:p>
+    <w:p>
+      <w:pPr>
+        <w:rPr>
+          <w:rFonts w:hint="default" w:ascii="宋体" w:hAnsi="宋体" w:eastAsia="宋体" w:cs="宋体"/>
+          <w:b w:val="0"/>
+          <w:bCs/>
+          <w:kern w:val="2"/>
+          <w:sz w:val="24"/>
+          <w:szCs w:val="24"/>
+          <w:lang w:val="en-US" w:eastAsia="zh-CN" w:bidi="ar-SA"/>
+        </w:rPr>
+      </w:pPr>
+      <w:bookmarkStart w:id="49" w:name="_Toc116050411"/>
+      <w:r>
+        <w:rPr>
+          <w:rFonts w:hint="eastAsia" w:ascii="宋体" w:hAnsi="宋体" w:eastAsia="宋体" w:cs="宋体"/>
+          <w:b w:val="0"/>
+          <w:bCs/>
+          <w:kern w:val="2"/>
+          <w:sz w:val="24"/>
+          <w:szCs w:val="24"/>
+          <w:lang w:val="en-US" w:eastAsia="zh-CN" w:bidi="ar-SA"/>
+        </w:rPr>
+        <w:t>·</w:t>
+      </w:r>
+      <w:r>
+        <w:rPr>
+          <w:rFonts w:hint="default" w:ascii="宋体" w:hAnsi="宋体" w:eastAsia="宋体" w:cs="宋体"/>
+          <w:b w:val="0"/>
+          <w:bCs/>
+          <w:kern w:val="2"/>
+          <w:sz w:val="24"/>
+          <w:szCs w:val="24"/>
+          <w:lang w:val="en-US" w:eastAsia="zh-CN" w:bidi="ar-SA"/>
+        </w:rPr>
+        <w:t>跨操作系统：服务器端支持 Windows Server 与 Linux 系统，切换时无需修改核心代码，仅需调整配置文件。</w:t>
+      </w:r>
+    </w:p>
+    <w:p>
+      <w:pPr>
+        <w:rPr>
+          <w:rFonts w:hint="default" w:ascii="宋体" w:hAnsi="宋体" w:eastAsia="宋体" w:cs="宋体"/>
+          <w:b w:val="0"/>
+          <w:bCs/>
+          <w:kern w:val="2"/>
+          <w:sz w:val="24"/>
+          <w:szCs w:val="24"/>
+          <w:lang w:val="en-US" w:eastAsia="zh-CN" w:bidi="ar-SA"/>
+        </w:rPr>
+      </w:pPr>
+      <w:r>
+        <w:rPr>
+          <w:rFonts w:hint="eastAsia" w:ascii="宋体" w:hAnsi="宋体" w:eastAsia="宋体" w:cs="宋体"/>
+          <w:b w:val="0"/>
+          <w:bCs/>
+          <w:kern w:val="2"/>
+          <w:sz w:val="24"/>
+          <w:szCs w:val="24"/>
+          <w:lang w:val="en-US" w:eastAsia="zh-CN" w:bidi="ar-SA"/>
+        </w:rPr>
+        <w:t>·</w:t>
+      </w:r>
+      <w:r>
+        <w:rPr>
+          <w:rFonts w:hint="default" w:ascii="宋体" w:hAnsi="宋体" w:eastAsia="宋体" w:cs="宋体"/>
+          <w:b w:val="0"/>
+          <w:bCs/>
+          <w:kern w:val="2"/>
+          <w:sz w:val="24"/>
+          <w:szCs w:val="24"/>
+          <w:lang w:val="en-US" w:eastAsia="zh-CN" w:bidi="ar-SA"/>
+        </w:rPr>
+        <w:t>跨硬件：支持不同品牌服务器（如华为、戴尔），硬件升级或更换时，系统可平滑迁移，数据无丢失。</w:t>
+      </w:r>
+    </w:p>
+    <w:p>
+      <w:pPr>
+        <w:rPr>
+          <w:rFonts w:hint="default" w:ascii="宋体" w:hAnsi="宋体" w:eastAsia="宋体" w:cs="宋体"/>
+          <w:b w:val="0"/>
+          <w:bCs/>
+          <w:kern w:val="2"/>
+          <w:sz w:val="24"/>
+          <w:szCs w:val="24"/>
+          <w:lang w:val="en-US" w:eastAsia="zh-CN" w:bidi="ar-SA"/>
+        </w:rPr>
+      </w:pPr>
+      <w:r>
+        <w:rPr>
+          <w:rFonts w:hint="eastAsia" w:ascii="宋体" w:hAnsi="宋体" w:eastAsia="宋体" w:cs="宋体"/>
+          <w:b w:val="0"/>
+          <w:bCs/>
+          <w:kern w:val="2"/>
+          <w:sz w:val="24"/>
+          <w:szCs w:val="24"/>
+          <w:lang w:val="en-US" w:eastAsia="zh-CN" w:bidi="ar-SA"/>
+        </w:rPr>
+        <w:t>·</w:t>
+      </w:r>
+      <w:r>
+        <w:rPr>
+          <w:rFonts w:hint="default" w:ascii="宋体" w:hAnsi="宋体" w:eastAsia="宋体" w:cs="宋体"/>
+          <w:b w:val="0"/>
+          <w:bCs/>
+          <w:kern w:val="2"/>
+          <w:sz w:val="24"/>
+          <w:szCs w:val="24"/>
+          <w:lang w:val="en-US" w:eastAsia="zh-CN" w:bidi="ar-SA"/>
+        </w:rPr>
+        <w:t>跨部署环境：支持私有部署、公有云部署（如阿里云、腾讯云），部署环境切换时适配成本低，部署流程标准化。</w:t>
+      </w:r>
+    </w:p>
+    <w:p>
+      <w:pPr>
+        <w:pStyle w:val="3"/>
       </w:pPr>
       <w:r>
         <w:rPr>
           <w:rFonts w:hint="eastAsia"/>
-          <w:sz w:val="24"/>
-        </w:rPr>
-        <w:t>描述该软件的可维护性。</w:t>
-      </w:r>
-    </w:p>
-    <w:p>
-      <w:pPr>
-        <w:pStyle w:val="3"/>
-      </w:pPr>
-      <w:bookmarkStart w:id="44" w:name="_Toc116050406"/>
-      <w:r>
-        <w:rPr>
-          <w:rFonts w:hint="eastAsia"/>
-        </w:rPr>
-        <w:t>6.7可测试性</w:t>
-      </w:r>
-      <w:bookmarkEnd w:id="44"/>
-    </w:p>
-    <w:p>
-      <w:pPr>
-        <w:rPr>
-          <w:sz w:val="24"/>
-        </w:rPr>
-      </w:pPr>
-      <w:r>
-        <w:rPr>
-          <w:rFonts w:hint="eastAsia"/>
-          <w:sz w:val="24"/>
-        </w:rPr>
-        <w:t>指明该软件的可测试性。</w:t>
-      </w:r>
-    </w:p>
-    <w:p>
-      <w:pPr>
-        <w:rPr>
-          <w:szCs w:val="21"/>
-        </w:rPr>
-      </w:pPr>
-    </w:p>
-    <w:p>
-      <w:pPr>
-        <w:pStyle w:val="3"/>
-      </w:pPr>
-      <w:bookmarkStart w:id="45" w:name="_Toc116050407"/>
-      <w:r>
-        <w:rPr>
-          <w:rFonts w:hint="eastAsia"/>
-        </w:rPr>
-        <w:t>6.8复用性</w:t>
-      </w:r>
-      <w:bookmarkEnd w:id="45"/>
-    </w:p>
-    <w:p>
-      <w:pPr>
-        <w:rPr>
-          <w:sz w:val="24"/>
-        </w:rPr>
-      </w:pPr>
-      <w:r>
-        <w:rPr>
-          <w:rFonts w:hint="eastAsia"/>
-          <w:sz w:val="24"/>
-        </w:rPr>
-        <w:t>描述该软件的复用性能。</w:t>
-      </w:r>
-    </w:p>
-    <w:p>
-      <w:pPr>
-        <w:pStyle w:val="3"/>
-      </w:pPr>
-      <w:bookmarkStart w:id="46" w:name="_Toc116050408"/>
-      <w:r>
-        <w:rPr>
-          <w:rFonts w:hint="eastAsia"/>
-        </w:rPr>
-        <w:t>6.9安全保密性</w:t>
-      </w:r>
-      <w:bookmarkEnd w:id="46"/>
-    </w:p>
-    <w:p>
-      <w:pPr>
-        <w:rPr>
-          <w:sz w:val="24"/>
-        </w:rPr>
-      </w:pPr>
-      <w:r>
-        <w:rPr>
-          <w:rFonts w:hint="eastAsia"/>
-          <w:sz w:val="24"/>
-        </w:rPr>
-        <w:t>描述该软件的安全保密性。详细陈述与系统安全性、完整性或与私人问题相关的需求，这些问题将会影响到产品的使用和产品所创建或使用的数据保护。定义用户身份确认或授权需求。明确产品必须满足的安全性或保密性策略。</w:t>
-      </w:r>
-    </w:p>
-    <w:p>
-      <w:pPr>
-        <w:pStyle w:val="3"/>
-      </w:pPr>
-      <w:bookmarkStart w:id="47" w:name="_Toc116050409"/>
-      <w:r>
-        <w:rPr>
-          <w:rFonts w:hint="eastAsia"/>
-        </w:rPr>
-        <w:t>6.10可理解性</w:t>
-      </w:r>
-      <w:bookmarkEnd w:id="47"/>
-    </w:p>
-    <w:p>
-      <w:pPr>
-        <w:rPr>
-          <w:sz w:val="24"/>
-        </w:rPr>
-      </w:pPr>
-      <w:r>
-        <w:rPr>
-          <w:rFonts w:hint="eastAsia"/>
-          <w:sz w:val="24"/>
-        </w:rPr>
-        <w:t>描述该软件的可理解性。</w:t>
-      </w:r>
-    </w:p>
-    <w:p>
-      <w:pPr>
-        <w:pStyle w:val="3"/>
-      </w:pPr>
-      <w:bookmarkStart w:id="48" w:name="_Toc116050410"/>
-      <w:r>
-        <w:rPr>
-          <w:rFonts w:hint="eastAsia"/>
-        </w:rPr>
-        <w:t>6.11可移植性</w:t>
-      </w:r>
-      <w:bookmarkEnd w:id="48"/>
-    </w:p>
-    <w:p>
-      <w:pPr>
-        <w:rPr>
-          <w:szCs w:val="21"/>
-        </w:rPr>
-      </w:pPr>
-      <w:r>
-        <w:rPr>
-          <w:rFonts w:hint="eastAsia"/>
-          <w:szCs w:val="21"/>
-        </w:rPr>
-        <w:t>描述该软件的移植能力。</w:t>
-      </w:r>
-    </w:p>
-    <w:p>
-      <w:pPr>
-        <w:pStyle w:val="3"/>
-      </w:pPr>
-      <w:bookmarkStart w:id="49" w:name="_Toc116050411"/>
-      <w:r>
-        <w:rPr>
-          <w:rFonts w:hint="eastAsia"/>
         </w:rPr>
         <w:t>6.12互联性</w:t>
       </w:r>
@@ -11709,15 +13912,112 @@
     <w:p>
       <w:pPr>
         <w:rPr>
-          <w:szCs w:val="21"/>
-        </w:rPr>
-      </w:pPr>
-      <w:r>
-        <w:rPr>
-          <w:rFonts w:hint="eastAsia"/>
-          <w:szCs w:val="21"/>
-        </w:rPr>
-        <w:t>描述该软件与其他软件的连接能力。</w:t>
+          <w:rFonts w:hint="default" w:ascii="宋体" w:hAnsi="宋体" w:eastAsia="宋体" w:cs="宋体"/>
+          <w:b w:val="0"/>
+          <w:bCs/>
+          <w:kern w:val="2"/>
+          <w:sz w:val="24"/>
+          <w:szCs w:val="24"/>
+          <w:lang w:val="en-US" w:eastAsia="zh-CN" w:bidi="ar-SA"/>
+        </w:rPr>
+      </w:pPr>
+      <w:r>
+        <w:rPr>
+          <w:rFonts w:hint="eastAsia" w:ascii="宋体" w:hAnsi="宋体" w:eastAsia="宋体" w:cs="宋体"/>
+          <w:b w:val="0"/>
+          <w:bCs/>
+          <w:kern w:val="2"/>
+          <w:sz w:val="24"/>
+          <w:szCs w:val="24"/>
+          <w:lang w:val="en-US" w:eastAsia="zh-CN" w:bidi="ar-SA"/>
+        </w:rPr>
+        <w:t>·</w:t>
+      </w:r>
+      <w:r>
+        <w:rPr>
+          <w:rFonts w:hint="default" w:ascii="宋体" w:hAnsi="宋体" w:eastAsia="宋体" w:cs="宋体"/>
+          <w:b w:val="0"/>
+          <w:bCs/>
+          <w:kern w:val="2"/>
+          <w:sz w:val="24"/>
+          <w:szCs w:val="24"/>
+          <w:lang w:val="en-US" w:eastAsia="zh-CN" w:bidi="ar-SA"/>
+        </w:rPr>
+        <w:t>第三方工具集成：支持与邮件系统（SMTP）、短信服务平台集成，实现通知消息同步发送；支持与腾讯会议、Zoom 等会议软件接口对接，快速创建线上面试房间。</w:t>
+      </w:r>
+    </w:p>
+    <w:p>
+      <w:pPr>
+        <w:rPr>
+          <w:rFonts w:hint="default" w:ascii="宋体" w:hAnsi="宋体" w:eastAsia="宋体" w:cs="宋体"/>
+          <w:b w:val="0"/>
+          <w:bCs/>
+          <w:kern w:val="2"/>
+          <w:sz w:val="24"/>
+          <w:szCs w:val="24"/>
+          <w:lang w:val="en-US" w:eastAsia="zh-CN" w:bidi="ar-SA"/>
+        </w:rPr>
+      </w:pPr>
+      <w:r>
+        <w:rPr>
+          <w:rFonts w:hint="eastAsia" w:ascii="宋体" w:hAnsi="宋体" w:eastAsia="宋体" w:cs="宋体"/>
+          <w:b w:val="0"/>
+          <w:bCs/>
+          <w:kern w:val="2"/>
+          <w:sz w:val="24"/>
+          <w:szCs w:val="24"/>
+          <w:lang w:val="en-US" w:eastAsia="zh-CN" w:bidi="ar-SA"/>
+        </w:rPr>
+        <w:t>·</w:t>
+      </w:r>
+      <w:r>
+        <w:rPr>
+          <w:rFonts w:hint="default" w:ascii="宋体" w:hAnsi="宋体" w:eastAsia="宋体" w:cs="宋体"/>
+          <w:b w:val="0"/>
+          <w:bCs/>
+          <w:kern w:val="2"/>
+          <w:sz w:val="24"/>
+          <w:szCs w:val="24"/>
+          <w:lang w:val="en-US" w:eastAsia="zh-CN" w:bidi="ar-SA"/>
+        </w:rPr>
+        <w:t>数据导入导出：支持简历（Word、PDF 格式）导入导出，招聘数据报表（Excel 格式）导出，便于企业离线处理数据。</w:t>
+      </w:r>
+    </w:p>
+    <w:p>
+      <w:pPr>
+        <w:rPr>
+          <w:rFonts w:hint="default" w:ascii="宋体" w:hAnsi="宋体" w:eastAsia="宋体" w:cs="宋体"/>
+          <w:b w:val="0"/>
+          <w:bCs/>
+          <w:kern w:val="2"/>
+          <w:sz w:val="24"/>
+          <w:szCs w:val="24"/>
+          <w:lang w:val="en-US" w:eastAsia="zh-CN" w:bidi="ar-SA"/>
+        </w:rPr>
+      </w:pPr>
+      <w:r>
+        <w:rPr>
+          <w:rFonts w:hint="eastAsia" w:ascii="宋体" w:hAnsi="宋体" w:eastAsia="宋体" w:cs="宋体"/>
+          <w:b w:val="0"/>
+          <w:bCs/>
+          <w:kern w:val="2"/>
+          <w:sz w:val="24"/>
+          <w:szCs w:val="24"/>
+          <w:lang w:val="en-US" w:eastAsia="zh-CN" w:bidi="ar-SA"/>
+        </w:rPr>
+        <w:t>·</w:t>
+      </w:r>
+      <w:r>
+        <w:rPr>
+          <w:rFonts w:hint="default" w:ascii="宋体" w:hAnsi="宋体" w:eastAsia="宋体" w:cs="宋体"/>
+          <w:b w:val="0"/>
+          <w:bCs/>
+          <w:kern w:val="2"/>
+          <w:sz w:val="24"/>
+          <w:szCs w:val="24"/>
+          <w:lang w:val="en-US" w:eastAsia="zh-CN" w:bidi="ar-SA"/>
+        </w:rPr>
+        <w:t>第三方登录集成：预留微信、支付宝、LinkedIn 等第三方登录接口，用户可通过第三方账号快速注册登录，提升使用便捷性。</w:t>
       </w:r>
     </w:p>
     <w:p>
@@ -11953,12 +14253,12 @@
       <w:pStyle w:val="18"/>
       <w:jc w:val="both"/>
     </w:pPr>
-    <w:bookmarkStart w:id="54" w:name="_Hlk116050163"/>
-    <w:bookmarkStart w:id="55" w:name="_Hlk116050165"/>
-    <w:bookmarkStart w:id="56" w:name="_Hlk116050164"/>
+    <w:bookmarkStart w:id="54" w:name="_Hlk116050162"/>
+    <w:bookmarkStart w:id="55" w:name="_Hlk116050163"/>
+    <w:bookmarkStart w:id="56" w:name="_Hlk116050170"/>
     <w:bookmarkStart w:id="57" w:name="_Hlk116050169"/>
-    <w:bookmarkStart w:id="58" w:name="_Hlk116050162"/>
-    <w:bookmarkStart w:id="59" w:name="_Hlk116050170"/>
+    <w:bookmarkStart w:id="58" w:name="_Hlk116050165"/>
+    <w:bookmarkStart w:id="59" w:name="_Hlk116050164"/>
     <w:r>
       <w:rPr>
         <w:rFonts w:hint="eastAsia"/>
@@ -12912,7 +15212,7 @@
     <w:lsdException w:qFormat="1" w:unhideWhenUsed="0" w:uiPriority="10" w:semiHidden="0" w:name="Title"/>
     <w:lsdException w:uiPriority="99" w:name="Closing"/>
     <w:lsdException w:uiPriority="99" w:name="Signature"/>
-    <w:lsdException w:uiPriority="1" w:name="Default Paragraph Font"/>
+    <w:lsdException w:qFormat="1" w:uiPriority="1" w:name="Default Paragraph Font"/>
     <w:lsdException w:qFormat="1" w:unhideWhenUsed="0" w:uiPriority="0" w:name="Body Text"/>
     <w:lsdException w:qFormat="1" w:unhideWhenUsed="0" w:uiPriority="0" w:name="Body Text Indent"/>
     <w:lsdException w:uiPriority="99" w:name="List Continue"/>
@@ -12950,7 +15250,7 @@
     <w:lsdException w:uiPriority="99" w:name="HTML Sample"/>
     <w:lsdException w:uiPriority="99" w:name="HTML Typewriter"/>
     <w:lsdException w:uiPriority="99" w:name="HTML Variable"/>
-    <w:lsdException w:uiPriority="99" w:name="Normal Table"/>
+    <w:lsdException w:qFormat="1" w:uiPriority="99" w:name="Normal Table"/>
     <w:lsdException w:uiPriority="99" w:name="annotation subject"/>
     <w:lsdException w:uiPriority="99" w:name="Table Simple 1"/>
     <w:lsdException w:uiPriority="99" w:name="Table Simple 2"/>
@@ -13238,12 +15538,14 @@
     <w:name w:val="Default Paragraph Font"/>
     <w:semiHidden/>
     <w:unhideWhenUsed/>
+    <w:qFormat/>
     <w:uiPriority w:val="1"/>
   </w:style>
   <w:style w:type="table" w:default="1" w:styleId="25">
     <w:name w:val="Normal Table"/>
     <w:semiHidden/>
     <w:unhideWhenUsed/>
+    <w:qFormat/>
     <w:uiPriority w:val="99"/>
     <w:tblPr>
       <w:tblCellMar>

--- a/doc/需求规格文档.docx
+++ b/doc/需求规格文档.docx
@@ -13,8 +13,8 @@
           <w:szCs w:val="52"/>
         </w:rPr>
       </w:pPr>
-      <w:bookmarkStart w:id="0" w:name="_Toc24950"/>
-      <w:bookmarkStart w:id="1" w:name="_Toc246399499"/>
+      <w:bookmarkStart w:id="0" w:name="_Toc246399499"/>
+      <w:bookmarkStart w:id="1" w:name="_Toc24950"/>
       <w:bookmarkStart w:id="2" w:name="_Toc246399168"/>
       <w:r>
         <w:rPr>
@@ -50,8 +50,8 @@
       <w:bookmarkEnd w:id="1"/>
       <w:bookmarkEnd w:id="2"/>
       <w:bookmarkStart w:id="3" w:name="_Toc246399500"/>
-      <w:bookmarkStart w:id="4" w:name="_Toc246399169"/>
-      <w:bookmarkStart w:id="5" w:name="_Toc17740"/>
+      <w:bookmarkStart w:id="4" w:name="_Toc17740"/>
+      <w:bookmarkStart w:id="5" w:name="_Toc246399169"/>
     </w:p>
     <w:p>
       <w:pPr>
@@ -775,8 +775,6 @@
         </w:rPr>
         <w:t>18</w:t>
       </w:r>
-      <w:bookmarkStart w:id="60" w:name="_GoBack"/>
-      <w:bookmarkEnd w:id="60"/>
       <w:r>
         <w:rPr>
           <w:rFonts w:ascii="等线" w:hAnsi="等线" w:eastAsia="等线"/>
@@ -2933,9 +2931,8 @@
         <w:ind w:firstLine="442" w:firstLineChars="100"/>
         <w:jc w:val="center"/>
         <w:rPr>
-          <w:b/>
-          <w:bCs/>
-          <w:sz w:val="44"/>
+          <w:rFonts w:asciiTheme="minorEastAsia" w:hAnsiTheme="minorEastAsia" w:cstheme="minorEastAsia"/>
+          <w:sz w:val="24"/>
         </w:rPr>
       </w:pPr>
       <w:r>
@@ -2950,32 +2947,6 @@
     </w:p>
     <w:p>
       <w:pPr>
-        <w:ind w:firstLine="480" w:firstLineChars="200"/>
-        <w:rPr>
-          <w:rFonts w:asciiTheme="minorEastAsia" w:hAnsiTheme="minorEastAsia" w:cstheme="minorEastAsia"/>
-          <w:sz w:val="24"/>
-        </w:rPr>
-      </w:pPr>
-    </w:p>
-    <w:p>
-      <w:pPr>
-        <w:ind w:firstLine="480" w:firstLineChars="200"/>
-        <w:rPr>
-          <w:rFonts w:asciiTheme="minorEastAsia" w:hAnsiTheme="minorEastAsia" w:cstheme="minorEastAsia"/>
-          <w:sz w:val="24"/>
-        </w:rPr>
-      </w:pPr>
-      <w:r>
-        <w:rPr>
-          <w:rFonts w:asciiTheme="minorEastAsia" w:hAnsiTheme="minorEastAsia" w:cstheme="minorEastAsia"/>
-          <w:sz w:val="24"/>
-        </w:rPr>
-        <w:t>需求分析也称为软件需求分析、系统需求分析或需求分析工程等，是开发人员经过深入细致的调研和分析，准确理解用户和项目的功能、性能、可靠性等具体要求，将用户非形式的需求表述转化为完整的需求定义，从而确定系统必须做什么的过程。</w:t>
-      </w:r>
-    </w:p>
-    <w:p/>
-    <w:p>
-      <w:pPr>
         <w:pStyle w:val="2"/>
       </w:pPr>
       <w:bookmarkStart w:id="13" w:name="_Toc116050378"/>
@@ -2991,8 +2962,8 @@
       <w:pPr>
         <w:pStyle w:val="3"/>
       </w:pPr>
-      <w:bookmarkStart w:id="14" w:name="_Toc507035518"/>
-      <w:bookmarkStart w:id="15" w:name="_Toc116050379"/>
+      <w:bookmarkStart w:id="14" w:name="_Toc116050379"/>
+      <w:bookmarkStart w:id="15" w:name="_Toc507035518"/>
       <w:r>
         <w:rPr>
           <w:rFonts w:hint="eastAsia"/>
@@ -3211,7 +3182,7 @@
         <w:bidi w:val="0"/>
         <w:adjustRightInd/>
         <w:snapToGrid/>
-        <w:ind w:left="425" w:leftChars="0" w:firstLine="0" w:firstLineChars="0"/>
+        <w:ind w:left="425" w:leftChars="0" w:hanging="425" w:firstLineChars="0"/>
         <w:textAlignment w:val="auto"/>
         <w:rPr>
           <w:rFonts w:asciiTheme="minorEastAsia" w:hAnsiTheme="minorEastAsia" w:eastAsiaTheme="minorEastAsia"/>
@@ -3311,7 +3282,7 @@
         <w:bidi w:val="0"/>
         <w:adjustRightInd/>
         <w:snapToGrid/>
-        <w:ind w:left="425" w:leftChars="0" w:firstLine="0" w:firstLineChars="0"/>
+        <w:ind w:left="425" w:leftChars="0" w:hanging="425" w:firstLineChars="0"/>
         <w:textAlignment w:val="auto"/>
         <w:rPr>
           <w:rFonts w:asciiTheme="minorEastAsia" w:hAnsiTheme="minorEastAsia" w:eastAsiaTheme="minorEastAsia"/>
@@ -3411,7 +3382,7 @@
         <w:bidi w:val="0"/>
         <w:adjustRightInd/>
         <w:snapToGrid/>
-        <w:ind w:left="425" w:leftChars="0" w:firstLine="0" w:firstLineChars="0"/>
+        <w:ind w:left="425" w:leftChars="0" w:hanging="425" w:firstLineChars="0"/>
         <w:textAlignment w:val="auto"/>
         <w:rPr>
           <w:rFonts w:asciiTheme="minorEastAsia" w:hAnsiTheme="minorEastAsia" w:eastAsiaTheme="minorEastAsia"/>
@@ -3479,7 +3450,7 @@
         <w:bidi w:val="0"/>
         <w:adjustRightInd/>
         <w:snapToGrid/>
-        <w:ind w:left="425" w:leftChars="0" w:firstLine="0" w:firstLineChars="0"/>
+        <w:ind w:left="425" w:leftChars="0" w:hanging="425" w:firstLineChars="0"/>
         <w:textAlignment w:val="auto"/>
         <w:rPr>
           <w:rFonts w:asciiTheme="minorEastAsia" w:hAnsiTheme="minorEastAsia" w:eastAsiaTheme="minorEastAsia"/>
@@ -3691,7 +3662,117 @@
           </w:tcPr>
           <w:p>
             <w:pPr>
+              <w:numPr>
+                <w:ilvl w:val="0"/>
+                <w:numId w:val="3"/>
+              </w:numPr>
               <w:spacing w:line="360" w:lineRule="auto"/>
+              <w:ind w:left="425" w:leftChars="0" w:hanging="425" w:firstLineChars="0"/>
+              <w:jc w:val="center"/>
+              <w:rPr>
+                <w:rFonts w:hint="eastAsia"/>
+                <w:b/>
+                <w:color w:val="000000"/>
+                <w:szCs w:val="21"/>
+                <w:lang w:val="en-US" w:eastAsia="zh-CN"/>
+              </w:rPr>
+            </w:pPr>
+          </w:p>
+        </w:tc>
+        <w:tc>
+          <w:tcPr>
+            <w:tcW w:w="1870" w:type="dxa"/>
+            <w:shd w:val="clear"/>
+            <w:vAlign w:val="top"/>
+          </w:tcPr>
+          <w:p>
+            <w:pPr>
+              <w:spacing w:line="360" w:lineRule="auto"/>
+              <w:jc w:val="center"/>
+              <w:rPr>
+                <w:rFonts w:hint="default" w:ascii="Times New Roman" w:hAnsi="Times New Roman" w:eastAsia="宋体" w:cs="Times New Roman"/>
+                <w:b/>
+                <w:color w:val="000000"/>
+                <w:kern w:val="2"/>
+                <w:sz w:val="21"/>
+                <w:szCs w:val="21"/>
+                <w:lang w:val="en-US" w:eastAsia="zh-CN" w:bidi="ar-SA"/>
+              </w:rPr>
+            </w:pPr>
+            <w:r>
+              <w:rPr>
+                <w:rFonts w:hint="eastAsia"/>
+                <w:b/>
+                <w:color w:val="000000"/>
+                <w:szCs w:val="21"/>
+                <w:lang w:val="en-US" w:eastAsia="zh-CN"/>
+              </w:rPr>
+              <w:t>ATS</w:t>
+            </w:r>
+          </w:p>
+        </w:tc>
+        <w:tc>
+          <w:tcPr>
+            <w:tcW w:w="6460" w:type="dxa"/>
+            <w:shd w:val="clear"/>
+            <w:vAlign w:val="top"/>
+          </w:tcPr>
+          <w:p>
+            <w:pPr>
+              <w:spacing w:line="360" w:lineRule="auto"/>
+              <w:jc w:val="center"/>
+              <w:rPr>
+                <w:rFonts w:hint="default" w:ascii="Times New Roman" w:hAnsi="Times New Roman" w:eastAsia="宋体" w:cs="Times New Roman"/>
+                <w:b/>
+                <w:color w:val="000000"/>
+                <w:kern w:val="2"/>
+                <w:sz w:val="21"/>
+                <w:szCs w:val="21"/>
+                <w:lang w:val="en-US" w:eastAsia="zh-CN" w:bidi="ar-SA"/>
+              </w:rPr>
+            </w:pPr>
+            <w:r>
+              <w:rPr>
+                <w:rFonts w:hint="eastAsia"/>
+                <w:b/>
+                <w:color w:val="000000"/>
+                <w:szCs w:val="21"/>
+                <w:lang w:val="en-US" w:eastAsia="zh-CN"/>
+              </w:rPr>
+              <w:t>企业招聘平台简称</w:t>
+            </w:r>
+          </w:p>
+        </w:tc>
+      </w:tr>
+      <w:tr>
+        <w:tblPrEx>
+          <w:tblBorders>
+            <w:top w:val="single" w:color="auto" w:sz="4" w:space="0"/>
+            <w:left w:val="single" w:color="auto" w:sz="4" w:space="0"/>
+            <w:bottom w:val="single" w:color="auto" w:sz="4" w:space="0"/>
+            <w:right w:val="single" w:color="auto" w:sz="4" w:space="0"/>
+            <w:insideH w:val="single" w:color="auto" w:sz="4" w:space="0"/>
+            <w:insideV w:val="single" w:color="auto" w:sz="4" w:space="0"/>
+          </w:tblBorders>
+          <w:tblCellMar>
+            <w:top w:w="0" w:type="dxa"/>
+            <w:left w:w="108" w:type="dxa"/>
+            <w:bottom w:w="0" w:type="dxa"/>
+            <w:right w:w="108" w:type="dxa"/>
+          </w:tblCellMar>
+        </w:tblPrEx>
+        <w:tc>
+          <w:tcPr>
+            <w:tcW w:w="680" w:type="dxa"/>
+          </w:tcPr>
+          <w:p>
+            <w:pPr>
+              <w:numPr>
+                <w:ilvl w:val="0"/>
+                <w:numId w:val="3"/>
+              </w:numPr>
+              <w:spacing w:line="360" w:lineRule="auto"/>
+              <w:ind w:left="425" w:leftChars="0" w:hanging="425" w:firstLineChars="0"/>
               <w:jc w:val="center"/>
               <w:rPr>
                 <w:rFonts w:hint="eastAsia" w:eastAsia="宋体"/>
@@ -3701,16 +3782,6 @@
                 <w:lang w:val="en-US" w:eastAsia="zh-CN"/>
               </w:rPr>
             </w:pPr>
-            <w:r>
-              <w:rPr>
-                <w:rFonts w:hint="eastAsia"/>
-                <w:b/>
-                <w:color w:val="000000"/>
-                <w:szCs w:val="21"/>
-                <w:lang w:val="en-US" w:eastAsia="zh-CN"/>
-              </w:rPr>
-              <w:t>1</w:t>
-            </w:r>
           </w:p>
         </w:tc>
         <w:tc>
@@ -3802,7 +3873,12 @@
           </w:tcPr>
           <w:p>
             <w:pPr>
+              <w:numPr>
+                <w:ilvl w:val="0"/>
+                <w:numId w:val="3"/>
+              </w:numPr>
               <w:spacing w:line="360" w:lineRule="auto"/>
+              <w:ind w:left="425" w:leftChars="0" w:hanging="425" w:firstLineChars="0"/>
               <w:jc w:val="center"/>
               <w:rPr>
                 <w:rFonts w:hint="eastAsia" w:eastAsia="宋体"/>
@@ -3812,16 +3888,6 @@
                 <w:lang w:val="en-US" w:eastAsia="zh-CN"/>
               </w:rPr>
             </w:pPr>
-            <w:r>
-              <w:rPr>
-                <w:rFonts w:hint="eastAsia"/>
-                <w:b/>
-                <w:color w:val="000000"/>
-                <w:szCs w:val="21"/>
-                <w:lang w:val="en-US" w:eastAsia="zh-CN"/>
-              </w:rPr>
-              <w:t>2</w:t>
-            </w:r>
           </w:p>
         </w:tc>
         <w:tc>
@@ -3896,7 +3962,12 @@
           </w:tcPr>
           <w:p>
             <w:pPr>
+              <w:numPr>
+                <w:ilvl w:val="0"/>
+                <w:numId w:val="3"/>
+              </w:numPr>
               <w:spacing w:line="360" w:lineRule="auto"/>
+              <w:ind w:left="425" w:leftChars="0" w:hanging="425" w:firstLineChars="0"/>
               <w:jc w:val="center"/>
               <w:rPr>
                 <w:rFonts w:hint="eastAsia" w:eastAsia="宋体"/>
@@ -3906,16 +3977,6 @@
                 <w:lang w:val="en-US" w:eastAsia="zh-CN"/>
               </w:rPr>
             </w:pPr>
-            <w:r>
-              <w:rPr>
-                <w:rFonts w:hint="eastAsia"/>
-                <w:b/>
-                <w:color w:val="000000"/>
-                <w:szCs w:val="21"/>
-                <w:lang w:val="en-US" w:eastAsia="zh-CN"/>
-              </w:rPr>
-              <w:t>3</w:t>
-            </w:r>
           </w:p>
         </w:tc>
         <w:tc>
@@ -3999,7 +4060,12 @@
           </w:tcPr>
           <w:p>
             <w:pPr>
+              <w:numPr>
+                <w:ilvl w:val="0"/>
+                <w:numId w:val="3"/>
+              </w:numPr>
               <w:spacing w:line="360" w:lineRule="auto"/>
+              <w:ind w:left="425" w:leftChars="0" w:hanging="425" w:firstLineChars="0"/>
               <w:jc w:val="center"/>
               <w:rPr>
                 <w:rFonts w:hint="eastAsia" w:eastAsia="宋体"/>
@@ -4009,16 +4075,6 @@
                 <w:lang w:val="en-US" w:eastAsia="zh-CN"/>
               </w:rPr>
             </w:pPr>
-            <w:r>
-              <w:rPr>
-                <w:rFonts w:hint="eastAsia"/>
-                <w:b/>
-                <w:color w:val="000000"/>
-                <w:szCs w:val="21"/>
-                <w:lang w:val="en-US" w:eastAsia="zh-CN"/>
-              </w:rPr>
-              <w:t>4</w:t>
-            </w:r>
           </w:p>
         </w:tc>
         <w:tc>
@@ -4093,7 +4149,12 @@
           </w:tcPr>
           <w:p>
             <w:pPr>
+              <w:numPr>
+                <w:ilvl w:val="0"/>
+                <w:numId w:val="3"/>
+              </w:numPr>
               <w:spacing w:line="360" w:lineRule="auto"/>
+              <w:ind w:left="425" w:leftChars="0" w:hanging="425" w:firstLineChars="0"/>
               <w:jc w:val="center"/>
               <w:rPr>
                 <w:rFonts w:hint="default"/>
@@ -4103,16 +4164,6 @@
                 <w:lang w:val="en-US" w:eastAsia="zh-CN"/>
               </w:rPr>
             </w:pPr>
-            <w:r>
-              <w:rPr>
-                <w:rFonts w:hint="eastAsia"/>
-                <w:b/>
-                <w:color w:val="000000"/>
-                <w:szCs w:val="21"/>
-                <w:lang w:val="en-US" w:eastAsia="zh-CN"/>
-              </w:rPr>
-              <w:t>5</w:t>
-            </w:r>
           </w:p>
         </w:tc>
         <w:tc>
@@ -4187,7 +4238,12 @@
           </w:tcPr>
           <w:p>
             <w:pPr>
+              <w:numPr>
+                <w:ilvl w:val="0"/>
+                <w:numId w:val="3"/>
+              </w:numPr>
               <w:spacing w:line="360" w:lineRule="auto"/>
+              <w:ind w:left="425" w:leftChars="0" w:hanging="425" w:firstLineChars="0"/>
               <w:jc w:val="center"/>
               <w:rPr>
                 <w:rFonts w:hint="default"/>
@@ -4197,16 +4253,6 @@
                 <w:lang w:val="en-US" w:eastAsia="zh-CN"/>
               </w:rPr>
             </w:pPr>
-            <w:r>
-              <w:rPr>
-                <w:rFonts w:hint="eastAsia"/>
-                <w:b/>
-                <w:color w:val="000000"/>
-                <w:szCs w:val="21"/>
-                <w:lang w:val="en-US" w:eastAsia="zh-CN"/>
-              </w:rPr>
-              <w:t>6</w:t>
-            </w:r>
           </w:p>
         </w:tc>
         <w:tc>
@@ -4355,11 +4401,85 @@
       <w:bookmarkStart w:id="23" w:name="_Toc116050385"/>
       <w:r>
         <w:rPr>
+          <w:rFonts w:hint="default" w:ascii="Arial" w:hAnsi="Arial"/>
+          <w:sz w:val="24"/>
+          <w:lang w:val="en-US" w:eastAsia="zh-CN"/>
+        </w:rPr>
+        <w:t>本软件定位为 “高效智能的企业招聘与求职对接平台”，核心意图是通过数字化、智能化手段重构招聘流程。目标是解决传统招聘中信息不对称、流程繁琐、匹配低效、管理混乱等痛点，为企业提供标准化招聘管理工具，为求职者提供一站式求职服务。</w:t>
+      </w:r>
+    </w:p>
+    <w:p>
+      <w:pPr>
+        <w:ind w:firstLine="480" w:firstLineChars="200"/>
+        <w:rPr>
+          <w:rFonts w:hint="default" w:ascii="Arial" w:hAnsi="Arial"/>
+          <w:sz w:val="24"/>
+          <w:lang w:val="en-US" w:eastAsia="zh-CN"/>
+        </w:rPr>
+      </w:pPr>
+      <w:r>
+        <w:rPr>
+          <w:rFonts w:hint="default" w:ascii="Arial" w:hAnsi="Arial"/>
+          <w:sz w:val="24"/>
+          <w:lang w:val="en-US" w:eastAsia="zh-CN"/>
+        </w:rPr>
+        <w:t>平台作用范围覆盖全行业企业招聘场景与各类求职者求职需求，支持从岗位发布、简历投递、智能匹配、面试安排到录用确认的全流程线上化。市场前景广阔，面向中小企业（缺乏专业 ATS 系统）、各类求职人群（应届生、职场转型者等），具备较强的市场竞争力。</w:t>
+      </w:r>
+    </w:p>
+    <w:p>
+      <w:pPr>
+        <w:pStyle w:val="3"/>
+      </w:pPr>
+      <w:r>
+        <w:rPr>
+          <w:rFonts w:hint="eastAsia"/>
+        </w:rPr>
+        <w:t>2.2用户特征</w:t>
+      </w:r>
+      <w:bookmarkEnd w:id="23"/>
+    </w:p>
+    <w:p>
+      <w:pPr>
+        <w:rPr>
+          <w:rFonts w:hint="default" w:ascii="Arial" w:hAnsi="Arial"/>
+          <w:sz w:val="24"/>
+          <w:lang w:val="en-US" w:eastAsia="zh-CN"/>
+        </w:rPr>
+      </w:pPr>
+      <w:bookmarkStart w:id="24" w:name="_Toc116050386"/>
+      <w:r>
+        <w:rPr>
+          <w:rFonts w:hint="default" w:ascii="Arial" w:hAnsi="Arial"/>
+          <w:sz w:val="24"/>
+          <w:lang w:val="en-US" w:eastAsia="zh-CN"/>
+        </w:rPr>
+        <w:t>求职者</w:t>
+      </w:r>
+    </w:p>
+    <w:p>
+      <w:pPr>
+        <w:ind w:firstLine="480" w:firstLineChars="200"/>
+        <w:rPr>
+          <w:rFonts w:hint="default" w:ascii="Arial" w:hAnsi="Arial"/>
+          <w:sz w:val="24"/>
+          <w:lang w:val="en-US" w:eastAsia="zh-CN"/>
+        </w:rPr>
+      </w:pPr>
+      <w:r>
+        <w:rPr>
+          <w:rFonts w:hint="default" w:ascii="Arial" w:hAnsi="Arial"/>
+          <w:sz w:val="24"/>
+          <w:lang w:val="en-US" w:eastAsia="zh-CN"/>
+        </w:rPr>
+        <w:t>教育水平：</w:t>
+      </w:r>
+      <w:r>
+        <w:rPr>
           <w:rFonts w:hint="eastAsia" w:ascii="Arial" w:hAnsi="Arial"/>
           <w:sz w:val="24"/>
           <w:lang w:val="en-US" w:eastAsia="zh-CN"/>
         </w:rPr>
-        <w:t>·</w:t>
+        <w:t>不限</w:t>
       </w:r>
       <w:r>
         <w:rPr>
@@ -4367,7 +4487,7 @@
           <w:sz w:val="24"/>
           <w:lang w:val="en-US" w:eastAsia="zh-CN"/>
         </w:rPr>
-        <w:t>本软件定位为 “高效智能的企业招聘与求职对接平台”，核心意图是通过数字化、智能化手段重构招聘流程。目标是解决传统招聘中信息不对称、流程繁琐、匹配低效、管理混乱等痛点，为企业提供标准化招聘管理工具，为求职者提供一站式求职服务。</w:t>
+        <w:t>学历，涵盖应届生、职场人士等群体。</w:t>
       </w:r>
     </w:p>
     <w:p>
@@ -4381,63 +4501,277 @@
       </w:pPr>
       <w:r>
         <w:rPr>
+          <w:rFonts w:hint="default" w:ascii="Arial" w:hAnsi="Arial"/>
+          <w:sz w:val="24"/>
+          <w:lang w:val="en-US" w:eastAsia="zh-CN"/>
+        </w:rPr>
+        <w:t>工作经验：无强制要求，应届生可无工作经验，职场人士具备 0-20 年不等相关工作经验。</w:t>
+      </w:r>
+    </w:p>
+    <w:p>
+      <w:pPr>
+        <w:ind w:firstLine="480" w:firstLineChars="200"/>
+        <w:rPr>
+          <w:rFonts w:hint="default" w:ascii="Arial" w:hAnsi="Arial"/>
+          <w:sz w:val="24"/>
+          <w:lang w:val="en-US" w:eastAsia="zh-CN"/>
+        </w:rPr>
+      </w:pPr>
+      <w:r>
+        <w:rPr>
+          <w:rFonts w:hint="default" w:ascii="Arial" w:hAnsi="Arial"/>
+          <w:sz w:val="24"/>
+          <w:lang w:val="en-US" w:eastAsia="zh-CN"/>
+        </w:rPr>
+        <w:t>技术专长：掌握基础电脑 / 移动端操作，能熟练使用浏览器、办公软件（如 Word 编辑简历），无需专业技术背景。</w:t>
+      </w:r>
+    </w:p>
+    <w:p>
+      <w:pPr>
+        <w:ind w:firstLine="480" w:firstLineChars="200"/>
+        <w:rPr>
+          <w:rFonts w:hint="default" w:ascii="Arial" w:hAnsi="Arial"/>
+          <w:sz w:val="24"/>
+          <w:lang w:val="en-US" w:eastAsia="zh-CN"/>
+        </w:rPr>
+      </w:pPr>
+    </w:p>
+    <w:p>
+      <w:pPr>
+        <w:rPr>
+          <w:rFonts w:hint="default" w:ascii="Arial" w:hAnsi="Arial"/>
+          <w:sz w:val="24"/>
+          <w:lang w:val="en-US" w:eastAsia="zh-CN"/>
+        </w:rPr>
+      </w:pPr>
+      <w:r>
+        <w:rPr>
+          <w:rFonts w:hint="default" w:ascii="Arial" w:hAnsi="Arial"/>
+          <w:sz w:val="24"/>
+          <w:lang w:val="en-US" w:eastAsia="zh-CN"/>
+        </w:rPr>
+        <w:t>企业用户（企业管理员、HR 人员）</w:t>
+      </w:r>
+    </w:p>
+    <w:p>
+      <w:pPr>
+        <w:ind w:firstLine="480" w:firstLineChars="200"/>
+        <w:rPr>
+          <w:rFonts w:hint="default" w:ascii="Arial" w:hAnsi="Arial"/>
+          <w:sz w:val="24"/>
+          <w:lang w:val="en-US" w:eastAsia="zh-CN"/>
+        </w:rPr>
+      </w:pPr>
+      <w:r>
+        <w:rPr>
+          <w:rFonts w:hint="default" w:ascii="Arial" w:hAnsi="Arial"/>
+          <w:sz w:val="24"/>
+          <w:lang w:val="en-US" w:eastAsia="zh-CN"/>
+        </w:rPr>
+        <w:t>教育水平：大专及以上学历，人力资源相关专业或具备人力资源工作经验者优先。</w:t>
+      </w:r>
+    </w:p>
+    <w:p>
+      <w:pPr>
+        <w:ind w:firstLine="480" w:firstLineChars="200"/>
+        <w:rPr>
+          <w:rFonts w:hint="default" w:ascii="Arial" w:hAnsi="Arial"/>
+          <w:sz w:val="24"/>
+          <w:lang w:val="en-US" w:eastAsia="zh-CN"/>
+        </w:rPr>
+      </w:pPr>
+      <w:r>
+        <w:rPr>
+          <w:rFonts w:hint="default" w:ascii="Arial" w:hAnsi="Arial"/>
+          <w:sz w:val="24"/>
+          <w:lang w:val="en-US" w:eastAsia="zh-CN"/>
+        </w:rPr>
+        <w:t>工作经验：企业管理员需具备管理经验，HR 人员需具备基础招聘工作经验。</w:t>
+      </w:r>
+    </w:p>
+    <w:p>
+      <w:pPr>
+        <w:ind w:firstLine="480" w:firstLineChars="200"/>
+        <w:rPr>
+          <w:rFonts w:hint="default" w:ascii="Arial" w:hAnsi="Arial"/>
+          <w:sz w:val="24"/>
+          <w:lang w:val="en-US" w:eastAsia="zh-CN"/>
+        </w:rPr>
+      </w:pPr>
+      <w:r>
+        <w:rPr>
+          <w:rFonts w:hint="default" w:ascii="Arial" w:hAnsi="Arial"/>
+          <w:sz w:val="24"/>
+          <w:lang w:val="en-US" w:eastAsia="zh-CN"/>
+        </w:rPr>
+        <w:t>技术专长：熟练使用办公软件（Excel、Word），掌握基础线上系统操作能力，能快速适应平台功能。</w:t>
+      </w:r>
+    </w:p>
+    <w:p>
+      <w:pPr>
+        <w:ind w:firstLine="480" w:firstLineChars="200"/>
+        <w:rPr>
+          <w:rFonts w:hint="default" w:ascii="Arial" w:hAnsi="Arial"/>
+          <w:sz w:val="24"/>
+          <w:lang w:val="en-US" w:eastAsia="zh-CN"/>
+        </w:rPr>
+      </w:pPr>
+    </w:p>
+    <w:p>
+      <w:pPr>
+        <w:rPr>
+          <w:rFonts w:hint="default" w:ascii="Arial" w:hAnsi="Arial"/>
+          <w:sz w:val="24"/>
+          <w:lang w:val="en-US" w:eastAsia="zh-CN"/>
+        </w:rPr>
+      </w:pPr>
+      <w:r>
+        <w:rPr>
+          <w:rFonts w:hint="default" w:ascii="Arial" w:hAnsi="Arial"/>
+          <w:sz w:val="24"/>
+          <w:lang w:val="en-US" w:eastAsia="zh-CN"/>
+        </w:rPr>
+        <w:t>平台管理员</w:t>
+      </w:r>
+    </w:p>
+    <w:p>
+      <w:pPr>
+        <w:ind w:firstLine="480" w:firstLineChars="200"/>
+        <w:rPr>
+          <w:rFonts w:hint="default" w:ascii="Arial" w:hAnsi="Arial"/>
+          <w:sz w:val="24"/>
+          <w:lang w:val="en-US" w:eastAsia="zh-CN"/>
+        </w:rPr>
+      </w:pPr>
+      <w:r>
+        <w:rPr>
+          <w:rFonts w:hint="default" w:ascii="Arial" w:hAnsi="Arial"/>
+          <w:sz w:val="24"/>
+          <w:lang w:val="en-US" w:eastAsia="zh-CN"/>
+        </w:rPr>
+        <w:t>教育水平：本科及以上学历，计算机相关专业优先。</w:t>
+      </w:r>
+    </w:p>
+    <w:p>
+      <w:pPr>
+        <w:ind w:firstLine="480" w:firstLineChars="200"/>
+        <w:rPr>
+          <w:rFonts w:hint="default" w:ascii="Arial" w:hAnsi="Arial"/>
+          <w:sz w:val="24"/>
+          <w:lang w:val="en-US" w:eastAsia="zh-CN"/>
+        </w:rPr>
+      </w:pPr>
+      <w:r>
+        <w:rPr>
+          <w:rFonts w:hint="default" w:ascii="Arial" w:hAnsi="Arial"/>
+          <w:sz w:val="24"/>
+          <w:lang w:val="en-US" w:eastAsia="zh-CN"/>
+        </w:rPr>
+        <w:t>工作经验：具备 1 年以上系统管理或运维相关经验。</w:t>
+      </w:r>
+    </w:p>
+    <w:p>
+      <w:pPr>
+        <w:ind w:firstLine="480" w:firstLineChars="200"/>
+      </w:pPr>
+      <w:r>
+        <w:rPr>
+          <w:rFonts w:hint="default" w:ascii="Arial" w:hAnsi="Arial"/>
+          <w:sz w:val="24"/>
+          <w:lang w:val="en-US" w:eastAsia="zh-CN"/>
+        </w:rPr>
+        <w:t>技术专长：熟悉用户权限管理逻辑，了解基础数据统计与系统监控方法，能处理简单系统操作问题。</w:t>
+      </w:r>
+    </w:p>
+    <w:p>
+      <w:pPr>
+        <w:pStyle w:val="3"/>
+      </w:pPr>
+      <w:r>
+        <w:rPr>
+          <w:rFonts w:hint="eastAsia"/>
+        </w:rPr>
+        <w:t>2.3运行环境</w:t>
+      </w:r>
+      <w:bookmarkEnd w:id="24"/>
+    </w:p>
+    <w:p>
+      <w:pPr>
+        <w:ind w:firstLine="480" w:firstLineChars="200"/>
+        <w:rPr>
           <w:rFonts w:hint="eastAsia" w:ascii="Arial" w:hAnsi="Arial"/>
           <w:sz w:val="24"/>
           <w:lang w:val="en-US" w:eastAsia="zh-CN"/>
         </w:rPr>
-        <w:t>·</w:t>
-      </w:r>
+      </w:pPr>
+      <w:bookmarkStart w:id="25" w:name="_Toc116050387"/>
       <w:r>
         <w:rPr>
           <w:rFonts w:hint="default" w:ascii="Arial" w:hAnsi="Arial"/>
           <w:sz w:val="24"/>
           <w:lang w:val="en-US" w:eastAsia="zh-CN"/>
         </w:rPr>
-        <w:t>平台作用范围覆盖全行业企业招聘场景与各类求职者求职需求，支持从岗位发布、简历投递、智能匹配、面试安排到录用确认的全流程线上化。市场前景广阔，面向中小企业（缺乏专业 ATS 系统）、各类求职人群（应届生、职场转型者等），可通过 B 端付费套餐、增值服务等模式实现商业变现，具备较强的市场竞争力。</w:t>
-      </w:r>
-    </w:p>
-    <w:p>
-      <w:pPr>
-        <w:pStyle w:val="3"/>
-      </w:pPr>
-      <w:r>
-        <w:rPr>
-          <w:rFonts w:hint="eastAsia"/>
-        </w:rPr>
-        <w:t>2.2用户特征</w:t>
-      </w:r>
-      <w:bookmarkEnd w:id="23"/>
-    </w:p>
-    <w:p>
-      <w:pPr>
+        <w:t>硬件平台</w:t>
+      </w:r>
+    </w:p>
+    <w:p>
+      <w:pPr>
+        <w:ind w:firstLine="480" w:firstLineChars="200"/>
+        <w:rPr>
+          <w:rFonts w:hint="eastAsia" w:ascii="Arial" w:hAnsi="Arial"/>
+          <w:sz w:val="24"/>
+          <w:lang w:val="en-US" w:eastAsia="zh-CN"/>
+        </w:rPr>
+      </w:pPr>
+      <w:r>
         <w:rPr>
           <w:rFonts w:hint="default" w:ascii="Arial" w:hAnsi="Arial"/>
           <w:sz w:val="24"/>
           <w:lang w:val="en-US" w:eastAsia="zh-CN"/>
         </w:rPr>
-      </w:pPr>
-      <w:bookmarkStart w:id="24" w:name="_Toc116050386"/>
-      <w:r>
+        <w:t>服务器端：CPU≥8 核，内存≥16GB，硬盘容量≥500GB，支持千兆网络带宽。</w:t>
+      </w:r>
+    </w:p>
+    <w:p>
+      <w:pPr>
+        <w:ind w:firstLine="480" w:firstLineChars="200"/>
         <w:rPr>
           <w:rFonts w:hint="eastAsia" w:ascii="Arial" w:hAnsi="Arial"/>
           <w:sz w:val="24"/>
           <w:lang w:val="en-US" w:eastAsia="zh-CN"/>
         </w:rPr>
-        <w:t>-</w:t>
-      </w:r>
+      </w:pPr>
       <w:r>
         <w:rPr>
           <w:rFonts w:hint="default" w:ascii="Arial" w:hAnsi="Arial"/>
           <w:sz w:val="24"/>
           <w:lang w:val="en-US" w:eastAsia="zh-CN"/>
         </w:rPr>
-        <w:t>求职者</w:t>
+        <w:t>客户端：</w:t>
+      </w:r>
+      <w:r>
+        <w:rPr>
+          <w:rFonts w:hint="eastAsia" w:ascii="Arial" w:hAnsi="Arial"/>
+          <w:sz w:val="24"/>
+          <w:lang w:val="en-US" w:eastAsia="zh-CN"/>
+        </w:rPr>
+        <w:t>网页</w:t>
       </w:r>
     </w:p>
     <w:p>
       <w:pPr>
         <w:ind w:firstLine="480" w:firstLineChars="200"/>
         <w:rPr>
+          <w:rFonts w:hint="eastAsia" w:ascii="Arial" w:hAnsi="Arial"/>
+          <w:sz w:val="24"/>
+          <w:lang w:val="en-US" w:eastAsia="zh-CN"/>
+        </w:rPr>
+      </w:pPr>
+    </w:p>
+    <w:p>
+      <w:pPr>
+        <w:ind w:firstLine="480" w:firstLineChars="200"/>
+        <w:rPr>
           <w:rFonts w:hint="default" w:ascii="Arial" w:hAnsi="Arial"/>
           <w:sz w:val="24"/>
           <w:lang w:val="en-US" w:eastAsia="zh-CN"/>
@@ -4445,529 +4779,47 @@
       </w:pPr>
       <w:r>
         <w:rPr>
+          <w:rFonts w:hint="default" w:ascii="Arial" w:hAnsi="Arial"/>
+          <w:sz w:val="24"/>
+          <w:lang w:val="en-US" w:eastAsia="zh-CN"/>
+        </w:rPr>
+        <w:t>其他软件依赖</w:t>
+      </w:r>
+    </w:p>
+    <w:p>
+      <w:pPr>
+        <w:ind w:firstLine="480" w:firstLineChars="200"/>
+        <w:rPr>
           <w:rFonts w:hint="eastAsia" w:ascii="Arial" w:hAnsi="Arial"/>
           <w:sz w:val="24"/>
           <w:lang w:val="en-US" w:eastAsia="zh-CN"/>
         </w:rPr>
-        <w:t>·</w:t>
-      </w:r>
+      </w:pPr>
       <w:r>
         <w:rPr>
           <w:rFonts w:hint="default" w:ascii="Arial" w:hAnsi="Arial"/>
           <w:sz w:val="24"/>
           <w:lang w:val="en-US" w:eastAsia="zh-CN"/>
         </w:rPr>
-        <w:t>教育水平：高中及以上学历，涵盖应届生、职场人士等群体。</w:t>
+        <w:t>服务器端：数据库支持 MySQL 8.0+、Redis 6.0+；Web 服务器支持 Nginx 1.18+；开发框架兼容 Java Spring Boot 2.5 + 或 Python Django 3.2+。</w:t>
       </w:r>
     </w:p>
     <w:p>
       <w:pPr>
         <w:ind w:firstLine="480" w:firstLineChars="200"/>
         <w:rPr>
+          <w:rFonts w:hint="eastAsia" w:ascii="Arial" w:hAnsi="Arial"/>
+          <w:sz w:val="24"/>
+          <w:lang w:val="en-US" w:eastAsia="zh-CN"/>
+        </w:rPr>
+      </w:pPr>
+      <w:r>
+        <w:rPr>
           <w:rFonts w:hint="default" w:ascii="Arial" w:hAnsi="Arial"/>
           <w:sz w:val="24"/>
           <w:lang w:val="en-US" w:eastAsia="zh-CN"/>
         </w:rPr>
-      </w:pPr>
-      <w:r>
-        <w:rPr>
-          <w:rFonts w:hint="eastAsia" w:ascii="Arial" w:hAnsi="Arial"/>
-          <w:sz w:val="24"/>
-          <w:lang w:val="en-US" w:eastAsia="zh-CN"/>
-        </w:rPr>
-        <w:t>·</w:t>
-      </w:r>
-      <w:r>
-        <w:rPr>
-          <w:rFonts w:hint="default" w:ascii="Arial" w:hAnsi="Arial"/>
-          <w:sz w:val="24"/>
-          <w:lang w:val="en-US" w:eastAsia="zh-CN"/>
-        </w:rPr>
-        <w:t>工作经验：无强制要求，应届生可无工作经验，职场人士具备 0-20 年不等相关工作经验。</w:t>
-      </w:r>
-    </w:p>
-    <w:p>
-      <w:pPr>
-        <w:ind w:firstLine="480" w:firstLineChars="200"/>
-        <w:rPr>
-          <w:rFonts w:hint="default" w:ascii="Arial" w:hAnsi="Arial"/>
-          <w:sz w:val="24"/>
-          <w:lang w:val="en-US" w:eastAsia="zh-CN"/>
-        </w:rPr>
-      </w:pPr>
-      <w:r>
-        <w:rPr>
-          <w:rFonts w:hint="eastAsia" w:ascii="Arial" w:hAnsi="Arial"/>
-          <w:sz w:val="24"/>
-          <w:lang w:val="en-US" w:eastAsia="zh-CN"/>
-        </w:rPr>
-        <w:t>·</w:t>
-      </w:r>
-      <w:r>
-        <w:rPr>
-          <w:rFonts w:hint="default" w:ascii="Arial" w:hAnsi="Arial"/>
-          <w:sz w:val="24"/>
-          <w:lang w:val="en-US" w:eastAsia="zh-CN"/>
-        </w:rPr>
-        <w:t>技术专长：掌握基础电脑 / 移动端操作，能熟练使用浏览器、办公软件（如 Word 编辑简历），无需专业技术背景。</w:t>
-      </w:r>
-    </w:p>
-    <w:p>
-      <w:pPr>
-        <w:ind w:firstLine="480" w:firstLineChars="200"/>
-        <w:rPr>
-          <w:rFonts w:hint="default" w:ascii="Arial" w:hAnsi="Arial"/>
-          <w:sz w:val="24"/>
-          <w:lang w:val="en-US" w:eastAsia="zh-CN"/>
-        </w:rPr>
-      </w:pPr>
-    </w:p>
-    <w:p>
-      <w:pPr>
-        <w:rPr>
-          <w:rFonts w:hint="default" w:ascii="Arial" w:hAnsi="Arial"/>
-          <w:sz w:val="24"/>
-          <w:lang w:val="en-US" w:eastAsia="zh-CN"/>
-        </w:rPr>
-      </w:pPr>
-      <w:r>
-        <w:rPr>
-          <w:rFonts w:hint="eastAsia" w:ascii="Arial" w:hAnsi="Arial"/>
-          <w:sz w:val="24"/>
-          <w:lang w:val="en-US" w:eastAsia="zh-CN"/>
-        </w:rPr>
-        <w:t>-</w:t>
-      </w:r>
-      <w:r>
-        <w:rPr>
-          <w:rFonts w:hint="default" w:ascii="Arial" w:hAnsi="Arial"/>
-          <w:sz w:val="24"/>
-          <w:lang w:val="en-US" w:eastAsia="zh-CN"/>
-        </w:rPr>
-        <w:t>企业用户（企业管理员、HR 人员）</w:t>
-      </w:r>
-    </w:p>
-    <w:p>
-      <w:pPr>
-        <w:ind w:firstLine="480" w:firstLineChars="200"/>
-        <w:rPr>
-          <w:rFonts w:hint="default" w:ascii="Arial" w:hAnsi="Arial"/>
-          <w:sz w:val="24"/>
-          <w:lang w:val="en-US" w:eastAsia="zh-CN"/>
-        </w:rPr>
-      </w:pPr>
-      <w:r>
-        <w:rPr>
-          <w:rFonts w:hint="eastAsia" w:ascii="Arial" w:hAnsi="Arial"/>
-          <w:sz w:val="24"/>
-          <w:lang w:val="en-US" w:eastAsia="zh-CN"/>
-        </w:rPr>
-        <w:t>·</w:t>
-      </w:r>
-      <w:r>
-        <w:rPr>
-          <w:rFonts w:hint="default" w:ascii="Arial" w:hAnsi="Arial"/>
-          <w:sz w:val="24"/>
-          <w:lang w:val="en-US" w:eastAsia="zh-CN"/>
-        </w:rPr>
-        <w:t>教育水平：大专及以上学历，人力资源相关专业或具备人力资源工作经验者优先。</w:t>
-      </w:r>
-    </w:p>
-    <w:p>
-      <w:pPr>
-        <w:ind w:firstLine="480" w:firstLineChars="200"/>
-        <w:rPr>
-          <w:rFonts w:hint="default" w:ascii="Arial" w:hAnsi="Arial"/>
-          <w:sz w:val="24"/>
-          <w:lang w:val="en-US" w:eastAsia="zh-CN"/>
-        </w:rPr>
-      </w:pPr>
-      <w:r>
-        <w:rPr>
-          <w:rFonts w:hint="eastAsia" w:ascii="Arial" w:hAnsi="Arial"/>
-          <w:sz w:val="24"/>
-          <w:lang w:val="en-US" w:eastAsia="zh-CN"/>
-        </w:rPr>
-        <w:t>·</w:t>
-      </w:r>
-      <w:r>
-        <w:rPr>
-          <w:rFonts w:hint="default" w:ascii="Arial" w:hAnsi="Arial"/>
-          <w:sz w:val="24"/>
-          <w:lang w:val="en-US" w:eastAsia="zh-CN"/>
-        </w:rPr>
-        <w:t>工作经验：企业管理员需具备 1 年以上管理经验，HR 人员需具备基础招聘工作经验。</w:t>
-      </w:r>
-    </w:p>
-    <w:p>
-      <w:pPr>
-        <w:ind w:firstLine="480" w:firstLineChars="200"/>
-        <w:rPr>
-          <w:rFonts w:hint="default" w:ascii="Arial" w:hAnsi="Arial"/>
-          <w:sz w:val="24"/>
-          <w:lang w:val="en-US" w:eastAsia="zh-CN"/>
-        </w:rPr>
-      </w:pPr>
-      <w:r>
-        <w:rPr>
-          <w:rFonts w:hint="eastAsia" w:ascii="Arial" w:hAnsi="Arial"/>
-          <w:sz w:val="24"/>
-          <w:lang w:val="en-US" w:eastAsia="zh-CN"/>
-        </w:rPr>
-        <w:t>·</w:t>
-      </w:r>
-      <w:r>
-        <w:rPr>
-          <w:rFonts w:hint="default" w:ascii="Arial" w:hAnsi="Arial"/>
-          <w:sz w:val="24"/>
-          <w:lang w:val="en-US" w:eastAsia="zh-CN"/>
-        </w:rPr>
-        <w:t>技术专长：熟练使用办公软件（Excel、Word），掌握基础线上系统操作能力，能快速适应平台功能。</w:t>
-      </w:r>
-    </w:p>
-    <w:p>
-      <w:pPr>
-        <w:ind w:firstLine="480" w:firstLineChars="200"/>
-        <w:rPr>
-          <w:rFonts w:hint="default" w:ascii="Arial" w:hAnsi="Arial"/>
-          <w:sz w:val="24"/>
-          <w:lang w:val="en-US" w:eastAsia="zh-CN"/>
-        </w:rPr>
-      </w:pPr>
-    </w:p>
-    <w:p>
-      <w:pPr>
-        <w:rPr>
-          <w:rFonts w:hint="default" w:ascii="Arial" w:hAnsi="Arial"/>
-          <w:sz w:val="24"/>
-          <w:lang w:val="en-US" w:eastAsia="zh-CN"/>
-        </w:rPr>
-      </w:pPr>
-      <w:r>
-        <w:rPr>
-          <w:rFonts w:hint="eastAsia" w:ascii="Arial" w:hAnsi="Arial"/>
-          <w:sz w:val="24"/>
-          <w:lang w:val="en-US" w:eastAsia="zh-CN"/>
-        </w:rPr>
-        <w:t>-</w:t>
-      </w:r>
-      <w:r>
-        <w:rPr>
-          <w:rFonts w:hint="default" w:ascii="Arial" w:hAnsi="Arial"/>
-          <w:sz w:val="24"/>
-          <w:lang w:val="en-US" w:eastAsia="zh-CN"/>
-        </w:rPr>
-        <w:t>平台管理员</w:t>
-      </w:r>
-    </w:p>
-    <w:p>
-      <w:pPr>
-        <w:ind w:firstLine="480" w:firstLineChars="200"/>
-        <w:rPr>
-          <w:rFonts w:hint="default" w:ascii="Arial" w:hAnsi="Arial"/>
-          <w:sz w:val="24"/>
-          <w:lang w:val="en-US" w:eastAsia="zh-CN"/>
-        </w:rPr>
-      </w:pPr>
-      <w:r>
-        <w:rPr>
-          <w:rFonts w:hint="eastAsia" w:ascii="Arial" w:hAnsi="Arial"/>
-          <w:sz w:val="24"/>
-          <w:lang w:val="en-US" w:eastAsia="zh-CN"/>
-        </w:rPr>
-        <w:t>·</w:t>
-      </w:r>
-      <w:r>
-        <w:rPr>
-          <w:rFonts w:hint="default" w:ascii="Arial" w:hAnsi="Arial"/>
-          <w:sz w:val="24"/>
-          <w:lang w:val="en-US" w:eastAsia="zh-CN"/>
-        </w:rPr>
-        <w:t>教育水平：本科及以上学历，计算机相关专业优先。</w:t>
-      </w:r>
-    </w:p>
-    <w:p>
-      <w:pPr>
-        <w:ind w:firstLine="480" w:firstLineChars="200"/>
-        <w:rPr>
-          <w:rFonts w:hint="default" w:ascii="Arial" w:hAnsi="Arial"/>
-          <w:sz w:val="24"/>
-          <w:lang w:val="en-US" w:eastAsia="zh-CN"/>
-        </w:rPr>
-      </w:pPr>
-      <w:r>
-        <w:rPr>
-          <w:rFonts w:hint="eastAsia" w:ascii="Arial" w:hAnsi="Arial"/>
-          <w:sz w:val="24"/>
-          <w:lang w:val="en-US" w:eastAsia="zh-CN"/>
-        </w:rPr>
-        <w:t>·</w:t>
-      </w:r>
-      <w:r>
-        <w:rPr>
-          <w:rFonts w:hint="default" w:ascii="Arial" w:hAnsi="Arial"/>
-          <w:sz w:val="24"/>
-          <w:lang w:val="en-US" w:eastAsia="zh-CN"/>
-        </w:rPr>
-        <w:t>工作经验：具备 1 年以上系统管理或运维相关经验。</w:t>
-      </w:r>
-    </w:p>
-    <w:p>
-      <w:pPr>
-        <w:ind w:firstLine="480" w:firstLineChars="200"/>
-      </w:pPr>
-      <w:r>
-        <w:rPr>
-          <w:rFonts w:hint="eastAsia" w:ascii="Arial" w:hAnsi="Arial"/>
-          <w:sz w:val="24"/>
-          <w:lang w:val="en-US" w:eastAsia="zh-CN"/>
-        </w:rPr>
-        <w:t>·</w:t>
-      </w:r>
-      <w:r>
-        <w:rPr>
-          <w:rFonts w:hint="default" w:ascii="Arial" w:hAnsi="Arial"/>
-          <w:sz w:val="24"/>
-          <w:lang w:val="en-US" w:eastAsia="zh-CN"/>
-        </w:rPr>
-        <w:t>技术专长：熟悉用户权限管理逻辑，了解基础数据统计与系统监控方法，能处理简单系统操作问题。</w:t>
-      </w:r>
-    </w:p>
-    <w:p>
-      <w:pPr>
-        <w:pStyle w:val="3"/>
-      </w:pPr>
-      <w:r>
-        <w:rPr>
-          <w:rFonts w:hint="eastAsia"/>
-        </w:rPr>
-        <w:t>2.3运行环境</w:t>
-      </w:r>
-      <w:bookmarkEnd w:id="24"/>
-    </w:p>
-    <w:p>
-      <w:pPr>
-        <w:ind w:firstLine="480" w:firstLineChars="200"/>
-        <w:rPr>
-          <w:rFonts w:hint="eastAsia" w:ascii="Arial" w:hAnsi="Arial"/>
-          <w:sz w:val="24"/>
-          <w:lang w:val="en-US" w:eastAsia="zh-CN"/>
-        </w:rPr>
-      </w:pPr>
-      <w:bookmarkStart w:id="25" w:name="_Toc116050387"/>
-      <w:r>
-        <w:rPr>
-          <w:rFonts w:hint="eastAsia" w:ascii="Arial" w:hAnsi="Arial"/>
-          <w:sz w:val="24"/>
-          <w:lang w:val="en-US" w:eastAsia="zh-CN"/>
-        </w:rPr>
-        <w:t>·</w:t>
-      </w:r>
-      <w:r>
-        <w:rPr>
-          <w:rFonts w:hint="default" w:ascii="Arial" w:hAnsi="Arial"/>
-          <w:sz w:val="24"/>
-          <w:lang w:val="en-US" w:eastAsia="zh-CN"/>
-        </w:rPr>
-        <w:t>硬件平台</w:t>
-      </w:r>
-    </w:p>
-    <w:p>
-      <w:pPr>
-        <w:ind w:firstLine="480" w:firstLineChars="200"/>
-        <w:rPr>
-          <w:rFonts w:hint="eastAsia" w:ascii="Arial" w:hAnsi="Arial"/>
-          <w:sz w:val="24"/>
-          <w:lang w:val="en-US" w:eastAsia="zh-CN"/>
-        </w:rPr>
-      </w:pPr>
-      <w:r>
-        <w:rPr>
-          <w:rFonts w:hint="default" w:ascii="Arial" w:hAnsi="Arial"/>
-          <w:sz w:val="24"/>
-          <w:lang w:val="en-US" w:eastAsia="zh-CN"/>
-        </w:rPr>
-        <w:t>服务器端：CPU≥8 核，内存≥16GB，硬盘容量≥500GB，支持千兆网络带宽。</w:t>
-      </w:r>
-    </w:p>
-    <w:p>
-      <w:pPr>
-        <w:ind w:firstLine="480" w:firstLineChars="200"/>
-        <w:rPr>
-          <w:rFonts w:hint="default" w:ascii="Arial" w:hAnsi="Arial"/>
-          <w:sz w:val="24"/>
-          <w:lang w:val="en-US" w:eastAsia="zh-CN"/>
-        </w:rPr>
-      </w:pPr>
-      <w:r>
-        <w:rPr>
-          <w:rFonts w:hint="default" w:ascii="Arial" w:hAnsi="Arial"/>
-          <w:sz w:val="24"/>
-          <w:lang w:val="en-US" w:eastAsia="zh-CN"/>
-        </w:rPr>
-        <w:t>客户端：PC 端需具备双核以上 CPU、4GB 以上内存；移动端支持主流智能手机（安卓 8.0 及以上、iOS 12 及以上系统）。</w:t>
-      </w:r>
-    </w:p>
-    <w:p>
-      <w:pPr>
-        <w:ind w:firstLine="480" w:firstLineChars="200"/>
-        <w:rPr>
-          <w:rFonts w:hint="eastAsia" w:ascii="Arial" w:hAnsi="Arial"/>
-          <w:sz w:val="24"/>
-          <w:lang w:val="en-US" w:eastAsia="zh-CN"/>
-        </w:rPr>
-      </w:pPr>
-    </w:p>
-    <w:p>
-      <w:pPr>
-        <w:ind w:firstLine="480" w:firstLineChars="200"/>
-        <w:rPr>
-          <w:rFonts w:hint="default" w:ascii="Arial" w:hAnsi="Arial"/>
-          <w:sz w:val="24"/>
-          <w:lang w:val="en-US" w:eastAsia="zh-CN"/>
-        </w:rPr>
-      </w:pPr>
-      <w:r>
-        <w:rPr>
-          <w:rFonts w:hint="eastAsia" w:ascii="Arial" w:hAnsi="Arial"/>
-          <w:sz w:val="24"/>
-          <w:lang w:val="en-US" w:eastAsia="zh-CN"/>
-        </w:rPr>
-        <w:t>·</w:t>
-      </w:r>
-      <w:r>
-        <w:rPr>
-          <w:rFonts w:hint="default" w:ascii="Arial" w:hAnsi="Arial"/>
-          <w:sz w:val="24"/>
-          <w:lang w:val="en-US" w:eastAsia="zh-CN"/>
-        </w:rPr>
-        <w:t>操作系统</w:t>
-      </w:r>
-    </w:p>
-    <w:p>
-      <w:pPr>
-        <w:ind w:firstLine="480" w:firstLineChars="200"/>
-        <w:rPr>
-          <w:rFonts w:hint="eastAsia" w:ascii="Arial" w:hAnsi="Arial"/>
-          <w:sz w:val="24"/>
-          <w:lang w:val="en-US" w:eastAsia="zh-CN"/>
-        </w:rPr>
-      </w:pPr>
-      <w:r>
-        <w:rPr>
-          <w:rFonts w:hint="default" w:ascii="Arial" w:hAnsi="Arial"/>
-          <w:sz w:val="24"/>
-          <w:lang w:val="en-US" w:eastAsia="zh-CN"/>
-        </w:rPr>
-        <w:t>服务器端：支持 Windows Server 2016 及以上、Linux（CentOS 7.0+、Ubuntu 18.04+）。</w:t>
-      </w:r>
-    </w:p>
-    <w:p>
-      <w:pPr>
-        <w:ind w:firstLine="480" w:firstLineChars="200"/>
-        <w:rPr>
-          <w:rFonts w:hint="default" w:ascii="Arial" w:hAnsi="Arial"/>
-          <w:sz w:val="24"/>
-          <w:lang w:val="en-US" w:eastAsia="zh-CN"/>
-        </w:rPr>
-      </w:pPr>
-      <w:r>
-        <w:rPr>
-          <w:rFonts w:hint="default" w:ascii="Arial" w:hAnsi="Arial"/>
-          <w:sz w:val="24"/>
-          <w:lang w:val="en-US" w:eastAsia="zh-CN"/>
-        </w:rPr>
-        <w:t>客户端：PC 端支持 Windows 10 及以上、macOS 10.15 及以上；移动端支持安卓 8.0+、iOS 12+。</w:t>
-      </w:r>
-    </w:p>
-    <w:p>
-      <w:pPr>
-        <w:ind w:firstLine="480" w:firstLineChars="200"/>
-        <w:rPr>
-          <w:rFonts w:hint="eastAsia" w:ascii="Arial" w:hAnsi="Arial"/>
-          <w:sz w:val="24"/>
-          <w:lang w:val="en-US" w:eastAsia="zh-CN"/>
-        </w:rPr>
-      </w:pPr>
-    </w:p>
-    <w:p>
-      <w:pPr>
-        <w:ind w:firstLine="480" w:firstLineChars="200"/>
-        <w:rPr>
-          <w:rFonts w:hint="default" w:ascii="Arial" w:hAnsi="Arial"/>
-          <w:sz w:val="24"/>
-          <w:lang w:val="en-US" w:eastAsia="zh-CN"/>
-        </w:rPr>
-      </w:pPr>
-      <w:r>
-        <w:rPr>
-          <w:rFonts w:hint="eastAsia" w:ascii="Arial" w:hAnsi="Arial"/>
-          <w:sz w:val="24"/>
-          <w:lang w:val="en-US" w:eastAsia="zh-CN"/>
-        </w:rPr>
-        <w:t>·</w:t>
-      </w:r>
-      <w:r>
-        <w:rPr>
-          <w:rFonts w:hint="default" w:ascii="Arial" w:hAnsi="Arial"/>
-          <w:sz w:val="24"/>
-          <w:lang w:val="en-US" w:eastAsia="zh-CN"/>
-        </w:rPr>
-        <w:t>其他软件依赖</w:t>
-      </w:r>
-    </w:p>
-    <w:p>
-      <w:pPr>
-        <w:ind w:firstLine="480" w:firstLineChars="200"/>
-        <w:rPr>
-          <w:rFonts w:hint="eastAsia" w:ascii="Arial" w:hAnsi="Arial"/>
-          <w:sz w:val="24"/>
-          <w:lang w:val="en-US" w:eastAsia="zh-CN"/>
-        </w:rPr>
-      </w:pPr>
-      <w:r>
-        <w:rPr>
-          <w:rFonts w:hint="default" w:ascii="Arial" w:hAnsi="Arial"/>
-          <w:sz w:val="24"/>
-          <w:lang w:val="en-US" w:eastAsia="zh-CN"/>
-        </w:rPr>
-        <w:t>服务器端：数据库支持 MySQL 8.0+、Redis 6.0+；Web 服务器支持 Nginx 1.18+；开发框架兼容 Java Spring Boot 2.5 + 或 Python Django 3.2+。</w:t>
-      </w:r>
-    </w:p>
-    <w:p>
-      <w:pPr>
-        <w:ind w:firstLine="480" w:firstLineChars="200"/>
-        <w:rPr>
-          <w:rFonts w:hint="eastAsia" w:ascii="Arial" w:hAnsi="Arial"/>
-          <w:sz w:val="24"/>
-          <w:lang w:val="en-US" w:eastAsia="zh-CN"/>
-        </w:rPr>
-      </w:pPr>
-      <w:r>
-        <w:rPr>
-          <w:rFonts w:hint="default" w:ascii="Arial" w:hAnsi="Arial"/>
-          <w:sz w:val="24"/>
-          <w:lang w:val="en-US" w:eastAsia="zh-CN"/>
-        </w:rPr>
-        <w:t>客户端：浏览器支持 Chrome 90+、Firefox 88+、Edge 90+、Safari 14+；移动端无需额外安装插件，通过浏览器或微信小程序访问。</w:t>
-      </w:r>
-    </w:p>
-    <w:p>
-      <w:pPr>
-        <w:ind w:firstLine="480" w:firstLineChars="200"/>
-        <w:rPr>
-          <w:rFonts w:hint="eastAsia" w:ascii="Arial" w:hAnsi="Arial"/>
-          <w:sz w:val="24"/>
-          <w:lang w:val="en-US" w:eastAsia="zh-CN"/>
-        </w:rPr>
-      </w:pPr>
-      <w:r>
-        <w:rPr>
-          <w:rFonts w:hint="default" w:ascii="Arial" w:hAnsi="Arial"/>
-          <w:sz w:val="24"/>
-          <w:lang w:val="en-US" w:eastAsia="zh-CN"/>
-        </w:rPr>
-        <w:t>第三方服务：支持邮件发送服务（如 SMTP）、短信验证码服务、地图服务（用于面试地址定位）、会议软件接口（如 Zoom、腾讯会议）。</w:t>
+        <w:t>第三方服务：支持邮件发送服务（如 SMTP）、短信验证码服务、地图服务（用于面试地址定位）。</w:t>
       </w:r>
     </w:p>
     <w:p>
@@ -5037,14 +4889,6 @@
       </w:tblGrid>
       <w:tr>
         <w:tblPrEx>
-          <w:tblBorders>
-            <w:top w:val="single" w:color="auto" w:sz="4" w:space="0"/>
-            <w:left w:val="single" w:color="auto" w:sz="4" w:space="0"/>
-            <w:bottom w:val="single" w:color="auto" w:sz="4" w:space="0"/>
-            <w:right w:val="single" w:color="auto" w:sz="4" w:space="0"/>
-            <w:insideH w:val="single" w:color="auto" w:sz="4" w:space="0"/>
-            <w:insideV w:val="single" w:color="auto" w:sz="4" w:space="0"/>
-          </w:tblBorders>
           <w:tblCellMar>
             <w:top w:w="0" w:type="dxa"/>
             <w:left w:w="108" w:type="dxa"/>
@@ -5151,10 +4995,13 @@
             <w:pPr>
               <w:jc w:val="center"/>
               <w:rPr>
-                <w:rFonts w:asciiTheme="minorHAnsi" w:hAnsiTheme="minorHAnsi" w:eastAsiaTheme="minorEastAsia" w:cstheme="minorBidi"/>
+                <w:rFonts w:hint="default" w:asciiTheme="minorHAnsi" w:hAnsiTheme="minorHAnsi" w:eastAsiaTheme="minorEastAsia" w:cstheme="minorBidi"/>
                 <w:szCs w:val="21"/>
+                <w:lang w:val="en-US" w:eastAsia="zh-CN"/>
               </w:rPr>
             </w:pPr>
+            <w:bookmarkStart w:id="60" w:name="_GoBack"/>
+            <w:bookmarkEnd w:id="60"/>
           </w:p>
         </w:tc>
         <w:tc>
@@ -5166,8 +5013,9 @@
             <w:pPr>
               <w:jc w:val="center"/>
               <w:rPr>
-                <w:rFonts w:asciiTheme="minorHAnsi" w:hAnsiTheme="minorHAnsi" w:eastAsiaTheme="minorEastAsia" w:cstheme="minorBidi"/>
+                <w:rFonts w:hint="eastAsia" w:asciiTheme="minorHAnsi" w:hAnsiTheme="minorHAnsi" w:eastAsiaTheme="minorEastAsia" w:cstheme="minorBidi"/>
                 <w:szCs w:val="21"/>
+                <w:lang w:val="en-US" w:eastAsia="zh-CN"/>
               </w:rPr>
             </w:pPr>
           </w:p>
@@ -5376,14 +5224,6 @@
       </w:tblGrid>
       <w:tr>
         <w:tblPrEx>
-          <w:tblBorders>
-            <w:top w:val="single" w:color="auto" w:sz="4" w:space="0"/>
-            <w:left w:val="single" w:color="auto" w:sz="4" w:space="0"/>
-            <w:bottom w:val="single" w:color="auto" w:sz="4" w:space="0"/>
-            <w:right w:val="single" w:color="auto" w:sz="4" w:space="0"/>
-            <w:insideH w:val="single" w:color="auto" w:sz="4" w:space="0"/>
-            <w:insideV w:val="single" w:color="auto" w:sz="4" w:space="0"/>
-          </w:tblBorders>
           <w:tblCellMar>
             <w:top w:w="0" w:type="dxa"/>
             <w:left w:w="108" w:type="dxa"/>
@@ -6013,7 +5853,7 @@
         <w:widowControl w:val="0"/>
         <w:numPr>
           <w:ilvl w:val="0"/>
-          <w:numId w:val="3"/>
+          <w:numId w:val="4"/>
         </w:numPr>
         <w:kinsoku/>
         <w:wordWrap/>
@@ -6066,7 +5906,7 @@
         <w:widowControl w:val="0"/>
         <w:numPr>
           <w:ilvl w:val="0"/>
-          <w:numId w:val="3"/>
+          <w:numId w:val="4"/>
         </w:numPr>
         <w:kinsoku/>
         <w:wordWrap/>
@@ -6119,7 +5959,7 @@
         <w:widowControl w:val="0"/>
         <w:numPr>
           <w:ilvl w:val="0"/>
-          <w:numId w:val="3"/>
+          <w:numId w:val="4"/>
         </w:numPr>
         <w:kinsoku/>
         <w:wordWrap/>
@@ -6172,7 +6012,7 @@
         <w:widowControl w:val="0"/>
         <w:numPr>
           <w:ilvl w:val="0"/>
-          <w:numId w:val="3"/>
+          <w:numId w:val="4"/>
         </w:numPr>
         <w:kinsoku/>
         <w:wordWrap/>
@@ -6225,7 +6065,7 @@
         <w:widowControl w:val="0"/>
         <w:numPr>
           <w:ilvl w:val="0"/>
-          <w:numId w:val="3"/>
+          <w:numId w:val="4"/>
         </w:numPr>
         <w:kinsoku/>
         <w:wordWrap/>
@@ -6312,7 +6152,7 @@
         <w:widowControl w:val="0"/>
         <w:numPr>
           <w:ilvl w:val="0"/>
-          <w:numId w:val="3"/>
+          <w:numId w:val="4"/>
         </w:numPr>
         <w:kinsoku/>
         <w:wordWrap/>
@@ -6365,7 +6205,7 @@
         <w:widowControl w:val="0"/>
         <w:numPr>
           <w:ilvl w:val="0"/>
-          <w:numId w:val="3"/>
+          <w:numId w:val="4"/>
         </w:numPr>
         <w:kinsoku/>
         <w:wordWrap/>
@@ -6418,7 +6258,7 @@
         <w:widowControl w:val="0"/>
         <w:numPr>
           <w:ilvl w:val="0"/>
-          <w:numId w:val="3"/>
+          <w:numId w:val="4"/>
         </w:numPr>
         <w:kinsoku/>
         <w:wordWrap/>
@@ -6471,7 +6311,7 @@
         <w:widowControl w:val="0"/>
         <w:numPr>
           <w:ilvl w:val="0"/>
-          <w:numId w:val="3"/>
+          <w:numId w:val="4"/>
         </w:numPr>
         <w:kinsoku/>
         <w:wordWrap/>
@@ -6524,7 +6364,7 @@
         <w:widowControl w:val="0"/>
         <w:numPr>
           <w:ilvl w:val="0"/>
-          <w:numId w:val="3"/>
+          <w:numId w:val="4"/>
         </w:numPr>
         <w:kinsoku/>
         <w:wordWrap/>
@@ -6974,6 +6814,7 @@
             <w:insideH w:val="none" w:color="auto" w:sz="0" w:space="0"/>
             <w:insideV w:val="none" w:color="auto" w:sz="0" w:space="0"/>
           </w:tblBorders>
+          <w:shd w:val="clear" w:color="auto" w:fill="FFFFFF"/>
           <w:tblCellMar>
             <w:top w:w="0" w:type="dxa"/>
             <w:left w:w="0" w:type="dxa"/>
@@ -8221,6 +8062,7 @@
             <w:insideH w:val="none" w:color="auto" w:sz="0" w:space="0"/>
             <w:insideV w:val="none" w:color="auto" w:sz="0" w:space="0"/>
           </w:tblBorders>
+          <w:shd w:val="clear" w:color="auto" w:fill="FFFFFF"/>
           <w:tblCellMar>
             <w:top w:w="0" w:type="dxa"/>
             <w:left w:w="0" w:type="dxa"/>
@@ -8532,6 +8374,7 @@
             <w:insideH w:val="none" w:color="auto" w:sz="0" w:space="0"/>
             <w:insideV w:val="none" w:color="auto" w:sz="0" w:space="0"/>
           </w:tblBorders>
+          <w:shd w:val="clear" w:color="auto" w:fill="FFFFFF"/>
           <w:tblCellMar>
             <w:top w:w="0" w:type="dxa"/>
             <w:left w:w="0" w:type="dxa"/>
@@ -9021,7 +8864,7 @@
         <w:widowControl w:val="0"/>
         <w:numPr>
           <w:ilvl w:val="0"/>
-          <w:numId w:val="4"/>
+          <w:numId w:val="5"/>
         </w:numPr>
         <w:kinsoku/>
         <w:wordWrap/>
@@ -9063,569 +8906,6 @@
           <w:bCs/>
         </w:rPr>
         <w:t>持创建、更新、删除简历，可根据不同职位需求设置多版本简历。</w:t>
-      </w:r>
-    </w:p>
-    <w:p>
-      <w:pPr>
-        <w:pStyle w:val="7"/>
-        <w:keepNext w:val="0"/>
-        <w:keepLines w:val="0"/>
-        <w:pageBreakBefore w:val="0"/>
-        <w:widowControl w:val="0"/>
-        <w:numPr>
-          <w:ilvl w:val="0"/>
-          <w:numId w:val="4"/>
-        </w:numPr>
-        <w:kinsoku/>
-        <w:wordWrap/>
-        <w:overflowPunct/>
-        <w:topLinePunct w:val="0"/>
-        <w:autoSpaceDE/>
-        <w:autoSpaceDN/>
-        <w:bidi w:val="0"/>
-        <w:adjustRightInd/>
-        <w:snapToGrid/>
-        <w:ind w:left="425" w:leftChars="0" w:hanging="425" w:firstLineChars="0"/>
-        <w:textAlignment w:val="auto"/>
-        <w:rPr>
-          <w:rFonts w:hint="eastAsia" w:ascii="宋体" w:hAnsi="宋体" w:eastAsia="宋体" w:cs="宋体"/>
-          <w:b w:val="0"/>
-          <w:bCs/>
-        </w:rPr>
-      </w:pPr>
-      <w:r>
-        <w:rPr>
-          <w:rFonts w:hint="eastAsia" w:ascii="宋体" w:hAnsi="宋体" w:eastAsia="宋体" w:cs="宋体"/>
-          <w:b w:val="0"/>
-          <w:bCs/>
-        </w:rPr>
-        <w:t>职位查找与匹配</w:t>
-      </w:r>
-      <w:r>
-        <w:rPr>
-          <w:rFonts w:hint="eastAsia" w:ascii="宋体" w:hAnsi="宋体" w:eastAsia="宋体" w:cs="宋体"/>
-          <w:b w:val="0"/>
-          <w:bCs/>
-        </w:rPr>
-        <w:br w:type="textWrapping"/>
-      </w:r>
-      <w:r>
-        <w:rPr>
-          <w:rFonts w:hint="eastAsia" w:ascii="宋体" w:hAnsi="宋体" w:eastAsia="宋体" w:cs="宋体"/>
-          <w:b w:val="0"/>
-          <w:bCs/>
-        </w:rPr>
-        <w:t>可通过职位名称、公司、地点、薪资范围等条件搜索岗位，支持模糊搜索。系统根据简历信息智能匹配最合适的职位并推送。</w:t>
-      </w:r>
-    </w:p>
-    <w:p>
-      <w:pPr>
-        <w:pStyle w:val="7"/>
-        <w:keepNext w:val="0"/>
-        <w:keepLines w:val="0"/>
-        <w:pageBreakBefore w:val="0"/>
-        <w:widowControl w:val="0"/>
-        <w:numPr>
-          <w:ilvl w:val="0"/>
-          <w:numId w:val="4"/>
-        </w:numPr>
-        <w:kinsoku/>
-        <w:wordWrap/>
-        <w:overflowPunct/>
-        <w:topLinePunct w:val="0"/>
-        <w:autoSpaceDE/>
-        <w:autoSpaceDN/>
-        <w:bidi w:val="0"/>
-        <w:adjustRightInd/>
-        <w:snapToGrid/>
-        <w:ind w:left="425" w:leftChars="0" w:hanging="425" w:firstLineChars="0"/>
-        <w:textAlignment w:val="auto"/>
-        <w:rPr>
-          <w:rFonts w:hint="eastAsia" w:ascii="宋体" w:hAnsi="宋体" w:eastAsia="宋体" w:cs="宋体"/>
-          <w:b w:val="0"/>
-          <w:bCs/>
-        </w:rPr>
-      </w:pPr>
-      <w:r>
-        <w:rPr>
-          <w:rFonts w:hint="eastAsia" w:ascii="宋体" w:hAnsi="宋体" w:eastAsia="宋体" w:cs="宋体"/>
-          <w:b w:val="0"/>
-          <w:bCs/>
-        </w:rPr>
-        <w:t>职位申请与收藏</w:t>
-      </w:r>
-      <w:r>
-        <w:rPr>
-          <w:rFonts w:hint="eastAsia" w:ascii="宋体" w:hAnsi="宋体" w:eastAsia="宋体" w:cs="宋体"/>
-          <w:b w:val="0"/>
-          <w:bCs/>
-        </w:rPr>
-        <w:br w:type="textWrapping"/>
-      </w:r>
-      <w:r>
-        <w:rPr>
-          <w:rFonts w:hint="eastAsia" w:ascii="宋体" w:hAnsi="宋体" w:eastAsia="宋体" w:cs="宋体"/>
-          <w:b w:val="0"/>
-          <w:bCs/>
-        </w:rPr>
-        <w:t>申请时需提交对应版本简历，选择面试形式（线上/线下），线下需选择指定面试地址，同时挑选面试时间选项。可收藏感兴趣的职位。</w:t>
-      </w:r>
-    </w:p>
-    <w:p>
-      <w:pPr>
-        <w:pStyle w:val="7"/>
-        <w:keepNext w:val="0"/>
-        <w:keepLines w:val="0"/>
-        <w:pageBreakBefore w:val="0"/>
-        <w:widowControl w:val="0"/>
-        <w:numPr>
-          <w:ilvl w:val="0"/>
-          <w:numId w:val="4"/>
-        </w:numPr>
-        <w:kinsoku/>
-        <w:wordWrap/>
-        <w:overflowPunct/>
-        <w:topLinePunct w:val="0"/>
-        <w:autoSpaceDE/>
-        <w:autoSpaceDN/>
-        <w:bidi w:val="0"/>
-        <w:adjustRightInd/>
-        <w:snapToGrid/>
-        <w:ind w:left="425" w:leftChars="0" w:hanging="425" w:firstLineChars="0"/>
-        <w:textAlignment w:val="auto"/>
-        <w:rPr>
-          <w:rFonts w:hint="eastAsia" w:ascii="宋体" w:hAnsi="宋体" w:eastAsia="宋体" w:cs="宋体"/>
-          <w:b w:val="0"/>
-          <w:bCs/>
-        </w:rPr>
-      </w:pPr>
-      <w:r>
-        <w:rPr>
-          <w:rFonts w:hint="eastAsia" w:ascii="宋体" w:hAnsi="宋体" w:eastAsia="宋体" w:cs="宋体"/>
-          <w:b w:val="0"/>
-          <w:bCs/>
-        </w:rPr>
-        <w:t>面试与录用相关</w:t>
-      </w:r>
-      <w:r>
-        <w:rPr>
-          <w:rFonts w:hint="eastAsia" w:ascii="宋体" w:hAnsi="宋体" w:eastAsia="宋体" w:cs="宋体"/>
-          <w:b w:val="0"/>
-          <w:bCs/>
-        </w:rPr>
-        <w:br w:type="textWrapping"/>
-      </w:r>
-      <w:r>
-        <w:rPr>
-          <w:rFonts w:hint="eastAsia" w:ascii="宋体" w:hAnsi="宋体" w:eastAsia="宋体" w:cs="宋体"/>
-          <w:b w:val="0"/>
-          <w:bCs/>
-        </w:rPr>
-        <w:t>"我的申请"中展示所有申请记录，企业通过后可查看详细面试信息。收到录用通知后，需在3-5个工作日内选择"接受"或"拒绝"。</w:t>
-      </w:r>
-    </w:p>
-    <w:p>
-      <w:pPr>
-        <w:pStyle w:val="7"/>
-        <w:keepNext w:val="0"/>
-        <w:keepLines w:val="0"/>
-        <w:pageBreakBefore w:val="0"/>
-        <w:widowControl w:val="0"/>
-        <w:numPr>
-          <w:ilvl w:val="0"/>
-          <w:numId w:val="4"/>
-        </w:numPr>
-        <w:kinsoku/>
-        <w:wordWrap/>
-        <w:overflowPunct/>
-        <w:topLinePunct w:val="0"/>
-        <w:autoSpaceDE/>
-        <w:autoSpaceDN/>
-        <w:bidi w:val="0"/>
-        <w:adjustRightInd/>
-        <w:snapToGrid/>
-        <w:ind w:left="425" w:leftChars="0" w:hanging="425" w:firstLineChars="0"/>
-        <w:textAlignment w:val="auto"/>
-        <w:rPr>
-          <w:rFonts w:hint="eastAsia" w:ascii="宋体" w:hAnsi="宋体" w:eastAsia="宋体" w:cs="宋体"/>
-          <w:b w:val="0"/>
-          <w:bCs/>
-        </w:rPr>
-      </w:pPr>
-      <w:r>
-        <w:rPr>
-          <w:rFonts w:hint="eastAsia" w:ascii="宋体" w:hAnsi="宋体" w:eastAsia="宋体" w:cs="宋体"/>
-          <w:b w:val="0"/>
-          <w:bCs/>
-        </w:rPr>
-        <w:t>求职状态跟踪</w:t>
-      </w:r>
-      <w:r>
-        <w:rPr>
-          <w:rFonts w:hint="eastAsia" w:ascii="宋体" w:hAnsi="宋体" w:eastAsia="宋体" w:cs="宋体"/>
-          <w:b w:val="0"/>
-          <w:bCs/>
-        </w:rPr>
-        <w:br w:type="textWrapping"/>
-      </w:r>
-      <w:r>
-        <w:rPr>
-          <w:rFonts w:hint="eastAsia" w:ascii="宋体" w:hAnsi="宋体" w:eastAsia="宋体" w:cs="宋体"/>
-          <w:b w:val="0"/>
-          <w:bCs/>
-        </w:rPr>
-        <w:t>所有申请职位的状态实时更新，包括已提交、已查看、已通过、已拒绝、已安排面试、已面试、已录用、已拒绝（面试后）、已取消、已过期。</w:t>
-      </w:r>
-    </w:p>
-    <w:p>
-      <w:pPr>
-        <w:pStyle w:val="7"/>
-        <w:keepNext w:val="0"/>
-        <w:keepLines w:val="0"/>
-        <w:pageBreakBefore w:val="0"/>
-        <w:widowControl w:val="0"/>
-        <w:numPr>
-          <w:ilvl w:val="0"/>
-          <w:numId w:val="4"/>
-        </w:numPr>
-        <w:kinsoku/>
-        <w:wordWrap/>
-        <w:overflowPunct/>
-        <w:topLinePunct w:val="0"/>
-        <w:autoSpaceDE/>
-        <w:autoSpaceDN/>
-        <w:bidi w:val="0"/>
-        <w:adjustRightInd/>
-        <w:snapToGrid/>
-        <w:ind w:left="425" w:leftChars="0" w:hanging="425" w:firstLineChars="0"/>
-        <w:textAlignment w:val="auto"/>
-        <w:rPr>
-          <w:rFonts w:hint="eastAsia" w:ascii="宋体" w:hAnsi="宋体" w:eastAsia="宋体" w:cs="宋体"/>
-          <w:b w:val="0"/>
-          <w:bCs/>
-        </w:rPr>
-      </w:pPr>
-      <w:r>
-        <w:rPr>
-          <w:rFonts w:hint="eastAsia" w:ascii="宋体" w:hAnsi="宋体" w:eastAsia="宋体" w:cs="宋体"/>
-          <w:b w:val="0"/>
-          <w:bCs/>
-        </w:rPr>
-        <w:t>消息通知与提醒</w:t>
-      </w:r>
-      <w:r>
-        <w:rPr>
-          <w:rFonts w:hint="eastAsia" w:ascii="宋体" w:hAnsi="宋体" w:eastAsia="宋体" w:cs="宋体"/>
-          <w:b w:val="0"/>
-          <w:bCs/>
-        </w:rPr>
-        <w:br w:type="textWrapping"/>
-      </w:r>
-      <w:r>
-        <w:rPr>
-          <w:rFonts w:hint="eastAsia" w:ascii="宋体" w:hAnsi="宋体" w:eastAsia="宋体" w:cs="宋体"/>
-          <w:b w:val="0"/>
-          <w:bCs/>
-        </w:rPr>
-        <w:t>接收职位申请成功、面试邀请、录用通知、拒绝通知等系统消息。重要通知通过电子邮件同步发送。</w:t>
-      </w:r>
-    </w:p>
-    <w:p>
-      <w:pPr>
-        <w:pStyle w:val="7"/>
-        <w:keepNext w:val="0"/>
-        <w:keepLines w:val="0"/>
-        <w:pageBreakBefore w:val="0"/>
-        <w:widowControl w:val="0"/>
-        <w:numPr>
-          <w:ilvl w:val="0"/>
-          <w:numId w:val="4"/>
-        </w:numPr>
-        <w:kinsoku/>
-        <w:wordWrap/>
-        <w:overflowPunct/>
-        <w:topLinePunct w:val="0"/>
-        <w:autoSpaceDE/>
-        <w:autoSpaceDN/>
-        <w:bidi w:val="0"/>
-        <w:adjustRightInd/>
-        <w:snapToGrid/>
-        <w:ind w:left="425" w:leftChars="0" w:hanging="425" w:firstLineChars="0"/>
-        <w:textAlignment w:val="auto"/>
-        <w:rPr>
-          <w:rFonts w:hint="eastAsia" w:ascii="宋体" w:hAnsi="宋体" w:eastAsia="宋体" w:cs="宋体"/>
-          <w:b w:val="0"/>
-          <w:bCs/>
-        </w:rPr>
-      </w:pPr>
-      <w:r>
-        <w:rPr>
-          <w:rFonts w:hint="eastAsia" w:ascii="宋体" w:hAnsi="宋体" w:eastAsia="宋体" w:cs="宋体"/>
-          <w:b w:val="0"/>
-          <w:bCs/>
-        </w:rPr>
-        <w:t>状态刷新</w:t>
-      </w:r>
-      <w:r>
-        <w:rPr>
-          <w:rFonts w:hint="eastAsia" w:ascii="宋体" w:hAnsi="宋体" w:eastAsia="宋体" w:cs="宋体"/>
-          <w:b w:val="0"/>
-          <w:bCs/>
-        </w:rPr>
-        <w:br w:type="textWrapping"/>
-      </w:r>
-      <w:r>
-        <w:rPr>
-          <w:rFonts w:hint="eastAsia" w:ascii="宋体" w:hAnsi="宋体" w:eastAsia="宋体" w:cs="宋体"/>
-          <w:b w:val="0"/>
-          <w:bCs/>
-        </w:rPr>
-        <w:t>"我的申请"界面支持手动刷新，进入界面时自动刷新，可选3秒自动刷新功能。</w:t>
-      </w:r>
-    </w:p>
-    <w:p>
-      <w:pPr>
-        <w:pStyle w:val="7"/>
-        <w:keepNext w:val="0"/>
-        <w:keepLines w:val="0"/>
-        <w:pageBreakBefore w:val="0"/>
-        <w:widowControl w:val="0"/>
-        <w:numPr>
-          <w:ilvl w:val="0"/>
-          <w:numId w:val="4"/>
-        </w:numPr>
-        <w:kinsoku/>
-        <w:wordWrap/>
-        <w:overflowPunct/>
-        <w:topLinePunct w:val="0"/>
-        <w:autoSpaceDE/>
-        <w:autoSpaceDN/>
-        <w:bidi w:val="0"/>
-        <w:adjustRightInd/>
-        <w:snapToGrid/>
-        <w:ind w:left="425" w:leftChars="0" w:hanging="425" w:firstLineChars="0"/>
-        <w:textAlignment w:val="auto"/>
-        <w:rPr>
-          <w:rFonts w:hint="eastAsia" w:ascii="宋体" w:hAnsi="宋体" w:eastAsia="宋体" w:cs="宋体"/>
-          <w:b w:val="0"/>
-          <w:bCs/>
-        </w:rPr>
-      </w:pPr>
-      <w:r>
-        <w:rPr>
-          <w:rFonts w:hint="eastAsia" w:ascii="宋体" w:hAnsi="宋体" w:eastAsia="宋体" w:cs="宋体"/>
-          <w:b w:val="0"/>
-          <w:bCs/>
-        </w:rPr>
-        <w:t>取消申请</w:t>
-      </w:r>
-      <w:r>
-        <w:rPr>
-          <w:rFonts w:hint="eastAsia" w:ascii="宋体" w:hAnsi="宋体" w:eastAsia="宋体" w:cs="宋体"/>
-          <w:b w:val="0"/>
-          <w:bCs/>
-        </w:rPr>
-        <w:br w:type="textWrapping"/>
-      </w:r>
-      <w:r>
-        <w:rPr>
-          <w:rFonts w:hint="eastAsia" w:ascii="宋体" w:hAnsi="宋体" w:eastAsia="宋体" w:cs="宋体"/>
-          <w:b w:val="0"/>
-          <w:bCs/>
-        </w:rPr>
-        <w:t>"我的申请"中提供取消申请功能，企业确认面试时间后，面试前一天20:00后不可取消。</w:t>
-      </w:r>
-    </w:p>
-    <w:p>
-      <w:pPr>
-        <w:pStyle w:val="7"/>
-        <w:keepNext w:val="0"/>
-        <w:keepLines w:val="0"/>
-        <w:pageBreakBefore w:val="0"/>
-        <w:widowControl w:val="0"/>
-        <w:numPr>
-          <w:ilvl w:val="0"/>
-          <w:numId w:val="4"/>
-        </w:numPr>
-        <w:kinsoku/>
-        <w:wordWrap/>
-        <w:overflowPunct/>
-        <w:topLinePunct w:val="0"/>
-        <w:autoSpaceDE/>
-        <w:autoSpaceDN/>
-        <w:bidi w:val="0"/>
-        <w:adjustRightInd/>
-        <w:snapToGrid/>
-        <w:ind w:left="425" w:leftChars="0" w:hanging="425" w:firstLineChars="0"/>
-        <w:textAlignment w:val="auto"/>
-        <w:rPr>
-          <w:rFonts w:hint="eastAsia" w:ascii="宋体" w:hAnsi="宋体" w:eastAsia="宋体" w:cs="宋体"/>
-          <w:b w:val="0"/>
-          <w:bCs/>
-        </w:rPr>
-      </w:pPr>
-      <w:r>
-        <w:rPr>
-          <w:rFonts w:hint="eastAsia" w:ascii="宋体" w:hAnsi="宋体" w:eastAsia="宋体" w:cs="宋体"/>
-          <w:b w:val="0"/>
-          <w:bCs/>
-        </w:rPr>
-        <w:t>重复申请限制</w:t>
-      </w:r>
-      <w:r>
-        <w:rPr>
-          <w:rFonts w:hint="eastAsia" w:ascii="宋体" w:hAnsi="宋体" w:eastAsia="宋体" w:cs="宋体"/>
-          <w:b w:val="0"/>
-          <w:bCs/>
-        </w:rPr>
-        <w:br w:type="textWrapping"/>
-      </w:r>
-      <w:r>
-        <w:rPr>
-          <w:rFonts w:hint="eastAsia" w:ascii="宋体" w:hAnsi="宋体" w:eastAsia="宋体" w:cs="宋体"/>
-          <w:b w:val="0"/>
-          <w:bCs/>
-        </w:rPr>
-        <w:t>已提交的职位申请不允许重复提交同一职位的申请。</w:t>
-      </w:r>
-    </w:p>
-    <w:p>
-      <w:pPr>
-        <w:pStyle w:val="3"/>
-        <w:bidi w:val="0"/>
-        <w:rPr>
-          <w:rFonts w:hint="eastAsia"/>
-        </w:rPr>
-      </w:pPr>
-      <w:r>
-        <w:rPr>
-          <w:rFonts w:hint="eastAsia"/>
-        </w:rPr>
-        <w:t>4.3 企业招聘管理</w:t>
-      </w:r>
-    </w:p>
-    <w:p>
-      <w:pPr>
-        <w:pStyle w:val="5"/>
-        <w:bidi w:val="0"/>
-        <w:rPr>
-          <w:rFonts w:hint="eastAsia"/>
-        </w:rPr>
-      </w:pPr>
-      <w:r>
-        <w:rPr>
-          <w:rFonts w:hint="eastAsia"/>
-        </w:rPr>
-        <w:t>4.3.1 系统详细描述</w:t>
-      </w:r>
-    </w:p>
-    <w:p>
-      <w:pPr>
-        <w:pStyle w:val="7"/>
-        <w:keepNext w:val="0"/>
-        <w:keepLines w:val="0"/>
-        <w:pageBreakBefore w:val="0"/>
-        <w:widowControl w:val="0"/>
-        <w:kinsoku/>
-        <w:wordWrap/>
-        <w:overflowPunct/>
-        <w:topLinePunct w:val="0"/>
-        <w:autoSpaceDE/>
-        <w:autoSpaceDN/>
-        <w:bidi w:val="0"/>
-        <w:adjustRightInd/>
-        <w:snapToGrid/>
-        <w:spacing w:line="317" w:lineRule="auto"/>
-        <w:ind w:firstLine="480" w:firstLineChars="200"/>
-        <w:textAlignment w:val="auto"/>
-        <w:rPr>
-          <w:rFonts w:hint="eastAsia" w:ascii="宋体" w:hAnsi="宋体" w:eastAsia="宋体" w:cs="宋体"/>
-          <w:b w:val="0"/>
-          <w:bCs/>
-        </w:rPr>
-      </w:pPr>
-      <w:r>
-        <w:rPr>
-          <w:rFonts w:hint="eastAsia" w:ascii="宋体" w:hAnsi="宋体" w:eastAsia="宋体" w:cs="宋体"/>
-          <w:b w:val="0"/>
-          <w:bCs/>
-        </w:rPr>
-        <w:t>该分系统是企业开展招聘工作的核心操作模块，覆盖从岗位发布到候选人录用全流程，助力企业高效筛选合适人才、规范管理招聘环节，实现招聘工作的标准化与智能化。</w:t>
-      </w:r>
-    </w:p>
-    <w:p>
-      <w:pPr>
-        <w:pStyle w:val="5"/>
-        <w:bidi w:val="0"/>
-        <w:rPr>
-          <w:rFonts w:hint="eastAsia"/>
-        </w:rPr>
-      </w:pPr>
-      <w:r>
-        <w:rPr>
-          <w:rFonts w:hint="eastAsia"/>
-        </w:rPr>
-        <w:t>4.3.2 系统功能的时序</w:t>
-      </w:r>
-    </w:p>
-    <w:p>
-      <w:pPr>
-        <w:pStyle w:val="7"/>
-        <w:keepNext w:val="0"/>
-        <w:keepLines w:val="0"/>
-        <w:pageBreakBefore w:val="0"/>
-        <w:widowControl w:val="0"/>
-        <w:kinsoku/>
-        <w:wordWrap/>
-        <w:overflowPunct/>
-        <w:topLinePunct w:val="0"/>
-        <w:autoSpaceDE/>
-        <w:autoSpaceDN/>
-        <w:bidi w:val="0"/>
-        <w:adjustRightInd/>
-        <w:snapToGrid/>
-        <w:textAlignment w:val="auto"/>
-        <w:rPr>
-          <w:rFonts w:hint="eastAsia" w:ascii="宋体" w:hAnsi="宋体" w:eastAsia="宋体" w:cs="宋体"/>
-          <w:b w:val="0"/>
-          <w:bCs/>
-        </w:rPr>
-      </w:pPr>
-      <w:r>
-        <w:rPr>
-          <w:rFonts w:hint="eastAsia" w:ascii="宋体" w:hAnsi="宋体" w:eastAsia="宋体" w:cs="宋体"/>
-          <w:b w:val="0"/>
-          <w:bCs/>
-        </w:rPr>
-        <w:t>岗位创建→发布岗位→简历筛选→面试安排→结果反馈→录用管理</w:t>
-      </w:r>
-    </w:p>
-    <w:p>
-      <w:pPr>
-        <w:pStyle w:val="5"/>
-        <w:bidi w:val="0"/>
-        <w:rPr>
-          <w:rFonts w:hint="eastAsia"/>
-        </w:rPr>
-      </w:pPr>
-      <w:r>
-        <w:rPr>
-          <w:rFonts w:hint="eastAsia"/>
-        </w:rPr>
-        <w:t>4.3.</w:t>
-      </w:r>
-      <w:r>
-        <w:rPr>
-          <w:rFonts w:hint="eastAsia"/>
-          <w:lang w:val="en-US" w:eastAsia="zh-CN"/>
-        </w:rPr>
-        <w:t>3</w:t>
-      </w:r>
-      <w:r>
-        <w:rPr>
-          <w:rFonts w:hint="eastAsia"/>
-        </w:rPr>
-        <w:t xml:space="preserve"> 功能要求</w:t>
       </w:r>
     </w:p>
     <w:p>
@@ -9662,7 +8942,7 @@
           <w:b w:val="0"/>
           <w:bCs/>
         </w:rPr>
-        <w:t>岗位创建与发布</w:t>
+        <w:t>职位查找与匹配</w:t>
       </w:r>
       <w:r>
         <w:rPr>
@@ -9678,7 +8958,7 @@
           <w:b w:val="0"/>
           <w:bCs/>
         </w:rPr>
-        <w:t>企业需填写岗位名称、所属部门、工作地点、薪资范围、学历要求、工作经验、技能要求、岗位职责、任职资格等核心信息。支持模糊输入提示，地点按国家、省、市、区层级选择。</w:t>
+        <w:t>可通过职位名称、公司、地点、薪资范围等条件搜索岗位，支持模糊搜索。系统根据简历信息智能匹配最合适的职位并推送。</w:t>
       </w:r>
     </w:p>
     <w:p>
@@ -9715,7 +8995,7 @@
           <w:b w:val="0"/>
           <w:bCs/>
         </w:rPr>
-        <w:t>候选人筛选与分类</w:t>
+        <w:t>职位申请与收藏</w:t>
       </w:r>
       <w:r>
         <w:rPr>
@@ -9731,7 +9011,7 @@
           <w:b w:val="0"/>
           <w:bCs/>
         </w:rPr>
-        <w:t>系统按岗位要求自动匹配候选人简历关键信息，生成匹配度评分。企业可按匹配度、投递时间、学历、工作经验等条件筛选候选人。</w:t>
+        <w:t>申请时需提交对应版本简历，选择面试形式（线上/线下），线下需选择指定面试地址，同时挑选面试时间选项。可收藏感兴趣的职位。</w:t>
       </w:r>
     </w:p>
     <w:p>
@@ -9768,7 +9048,7 @@
           <w:b w:val="0"/>
           <w:bCs/>
         </w:rPr>
-        <w:t>面试安排与管理</w:t>
+        <w:t>面试与录用相关</w:t>
       </w:r>
       <w:r>
         <w:rPr>
@@ -9784,7 +9064,7 @@
           <w:b w:val="0"/>
           <w:bCs/>
         </w:rPr>
-        <w:t>企业筛选通过后，可选择面试形式（线上面试、现场面试），线上面试需填写会议软件、会议号等信息，现场面试需选择预设的面试地址或新增地址。</w:t>
+        <w:t>"我的申请"中展示所有申请记录，企业通过后可查看详细面试信息。收到录用通知后，需在3-5个工作日内选择"接受"或"拒绝"。</w:t>
       </w:r>
     </w:p>
     <w:p>
@@ -9821,7 +9101,7 @@
           <w:b w:val="0"/>
           <w:bCs/>
         </w:rPr>
-        <w:t>面试结果反馈与录用管理</w:t>
+        <w:t>求职状态跟踪</w:t>
       </w:r>
       <w:r>
         <w:rPr>
@@ -9837,7 +9117,7 @@
           <w:b w:val="0"/>
           <w:bCs/>
         </w:rPr>
-        <w:t>企业在面试结束后，可在系统内标记"录用""拒绝""待定"等结果。选择"录用"需填写录用薪资、入职时间、岗位职责等细节。</w:t>
+        <w:t>所有申请职位的状态实时更新，包括已提交、已查看、已通过、已拒绝、已安排面试、已面试、已录用、已拒绝（面试后）、已取消、已过期。</w:t>
       </w:r>
     </w:p>
     <w:p>
@@ -9874,7 +9154,7 @@
           <w:b w:val="0"/>
           <w:bCs/>
         </w:rPr>
-        <w:t>岗位与招聘数据查看</w:t>
+        <w:t>消息通知与提醒</w:t>
       </w:r>
       <w:r>
         <w:rPr>
@@ -9890,7 +9170,7 @@
           <w:b w:val="0"/>
           <w:bCs/>
         </w:rPr>
-        <w:t>系统实时展示各岗位的投递人数、筛选通过人数、已面试人数、录用人数等核心数据。支持按时间维度查看招聘进度。</w:t>
+        <w:t>接收职位申请成功、面试邀请、录用通知、拒绝通知等系统消息。重要通知通过电子邮件同步发送。</w:t>
       </w:r>
     </w:p>
     <w:p>
@@ -9927,7 +9207,7 @@
           <w:b w:val="0"/>
           <w:bCs/>
         </w:rPr>
-        <w:t>人才库管理</w:t>
+        <w:t>状态刷新</w:t>
       </w:r>
       <w:r>
         <w:rPr>
@@ -9943,7 +9223,7 @@
           <w:b w:val="0"/>
           <w:bCs/>
         </w:rPr>
-        <w:t>未录用但有潜力的候选人自动或手动存入企业人才库，支持按技能、行业经验、岗位类型等维度分类归档。</w:t>
+        <w:t>"我的申请"界面支持手动刷新，进入界面时自动刷新，可选3秒自动刷新功能。</w:t>
       </w:r>
     </w:p>
     <w:p>
@@ -9980,7 +9260,7 @@
           <w:b w:val="0"/>
           <w:bCs/>
         </w:rPr>
-        <w:t>系统通知与提醒</w:t>
+        <w:t>取消申请</w:t>
       </w:r>
       <w:r>
         <w:rPr>
@@ -9996,7 +9276,7 @@
           <w:b w:val="0"/>
           <w:bCs/>
         </w:rPr>
-        <w:t>候选人提交申请、确认面试时间、回应录用通知时，企业HR实时收到系统提醒。面试前1天系统自动提醒企业HR。</w:t>
+        <w:t>"我的申请"中提供取消申请功能，企业确认面试时间后，面试前一天20:00后不可取消。</w:t>
       </w:r>
     </w:p>
     <w:p>
@@ -10033,7 +9313,7 @@
           <w:b w:val="0"/>
           <w:bCs/>
         </w:rPr>
-        <w:t>批量操作</w:t>
+        <w:t>重复申请限制</w:t>
       </w:r>
       <w:r>
         <w:rPr>
@@ -10049,113 +9329,7 @@
           <w:b w:val="0"/>
           <w:bCs/>
         </w:rPr>
-        <w:t>支持批量发送面试邀请、批量反馈面试结果，提高招聘效率。</w:t>
-      </w:r>
-    </w:p>
-    <w:p>
-      <w:pPr>
-        <w:pStyle w:val="7"/>
-        <w:keepNext w:val="0"/>
-        <w:keepLines w:val="0"/>
-        <w:pageBreakBefore w:val="0"/>
-        <w:widowControl w:val="0"/>
-        <w:numPr>
-          <w:ilvl w:val="0"/>
-          <w:numId w:val="5"/>
-        </w:numPr>
-        <w:kinsoku/>
-        <w:wordWrap/>
-        <w:overflowPunct/>
-        <w:topLinePunct w:val="0"/>
-        <w:autoSpaceDE/>
-        <w:autoSpaceDN/>
-        <w:bidi w:val="0"/>
-        <w:adjustRightInd/>
-        <w:snapToGrid/>
-        <w:ind w:left="425" w:leftChars="0" w:hanging="425" w:firstLineChars="0"/>
-        <w:textAlignment w:val="auto"/>
-        <w:rPr>
-          <w:rFonts w:hint="eastAsia" w:ascii="宋体" w:hAnsi="宋体" w:eastAsia="宋体" w:cs="宋体"/>
-          <w:b w:val="0"/>
-          <w:bCs/>
-        </w:rPr>
-      </w:pPr>
-      <w:r>
-        <w:rPr>
-          <w:rFonts w:hint="eastAsia" w:ascii="宋体" w:hAnsi="宋体" w:eastAsia="宋体" w:cs="宋体"/>
-          <w:b w:val="0"/>
-          <w:bCs/>
-        </w:rPr>
-        <w:t>数据导出</w:t>
-      </w:r>
-      <w:r>
-        <w:rPr>
-          <w:rFonts w:hint="eastAsia" w:ascii="宋体" w:hAnsi="宋体" w:eastAsia="宋体" w:cs="宋体"/>
-          <w:b w:val="0"/>
-          <w:bCs/>
-        </w:rPr>
-        <w:br w:type="textWrapping"/>
-      </w:r>
-      <w:r>
-        <w:rPr>
-          <w:rFonts w:hint="eastAsia" w:ascii="宋体" w:hAnsi="宋体" w:eastAsia="宋体" w:cs="宋体"/>
-          <w:b w:val="0"/>
-          <w:bCs/>
-        </w:rPr>
-        <w:t>支持导出招聘数据报表、候选人信息、面试安排等数据。</w:t>
-      </w:r>
-    </w:p>
-    <w:p>
-      <w:pPr>
-        <w:pStyle w:val="7"/>
-        <w:keepNext w:val="0"/>
-        <w:keepLines w:val="0"/>
-        <w:pageBreakBefore w:val="0"/>
-        <w:widowControl w:val="0"/>
-        <w:numPr>
-          <w:ilvl w:val="0"/>
-          <w:numId w:val="5"/>
-        </w:numPr>
-        <w:kinsoku/>
-        <w:wordWrap/>
-        <w:overflowPunct/>
-        <w:topLinePunct w:val="0"/>
-        <w:autoSpaceDE/>
-        <w:autoSpaceDN/>
-        <w:bidi w:val="0"/>
-        <w:adjustRightInd/>
-        <w:snapToGrid/>
-        <w:ind w:left="425" w:leftChars="0" w:hanging="425" w:firstLineChars="0"/>
-        <w:textAlignment w:val="auto"/>
-        <w:rPr>
-          <w:rFonts w:hint="eastAsia" w:ascii="宋体" w:hAnsi="宋体" w:eastAsia="宋体" w:cs="宋体"/>
-          <w:b w:val="0"/>
-          <w:bCs/>
-        </w:rPr>
-      </w:pPr>
-      <w:r>
-        <w:rPr>
-          <w:rFonts w:hint="eastAsia" w:ascii="宋体" w:hAnsi="宋体" w:eastAsia="宋体" w:cs="宋体"/>
-          <w:b w:val="0"/>
-          <w:bCs/>
-        </w:rPr>
-        <w:t>竞争力分析</w:t>
-      </w:r>
-      <w:r>
-        <w:rPr>
-          <w:rFonts w:hint="eastAsia" w:ascii="宋体" w:hAnsi="宋体" w:eastAsia="宋体" w:cs="宋体"/>
-          <w:b w:val="0"/>
-          <w:bCs/>
-        </w:rPr>
-        <w:br w:type="textWrapping"/>
-      </w:r>
-      <w:r>
-        <w:rPr>
-          <w:rFonts w:hint="eastAsia" w:ascii="宋体" w:hAnsi="宋体" w:eastAsia="宋体" w:cs="宋体"/>
-          <w:b w:val="0"/>
-          <w:bCs/>
-        </w:rPr>
-        <w:t>可查看单个岗位的竞争力分析，包括薪资水平对比、申请人资质分布等信息。</w:t>
+        <w:t>已提交的职位申请不允许重复提交同一职位的申请。</w:t>
       </w:r>
     </w:p>
     <w:p>
@@ -10170,20 +9344,7 @@
         <w:rPr>
           <w:rFonts w:hint="eastAsia"/>
         </w:rPr>
-        <w:t>4.</w:t>
-      </w:r>
-      <w:r>
-        <w:rPr>
-          <w:rFonts w:hint="eastAsia"/>
-          <w:lang w:val="en-US" w:eastAsia="zh-CN"/>
-        </w:rPr>
-        <w:t>4</w:t>
-      </w:r>
-      <w:r>
-        <w:rPr>
-          <w:rFonts w:hint="eastAsia"/>
-        </w:rPr>
-        <w:t xml:space="preserve"> 智能匹配与面试管理</w:t>
+        <w:t>4.3 企业招聘管理</w:t>
       </w:r>
     </w:p>
     <w:p>
@@ -10198,20 +9359,7 @@
         <w:rPr>
           <w:rFonts w:hint="eastAsia"/>
         </w:rPr>
-        <w:t>4.</w:t>
-      </w:r>
-      <w:r>
-        <w:rPr>
-          <w:rFonts w:hint="eastAsia"/>
-          <w:lang w:val="en-US" w:eastAsia="zh-CN"/>
-        </w:rPr>
-        <w:t>4</w:t>
-      </w:r>
-      <w:r>
-        <w:rPr>
-          <w:rFonts w:hint="eastAsia"/>
-        </w:rPr>
-        <w:t>.1 系统详细描述</w:t>
+        <w:t>4.3.1 系统详细描述</w:t>
       </w:r>
     </w:p>
     <w:p>
@@ -10245,7 +9393,7 @@
           <w:b w:val="0"/>
           <w:bCs/>
         </w:rPr>
-        <w:t>该分系统是求职者与企业交互的核心模块，负责职位搜索、智能匹配、面试安排和录用管理的全流程处理。系统能够根据求职者简历信息智能匹配最合适的职位，并管理从面试安排到录用决策的完整流程。系统能显示所有未完成的面试任务，并对超时未处理的申请进行报警提示。</w:t>
+        <w:t>该分系统是企业开展招聘工作的核心操作模块，覆盖从岗位发布到候选人录用全流程，助力企业高效筛选合适人才、规范管理招聘环节，实现招聘工作的标准化与智能化。</w:t>
       </w:r>
     </w:p>
     <w:p>
@@ -10260,20 +9408,7 @@
         <w:rPr>
           <w:rFonts w:hint="eastAsia"/>
         </w:rPr>
-        <w:t>4.</w:t>
-      </w:r>
-      <w:r>
-        <w:rPr>
-          <w:rFonts w:hint="eastAsia"/>
-          <w:lang w:val="en-US" w:eastAsia="zh-CN"/>
-        </w:rPr>
-        <w:t>4</w:t>
-      </w:r>
-      <w:r>
-        <w:rPr>
-          <w:rFonts w:hint="eastAsia"/>
-        </w:rPr>
-        <w:t>.2 系统功能的时序</w:t>
+        <w:t>4.3.2 系统功能的时序</w:t>
       </w:r>
     </w:p>
     <w:p>
@@ -10305,7 +9440,7 @@
           <w:b w:val="0"/>
           <w:bCs/>
         </w:rPr>
-        <w:t>职位搜索→智能匹配→提交申请→面试安排→结果反馈→录用管理</w:t>
+        <w:t>岗位创建→发布岗位→简历筛选→面试安排→结果反馈→录用管理</w:t>
       </w:r>
     </w:p>
     <w:p>
@@ -10320,14 +9455,14 @@
         <w:rPr>
           <w:rFonts w:hint="eastAsia"/>
         </w:rPr>
-        <w:t>4.</w:t>
+        <w:t>4.3.</w:t>
       </w:r>
       <w:r>
         <w:rPr>
           <w:rFonts w:hint="eastAsia"/>
           <w:lang w:val="en-US" w:eastAsia="zh-CN"/>
         </w:rPr>
-        <w:t>4.3</w:t>
+        <w:t>3</w:t>
       </w:r>
       <w:r>
         <w:rPr>
@@ -10370,7 +9505,7 @@
           <w:b w:val="0"/>
           <w:bCs/>
         </w:rPr>
-        <w:t>职位搜索</w:t>
+        <w:t>岗位创建与发布</w:t>
       </w:r>
       <w:r>
         <w:rPr>
@@ -10386,7 +9521,7 @@
           <w:b w:val="0"/>
           <w:bCs/>
         </w:rPr>
-        <w:t>求职者可以根据职位名称、公司、地点、薪资范围等条件进行搜索，快速找到符合需求的工作岗位。三个搜索框，两个范围框。搜索时根据已输入的内容弹出匹配项，用户点击即可自动填充，地点采用选择模式，按照国家、省、市、区的格式选择，可以在任意级别选择"全部"。</w:t>
+        <w:t>企业需填写岗位名称、所属部门、工作地点、薪资范围、学历要求、工作经验、技能要求、岗位职责、任职资格等核心信息。支持模糊输入提示，地点按国家、省、市、区层级选择。</w:t>
       </w:r>
     </w:p>
     <w:p>
@@ -10423,7 +9558,7 @@
           <w:b w:val="0"/>
           <w:bCs/>
         </w:rPr>
-        <w:t>智能匹配</w:t>
+        <w:t>候选人筛选与分类</w:t>
       </w:r>
       <w:r>
         <w:rPr>
@@ -10439,7 +9574,7 @@
           <w:b w:val="0"/>
           <w:bCs/>
         </w:rPr>
-        <w:t>系统根据求职者的简历信息（如工作经验、技能、教育背景等）智能匹配最合适的职位，并将匹配结果推送给求职者。计划使用Elasticsearch开源工具进行每一个字段的智能匹配。</w:t>
+        <w:t>系统按岗位要求自动匹配候选人简历关键信息，生成匹配度评分。企业可按匹配度、投递时间、学历、工作经验等条件筛选候选人。</w:t>
       </w:r>
     </w:p>
     <w:p>
@@ -10476,7 +9611,7 @@
           <w:b w:val="0"/>
           <w:bCs/>
         </w:rPr>
-        <w:t>职位申请</w:t>
+        <w:t>面试安排与管理</w:t>
       </w:r>
       <w:r>
         <w:rPr>
@@ -10492,7 +9627,7 @@
           <w:b w:val="0"/>
           <w:bCs/>
         </w:rPr>
-        <w:t>申请时除了提交简历文件外，还需选择面试地点（线上、线下），线下的话提供数个面试点（面试点为一个地址）。选择面试时间，提供时间选项。已提交申请后不许重复提交！</w:t>
+        <w:t>企业筛选通过后，可选择面试形式（线上面试、现场面试），线上面试需填写会议软件、会议号等信息，现场面试需选择预设的面试地址或新增地址。</w:t>
       </w:r>
     </w:p>
     <w:p>
@@ -10529,7 +9664,7 @@
           <w:b w:val="0"/>
           <w:bCs/>
         </w:rPr>
-        <w:t>面试日程安排</w:t>
+        <w:t>面试结果反馈与录用管理</w:t>
       </w:r>
       <w:r>
         <w:rPr>
@@ -10545,7 +9680,7 @@
           <w:b w:val="0"/>
           <w:bCs/>
         </w:rPr>
-        <w:t>企业和求职者可以在平台上查看并确认面试时间，支持不同类型的面试形式（如线上面试、现场面试等）。</w:t>
+        <w:t>企业在面试结束后，可在系统内标记"录用""拒绝""待定"等结果。选择"录用"需填写录用薪资、入职时间、岗位职责等细节。</w:t>
       </w:r>
     </w:p>
     <w:p>
@@ -10582,7 +9717,7 @@
           <w:b w:val="0"/>
           <w:bCs/>
         </w:rPr>
-        <w:t>面试反馈与录用管理</w:t>
+        <w:t>岗位与招聘数据查看</w:t>
       </w:r>
       <w:r>
         <w:rPr>
@@ -10598,7 +9733,7 @@
           <w:b w:val="0"/>
           <w:bCs/>
         </w:rPr>
-        <w:t>面试结束后，企业可以给候选人提供面试反馈，标记录用或不录用，发送录用通知给候选人。</w:t>
+        <w:t>系统实时展示各岗位的投递人数、筛选通过人数、已面试人数、录用人数等核心数据。支持按时间维度查看招聘进度。</w:t>
       </w:r>
     </w:p>
     <w:p>
@@ -10635,7 +9770,7 @@
           <w:b w:val="0"/>
           <w:bCs/>
         </w:rPr>
-        <w:t>状态跟踪</w:t>
+        <w:t>人才库管理</w:t>
       </w:r>
       <w:r>
         <w:rPr>
@@ -10651,7 +9786,7 @@
           <w:b w:val="0"/>
           <w:bCs/>
         </w:rPr>
-        <w:t>系统能显示所有的申请状态，包括已提交、已查看、已通过、已拒绝、已面试、已录用等状态。</w:t>
+        <w:t>未录用但有潜力的候选人自动或手动存入企业人才库，支持按技能、行业经验、岗位类型等维度分类归档。</w:t>
       </w:r>
     </w:p>
     <w:p>
@@ -10688,7 +9823,7 @@
           <w:b w:val="0"/>
           <w:bCs/>
         </w:rPr>
-        <w:t>超时提醒</w:t>
+        <w:t>系统通知与提醒</w:t>
       </w:r>
       <w:r>
         <w:rPr>
@@ -10704,7 +9839,7 @@
           <w:b w:val="0"/>
           <w:bCs/>
         </w:rPr>
-        <w:t>若7天内企业未处理申请，系统发送提醒给企业。</w:t>
+        <w:t>候选人提交申请、确认面试时间、回应录用通知时，企业HR实时收到系统提醒。面试前1天系统自动提醒企业HR。</w:t>
       </w:r>
     </w:p>
     <w:p>
@@ -10741,7 +9876,7 @@
           <w:b w:val="0"/>
           <w:bCs/>
         </w:rPr>
-        <w:t>自动过期处理</w:t>
+        <w:t>批量操作</w:t>
       </w:r>
       <w:r>
         <w:rPr>
@@ -10757,7 +9892,7 @@
           <w:b w:val="0"/>
           <w:bCs/>
         </w:rPr>
-        <w:t>若14天未处理，状态自动变为已过期。</w:t>
+        <w:t>支持批量发送面试邀请、批量反馈面试结果，提高招聘效率。</w:t>
       </w:r>
     </w:p>
     <w:p>
@@ -10794,7 +9929,7 @@
           <w:b w:val="0"/>
           <w:bCs/>
         </w:rPr>
-        <w:t>取消申请</w:t>
+        <w:t>数据导出</w:t>
       </w:r>
       <w:r>
         <w:rPr>
@@ -10810,7 +9945,7 @@
           <w:b w:val="0"/>
           <w:bCs/>
         </w:rPr>
-        <w:t>"我的申请中"中提供"取消申请"功能，在企业确认面试时间后并且面试前一天的20:00后无法取消。</w:t>
+        <w:t>支持导出招聘数据报表、候选人信息、面试安排等数据。</w:t>
       </w:r>
     </w:p>
     <w:p>
@@ -10823,6 +9958,714 @@
         <w:numPr>
           <w:ilvl w:val="0"/>
           <w:numId w:val="6"/>
+        </w:numPr>
+        <w:kinsoku/>
+        <w:wordWrap/>
+        <w:overflowPunct/>
+        <w:topLinePunct w:val="0"/>
+        <w:autoSpaceDE/>
+        <w:autoSpaceDN/>
+        <w:bidi w:val="0"/>
+        <w:adjustRightInd/>
+        <w:snapToGrid/>
+        <w:ind w:left="425" w:leftChars="0" w:hanging="425" w:firstLineChars="0"/>
+        <w:textAlignment w:val="auto"/>
+        <w:rPr>
+          <w:rFonts w:hint="eastAsia" w:ascii="宋体" w:hAnsi="宋体" w:eastAsia="宋体" w:cs="宋体"/>
+          <w:b w:val="0"/>
+          <w:bCs/>
+        </w:rPr>
+      </w:pPr>
+      <w:r>
+        <w:rPr>
+          <w:rFonts w:hint="eastAsia" w:ascii="宋体" w:hAnsi="宋体" w:eastAsia="宋体" w:cs="宋体"/>
+          <w:b w:val="0"/>
+          <w:bCs/>
+        </w:rPr>
+        <w:t>竞争力分析</w:t>
+      </w:r>
+      <w:r>
+        <w:rPr>
+          <w:rFonts w:hint="eastAsia" w:ascii="宋体" w:hAnsi="宋体" w:eastAsia="宋体" w:cs="宋体"/>
+          <w:b w:val="0"/>
+          <w:bCs/>
+        </w:rPr>
+        <w:br w:type="textWrapping"/>
+      </w:r>
+      <w:r>
+        <w:rPr>
+          <w:rFonts w:hint="eastAsia" w:ascii="宋体" w:hAnsi="宋体" w:eastAsia="宋体" w:cs="宋体"/>
+          <w:b w:val="0"/>
+          <w:bCs/>
+        </w:rPr>
+        <w:t>可查看单个岗位的竞争力分析，包括薪资水平对比、申请人资质分布等信息。</w:t>
+      </w:r>
+    </w:p>
+    <w:p>
+      <w:pPr>
+        <w:pStyle w:val="3"/>
+        <w:bidi w:val="0"/>
+        <w:rPr>
+          <w:rFonts w:hint="eastAsia"/>
+        </w:rPr>
+      </w:pPr>
+      <w:r>
+        <w:rPr>
+          <w:rFonts w:hint="eastAsia"/>
+        </w:rPr>
+        <w:t>4.</w:t>
+      </w:r>
+      <w:r>
+        <w:rPr>
+          <w:rFonts w:hint="eastAsia"/>
+          <w:lang w:val="en-US" w:eastAsia="zh-CN"/>
+        </w:rPr>
+        <w:t>4</w:t>
+      </w:r>
+      <w:r>
+        <w:rPr>
+          <w:rFonts w:hint="eastAsia"/>
+        </w:rPr>
+        <w:t xml:space="preserve"> 智能匹配与面试管理</w:t>
+      </w:r>
+    </w:p>
+    <w:p>
+      <w:pPr>
+        <w:pStyle w:val="5"/>
+        <w:bidi w:val="0"/>
+        <w:rPr>
+          <w:rFonts w:hint="eastAsia"/>
+        </w:rPr>
+      </w:pPr>
+      <w:r>
+        <w:rPr>
+          <w:rFonts w:hint="eastAsia"/>
+        </w:rPr>
+        <w:t>4.</w:t>
+      </w:r>
+      <w:r>
+        <w:rPr>
+          <w:rFonts w:hint="eastAsia"/>
+          <w:lang w:val="en-US" w:eastAsia="zh-CN"/>
+        </w:rPr>
+        <w:t>4</w:t>
+      </w:r>
+      <w:r>
+        <w:rPr>
+          <w:rFonts w:hint="eastAsia"/>
+        </w:rPr>
+        <w:t>.1 系统详细描述</w:t>
+      </w:r>
+    </w:p>
+    <w:p>
+      <w:pPr>
+        <w:pStyle w:val="7"/>
+        <w:keepNext w:val="0"/>
+        <w:keepLines w:val="0"/>
+        <w:pageBreakBefore w:val="0"/>
+        <w:widowControl w:val="0"/>
+        <w:kinsoku/>
+        <w:wordWrap/>
+        <w:overflowPunct/>
+        <w:topLinePunct w:val="0"/>
+        <w:autoSpaceDE/>
+        <w:autoSpaceDN/>
+        <w:bidi w:val="0"/>
+        <w:adjustRightInd/>
+        <w:snapToGrid/>
+        <w:spacing w:line="317" w:lineRule="auto"/>
+        <w:ind w:firstLine="480" w:firstLineChars="200"/>
+        <w:textAlignment w:val="auto"/>
+        <w:rPr>
+          <w:rFonts w:hint="eastAsia" w:ascii="宋体" w:hAnsi="宋体" w:eastAsia="宋体" w:cs="宋体"/>
+          <w:b w:val="0"/>
+          <w:bCs/>
+        </w:rPr>
+      </w:pPr>
+      <w:r>
+        <w:rPr>
+          <w:rFonts w:hint="eastAsia" w:ascii="宋体" w:hAnsi="宋体" w:eastAsia="宋体" w:cs="宋体"/>
+          <w:b w:val="0"/>
+          <w:bCs/>
+        </w:rPr>
+        <w:t>该分系统是求职者与企业交互的核心模块，负责职位搜索、智能匹配、面试安排和录用管理的全流程处理。系统能够根据求职者简历信息智能匹配最合适的职位，并管理从面试安排到录用决策的完整流程。系统能显示所有未完成的面试任务，并对超时未处理的申请进行报警提示。</w:t>
+      </w:r>
+    </w:p>
+    <w:p>
+      <w:pPr>
+        <w:pStyle w:val="5"/>
+        <w:bidi w:val="0"/>
+        <w:rPr>
+          <w:rFonts w:hint="eastAsia"/>
+        </w:rPr>
+      </w:pPr>
+      <w:r>
+        <w:rPr>
+          <w:rFonts w:hint="eastAsia"/>
+        </w:rPr>
+        <w:t>4.</w:t>
+      </w:r>
+      <w:r>
+        <w:rPr>
+          <w:rFonts w:hint="eastAsia"/>
+          <w:lang w:val="en-US" w:eastAsia="zh-CN"/>
+        </w:rPr>
+        <w:t>4</w:t>
+      </w:r>
+      <w:r>
+        <w:rPr>
+          <w:rFonts w:hint="eastAsia"/>
+        </w:rPr>
+        <w:t>.2 系统功能的时序</w:t>
+      </w:r>
+    </w:p>
+    <w:p>
+      <w:pPr>
+        <w:pStyle w:val="7"/>
+        <w:keepNext w:val="0"/>
+        <w:keepLines w:val="0"/>
+        <w:pageBreakBefore w:val="0"/>
+        <w:widowControl w:val="0"/>
+        <w:kinsoku/>
+        <w:wordWrap/>
+        <w:overflowPunct/>
+        <w:topLinePunct w:val="0"/>
+        <w:autoSpaceDE/>
+        <w:autoSpaceDN/>
+        <w:bidi w:val="0"/>
+        <w:adjustRightInd/>
+        <w:snapToGrid/>
+        <w:textAlignment w:val="auto"/>
+        <w:rPr>
+          <w:rFonts w:hint="eastAsia" w:ascii="宋体" w:hAnsi="宋体" w:eastAsia="宋体" w:cs="宋体"/>
+          <w:b w:val="0"/>
+          <w:bCs/>
+        </w:rPr>
+      </w:pPr>
+      <w:r>
+        <w:rPr>
+          <w:rFonts w:hint="eastAsia" w:ascii="宋体" w:hAnsi="宋体" w:eastAsia="宋体" w:cs="宋体"/>
+          <w:b w:val="0"/>
+          <w:bCs/>
+        </w:rPr>
+        <w:t>职位搜索→智能匹配→提交申请→面试安排→结果反馈→录用管理</w:t>
+      </w:r>
+    </w:p>
+    <w:p>
+      <w:pPr>
+        <w:pStyle w:val="5"/>
+        <w:bidi w:val="0"/>
+        <w:rPr>
+          <w:rFonts w:hint="eastAsia"/>
+        </w:rPr>
+      </w:pPr>
+      <w:r>
+        <w:rPr>
+          <w:rFonts w:hint="eastAsia"/>
+        </w:rPr>
+        <w:t>4.</w:t>
+      </w:r>
+      <w:r>
+        <w:rPr>
+          <w:rFonts w:hint="eastAsia"/>
+          <w:lang w:val="en-US" w:eastAsia="zh-CN"/>
+        </w:rPr>
+        <w:t>4.3</w:t>
+      </w:r>
+      <w:r>
+        <w:rPr>
+          <w:rFonts w:hint="eastAsia"/>
+        </w:rPr>
+        <w:t xml:space="preserve"> 功能要求</w:t>
+      </w:r>
+    </w:p>
+    <w:p>
+      <w:pPr>
+        <w:pStyle w:val="7"/>
+        <w:keepNext w:val="0"/>
+        <w:keepLines w:val="0"/>
+        <w:pageBreakBefore w:val="0"/>
+        <w:widowControl w:val="0"/>
+        <w:numPr>
+          <w:ilvl w:val="0"/>
+          <w:numId w:val="7"/>
+        </w:numPr>
+        <w:kinsoku/>
+        <w:wordWrap/>
+        <w:overflowPunct/>
+        <w:topLinePunct w:val="0"/>
+        <w:autoSpaceDE/>
+        <w:autoSpaceDN/>
+        <w:bidi w:val="0"/>
+        <w:adjustRightInd/>
+        <w:snapToGrid/>
+        <w:ind w:left="425" w:leftChars="0" w:hanging="425" w:firstLineChars="0"/>
+        <w:textAlignment w:val="auto"/>
+        <w:rPr>
+          <w:rFonts w:hint="eastAsia" w:ascii="宋体" w:hAnsi="宋体" w:eastAsia="宋体" w:cs="宋体"/>
+          <w:b w:val="0"/>
+          <w:bCs/>
+        </w:rPr>
+      </w:pPr>
+      <w:r>
+        <w:rPr>
+          <w:rFonts w:hint="eastAsia" w:ascii="宋体" w:hAnsi="宋体" w:eastAsia="宋体" w:cs="宋体"/>
+          <w:b w:val="0"/>
+          <w:bCs/>
+        </w:rPr>
+        <w:t>职位搜索</w:t>
+      </w:r>
+      <w:r>
+        <w:rPr>
+          <w:rFonts w:hint="eastAsia" w:ascii="宋体" w:hAnsi="宋体" w:eastAsia="宋体" w:cs="宋体"/>
+          <w:b w:val="0"/>
+          <w:bCs/>
+        </w:rPr>
+        <w:br w:type="textWrapping"/>
+      </w:r>
+      <w:r>
+        <w:rPr>
+          <w:rFonts w:hint="eastAsia" w:ascii="宋体" w:hAnsi="宋体" w:eastAsia="宋体" w:cs="宋体"/>
+          <w:b w:val="0"/>
+          <w:bCs/>
+        </w:rPr>
+        <w:t>求职者可以根据职位名称、公司、地点、薪资范围等条件进行搜索，快速找到符合需求的工作岗位。三个搜索框，两个范围框。搜索时根据已输入的内容弹出匹配项，用户点击即可自动填充，地点采用选择模式，按照国家、省、市、区的格式选择，可以在任意级别选择"全部"。</w:t>
+      </w:r>
+    </w:p>
+    <w:p>
+      <w:pPr>
+        <w:pStyle w:val="7"/>
+        <w:keepNext w:val="0"/>
+        <w:keepLines w:val="0"/>
+        <w:pageBreakBefore w:val="0"/>
+        <w:widowControl w:val="0"/>
+        <w:numPr>
+          <w:ilvl w:val="0"/>
+          <w:numId w:val="7"/>
+        </w:numPr>
+        <w:kinsoku/>
+        <w:wordWrap/>
+        <w:overflowPunct/>
+        <w:topLinePunct w:val="0"/>
+        <w:autoSpaceDE/>
+        <w:autoSpaceDN/>
+        <w:bidi w:val="0"/>
+        <w:adjustRightInd/>
+        <w:snapToGrid/>
+        <w:ind w:left="425" w:leftChars="0" w:hanging="425" w:firstLineChars="0"/>
+        <w:textAlignment w:val="auto"/>
+        <w:rPr>
+          <w:rFonts w:hint="eastAsia" w:ascii="宋体" w:hAnsi="宋体" w:eastAsia="宋体" w:cs="宋体"/>
+          <w:b w:val="0"/>
+          <w:bCs/>
+        </w:rPr>
+      </w:pPr>
+      <w:r>
+        <w:rPr>
+          <w:rFonts w:hint="eastAsia" w:ascii="宋体" w:hAnsi="宋体" w:eastAsia="宋体" w:cs="宋体"/>
+          <w:b w:val="0"/>
+          <w:bCs/>
+        </w:rPr>
+        <w:t>智能匹配</w:t>
+      </w:r>
+      <w:r>
+        <w:rPr>
+          <w:rFonts w:hint="eastAsia" w:ascii="宋体" w:hAnsi="宋体" w:eastAsia="宋体" w:cs="宋体"/>
+          <w:b w:val="0"/>
+          <w:bCs/>
+        </w:rPr>
+        <w:br w:type="textWrapping"/>
+      </w:r>
+      <w:r>
+        <w:rPr>
+          <w:rFonts w:hint="eastAsia" w:ascii="宋体" w:hAnsi="宋体" w:eastAsia="宋体" w:cs="宋体"/>
+          <w:b w:val="0"/>
+          <w:bCs/>
+        </w:rPr>
+        <w:t>系统根据求职者的简历信息（如工作经验、技能、教育背景等）智能匹配最合适的职位，并将匹配结果推送给求职者。计划使用Elasticsearch开源工具进行每一个字段的智能匹配。</w:t>
+      </w:r>
+    </w:p>
+    <w:p>
+      <w:pPr>
+        <w:pStyle w:val="7"/>
+        <w:keepNext w:val="0"/>
+        <w:keepLines w:val="0"/>
+        <w:pageBreakBefore w:val="0"/>
+        <w:widowControl w:val="0"/>
+        <w:numPr>
+          <w:ilvl w:val="0"/>
+          <w:numId w:val="7"/>
+        </w:numPr>
+        <w:kinsoku/>
+        <w:wordWrap/>
+        <w:overflowPunct/>
+        <w:topLinePunct w:val="0"/>
+        <w:autoSpaceDE/>
+        <w:autoSpaceDN/>
+        <w:bidi w:val="0"/>
+        <w:adjustRightInd/>
+        <w:snapToGrid/>
+        <w:ind w:left="425" w:leftChars="0" w:hanging="425" w:firstLineChars="0"/>
+        <w:textAlignment w:val="auto"/>
+        <w:rPr>
+          <w:rFonts w:hint="eastAsia" w:ascii="宋体" w:hAnsi="宋体" w:eastAsia="宋体" w:cs="宋体"/>
+          <w:b w:val="0"/>
+          <w:bCs/>
+        </w:rPr>
+      </w:pPr>
+      <w:r>
+        <w:rPr>
+          <w:rFonts w:hint="eastAsia" w:ascii="宋体" w:hAnsi="宋体" w:eastAsia="宋体" w:cs="宋体"/>
+          <w:b w:val="0"/>
+          <w:bCs/>
+        </w:rPr>
+        <w:t>职位申请</w:t>
+      </w:r>
+      <w:r>
+        <w:rPr>
+          <w:rFonts w:hint="eastAsia" w:ascii="宋体" w:hAnsi="宋体" w:eastAsia="宋体" w:cs="宋体"/>
+          <w:b w:val="0"/>
+          <w:bCs/>
+        </w:rPr>
+        <w:br w:type="textWrapping"/>
+      </w:r>
+      <w:r>
+        <w:rPr>
+          <w:rFonts w:hint="eastAsia" w:ascii="宋体" w:hAnsi="宋体" w:eastAsia="宋体" w:cs="宋体"/>
+          <w:b w:val="0"/>
+          <w:bCs/>
+        </w:rPr>
+        <w:t>申请时除了提交简历文件外，还需选择面试地点（线上、线下），线下的话提供数个面试点（面试点为一个地址）。选择面试时间，提供时间选项。已提交申请后不许重复提交！</w:t>
+      </w:r>
+    </w:p>
+    <w:p>
+      <w:pPr>
+        <w:pStyle w:val="7"/>
+        <w:keepNext w:val="0"/>
+        <w:keepLines w:val="0"/>
+        <w:pageBreakBefore w:val="0"/>
+        <w:widowControl w:val="0"/>
+        <w:numPr>
+          <w:ilvl w:val="0"/>
+          <w:numId w:val="7"/>
+        </w:numPr>
+        <w:kinsoku/>
+        <w:wordWrap/>
+        <w:overflowPunct/>
+        <w:topLinePunct w:val="0"/>
+        <w:autoSpaceDE/>
+        <w:autoSpaceDN/>
+        <w:bidi w:val="0"/>
+        <w:adjustRightInd/>
+        <w:snapToGrid/>
+        <w:ind w:left="425" w:leftChars="0" w:hanging="425" w:firstLineChars="0"/>
+        <w:textAlignment w:val="auto"/>
+        <w:rPr>
+          <w:rFonts w:hint="eastAsia" w:ascii="宋体" w:hAnsi="宋体" w:eastAsia="宋体" w:cs="宋体"/>
+          <w:b w:val="0"/>
+          <w:bCs/>
+        </w:rPr>
+      </w:pPr>
+      <w:r>
+        <w:rPr>
+          <w:rFonts w:hint="eastAsia" w:ascii="宋体" w:hAnsi="宋体" w:eastAsia="宋体" w:cs="宋体"/>
+          <w:b w:val="0"/>
+          <w:bCs/>
+        </w:rPr>
+        <w:t>面试日程安排</w:t>
+      </w:r>
+      <w:r>
+        <w:rPr>
+          <w:rFonts w:hint="eastAsia" w:ascii="宋体" w:hAnsi="宋体" w:eastAsia="宋体" w:cs="宋体"/>
+          <w:b w:val="0"/>
+          <w:bCs/>
+        </w:rPr>
+        <w:br w:type="textWrapping"/>
+      </w:r>
+      <w:r>
+        <w:rPr>
+          <w:rFonts w:hint="eastAsia" w:ascii="宋体" w:hAnsi="宋体" w:eastAsia="宋体" w:cs="宋体"/>
+          <w:b w:val="0"/>
+          <w:bCs/>
+        </w:rPr>
+        <w:t>企业和求职者可以在平台上查看并确认面试时间，支持不同类型的面试形式（如线上面试、现场面试等）。</w:t>
+      </w:r>
+    </w:p>
+    <w:p>
+      <w:pPr>
+        <w:pStyle w:val="7"/>
+        <w:keepNext w:val="0"/>
+        <w:keepLines w:val="0"/>
+        <w:pageBreakBefore w:val="0"/>
+        <w:widowControl w:val="0"/>
+        <w:numPr>
+          <w:ilvl w:val="0"/>
+          <w:numId w:val="7"/>
+        </w:numPr>
+        <w:kinsoku/>
+        <w:wordWrap/>
+        <w:overflowPunct/>
+        <w:topLinePunct w:val="0"/>
+        <w:autoSpaceDE/>
+        <w:autoSpaceDN/>
+        <w:bidi w:val="0"/>
+        <w:adjustRightInd/>
+        <w:snapToGrid/>
+        <w:ind w:left="425" w:leftChars="0" w:hanging="425" w:firstLineChars="0"/>
+        <w:textAlignment w:val="auto"/>
+        <w:rPr>
+          <w:rFonts w:hint="eastAsia" w:ascii="宋体" w:hAnsi="宋体" w:eastAsia="宋体" w:cs="宋体"/>
+          <w:b w:val="0"/>
+          <w:bCs/>
+        </w:rPr>
+      </w:pPr>
+      <w:r>
+        <w:rPr>
+          <w:rFonts w:hint="eastAsia" w:ascii="宋体" w:hAnsi="宋体" w:eastAsia="宋体" w:cs="宋体"/>
+          <w:b w:val="0"/>
+          <w:bCs/>
+        </w:rPr>
+        <w:t>面试反馈与录用管理</w:t>
+      </w:r>
+      <w:r>
+        <w:rPr>
+          <w:rFonts w:hint="eastAsia" w:ascii="宋体" w:hAnsi="宋体" w:eastAsia="宋体" w:cs="宋体"/>
+          <w:b w:val="0"/>
+          <w:bCs/>
+        </w:rPr>
+        <w:br w:type="textWrapping"/>
+      </w:r>
+      <w:r>
+        <w:rPr>
+          <w:rFonts w:hint="eastAsia" w:ascii="宋体" w:hAnsi="宋体" w:eastAsia="宋体" w:cs="宋体"/>
+          <w:b w:val="0"/>
+          <w:bCs/>
+        </w:rPr>
+        <w:t>面试结束后，企业可以给候选人提供面试反馈，标记录用或不录用，发送录用通知给候选人。</w:t>
+      </w:r>
+    </w:p>
+    <w:p>
+      <w:pPr>
+        <w:pStyle w:val="7"/>
+        <w:keepNext w:val="0"/>
+        <w:keepLines w:val="0"/>
+        <w:pageBreakBefore w:val="0"/>
+        <w:widowControl w:val="0"/>
+        <w:numPr>
+          <w:ilvl w:val="0"/>
+          <w:numId w:val="7"/>
+        </w:numPr>
+        <w:kinsoku/>
+        <w:wordWrap/>
+        <w:overflowPunct/>
+        <w:topLinePunct w:val="0"/>
+        <w:autoSpaceDE/>
+        <w:autoSpaceDN/>
+        <w:bidi w:val="0"/>
+        <w:adjustRightInd/>
+        <w:snapToGrid/>
+        <w:ind w:left="425" w:leftChars="0" w:hanging="425" w:firstLineChars="0"/>
+        <w:textAlignment w:val="auto"/>
+        <w:rPr>
+          <w:rFonts w:hint="eastAsia" w:ascii="宋体" w:hAnsi="宋体" w:eastAsia="宋体" w:cs="宋体"/>
+          <w:b w:val="0"/>
+          <w:bCs/>
+        </w:rPr>
+      </w:pPr>
+      <w:r>
+        <w:rPr>
+          <w:rFonts w:hint="eastAsia" w:ascii="宋体" w:hAnsi="宋体" w:eastAsia="宋体" w:cs="宋体"/>
+          <w:b w:val="0"/>
+          <w:bCs/>
+        </w:rPr>
+        <w:t>状态跟踪</w:t>
+      </w:r>
+      <w:r>
+        <w:rPr>
+          <w:rFonts w:hint="eastAsia" w:ascii="宋体" w:hAnsi="宋体" w:eastAsia="宋体" w:cs="宋体"/>
+          <w:b w:val="0"/>
+          <w:bCs/>
+        </w:rPr>
+        <w:br w:type="textWrapping"/>
+      </w:r>
+      <w:r>
+        <w:rPr>
+          <w:rFonts w:hint="eastAsia" w:ascii="宋体" w:hAnsi="宋体" w:eastAsia="宋体" w:cs="宋体"/>
+          <w:b w:val="0"/>
+          <w:bCs/>
+        </w:rPr>
+        <w:t>系统能显示所有的申请状态，包括已提交、已查看、已通过、已拒绝、已面试、已录用等状态。</w:t>
+      </w:r>
+    </w:p>
+    <w:p>
+      <w:pPr>
+        <w:pStyle w:val="7"/>
+        <w:keepNext w:val="0"/>
+        <w:keepLines w:val="0"/>
+        <w:pageBreakBefore w:val="0"/>
+        <w:widowControl w:val="0"/>
+        <w:numPr>
+          <w:ilvl w:val="0"/>
+          <w:numId w:val="7"/>
+        </w:numPr>
+        <w:kinsoku/>
+        <w:wordWrap/>
+        <w:overflowPunct/>
+        <w:topLinePunct w:val="0"/>
+        <w:autoSpaceDE/>
+        <w:autoSpaceDN/>
+        <w:bidi w:val="0"/>
+        <w:adjustRightInd/>
+        <w:snapToGrid/>
+        <w:ind w:left="425" w:leftChars="0" w:hanging="425" w:firstLineChars="0"/>
+        <w:textAlignment w:val="auto"/>
+        <w:rPr>
+          <w:rFonts w:hint="eastAsia" w:ascii="宋体" w:hAnsi="宋体" w:eastAsia="宋体" w:cs="宋体"/>
+          <w:b w:val="0"/>
+          <w:bCs/>
+        </w:rPr>
+      </w:pPr>
+      <w:r>
+        <w:rPr>
+          <w:rFonts w:hint="eastAsia" w:ascii="宋体" w:hAnsi="宋体" w:eastAsia="宋体" w:cs="宋体"/>
+          <w:b w:val="0"/>
+          <w:bCs/>
+        </w:rPr>
+        <w:t>超时提醒</w:t>
+      </w:r>
+      <w:r>
+        <w:rPr>
+          <w:rFonts w:hint="eastAsia" w:ascii="宋体" w:hAnsi="宋体" w:eastAsia="宋体" w:cs="宋体"/>
+          <w:b w:val="0"/>
+          <w:bCs/>
+        </w:rPr>
+        <w:br w:type="textWrapping"/>
+      </w:r>
+      <w:r>
+        <w:rPr>
+          <w:rFonts w:hint="eastAsia" w:ascii="宋体" w:hAnsi="宋体" w:eastAsia="宋体" w:cs="宋体"/>
+          <w:b w:val="0"/>
+          <w:bCs/>
+        </w:rPr>
+        <w:t>若7天内企业未处理申请，系统发送提醒给企业。</w:t>
+      </w:r>
+    </w:p>
+    <w:p>
+      <w:pPr>
+        <w:pStyle w:val="7"/>
+        <w:keepNext w:val="0"/>
+        <w:keepLines w:val="0"/>
+        <w:pageBreakBefore w:val="0"/>
+        <w:widowControl w:val="0"/>
+        <w:numPr>
+          <w:ilvl w:val="0"/>
+          <w:numId w:val="7"/>
+        </w:numPr>
+        <w:kinsoku/>
+        <w:wordWrap/>
+        <w:overflowPunct/>
+        <w:topLinePunct w:val="0"/>
+        <w:autoSpaceDE/>
+        <w:autoSpaceDN/>
+        <w:bidi w:val="0"/>
+        <w:adjustRightInd/>
+        <w:snapToGrid/>
+        <w:ind w:left="425" w:leftChars="0" w:hanging="425" w:firstLineChars="0"/>
+        <w:textAlignment w:val="auto"/>
+        <w:rPr>
+          <w:rFonts w:hint="eastAsia" w:ascii="宋体" w:hAnsi="宋体" w:eastAsia="宋体" w:cs="宋体"/>
+          <w:b w:val="0"/>
+          <w:bCs/>
+        </w:rPr>
+      </w:pPr>
+      <w:r>
+        <w:rPr>
+          <w:rFonts w:hint="eastAsia" w:ascii="宋体" w:hAnsi="宋体" w:eastAsia="宋体" w:cs="宋体"/>
+          <w:b w:val="0"/>
+          <w:bCs/>
+        </w:rPr>
+        <w:t>自动过期处理</w:t>
+      </w:r>
+      <w:r>
+        <w:rPr>
+          <w:rFonts w:hint="eastAsia" w:ascii="宋体" w:hAnsi="宋体" w:eastAsia="宋体" w:cs="宋体"/>
+          <w:b w:val="0"/>
+          <w:bCs/>
+        </w:rPr>
+        <w:br w:type="textWrapping"/>
+      </w:r>
+      <w:r>
+        <w:rPr>
+          <w:rFonts w:hint="eastAsia" w:ascii="宋体" w:hAnsi="宋体" w:eastAsia="宋体" w:cs="宋体"/>
+          <w:b w:val="0"/>
+          <w:bCs/>
+        </w:rPr>
+        <w:t>若14天未处理，状态自动变为已过期。</w:t>
+      </w:r>
+    </w:p>
+    <w:p>
+      <w:pPr>
+        <w:pStyle w:val="7"/>
+        <w:keepNext w:val="0"/>
+        <w:keepLines w:val="0"/>
+        <w:pageBreakBefore w:val="0"/>
+        <w:widowControl w:val="0"/>
+        <w:numPr>
+          <w:ilvl w:val="0"/>
+          <w:numId w:val="7"/>
+        </w:numPr>
+        <w:kinsoku/>
+        <w:wordWrap/>
+        <w:overflowPunct/>
+        <w:topLinePunct w:val="0"/>
+        <w:autoSpaceDE/>
+        <w:autoSpaceDN/>
+        <w:bidi w:val="0"/>
+        <w:adjustRightInd/>
+        <w:snapToGrid/>
+        <w:ind w:left="425" w:leftChars="0" w:hanging="425" w:firstLineChars="0"/>
+        <w:textAlignment w:val="auto"/>
+        <w:rPr>
+          <w:rFonts w:hint="eastAsia" w:ascii="宋体" w:hAnsi="宋体" w:eastAsia="宋体" w:cs="宋体"/>
+          <w:b w:val="0"/>
+          <w:bCs/>
+        </w:rPr>
+      </w:pPr>
+      <w:r>
+        <w:rPr>
+          <w:rFonts w:hint="eastAsia" w:ascii="宋体" w:hAnsi="宋体" w:eastAsia="宋体" w:cs="宋体"/>
+          <w:b w:val="0"/>
+          <w:bCs/>
+        </w:rPr>
+        <w:t>取消申请</w:t>
+      </w:r>
+      <w:r>
+        <w:rPr>
+          <w:rFonts w:hint="eastAsia" w:ascii="宋体" w:hAnsi="宋体" w:eastAsia="宋体" w:cs="宋体"/>
+          <w:b w:val="0"/>
+          <w:bCs/>
+        </w:rPr>
+        <w:br w:type="textWrapping"/>
+      </w:r>
+      <w:r>
+        <w:rPr>
+          <w:rFonts w:hint="eastAsia" w:ascii="宋体" w:hAnsi="宋体" w:eastAsia="宋体" w:cs="宋体"/>
+          <w:b w:val="0"/>
+          <w:bCs/>
+        </w:rPr>
+        <w:t>"我的申请中"中提供"取消申请"功能，在企业确认面试时间后并且面试前一天的20:00后无法取消。</w:t>
+      </w:r>
+    </w:p>
+    <w:p>
+      <w:pPr>
+        <w:pStyle w:val="7"/>
+        <w:keepNext w:val="0"/>
+        <w:keepLines w:val="0"/>
+        <w:pageBreakBefore w:val="0"/>
+        <w:widowControl w:val="0"/>
+        <w:numPr>
+          <w:ilvl w:val="0"/>
+          <w:numId w:val="7"/>
         </w:numPr>
         <w:kinsoku/>
         <w:wordWrap/>
@@ -11700,7 +11543,6 @@
             <w:insideH w:val="none" w:color="auto" w:sz="0" w:space="0"/>
             <w:insideV w:val="none" w:color="auto" w:sz="0" w:space="0"/>
           </w:tblBorders>
-          <w:shd w:val="clear" w:color="auto" w:fill="FFFFFF"/>
           <w:tblCellMar>
             <w:top w:w="0" w:type="dxa"/>
             <w:left w:w="0" w:type="dxa"/>
@@ -11893,7 +11735,6 @@
             <w:insideH w:val="none" w:color="auto" w:sz="0" w:space="0"/>
             <w:insideV w:val="none" w:color="auto" w:sz="0" w:space="0"/>
           </w:tblBorders>
-          <w:shd w:val="clear" w:color="auto" w:fill="FFFFFF"/>
           <w:tblCellMar>
             <w:top w:w="0" w:type="dxa"/>
             <w:left w:w="0" w:type="dxa"/>
@@ -12086,7 +11927,6 @@
             <w:insideH w:val="none" w:color="auto" w:sz="0" w:space="0"/>
             <w:insideV w:val="none" w:color="auto" w:sz="0" w:space="0"/>
           </w:tblBorders>
-          <w:shd w:val="clear" w:color="auto" w:fill="FFFFFF"/>
           <w:tblCellMar>
             <w:top w:w="0" w:type="dxa"/>
             <w:left w:w="0" w:type="dxa"/>
@@ -14253,12 +14093,12 @@
       <w:pStyle w:val="18"/>
       <w:jc w:val="both"/>
     </w:pPr>
-    <w:bookmarkStart w:id="54" w:name="_Hlk116050162"/>
-    <w:bookmarkStart w:id="55" w:name="_Hlk116050163"/>
-    <w:bookmarkStart w:id="56" w:name="_Hlk116050170"/>
-    <w:bookmarkStart w:id="57" w:name="_Hlk116050169"/>
-    <w:bookmarkStart w:id="58" w:name="_Hlk116050165"/>
-    <w:bookmarkStart w:id="59" w:name="_Hlk116050164"/>
+    <w:bookmarkStart w:id="54" w:name="_Hlk116050163"/>
+    <w:bookmarkStart w:id="55" w:name="_Hlk116050165"/>
+    <w:bookmarkStart w:id="56" w:name="_Hlk116050169"/>
+    <w:bookmarkStart w:id="57" w:name="_Hlk116050164"/>
+    <w:bookmarkStart w:id="58" w:name="_Hlk116050170"/>
+    <w:bookmarkStart w:id="59" w:name="_Hlk116050162"/>
     <w:r>
       <w:rPr>
         <w:rFonts w:hint="eastAsia"/>
@@ -14419,6 +14259,147 @@
     </w:lvl>
   </w:abstractNum>
   <w:abstractNum w:abstractNumId="1">
+    <w:nsid w:val="C128EEB1"/>
+    <w:multiLevelType w:val="multilevel"/>
+    <w:tmpl w:val="C128EEB1"/>
+    <w:lvl w:ilvl="0" w:tentative="0">
+      <w:start w:val="1"/>
+      <w:numFmt w:val="decimal"/>
+      <w:suff w:val="space"/>
+      <w:lvlText w:val="%1"/>
+      <w:lvlJc w:val="left"/>
+      <w:pPr>
+        <w:tabs>
+          <w:tab w:val="left" w:pos="0"/>
+        </w:tabs>
+        <w:ind w:left="425" w:hanging="425"/>
+      </w:pPr>
+      <w:rPr>
+        <w:rFonts w:hint="default"/>
+      </w:rPr>
+    </w:lvl>
+    <w:lvl w:ilvl="1" w:tentative="0">
+      <w:start w:val="1"/>
+      <w:numFmt w:val="decimal"/>
+      <w:lvlText w:val="(%2)"/>
+      <w:lvlJc w:val="left"/>
+      <w:pPr>
+        <w:tabs>
+          <w:tab w:val="left" w:pos="840"/>
+        </w:tabs>
+        <w:ind w:left="840" w:leftChars="0" w:hanging="420" w:firstLineChars="0"/>
+      </w:pPr>
+      <w:rPr>
+        <w:rFonts w:hint="default"/>
+      </w:rPr>
+    </w:lvl>
+    <w:lvl w:ilvl="2" w:tentative="0">
+      <w:start w:val="1"/>
+      <w:numFmt w:val="decimalEnclosedCircleChinese"/>
+      <w:lvlText w:val="%3"/>
+      <w:lvlJc w:val="left"/>
+      <w:pPr>
+        <w:tabs>
+          <w:tab w:val="left" w:pos="1260"/>
+        </w:tabs>
+        <w:ind w:left="1260" w:leftChars="0" w:hanging="420" w:firstLineChars="0"/>
+      </w:pPr>
+      <w:rPr>
+        <w:rFonts w:hint="default"/>
+      </w:rPr>
+    </w:lvl>
+    <w:lvl w:ilvl="3" w:tentative="0">
+      <w:start w:val="1"/>
+      <w:numFmt w:val="decimal"/>
+      <w:lvlText w:val="%4)"/>
+      <w:lvlJc w:val="left"/>
+      <w:pPr>
+        <w:tabs>
+          <w:tab w:val="left" w:pos="1680"/>
+        </w:tabs>
+        <w:ind w:left="1680" w:leftChars="0" w:hanging="420" w:firstLineChars="0"/>
+      </w:pPr>
+      <w:rPr>
+        <w:rFonts w:hint="default"/>
+      </w:rPr>
+    </w:lvl>
+    <w:lvl w:ilvl="4" w:tentative="0">
+      <w:start w:val="1"/>
+      <w:numFmt w:val="lowerLetter"/>
+      <w:lvlText w:val="%5."/>
+      <w:lvlJc w:val="left"/>
+      <w:pPr>
+        <w:tabs>
+          <w:tab w:val="left" w:pos="2100"/>
+        </w:tabs>
+        <w:ind w:left="2100" w:leftChars="0" w:hanging="420" w:firstLineChars="0"/>
+      </w:pPr>
+      <w:rPr>
+        <w:rFonts w:hint="default"/>
+      </w:rPr>
+    </w:lvl>
+    <w:lvl w:ilvl="5" w:tentative="0">
+      <w:start w:val="1"/>
+      <w:numFmt w:val="lowerLetter"/>
+      <w:lvlText w:val="%6)"/>
+      <w:lvlJc w:val="left"/>
+      <w:pPr>
+        <w:tabs>
+          <w:tab w:val="left" w:pos="2520"/>
+        </w:tabs>
+        <w:ind w:left="2520" w:leftChars="0" w:hanging="420" w:firstLineChars="0"/>
+      </w:pPr>
+      <w:rPr>
+        <w:rFonts w:hint="default"/>
+      </w:rPr>
+    </w:lvl>
+    <w:lvl w:ilvl="6" w:tentative="0">
+      <w:start w:val="1"/>
+      <w:numFmt w:val="lowerRoman"/>
+      <w:lvlText w:val="%7."/>
+      <w:lvlJc w:val="left"/>
+      <w:pPr>
+        <w:tabs>
+          <w:tab w:val="left" w:pos="2940"/>
+        </w:tabs>
+        <w:ind w:left="2940" w:leftChars="0" w:hanging="420" w:firstLineChars="0"/>
+      </w:pPr>
+      <w:rPr>
+        <w:rFonts w:hint="default"/>
+      </w:rPr>
+    </w:lvl>
+    <w:lvl w:ilvl="7" w:tentative="0">
+      <w:start w:val="1"/>
+      <w:numFmt w:val="lowerRoman"/>
+      <w:lvlText w:val="%8)"/>
+      <w:lvlJc w:val="left"/>
+      <w:pPr>
+        <w:tabs>
+          <w:tab w:val="left" w:pos="3360"/>
+        </w:tabs>
+        <w:ind w:left="3360" w:leftChars="0" w:hanging="420" w:firstLineChars="0"/>
+      </w:pPr>
+      <w:rPr>
+        <w:rFonts w:hint="default"/>
+      </w:rPr>
+    </w:lvl>
+    <w:lvl w:ilvl="8" w:tentative="0">
+      <w:start w:val="1"/>
+      <w:numFmt w:val="lowerLetter"/>
+      <w:lvlText w:val="%9."/>
+      <w:lvlJc w:val="left"/>
+      <w:pPr>
+        <w:tabs>
+          <w:tab w:val="left" w:pos="3780"/>
+        </w:tabs>
+        <w:ind w:left="3780" w:leftChars="0" w:hanging="420" w:firstLineChars="0"/>
+      </w:pPr>
+      <w:rPr>
+        <w:rFonts w:hint="default"/>
+      </w:rPr>
+    </w:lvl>
+  </w:abstractNum>
+  <w:abstractNum w:abstractNumId="2">
     <w:nsid w:val="E6679923"/>
     <w:multiLevelType w:val="multilevel"/>
     <w:tmpl w:val="E6679923"/>
@@ -14559,7 +14540,7 @@
       </w:rPr>
     </w:lvl>
   </w:abstractNum>
-  <w:abstractNum w:abstractNumId="2">
+  <w:abstractNum w:abstractNumId="3">
     <w:nsid w:val="44067E10"/>
     <w:multiLevelType w:val="multilevel"/>
     <w:tmpl w:val="44067E10"/>
@@ -14700,7 +14681,7 @@
       </w:rPr>
     </w:lvl>
   </w:abstractNum>
-  <w:abstractNum w:abstractNumId="3">
+  <w:abstractNum w:abstractNumId="4">
     <w:nsid w:val="536AB742"/>
     <w:multiLevelType w:val="multilevel"/>
     <w:tmpl w:val="536AB742"/>
@@ -14841,17 +14822,20 @@
       </w:rPr>
     </w:lvl>
   </w:abstractNum>
-  <w:abstractNum w:abstractNumId="4">
-    <w:nsid w:val="5D7AE3F5"/>
+  <w:abstractNum w:abstractNumId="5">
+    <w:nsid w:val="56013ABD"/>
     <w:multiLevelType w:val="multilevel"/>
-    <w:tmpl w:val="5D7AE3F5"/>
+    <w:tmpl w:val="56013ABD"/>
     <w:lvl w:ilvl="0" w:tentative="0">
       <w:start w:val="1"/>
       <w:numFmt w:val="decimal"/>
       <w:suff w:val="space"/>
-      <w:lvlText w:val="%1."/>
+      <w:lvlText w:val="%1"/>
       <w:lvlJc w:val="left"/>
       <w:pPr>
+        <w:tabs>
+          <w:tab w:val="left" w:pos="0"/>
+        </w:tabs>
         <w:ind w:left="425" w:hanging="425"/>
       </w:pPr>
       <w:rPr>
@@ -14979,7 +14963,7 @@
       </w:rPr>
     </w:lvl>
   </w:abstractNum>
-  <w:abstractNum w:abstractNumId="5">
+  <w:abstractNum w:abstractNumId="6">
     <w:nsid w:val="6BC060E1"/>
     <w:multiLevelType w:val="multilevel"/>
     <w:tmpl w:val="6BC060E1"/>
@@ -15116,22 +15100,25 @@
     </w:lvl>
   </w:abstractNum>
   <w:num w:numId="1">
+    <w:abstractNumId w:val="6"/>
+  </w:num>
+  <w:num w:numId="2">
+    <w:abstractNumId w:val="1"/>
+  </w:num>
+  <w:num w:numId="3">
     <w:abstractNumId w:val="5"/>
   </w:num>
-  <w:num w:numId="2">
+  <w:num w:numId="4">
+    <w:abstractNumId w:val="0"/>
+  </w:num>
+  <w:num w:numId="5">
+    <w:abstractNumId w:val="2"/>
+  </w:num>
+  <w:num w:numId="6">
     <w:abstractNumId w:val="4"/>
   </w:num>
-  <w:num w:numId="3">
-    <w:abstractNumId w:val="0"/>
-  </w:num>
-  <w:num w:numId="4">
-    <w:abstractNumId w:val="1"/>
-  </w:num>
-  <w:num w:numId="5">
+  <w:num w:numId="7">
     <w:abstractNumId w:val="3"/>
-  </w:num>
-  <w:num w:numId="6">
-    <w:abstractNumId w:val="2"/>
   </w:num>
 </w:numbering>
 </file>

--- a/doc/需求规格文档.docx
+++ b/doc/需求规格文档.docx
@@ -13,8 +13,8 @@
           <w:szCs w:val="52"/>
         </w:rPr>
       </w:pPr>
-      <w:bookmarkStart w:id="0" w:name="_Toc246399499"/>
-      <w:bookmarkStart w:id="1" w:name="_Toc24950"/>
+      <w:bookmarkStart w:id="0" w:name="_Toc24950"/>
+      <w:bookmarkStart w:id="1" w:name="_Toc246399499"/>
       <w:bookmarkStart w:id="2" w:name="_Toc246399168"/>
       <w:r>
         <w:rPr>
@@ -50,8 +50,8 @@
       <w:bookmarkEnd w:id="1"/>
       <w:bookmarkEnd w:id="2"/>
       <w:bookmarkStart w:id="3" w:name="_Toc246399500"/>
-      <w:bookmarkStart w:id="4" w:name="_Toc17740"/>
-      <w:bookmarkStart w:id="5" w:name="_Toc246399169"/>
+      <w:bookmarkStart w:id="4" w:name="_Toc246399169"/>
+      <w:bookmarkStart w:id="5" w:name="_Toc17740"/>
     </w:p>
     <w:p>
       <w:pPr>
@@ -77,8 +77,8 @@
       <w:bookmarkEnd w:id="4"/>
       <w:bookmarkEnd w:id="5"/>
       <w:bookmarkStart w:id="6" w:name="_Toc246399170"/>
-      <w:bookmarkStart w:id="7" w:name="_Toc19531"/>
-      <w:bookmarkStart w:id="8" w:name="_Toc246399501"/>
+      <w:bookmarkStart w:id="7" w:name="_Toc246399501"/>
+      <w:bookmarkStart w:id="8" w:name="_Toc19531"/>
     </w:p>
     <w:p>
       <w:pPr>
@@ -3682,7 +3682,7 @@
         <w:tc>
           <w:tcPr>
             <w:tcW w:w="1870" w:type="dxa"/>
-            <w:shd w:val="clear"/>
+            <w:shd w:val="clear" w:color="auto" w:fill="auto"/>
             <w:vAlign w:val="top"/>
           </w:tcPr>
           <w:p>
@@ -3714,7 +3714,7 @@
         <w:tc>
           <w:tcPr>
             <w:tcW w:w="6460" w:type="dxa"/>
-            <w:shd w:val="clear"/>
+            <w:shd w:val="clear" w:color="auto" w:fill="auto"/>
             <w:vAlign w:val="top"/>
           </w:tcPr>
           <w:p>
@@ -4329,8 +4329,8 @@
       <w:pPr>
         <w:pStyle w:val="3"/>
       </w:pPr>
-      <w:bookmarkStart w:id="19" w:name="_Toc116050382"/>
-      <w:bookmarkStart w:id="20" w:name="_Toc507035521"/>
+      <w:bookmarkStart w:id="19" w:name="_Toc507035521"/>
+      <w:bookmarkStart w:id="20" w:name="_Toc116050382"/>
       <w:r>
         <w:rPr>
           <w:rFonts w:hint="eastAsia"/>
@@ -4889,6 +4889,14 @@
       </w:tblGrid>
       <w:tr>
         <w:tblPrEx>
+          <w:tblBorders>
+            <w:top w:val="single" w:color="auto" w:sz="4" w:space="0"/>
+            <w:left w:val="single" w:color="auto" w:sz="4" w:space="0"/>
+            <w:bottom w:val="single" w:color="auto" w:sz="4" w:space="0"/>
+            <w:right w:val="single" w:color="auto" w:sz="4" w:space="0"/>
+            <w:insideH w:val="single" w:color="auto" w:sz="4" w:space="0"/>
+            <w:insideV w:val="single" w:color="auto" w:sz="4" w:space="0"/>
+          </w:tblBorders>
           <w:tblCellMar>
             <w:top w:w="0" w:type="dxa"/>
             <w:left w:w="108" w:type="dxa"/>
@@ -5000,8 +5008,6 @@
                 <w:lang w:val="en-US" w:eastAsia="zh-CN"/>
               </w:rPr>
             </w:pPr>
-            <w:bookmarkStart w:id="60" w:name="_GoBack"/>
-            <w:bookmarkEnd w:id="60"/>
           </w:p>
         </w:tc>
         <w:tc>
@@ -5224,6 +5230,14 @@
       </w:tblGrid>
       <w:tr>
         <w:tblPrEx>
+          <w:tblBorders>
+            <w:top w:val="single" w:color="auto" w:sz="4" w:space="0"/>
+            <w:left w:val="single" w:color="auto" w:sz="4" w:space="0"/>
+            <w:bottom w:val="single" w:color="auto" w:sz="4" w:space="0"/>
+            <w:right w:val="single" w:color="auto" w:sz="4" w:space="0"/>
+            <w:insideH w:val="single" w:color="auto" w:sz="4" w:space="0"/>
+            <w:insideV w:val="single" w:color="auto" w:sz="4" w:space="0"/>
+          </w:tblBorders>
           <w:tblCellMar>
             <w:top w:w="0" w:type="dxa"/>
             <w:left w:w="108" w:type="dxa"/>
@@ -10737,6 +10751,8 @@
     </w:p>
     <w:p>
       <w:pPr>
+        <w:widowControl w:val="0"/>
+        <w:jc w:val="both"/>
         <w:rPr>
           <w:rFonts w:hint="eastAsia" w:ascii="宋体" w:hAnsi="宋体" w:eastAsia="宋体" w:cs="宋体"/>
           <w:b w:val="0"/>
@@ -10757,11 +10773,13 @@
           <w:szCs w:val="24"/>
           <w:lang w:val="en-US" w:eastAsia="zh-CN" w:bidi="ar-SA"/>
         </w:rPr>
-        <w:t>·支持 1000 用户同时在线操作，核心功能（注册、投递简历、发布岗位、智能匹配）无响应延迟。</w:t>
-      </w:r>
-    </w:p>
-    <w:p>
-      <w:pPr>
+        <w:t xml:space="preserve">·支持大量用户同时在线操作，核心功能（注册、投递简历、发布岗位、智能匹配）响应迅速，无明显延迟。 </w:t>
+      </w:r>
+    </w:p>
+    <w:p>
+      <w:pPr>
+        <w:widowControl w:val="0"/>
+        <w:jc w:val="both"/>
         <w:rPr>
           <w:rFonts w:hint="eastAsia" w:ascii="宋体" w:hAnsi="宋体" w:eastAsia="宋体" w:cs="宋体"/>
           <w:b w:val="0"/>
@@ -10782,11 +10800,15 @@
           <w:szCs w:val="24"/>
           <w:lang w:val="en-US" w:eastAsia="zh-CN" w:bidi="ar-SA"/>
         </w:rPr>
-        <w:t>·</w:t>
-      </w:r>
-      <w:r>
-        <w:rPr>
-          <w:rFonts w:hint="default" w:ascii="宋体" w:hAnsi="宋体" w:eastAsia="宋体" w:cs="宋体"/>
+        <w:t>·单岗位同时投递用户数处于合理范围时，系统处理流畅无拥堵，申请记录实时生成。</w:t>
+      </w:r>
+    </w:p>
+    <w:p>
+      <w:pPr>
+        <w:widowControl w:val="0"/>
+        <w:jc w:val="both"/>
+        <w:rPr>
+          <w:rFonts w:hint="eastAsia" w:ascii="宋体" w:hAnsi="宋体" w:eastAsia="宋体" w:cs="宋体"/>
           <w:b w:val="0"/>
           <w:bCs/>
           <w:kern w:val="2"/>
@@ -10794,11 +10816,8 @@
           <w:szCs w:val="24"/>
           <w:lang w:val="en-US" w:eastAsia="zh-CN" w:bidi="ar-SA"/>
         </w:rPr>
-        <w:t>单岗位同时投递用户数≤200 时，系统处理无拥堵，申请记录实时生成。</w:t>
-      </w:r>
-    </w:p>
-    <w:p>
-      <w:pPr>
+      </w:pPr>
+      <w:r>
         <w:rPr>
           <w:rFonts w:hint="eastAsia" w:ascii="宋体" w:hAnsi="宋体" w:eastAsia="宋体" w:cs="宋体"/>
           <w:b w:val="0"/>
@@ -10808,8 +10827,13 @@
           <w:szCs w:val="24"/>
           <w:lang w:val="en-US" w:eastAsia="zh-CN" w:bidi="ar-SA"/>
         </w:rPr>
-      </w:pPr>
-      <w:r>
+        <w:t xml:space="preserve">·企业批量操作具备稳定并发能力：单次批量发送面试邀请、批量反馈结果支持一定规模人数，操作响应及时，耗时较短。 </w:t>
+      </w:r>
+    </w:p>
+    <w:p>
+      <w:pPr>
+        <w:widowControl w:val="0"/>
+        <w:jc w:val="both"/>
         <w:rPr>
           <w:rFonts w:hint="eastAsia" w:ascii="宋体" w:hAnsi="宋体" w:eastAsia="宋体" w:cs="宋体"/>
           <w:b w:val="0"/>
@@ -10819,11 +10843,10 @@
           <w:szCs w:val="24"/>
           <w:lang w:val="en-US" w:eastAsia="zh-CN" w:bidi="ar-SA"/>
         </w:rPr>
-        <w:t>·</w:t>
-      </w:r>
-      <w:r>
-        <w:rPr>
-          <w:rFonts w:hint="default" w:ascii="宋体" w:hAnsi="宋体" w:eastAsia="宋体" w:cs="宋体"/>
+      </w:pPr>
+      <w:r>
+        <w:rPr>
+          <w:rFonts w:hint="eastAsia" w:ascii="宋体" w:hAnsi="宋体" w:eastAsia="宋体" w:cs="宋体"/>
           <w:b w:val="0"/>
           <w:bCs/>
           <w:kern w:val="2"/>
@@ -10831,44 +10854,7 @@
           <w:szCs w:val="24"/>
           <w:lang w:val="en-US" w:eastAsia="zh-CN" w:bidi="ar-SA"/>
         </w:rPr>
-        <w:t>企业批量操作并发支持：单次批量发送面试邀请≤50 人、批量反馈结果≤100 人，操作响应时间≤5 秒。</w:t>
-      </w:r>
-    </w:p>
-    <w:p>
-      <w:pPr>
-        <w:rPr>
-          <w:rFonts w:hint="eastAsia" w:ascii="宋体" w:hAnsi="宋体" w:eastAsia="宋体" w:cs="宋体"/>
-          <w:b w:val="0"/>
-          <w:bCs/>
-          <w:kern w:val="2"/>
-          <w:sz w:val="24"/>
-          <w:szCs w:val="24"/>
-          <w:lang w:val="en-US" w:eastAsia="zh-CN" w:bidi="ar-SA"/>
-        </w:rPr>
-      </w:pPr>
-      <w:r>
-        <w:rPr>
-          <w:rFonts w:hint="eastAsia" w:ascii="宋体" w:hAnsi="宋体" w:eastAsia="宋体" w:cs="宋体"/>
-          <w:b w:val="0"/>
-          <w:bCs/>
-          <w:kern w:val="2"/>
-          <w:sz w:val="24"/>
-          <w:szCs w:val="24"/>
-          <w:lang w:val="en-US" w:eastAsia="zh-CN" w:bidi="ar-SA"/>
-        </w:rPr>
-        <w:t>·</w:t>
-      </w:r>
-      <w:r>
-        <w:rPr>
-          <w:rFonts w:hint="default" w:ascii="宋体" w:hAnsi="宋体" w:eastAsia="宋体" w:cs="宋体"/>
-          <w:b w:val="0"/>
-          <w:bCs/>
-          <w:kern w:val="2"/>
-          <w:sz w:val="24"/>
-          <w:szCs w:val="24"/>
-          <w:lang w:val="en-US" w:eastAsia="zh-CN" w:bidi="ar-SA"/>
-        </w:rPr>
-        <w:t>智能匹配并发请求≤300 次 / 分钟时，匹配结果生成时间≤3 秒，无数据遗漏。</w:t>
+        <w:t>·智能匹配在常规并发请求频率下，匹配结果快速生成，耗时少，无数据遗漏。</w:t>
       </w:r>
     </w:p>
     <w:p>
@@ -11455,22 +11441,22 @@
               <w:jc w:val="center"/>
               <w:textAlignment w:val="auto"/>
               <w:rPr>
+                <w:rFonts w:hint="default" w:asciiTheme="minorEastAsia" w:hAnsiTheme="minorEastAsia" w:eastAsiaTheme="minorEastAsia" w:cstheme="minorEastAsia"/>
+                <w:kern w:val="0"/>
+                <w:sz w:val="24"/>
+                <w:szCs w:val="24"/>
+                <w:lang w:val="en-US" w:eastAsia="zh-CN" w:bidi="ar"/>
+              </w:rPr>
+            </w:pPr>
+            <w:r>
+              <w:rPr>
                 <w:rFonts w:hint="eastAsia" w:asciiTheme="minorEastAsia" w:hAnsiTheme="minorEastAsia" w:eastAsiaTheme="minorEastAsia" w:cstheme="minorEastAsia"/>
                 <w:kern w:val="0"/>
                 <w:sz w:val="24"/>
                 <w:szCs w:val="24"/>
                 <w:lang w:val="en-US" w:eastAsia="zh-CN" w:bidi="ar"/>
               </w:rPr>
-            </w:pPr>
-            <w:r>
-              <w:rPr>
-                <w:rFonts w:hint="eastAsia" w:asciiTheme="minorEastAsia" w:hAnsiTheme="minorEastAsia" w:eastAsiaTheme="minorEastAsia" w:cstheme="minorEastAsia"/>
-                <w:kern w:val="0"/>
-                <w:sz w:val="24"/>
-                <w:szCs w:val="24"/>
-                <w:lang w:val="en-US" w:eastAsia="zh-CN" w:bidi="ar"/>
-              </w:rPr>
-              <w:t>普通操作≤3秒，复杂操作≤8秒</w:t>
+              <w:t>普通操作反应快，复杂操作稍快</w:t>
             </w:r>
           </w:p>
         </w:tc>
@@ -11662,7 +11648,7 @@
                 <w:szCs w:val="24"/>
                 <w:lang w:val="en-US" w:eastAsia="zh-CN" w:bidi="ar"/>
               </w:rPr>
-              <w:t>支持1000用户并发操作</w:t>
+              <w:t>支持大多数用户并发操作</w:t>
             </w:r>
           </w:p>
         </w:tc>
@@ -11854,7 +11840,7 @@
                 <w:szCs w:val="24"/>
                 <w:lang w:val="en-US" w:eastAsia="zh-CN" w:bidi="ar"/>
               </w:rPr>
-              <w:t>业务数据准确性100%</w:t>
+              <w:t>业务数据完全准确</w:t>
             </w:r>
           </w:p>
         </w:tc>
@@ -12046,7 +12032,7 @@
                 <w:szCs w:val="24"/>
                 <w:lang w:val="en-US" w:eastAsia="zh-CN" w:bidi="ar"/>
               </w:rPr>
-              <w:t>≥99.5%（每月故障时间≤3.6小时）</w:t>
+              <w:t>大多数时间可用（每月故障时间≤3.6小时）</w:t>
             </w:r>
           </w:p>
         </w:tc>
@@ -12199,7 +12185,7 @@
           <w:szCs w:val="24"/>
           <w:lang w:val="en-US" w:eastAsia="zh-CN" w:bidi="ar-SA"/>
         </w:rPr>
-        <w:t>设备适配：支持 PC 端（分辨率≥1366×768）、平板端、移动端访问，移动端适配响应式布局，核心功能无缺失。</w:t>
+        <w:t>设备适配：支持 PC 端、平板端、移动端访问，移动端适配响应式布局，核心功能无缺失。</w:t>
       </w:r>
     </w:p>
     <w:p>
@@ -12236,7 +12222,7 @@
           <w:szCs w:val="24"/>
           <w:lang w:val="en-US" w:eastAsia="zh-CN" w:bidi="ar-SA"/>
         </w:rPr>
-        <w:t>网络适配：支持宽带（≥1Mbps）、4G/5G 网络环境，弱网环境（≥200Kbps）下核心功能（投递简历、查看通知）可正常使用，非核心功能延迟加载。</w:t>
+        <w:t>网络适配：支持宽带、4G/5G 网络环境，弱网环境下核心功能（投递简历、查看通知）可正常使用，非核心功能延迟加载。</w:t>
       </w:r>
     </w:p>
     <w:p>
@@ -12436,6 +12422,8 @@
     </w:p>
     <w:p>
       <w:pPr>
+        <w:widowControl w:val="0"/>
+        <w:jc w:val="both"/>
         <w:rPr>
           <w:rFonts w:hint="default" w:ascii="宋体" w:hAnsi="宋体" w:eastAsia="宋体" w:cs="宋体"/>
           <w:b w:val="0"/>
@@ -12457,6 +12445,31 @@
           <w:szCs w:val="24"/>
           <w:lang w:val="en-US" w:eastAsia="zh-CN" w:bidi="ar-SA"/>
         </w:rPr>
+        <w:t>·系统具备稳定的运行能力，平均无故障运行时间长，单次故障修复响应迅速，耗时短，能快速恢复正常服务。</w:t>
+      </w:r>
+    </w:p>
+    <w:p>
+      <w:pPr>
+        <w:rPr>
+          <w:rFonts w:hint="default" w:ascii="宋体" w:hAnsi="宋体" w:eastAsia="宋体" w:cs="宋体"/>
+          <w:b w:val="0"/>
+          <w:bCs/>
+          <w:kern w:val="2"/>
+          <w:sz w:val="24"/>
+          <w:szCs w:val="24"/>
+          <w:lang w:val="en-US" w:eastAsia="zh-CN" w:bidi="ar-SA"/>
+        </w:rPr>
+      </w:pPr>
+      <w:r>
+        <w:rPr>
+          <w:rFonts w:hint="eastAsia" w:ascii="宋体" w:hAnsi="宋体" w:eastAsia="宋体" w:cs="宋体"/>
+          <w:b w:val="0"/>
+          <w:bCs/>
+          <w:kern w:val="2"/>
+          <w:sz w:val="24"/>
+          <w:szCs w:val="24"/>
+          <w:lang w:val="en-US" w:eastAsia="zh-CN" w:bidi="ar-SA"/>
+        </w:rPr>
         <w:t>·</w:t>
       </w:r>
       <w:r>
@@ -12469,7 +12482,7 @@
           <w:szCs w:val="24"/>
           <w:lang w:val="en-US" w:eastAsia="zh-CN" w:bidi="ar-SA"/>
         </w:rPr>
-        <w:t>系统平均无故障运行时间（MTBF）≥300 小时，单次故障修复时间（MTTR）≤1 小时。</w:t>
+        <w:t>数据一致性保障：多用户同时操作同一数据（如同一岗位投递）时，通过锁机制避免数据冲突，确保操作结果正确。</w:t>
       </w:r>
     </w:p>
     <w:p>
@@ -12506,8 +12519,114 @@
           <w:szCs w:val="24"/>
           <w:lang w:val="en-US" w:eastAsia="zh-CN" w:bidi="ar-SA"/>
         </w:rPr>
-        <w:t>数据一致性保障：多用户同时操作同一数据（如同一岗位投递）时，通过锁机制避免数据冲突，确保操作结果正确。</w:t>
-      </w:r>
+        <w:t>异常恢复能力：系统遭遇断电、网络中断等异常后，重启可恢复至故障前状态，未完成操作可续办，数据无损坏。</w:t>
+      </w:r>
+    </w:p>
+    <w:p>
+      <w:pPr>
+        <w:pStyle w:val="3"/>
+      </w:pPr>
+      <w:r>
+        <w:rPr>
+          <w:rFonts w:hint="eastAsia"/>
+        </w:rPr>
+        <w:t>6.3效率</w:t>
+      </w:r>
+      <w:bookmarkEnd w:id="40"/>
+    </w:p>
+    <w:p>
+      <w:pPr>
+        <w:widowControl w:val="0"/>
+        <w:jc w:val="both"/>
+        <w:rPr>
+          <w:rFonts w:hint="eastAsia" w:ascii="宋体" w:hAnsi="宋体" w:eastAsia="宋体" w:cs="宋体"/>
+          <w:b w:val="0"/>
+          <w:bCs/>
+          <w:kern w:val="2"/>
+          <w:sz w:val="24"/>
+          <w:szCs w:val="24"/>
+          <w:lang w:val="en-US" w:eastAsia="zh-CN" w:bidi="ar-SA"/>
+        </w:rPr>
+      </w:pPr>
+      <w:bookmarkStart w:id="41" w:name="_Toc116050403"/>
+      <w:r>
+        <w:rPr>
+          <w:rFonts w:hint="eastAsia" w:ascii="宋体" w:hAnsi="宋体" w:eastAsia="宋体" w:cs="宋体"/>
+          <w:b w:val="0"/>
+          <w:bCs/>
+          <w:kern w:val="2"/>
+          <w:sz w:val="24"/>
+          <w:szCs w:val="24"/>
+          <w:lang w:val="en-US" w:eastAsia="zh-CN" w:bidi="ar-SA"/>
+        </w:rPr>
+        <w:t>·响应效率：满足5.3时间特性要求，普通操作响应迅速，复杂操作响应及时，全程无明显卡顿现象。</w:t>
+      </w:r>
+    </w:p>
+    <w:p>
+      <w:pPr>
+        <w:widowControl w:val="0"/>
+        <w:jc w:val="both"/>
+        <w:rPr>
+          <w:rFonts w:hint="eastAsia" w:ascii="宋体" w:hAnsi="宋体" w:eastAsia="宋体" w:cs="宋体"/>
+          <w:b w:val="0"/>
+          <w:bCs/>
+          <w:kern w:val="2"/>
+          <w:sz w:val="24"/>
+          <w:szCs w:val="24"/>
+          <w:lang w:val="en-US" w:eastAsia="zh-CN" w:bidi="ar-SA"/>
+        </w:rPr>
+      </w:pPr>
+      <w:r>
+        <w:rPr>
+          <w:rFonts w:hint="eastAsia" w:ascii="宋体" w:hAnsi="宋体" w:eastAsia="宋体" w:cs="宋体"/>
+          <w:b w:val="0"/>
+          <w:bCs/>
+          <w:kern w:val="2"/>
+          <w:sz w:val="24"/>
+          <w:szCs w:val="24"/>
+          <w:lang w:val="en-US" w:eastAsia="zh-CN" w:bidi="ar-SA"/>
+        </w:rPr>
+        <w:t>·处理效率：单批次较大数量简历筛选耗时较短，智能匹配请求处理高效，可应对常态化请求量，无任务堆积情况。</w:t>
+      </w:r>
+    </w:p>
+    <w:p>
+      <w:pPr>
+        <w:widowControl w:val="0"/>
+        <w:jc w:val="both"/>
+        <w:rPr>
+          <w:rFonts w:hint="eastAsia" w:ascii="宋体" w:hAnsi="宋体" w:eastAsia="宋体" w:cs="宋体"/>
+          <w:b w:val="0"/>
+          <w:bCs/>
+          <w:kern w:val="2"/>
+          <w:sz w:val="24"/>
+          <w:szCs w:val="24"/>
+          <w:lang w:val="en-US" w:eastAsia="zh-CN" w:bidi="ar-SA"/>
+        </w:rPr>
+      </w:pPr>
+      <w:r>
+        <w:rPr>
+          <w:rFonts w:hint="eastAsia" w:ascii="宋体" w:hAnsi="宋体" w:eastAsia="宋体" w:cs="宋体"/>
+          <w:b w:val="0"/>
+          <w:bCs/>
+          <w:kern w:val="2"/>
+          <w:sz w:val="24"/>
+          <w:szCs w:val="24"/>
+          <w:lang w:val="en-US" w:eastAsia="zh-CN" w:bidi="ar-SA"/>
+        </w:rPr>
+        <w:t>·资源利用率：服务器CPU使用率峰值处于合理区间，内存使用率峰值控制在适度水平，网络带宽占用契合业务需求，无不必要的资源浪费。</w:t>
+      </w:r>
+    </w:p>
+    <w:p>
+      <w:pPr>
+        <w:pStyle w:val="3"/>
+      </w:pPr>
+      <w:r>
+        <w:rPr>
+          <w:rFonts w:hint="eastAsia"/>
+        </w:rPr>
+        <w:t>6.4完整性</w:t>
+      </w:r>
+      <w:bookmarkEnd w:id="41"/>
     </w:p>
     <w:p>
       <w:pPr>
@@ -12521,6 +12640,7 @@
           <w:lang w:val="en-US" w:eastAsia="zh-CN" w:bidi="ar-SA"/>
         </w:rPr>
       </w:pPr>
+      <w:bookmarkStart w:id="42" w:name="_Toc116050404"/>
       <w:r>
         <w:rPr>
           <w:rFonts w:hint="eastAsia" w:ascii="宋体" w:hAnsi="宋体" w:eastAsia="宋体" w:cs="宋体"/>
@@ -12543,7 +12663,81 @@
           <w:szCs w:val="24"/>
           <w:lang w:val="en-US" w:eastAsia="zh-CN" w:bidi="ar-SA"/>
         </w:rPr>
-        <w:t>异常恢复能力：系统遭遇断电、网络中断等异常后，重启可恢复至故障前状态，未完成操作可续办，数据无损坏。</w:t>
+        <w:t>功能完整性：覆盖用户账户管理、求职者服务、企业招聘管理、智能匹配等全流程功能，无核心场景缺失。</w:t>
+      </w:r>
+    </w:p>
+    <w:p>
+      <w:pPr>
+        <w:rPr>
+          <w:rFonts w:hint="default" w:ascii="宋体" w:hAnsi="宋体" w:eastAsia="宋体" w:cs="宋体"/>
+          <w:b w:val="0"/>
+          <w:bCs/>
+          <w:kern w:val="2"/>
+          <w:sz w:val="24"/>
+          <w:szCs w:val="24"/>
+          <w:lang w:val="en-US" w:eastAsia="zh-CN" w:bidi="ar-SA"/>
+        </w:rPr>
+      </w:pPr>
+      <w:r>
+        <w:rPr>
+          <w:rFonts w:hint="eastAsia" w:ascii="宋体" w:hAnsi="宋体" w:eastAsia="宋体" w:cs="宋体"/>
+          <w:b w:val="0"/>
+          <w:bCs/>
+          <w:kern w:val="2"/>
+          <w:sz w:val="24"/>
+          <w:szCs w:val="24"/>
+          <w:lang w:val="en-US" w:eastAsia="zh-CN" w:bidi="ar-SA"/>
+        </w:rPr>
+        <w:t>·</w:t>
+      </w:r>
+      <w:r>
+        <w:rPr>
+          <w:rFonts w:hint="default" w:ascii="宋体" w:hAnsi="宋体" w:eastAsia="宋体" w:cs="宋体"/>
+          <w:b w:val="0"/>
+          <w:bCs/>
+          <w:kern w:val="2"/>
+          <w:sz w:val="24"/>
+          <w:szCs w:val="24"/>
+          <w:lang w:val="en-US" w:eastAsia="zh-CN" w:bidi="ar-SA"/>
+        </w:rPr>
+        <w:t>数据完整性：所有必填数据（如岗位名称、求职者姓名、面试时间）均有校验，无空值或无效数据存入系统。</w:t>
+      </w:r>
+    </w:p>
+    <w:p>
+      <w:pPr>
+        <w:rPr>
+          <w:rFonts w:hint="default" w:ascii="宋体" w:hAnsi="宋体" w:eastAsia="宋体" w:cs="宋体"/>
+          <w:b w:val="0"/>
+          <w:bCs/>
+          <w:kern w:val="2"/>
+          <w:sz w:val="24"/>
+          <w:szCs w:val="24"/>
+          <w:lang w:val="en-US" w:eastAsia="zh-CN" w:bidi="ar-SA"/>
+        </w:rPr>
+      </w:pPr>
+      <w:r>
+        <w:rPr>
+          <w:rFonts w:hint="eastAsia" w:ascii="宋体" w:hAnsi="宋体" w:eastAsia="宋体" w:cs="宋体"/>
+          <w:b w:val="0"/>
+          <w:bCs/>
+          <w:kern w:val="2"/>
+          <w:sz w:val="24"/>
+          <w:szCs w:val="24"/>
+          <w:lang w:val="en-US" w:eastAsia="zh-CN" w:bidi="ar-SA"/>
+        </w:rPr>
+        <w:t>·</w:t>
+      </w:r>
+      <w:r>
+        <w:rPr>
+          <w:rFonts w:hint="default" w:ascii="宋体" w:hAnsi="宋体" w:eastAsia="宋体" w:cs="宋体"/>
+          <w:b w:val="0"/>
+          <w:bCs/>
+          <w:kern w:val="2"/>
+          <w:sz w:val="24"/>
+          <w:szCs w:val="24"/>
+          <w:lang w:val="en-US" w:eastAsia="zh-CN" w:bidi="ar-SA"/>
+        </w:rPr>
+        <w:t>权限完整性：基于角色的权限控制覆盖所有功能模块，无权限遗漏或权限重叠导致的访问异常。</w:t>
       </w:r>
     </w:p>
     <w:p>
@@ -12554,12 +12748,14 @@
         <w:rPr>
           <w:rFonts w:hint="eastAsia"/>
         </w:rPr>
-        <w:t>6.3效率</w:t>
-      </w:r>
-      <w:bookmarkEnd w:id="40"/>
-    </w:p>
-    <w:p>
-      <w:pPr>
+        <w:t>6.5易使用性</w:t>
+      </w:r>
+      <w:bookmarkEnd w:id="42"/>
+    </w:p>
+    <w:p>
+      <w:pPr>
+        <w:widowControl w:val="0"/>
+        <w:jc w:val="both"/>
         <w:rPr>
           <w:rFonts w:hint="default" w:ascii="宋体" w:hAnsi="宋体" w:eastAsia="宋体" w:cs="宋体"/>
           <w:b w:val="0"/>
@@ -12570,7 +12766,7 @@
           <w:lang w:val="en-US" w:eastAsia="zh-CN" w:bidi="ar-SA"/>
         </w:rPr>
       </w:pPr>
-      <w:bookmarkStart w:id="41" w:name="_Toc116050403"/>
+      <w:bookmarkStart w:id="43" w:name="_Toc116050405"/>
       <w:r>
         <w:rPr>
           <w:rFonts w:hint="eastAsia" w:ascii="宋体" w:hAnsi="宋体" w:eastAsia="宋体" w:cs="宋体"/>
@@ -12581,6 +12777,70 @@
           <w:szCs w:val="24"/>
           <w:lang w:val="en-US" w:eastAsia="zh-CN" w:bidi="ar-SA"/>
         </w:rPr>
+        <w:t>·界面设计：</w:t>
+      </w:r>
+      <w:r>
+        <w:rPr>
+          <w:rFonts w:hint="default" w:ascii="宋体" w:hAnsi="宋体" w:eastAsia="宋体" w:cs="宋体"/>
+          <w:b w:val="0"/>
+          <w:bCs/>
+          <w:kern w:val="2"/>
+          <w:sz w:val="24"/>
+          <w:szCs w:val="24"/>
+          <w:lang w:val="en-US" w:eastAsia="zh-CN" w:bidi="ar-SA"/>
+        </w:rPr>
+        <w:t>布局简洁清晰，核心功能（如投递简历、发布岗位）入口直观醒目，关键任务操作路径便捷，几步内即可完成。</w:t>
+      </w:r>
+    </w:p>
+    <w:p>
+      <w:pPr>
+        <w:widowControl w:val="0"/>
+        <w:jc w:val="both"/>
+        <w:rPr>
+          <w:rFonts w:hint="default" w:ascii="宋体" w:hAnsi="宋体" w:eastAsia="宋体" w:cs="宋体"/>
+          <w:b w:val="0"/>
+          <w:bCs/>
+          <w:kern w:val="2"/>
+          <w:sz w:val="24"/>
+          <w:szCs w:val="24"/>
+          <w:lang w:val="en-US" w:eastAsia="zh-CN" w:bidi="ar-SA"/>
+        </w:rPr>
+      </w:pPr>
+      <w:r>
+        <w:rPr>
+          <w:rFonts w:hint="default" w:ascii="宋体" w:hAnsi="宋体" w:eastAsia="宋体" w:cs="宋体"/>
+          <w:b w:val="0"/>
+          <w:bCs/>
+          <w:kern w:val="2"/>
+          <w:sz w:val="24"/>
+          <w:szCs w:val="24"/>
+          <w:lang w:val="en-US" w:eastAsia="zh-CN" w:bidi="ar-SA"/>
+        </w:rPr>
+        <w:t>·学习成本：系统易用性强，新用户无需专业培训，依托界面引导提示即可独立完成注册、完善信息及各类基础操作，快速上手无压力。</w:t>
+      </w:r>
+    </w:p>
+    <w:p>
+      <w:pPr>
+        <w:rPr>
+          <w:rFonts w:hint="default" w:ascii="宋体" w:hAnsi="宋体" w:eastAsia="宋体" w:cs="宋体"/>
+          <w:b w:val="0"/>
+          <w:bCs/>
+          <w:kern w:val="2"/>
+          <w:sz w:val="24"/>
+          <w:szCs w:val="24"/>
+          <w:lang w:val="en-US" w:eastAsia="zh-CN" w:bidi="ar-SA"/>
+        </w:rPr>
+      </w:pPr>
+      <w:r>
+        <w:rPr>
+          <w:rFonts w:hint="eastAsia" w:ascii="宋体" w:hAnsi="宋体" w:eastAsia="宋体" w:cs="宋体"/>
+          <w:b w:val="0"/>
+          <w:bCs/>
+          <w:kern w:val="2"/>
+          <w:sz w:val="24"/>
+          <w:szCs w:val="24"/>
+          <w:lang w:val="en-US" w:eastAsia="zh-CN" w:bidi="ar-SA"/>
+        </w:rPr>
         <w:t>·</w:t>
       </w:r>
       <w:r>
@@ -12593,8 +12853,20 @@
           <w:szCs w:val="24"/>
           <w:lang w:val="en-US" w:eastAsia="zh-CN" w:bidi="ar-SA"/>
         </w:rPr>
-        <w:t>系统平均无故障运行时间（MTBF）≥300 小时，单次故障修复时间（MTTR）≤1 小时。</w:t>
-      </w:r>
+        <w:t>交互体验：提供操作成功 / 失败提示、必填项标注、输入格式引导，支持批量操作、一键刷新等便捷功能。</w:t>
+      </w:r>
+    </w:p>
+    <w:p>
+      <w:pPr>
+        <w:pStyle w:val="3"/>
+      </w:pPr>
+      <w:r>
+        <w:rPr>
+          <w:rFonts w:hint="eastAsia"/>
+        </w:rPr>
+        <w:t>6.6可维护性</w:t>
+      </w:r>
+      <w:bookmarkEnd w:id="43"/>
     </w:p>
     <w:p>
       <w:pPr>
@@ -12608,6 +12880,7 @@
           <w:lang w:val="en-US" w:eastAsia="zh-CN" w:bidi="ar-SA"/>
         </w:rPr>
       </w:pPr>
+      <w:bookmarkStart w:id="44" w:name="_Toc116050406"/>
       <w:r>
         <w:rPr>
           <w:rFonts w:hint="eastAsia" w:ascii="宋体" w:hAnsi="宋体" w:eastAsia="宋体" w:cs="宋体"/>
@@ -12630,7 +12903,7 @@
           <w:szCs w:val="24"/>
           <w:lang w:val="en-US" w:eastAsia="zh-CN" w:bidi="ar-SA"/>
         </w:rPr>
-        <w:t>数据一致性保障：多用户同时操作同一数据（如同一岗位投递）时，通过锁机制避免数据冲突，确保操作结果正确。</w:t>
+        <w:t>模块化设计：系统按功能划分为独立模块（用户模块、匹配模块、招聘模块等），模块间低耦合，便于单独修改维护。</w:t>
       </w:r>
     </w:p>
     <w:p>
@@ -12667,7 +12940,44 @@
           <w:szCs w:val="24"/>
           <w:lang w:val="en-US" w:eastAsia="zh-CN" w:bidi="ar-SA"/>
         </w:rPr>
-        <w:t>异常恢复能力：系统遭遇断电、网络中断等异常后，重启可恢复至故障前状态，未完成操作可续办，数据无损坏。</w:t>
+        <w:t>日志支持：详细记录用户操作日志、系统运行日志、错误日志，日志包含时间、操作人、内容、结果，支持按条件查询与导出。</w:t>
+      </w:r>
+    </w:p>
+    <w:p>
+      <w:pPr>
+        <w:rPr>
+          <w:rFonts w:hint="default" w:ascii="宋体" w:hAnsi="宋体" w:eastAsia="宋体" w:cs="宋体"/>
+          <w:b w:val="0"/>
+          <w:bCs/>
+          <w:kern w:val="2"/>
+          <w:sz w:val="24"/>
+          <w:szCs w:val="24"/>
+          <w:lang w:val="en-US" w:eastAsia="zh-CN" w:bidi="ar-SA"/>
+        </w:rPr>
+      </w:pPr>
+      <w:r>
+        <w:rPr>
+          <w:rFonts w:hint="eastAsia" w:ascii="宋体" w:hAnsi="宋体" w:eastAsia="宋体" w:cs="宋体"/>
+          <w:b w:val="0"/>
+          <w:bCs/>
+          <w:kern w:val="2"/>
+          <w:sz w:val="24"/>
+          <w:szCs w:val="24"/>
+          <w:lang w:val="en-US" w:eastAsia="zh-CN" w:bidi="ar-SA"/>
+        </w:rPr>
+        <w:t>·</w:t>
+      </w:r>
+      <w:r>
+        <w:rPr>
+          <w:rFonts w:hint="default" w:ascii="宋体" w:hAnsi="宋体" w:eastAsia="宋体" w:cs="宋体"/>
+          <w:b w:val="0"/>
+          <w:bCs/>
+          <w:kern w:val="2"/>
+          <w:sz w:val="24"/>
+          <w:szCs w:val="24"/>
+          <w:lang w:val="en-US" w:eastAsia="zh-CN" w:bidi="ar-SA"/>
+        </w:rPr>
+        <w:t>扩展性：预留功能扩展接口（如第三方登录、新的面试形式），支持通过配置文件调整部分规则（如超时时间、匹配权重），无需大规模修改代码。</w:t>
       </w:r>
     </w:p>
     <w:p>
@@ -12678,9 +12988,9 @@
         <w:rPr>
           <w:rFonts w:hint="eastAsia"/>
         </w:rPr>
-        <w:t>6.4完整性</w:t>
-      </w:r>
-      <w:bookmarkEnd w:id="41"/>
+        <w:t>6.7可测试性</w:t>
+      </w:r>
+      <w:bookmarkEnd w:id="44"/>
     </w:p>
     <w:p>
       <w:pPr>
@@ -12694,7 +13004,6 @@
           <w:lang w:val="en-US" w:eastAsia="zh-CN" w:bidi="ar-SA"/>
         </w:rPr>
       </w:pPr>
-      <w:bookmarkStart w:id="42" w:name="_Toc116050404"/>
       <w:r>
         <w:rPr>
           <w:rFonts w:hint="eastAsia" w:ascii="宋体" w:hAnsi="宋体" w:eastAsia="宋体" w:cs="宋体"/>
@@ -12717,7 +13026,7 @@
           <w:szCs w:val="24"/>
           <w:lang w:val="en-US" w:eastAsia="zh-CN" w:bidi="ar-SA"/>
         </w:rPr>
-        <w:t>功能完整性：覆盖用户账户管理、求职者服务、企业招聘管理、智能匹配等全流程功能，无核心场景缺失。</w:t>
+        <w:t>接口可测试：所有内部模块接口、外部第三方接口均有明确的输入输出定义，支持自动化测试工具调用。</w:t>
       </w:r>
     </w:p>
     <w:p>
@@ -12754,11 +13063,21 @@
           <w:szCs w:val="24"/>
           <w:lang w:val="en-US" w:eastAsia="zh-CN" w:bidi="ar-SA"/>
         </w:rPr>
-        <w:t>数据完整性：所有必填数据（如岗位名称、求职者姓名、面试时间）均有校验，无空值或无效数据存入系统。</w:t>
-      </w:r>
-    </w:p>
-    <w:p>
-      <w:pPr>
+        <w:t>测试覆盖：核心功能（注册、匹配、面试安排、录用通知）均有明确的测试用例，测试覆盖度</w:t>
+      </w:r>
+      <w:r>
+        <w:rPr>
+          <w:rFonts w:hint="eastAsia" w:ascii="宋体" w:hAnsi="宋体" w:cs="宋体"/>
+          <w:b w:val="0"/>
+          <w:bCs/>
+          <w:kern w:val="2"/>
+          <w:sz w:val="24"/>
+          <w:szCs w:val="24"/>
+          <w:lang w:val="en-US" w:eastAsia="zh-CN" w:bidi="ar-SA"/>
+        </w:rPr>
+        <w:t>广</w:t>
+      </w:r>
+      <w:r>
         <w:rPr>
           <w:rFonts w:hint="default" w:ascii="宋体" w:hAnsi="宋体" w:eastAsia="宋体" w:cs="宋体"/>
           <w:b w:val="0"/>
@@ -12768,10 +13087,13 @@
           <w:szCs w:val="24"/>
           <w:lang w:val="en-US" w:eastAsia="zh-CN" w:bidi="ar-SA"/>
         </w:rPr>
-      </w:pPr>
-      <w:r>
-        <w:rPr>
-          <w:rFonts w:hint="eastAsia" w:ascii="宋体" w:hAnsi="宋体" w:eastAsia="宋体" w:cs="宋体"/>
+        <w:t>。</w:t>
+      </w:r>
+    </w:p>
+    <w:p>
+      <w:pPr>
+        <w:rPr>
+          <w:rFonts w:hint="default" w:ascii="宋体" w:hAnsi="宋体" w:eastAsia="宋体" w:cs="宋体"/>
           <w:b w:val="0"/>
           <w:bCs/>
           <w:kern w:val="2"/>
@@ -12779,6 +13101,17 @@
           <w:szCs w:val="24"/>
           <w:lang w:val="en-US" w:eastAsia="zh-CN" w:bidi="ar-SA"/>
         </w:rPr>
+      </w:pPr>
+      <w:r>
+        <w:rPr>
+          <w:rFonts w:hint="eastAsia" w:ascii="宋体" w:hAnsi="宋体" w:eastAsia="宋体" w:cs="宋体"/>
+          <w:b w:val="0"/>
+          <w:bCs/>
+          <w:kern w:val="2"/>
+          <w:sz w:val="24"/>
+          <w:szCs w:val="24"/>
+          <w:lang w:val="en-US" w:eastAsia="zh-CN" w:bidi="ar-SA"/>
+        </w:rPr>
         <w:t>·</w:t>
       </w:r>
       <w:r>
@@ -12791,20 +13124,22 @@
           <w:szCs w:val="24"/>
           <w:lang w:val="en-US" w:eastAsia="zh-CN" w:bidi="ar-SA"/>
         </w:rPr>
-        <w:t>权限完整性：基于角色的权限控制覆盖所有功能模块，无权限遗漏或权限重叠导致的访问异常。</w:t>
-      </w:r>
-    </w:p>
+        <w:t>缺陷定位：系统报错时返回明确的错误码与错误描述，便于开发人员快速定位问题根源。</w:t>
+      </w:r>
+    </w:p>
+    <w:p/>
     <w:p>
       <w:pPr>
         <w:pStyle w:val="3"/>
       </w:pPr>
+      <w:bookmarkStart w:id="45" w:name="_Toc116050407"/>
       <w:r>
         <w:rPr>
           <w:rFonts w:hint="eastAsia"/>
         </w:rPr>
-        <w:t>6.5易使用性</w:t>
-      </w:r>
-      <w:bookmarkEnd w:id="42"/>
+        <w:t>6.8复用性</w:t>
+      </w:r>
+      <w:bookmarkEnd w:id="45"/>
     </w:p>
     <w:p>
       <w:pPr>
@@ -12818,7 +13153,7 @@
           <w:lang w:val="en-US" w:eastAsia="zh-CN" w:bidi="ar-SA"/>
         </w:rPr>
       </w:pPr>
-      <w:bookmarkStart w:id="43" w:name="_Toc116050405"/>
+      <w:bookmarkStart w:id="46" w:name="_Toc116050408"/>
       <w:r>
         <w:rPr>
           <w:rFonts w:hint="eastAsia" w:ascii="宋体" w:hAnsi="宋体" w:eastAsia="宋体" w:cs="宋体"/>
@@ -12841,7 +13176,7 @@
           <w:szCs w:val="24"/>
           <w:lang w:val="en-US" w:eastAsia="zh-CN" w:bidi="ar-SA"/>
         </w:rPr>
-        <w:t>界面设计：布局简洁清晰，核心功能（如投递简历、发布岗位）入口明显，操作路径≤3 步即可完成关键任务。</w:t>
+        <w:t>模块复用：核心模块（如权限管理、通知系统、数据校验模块）可独立剥离，复用至其他同类平台。</w:t>
       </w:r>
     </w:p>
     <w:p>
@@ -12878,7 +13213,7 @@
           <w:szCs w:val="24"/>
           <w:lang w:val="en-US" w:eastAsia="zh-CN" w:bidi="ar-SA"/>
         </w:rPr>
-        <w:t>学习成本：新用户无需专业培训，通过界面提示即可独立完成注册、完善信息、基础操作，学习时间≤15 分钟。</w:t>
+        <w:t>代码复用：公共工具类（如加密工具、日期工具、数据转换工具）统一封装，避免重复开发。</w:t>
       </w:r>
     </w:p>
     <w:p>
@@ -12915,7 +13250,7 @@
           <w:szCs w:val="24"/>
           <w:lang w:val="en-US" w:eastAsia="zh-CN" w:bidi="ar-SA"/>
         </w:rPr>
-        <w:t>交互体验：提供操作成功 / 失败提示、必填项标注、输入格式引导，支持批量操作、一键刷新等便捷功能。</w:t>
+        <w:t>配置复用：标准化数据（如学历等级、经验要求）支持配置化管理，可复用至不同业务场景（如实习招聘、社招）。</w:t>
       </w:r>
     </w:p>
     <w:p>
@@ -12926,9 +13261,9 @@
         <w:rPr>
           <w:rFonts w:hint="eastAsia"/>
         </w:rPr>
-        <w:t>6.6可维护性</w:t>
-      </w:r>
-      <w:bookmarkEnd w:id="43"/>
+        <w:t>6.9安全保密性</w:t>
+      </w:r>
+      <w:bookmarkEnd w:id="46"/>
     </w:p>
     <w:p>
       <w:pPr>
@@ -12942,7 +13277,7 @@
           <w:lang w:val="en-US" w:eastAsia="zh-CN" w:bidi="ar-SA"/>
         </w:rPr>
       </w:pPr>
-      <w:bookmarkStart w:id="44" w:name="_Toc116050406"/>
+      <w:bookmarkStart w:id="47" w:name="_Toc116050409"/>
       <w:r>
         <w:rPr>
           <w:rFonts w:hint="eastAsia" w:ascii="宋体" w:hAnsi="宋体" w:eastAsia="宋体" w:cs="宋体"/>
@@ -12965,11 +13300,21 @@
           <w:szCs w:val="24"/>
           <w:lang w:val="en-US" w:eastAsia="zh-CN" w:bidi="ar-SA"/>
         </w:rPr>
-        <w:t>模块化设计：系统按功能划分为独立模块（用户模块、匹配模块、招聘模块等），模块间低耦合，便于单独修改维护。</w:t>
-      </w:r>
-    </w:p>
-    <w:p>
-      <w:pPr>
+        <w:t>用户认证：采用 “账号 + 密码 + 验证码” 三重认证机制，密码存储采用 MD5 加密，验证码有效时间</w:t>
+      </w:r>
+      <w:r>
+        <w:rPr>
+          <w:rFonts w:hint="eastAsia" w:ascii="宋体" w:hAnsi="宋体" w:cs="宋体"/>
+          <w:b w:val="0"/>
+          <w:bCs/>
+          <w:kern w:val="2"/>
+          <w:sz w:val="24"/>
+          <w:szCs w:val="24"/>
+          <w:lang w:val="en-US" w:eastAsia="zh-CN" w:bidi="ar-SA"/>
+        </w:rPr>
+        <w:t>较长</w:t>
+      </w:r>
+      <w:r>
         <w:rPr>
           <w:rFonts w:hint="default" w:ascii="宋体" w:hAnsi="宋体" w:eastAsia="宋体" w:cs="宋体"/>
           <w:b w:val="0"/>
@@ -12979,10 +13324,13 @@
           <w:szCs w:val="24"/>
           <w:lang w:val="en-US" w:eastAsia="zh-CN" w:bidi="ar-SA"/>
         </w:rPr>
-      </w:pPr>
-      <w:r>
-        <w:rPr>
-          <w:rFonts w:hint="eastAsia" w:ascii="宋体" w:hAnsi="宋体" w:eastAsia="宋体" w:cs="宋体"/>
+        <w:t>，防止账号被盗。</w:t>
+      </w:r>
+    </w:p>
+    <w:p>
+      <w:pPr>
+        <w:rPr>
+          <w:rFonts w:hint="default" w:ascii="宋体" w:hAnsi="宋体" w:eastAsia="宋体" w:cs="宋体"/>
           <w:b w:val="0"/>
           <w:bCs/>
           <w:kern w:val="2"/>
@@ -12990,6 +13338,17 @@
           <w:szCs w:val="24"/>
           <w:lang w:val="en-US" w:eastAsia="zh-CN" w:bidi="ar-SA"/>
         </w:rPr>
+      </w:pPr>
+      <w:r>
+        <w:rPr>
+          <w:rFonts w:hint="eastAsia" w:ascii="宋体" w:hAnsi="宋体" w:eastAsia="宋体" w:cs="宋体"/>
+          <w:b w:val="0"/>
+          <w:bCs/>
+          <w:kern w:val="2"/>
+          <w:sz w:val="24"/>
+          <w:szCs w:val="24"/>
+          <w:lang w:val="en-US" w:eastAsia="zh-CN" w:bidi="ar-SA"/>
+        </w:rPr>
         <w:t>·</w:t>
       </w:r>
       <w:r>
@@ -13002,7 +13361,7 @@
           <w:szCs w:val="24"/>
           <w:lang w:val="en-US" w:eastAsia="zh-CN" w:bidi="ar-SA"/>
         </w:rPr>
-        <w:t>日志支持：详细记录用户操作日志、系统运行日志、错误日志，日志包含时间、操作人、内容、结果，支持按条件查询与导出。</w:t>
+        <w:t>数据加密：求职者简历、企业敏感信息（如薪资范围）传输采用 HTTPS 加密，数据库敏感字段加密存储，防止数据泄露。</w:t>
       </w:r>
     </w:p>
     <w:p>
@@ -13039,7 +13398,81 @@
           <w:szCs w:val="24"/>
           <w:lang w:val="en-US" w:eastAsia="zh-CN" w:bidi="ar-SA"/>
         </w:rPr>
-        <w:t>扩展性：预留功能扩展接口（如第三方登录、新的面试形式），支持通过配置文件调整部分规则（如超时时间、匹配权重），无需大规模修改代码。</w:t>
+        <w:t>权限控制：严格执行角色权限分配，用户仅能访问所属角色对应的功能与数据（如 HR 仅能查看本企业岗位与候选人），无越权访问可能。</w:t>
+      </w:r>
+    </w:p>
+    <w:p>
+      <w:pPr>
+        <w:rPr>
+          <w:rFonts w:hint="default" w:ascii="宋体" w:hAnsi="宋体" w:eastAsia="宋体" w:cs="宋体"/>
+          <w:b w:val="0"/>
+          <w:bCs/>
+          <w:kern w:val="2"/>
+          <w:sz w:val="24"/>
+          <w:szCs w:val="24"/>
+          <w:lang w:val="en-US" w:eastAsia="zh-CN" w:bidi="ar-SA"/>
+        </w:rPr>
+      </w:pPr>
+      <w:r>
+        <w:rPr>
+          <w:rFonts w:hint="eastAsia" w:ascii="宋体" w:hAnsi="宋体" w:eastAsia="宋体" w:cs="宋体"/>
+          <w:b w:val="0"/>
+          <w:bCs/>
+          <w:kern w:val="2"/>
+          <w:sz w:val="24"/>
+          <w:szCs w:val="24"/>
+          <w:lang w:val="en-US" w:eastAsia="zh-CN" w:bidi="ar-SA"/>
+        </w:rPr>
+        <w:t>·</w:t>
+      </w:r>
+      <w:r>
+        <w:rPr>
+          <w:rFonts w:hint="default" w:ascii="宋体" w:hAnsi="宋体" w:eastAsia="宋体" w:cs="宋体"/>
+          <w:b w:val="0"/>
+          <w:bCs/>
+          <w:kern w:val="2"/>
+          <w:sz w:val="24"/>
+          <w:szCs w:val="24"/>
+          <w:lang w:val="en-US" w:eastAsia="zh-CN" w:bidi="ar-SA"/>
+        </w:rPr>
+        <w:t>隐私保护：明确用户信息使用范围，不泄露求职者个人隐私与企业商业信息，提供数据删除功能（求职者可删除个人简历，企业可删除过期岗位）。</w:t>
+      </w:r>
+    </w:p>
+    <w:p>
+      <w:pPr>
+        <w:rPr>
+          <w:rFonts w:hint="default" w:ascii="宋体" w:hAnsi="宋体" w:eastAsia="宋体" w:cs="宋体"/>
+          <w:b w:val="0"/>
+          <w:bCs/>
+          <w:kern w:val="2"/>
+          <w:sz w:val="24"/>
+          <w:szCs w:val="24"/>
+          <w:lang w:val="en-US" w:eastAsia="zh-CN" w:bidi="ar-SA"/>
+        </w:rPr>
+      </w:pPr>
+      <w:r>
+        <w:rPr>
+          <w:rFonts w:hint="eastAsia" w:ascii="宋体" w:hAnsi="宋体" w:eastAsia="宋体" w:cs="宋体"/>
+          <w:b w:val="0"/>
+          <w:bCs/>
+          <w:kern w:val="2"/>
+          <w:sz w:val="24"/>
+          <w:szCs w:val="24"/>
+          <w:lang w:val="en-US" w:eastAsia="zh-CN" w:bidi="ar-SA"/>
+        </w:rPr>
+        <w:t>·</w:t>
+      </w:r>
+      <w:r>
+        <w:rPr>
+          <w:rFonts w:hint="default" w:ascii="宋体" w:hAnsi="宋体" w:eastAsia="宋体" w:cs="宋体"/>
+          <w:b w:val="0"/>
+          <w:bCs/>
+          <w:kern w:val="2"/>
+          <w:sz w:val="24"/>
+          <w:szCs w:val="24"/>
+          <w:lang w:val="en-US" w:eastAsia="zh-CN" w:bidi="ar-SA"/>
+        </w:rPr>
+        <w:t>安全防护：抵御常见网络攻击（如 SQL 注入、XSS 攻击），限制单 IP 登录失败次数，防止恶意攻击。</w:t>
       </w:r>
     </w:p>
     <w:p>
@@ -13050,9 +13483,9 @@
         <w:rPr>
           <w:rFonts w:hint="eastAsia"/>
         </w:rPr>
-        <w:t>6.7可测试性</w:t>
-      </w:r>
-      <w:bookmarkEnd w:id="44"/>
+        <w:t>6.10可理解性</w:t>
+      </w:r>
+      <w:bookmarkEnd w:id="47"/>
     </w:p>
     <w:p>
       <w:pPr>
@@ -13066,6 +13499,7 @@
           <w:lang w:val="en-US" w:eastAsia="zh-CN" w:bidi="ar-SA"/>
         </w:rPr>
       </w:pPr>
+      <w:bookmarkStart w:id="48" w:name="_Toc116050410"/>
       <w:r>
         <w:rPr>
           <w:rFonts w:hint="eastAsia" w:ascii="宋体" w:hAnsi="宋体" w:eastAsia="宋体" w:cs="宋体"/>
@@ -13088,7 +13522,7 @@
           <w:szCs w:val="24"/>
           <w:lang w:val="en-US" w:eastAsia="zh-CN" w:bidi="ar-SA"/>
         </w:rPr>
-        <w:t>接口可测试：所有内部模块接口、外部第三方接口均有明确的输入输出定义，支持自动化测试工具调用。</w:t>
+        <w:t>文档易懂：需求文档、操作手册语言简洁规范，无专业术语堆砌，普通用户可理解系统功能与使用方法。</w:t>
       </w:r>
     </w:p>
     <w:p>
@@ -13125,7 +13559,7 @@
           <w:szCs w:val="24"/>
           <w:lang w:val="en-US" w:eastAsia="zh-CN" w:bidi="ar-SA"/>
         </w:rPr>
-        <w:t>测试覆盖：核心功能（注册、匹配、面试安排、录用通知）均有明确的测试用例，测试覆盖度≥95%。</w:t>
+        <w:t>界面易懂：界面元素（按钮、菜单、提示语）命名直观（如 “投递简历”“发布岗位”），符合用户使用习惯，无歧义。</w:t>
       </w:r>
     </w:p>
     <w:p>
@@ -13162,22 +13596,20 @@
           <w:szCs w:val="24"/>
           <w:lang w:val="en-US" w:eastAsia="zh-CN" w:bidi="ar-SA"/>
         </w:rPr>
-        <w:t>缺陷定位：系统报错时返回明确的错误码与错误描述，便于开发人员快速定位问题根源。</w:t>
-      </w:r>
-    </w:p>
-    <w:p/>
+        <w:t>功能易懂：每个功能模块的用途明确，操作逻辑符合招聘与求职的实际业务流程，用户无需额外学习即可理解功能价值。</w:t>
+      </w:r>
+    </w:p>
     <w:p>
       <w:pPr>
         <w:pStyle w:val="3"/>
       </w:pPr>
-      <w:bookmarkStart w:id="45" w:name="_Toc116050407"/>
       <w:r>
         <w:rPr>
           <w:rFonts w:hint="eastAsia"/>
         </w:rPr>
-        <w:t>6.8复用性</w:t>
-      </w:r>
-      <w:bookmarkEnd w:id="45"/>
+        <w:t>6.11可移植性</w:t>
+      </w:r>
+      <w:bookmarkEnd w:id="48"/>
     </w:p>
     <w:p>
       <w:pPr>
@@ -13191,7 +13623,7 @@
           <w:lang w:val="en-US" w:eastAsia="zh-CN" w:bidi="ar-SA"/>
         </w:rPr>
       </w:pPr>
-      <w:bookmarkStart w:id="46" w:name="_Toc116050408"/>
+      <w:bookmarkStart w:id="49" w:name="_Toc116050411"/>
       <w:r>
         <w:rPr>
           <w:rFonts w:hint="eastAsia" w:ascii="宋体" w:hAnsi="宋体" w:eastAsia="宋体" w:cs="宋体"/>
@@ -13214,7 +13646,7 @@
           <w:szCs w:val="24"/>
           <w:lang w:val="en-US" w:eastAsia="zh-CN" w:bidi="ar-SA"/>
         </w:rPr>
-        <w:t>模块复用：核心模块（如权限管理、通知系统、数据校验模块）可独立剥离，复用至其他同类平台。</w:t>
+        <w:t>跨操作系统：服务器端支持 Windows Server 与 Linux 系统，切换时无需修改核心代码，仅需调整配置文件。</w:t>
       </w:r>
     </w:p>
     <w:p>
@@ -13251,7 +13683,7 @@
           <w:szCs w:val="24"/>
           <w:lang w:val="en-US" w:eastAsia="zh-CN" w:bidi="ar-SA"/>
         </w:rPr>
-        <w:t>代码复用：公共工具类（如加密工具、日期工具、数据转换工具）统一封装，避免重复开发。</w:t>
+        <w:t>跨硬件：支持不同品牌服务器（如华为、戴尔），硬件升级或更换时，系统可平滑迁移，数据无丢失。</w:t>
       </w:r>
     </w:p>
     <w:p>
@@ -13288,7 +13720,7 @@
           <w:szCs w:val="24"/>
           <w:lang w:val="en-US" w:eastAsia="zh-CN" w:bidi="ar-SA"/>
         </w:rPr>
-        <w:t>配置复用：标准化数据（如学历等级、经验要求）支持配置化管理，可复用至不同业务场景（如实习招聘、社招）。</w:t>
+        <w:t>跨部署环境：支持私有部署、公有云部署（如阿里云、腾讯云），部署环境切换时适配成本低，部署流程标准化。</w:t>
       </w:r>
     </w:p>
     <w:p>
@@ -13299,9 +13731,9 @@
         <w:rPr>
           <w:rFonts w:hint="eastAsia"/>
         </w:rPr>
-        <w:t>6.9安全保密性</w:t>
-      </w:r>
-      <w:bookmarkEnd w:id="46"/>
+        <w:t>6.12互联性</w:t>
+      </w:r>
+      <w:bookmarkEnd w:id="49"/>
     </w:p>
     <w:p>
       <w:pPr>
@@ -13315,7 +13747,6 @@
           <w:lang w:val="en-US" w:eastAsia="zh-CN" w:bidi="ar-SA"/>
         </w:rPr>
       </w:pPr>
-      <w:bookmarkStart w:id="47" w:name="_Toc116050409"/>
       <w:r>
         <w:rPr>
           <w:rFonts w:hint="eastAsia" w:ascii="宋体" w:hAnsi="宋体" w:eastAsia="宋体" w:cs="宋体"/>
@@ -13338,7 +13769,7 @@
           <w:szCs w:val="24"/>
           <w:lang w:val="en-US" w:eastAsia="zh-CN" w:bidi="ar-SA"/>
         </w:rPr>
-        <w:t>用户认证：采用 “账号 + 密码 + 验证码” 三重认证机制，密码存储采用 MD5 加密，验证码有效时间≤15 分钟，防止账号被盗。</w:t>
+        <w:t>第三方工具集成：支持与邮件系统（SMTP）、短信服务平台集成，实现通知消息同步发送；支持与腾讯会议、Zoom 等会议软件接口对接，快速创建线上面试房间。</w:t>
       </w:r>
     </w:p>
     <w:p>
@@ -13375,7 +13806,7 @@
           <w:szCs w:val="24"/>
           <w:lang w:val="en-US" w:eastAsia="zh-CN" w:bidi="ar-SA"/>
         </w:rPr>
-        <w:t>数据加密：求职者简历、企业敏感信息（如薪资范围）传输采用 HTTPS 加密，数据库敏感字段加密存储，防止数据泄露。</w:t>
+        <w:t>数据导入导出：支持简历（Word、PDF 格式）导入导出，招聘数据报表（Excel 格式）导出，便于企业离线处理数据。</w:t>
       </w:r>
     </w:p>
     <w:p>
@@ -13412,11 +13843,23 @@
           <w:szCs w:val="24"/>
           <w:lang w:val="en-US" w:eastAsia="zh-CN" w:bidi="ar-SA"/>
         </w:rPr>
-        <w:t>权限控制：严格执行角色权限分配，用户仅能访问所属角色对应的功能与数据（如 HR 仅能查看本企业岗位与候选人），无越权访问可能。</w:t>
-      </w:r>
-    </w:p>
-    <w:p>
-      <w:pPr>
+        <w:t>第三方登录集成：预留</w:t>
+      </w:r>
+      <w:r>
+        <w:rPr>
+          <w:rFonts w:hint="eastAsia" w:ascii="宋体" w:hAnsi="宋体" w:cs="宋体"/>
+          <w:b w:val="0"/>
+          <w:bCs/>
+          <w:kern w:val="2"/>
+          <w:sz w:val="24"/>
+          <w:szCs w:val="24"/>
+          <w:lang w:val="en-US" w:eastAsia="zh-CN" w:bidi="ar-SA"/>
+        </w:rPr>
+        <w:t>多种</w:t>
+      </w:r>
+      <w:bookmarkStart w:id="60" w:name="_GoBack"/>
+      <w:bookmarkEnd w:id="60"/>
+      <w:r>
         <w:rPr>
           <w:rFonts w:hint="default" w:ascii="宋体" w:hAnsi="宋体" w:eastAsia="宋体" w:cs="宋体"/>
           <w:b w:val="0"/>
@@ -13426,438 +13869,7 @@
           <w:szCs w:val="24"/>
           <w:lang w:val="en-US" w:eastAsia="zh-CN" w:bidi="ar-SA"/>
         </w:rPr>
-      </w:pPr>
-      <w:r>
-        <w:rPr>
-          <w:rFonts w:hint="eastAsia" w:ascii="宋体" w:hAnsi="宋体" w:eastAsia="宋体" w:cs="宋体"/>
-          <w:b w:val="0"/>
-          <w:bCs/>
-          <w:kern w:val="2"/>
-          <w:sz w:val="24"/>
-          <w:szCs w:val="24"/>
-          <w:lang w:val="en-US" w:eastAsia="zh-CN" w:bidi="ar-SA"/>
-        </w:rPr>
-        <w:t>·</w:t>
-      </w:r>
-      <w:r>
-        <w:rPr>
-          <w:rFonts w:hint="default" w:ascii="宋体" w:hAnsi="宋体" w:eastAsia="宋体" w:cs="宋体"/>
-          <w:b w:val="0"/>
-          <w:bCs/>
-          <w:kern w:val="2"/>
-          <w:sz w:val="24"/>
-          <w:szCs w:val="24"/>
-          <w:lang w:val="en-US" w:eastAsia="zh-CN" w:bidi="ar-SA"/>
-        </w:rPr>
-        <w:t>隐私保护：明确用户信息使用范围，不泄露求职者个人隐私与企业商业信息，提供数据删除功能（求职者可删除个人简历，企业可删除过期岗位）。</w:t>
-      </w:r>
-    </w:p>
-    <w:p>
-      <w:pPr>
-        <w:rPr>
-          <w:rFonts w:hint="default" w:ascii="宋体" w:hAnsi="宋体" w:eastAsia="宋体" w:cs="宋体"/>
-          <w:b w:val="0"/>
-          <w:bCs/>
-          <w:kern w:val="2"/>
-          <w:sz w:val="24"/>
-          <w:szCs w:val="24"/>
-          <w:lang w:val="en-US" w:eastAsia="zh-CN" w:bidi="ar-SA"/>
-        </w:rPr>
-      </w:pPr>
-      <w:r>
-        <w:rPr>
-          <w:rFonts w:hint="eastAsia" w:ascii="宋体" w:hAnsi="宋体" w:eastAsia="宋体" w:cs="宋体"/>
-          <w:b w:val="0"/>
-          <w:bCs/>
-          <w:kern w:val="2"/>
-          <w:sz w:val="24"/>
-          <w:szCs w:val="24"/>
-          <w:lang w:val="en-US" w:eastAsia="zh-CN" w:bidi="ar-SA"/>
-        </w:rPr>
-        <w:t>·</w:t>
-      </w:r>
-      <w:r>
-        <w:rPr>
-          <w:rFonts w:hint="default" w:ascii="宋体" w:hAnsi="宋体" w:eastAsia="宋体" w:cs="宋体"/>
-          <w:b w:val="0"/>
-          <w:bCs/>
-          <w:kern w:val="2"/>
-          <w:sz w:val="24"/>
-          <w:szCs w:val="24"/>
-          <w:lang w:val="en-US" w:eastAsia="zh-CN" w:bidi="ar-SA"/>
-        </w:rPr>
-        <w:t>安全防护：抵御常见网络攻击（如 SQL 注入、XSS 攻击），限制单 IP 登录失败次数（≤5 次 / 小时），防止恶意攻击。</w:t>
-      </w:r>
-    </w:p>
-    <w:p>
-      <w:pPr>
-        <w:pStyle w:val="3"/>
-      </w:pPr>
-      <w:r>
-        <w:rPr>
-          <w:rFonts w:hint="eastAsia"/>
-        </w:rPr>
-        <w:t>6.10可理解性</w:t>
-      </w:r>
-      <w:bookmarkEnd w:id="47"/>
-    </w:p>
-    <w:p>
-      <w:pPr>
-        <w:rPr>
-          <w:rFonts w:hint="default" w:ascii="宋体" w:hAnsi="宋体" w:eastAsia="宋体" w:cs="宋体"/>
-          <w:b w:val="0"/>
-          <w:bCs/>
-          <w:kern w:val="2"/>
-          <w:sz w:val="24"/>
-          <w:szCs w:val="24"/>
-          <w:lang w:val="en-US" w:eastAsia="zh-CN" w:bidi="ar-SA"/>
-        </w:rPr>
-      </w:pPr>
-      <w:bookmarkStart w:id="48" w:name="_Toc116050410"/>
-      <w:r>
-        <w:rPr>
-          <w:rFonts w:hint="eastAsia" w:ascii="宋体" w:hAnsi="宋体" w:eastAsia="宋体" w:cs="宋体"/>
-          <w:b w:val="0"/>
-          <w:bCs/>
-          <w:kern w:val="2"/>
-          <w:sz w:val="24"/>
-          <w:szCs w:val="24"/>
-          <w:lang w:val="en-US" w:eastAsia="zh-CN" w:bidi="ar-SA"/>
-        </w:rPr>
-        <w:t>·</w:t>
-      </w:r>
-      <w:r>
-        <w:rPr>
-          <w:rFonts w:hint="default" w:ascii="宋体" w:hAnsi="宋体" w:eastAsia="宋体" w:cs="宋体"/>
-          <w:b w:val="0"/>
-          <w:bCs/>
-          <w:kern w:val="2"/>
-          <w:sz w:val="24"/>
-          <w:szCs w:val="24"/>
-          <w:lang w:val="en-US" w:eastAsia="zh-CN" w:bidi="ar-SA"/>
-        </w:rPr>
-        <w:t>文档易懂：需求文档、操作手册语言简洁规范，无专业术语堆砌，普通用户可理解系统功能与使用方法。</w:t>
-      </w:r>
-    </w:p>
-    <w:p>
-      <w:pPr>
-        <w:rPr>
-          <w:rFonts w:hint="default" w:ascii="宋体" w:hAnsi="宋体" w:eastAsia="宋体" w:cs="宋体"/>
-          <w:b w:val="0"/>
-          <w:bCs/>
-          <w:kern w:val="2"/>
-          <w:sz w:val="24"/>
-          <w:szCs w:val="24"/>
-          <w:lang w:val="en-US" w:eastAsia="zh-CN" w:bidi="ar-SA"/>
-        </w:rPr>
-      </w:pPr>
-      <w:r>
-        <w:rPr>
-          <w:rFonts w:hint="eastAsia" w:ascii="宋体" w:hAnsi="宋体" w:eastAsia="宋体" w:cs="宋体"/>
-          <w:b w:val="0"/>
-          <w:bCs/>
-          <w:kern w:val="2"/>
-          <w:sz w:val="24"/>
-          <w:szCs w:val="24"/>
-          <w:lang w:val="en-US" w:eastAsia="zh-CN" w:bidi="ar-SA"/>
-        </w:rPr>
-        <w:t>·</w:t>
-      </w:r>
-      <w:r>
-        <w:rPr>
-          <w:rFonts w:hint="default" w:ascii="宋体" w:hAnsi="宋体" w:eastAsia="宋体" w:cs="宋体"/>
-          <w:b w:val="0"/>
-          <w:bCs/>
-          <w:kern w:val="2"/>
-          <w:sz w:val="24"/>
-          <w:szCs w:val="24"/>
-          <w:lang w:val="en-US" w:eastAsia="zh-CN" w:bidi="ar-SA"/>
-        </w:rPr>
-        <w:t>界面易懂：界面元素（按钮、菜单、提示语）命名直观（如 “投递简历”“发布岗位”），符合用户使用习惯，无歧义。</w:t>
-      </w:r>
-    </w:p>
-    <w:p>
-      <w:pPr>
-        <w:rPr>
-          <w:rFonts w:hint="default" w:ascii="宋体" w:hAnsi="宋体" w:eastAsia="宋体" w:cs="宋体"/>
-          <w:b w:val="0"/>
-          <w:bCs/>
-          <w:kern w:val="2"/>
-          <w:sz w:val="24"/>
-          <w:szCs w:val="24"/>
-          <w:lang w:val="en-US" w:eastAsia="zh-CN" w:bidi="ar-SA"/>
-        </w:rPr>
-      </w:pPr>
-      <w:r>
-        <w:rPr>
-          <w:rFonts w:hint="eastAsia" w:ascii="宋体" w:hAnsi="宋体" w:eastAsia="宋体" w:cs="宋体"/>
-          <w:b w:val="0"/>
-          <w:bCs/>
-          <w:kern w:val="2"/>
-          <w:sz w:val="24"/>
-          <w:szCs w:val="24"/>
-          <w:lang w:val="en-US" w:eastAsia="zh-CN" w:bidi="ar-SA"/>
-        </w:rPr>
-        <w:t>·</w:t>
-      </w:r>
-      <w:r>
-        <w:rPr>
-          <w:rFonts w:hint="default" w:ascii="宋体" w:hAnsi="宋体" w:eastAsia="宋体" w:cs="宋体"/>
-          <w:b w:val="0"/>
-          <w:bCs/>
-          <w:kern w:val="2"/>
-          <w:sz w:val="24"/>
-          <w:szCs w:val="24"/>
-          <w:lang w:val="en-US" w:eastAsia="zh-CN" w:bidi="ar-SA"/>
-        </w:rPr>
-        <w:t>功能易懂：每个功能模块的用途明确，操作逻辑符合招聘与求职的实际业务流程，用户无需额外学习即可理解功能价值。</w:t>
-      </w:r>
-    </w:p>
-    <w:p>
-      <w:pPr>
-        <w:pStyle w:val="3"/>
-      </w:pPr>
-      <w:r>
-        <w:rPr>
-          <w:rFonts w:hint="eastAsia"/>
-        </w:rPr>
-        <w:t>6.11可移植性</w:t>
-      </w:r>
-      <w:bookmarkEnd w:id="48"/>
-    </w:p>
-    <w:p>
-      <w:pPr>
-        <w:rPr>
-          <w:rFonts w:hint="default" w:ascii="宋体" w:hAnsi="宋体" w:eastAsia="宋体" w:cs="宋体"/>
-          <w:b w:val="0"/>
-          <w:bCs/>
-          <w:kern w:val="2"/>
-          <w:sz w:val="24"/>
-          <w:szCs w:val="24"/>
-          <w:lang w:val="en-US" w:eastAsia="zh-CN" w:bidi="ar-SA"/>
-        </w:rPr>
-      </w:pPr>
-      <w:bookmarkStart w:id="49" w:name="_Toc116050411"/>
-      <w:r>
-        <w:rPr>
-          <w:rFonts w:hint="eastAsia" w:ascii="宋体" w:hAnsi="宋体" w:eastAsia="宋体" w:cs="宋体"/>
-          <w:b w:val="0"/>
-          <w:bCs/>
-          <w:kern w:val="2"/>
-          <w:sz w:val="24"/>
-          <w:szCs w:val="24"/>
-          <w:lang w:val="en-US" w:eastAsia="zh-CN" w:bidi="ar-SA"/>
-        </w:rPr>
-        <w:t>·</w:t>
-      </w:r>
-      <w:r>
-        <w:rPr>
-          <w:rFonts w:hint="default" w:ascii="宋体" w:hAnsi="宋体" w:eastAsia="宋体" w:cs="宋体"/>
-          <w:b w:val="0"/>
-          <w:bCs/>
-          <w:kern w:val="2"/>
-          <w:sz w:val="24"/>
-          <w:szCs w:val="24"/>
-          <w:lang w:val="en-US" w:eastAsia="zh-CN" w:bidi="ar-SA"/>
-        </w:rPr>
-        <w:t>跨操作系统：服务器端支持 Windows Server 与 Linux 系统，切换时无需修改核心代码，仅需调整配置文件。</w:t>
-      </w:r>
-    </w:p>
-    <w:p>
-      <w:pPr>
-        <w:rPr>
-          <w:rFonts w:hint="default" w:ascii="宋体" w:hAnsi="宋体" w:eastAsia="宋体" w:cs="宋体"/>
-          <w:b w:val="0"/>
-          <w:bCs/>
-          <w:kern w:val="2"/>
-          <w:sz w:val="24"/>
-          <w:szCs w:val="24"/>
-          <w:lang w:val="en-US" w:eastAsia="zh-CN" w:bidi="ar-SA"/>
-        </w:rPr>
-      </w:pPr>
-      <w:r>
-        <w:rPr>
-          <w:rFonts w:hint="eastAsia" w:ascii="宋体" w:hAnsi="宋体" w:eastAsia="宋体" w:cs="宋体"/>
-          <w:b w:val="0"/>
-          <w:bCs/>
-          <w:kern w:val="2"/>
-          <w:sz w:val="24"/>
-          <w:szCs w:val="24"/>
-          <w:lang w:val="en-US" w:eastAsia="zh-CN" w:bidi="ar-SA"/>
-        </w:rPr>
-        <w:t>·</w:t>
-      </w:r>
-      <w:r>
-        <w:rPr>
-          <w:rFonts w:hint="default" w:ascii="宋体" w:hAnsi="宋体" w:eastAsia="宋体" w:cs="宋体"/>
-          <w:b w:val="0"/>
-          <w:bCs/>
-          <w:kern w:val="2"/>
-          <w:sz w:val="24"/>
-          <w:szCs w:val="24"/>
-          <w:lang w:val="en-US" w:eastAsia="zh-CN" w:bidi="ar-SA"/>
-        </w:rPr>
-        <w:t>跨硬件：支持不同品牌服务器（如华为、戴尔），硬件升级或更换时，系统可平滑迁移，数据无丢失。</w:t>
-      </w:r>
-    </w:p>
-    <w:p>
-      <w:pPr>
-        <w:rPr>
-          <w:rFonts w:hint="default" w:ascii="宋体" w:hAnsi="宋体" w:eastAsia="宋体" w:cs="宋体"/>
-          <w:b w:val="0"/>
-          <w:bCs/>
-          <w:kern w:val="2"/>
-          <w:sz w:val="24"/>
-          <w:szCs w:val="24"/>
-          <w:lang w:val="en-US" w:eastAsia="zh-CN" w:bidi="ar-SA"/>
-        </w:rPr>
-      </w:pPr>
-      <w:r>
-        <w:rPr>
-          <w:rFonts w:hint="eastAsia" w:ascii="宋体" w:hAnsi="宋体" w:eastAsia="宋体" w:cs="宋体"/>
-          <w:b w:val="0"/>
-          <w:bCs/>
-          <w:kern w:val="2"/>
-          <w:sz w:val="24"/>
-          <w:szCs w:val="24"/>
-          <w:lang w:val="en-US" w:eastAsia="zh-CN" w:bidi="ar-SA"/>
-        </w:rPr>
-        <w:t>·</w:t>
-      </w:r>
-      <w:r>
-        <w:rPr>
-          <w:rFonts w:hint="default" w:ascii="宋体" w:hAnsi="宋体" w:eastAsia="宋体" w:cs="宋体"/>
-          <w:b w:val="0"/>
-          <w:bCs/>
-          <w:kern w:val="2"/>
-          <w:sz w:val="24"/>
-          <w:szCs w:val="24"/>
-          <w:lang w:val="en-US" w:eastAsia="zh-CN" w:bidi="ar-SA"/>
-        </w:rPr>
-        <w:t>跨部署环境：支持私有部署、公有云部署（如阿里云、腾讯云），部署环境切换时适配成本低，部署流程标准化。</w:t>
-      </w:r>
-    </w:p>
-    <w:p>
-      <w:pPr>
-        <w:pStyle w:val="3"/>
-      </w:pPr>
-      <w:r>
-        <w:rPr>
-          <w:rFonts w:hint="eastAsia"/>
-        </w:rPr>
-        <w:t>6.12互联性</w:t>
-      </w:r>
-      <w:bookmarkEnd w:id="49"/>
-    </w:p>
-    <w:p>
-      <w:pPr>
-        <w:rPr>
-          <w:rFonts w:hint="default" w:ascii="宋体" w:hAnsi="宋体" w:eastAsia="宋体" w:cs="宋体"/>
-          <w:b w:val="0"/>
-          <w:bCs/>
-          <w:kern w:val="2"/>
-          <w:sz w:val="24"/>
-          <w:szCs w:val="24"/>
-          <w:lang w:val="en-US" w:eastAsia="zh-CN" w:bidi="ar-SA"/>
-        </w:rPr>
-      </w:pPr>
-      <w:r>
-        <w:rPr>
-          <w:rFonts w:hint="eastAsia" w:ascii="宋体" w:hAnsi="宋体" w:eastAsia="宋体" w:cs="宋体"/>
-          <w:b w:val="0"/>
-          <w:bCs/>
-          <w:kern w:val="2"/>
-          <w:sz w:val="24"/>
-          <w:szCs w:val="24"/>
-          <w:lang w:val="en-US" w:eastAsia="zh-CN" w:bidi="ar-SA"/>
-        </w:rPr>
-        <w:t>·</w:t>
-      </w:r>
-      <w:r>
-        <w:rPr>
-          <w:rFonts w:hint="default" w:ascii="宋体" w:hAnsi="宋体" w:eastAsia="宋体" w:cs="宋体"/>
-          <w:b w:val="0"/>
-          <w:bCs/>
-          <w:kern w:val="2"/>
-          <w:sz w:val="24"/>
-          <w:szCs w:val="24"/>
-          <w:lang w:val="en-US" w:eastAsia="zh-CN" w:bidi="ar-SA"/>
-        </w:rPr>
-        <w:t>第三方工具集成：支持与邮件系统（SMTP）、短信服务平台集成，实现通知消息同步发送；支持与腾讯会议、Zoom 等会议软件接口对接，快速创建线上面试房间。</w:t>
-      </w:r>
-    </w:p>
-    <w:p>
-      <w:pPr>
-        <w:rPr>
-          <w:rFonts w:hint="default" w:ascii="宋体" w:hAnsi="宋体" w:eastAsia="宋体" w:cs="宋体"/>
-          <w:b w:val="0"/>
-          <w:bCs/>
-          <w:kern w:val="2"/>
-          <w:sz w:val="24"/>
-          <w:szCs w:val="24"/>
-          <w:lang w:val="en-US" w:eastAsia="zh-CN" w:bidi="ar-SA"/>
-        </w:rPr>
-      </w:pPr>
-      <w:r>
-        <w:rPr>
-          <w:rFonts w:hint="eastAsia" w:ascii="宋体" w:hAnsi="宋体" w:eastAsia="宋体" w:cs="宋体"/>
-          <w:b w:val="0"/>
-          <w:bCs/>
-          <w:kern w:val="2"/>
-          <w:sz w:val="24"/>
-          <w:szCs w:val="24"/>
-          <w:lang w:val="en-US" w:eastAsia="zh-CN" w:bidi="ar-SA"/>
-        </w:rPr>
-        <w:t>·</w:t>
-      </w:r>
-      <w:r>
-        <w:rPr>
-          <w:rFonts w:hint="default" w:ascii="宋体" w:hAnsi="宋体" w:eastAsia="宋体" w:cs="宋体"/>
-          <w:b w:val="0"/>
-          <w:bCs/>
-          <w:kern w:val="2"/>
-          <w:sz w:val="24"/>
-          <w:szCs w:val="24"/>
-          <w:lang w:val="en-US" w:eastAsia="zh-CN" w:bidi="ar-SA"/>
-        </w:rPr>
-        <w:t>数据导入导出：支持简历（Word、PDF 格式）导入导出，招聘数据报表（Excel 格式）导出，便于企业离线处理数据。</w:t>
-      </w:r>
-    </w:p>
-    <w:p>
-      <w:pPr>
-        <w:rPr>
-          <w:rFonts w:hint="default" w:ascii="宋体" w:hAnsi="宋体" w:eastAsia="宋体" w:cs="宋体"/>
-          <w:b w:val="0"/>
-          <w:bCs/>
-          <w:kern w:val="2"/>
-          <w:sz w:val="24"/>
-          <w:szCs w:val="24"/>
-          <w:lang w:val="en-US" w:eastAsia="zh-CN" w:bidi="ar-SA"/>
-        </w:rPr>
-      </w:pPr>
-      <w:r>
-        <w:rPr>
-          <w:rFonts w:hint="eastAsia" w:ascii="宋体" w:hAnsi="宋体" w:eastAsia="宋体" w:cs="宋体"/>
-          <w:b w:val="0"/>
-          <w:bCs/>
-          <w:kern w:val="2"/>
-          <w:sz w:val="24"/>
-          <w:szCs w:val="24"/>
-          <w:lang w:val="en-US" w:eastAsia="zh-CN" w:bidi="ar-SA"/>
-        </w:rPr>
-        <w:t>·</w:t>
-      </w:r>
-      <w:r>
-        <w:rPr>
-          <w:rFonts w:hint="default" w:ascii="宋体" w:hAnsi="宋体" w:eastAsia="宋体" w:cs="宋体"/>
-          <w:b w:val="0"/>
-          <w:bCs/>
-          <w:kern w:val="2"/>
-          <w:sz w:val="24"/>
-          <w:szCs w:val="24"/>
-          <w:lang w:val="en-US" w:eastAsia="zh-CN" w:bidi="ar-SA"/>
-        </w:rPr>
-        <w:t>第三方登录集成：预留微信、支付宝、LinkedIn 等第三方登录接口，用户可通过第三方账号快速注册登录，提升使用便捷性。</w:t>
+        <w:t>第三方登录接口，用户可通过第三方账号快速注册登录，提升使用便捷性。</w:t>
       </w:r>
     </w:p>
     <w:p>
@@ -14093,12 +14105,12 @@
       <w:pStyle w:val="18"/>
       <w:jc w:val="both"/>
     </w:pPr>
-    <w:bookmarkStart w:id="54" w:name="_Hlk116050163"/>
-    <w:bookmarkStart w:id="55" w:name="_Hlk116050165"/>
-    <w:bookmarkStart w:id="56" w:name="_Hlk116050169"/>
-    <w:bookmarkStart w:id="57" w:name="_Hlk116050164"/>
-    <w:bookmarkStart w:id="58" w:name="_Hlk116050170"/>
-    <w:bookmarkStart w:id="59" w:name="_Hlk116050162"/>
+    <w:bookmarkStart w:id="54" w:name="_Hlk116050165"/>
+    <w:bookmarkStart w:id="55" w:name="_Hlk116050163"/>
+    <w:bookmarkStart w:id="56" w:name="_Hlk116050170"/>
+    <w:bookmarkStart w:id="57" w:name="_Hlk116050162"/>
+    <w:bookmarkStart w:id="58" w:name="_Hlk116050169"/>
+    <w:bookmarkStart w:id="59" w:name="_Hlk116050164"/>
     <w:r>
       <w:rPr>
         <w:rFonts w:hint="eastAsia"/>
@@ -15159,7 +15171,7 @@
     <w:lsdException w:qFormat="1" w:unhideWhenUsed="0" w:uiPriority="0" w:name="toc 4"/>
     <w:lsdException w:qFormat="1" w:unhideWhenUsed="0" w:uiPriority="0" w:name="toc 5"/>
     <w:lsdException w:qFormat="1" w:unhideWhenUsed="0" w:uiPriority="0" w:name="toc 6"/>
-    <w:lsdException w:unhideWhenUsed="0" w:uiPriority="0" w:name="toc 7"/>
+    <w:lsdException w:qFormat="1" w:unhideWhenUsed="0" w:uiPriority="0" w:name="toc 7"/>
     <w:lsdException w:qFormat="1" w:unhideWhenUsed="0" w:uiPriority="0" w:name="toc 8"/>
     <w:lsdException w:qFormat="1" w:unhideWhenUsed="0" w:uiPriority="0" w:name="toc 9"/>
     <w:lsdException w:uiPriority="99" w:name="Normal Indent"/>
@@ -15548,6 +15560,7 @@
     <w:basedOn w:val="1"/>
     <w:next w:val="1"/>
     <w:semiHidden/>
+    <w:qFormat/>
     <w:uiPriority w:val="0"/>
     <w:pPr>
       <w:ind w:left="2520" w:leftChars="1200"/>

--- a/doc/需求规格文档.docx
+++ b/doc/需求规格文档.docx
@@ -14,8 +14,8 @@
         </w:rPr>
       </w:pPr>
       <w:bookmarkStart w:id="0" w:name="_Toc24950"/>
-      <w:bookmarkStart w:id="1" w:name="_Toc246399499"/>
-      <w:bookmarkStart w:id="2" w:name="_Toc246399168"/>
+      <w:bookmarkStart w:id="1" w:name="_Toc246399168"/>
+      <w:bookmarkStart w:id="2" w:name="_Toc246399499"/>
       <w:r>
         <w:rPr>
           <w:rFonts w:hint="eastAsia" w:ascii="黑体" w:eastAsia="黑体"/>
@@ -76,9 +76,9 @@
       <w:bookmarkEnd w:id="3"/>
       <w:bookmarkEnd w:id="4"/>
       <w:bookmarkEnd w:id="5"/>
-      <w:bookmarkStart w:id="6" w:name="_Toc246399170"/>
-      <w:bookmarkStart w:id="7" w:name="_Toc246399501"/>
-      <w:bookmarkStart w:id="8" w:name="_Toc19531"/>
+      <w:bookmarkStart w:id="6" w:name="_Toc246399501"/>
+      <w:bookmarkStart w:id="7" w:name="_Toc19531"/>
+      <w:bookmarkStart w:id="8" w:name="_Toc246399170"/>
     </w:p>
     <w:p>
       <w:pPr>
@@ -103,9 +103,9 @@
       <w:bookmarkEnd w:id="6"/>
       <w:bookmarkEnd w:id="7"/>
       <w:bookmarkEnd w:id="8"/>
-      <w:bookmarkStart w:id="9" w:name="_Toc246399171"/>
+      <w:bookmarkStart w:id="9" w:name="_Toc246399502"/>
       <w:bookmarkStart w:id="10" w:name="_Toc24889"/>
-      <w:bookmarkStart w:id="11" w:name="_Toc246399502"/>
+      <w:bookmarkStart w:id="11" w:name="_Toc246399171"/>
     </w:p>
     <w:p>
       <w:pPr>
@@ -7764,7 +7764,6 @@
             <w:insideH w:val="none" w:color="auto" w:sz="0" w:space="0"/>
             <w:insideV w:val="none" w:color="auto" w:sz="0" w:space="0"/>
           </w:tblBorders>
-          <w:shd w:val="clear" w:color="auto" w:fill="FFFFFF"/>
           <w:tblCellMar>
             <w:top w:w="0" w:type="dxa"/>
             <w:left w:w="0" w:type="dxa"/>
@@ -8076,7 +8075,6 @@
             <w:insideH w:val="none" w:color="auto" w:sz="0" w:space="0"/>
             <w:insideV w:val="none" w:color="auto" w:sz="0" w:space="0"/>
           </w:tblBorders>
-          <w:shd w:val="clear" w:color="auto" w:fill="FFFFFF"/>
           <w:tblCellMar>
             <w:top w:w="0" w:type="dxa"/>
             <w:left w:w="0" w:type="dxa"/>
@@ -8388,7 +8386,6 @@
             <w:insideH w:val="none" w:color="auto" w:sz="0" w:space="0"/>
             <w:insideV w:val="none" w:color="auto" w:sz="0" w:space="0"/>
           </w:tblBorders>
-          <w:shd w:val="clear" w:color="auto" w:fill="FFFFFF"/>
           <w:tblCellMar>
             <w:top w:w="0" w:type="dxa"/>
             <w:left w:w="0" w:type="dxa"/>
@@ -10773,7 +10770,7 @@
           <w:szCs w:val="24"/>
           <w:lang w:val="en-US" w:eastAsia="zh-CN" w:bidi="ar-SA"/>
         </w:rPr>
-        <w:t xml:space="preserve">·支持大量用户同时在线操作，核心功能（注册、投递简历、发布岗位、智能匹配）响应迅速，无明显延迟。 </w:t>
+        <w:t xml:space="preserve">支持大量用户同时在线操作，核心功能（注册、投递简历、发布岗位、智能匹配）响应迅速，无明显延迟。 </w:t>
       </w:r>
     </w:p>
     <w:p>
@@ -10790,18 +10787,6 @@
           <w:lang w:val="en-US" w:eastAsia="zh-CN" w:bidi="ar-SA"/>
         </w:rPr>
       </w:pPr>
-      <w:r>
-        <w:rPr>
-          <w:rFonts w:hint="eastAsia" w:ascii="宋体" w:hAnsi="宋体" w:eastAsia="宋体" w:cs="宋体"/>
-          <w:b w:val="0"/>
-          <w:bCs/>
-          <w:kern w:val="2"/>
-          <w:sz w:val="24"/>
-          <w:szCs w:val="24"/>
-          <w:lang w:val="en-US" w:eastAsia="zh-CN" w:bidi="ar-SA"/>
-        </w:rPr>
-        <w:t>·单岗位同时投递用户数处于合理范围时，系统处理流畅无拥堵，申请记录实时生成。</w:t>
-      </w:r>
     </w:p>
     <w:p>
       <w:pPr>
@@ -10827,7 +10812,7 @@
           <w:szCs w:val="24"/>
           <w:lang w:val="en-US" w:eastAsia="zh-CN" w:bidi="ar-SA"/>
         </w:rPr>
-        <w:t xml:space="preserve">·企业批量操作具备稳定并发能力：单次批量发送面试邀请、批量反馈结果支持一定规模人数，操作响应及时，耗时较短。 </w:t>
+        <w:t>单岗位同时投递用户数处于合理范围时，系统处理流畅无拥堵，申请记录实时生成。</w:t>
       </w:r>
     </w:p>
     <w:p>
@@ -10844,7 +10829,11 @@
           <w:lang w:val="en-US" w:eastAsia="zh-CN" w:bidi="ar-SA"/>
         </w:rPr>
       </w:pPr>
-      <w:r>
+    </w:p>
+    <w:p>
+      <w:pPr>
+        <w:widowControl w:val="0"/>
+        <w:jc w:val="both"/>
         <w:rPr>
           <w:rFonts w:hint="eastAsia" w:ascii="宋体" w:hAnsi="宋体" w:eastAsia="宋体" w:cs="宋体"/>
           <w:b w:val="0"/>
@@ -10854,7 +10843,62 @@
           <w:szCs w:val="24"/>
           <w:lang w:val="en-US" w:eastAsia="zh-CN" w:bidi="ar-SA"/>
         </w:rPr>
-        <w:t>·智能匹配在常规并发请求频率下，匹配结果快速生成，耗时少，无数据遗漏。</w:t>
+      </w:pPr>
+      <w:r>
+        <w:rPr>
+          <w:rFonts w:hint="eastAsia" w:ascii="宋体" w:hAnsi="宋体" w:eastAsia="宋体" w:cs="宋体"/>
+          <w:b w:val="0"/>
+          <w:bCs/>
+          <w:kern w:val="2"/>
+          <w:sz w:val="24"/>
+          <w:szCs w:val="24"/>
+          <w:lang w:val="en-US" w:eastAsia="zh-CN" w:bidi="ar-SA"/>
+        </w:rPr>
+        <w:t xml:space="preserve">企业批量操作具备稳定并发能力：单次批量发送面试邀请、批量反馈结果支持一定规模人数，操作响应及时，耗时较短。 </w:t>
+      </w:r>
+      <w:bookmarkStart w:id="60" w:name="_GoBack"/>
+      <w:bookmarkEnd w:id="60"/>
+    </w:p>
+    <w:p>
+      <w:pPr>
+        <w:widowControl w:val="0"/>
+        <w:jc w:val="both"/>
+        <w:rPr>
+          <w:rFonts w:hint="eastAsia" w:ascii="宋体" w:hAnsi="宋体" w:eastAsia="宋体" w:cs="宋体"/>
+          <w:b w:val="0"/>
+          <w:bCs/>
+          <w:kern w:val="2"/>
+          <w:sz w:val="24"/>
+          <w:szCs w:val="24"/>
+          <w:lang w:val="en-US" w:eastAsia="zh-CN" w:bidi="ar-SA"/>
+        </w:rPr>
+      </w:pPr>
+    </w:p>
+    <w:p>
+      <w:pPr>
+        <w:widowControl w:val="0"/>
+        <w:jc w:val="both"/>
+        <w:rPr>
+          <w:rFonts w:hint="eastAsia" w:ascii="宋体" w:hAnsi="宋体" w:eastAsia="宋体" w:cs="宋体"/>
+          <w:b w:val="0"/>
+          <w:bCs/>
+          <w:kern w:val="2"/>
+          <w:sz w:val="24"/>
+          <w:szCs w:val="24"/>
+          <w:lang w:val="en-US" w:eastAsia="zh-CN" w:bidi="ar-SA"/>
+        </w:rPr>
+      </w:pPr>
+      <w:r>
+        <w:rPr>
+          <w:rFonts w:hint="eastAsia" w:ascii="宋体" w:hAnsi="宋体" w:eastAsia="宋体" w:cs="宋体"/>
+          <w:b w:val="0"/>
+          <w:bCs/>
+          <w:kern w:val="2"/>
+          <w:sz w:val="24"/>
+          <w:szCs w:val="24"/>
+          <w:lang w:val="en-US" w:eastAsia="zh-CN" w:bidi="ar-SA"/>
+        </w:rPr>
+        <w:t>智能匹配在常规并发请求频率下，匹配结果快速生成，耗时少，无数据遗漏。</w:t>
       </w:r>
     </w:p>
     <w:p>
@@ -10895,7 +10939,7 @@
       </w:pPr>
       <w:r>
         <w:rPr>
-          <w:rFonts w:hint="eastAsia" w:ascii="宋体" w:hAnsi="宋体" w:eastAsia="宋体" w:cs="宋体"/>
+          <w:rFonts w:hint="default" w:ascii="宋体" w:hAnsi="宋体" w:eastAsia="宋体" w:cs="宋体"/>
           <w:b w:val="0"/>
           <w:bCs/>
           <w:kern w:val="2"/>
@@ -10903,9 +10947,11 @@
           <w:szCs w:val="24"/>
           <w:lang w:val="en-US" w:eastAsia="zh-CN" w:bidi="ar-SA"/>
         </w:rPr>
-        <w:t>·</w:t>
-      </w:r>
-      <w:r>
+        <w:t>输入容错：用户输入非法数据（如手机号格式错误、薪资范围倒置）时，系统实时提示错误信息，不中断操作流程。</w:t>
+      </w:r>
+    </w:p>
+    <w:p>
+      <w:pPr>
         <w:rPr>
           <w:rFonts w:hint="default" w:ascii="宋体" w:hAnsi="宋体" w:eastAsia="宋体" w:cs="宋体"/>
           <w:b w:val="0"/>
@@ -10915,8 +10961,7 @@
           <w:szCs w:val="24"/>
           <w:lang w:val="en-US" w:eastAsia="zh-CN" w:bidi="ar-SA"/>
         </w:rPr>
-        <w:t>输入容错：用户输入非法数据（如手机号格式错误、薪资范围倒置）时，系统实时提示错误信息，不中断操作流程。</w:t>
-      </w:r>
+      </w:pPr>
     </w:p>
     <w:p>
       <w:pPr>
@@ -10932,7 +10977,7 @@
       </w:pPr>
       <w:r>
         <w:rPr>
-          <w:rFonts w:hint="eastAsia" w:ascii="宋体" w:hAnsi="宋体" w:eastAsia="宋体" w:cs="宋体"/>
+          <w:rFonts w:hint="default" w:ascii="宋体" w:hAnsi="宋体" w:eastAsia="宋体" w:cs="宋体"/>
           <w:b w:val="0"/>
           <w:bCs/>
           <w:kern w:val="2"/>
@@ -10940,9 +10985,11 @@
           <w:szCs w:val="24"/>
           <w:lang w:val="en-US" w:eastAsia="zh-CN" w:bidi="ar-SA"/>
         </w:rPr>
-        <w:t>·</w:t>
-      </w:r>
-      <w:r>
+        <w:t>网络容错：网络中断后重新连接，未完成操作（如简历编辑、岗位发布）可恢复草稿，数据不丢失。</w:t>
+      </w:r>
+    </w:p>
+    <w:p>
+      <w:pPr>
         <w:rPr>
           <w:rFonts w:hint="default" w:ascii="宋体" w:hAnsi="宋体" w:eastAsia="宋体" w:cs="宋体"/>
           <w:b w:val="0"/>
@@ -10952,8 +10999,7 @@
           <w:szCs w:val="24"/>
           <w:lang w:val="en-US" w:eastAsia="zh-CN" w:bidi="ar-SA"/>
         </w:rPr>
-        <w:t>网络容错：网络中断后重新连接，未完成操作（如简历编辑、岗位发布）可恢复草稿，数据不丢失。</w:t>
-      </w:r>
+      </w:pPr>
     </w:p>
     <w:p>
       <w:pPr>
@@ -10969,7 +11015,7 @@
       </w:pPr>
       <w:r>
         <w:rPr>
-          <w:rFonts w:hint="eastAsia" w:ascii="宋体" w:hAnsi="宋体" w:eastAsia="宋体" w:cs="宋体"/>
+          <w:rFonts w:hint="default" w:ascii="宋体" w:hAnsi="宋体" w:eastAsia="宋体" w:cs="宋体"/>
           <w:b w:val="0"/>
           <w:bCs/>
           <w:kern w:val="2"/>
@@ -10977,9 +11023,11 @@
           <w:szCs w:val="24"/>
           <w:lang w:val="en-US" w:eastAsia="zh-CN" w:bidi="ar-SA"/>
         </w:rPr>
-        <w:t>·</w:t>
-      </w:r>
-      <w:r>
+        <w:t>数据容错：关键数据（简历、岗位信息、申请记录）支持自动备份（每日 1 次全量备份，每小时增量备份），数据损坏可在 1 小时内恢复。</w:t>
+      </w:r>
+    </w:p>
+    <w:p>
+      <w:pPr>
         <w:rPr>
           <w:rFonts w:hint="default" w:ascii="宋体" w:hAnsi="宋体" w:eastAsia="宋体" w:cs="宋体"/>
           <w:b w:val="0"/>
@@ -10989,8 +11037,7 @@
           <w:szCs w:val="24"/>
           <w:lang w:val="en-US" w:eastAsia="zh-CN" w:bidi="ar-SA"/>
         </w:rPr>
-        <w:t>数据容错：关键数据（简历、岗位信息、申请记录）支持自动备份（每日 1 次全量备份，每小时增量备份），数据损坏可在 1 小时内恢复。</w:t>
-      </w:r>
+      </w:pPr>
     </w:p>
     <w:p>
       <w:pPr>
@@ -11006,7 +11053,7 @@
       </w:pPr>
       <w:r>
         <w:rPr>
-          <w:rFonts w:hint="eastAsia" w:ascii="宋体" w:hAnsi="宋体" w:eastAsia="宋体" w:cs="宋体"/>
+          <w:rFonts w:hint="default" w:ascii="宋体" w:hAnsi="宋体" w:eastAsia="宋体" w:cs="宋体"/>
           <w:b w:val="0"/>
           <w:bCs/>
           <w:kern w:val="2"/>
@@ -11014,9 +11061,11 @@
           <w:szCs w:val="24"/>
           <w:lang w:val="en-US" w:eastAsia="zh-CN" w:bidi="ar-SA"/>
         </w:rPr>
-        <w:t>·</w:t>
-      </w:r>
-      <w:r>
+        <w:t>操作容错：误操作（如误删简历、误拒候选人）支持 30 天内数据恢复，提供操作撤销功能（操作后 10 分钟内可撤销）。</w:t>
+      </w:r>
+    </w:p>
+    <w:p>
+      <w:pPr>
         <w:rPr>
           <w:rFonts w:hint="default" w:ascii="宋体" w:hAnsi="宋体" w:eastAsia="宋体" w:cs="宋体"/>
           <w:b w:val="0"/>
@@ -11026,8 +11075,7 @@
           <w:szCs w:val="24"/>
           <w:lang w:val="en-US" w:eastAsia="zh-CN" w:bidi="ar-SA"/>
         </w:rPr>
-        <w:t>操作容错：误操作（如误删简历、误拒候选人）支持 30 天内数据恢复，提供操作撤销功能（操作后 10 分钟内可撤销）。</w:t>
-      </w:r>
+      </w:pPr>
     </w:p>
     <w:p>
       <w:pPr>
@@ -11041,18 +11089,6 @@
           <w:lang w:val="en-US" w:eastAsia="zh-CN" w:bidi="ar-SA"/>
         </w:rPr>
       </w:pPr>
-      <w:r>
-        <w:rPr>
-          <w:rFonts w:hint="eastAsia" w:ascii="宋体" w:hAnsi="宋体" w:eastAsia="宋体" w:cs="宋体"/>
-          <w:b w:val="0"/>
-          <w:bCs/>
-          <w:kern w:val="2"/>
-          <w:sz w:val="24"/>
-          <w:szCs w:val="24"/>
-          <w:lang w:val="en-US" w:eastAsia="zh-CN" w:bidi="ar-SA"/>
-        </w:rPr>
-        <w:t>·</w:t>
-      </w:r>
       <w:r>
         <w:rPr>
           <w:rFonts w:hint="default" w:ascii="宋体" w:hAnsi="宋体" w:eastAsia="宋体" w:cs="宋体"/>
@@ -11127,6 +11163,7 @@
             <w:insideH w:val="none" w:color="auto" w:sz="0" w:space="0"/>
             <w:insideV w:val="none" w:color="auto" w:sz="0" w:space="0"/>
           </w:tblBorders>
+          <w:shd w:val="clear" w:color="auto" w:fill="FFFFFF"/>
           <w:tblCellMar>
             <w:top w:w="0" w:type="dxa"/>
             <w:left w:w="0" w:type="dxa"/>
@@ -11337,6 +11374,7 @@
             <w:insideH w:val="none" w:color="auto" w:sz="0" w:space="0"/>
             <w:insideV w:val="none" w:color="auto" w:sz="0" w:space="0"/>
           </w:tblBorders>
+          <w:shd w:val="clear" w:color="auto" w:fill="FFFFFF"/>
           <w:tblCellMar>
             <w:top w:w="0" w:type="dxa"/>
             <w:left w:w="0" w:type="dxa"/>
@@ -11529,6 +11567,7 @@
             <w:insideH w:val="none" w:color="auto" w:sz="0" w:space="0"/>
             <w:insideV w:val="none" w:color="auto" w:sz="0" w:space="0"/>
           </w:tblBorders>
+          <w:shd w:val="clear" w:color="auto" w:fill="FFFFFF"/>
           <w:tblCellMar>
             <w:top w:w="0" w:type="dxa"/>
             <w:left w:w="0" w:type="dxa"/>
@@ -11721,6 +11760,7 @@
             <w:insideH w:val="none" w:color="auto" w:sz="0" w:space="0"/>
             <w:insideV w:val="none" w:color="auto" w:sz="0" w:space="0"/>
           </w:tblBorders>
+          <w:shd w:val="clear" w:color="auto" w:fill="FFFFFF"/>
           <w:tblCellMar>
             <w:top w:w="0" w:type="dxa"/>
             <w:left w:w="0" w:type="dxa"/>
@@ -11913,6 +11953,7 @@
             <w:insideH w:val="none" w:color="auto" w:sz="0" w:space="0"/>
             <w:insideV w:val="none" w:color="auto" w:sz="0" w:space="0"/>
           </w:tblBorders>
+          <w:shd w:val="clear" w:color="auto" w:fill="FFFFFF"/>
           <w:tblCellMar>
             <w:top w:w="0" w:type="dxa"/>
             <w:left w:w="0" w:type="dxa"/>
@@ -12128,7 +12169,7 @@
       </w:pPr>
       <w:r>
         <w:rPr>
-          <w:rFonts w:hint="eastAsia" w:ascii="宋体" w:hAnsi="宋体" w:eastAsia="宋体" w:cs="宋体"/>
+          <w:rFonts w:hint="default" w:ascii="宋体" w:hAnsi="宋体" w:eastAsia="宋体" w:cs="宋体"/>
           <w:b w:val="0"/>
           <w:bCs/>
           <w:kern w:val="2"/>
@@ -12136,9 +12177,11 @@
           <w:szCs w:val="24"/>
           <w:lang w:val="en-US" w:eastAsia="zh-CN" w:bidi="ar-SA"/>
         </w:rPr>
-        <w:t>·</w:t>
-      </w:r>
-      <w:r>
+        <w:t>浏览器适配：兼容 Chrome、Firefox、Edge、Safari 主流浏览器最新 3 个版本，界面显示与功能操作一致。</w:t>
+      </w:r>
+    </w:p>
+    <w:p>
+      <w:pPr>
         <w:rPr>
           <w:rFonts w:hint="default" w:ascii="宋体" w:hAnsi="宋体" w:eastAsia="宋体" w:cs="宋体"/>
           <w:b w:val="0"/>
@@ -12148,8 +12191,7 @@
           <w:szCs w:val="24"/>
           <w:lang w:val="en-US" w:eastAsia="zh-CN" w:bidi="ar-SA"/>
         </w:rPr>
-        <w:t>浏览器适配：兼容 Chrome、Firefox、Edge、Safari 主流浏览器最新 3 个版本，界面显示与功能操作一致。</w:t>
-      </w:r>
+      </w:pPr>
     </w:p>
     <w:p>
       <w:pPr>
@@ -12165,7 +12207,7 @@
       </w:pPr>
       <w:r>
         <w:rPr>
-          <w:rFonts w:hint="eastAsia" w:ascii="宋体" w:hAnsi="宋体" w:eastAsia="宋体" w:cs="宋体"/>
+          <w:rFonts w:hint="default" w:ascii="宋体" w:hAnsi="宋体" w:eastAsia="宋体" w:cs="宋体"/>
           <w:b w:val="0"/>
           <w:bCs/>
           <w:kern w:val="2"/>
@@ -12173,9 +12215,11 @@
           <w:szCs w:val="24"/>
           <w:lang w:val="en-US" w:eastAsia="zh-CN" w:bidi="ar-SA"/>
         </w:rPr>
-        <w:t>·</w:t>
-      </w:r>
-      <w:r>
+        <w:t>设备适配：支持 PC 端、平板端、移动端访问，移动端适配响应式布局，核心功能无缺失。</w:t>
+      </w:r>
+    </w:p>
+    <w:p>
+      <w:pPr>
         <w:rPr>
           <w:rFonts w:hint="default" w:ascii="宋体" w:hAnsi="宋体" w:eastAsia="宋体" w:cs="宋体"/>
           <w:b w:val="0"/>
@@ -12185,8 +12229,7 @@
           <w:szCs w:val="24"/>
           <w:lang w:val="en-US" w:eastAsia="zh-CN" w:bidi="ar-SA"/>
         </w:rPr>
-        <w:t>设备适配：支持 PC 端、平板端、移动端访问，移动端适配响应式布局，核心功能无缺失。</w:t>
-      </w:r>
+      </w:pPr>
     </w:p>
     <w:p>
       <w:pPr>
@@ -12202,7 +12245,7 @@
       </w:pPr>
       <w:r>
         <w:rPr>
-          <w:rFonts w:hint="eastAsia" w:ascii="宋体" w:hAnsi="宋体" w:eastAsia="宋体" w:cs="宋体"/>
+          <w:rFonts w:hint="default" w:ascii="宋体" w:hAnsi="宋体" w:eastAsia="宋体" w:cs="宋体"/>
           <w:b w:val="0"/>
           <w:bCs/>
           <w:kern w:val="2"/>
@@ -12210,9 +12253,11 @@
           <w:szCs w:val="24"/>
           <w:lang w:val="en-US" w:eastAsia="zh-CN" w:bidi="ar-SA"/>
         </w:rPr>
-        <w:t>·</w:t>
-      </w:r>
-      <w:r>
+        <w:t>网络适配：支持宽带、4G/5G 网络环境，弱网环境下核心功能（投递简历、查看通知）可正常使用，非核心功能延迟加载。</w:t>
+      </w:r>
+    </w:p>
+    <w:p>
+      <w:pPr>
         <w:rPr>
           <w:rFonts w:hint="default" w:ascii="宋体" w:hAnsi="宋体" w:eastAsia="宋体" w:cs="宋体"/>
           <w:b w:val="0"/>
@@ -12222,8 +12267,7 @@
           <w:szCs w:val="24"/>
           <w:lang w:val="en-US" w:eastAsia="zh-CN" w:bidi="ar-SA"/>
         </w:rPr>
-        <w:t>网络适配：支持宽带、4G/5G 网络环境，弱网环境下核心功能（投递简历、查看通知）可正常使用，非核心功能延迟加载。</w:t>
-      </w:r>
+      </w:pPr>
     </w:p>
     <w:p>
       <w:pPr>
@@ -12237,18 +12281,6 @@
           <w:lang w:val="en-US" w:eastAsia="zh-CN" w:bidi="ar-SA"/>
         </w:rPr>
       </w:pPr>
-      <w:r>
-        <w:rPr>
-          <w:rFonts w:hint="eastAsia" w:ascii="宋体" w:hAnsi="宋体" w:eastAsia="宋体" w:cs="宋体"/>
-          <w:b w:val="0"/>
-          <w:bCs/>
-          <w:kern w:val="2"/>
-          <w:sz w:val="24"/>
-          <w:szCs w:val="24"/>
-          <w:lang w:val="en-US" w:eastAsia="zh-CN" w:bidi="ar-SA"/>
-        </w:rPr>
-        <w:t>·</w:t>
-      </w:r>
       <w:r>
         <w:rPr>
           <w:rFonts w:hint="default" w:ascii="宋体" w:hAnsi="宋体" w:eastAsia="宋体" w:cs="宋体"/>
@@ -12311,7 +12343,7 @@
       <w:bookmarkStart w:id="39" w:name="_Toc116050401"/>
       <w:r>
         <w:rPr>
-          <w:rFonts w:hint="eastAsia" w:ascii="宋体" w:hAnsi="宋体" w:eastAsia="宋体" w:cs="宋体"/>
+          <w:rFonts w:hint="default" w:ascii="宋体" w:hAnsi="宋体" w:eastAsia="宋体" w:cs="宋体"/>
           <w:b w:val="0"/>
           <w:bCs/>
           <w:kern w:val="2"/>
@@ -12319,9 +12351,11 @@
           <w:szCs w:val="24"/>
           <w:lang w:val="en-US" w:eastAsia="zh-CN" w:bidi="ar-SA"/>
         </w:rPr>
-        <w:t>·</w:t>
-      </w:r>
-      <w:r>
+        <w:t>所有功能模块按需求文档定义的逻辑执行，无功能缺失或逻辑错误。</w:t>
+      </w:r>
+    </w:p>
+    <w:p>
+      <w:pPr>
         <w:rPr>
           <w:rFonts w:hint="default" w:ascii="宋体" w:hAnsi="宋体" w:eastAsia="宋体" w:cs="宋体"/>
           <w:b w:val="0"/>
@@ -12331,8 +12365,7 @@
           <w:szCs w:val="24"/>
           <w:lang w:val="en-US" w:eastAsia="zh-CN" w:bidi="ar-SA"/>
         </w:rPr>
-        <w:t>所有功能模块按需求文档定义的逻辑执行，无功能缺失或逻辑错误。</w:t>
-      </w:r>
+      </w:pPr>
     </w:p>
     <w:p>
       <w:pPr>
@@ -12348,7 +12381,7 @@
       </w:pPr>
       <w:r>
         <w:rPr>
-          <w:rFonts w:hint="eastAsia" w:ascii="宋体" w:hAnsi="宋体" w:eastAsia="宋体" w:cs="宋体"/>
+          <w:rFonts w:hint="default" w:ascii="宋体" w:hAnsi="宋体" w:eastAsia="宋体" w:cs="宋体"/>
           <w:b w:val="0"/>
           <w:bCs/>
           <w:kern w:val="2"/>
@@ -12356,9 +12389,11 @@
           <w:szCs w:val="24"/>
           <w:lang w:val="en-US" w:eastAsia="zh-CN" w:bidi="ar-SA"/>
         </w:rPr>
-        <w:t>·</w:t>
-      </w:r>
-      <w:r>
+        <w:t>数据处理准确无误，如智能匹配评分计算规则一致、申请状态流转符合预设条件、权限控制精准无越权访问。</w:t>
+      </w:r>
+    </w:p>
+    <w:p>
+      <w:pPr>
         <w:rPr>
           <w:rFonts w:hint="default" w:ascii="宋体" w:hAnsi="宋体" w:eastAsia="宋体" w:cs="宋体"/>
           <w:b w:val="0"/>
@@ -12368,8 +12403,7 @@
           <w:szCs w:val="24"/>
           <w:lang w:val="en-US" w:eastAsia="zh-CN" w:bidi="ar-SA"/>
         </w:rPr>
-        <w:t>数据处理准确无误，如智能匹配评分计算规则一致、申请状态流转符合预设条件、权限控制精准无越权访问。</w:t>
-      </w:r>
+      </w:pPr>
     </w:p>
     <w:p>
       <w:pPr>
@@ -12383,18 +12417,6 @@
           <w:lang w:val="en-US" w:eastAsia="zh-CN" w:bidi="ar-SA"/>
         </w:rPr>
       </w:pPr>
-      <w:r>
-        <w:rPr>
-          <w:rFonts w:hint="eastAsia" w:ascii="宋体" w:hAnsi="宋体" w:eastAsia="宋体" w:cs="宋体"/>
-          <w:b w:val="0"/>
-          <w:bCs/>
-          <w:kern w:val="2"/>
-          <w:sz w:val="24"/>
-          <w:szCs w:val="24"/>
-          <w:lang w:val="en-US" w:eastAsia="zh-CN" w:bidi="ar-SA"/>
-        </w:rPr>
-        <w:t>·</w:t>
-      </w:r>
       <w:r>
         <w:rPr>
           <w:rFonts w:hint="default" w:ascii="宋体" w:hAnsi="宋体" w:eastAsia="宋体" w:cs="宋体"/>
@@ -12425,7 +12447,7 @@
         <w:widowControl w:val="0"/>
         <w:jc w:val="both"/>
         <w:rPr>
-          <w:rFonts w:hint="default" w:ascii="宋体" w:hAnsi="宋体" w:eastAsia="宋体" w:cs="宋体"/>
+          <w:rFonts w:hint="eastAsia" w:ascii="宋体" w:hAnsi="宋体" w:eastAsia="宋体" w:cs="宋体"/>
           <w:b w:val="0"/>
           <w:bCs/>
           <w:kern w:val="2"/>
@@ -12445,101 +12467,15 @@
           <w:szCs w:val="24"/>
           <w:lang w:val="en-US" w:eastAsia="zh-CN" w:bidi="ar-SA"/>
         </w:rPr>
-        <w:t>·系统具备稳定的运行能力，平均无故障运行时间长，单次故障修复响应迅速，耗时短，能快速恢复正常服务。</w:t>
-      </w:r>
-    </w:p>
-    <w:p>
-      <w:pPr>
-        <w:rPr>
-          <w:rFonts w:hint="default" w:ascii="宋体" w:hAnsi="宋体" w:eastAsia="宋体" w:cs="宋体"/>
-          <w:b w:val="0"/>
-          <w:bCs/>
-          <w:kern w:val="2"/>
-          <w:sz w:val="24"/>
-          <w:szCs w:val="24"/>
-          <w:lang w:val="en-US" w:eastAsia="zh-CN" w:bidi="ar-SA"/>
-        </w:rPr>
-      </w:pPr>
-      <w:r>
-        <w:rPr>
-          <w:rFonts w:hint="eastAsia" w:ascii="宋体" w:hAnsi="宋体" w:eastAsia="宋体" w:cs="宋体"/>
-          <w:b w:val="0"/>
-          <w:bCs/>
-          <w:kern w:val="2"/>
-          <w:sz w:val="24"/>
-          <w:szCs w:val="24"/>
-          <w:lang w:val="en-US" w:eastAsia="zh-CN" w:bidi="ar-SA"/>
-        </w:rPr>
-        <w:t>·</w:t>
-      </w:r>
-      <w:r>
-        <w:rPr>
-          <w:rFonts w:hint="default" w:ascii="宋体" w:hAnsi="宋体" w:eastAsia="宋体" w:cs="宋体"/>
-          <w:b w:val="0"/>
-          <w:bCs/>
-          <w:kern w:val="2"/>
-          <w:sz w:val="24"/>
-          <w:szCs w:val="24"/>
-          <w:lang w:val="en-US" w:eastAsia="zh-CN" w:bidi="ar-SA"/>
-        </w:rPr>
-        <w:t>数据一致性保障：多用户同时操作同一数据（如同一岗位投递）时，通过锁机制避免数据冲突，确保操作结果正确。</w:t>
-      </w:r>
-    </w:p>
-    <w:p>
-      <w:pPr>
-        <w:rPr>
-          <w:rFonts w:hint="default" w:ascii="宋体" w:hAnsi="宋体" w:eastAsia="宋体" w:cs="宋体"/>
-          <w:b w:val="0"/>
-          <w:bCs/>
-          <w:kern w:val="2"/>
-          <w:sz w:val="24"/>
-          <w:szCs w:val="24"/>
-          <w:lang w:val="en-US" w:eastAsia="zh-CN" w:bidi="ar-SA"/>
-        </w:rPr>
-      </w:pPr>
-      <w:r>
-        <w:rPr>
-          <w:rFonts w:hint="eastAsia" w:ascii="宋体" w:hAnsi="宋体" w:eastAsia="宋体" w:cs="宋体"/>
-          <w:b w:val="0"/>
-          <w:bCs/>
-          <w:kern w:val="2"/>
-          <w:sz w:val="24"/>
-          <w:szCs w:val="24"/>
-          <w:lang w:val="en-US" w:eastAsia="zh-CN" w:bidi="ar-SA"/>
-        </w:rPr>
-        <w:t>·</w:t>
-      </w:r>
-      <w:r>
-        <w:rPr>
-          <w:rFonts w:hint="default" w:ascii="宋体" w:hAnsi="宋体" w:eastAsia="宋体" w:cs="宋体"/>
-          <w:b w:val="0"/>
-          <w:bCs/>
-          <w:kern w:val="2"/>
-          <w:sz w:val="24"/>
-          <w:szCs w:val="24"/>
-          <w:lang w:val="en-US" w:eastAsia="zh-CN" w:bidi="ar-SA"/>
-        </w:rPr>
-        <w:t>异常恢复能力：系统遭遇断电、网络中断等异常后，重启可恢复至故障前状态，未完成操作可续办，数据无损坏。</w:t>
-      </w:r>
-    </w:p>
-    <w:p>
-      <w:pPr>
-        <w:pStyle w:val="3"/>
-      </w:pPr>
-      <w:r>
-        <w:rPr>
-          <w:rFonts w:hint="eastAsia"/>
-        </w:rPr>
-        <w:t>6.3效率</w:t>
-      </w:r>
-      <w:bookmarkEnd w:id="40"/>
+        <w:t>系统具备稳定的运行能力，平均无故障运行时间长，单次故障修复响应迅速，耗时短，能快速恢复正常服务。</w:t>
+      </w:r>
     </w:p>
     <w:p>
       <w:pPr>
         <w:widowControl w:val="0"/>
         <w:jc w:val="both"/>
         <w:rPr>
-          <w:rFonts w:hint="eastAsia" w:ascii="宋体" w:hAnsi="宋体" w:eastAsia="宋体" w:cs="宋体"/>
+          <w:rFonts w:hint="default" w:ascii="宋体" w:hAnsi="宋体" w:eastAsia="宋体" w:cs="宋体"/>
           <w:b w:val="0"/>
           <w:bCs/>
           <w:kern w:val="2"/>
@@ -12548,10 +12484,11 @@
           <w:lang w:val="en-US" w:eastAsia="zh-CN" w:bidi="ar-SA"/>
         </w:rPr>
       </w:pPr>
-      <w:bookmarkStart w:id="41" w:name="_Toc116050403"/>
-      <w:r>
-        <w:rPr>
-          <w:rFonts w:hint="eastAsia" w:ascii="宋体" w:hAnsi="宋体" w:eastAsia="宋体" w:cs="宋体"/>
+    </w:p>
+    <w:p>
+      <w:pPr>
+        <w:rPr>
+          <w:rFonts w:hint="default" w:ascii="宋体" w:hAnsi="宋体" w:eastAsia="宋体" w:cs="宋体"/>
           <w:b w:val="0"/>
           <w:bCs/>
           <w:kern w:val="2"/>
@@ -12559,8 +12496,69 @@
           <w:szCs w:val="24"/>
           <w:lang w:val="en-US" w:eastAsia="zh-CN" w:bidi="ar-SA"/>
         </w:rPr>
-        <w:t>·响应效率：满足5.3时间特性要求，普通操作响应迅速，复杂操作响应及时，全程无明显卡顿现象。</w:t>
-      </w:r>
+      </w:pPr>
+      <w:r>
+        <w:rPr>
+          <w:rFonts w:hint="default" w:ascii="宋体" w:hAnsi="宋体" w:eastAsia="宋体" w:cs="宋体"/>
+          <w:b w:val="0"/>
+          <w:bCs/>
+          <w:kern w:val="2"/>
+          <w:sz w:val="24"/>
+          <w:szCs w:val="24"/>
+          <w:lang w:val="en-US" w:eastAsia="zh-CN" w:bidi="ar-SA"/>
+        </w:rPr>
+        <w:t>数据一致性保障：多用户同时操作同一数据（如同一岗位投递）时，通过锁机制避免数据冲突，确保操作结果正确。</w:t>
+      </w:r>
+    </w:p>
+    <w:p>
+      <w:pPr>
+        <w:rPr>
+          <w:rFonts w:hint="default" w:ascii="宋体" w:hAnsi="宋体" w:eastAsia="宋体" w:cs="宋体"/>
+          <w:b w:val="0"/>
+          <w:bCs/>
+          <w:kern w:val="2"/>
+          <w:sz w:val="24"/>
+          <w:szCs w:val="24"/>
+          <w:lang w:val="en-US" w:eastAsia="zh-CN" w:bidi="ar-SA"/>
+        </w:rPr>
+      </w:pPr>
+    </w:p>
+    <w:p>
+      <w:pPr>
+        <w:rPr>
+          <w:rFonts w:hint="default" w:ascii="宋体" w:hAnsi="宋体" w:eastAsia="宋体" w:cs="宋体"/>
+          <w:b w:val="0"/>
+          <w:bCs/>
+          <w:kern w:val="2"/>
+          <w:sz w:val="24"/>
+          <w:szCs w:val="24"/>
+          <w:lang w:val="en-US" w:eastAsia="zh-CN" w:bidi="ar-SA"/>
+        </w:rPr>
+      </w:pPr>
+      <w:r>
+        <w:rPr>
+          <w:rFonts w:hint="default" w:ascii="宋体" w:hAnsi="宋体" w:eastAsia="宋体" w:cs="宋体"/>
+          <w:b w:val="0"/>
+          <w:bCs/>
+          <w:kern w:val="2"/>
+          <w:sz w:val="24"/>
+          <w:szCs w:val="24"/>
+          <w:lang w:val="en-US" w:eastAsia="zh-CN" w:bidi="ar-SA"/>
+        </w:rPr>
+        <w:t>异常恢复能力：系统遭遇断电、网络中断等异常后，重启可恢复至故障前状态，未完成操作可续办，数据无损坏。</w:t>
+      </w:r>
+    </w:p>
+    <w:p>
+      <w:pPr>
+        <w:pStyle w:val="3"/>
+      </w:pPr>
+      <w:r>
+        <w:rPr>
+          <w:rFonts w:hint="eastAsia"/>
+        </w:rPr>
+        <w:t>6.3效率</w:t>
+      </w:r>
+      <w:bookmarkEnd w:id="40"/>
     </w:p>
     <w:p>
       <w:pPr>
@@ -12576,6 +12574,7 @@
           <w:lang w:val="en-US" w:eastAsia="zh-CN" w:bidi="ar-SA"/>
         </w:rPr>
       </w:pPr>
+      <w:bookmarkStart w:id="41" w:name="_Toc116050403"/>
       <w:r>
         <w:rPr>
           <w:rFonts w:hint="eastAsia" w:ascii="宋体" w:hAnsi="宋体" w:eastAsia="宋体" w:cs="宋体"/>
@@ -12586,7 +12585,7 @@
           <w:szCs w:val="24"/>
           <w:lang w:val="en-US" w:eastAsia="zh-CN" w:bidi="ar-SA"/>
         </w:rPr>
-        <w:t>·处理效率：单批次较大数量简历筛选耗时较短，智能匹配请求处理高效，可应对常态化请求量，无任务堆积情况。</w:t>
+        <w:t>响应效率：满足5.3时间特性要求，普通操作响应迅速，复杂操作响应及时，全程无明显卡顿现象。</w:t>
       </w:r>
     </w:p>
     <w:p>
@@ -12603,161 +12602,13 @@
           <w:lang w:val="en-US" w:eastAsia="zh-CN" w:bidi="ar-SA"/>
         </w:rPr>
       </w:pPr>
-      <w:r>
-        <w:rPr>
-          <w:rFonts w:hint="eastAsia" w:ascii="宋体" w:hAnsi="宋体" w:eastAsia="宋体" w:cs="宋体"/>
-          <w:b w:val="0"/>
-          <w:bCs/>
-          <w:kern w:val="2"/>
-          <w:sz w:val="24"/>
-          <w:szCs w:val="24"/>
-          <w:lang w:val="en-US" w:eastAsia="zh-CN" w:bidi="ar-SA"/>
-        </w:rPr>
-        <w:t>·资源利用率：服务器CPU使用率峰值处于合理区间，内存使用率峰值控制在适度水平，网络带宽占用契合业务需求，无不必要的资源浪费。</w:t>
-      </w:r>
-    </w:p>
-    <w:p>
-      <w:pPr>
-        <w:pStyle w:val="3"/>
-      </w:pPr>
-      <w:r>
-        <w:rPr>
-          <w:rFonts w:hint="eastAsia"/>
-        </w:rPr>
-        <w:t>6.4完整性</w:t>
-      </w:r>
-      <w:bookmarkEnd w:id="41"/>
-    </w:p>
-    <w:p>
-      <w:pPr>
-        <w:rPr>
-          <w:rFonts w:hint="default" w:ascii="宋体" w:hAnsi="宋体" w:eastAsia="宋体" w:cs="宋体"/>
-          <w:b w:val="0"/>
-          <w:bCs/>
-          <w:kern w:val="2"/>
-          <w:sz w:val="24"/>
-          <w:szCs w:val="24"/>
-          <w:lang w:val="en-US" w:eastAsia="zh-CN" w:bidi="ar-SA"/>
-        </w:rPr>
-      </w:pPr>
-      <w:bookmarkStart w:id="42" w:name="_Toc116050404"/>
-      <w:r>
-        <w:rPr>
-          <w:rFonts w:hint="eastAsia" w:ascii="宋体" w:hAnsi="宋体" w:eastAsia="宋体" w:cs="宋体"/>
-          <w:b w:val="0"/>
-          <w:bCs/>
-          <w:kern w:val="2"/>
-          <w:sz w:val="24"/>
-          <w:szCs w:val="24"/>
-          <w:lang w:val="en-US" w:eastAsia="zh-CN" w:bidi="ar-SA"/>
-        </w:rPr>
-        <w:t>·</w:t>
-      </w:r>
-      <w:r>
-        <w:rPr>
-          <w:rFonts w:hint="default" w:ascii="宋体" w:hAnsi="宋体" w:eastAsia="宋体" w:cs="宋体"/>
-          <w:b w:val="0"/>
-          <w:bCs/>
-          <w:kern w:val="2"/>
-          <w:sz w:val="24"/>
-          <w:szCs w:val="24"/>
-          <w:lang w:val="en-US" w:eastAsia="zh-CN" w:bidi="ar-SA"/>
-        </w:rPr>
-        <w:t>功能完整性：覆盖用户账户管理、求职者服务、企业招聘管理、智能匹配等全流程功能，无核心场景缺失。</w:t>
-      </w:r>
-    </w:p>
-    <w:p>
-      <w:pPr>
-        <w:rPr>
-          <w:rFonts w:hint="default" w:ascii="宋体" w:hAnsi="宋体" w:eastAsia="宋体" w:cs="宋体"/>
-          <w:b w:val="0"/>
-          <w:bCs/>
-          <w:kern w:val="2"/>
-          <w:sz w:val="24"/>
-          <w:szCs w:val="24"/>
-          <w:lang w:val="en-US" w:eastAsia="zh-CN" w:bidi="ar-SA"/>
-        </w:rPr>
-      </w:pPr>
-      <w:r>
-        <w:rPr>
-          <w:rFonts w:hint="eastAsia" w:ascii="宋体" w:hAnsi="宋体" w:eastAsia="宋体" w:cs="宋体"/>
-          <w:b w:val="0"/>
-          <w:bCs/>
-          <w:kern w:val="2"/>
-          <w:sz w:val="24"/>
-          <w:szCs w:val="24"/>
-          <w:lang w:val="en-US" w:eastAsia="zh-CN" w:bidi="ar-SA"/>
-        </w:rPr>
-        <w:t>·</w:t>
-      </w:r>
-      <w:r>
-        <w:rPr>
-          <w:rFonts w:hint="default" w:ascii="宋体" w:hAnsi="宋体" w:eastAsia="宋体" w:cs="宋体"/>
-          <w:b w:val="0"/>
-          <w:bCs/>
-          <w:kern w:val="2"/>
-          <w:sz w:val="24"/>
-          <w:szCs w:val="24"/>
-          <w:lang w:val="en-US" w:eastAsia="zh-CN" w:bidi="ar-SA"/>
-        </w:rPr>
-        <w:t>数据完整性：所有必填数据（如岗位名称、求职者姓名、面试时间）均有校验，无空值或无效数据存入系统。</w:t>
-      </w:r>
-    </w:p>
-    <w:p>
-      <w:pPr>
-        <w:rPr>
-          <w:rFonts w:hint="default" w:ascii="宋体" w:hAnsi="宋体" w:eastAsia="宋体" w:cs="宋体"/>
-          <w:b w:val="0"/>
-          <w:bCs/>
-          <w:kern w:val="2"/>
-          <w:sz w:val="24"/>
-          <w:szCs w:val="24"/>
-          <w:lang w:val="en-US" w:eastAsia="zh-CN" w:bidi="ar-SA"/>
-        </w:rPr>
-      </w:pPr>
-      <w:r>
-        <w:rPr>
-          <w:rFonts w:hint="eastAsia" w:ascii="宋体" w:hAnsi="宋体" w:eastAsia="宋体" w:cs="宋体"/>
-          <w:b w:val="0"/>
-          <w:bCs/>
-          <w:kern w:val="2"/>
-          <w:sz w:val="24"/>
-          <w:szCs w:val="24"/>
-          <w:lang w:val="en-US" w:eastAsia="zh-CN" w:bidi="ar-SA"/>
-        </w:rPr>
-        <w:t>·</w:t>
-      </w:r>
-      <w:r>
-        <w:rPr>
-          <w:rFonts w:hint="default" w:ascii="宋体" w:hAnsi="宋体" w:eastAsia="宋体" w:cs="宋体"/>
-          <w:b w:val="0"/>
-          <w:bCs/>
-          <w:kern w:val="2"/>
-          <w:sz w:val="24"/>
-          <w:szCs w:val="24"/>
-          <w:lang w:val="en-US" w:eastAsia="zh-CN" w:bidi="ar-SA"/>
-        </w:rPr>
-        <w:t>权限完整性：基于角色的权限控制覆盖所有功能模块，无权限遗漏或权限重叠导致的访问异常。</w:t>
-      </w:r>
-    </w:p>
-    <w:p>
-      <w:pPr>
-        <w:pStyle w:val="3"/>
-      </w:pPr>
-      <w:r>
-        <w:rPr>
-          <w:rFonts w:hint="eastAsia"/>
-        </w:rPr>
-        <w:t>6.5易使用性</w:t>
-      </w:r>
-      <w:bookmarkEnd w:id="42"/>
     </w:p>
     <w:p>
       <w:pPr>
         <w:widowControl w:val="0"/>
         <w:jc w:val="both"/>
         <w:rPr>
-          <w:rFonts w:hint="default" w:ascii="宋体" w:hAnsi="宋体" w:eastAsia="宋体" w:cs="宋体"/>
+          <w:rFonts w:hint="eastAsia" w:ascii="宋体" w:hAnsi="宋体" w:eastAsia="宋体" w:cs="宋体"/>
           <w:b w:val="0"/>
           <w:bCs/>
           <w:kern w:val="2"/>
@@ -12766,7 +12617,6 @@
           <w:lang w:val="en-US" w:eastAsia="zh-CN" w:bidi="ar-SA"/>
         </w:rPr>
       </w:pPr>
-      <w:bookmarkStart w:id="43" w:name="_Toc116050405"/>
       <w:r>
         <w:rPr>
           <w:rFonts w:hint="eastAsia" w:ascii="宋体" w:hAnsi="宋体" w:eastAsia="宋体" w:cs="宋体"/>
@@ -12777,19 +12627,7 @@
           <w:szCs w:val="24"/>
           <w:lang w:val="en-US" w:eastAsia="zh-CN" w:bidi="ar-SA"/>
         </w:rPr>
-        <w:t>·界面设计：</w:t>
-      </w:r>
-      <w:r>
-        <w:rPr>
-          <w:rFonts w:hint="default" w:ascii="宋体" w:hAnsi="宋体" w:eastAsia="宋体" w:cs="宋体"/>
-          <w:b w:val="0"/>
-          <w:bCs/>
-          <w:kern w:val="2"/>
-          <w:sz w:val="24"/>
-          <w:szCs w:val="24"/>
-          <w:lang w:val="en-US" w:eastAsia="zh-CN" w:bidi="ar-SA"/>
-        </w:rPr>
-        <w:t>布局简洁清晰，核心功能（如投递简历、发布岗位）入口直观醒目，关键任务操作路径便捷，几步内即可完成。</w:t>
+        <w:t>处理效率：单批次较大数量简历筛选耗时较短，智能匹配请求处理高效，可应对常态化请求量，无任务堆积情况。</w:t>
       </w:r>
     </w:p>
     <w:p>
@@ -12797,6 +12635,58 @@
         <w:widowControl w:val="0"/>
         <w:jc w:val="both"/>
         <w:rPr>
+          <w:rFonts w:hint="eastAsia" w:ascii="宋体" w:hAnsi="宋体" w:eastAsia="宋体" w:cs="宋体"/>
+          <w:b w:val="0"/>
+          <w:bCs/>
+          <w:kern w:val="2"/>
+          <w:sz w:val="24"/>
+          <w:szCs w:val="24"/>
+          <w:lang w:val="en-US" w:eastAsia="zh-CN" w:bidi="ar-SA"/>
+        </w:rPr>
+      </w:pPr>
+    </w:p>
+    <w:p>
+      <w:pPr>
+        <w:widowControl w:val="0"/>
+        <w:jc w:val="both"/>
+        <w:rPr>
+          <w:rFonts w:hint="eastAsia" w:ascii="宋体" w:hAnsi="宋体" w:eastAsia="宋体" w:cs="宋体"/>
+          <w:b w:val="0"/>
+          <w:bCs/>
+          <w:kern w:val="2"/>
+          <w:sz w:val="24"/>
+          <w:szCs w:val="24"/>
+          <w:lang w:val="en-US" w:eastAsia="zh-CN" w:bidi="ar-SA"/>
+        </w:rPr>
+      </w:pPr>
+      <w:r>
+        <w:rPr>
+          <w:rFonts w:hint="eastAsia" w:ascii="宋体" w:hAnsi="宋体" w:eastAsia="宋体" w:cs="宋体"/>
+          <w:b w:val="0"/>
+          <w:bCs/>
+          <w:kern w:val="2"/>
+          <w:sz w:val="24"/>
+          <w:szCs w:val="24"/>
+          <w:lang w:val="en-US" w:eastAsia="zh-CN" w:bidi="ar-SA"/>
+        </w:rPr>
+        <w:t>资源利用率：服务器CPU使用率峰值处于合理区间，内存使用率峰值控制在适度水平，网络带宽占用契合业务需求，无不必要的资源浪费。</w:t>
+      </w:r>
+    </w:p>
+    <w:p>
+      <w:pPr>
+        <w:pStyle w:val="3"/>
+      </w:pPr>
+      <w:r>
+        <w:rPr>
+          <w:rFonts w:hint="eastAsia"/>
+        </w:rPr>
+        <w:t>6.4完整性</w:t>
+      </w:r>
+      <w:bookmarkEnd w:id="41"/>
+    </w:p>
+    <w:p>
+      <w:pPr>
+        <w:rPr>
           <w:rFonts w:hint="default" w:ascii="宋体" w:hAnsi="宋体" w:eastAsia="宋体" w:cs="宋体"/>
           <w:b w:val="0"/>
           <w:bCs/>
@@ -12806,6 +12696,7 @@
           <w:lang w:val="en-US" w:eastAsia="zh-CN" w:bidi="ar-SA"/>
         </w:rPr>
       </w:pPr>
+      <w:bookmarkStart w:id="42" w:name="_Toc116050404"/>
       <w:r>
         <w:rPr>
           <w:rFonts w:hint="default" w:ascii="宋体" w:hAnsi="宋体" w:eastAsia="宋体" w:cs="宋体"/>
@@ -12816,7 +12707,7 @@
           <w:szCs w:val="24"/>
           <w:lang w:val="en-US" w:eastAsia="zh-CN" w:bidi="ar-SA"/>
         </w:rPr>
-        <w:t>·学习成本：系统易用性强，新用户无需专业培训，依托界面引导提示即可独立完成注册、完善信息及各类基础操作，快速上手无压力。</w:t>
+        <w:t>功能完整性：覆盖用户账户管理、求职者服务、企业招聘管理、智能匹配等全流程功能，无核心场景缺失。</w:t>
       </w:r>
     </w:p>
     <w:p>
@@ -12831,9 +12722,11 @@
           <w:lang w:val="en-US" w:eastAsia="zh-CN" w:bidi="ar-SA"/>
         </w:rPr>
       </w:pPr>
-      <w:r>
-        <w:rPr>
-          <w:rFonts w:hint="eastAsia" w:ascii="宋体" w:hAnsi="宋体" w:eastAsia="宋体" w:cs="宋体"/>
+    </w:p>
+    <w:p>
+      <w:pPr>
+        <w:rPr>
+          <w:rFonts w:hint="default" w:ascii="宋体" w:hAnsi="宋体" w:eastAsia="宋体" w:cs="宋体"/>
           <w:b w:val="0"/>
           <w:bCs/>
           <w:kern w:val="2"/>
@@ -12841,8 +12734,7 @@
           <w:szCs w:val="24"/>
           <w:lang w:val="en-US" w:eastAsia="zh-CN" w:bidi="ar-SA"/>
         </w:rPr>
-        <w:t>·</w:t>
-      </w:r>
+      </w:pPr>
       <w:r>
         <w:rPr>
           <w:rFonts w:hint="default" w:ascii="宋体" w:hAnsi="宋体" w:eastAsia="宋体" w:cs="宋体"/>
@@ -12853,6 +12745,178 @@
           <w:szCs w:val="24"/>
           <w:lang w:val="en-US" w:eastAsia="zh-CN" w:bidi="ar-SA"/>
         </w:rPr>
+        <w:t>数据完整性：所有必填数据（如岗位名称、求职者姓名、面试时间）均有校验，无空值或无效数据存入系统。</w:t>
+      </w:r>
+    </w:p>
+    <w:p>
+      <w:pPr>
+        <w:rPr>
+          <w:rFonts w:hint="default" w:ascii="宋体" w:hAnsi="宋体" w:eastAsia="宋体" w:cs="宋体"/>
+          <w:b w:val="0"/>
+          <w:bCs/>
+          <w:kern w:val="2"/>
+          <w:sz w:val="24"/>
+          <w:szCs w:val="24"/>
+          <w:lang w:val="en-US" w:eastAsia="zh-CN" w:bidi="ar-SA"/>
+        </w:rPr>
+      </w:pPr>
+    </w:p>
+    <w:p>
+      <w:pPr>
+        <w:rPr>
+          <w:rFonts w:hint="default" w:ascii="宋体" w:hAnsi="宋体" w:eastAsia="宋体" w:cs="宋体"/>
+          <w:b w:val="0"/>
+          <w:bCs/>
+          <w:kern w:val="2"/>
+          <w:sz w:val="24"/>
+          <w:szCs w:val="24"/>
+          <w:lang w:val="en-US" w:eastAsia="zh-CN" w:bidi="ar-SA"/>
+        </w:rPr>
+      </w:pPr>
+      <w:r>
+        <w:rPr>
+          <w:rFonts w:hint="default" w:ascii="宋体" w:hAnsi="宋体" w:eastAsia="宋体" w:cs="宋体"/>
+          <w:b w:val="0"/>
+          <w:bCs/>
+          <w:kern w:val="2"/>
+          <w:sz w:val="24"/>
+          <w:szCs w:val="24"/>
+          <w:lang w:val="en-US" w:eastAsia="zh-CN" w:bidi="ar-SA"/>
+        </w:rPr>
+        <w:t>权限完整性：基于角色的权限控制覆盖所有功能模块，无权限遗漏或权限重叠导致的访问异常。</w:t>
+      </w:r>
+    </w:p>
+    <w:p>
+      <w:pPr>
+        <w:pStyle w:val="3"/>
+      </w:pPr>
+      <w:r>
+        <w:rPr>
+          <w:rFonts w:hint="eastAsia"/>
+        </w:rPr>
+        <w:t>6.5易使用性</w:t>
+      </w:r>
+      <w:bookmarkEnd w:id="42"/>
+    </w:p>
+    <w:p>
+      <w:pPr>
+        <w:widowControl w:val="0"/>
+        <w:jc w:val="both"/>
+        <w:rPr>
+          <w:rFonts w:hint="default" w:ascii="宋体" w:hAnsi="宋体" w:eastAsia="宋体" w:cs="宋体"/>
+          <w:b w:val="0"/>
+          <w:bCs/>
+          <w:kern w:val="2"/>
+          <w:sz w:val="24"/>
+          <w:szCs w:val="24"/>
+          <w:lang w:val="en-US" w:eastAsia="zh-CN" w:bidi="ar-SA"/>
+        </w:rPr>
+      </w:pPr>
+      <w:bookmarkStart w:id="43" w:name="_Toc116050405"/>
+      <w:r>
+        <w:rPr>
+          <w:rFonts w:hint="eastAsia" w:ascii="宋体" w:hAnsi="宋体" w:eastAsia="宋体" w:cs="宋体"/>
+          <w:b w:val="0"/>
+          <w:bCs/>
+          <w:kern w:val="2"/>
+          <w:sz w:val="24"/>
+          <w:szCs w:val="24"/>
+          <w:lang w:val="en-US" w:eastAsia="zh-CN" w:bidi="ar-SA"/>
+        </w:rPr>
+        <w:t>界面设计：</w:t>
+      </w:r>
+      <w:r>
+        <w:rPr>
+          <w:rFonts w:hint="default" w:ascii="宋体" w:hAnsi="宋体" w:eastAsia="宋体" w:cs="宋体"/>
+          <w:b w:val="0"/>
+          <w:bCs/>
+          <w:kern w:val="2"/>
+          <w:sz w:val="24"/>
+          <w:szCs w:val="24"/>
+          <w:lang w:val="en-US" w:eastAsia="zh-CN" w:bidi="ar-SA"/>
+        </w:rPr>
+        <w:t>布局简洁清晰，核心功能（如投递简历、发布岗位）入口直观醒目，关键任务操作路径便捷，几步内即可完成。</w:t>
+      </w:r>
+    </w:p>
+    <w:p>
+      <w:pPr>
+        <w:widowControl w:val="0"/>
+        <w:jc w:val="both"/>
+        <w:rPr>
+          <w:rFonts w:hint="default" w:ascii="宋体" w:hAnsi="宋体" w:eastAsia="宋体" w:cs="宋体"/>
+          <w:b w:val="0"/>
+          <w:bCs/>
+          <w:kern w:val="2"/>
+          <w:sz w:val="24"/>
+          <w:szCs w:val="24"/>
+          <w:lang w:val="en-US" w:eastAsia="zh-CN" w:bidi="ar-SA"/>
+        </w:rPr>
+      </w:pPr>
+    </w:p>
+    <w:p>
+      <w:pPr>
+        <w:widowControl w:val="0"/>
+        <w:jc w:val="both"/>
+        <w:rPr>
+          <w:rFonts w:hint="default" w:ascii="宋体" w:hAnsi="宋体" w:eastAsia="宋体" w:cs="宋体"/>
+          <w:b w:val="0"/>
+          <w:bCs/>
+          <w:kern w:val="2"/>
+          <w:sz w:val="24"/>
+          <w:szCs w:val="24"/>
+          <w:lang w:val="en-US" w:eastAsia="zh-CN" w:bidi="ar-SA"/>
+        </w:rPr>
+      </w:pPr>
+      <w:r>
+        <w:rPr>
+          <w:rFonts w:hint="default" w:ascii="宋体" w:hAnsi="宋体" w:eastAsia="宋体" w:cs="宋体"/>
+          <w:b w:val="0"/>
+          <w:bCs/>
+          <w:kern w:val="2"/>
+          <w:sz w:val="24"/>
+          <w:szCs w:val="24"/>
+          <w:lang w:val="en-US" w:eastAsia="zh-CN" w:bidi="ar-SA"/>
+        </w:rPr>
+        <w:t>学习成本：系统易用性强，新用户无需专业培训，依托界面引导提示即可独立完成注册、完善信息及各类基础操作，快速上手无压力。</w:t>
+      </w:r>
+    </w:p>
+    <w:p>
+      <w:pPr>
+        <w:widowControl w:val="0"/>
+        <w:jc w:val="both"/>
+        <w:rPr>
+          <w:rFonts w:hint="default" w:ascii="宋体" w:hAnsi="宋体" w:eastAsia="宋体" w:cs="宋体"/>
+          <w:b w:val="0"/>
+          <w:bCs/>
+          <w:kern w:val="2"/>
+          <w:sz w:val="24"/>
+          <w:szCs w:val="24"/>
+          <w:lang w:val="en-US" w:eastAsia="zh-CN" w:bidi="ar-SA"/>
+        </w:rPr>
+      </w:pPr>
+    </w:p>
+    <w:p>
+      <w:pPr>
+        <w:rPr>
+          <w:rFonts w:hint="default" w:ascii="宋体" w:hAnsi="宋体" w:eastAsia="宋体" w:cs="宋体"/>
+          <w:b w:val="0"/>
+          <w:bCs/>
+          <w:kern w:val="2"/>
+          <w:sz w:val="24"/>
+          <w:szCs w:val="24"/>
+          <w:lang w:val="en-US" w:eastAsia="zh-CN" w:bidi="ar-SA"/>
+        </w:rPr>
+      </w:pPr>
+      <w:r>
+        <w:rPr>
+          <w:rFonts w:hint="default" w:ascii="宋体" w:hAnsi="宋体" w:eastAsia="宋体" w:cs="宋体"/>
+          <w:b w:val="0"/>
+          <w:bCs/>
+          <w:kern w:val="2"/>
+          <w:sz w:val="24"/>
+          <w:szCs w:val="24"/>
+          <w:lang w:val="en-US" w:eastAsia="zh-CN" w:bidi="ar-SA"/>
+        </w:rPr>
         <w:t>交互体验：提供操作成功 / 失败提示、必填项标注、输入格式引导，支持批量操作、一键刷新等便捷功能。</w:t>
       </w:r>
     </w:p>
@@ -12883,7 +12947,7 @@
       <w:bookmarkStart w:id="44" w:name="_Toc116050406"/>
       <w:r>
         <w:rPr>
-          <w:rFonts w:hint="eastAsia" w:ascii="宋体" w:hAnsi="宋体" w:eastAsia="宋体" w:cs="宋体"/>
+          <w:rFonts w:hint="default" w:ascii="宋体" w:hAnsi="宋体" w:eastAsia="宋体" w:cs="宋体"/>
           <w:b w:val="0"/>
           <w:bCs/>
           <w:kern w:val="2"/>
@@ -12891,9 +12955,11 @@
           <w:szCs w:val="24"/>
           <w:lang w:val="en-US" w:eastAsia="zh-CN" w:bidi="ar-SA"/>
         </w:rPr>
-        <w:t>·</w:t>
-      </w:r>
-      <w:r>
+        <w:t>模块化设计：系统按功能划分为独立模块（用户模块、匹配模块、招聘模块等），模块间低耦合，便于单独修改维护。</w:t>
+      </w:r>
+    </w:p>
+    <w:p>
+      <w:pPr>
         <w:rPr>
           <w:rFonts w:hint="default" w:ascii="宋体" w:hAnsi="宋体" w:eastAsia="宋体" w:cs="宋体"/>
           <w:b w:val="0"/>
@@ -12903,8 +12969,7 @@
           <w:szCs w:val="24"/>
           <w:lang w:val="en-US" w:eastAsia="zh-CN" w:bidi="ar-SA"/>
         </w:rPr>
-        <w:t>模块化设计：系统按功能划分为独立模块（用户模块、匹配模块、招聘模块等），模块间低耦合，便于单独修改维护。</w:t>
-      </w:r>
+      </w:pPr>
     </w:p>
     <w:p>
       <w:pPr>
@@ -12920,7 +12985,7 @@
       </w:pPr>
       <w:r>
         <w:rPr>
-          <w:rFonts w:hint="eastAsia" w:ascii="宋体" w:hAnsi="宋体" w:eastAsia="宋体" w:cs="宋体"/>
+          <w:rFonts w:hint="default" w:ascii="宋体" w:hAnsi="宋体" w:eastAsia="宋体" w:cs="宋体"/>
           <w:b w:val="0"/>
           <w:bCs/>
           <w:kern w:val="2"/>
@@ -12928,9 +12993,11 @@
           <w:szCs w:val="24"/>
           <w:lang w:val="en-US" w:eastAsia="zh-CN" w:bidi="ar-SA"/>
         </w:rPr>
-        <w:t>·</w:t>
-      </w:r>
-      <w:r>
+        <w:t>日志支持：详细记录用户操作日志、系统运行日志、错误日志，日志包含时间、操作人、内容、结果，支持按条件查询与导出。</w:t>
+      </w:r>
+    </w:p>
+    <w:p>
+      <w:pPr>
         <w:rPr>
           <w:rFonts w:hint="default" w:ascii="宋体" w:hAnsi="宋体" w:eastAsia="宋体" w:cs="宋体"/>
           <w:b w:val="0"/>
@@ -12940,8 +13007,7 @@
           <w:szCs w:val="24"/>
           <w:lang w:val="en-US" w:eastAsia="zh-CN" w:bidi="ar-SA"/>
         </w:rPr>
-        <w:t>日志支持：详细记录用户操作日志、系统运行日志、错误日志，日志包含时间、操作人、内容、结果，支持按条件查询与导出。</w:t>
-      </w:r>
+      </w:pPr>
     </w:p>
     <w:p>
       <w:pPr>
@@ -12957,7 +13023,7 @@
       </w:pPr>
       <w:r>
         <w:rPr>
-          <w:rFonts w:hint="eastAsia" w:ascii="宋体" w:hAnsi="宋体" w:eastAsia="宋体" w:cs="宋体"/>
+          <w:rFonts w:hint="default" w:ascii="宋体" w:hAnsi="宋体" w:eastAsia="宋体" w:cs="宋体"/>
           <w:b w:val="0"/>
           <w:bCs/>
           <w:kern w:val="2"/>
@@ -12965,9 +13031,23 @@
           <w:szCs w:val="24"/>
           <w:lang w:val="en-US" w:eastAsia="zh-CN" w:bidi="ar-SA"/>
         </w:rPr>
-        <w:t>·</w:t>
-      </w:r>
-      <w:r>
+        <w:t>扩展性：预留功能扩展接口（如第三方登录、新的面试形式），支持通过配置文件调整部分规则（如超时时间、匹配权重），无需大规模修改代码。</w:t>
+      </w:r>
+    </w:p>
+    <w:p>
+      <w:pPr>
+        <w:pStyle w:val="3"/>
+      </w:pPr>
+      <w:r>
+        <w:rPr>
+          <w:rFonts w:hint="eastAsia"/>
+        </w:rPr>
+        <w:t>6.7可测试性</w:t>
+      </w:r>
+      <w:bookmarkEnd w:id="44"/>
+    </w:p>
+    <w:p>
+      <w:pPr>
         <w:rPr>
           <w:rFonts w:hint="default" w:ascii="宋体" w:hAnsi="宋体" w:eastAsia="宋体" w:cs="宋体"/>
           <w:b w:val="0"/>
@@ -12977,20 +13057,133 @@
           <w:szCs w:val="24"/>
           <w:lang w:val="en-US" w:eastAsia="zh-CN" w:bidi="ar-SA"/>
         </w:rPr>
-        <w:t>扩展性：预留功能扩展接口（如第三方登录、新的面试形式），支持通过配置文件调整部分规则（如超时时间、匹配权重），无需大规模修改代码。</w:t>
-      </w:r>
-    </w:p>
+      </w:pPr>
+      <w:r>
+        <w:rPr>
+          <w:rFonts w:hint="default" w:ascii="宋体" w:hAnsi="宋体" w:eastAsia="宋体" w:cs="宋体"/>
+          <w:b w:val="0"/>
+          <w:bCs/>
+          <w:kern w:val="2"/>
+          <w:sz w:val="24"/>
+          <w:szCs w:val="24"/>
+          <w:lang w:val="en-US" w:eastAsia="zh-CN" w:bidi="ar-SA"/>
+        </w:rPr>
+        <w:t>接口可测试：所有内部模块接口、外部第三方接口均有明确的输入输出定义，支持自动化测试工具调用。</w:t>
+      </w:r>
+    </w:p>
+    <w:p>
+      <w:pPr>
+        <w:rPr>
+          <w:rFonts w:hint="default" w:ascii="宋体" w:hAnsi="宋体" w:eastAsia="宋体" w:cs="宋体"/>
+          <w:b w:val="0"/>
+          <w:bCs/>
+          <w:kern w:val="2"/>
+          <w:sz w:val="24"/>
+          <w:szCs w:val="24"/>
+          <w:lang w:val="en-US" w:eastAsia="zh-CN" w:bidi="ar-SA"/>
+        </w:rPr>
+      </w:pPr>
+    </w:p>
+    <w:p>
+      <w:pPr>
+        <w:rPr>
+          <w:rFonts w:hint="default" w:ascii="宋体" w:hAnsi="宋体" w:eastAsia="宋体" w:cs="宋体"/>
+          <w:b w:val="0"/>
+          <w:bCs/>
+          <w:kern w:val="2"/>
+          <w:sz w:val="24"/>
+          <w:szCs w:val="24"/>
+          <w:lang w:val="en-US" w:eastAsia="zh-CN" w:bidi="ar-SA"/>
+        </w:rPr>
+      </w:pPr>
+      <w:r>
+        <w:rPr>
+          <w:rFonts w:hint="default" w:ascii="宋体" w:hAnsi="宋体" w:eastAsia="宋体" w:cs="宋体"/>
+          <w:b w:val="0"/>
+          <w:bCs/>
+          <w:kern w:val="2"/>
+          <w:sz w:val="24"/>
+          <w:szCs w:val="24"/>
+          <w:lang w:val="en-US" w:eastAsia="zh-CN" w:bidi="ar-SA"/>
+        </w:rPr>
+        <w:t>测试覆盖：核心功能（注册、匹配、面试安排、录用通知）均有明确的测试用例，测试覆盖度</w:t>
+      </w:r>
+      <w:r>
+        <w:rPr>
+          <w:rFonts w:hint="eastAsia" w:ascii="宋体" w:hAnsi="宋体" w:cs="宋体"/>
+          <w:b w:val="0"/>
+          <w:bCs/>
+          <w:kern w:val="2"/>
+          <w:sz w:val="24"/>
+          <w:szCs w:val="24"/>
+          <w:lang w:val="en-US" w:eastAsia="zh-CN" w:bidi="ar-SA"/>
+        </w:rPr>
+        <w:t>广</w:t>
+      </w:r>
+      <w:r>
+        <w:rPr>
+          <w:rFonts w:hint="default" w:ascii="宋体" w:hAnsi="宋体" w:eastAsia="宋体" w:cs="宋体"/>
+          <w:b w:val="0"/>
+          <w:bCs/>
+          <w:kern w:val="2"/>
+          <w:sz w:val="24"/>
+          <w:szCs w:val="24"/>
+          <w:lang w:val="en-US" w:eastAsia="zh-CN" w:bidi="ar-SA"/>
+        </w:rPr>
+        <w:t>。</w:t>
+      </w:r>
+    </w:p>
+    <w:p>
+      <w:pPr>
+        <w:rPr>
+          <w:rFonts w:hint="default" w:ascii="宋体" w:hAnsi="宋体" w:eastAsia="宋体" w:cs="宋体"/>
+          <w:b w:val="0"/>
+          <w:bCs/>
+          <w:kern w:val="2"/>
+          <w:sz w:val="24"/>
+          <w:szCs w:val="24"/>
+          <w:lang w:val="en-US" w:eastAsia="zh-CN" w:bidi="ar-SA"/>
+        </w:rPr>
+      </w:pPr>
+    </w:p>
+    <w:p>
+      <w:pPr>
+        <w:rPr>
+          <w:rFonts w:hint="default" w:ascii="宋体" w:hAnsi="宋体" w:eastAsia="宋体" w:cs="宋体"/>
+          <w:b w:val="0"/>
+          <w:bCs/>
+          <w:kern w:val="2"/>
+          <w:sz w:val="24"/>
+          <w:szCs w:val="24"/>
+          <w:lang w:val="en-US" w:eastAsia="zh-CN" w:bidi="ar-SA"/>
+        </w:rPr>
+      </w:pPr>
+      <w:r>
+        <w:rPr>
+          <w:rFonts w:hint="default" w:ascii="宋体" w:hAnsi="宋体" w:eastAsia="宋体" w:cs="宋体"/>
+          <w:b w:val="0"/>
+          <w:bCs/>
+          <w:kern w:val="2"/>
+          <w:sz w:val="24"/>
+          <w:szCs w:val="24"/>
+          <w:lang w:val="en-US" w:eastAsia="zh-CN" w:bidi="ar-SA"/>
+        </w:rPr>
+        <w:t>缺陷定位：系统报错时返回明确的错误码与错误描述，便于开发人员快速定位问题根源。</w:t>
+      </w:r>
+    </w:p>
+    <w:p/>
     <w:p>
       <w:pPr>
         <w:pStyle w:val="3"/>
       </w:pPr>
+      <w:bookmarkStart w:id="45" w:name="_Toc116050407"/>
       <w:r>
         <w:rPr>
           <w:rFonts w:hint="eastAsia"/>
         </w:rPr>
-        <w:t>6.7可测试性</w:t>
-      </w:r>
-      <w:bookmarkEnd w:id="44"/>
+        <w:t>6.8复用性</w:t>
+      </w:r>
+      <w:bookmarkEnd w:id="45"/>
     </w:p>
     <w:p>
       <w:pPr>
@@ -13004,9 +13197,10 @@
           <w:lang w:val="en-US" w:eastAsia="zh-CN" w:bidi="ar-SA"/>
         </w:rPr>
       </w:pPr>
-      <w:r>
-        <w:rPr>
-          <w:rFonts w:hint="eastAsia" w:ascii="宋体" w:hAnsi="宋体" w:eastAsia="宋体" w:cs="宋体"/>
+      <w:bookmarkStart w:id="46" w:name="_Toc116050408"/>
+      <w:r>
+        <w:rPr>
+          <w:rFonts w:hint="default" w:ascii="宋体" w:hAnsi="宋体" w:eastAsia="宋体" w:cs="宋体"/>
           <w:b w:val="0"/>
           <w:bCs/>
           <w:kern w:val="2"/>
@@ -13014,9 +13208,11 @@
           <w:szCs w:val="24"/>
           <w:lang w:val="en-US" w:eastAsia="zh-CN" w:bidi="ar-SA"/>
         </w:rPr>
-        <w:t>·</w:t>
-      </w:r>
-      <w:r>
+        <w:t>模块复用：核心模块（如权限管理、通知系统、数据校验模块）可独立剥离，复用至其他同类平台。</w:t>
+      </w:r>
+    </w:p>
+    <w:p>
+      <w:pPr>
         <w:rPr>
           <w:rFonts w:hint="default" w:ascii="宋体" w:hAnsi="宋体" w:eastAsia="宋体" w:cs="宋体"/>
           <w:b w:val="0"/>
@@ -13026,8 +13222,7 @@
           <w:szCs w:val="24"/>
           <w:lang w:val="en-US" w:eastAsia="zh-CN" w:bidi="ar-SA"/>
         </w:rPr>
-        <w:t>接口可测试：所有内部模块接口、外部第三方接口均有明确的输入输出定义，支持自动化测试工具调用。</w:t>
-      </w:r>
+      </w:pPr>
     </w:p>
     <w:p>
       <w:pPr>
@@ -13043,7 +13238,7 @@
       </w:pPr>
       <w:r>
         <w:rPr>
-          <w:rFonts w:hint="eastAsia" w:ascii="宋体" w:hAnsi="宋体" w:eastAsia="宋体" w:cs="宋体"/>
+          <w:rFonts w:hint="default" w:ascii="宋体" w:hAnsi="宋体" w:eastAsia="宋体" w:cs="宋体"/>
           <w:b w:val="0"/>
           <w:bCs/>
           <w:kern w:val="2"/>
@@ -13051,9 +13246,11 @@
           <w:szCs w:val="24"/>
           <w:lang w:val="en-US" w:eastAsia="zh-CN" w:bidi="ar-SA"/>
         </w:rPr>
-        <w:t>·</w:t>
-      </w:r>
-      <w:r>
+        <w:t>代码复用：公共工具类（如加密工具、日期工具、数据转换工具）统一封装，避免重复开发。</w:t>
+      </w:r>
+    </w:p>
+    <w:p>
+      <w:pPr>
         <w:rPr>
           <w:rFonts w:hint="default" w:ascii="宋体" w:hAnsi="宋体" w:eastAsia="宋体" w:cs="宋体"/>
           <w:b w:val="0"/>
@@ -13063,7 +13260,69 @@
           <w:szCs w:val="24"/>
           <w:lang w:val="en-US" w:eastAsia="zh-CN" w:bidi="ar-SA"/>
         </w:rPr>
-        <w:t>测试覆盖：核心功能（注册、匹配、面试安排、录用通知）均有明确的测试用例，测试覆盖度</w:t>
+      </w:pPr>
+    </w:p>
+    <w:p>
+      <w:pPr>
+        <w:rPr>
+          <w:rFonts w:hint="default" w:ascii="宋体" w:hAnsi="宋体" w:eastAsia="宋体" w:cs="宋体"/>
+          <w:b w:val="0"/>
+          <w:bCs/>
+          <w:kern w:val="2"/>
+          <w:sz w:val="24"/>
+          <w:szCs w:val="24"/>
+          <w:lang w:val="en-US" w:eastAsia="zh-CN" w:bidi="ar-SA"/>
+        </w:rPr>
+      </w:pPr>
+      <w:r>
+        <w:rPr>
+          <w:rFonts w:hint="default" w:ascii="宋体" w:hAnsi="宋体" w:eastAsia="宋体" w:cs="宋体"/>
+          <w:b w:val="0"/>
+          <w:bCs/>
+          <w:kern w:val="2"/>
+          <w:sz w:val="24"/>
+          <w:szCs w:val="24"/>
+          <w:lang w:val="en-US" w:eastAsia="zh-CN" w:bidi="ar-SA"/>
+        </w:rPr>
+        <w:t>配置复用：标准化数据（如学历等级、经验要求）支持配置化管理，可复用至不同业务场景（如实习招聘、社招）。</w:t>
+      </w:r>
+    </w:p>
+    <w:p>
+      <w:pPr>
+        <w:pStyle w:val="3"/>
+      </w:pPr>
+      <w:r>
+        <w:rPr>
+          <w:rFonts w:hint="eastAsia"/>
+        </w:rPr>
+        <w:t>6.9安全保密性</w:t>
+      </w:r>
+      <w:bookmarkEnd w:id="46"/>
+    </w:p>
+    <w:p>
+      <w:pPr>
+        <w:rPr>
+          <w:rFonts w:hint="default" w:ascii="宋体" w:hAnsi="宋体" w:eastAsia="宋体" w:cs="宋体"/>
+          <w:b w:val="0"/>
+          <w:bCs/>
+          <w:kern w:val="2"/>
+          <w:sz w:val="24"/>
+          <w:szCs w:val="24"/>
+          <w:lang w:val="en-US" w:eastAsia="zh-CN" w:bidi="ar-SA"/>
+        </w:rPr>
+      </w:pPr>
+      <w:bookmarkStart w:id="47" w:name="_Toc116050409"/>
+      <w:r>
+        <w:rPr>
+          <w:rFonts w:hint="default" w:ascii="宋体" w:hAnsi="宋体" w:eastAsia="宋体" w:cs="宋体"/>
+          <w:b w:val="0"/>
+          <w:bCs/>
+          <w:kern w:val="2"/>
+          <w:sz w:val="24"/>
+          <w:szCs w:val="24"/>
+          <w:lang w:val="en-US" w:eastAsia="zh-CN" w:bidi="ar-SA"/>
+        </w:rPr>
+        <w:t>用户认证：采用 “账号 + 密码 + 验证码” 三重认证机制，密码存储采用 MD5 加密，验证码有效时间</w:t>
       </w:r>
       <w:r>
         <w:rPr>
@@ -13075,7 +13334,7 @@
           <w:szCs w:val="24"/>
           <w:lang w:val="en-US" w:eastAsia="zh-CN" w:bidi="ar-SA"/>
         </w:rPr>
-        <w:t>广</w:t>
+        <w:t>较长</w:t>
       </w:r>
       <w:r>
         <w:rPr>
@@ -13087,7 +13346,7 @@
           <w:szCs w:val="24"/>
           <w:lang w:val="en-US" w:eastAsia="zh-CN" w:bidi="ar-SA"/>
         </w:rPr>
-        <w:t>。</w:t>
+        <w:t>，防止账号被盗。</w:t>
       </w:r>
     </w:p>
     <w:p>
@@ -13102,9 +13361,11 @@
           <w:lang w:val="en-US" w:eastAsia="zh-CN" w:bidi="ar-SA"/>
         </w:rPr>
       </w:pPr>
-      <w:r>
-        <w:rPr>
-          <w:rFonts w:hint="eastAsia" w:ascii="宋体" w:hAnsi="宋体" w:eastAsia="宋体" w:cs="宋体"/>
+    </w:p>
+    <w:p>
+      <w:pPr>
+        <w:rPr>
+          <w:rFonts w:hint="default" w:ascii="宋体" w:hAnsi="宋体" w:eastAsia="宋体" w:cs="宋体"/>
           <w:b w:val="0"/>
           <w:bCs/>
           <w:kern w:val="2"/>
@@ -13112,8 +13373,7 @@
           <w:szCs w:val="24"/>
           <w:lang w:val="en-US" w:eastAsia="zh-CN" w:bidi="ar-SA"/>
         </w:rPr>
-        <w:t>·</w:t>
-      </w:r>
+      </w:pPr>
       <w:r>
         <w:rPr>
           <w:rFonts w:hint="default" w:ascii="宋体" w:hAnsi="宋体" w:eastAsia="宋体" w:cs="宋体"/>
@@ -13124,22 +13384,134 @@
           <w:szCs w:val="24"/>
           <w:lang w:val="en-US" w:eastAsia="zh-CN" w:bidi="ar-SA"/>
         </w:rPr>
-        <w:t>缺陷定位：系统报错时返回明确的错误码与错误描述，便于开发人员快速定位问题根源。</w:t>
-      </w:r>
-    </w:p>
-    <w:p/>
+        <w:t>数据加密：求职者简历、企业敏感信息（如薪资范围）传输采用 HTTPS 加密，数据库敏感字段加密存储，防止数据泄露。</w:t>
+      </w:r>
+    </w:p>
+    <w:p>
+      <w:pPr>
+        <w:rPr>
+          <w:rFonts w:hint="default" w:ascii="宋体" w:hAnsi="宋体" w:eastAsia="宋体" w:cs="宋体"/>
+          <w:b w:val="0"/>
+          <w:bCs/>
+          <w:kern w:val="2"/>
+          <w:sz w:val="24"/>
+          <w:szCs w:val="24"/>
+          <w:lang w:val="en-US" w:eastAsia="zh-CN" w:bidi="ar-SA"/>
+        </w:rPr>
+      </w:pPr>
+    </w:p>
+    <w:p>
+      <w:pPr>
+        <w:rPr>
+          <w:rFonts w:hint="default" w:ascii="宋体" w:hAnsi="宋体" w:eastAsia="宋体" w:cs="宋体"/>
+          <w:b w:val="0"/>
+          <w:bCs/>
+          <w:kern w:val="2"/>
+          <w:sz w:val="24"/>
+          <w:szCs w:val="24"/>
+          <w:lang w:val="en-US" w:eastAsia="zh-CN" w:bidi="ar-SA"/>
+        </w:rPr>
+      </w:pPr>
+      <w:r>
+        <w:rPr>
+          <w:rFonts w:hint="default" w:ascii="宋体" w:hAnsi="宋体" w:eastAsia="宋体" w:cs="宋体"/>
+          <w:b w:val="0"/>
+          <w:bCs/>
+          <w:kern w:val="2"/>
+          <w:sz w:val="24"/>
+          <w:szCs w:val="24"/>
+          <w:lang w:val="en-US" w:eastAsia="zh-CN" w:bidi="ar-SA"/>
+        </w:rPr>
+        <w:t>权限控制：严格执行角色权限分配，用户仅能访问所属角色对应的功能与数据（如 HR 仅能查看本企业岗位与候选人），无越权访问可能。</w:t>
+      </w:r>
+    </w:p>
+    <w:p>
+      <w:pPr>
+        <w:rPr>
+          <w:rFonts w:hint="default" w:ascii="宋体" w:hAnsi="宋体" w:eastAsia="宋体" w:cs="宋体"/>
+          <w:b w:val="0"/>
+          <w:bCs/>
+          <w:kern w:val="2"/>
+          <w:sz w:val="24"/>
+          <w:szCs w:val="24"/>
+          <w:lang w:val="en-US" w:eastAsia="zh-CN" w:bidi="ar-SA"/>
+        </w:rPr>
+      </w:pPr>
+    </w:p>
+    <w:p>
+      <w:pPr>
+        <w:rPr>
+          <w:rFonts w:hint="default" w:ascii="宋体" w:hAnsi="宋体" w:eastAsia="宋体" w:cs="宋体"/>
+          <w:b w:val="0"/>
+          <w:bCs/>
+          <w:kern w:val="2"/>
+          <w:sz w:val="24"/>
+          <w:szCs w:val="24"/>
+          <w:lang w:val="en-US" w:eastAsia="zh-CN" w:bidi="ar-SA"/>
+        </w:rPr>
+      </w:pPr>
+      <w:r>
+        <w:rPr>
+          <w:rFonts w:hint="default" w:ascii="宋体" w:hAnsi="宋体" w:eastAsia="宋体" w:cs="宋体"/>
+          <w:b w:val="0"/>
+          <w:bCs/>
+          <w:kern w:val="2"/>
+          <w:sz w:val="24"/>
+          <w:szCs w:val="24"/>
+          <w:lang w:val="en-US" w:eastAsia="zh-CN" w:bidi="ar-SA"/>
+        </w:rPr>
+        <w:t>隐私保护：明确用户信息使用范围，不泄露求职者个人隐私与企业商业信息，提供数据删除功能（求职者可删除个人简历，企业可删除过期岗位）。</w:t>
+      </w:r>
+    </w:p>
+    <w:p>
+      <w:pPr>
+        <w:rPr>
+          <w:rFonts w:hint="default" w:ascii="宋体" w:hAnsi="宋体" w:eastAsia="宋体" w:cs="宋体"/>
+          <w:b w:val="0"/>
+          <w:bCs/>
+          <w:kern w:val="2"/>
+          <w:sz w:val="24"/>
+          <w:szCs w:val="24"/>
+          <w:lang w:val="en-US" w:eastAsia="zh-CN" w:bidi="ar-SA"/>
+        </w:rPr>
+      </w:pPr>
+    </w:p>
+    <w:p>
+      <w:pPr>
+        <w:rPr>
+          <w:rFonts w:hint="default" w:ascii="宋体" w:hAnsi="宋体" w:eastAsia="宋体" w:cs="宋体"/>
+          <w:b w:val="0"/>
+          <w:bCs/>
+          <w:kern w:val="2"/>
+          <w:sz w:val="24"/>
+          <w:szCs w:val="24"/>
+          <w:lang w:val="en-US" w:eastAsia="zh-CN" w:bidi="ar-SA"/>
+        </w:rPr>
+      </w:pPr>
+      <w:r>
+        <w:rPr>
+          <w:rFonts w:hint="default" w:ascii="宋体" w:hAnsi="宋体" w:eastAsia="宋体" w:cs="宋体"/>
+          <w:b w:val="0"/>
+          <w:bCs/>
+          <w:kern w:val="2"/>
+          <w:sz w:val="24"/>
+          <w:szCs w:val="24"/>
+          <w:lang w:val="en-US" w:eastAsia="zh-CN" w:bidi="ar-SA"/>
+        </w:rPr>
+        <w:t>安全防护：抵御常见网络攻击（如 SQL 注入、XSS 攻击），限制单 IP 登录失败次数，防止恶意攻击。</w:t>
+      </w:r>
+    </w:p>
     <w:p>
       <w:pPr>
         <w:pStyle w:val="3"/>
       </w:pPr>
-      <w:bookmarkStart w:id="45" w:name="_Toc116050407"/>
       <w:r>
         <w:rPr>
           <w:rFonts w:hint="eastAsia"/>
         </w:rPr>
-        <w:t>6.8复用性</w:t>
-      </w:r>
-      <w:bookmarkEnd w:id="45"/>
+        <w:t>6.10可理解性</w:t>
+      </w:r>
+      <w:bookmarkEnd w:id="47"/>
     </w:p>
     <w:p>
       <w:pPr>
@@ -13153,10 +13525,10 @@
           <w:lang w:val="en-US" w:eastAsia="zh-CN" w:bidi="ar-SA"/>
         </w:rPr>
       </w:pPr>
-      <w:bookmarkStart w:id="46" w:name="_Toc116050408"/>
-      <w:r>
-        <w:rPr>
-          <w:rFonts w:hint="eastAsia" w:ascii="宋体" w:hAnsi="宋体" w:eastAsia="宋体" w:cs="宋体"/>
+      <w:bookmarkStart w:id="48" w:name="_Toc116050410"/>
+      <w:r>
+        <w:rPr>
+          <w:rFonts w:hint="default" w:ascii="宋体" w:hAnsi="宋体" w:eastAsia="宋体" w:cs="宋体"/>
           <w:b w:val="0"/>
           <w:bCs/>
           <w:kern w:val="2"/>
@@ -13164,9 +13536,11 @@
           <w:szCs w:val="24"/>
           <w:lang w:val="en-US" w:eastAsia="zh-CN" w:bidi="ar-SA"/>
         </w:rPr>
-        <w:t>·</w:t>
-      </w:r>
-      <w:r>
+        <w:t>文档易懂：需求文档、操作手册语言简洁规范，无专业术语堆砌，普通用户可理解系统功能与使用方法。</w:t>
+      </w:r>
+    </w:p>
+    <w:p>
+      <w:pPr>
         <w:rPr>
           <w:rFonts w:hint="default" w:ascii="宋体" w:hAnsi="宋体" w:eastAsia="宋体" w:cs="宋体"/>
           <w:b w:val="0"/>
@@ -13176,8 +13550,7 @@
           <w:szCs w:val="24"/>
           <w:lang w:val="en-US" w:eastAsia="zh-CN" w:bidi="ar-SA"/>
         </w:rPr>
-        <w:t>模块复用：核心模块（如权限管理、通知系统、数据校验模块）可独立剥离，复用至其他同类平台。</w:t>
-      </w:r>
+      </w:pPr>
     </w:p>
     <w:p>
       <w:pPr>
@@ -13193,7 +13566,7 @@
       </w:pPr>
       <w:r>
         <w:rPr>
-          <w:rFonts w:hint="eastAsia" w:ascii="宋体" w:hAnsi="宋体" w:eastAsia="宋体" w:cs="宋体"/>
+          <w:rFonts w:hint="default" w:ascii="宋体" w:hAnsi="宋体" w:eastAsia="宋体" w:cs="宋体"/>
           <w:b w:val="0"/>
           <w:bCs/>
           <w:kern w:val="2"/>
@@ -13201,9 +13574,11 @@
           <w:szCs w:val="24"/>
           <w:lang w:val="en-US" w:eastAsia="zh-CN" w:bidi="ar-SA"/>
         </w:rPr>
-        <w:t>·</w:t>
-      </w:r>
-      <w:r>
+        <w:t>界面易懂：界面元素（按钮、菜单、提示语）命名直观（如 “投递简历”“发布岗位”），符合用户使用习惯，无歧义。</w:t>
+      </w:r>
+    </w:p>
+    <w:p>
+      <w:pPr>
         <w:rPr>
           <w:rFonts w:hint="default" w:ascii="宋体" w:hAnsi="宋体" w:eastAsia="宋体" w:cs="宋体"/>
           <w:b w:val="0"/>
@@ -13213,8 +13588,7 @@
           <w:szCs w:val="24"/>
           <w:lang w:val="en-US" w:eastAsia="zh-CN" w:bidi="ar-SA"/>
         </w:rPr>
-        <w:t>代码复用：公共工具类（如加密工具、日期工具、数据转换工具）统一封装，避免重复开发。</w:t>
-      </w:r>
+      </w:pPr>
     </w:p>
     <w:p>
       <w:pPr>
@@ -13230,7 +13604,7 @@
       </w:pPr>
       <w:r>
         <w:rPr>
-          <w:rFonts w:hint="eastAsia" w:ascii="宋体" w:hAnsi="宋体" w:eastAsia="宋体" w:cs="宋体"/>
+          <w:rFonts w:hint="default" w:ascii="宋体" w:hAnsi="宋体" w:eastAsia="宋体" w:cs="宋体"/>
           <w:b w:val="0"/>
           <w:bCs/>
           <w:kern w:val="2"/>
@@ -13238,9 +13612,23 @@
           <w:szCs w:val="24"/>
           <w:lang w:val="en-US" w:eastAsia="zh-CN" w:bidi="ar-SA"/>
         </w:rPr>
-        <w:t>·</w:t>
-      </w:r>
-      <w:r>
+        <w:t>功能易懂：每个功能模块的用途明确，操作逻辑符合招聘与求职的实际业务流程，用户无需额外学习即可理解功能价值。</w:t>
+      </w:r>
+    </w:p>
+    <w:p>
+      <w:pPr>
+        <w:pStyle w:val="3"/>
+      </w:pPr>
+      <w:r>
+        <w:rPr>
+          <w:rFonts w:hint="eastAsia"/>
+        </w:rPr>
+        <w:t>6.11可移植性</w:t>
+      </w:r>
+      <w:bookmarkEnd w:id="48"/>
+    </w:p>
+    <w:p>
+      <w:pPr>
         <w:rPr>
           <w:rFonts w:hint="default" w:ascii="宋体" w:hAnsi="宋体" w:eastAsia="宋体" w:cs="宋体"/>
           <w:b w:val="0"/>
@@ -13250,7 +13638,95 @@
           <w:szCs w:val="24"/>
           <w:lang w:val="en-US" w:eastAsia="zh-CN" w:bidi="ar-SA"/>
         </w:rPr>
-        <w:t>配置复用：标准化数据（如学历等级、经验要求）支持配置化管理，可复用至不同业务场景（如实习招聘、社招）。</w:t>
+      </w:pPr>
+      <w:bookmarkStart w:id="49" w:name="_Toc116050411"/>
+      <w:r>
+        <w:rPr>
+          <w:rFonts w:hint="default" w:ascii="宋体" w:hAnsi="宋体" w:eastAsia="宋体" w:cs="宋体"/>
+          <w:b w:val="0"/>
+          <w:bCs/>
+          <w:kern w:val="2"/>
+          <w:sz w:val="24"/>
+          <w:szCs w:val="24"/>
+          <w:lang w:val="en-US" w:eastAsia="zh-CN" w:bidi="ar-SA"/>
+        </w:rPr>
+        <w:t>跨操作系统：服务器端支持 Windows Server 与 Linux 系统，切换时无需修改核心代码，仅需调整配置文件。</w:t>
+      </w:r>
+    </w:p>
+    <w:p>
+      <w:pPr>
+        <w:rPr>
+          <w:rFonts w:hint="default" w:ascii="宋体" w:hAnsi="宋体" w:eastAsia="宋体" w:cs="宋体"/>
+          <w:b w:val="0"/>
+          <w:bCs/>
+          <w:kern w:val="2"/>
+          <w:sz w:val="24"/>
+          <w:szCs w:val="24"/>
+          <w:lang w:val="en-US" w:eastAsia="zh-CN" w:bidi="ar-SA"/>
+        </w:rPr>
+      </w:pPr>
+    </w:p>
+    <w:p>
+      <w:pPr>
+        <w:rPr>
+          <w:rFonts w:hint="default" w:ascii="宋体" w:hAnsi="宋体" w:eastAsia="宋体" w:cs="宋体"/>
+          <w:b w:val="0"/>
+          <w:bCs/>
+          <w:kern w:val="2"/>
+          <w:sz w:val="24"/>
+          <w:szCs w:val="24"/>
+          <w:lang w:val="en-US" w:eastAsia="zh-CN" w:bidi="ar-SA"/>
+        </w:rPr>
+      </w:pPr>
+      <w:r>
+        <w:rPr>
+          <w:rFonts w:hint="default" w:ascii="宋体" w:hAnsi="宋体" w:eastAsia="宋体" w:cs="宋体"/>
+          <w:b w:val="0"/>
+          <w:bCs/>
+          <w:kern w:val="2"/>
+          <w:sz w:val="24"/>
+          <w:szCs w:val="24"/>
+          <w:lang w:val="en-US" w:eastAsia="zh-CN" w:bidi="ar-SA"/>
+        </w:rPr>
+        <w:t>跨硬件：支持不同品牌服务器（如华为、戴尔），硬件升级或更换时，系统可平滑迁移，数据无丢失。</w:t>
+      </w:r>
+    </w:p>
+    <w:p>
+      <w:pPr>
+        <w:rPr>
+          <w:rFonts w:hint="default" w:ascii="宋体" w:hAnsi="宋体" w:eastAsia="宋体" w:cs="宋体"/>
+          <w:b w:val="0"/>
+          <w:bCs/>
+          <w:kern w:val="2"/>
+          <w:sz w:val="24"/>
+          <w:szCs w:val="24"/>
+          <w:lang w:val="en-US" w:eastAsia="zh-CN" w:bidi="ar-SA"/>
+        </w:rPr>
+      </w:pPr>
+    </w:p>
+    <w:p>
+      <w:pPr>
+        <w:rPr>
+          <w:rFonts w:hint="default" w:ascii="宋体" w:hAnsi="宋体" w:eastAsia="宋体" w:cs="宋体"/>
+          <w:b w:val="0"/>
+          <w:bCs/>
+          <w:kern w:val="2"/>
+          <w:sz w:val="24"/>
+          <w:szCs w:val="24"/>
+          <w:lang w:val="en-US" w:eastAsia="zh-CN" w:bidi="ar-SA"/>
+        </w:rPr>
+      </w:pPr>
+      <w:r>
+        <w:rPr>
+          <w:rFonts w:hint="default" w:ascii="宋体" w:hAnsi="宋体" w:eastAsia="宋体" w:cs="宋体"/>
+          <w:b w:val="0"/>
+          <w:bCs/>
+          <w:kern w:val="2"/>
+          <w:sz w:val="24"/>
+          <w:szCs w:val="24"/>
+          <w:lang w:val="en-US" w:eastAsia="zh-CN" w:bidi="ar-SA"/>
+        </w:rPr>
+        <w:t>跨部署环境：支持私有部署、公有云部署（如阿里云、腾讯云），部署环境切换时适配成本低，部署流程标准化。</w:t>
       </w:r>
     </w:p>
     <w:p>
@@ -13261,9 +13737,9 @@
         <w:rPr>
           <w:rFonts w:hint="eastAsia"/>
         </w:rPr>
-        <w:t>6.9安全保密性</w:t>
-      </w:r>
-      <w:bookmarkEnd w:id="46"/>
+        <w:t>6.12互联性</w:t>
+      </w:r>
+      <w:bookmarkEnd w:id="49"/>
     </w:p>
     <w:p>
       <w:pPr>
@@ -13277,10 +13753,9 @@
           <w:lang w:val="en-US" w:eastAsia="zh-CN" w:bidi="ar-SA"/>
         </w:rPr>
       </w:pPr>
-      <w:bookmarkStart w:id="47" w:name="_Toc116050409"/>
-      <w:r>
-        <w:rPr>
-          <w:rFonts w:hint="eastAsia" w:ascii="宋体" w:hAnsi="宋体" w:eastAsia="宋体" w:cs="宋体"/>
+      <w:r>
+        <w:rPr>
+          <w:rFonts w:hint="default" w:ascii="宋体" w:hAnsi="宋体" w:eastAsia="宋体" w:cs="宋体"/>
           <w:b w:val="0"/>
           <w:bCs/>
           <w:kern w:val="2"/>
@@ -13288,9 +13763,11 @@
           <w:szCs w:val="24"/>
           <w:lang w:val="en-US" w:eastAsia="zh-CN" w:bidi="ar-SA"/>
         </w:rPr>
-        <w:t>·</w:t>
-      </w:r>
-      <w:r>
+        <w:t>第三方工具集成：支持与邮件系统（SMTP）、短信服务平台集成，实现通知消息同步发送；支持与腾讯会议、Zoom 等会议软件接口对接，快速创建线上面试房间。</w:t>
+      </w:r>
+    </w:p>
+    <w:p>
+      <w:pPr>
         <w:rPr>
           <w:rFonts w:hint="default" w:ascii="宋体" w:hAnsi="宋体" w:eastAsia="宋体" w:cs="宋体"/>
           <w:b w:val="0"/>
@@ -13300,7 +13777,69 @@
           <w:szCs w:val="24"/>
           <w:lang w:val="en-US" w:eastAsia="zh-CN" w:bidi="ar-SA"/>
         </w:rPr>
-        <w:t>用户认证：采用 “账号 + 密码 + 验证码” 三重认证机制，密码存储采用 MD5 加密，验证码有效时间</w:t>
+      </w:pPr>
+    </w:p>
+    <w:p>
+      <w:pPr>
+        <w:rPr>
+          <w:rFonts w:hint="default" w:ascii="宋体" w:hAnsi="宋体" w:eastAsia="宋体" w:cs="宋体"/>
+          <w:b w:val="0"/>
+          <w:bCs/>
+          <w:kern w:val="2"/>
+          <w:sz w:val="24"/>
+          <w:szCs w:val="24"/>
+          <w:lang w:val="en-US" w:eastAsia="zh-CN" w:bidi="ar-SA"/>
+        </w:rPr>
+      </w:pPr>
+      <w:r>
+        <w:rPr>
+          <w:rFonts w:hint="default" w:ascii="宋体" w:hAnsi="宋体" w:eastAsia="宋体" w:cs="宋体"/>
+          <w:b w:val="0"/>
+          <w:bCs/>
+          <w:kern w:val="2"/>
+          <w:sz w:val="24"/>
+          <w:szCs w:val="24"/>
+          <w:lang w:val="en-US" w:eastAsia="zh-CN" w:bidi="ar-SA"/>
+        </w:rPr>
+        <w:t>数据导入导出：支持简历（Word、PDF 格式）导入导出，招聘数据报表（Excel 格式）导出，便于企业离线处理数据。</w:t>
+      </w:r>
+    </w:p>
+    <w:p>
+      <w:pPr>
+        <w:rPr>
+          <w:rFonts w:hint="default" w:ascii="宋体" w:hAnsi="宋体" w:eastAsia="宋体" w:cs="宋体"/>
+          <w:b w:val="0"/>
+          <w:bCs/>
+          <w:kern w:val="2"/>
+          <w:sz w:val="24"/>
+          <w:szCs w:val="24"/>
+          <w:lang w:val="en-US" w:eastAsia="zh-CN" w:bidi="ar-SA"/>
+        </w:rPr>
+      </w:pPr>
+    </w:p>
+    <w:p>
+      <w:pPr>
+        <w:rPr>
+          <w:rFonts w:hint="default" w:ascii="宋体" w:hAnsi="宋体" w:eastAsia="宋体" w:cs="宋体"/>
+          <w:b w:val="0"/>
+          <w:bCs/>
+          <w:kern w:val="2"/>
+          <w:sz w:val="24"/>
+          <w:szCs w:val="24"/>
+          <w:lang w:val="en-US" w:eastAsia="zh-CN" w:bidi="ar-SA"/>
+        </w:rPr>
+      </w:pPr>
+      <w:r>
+        <w:rPr>
+          <w:rFonts w:hint="default" w:ascii="宋体" w:hAnsi="宋体" w:eastAsia="宋体" w:cs="宋体"/>
+          <w:b w:val="0"/>
+          <w:bCs/>
+          <w:kern w:val="2"/>
+          <w:sz w:val="24"/>
+          <w:szCs w:val="24"/>
+          <w:lang w:val="en-US" w:eastAsia="zh-CN" w:bidi="ar-SA"/>
+        </w:rPr>
+        <w:t>第三方登录集成：预留</w:t>
       </w:r>
       <w:r>
         <w:rPr>
@@ -13312,553 +13851,8 @@
           <w:szCs w:val="24"/>
           <w:lang w:val="en-US" w:eastAsia="zh-CN" w:bidi="ar-SA"/>
         </w:rPr>
-        <w:t>较长</w:t>
-      </w:r>
-      <w:r>
-        <w:rPr>
-          <w:rFonts w:hint="default" w:ascii="宋体" w:hAnsi="宋体" w:eastAsia="宋体" w:cs="宋体"/>
-          <w:b w:val="0"/>
-          <w:bCs/>
-          <w:kern w:val="2"/>
-          <w:sz w:val="24"/>
-          <w:szCs w:val="24"/>
-          <w:lang w:val="en-US" w:eastAsia="zh-CN" w:bidi="ar-SA"/>
-        </w:rPr>
-        <w:t>，防止账号被盗。</w:t>
-      </w:r>
-    </w:p>
-    <w:p>
-      <w:pPr>
-        <w:rPr>
-          <w:rFonts w:hint="default" w:ascii="宋体" w:hAnsi="宋体" w:eastAsia="宋体" w:cs="宋体"/>
-          <w:b w:val="0"/>
-          <w:bCs/>
-          <w:kern w:val="2"/>
-          <w:sz w:val="24"/>
-          <w:szCs w:val="24"/>
-          <w:lang w:val="en-US" w:eastAsia="zh-CN" w:bidi="ar-SA"/>
-        </w:rPr>
-      </w:pPr>
-      <w:r>
-        <w:rPr>
-          <w:rFonts w:hint="eastAsia" w:ascii="宋体" w:hAnsi="宋体" w:eastAsia="宋体" w:cs="宋体"/>
-          <w:b w:val="0"/>
-          <w:bCs/>
-          <w:kern w:val="2"/>
-          <w:sz w:val="24"/>
-          <w:szCs w:val="24"/>
-          <w:lang w:val="en-US" w:eastAsia="zh-CN" w:bidi="ar-SA"/>
-        </w:rPr>
-        <w:t>·</w:t>
-      </w:r>
-      <w:r>
-        <w:rPr>
-          <w:rFonts w:hint="default" w:ascii="宋体" w:hAnsi="宋体" w:eastAsia="宋体" w:cs="宋体"/>
-          <w:b w:val="0"/>
-          <w:bCs/>
-          <w:kern w:val="2"/>
-          <w:sz w:val="24"/>
-          <w:szCs w:val="24"/>
-          <w:lang w:val="en-US" w:eastAsia="zh-CN" w:bidi="ar-SA"/>
-        </w:rPr>
-        <w:t>数据加密：求职者简历、企业敏感信息（如薪资范围）传输采用 HTTPS 加密，数据库敏感字段加密存储，防止数据泄露。</w:t>
-      </w:r>
-    </w:p>
-    <w:p>
-      <w:pPr>
-        <w:rPr>
-          <w:rFonts w:hint="default" w:ascii="宋体" w:hAnsi="宋体" w:eastAsia="宋体" w:cs="宋体"/>
-          <w:b w:val="0"/>
-          <w:bCs/>
-          <w:kern w:val="2"/>
-          <w:sz w:val="24"/>
-          <w:szCs w:val="24"/>
-          <w:lang w:val="en-US" w:eastAsia="zh-CN" w:bidi="ar-SA"/>
-        </w:rPr>
-      </w:pPr>
-      <w:r>
-        <w:rPr>
-          <w:rFonts w:hint="eastAsia" w:ascii="宋体" w:hAnsi="宋体" w:eastAsia="宋体" w:cs="宋体"/>
-          <w:b w:val="0"/>
-          <w:bCs/>
-          <w:kern w:val="2"/>
-          <w:sz w:val="24"/>
-          <w:szCs w:val="24"/>
-          <w:lang w:val="en-US" w:eastAsia="zh-CN" w:bidi="ar-SA"/>
-        </w:rPr>
-        <w:t>·</w:t>
-      </w:r>
-      <w:r>
-        <w:rPr>
-          <w:rFonts w:hint="default" w:ascii="宋体" w:hAnsi="宋体" w:eastAsia="宋体" w:cs="宋体"/>
-          <w:b w:val="0"/>
-          <w:bCs/>
-          <w:kern w:val="2"/>
-          <w:sz w:val="24"/>
-          <w:szCs w:val="24"/>
-          <w:lang w:val="en-US" w:eastAsia="zh-CN" w:bidi="ar-SA"/>
-        </w:rPr>
-        <w:t>权限控制：严格执行角色权限分配，用户仅能访问所属角色对应的功能与数据（如 HR 仅能查看本企业岗位与候选人），无越权访问可能。</w:t>
-      </w:r>
-    </w:p>
-    <w:p>
-      <w:pPr>
-        <w:rPr>
-          <w:rFonts w:hint="default" w:ascii="宋体" w:hAnsi="宋体" w:eastAsia="宋体" w:cs="宋体"/>
-          <w:b w:val="0"/>
-          <w:bCs/>
-          <w:kern w:val="2"/>
-          <w:sz w:val="24"/>
-          <w:szCs w:val="24"/>
-          <w:lang w:val="en-US" w:eastAsia="zh-CN" w:bidi="ar-SA"/>
-        </w:rPr>
-      </w:pPr>
-      <w:r>
-        <w:rPr>
-          <w:rFonts w:hint="eastAsia" w:ascii="宋体" w:hAnsi="宋体" w:eastAsia="宋体" w:cs="宋体"/>
-          <w:b w:val="0"/>
-          <w:bCs/>
-          <w:kern w:val="2"/>
-          <w:sz w:val="24"/>
-          <w:szCs w:val="24"/>
-          <w:lang w:val="en-US" w:eastAsia="zh-CN" w:bidi="ar-SA"/>
-        </w:rPr>
-        <w:t>·</w:t>
-      </w:r>
-      <w:r>
-        <w:rPr>
-          <w:rFonts w:hint="default" w:ascii="宋体" w:hAnsi="宋体" w:eastAsia="宋体" w:cs="宋体"/>
-          <w:b w:val="0"/>
-          <w:bCs/>
-          <w:kern w:val="2"/>
-          <w:sz w:val="24"/>
-          <w:szCs w:val="24"/>
-          <w:lang w:val="en-US" w:eastAsia="zh-CN" w:bidi="ar-SA"/>
-        </w:rPr>
-        <w:t>隐私保护：明确用户信息使用范围，不泄露求职者个人隐私与企业商业信息，提供数据删除功能（求职者可删除个人简历，企业可删除过期岗位）。</w:t>
-      </w:r>
-    </w:p>
-    <w:p>
-      <w:pPr>
-        <w:rPr>
-          <w:rFonts w:hint="default" w:ascii="宋体" w:hAnsi="宋体" w:eastAsia="宋体" w:cs="宋体"/>
-          <w:b w:val="0"/>
-          <w:bCs/>
-          <w:kern w:val="2"/>
-          <w:sz w:val="24"/>
-          <w:szCs w:val="24"/>
-          <w:lang w:val="en-US" w:eastAsia="zh-CN" w:bidi="ar-SA"/>
-        </w:rPr>
-      </w:pPr>
-      <w:r>
-        <w:rPr>
-          <w:rFonts w:hint="eastAsia" w:ascii="宋体" w:hAnsi="宋体" w:eastAsia="宋体" w:cs="宋体"/>
-          <w:b w:val="0"/>
-          <w:bCs/>
-          <w:kern w:val="2"/>
-          <w:sz w:val="24"/>
-          <w:szCs w:val="24"/>
-          <w:lang w:val="en-US" w:eastAsia="zh-CN" w:bidi="ar-SA"/>
-        </w:rPr>
-        <w:t>·</w:t>
-      </w:r>
-      <w:r>
-        <w:rPr>
-          <w:rFonts w:hint="default" w:ascii="宋体" w:hAnsi="宋体" w:eastAsia="宋体" w:cs="宋体"/>
-          <w:b w:val="0"/>
-          <w:bCs/>
-          <w:kern w:val="2"/>
-          <w:sz w:val="24"/>
-          <w:szCs w:val="24"/>
-          <w:lang w:val="en-US" w:eastAsia="zh-CN" w:bidi="ar-SA"/>
-        </w:rPr>
-        <w:t>安全防护：抵御常见网络攻击（如 SQL 注入、XSS 攻击），限制单 IP 登录失败次数，防止恶意攻击。</w:t>
-      </w:r>
-    </w:p>
-    <w:p>
-      <w:pPr>
-        <w:pStyle w:val="3"/>
-      </w:pPr>
-      <w:r>
-        <w:rPr>
-          <w:rFonts w:hint="eastAsia"/>
-        </w:rPr>
-        <w:t>6.10可理解性</w:t>
-      </w:r>
-      <w:bookmarkEnd w:id="47"/>
-    </w:p>
-    <w:p>
-      <w:pPr>
-        <w:rPr>
-          <w:rFonts w:hint="default" w:ascii="宋体" w:hAnsi="宋体" w:eastAsia="宋体" w:cs="宋体"/>
-          <w:b w:val="0"/>
-          <w:bCs/>
-          <w:kern w:val="2"/>
-          <w:sz w:val="24"/>
-          <w:szCs w:val="24"/>
-          <w:lang w:val="en-US" w:eastAsia="zh-CN" w:bidi="ar-SA"/>
-        </w:rPr>
-      </w:pPr>
-      <w:bookmarkStart w:id="48" w:name="_Toc116050410"/>
-      <w:r>
-        <w:rPr>
-          <w:rFonts w:hint="eastAsia" w:ascii="宋体" w:hAnsi="宋体" w:eastAsia="宋体" w:cs="宋体"/>
-          <w:b w:val="0"/>
-          <w:bCs/>
-          <w:kern w:val="2"/>
-          <w:sz w:val="24"/>
-          <w:szCs w:val="24"/>
-          <w:lang w:val="en-US" w:eastAsia="zh-CN" w:bidi="ar-SA"/>
-        </w:rPr>
-        <w:t>·</w:t>
-      </w:r>
-      <w:r>
-        <w:rPr>
-          <w:rFonts w:hint="default" w:ascii="宋体" w:hAnsi="宋体" w:eastAsia="宋体" w:cs="宋体"/>
-          <w:b w:val="0"/>
-          <w:bCs/>
-          <w:kern w:val="2"/>
-          <w:sz w:val="24"/>
-          <w:szCs w:val="24"/>
-          <w:lang w:val="en-US" w:eastAsia="zh-CN" w:bidi="ar-SA"/>
-        </w:rPr>
-        <w:t>文档易懂：需求文档、操作手册语言简洁规范，无专业术语堆砌，普通用户可理解系统功能与使用方法。</w:t>
-      </w:r>
-    </w:p>
-    <w:p>
-      <w:pPr>
-        <w:rPr>
-          <w:rFonts w:hint="default" w:ascii="宋体" w:hAnsi="宋体" w:eastAsia="宋体" w:cs="宋体"/>
-          <w:b w:val="0"/>
-          <w:bCs/>
-          <w:kern w:val="2"/>
-          <w:sz w:val="24"/>
-          <w:szCs w:val="24"/>
-          <w:lang w:val="en-US" w:eastAsia="zh-CN" w:bidi="ar-SA"/>
-        </w:rPr>
-      </w:pPr>
-      <w:r>
-        <w:rPr>
-          <w:rFonts w:hint="eastAsia" w:ascii="宋体" w:hAnsi="宋体" w:eastAsia="宋体" w:cs="宋体"/>
-          <w:b w:val="0"/>
-          <w:bCs/>
-          <w:kern w:val="2"/>
-          <w:sz w:val="24"/>
-          <w:szCs w:val="24"/>
-          <w:lang w:val="en-US" w:eastAsia="zh-CN" w:bidi="ar-SA"/>
-        </w:rPr>
-        <w:t>·</w:t>
-      </w:r>
-      <w:r>
-        <w:rPr>
-          <w:rFonts w:hint="default" w:ascii="宋体" w:hAnsi="宋体" w:eastAsia="宋体" w:cs="宋体"/>
-          <w:b w:val="0"/>
-          <w:bCs/>
-          <w:kern w:val="2"/>
-          <w:sz w:val="24"/>
-          <w:szCs w:val="24"/>
-          <w:lang w:val="en-US" w:eastAsia="zh-CN" w:bidi="ar-SA"/>
-        </w:rPr>
-        <w:t>界面易懂：界面元素（按钮、菜单、提示语）命名直观（如 “投递简历”“发布岗位”），符合用户使用习惯，无歧义。</w:t>
-      </w:r>
-    </w:p>
-    <w:p>
-      <w:pPr>
-        <w:rPr>
-          <w:rFonts w:hint="default" w:ascii="宋体" w:hAnsi="宋体" w:eastAsia="宋体" w:cs="宋体"/>
-          <w:b w:val="0"/>
-          <w:bCs/>
-          <w:kern w:val="2"/>
-          <w:sz w:val="24"/>
-          <w:szCs w:val="24"/>
-          <w:lang w:val="en-US" w:eastAsia="zh-CN" w:bidi="ar-SA"/>
-        </w:rPr>
-      </w:pPr>
-      <w:r>
-        <w:rPr>
-          <w:rFonts w:hint="eastAsia" w:ascii="宋体" w:hAnsi="宋体" w:eastAsia="宋体" w:cs="宋体"/>
-          <w:b w:val="0"/>
-          <w:bCs/>
-          <w:kern w:val="2"/>
-          <w:sz w:val="24"/>
-          <w:szCs w:val="24"/>
-          <w:lang w:val="en-US" w:eastAsia="zh-CN" w:bidi="ar-SA"/>
-        </w:rPr>
-        <w:t>·</w:t>
-      </w:r>
-      <w:r>
-        <w:rPr>
-          <w:rFonts w:hint="default" w:ascii="宋体" w:hAnsi="宋体" w:eastAsia="宋体" w:cs="宋体"/>
-          <w:b w:val="0"/>
-          <w:bCs/>
-          <w:kern w:val="2"/>
-          <w:sz w:val="24"/>
-          <w:szCs w:val="24"/>
-          <w:lang w:val="en-US" w:eastAsia="zh-CN" w:bidi="ar-SA"/>
-        </w:rPr>
-        <w:t>功能易懂：每个功能模块的用途明确，操作逻辑符合招聘与求职的实际业务流程，用户无需额外学习即可理解功能价值。</w:t>
-      </w:r>
-    </w:p>
-    <w:p>
-      <w:pPr>
-        <w:pStyle w:val="3"/>
-      </w:pPr>
-      <w:r>
-        <w:rPr>
-          <w:rFonts w:hint="eastAsia"/>
-        </w:rPr>
-        <w:t>6.11可移植性</w:t>
-      </w:r>
-      <w:bookmarkEnd w:id="48"/>
-    </w:p>
-    <w:p>
-      <w:pPr>
-        <w:rPr>
-          <w:rFonts w:hint="default" w:ascii="宋体" w:hAnsi="宋体" w:eastAsia="宋体" w:cs="宋体"/>
-          <w:b w:val="0"/>
-          <w:bCs/>
-          <w:kern w:val="2"/>
-          <w:sz w:val="24"/>
-          <w:szCs w:val="24"/>
-          <w:lang w:val="en-US" w:eastAsia="zh-CN" w:bidi="ar-SA"/>
-        </w:rPr>
-      </w:pPr>
-      <w:bookmarkStart w:id="49" w:name="_Toc116050411"/>
-      <w:r>
-        <w:rPr>
-          <w:rFonts w:hint="eastAsia" w:ascii="宋体" w:hAnsi="宋体" w:eastAsia="宋体" w:cs="宋体"/>
-          <w:b w:val="0"/>
-          <w:bCs/>
-          <w:kern w:val="2"/>
-          <w:sz w:val="24"/>
-          <w:szCs w:val="24"/>
-          <w:lang w:val="en-US" w:eastAsia="zh-CN" w:bidi="ar-SA"/>
-        </w:rPr>
-        <w:t>·</w:t>
-      </w:r>
-      <w:r>
-        <w:rPr>
-          <w:rFonts w:hint="default" w:ascii="宋体" w:hAnsi="宋体" w:eastAsia="宋体" w:cs="宋体"/>
-          <w:b w:val="0"/>
-          <w:bCs/>
-          <w:kern w:val="2"/>
-          <w:sz w:val="24"/>
-          <w:szCs w:val="24"/>
-          <w:lang w:val="en-US" w:eastAsia="zh-CN" w:bidi="ar-SA"/>
-        </w:rPr>
-        <w:t>跨操作系统：服务器端支持 Windows Server 与 Linux 系统，切换时无需修改核心代码，仅需调整配置文件。</w:t>
-      </w:r>
-    </w:p>
-    <w:p>
-      <w:pPr>
-        <w:rPr>
-          <w:rFonts w:hint="default" w:ascii="宋体" w:hAnsi="宋体" w:eastAsia="宋体" w:cs="宋体"/>
-          <w:b w:val="0"/>
-          <w:bCs/>
-          <w:kern w:val="2"/>
-          <w:sz w:val="24"/>
-          <w:szCs w:val="24"/>
-          <w:lang w:val="en-US" w:eastAsia="zh-CN" w:bidi="ar-SA"/>
-        </w:rPr>
-      </w:pPr>
-      <w:r>
-        <w:rPr>
-          <w:rFonts w:hint="eastAsia" w:ascii="宋体" w:hAnsi="宋体" w:eastAsia="宋体" w:cs="宋体"/>
-          <w:b w:val="0"/>
-          <w:bCs/>
-          <w:kern w:val="2"/>
-          <w:sz w:val="24"/>
-          <w:szCs w:val="24"/>
-          <w:lang w:val="en-US" w:eastAsia="zh-CN" w:bidi="ar-SA"/>
-        </w:rPr>
-        <w:t>·</w:t>
-      </w:r>
-      <w:r>
-        <w:rPr>
-          <w:rFonts w:hint="default" w:ascii="宋体" w:hAnsi="宋体" w:eastAsia="宋体" w:cs="宋体"/>
-          <w:b w:val="0"/>
-          <w:bCs/>
-          <w:kern w:val="2"/>
-          <w:sz w:val="24"/>
-          <w:szCs w:val="24"/>
-          <w:lang w:val="en-US" w:eastAsia="zh-CN" w:bidi="ar-SA"/>
-        </w:rPr>
-        <w:t>跨硬件：支持不同品牌服务器（如华为、戴尔），硬件升级或更换时，系统可平滑迁移，数据无丢失。</w:t>
-      </w:r>
-    </w:p>
-    <w:p>
-      <w:pPr>
-        <w:rPr>
-          <w:rFonts w:hint="default" w:ascii="宋体" w:hAnsi="宋体" w:eastAsia="宋体" w:cs="宋体"/>
-          <w:b w:val="0"/>
-          <w:bCs/>
-          <w:kern w:val="2"/>
-          <w:sz w:val="24"/>
-          <w:szCs w:val="24"/>
-          <w:lang w:val="en-US" w:eastAsia="zh-CN" w:bidi="ar-SA"/>
-        </w:rPr>
-      </w:pPr>
-      <w:r>
-        <w:rPr>
-          <w:rFonts w:hint="eastAsia" w:ascii="宋体" w:hAnsi="宋体" w:eastAsia="宋体" w:cs="宋体"/>
-          <w:b w:val="0"/>
-          <w:bCs/>
-          <w:kern w:val="2"/>
-          <w:sz w:val="24"/>
-          <w:szCs w:val="24"/>
-          <w:lang w:val="en-US" w:eastAsia="zh-CN" w:bidi="ar-SA"/>
-        </w:rPr>
-        <w:t>·</w:t>
-      </w:r>
-      <w:r>
-        <w:rPr>
-          <w:rFonts w:hint="default" w:ascii="宋体" w:hAnsi="宋体" w:eastAsia="宋体" w:cs="宋体"/>
-          <w:b w:val="0"/>
-          <w:bCs/>
-          <w:kern w:val="2"/>
-          <w:sz w:val="24"/>
-          <w:szCs w:val="24"/>
-          <w:lang w:val="en-US" w:eastAsia="zh-CN" w:bidi="ar-SA"/>
-        </w:rPr>
-        <w:t>跨部署环境：支持私有部署、公有云部署（如阿里云、腾讯云），部署环境切换时适配成本低，部署流程标准化。</w:t>
-      </w:r>
-    </w:p>
-    <w:p>
-      <w:pPr>
-        <w:pStyle w:val="3"/>
-      </w:pPr>
-      <w:r>
-        <w:rPr>
-          <w:rFonts w:hint="eastAsia"/>
-        </w:rPr>
-        <w:t>6.12互联性</w:t>
-      </w:r>
-      <w:bookmarkEnd w:id="49"/>
-    </w:p>
-    <w:p>
-      <w:pPr>
-        <w:rPr>
-          <w:rFonts w:hint="default" w:ascii="宋体" w:hAnsi="宋体" w:eastAsia="宋体" w:cs="宋体"/>
-          <w:b w:val="0"/>
-          <w:bCs/>
-          <w:kern w:val="2"/>
-          <w:sz w:val="24"/>
-          <w:szCs w:val="24"/>
-          <w:lang w:val="en-US" w:eastAsia="zh-CN" w:bidi="ar-SA"/>
-        </w:rPr>
-      </w:pPr>
-      <w:r>
-        <w:rPr>
-          <w:rFonts w:hint="eastAsia" w:ascii="宋体" w:hAnsi="宋体" w:eastAsia="宋体" w:cs="宋体"/>
-          <w:b w:val="0"/>
-          <w:bCs/>
-          <w:kern w:val="2"/>
-          <w:sz w:val="24"/>
-          <w:szCs w:val="24"/>
-          <w:lang w:val="en-US" w:eastAsia="zh-CN" w:bidi="ar-SA"/>
-        </w:rPr>
-        <w:t>·</w:t>
-      </w:r>
-      <w:r>
-        <w:rPr>
-          <w:rFonts w:hint="default" w:ascii="宋体" w:hAnsi="宋体" w:eastAsia="宋体" w:cs="宋体"/>
-          <w:b w:val="0"/>
-          <w:bCs/>
-          <w:kern w:val="2"/>
-          <w:sz w:val="24"/>
-          <w:szCs w:val="24"/>
-          <w:lang w:val="en-US" w:eastAsia="zh-CN" w:bidi="ar-SA"/>
-        </w:rPr>
-        <w:t>第三方工具集成：支持与邮件系统（SMTP）、短信服务平台集成，实现通知消息同步发送；支持与腾讯会议、Zoom 等会议软件接口对接，快速创建线上面试房间。</w:t>
-      </w:r>
-    </w:p>
-    <w:p>
-      <w:pPr>
-        <w:rPr>
-          <w:rFonts w:hint="default" w:ascii="宋体" w:hAnsi="宋体" w:eastAsia="宋体" w:cs="宋体"/>
-          <w:b w:val="0"/>
-          <w:bCs/>
-          <w:kern w:val="2"/>
-          <w:sz w:val="24"/>
-          <w:szCs w:val="24"/>
-          <w:lang w:val="en-US" w:eastAsia="zh-CN" w:bidi="ar-SA"/>
-        </w:rPr>
-      </w:pPr>
-      <w:r>
-        <w:rPr>
-          <w:rFonts w:hint="eastAsia" w:ascii="宋体" w:hAnsi="宋体" w:eastAsia="宋体" w:cs="宋体"/>
-          <w:b w:val="0"/>
-          <w:bCs/>
-          <w:kern w:val="2"/>
-          <w:sz w:val="24"/>
-          <w:szCs w:val="24"/>
-          <w:lang w:val="en-US" w:eastAsia="zh-CN" w:bidi="ar-SA"/>
-        </w:rPr>
-        <w:t>·</w:t>
-      </w:r>
-      <w:r>
-        <w:rPr>
-          <w:rFonts w:hint="default" w:ascii="宋体" w:hAnsi="宋体" w:eastAsia="宋体" w:cs="宋体"/>
-          <w:b w:val="0"/>
-          <w:bCs/>
-          <w:kern w:val="2"/>
-          <w:sz w:val="24"/>
-          <w:szCs w:val="24"/>
-          <w:lang w:val="en-US" w:eastAsia="zh-CN" w:bidi="ar-SA"/>
-        </w:rPr>
-        <w:t>数据导入导出：支持简历（Word、PDF 格式）导入导出，招聘数据报表（Excel 格式）导出，便于企业离线处理数据。</w:t>
-      </w:r>
-    </w:p>
-    <w:p>
-      <w:pPr>
-        <w:rPr>
-          <w:rFonts w:hint="default" w:ascii="宋体" w:hAnsi="宋体" w:eastAsia="宋体" w:cs="宋体"/>
-          <w:b w:val="0"/>
-          <w:bCs/>
-          <w:kern w:val="2"/>
-          <w:sz w:val="24"/>
-          <w:szCs w:val="24"/>
-          <w:lang w:val="en-US" w:eastAsia="zh-CN" w:bidi="ar-SA"/>
-        </w:rPr>
-      </w:pPr>
-      <w:r>
-        <w:rPr>
-          <w:rFonts w:hint="eastAsia" w:ascii="宋体" w:hAnsi="宋体" w:eastAsia="宋体" w:cs="宋体"/>
-          <w:b w:val="0"/>
-          <w:bCs/>
-          <w:kern w:val="2"/>
-          <w:sz w:val="24"/>
-          <w:szCs w:val="24"/>
-          <w:lang w:val="en-US" w:eastAsia="zh-CN" w:bidi="ar-SA"/>
-        </w:rPr>
-        <w:t>·</w:t>
-      </w:r>
-      <w:r>
-        <w:rPr>
-          <w:rFonts w:hint="default" w:ascii="宋体" w:hAnsi="宋体" w:eastAsia="宋体" w:cs="宋体"/>
-          <w:b w:val="0"/>
-          <w:bCs/>
-          <w:kern w:val="2"/>
-          <w:sz w:val="24"/>
-          <w:szCs w:val="24"/>
-          <w:lang w:val="en-US" w:eastAsia="zh-CN" w:bidi="ar-SA"/>
-        </w:rPr>
-        <w:t>第三方登录集成：预留</w:t>
-      </w:r>
-      <w:r>
-        <w:rPr>
-          <w:rFonts w:hint="eastAsia" w:ascii="宋体" w:hAnsi="宋体" w:cs="宋体"/>
-          <w:b w:val="0"/>
-          <w:bCs/>
-          <w:kern w:val="2"/>
-          <w:sz w:val="24"/>
-          <w:szCs w:val="24"/>
-          <w:lang w:val="en-US" w:eastAsia="zh-CN" w:bidi="ar-SA"/>
-        </w:rPr>
         <w:t>多种</w:t>
       </w:r>
-      <w:bookmarkStart w:id="60" w:name="_GoBack"/>
-      <w:bookmarkEnd w:id="60"/>
       <w:r>
         <w:rPr>
           <w:rFonts w:hint="default" w:ascii="宋体" w:hAnsi="宋体" w:eastAsia="宋体" w:cs="宋体"/>
@@ -14105,10 +14099,10 @@
       <w:pStyle w:val="18"/>
       <w:jc w:val="both"/>
     </w:pPr>
-    <w:bookmarkStart w:id="54" w:name="_Hlk116050165"/>
-    <w:bookmarkStart w:id="55" w:name="_Hlk116050163"/>
-    <w:bookmarkStart w:id="56" w:name="_Hlk116050170"/>
-    <w:bookmarkStart w:id="57" w:name="_Hlk116050162"/>
+    <w:bookmarkStart w:id="54" w:name="_Hlk116050170"/>
+    <w:bookmarkStart w:id="55" w:name="_Hlk116050165"/>
+    <w:bookmarkStart w:id="56" w:name="_Hlk116050162"/>
+    <w:bookmarkStart w:id="57" w:name="_Hlk116050163"/>
     <w:bookmarkStart w:id="58" w:name="_Hlk116050169"/>
     <w:bookmarkStart w:id="59" w:name="_Hlk116050164"/>
     <w:r>

--- a/doc/需求规格文档.docx
+++ b/doc/需求规格文档.docx
@@ -13,9 +13,9 @@
           <w:szCs w:val="52"/>
         </w:rPr>
       </w:pPr>
-      <w:bookmarkStart w:id="0" w:name="_Toc246399499"/>
-      <w:bookmarkStart w:id="1" w:name="_Toc24950"/>
-      <w:bookmarkStart w:id="2" w:name="_Toc246399168"/>
+      <w:bookmarkStart w:id="0" w:name="_Toc246399168"/>
+      <w:bookmarkStart w:id="1" w:name="_Toc246399499"/>
+      <w:bookmarkStart w:id="2" w:name="_Toc24950"/>
       <w:r>
         <w:rPr>
           <w:rFonts w:hint="eastAsia" w:ascii="黑体" w:eastAsia="黑体"/>
@@ -104,8 +104,8 @@
       <w:bookmarkEnd w:id="7"/>
       <w:bookmarkEnd w:id="8"/>
       <w:bookmarkStart w:id="9" w:name="_Toc246399171"/>
-      <w:bookmarkStart w:id="10" w:name="_Toc24889"/>
-      <w:bookmarkStart w:id="11" w:name="_Toc246399502"/>
+      <w:bookmarkStart w:id="10" w:name="_Toc246399502"/>
+      <w:bookmarkStart w:id="11" w:name="_Toc24889"/>
     </w:p>
     <w:p>
       <w:pPr>
@@ -2962,8 +2962,8 @@
       <w:pPr>
         <w:pStyle w:val="3"/>
       </w:pPr>
-      <w:bookmarkStart w:id="14" w:name="_Toc116050379"/>
-      <w:bookmarkStart w:id="15" w:name="_Toc507035518"/>
+      <w:bookmarkStart w:id="14" w:name="_Toc507035518"/>
+      <w:bookmarkStart w:id="15" w:name="_Toc116050379"/>
       <w:r>
         <w:rPr>
           <w:rFonts w:hint="eastAsia"/>
@@ -3682,7 +3682,7 @@
         <w:tc>
           <w:tcPr>
             <w:tcW w:w="1870" w:type="dxa"/>
-            <w:shd w:val="clear"/>
+            <w:shd w:val="clear" w:color="auto" w:fill="auto"/>
             <w:vAlign w:val="top"/>
           </w:tcPr>
           <w:p>
@@ -3714,7 +3714,7 @@
         <w:tc>
           <w:tcPr>
             <w:tcW w:w="6460" w:type="dxa"/>
-            <w:shd w:val="clear"/>
+            <w:shd w:val="clear" w:color="auto" w:fill="auto"/>
             <w:vAlign w:val="top"/>
           </w:tcPr>
           <w:p>
@@ -4825,15 +4825,19 @@
     <w:p>
       <w:pPr>
         <w:pStyle w:val="2"/>
-      </w:pPr>
-      <w:r>
         <w:rPr>
           <w:rFonts w:hint="eastAsia"/>
         </w:rPr>
+      </w:pPr>
+      <w:r>
+        <w:rPr>
+          <w:rFonts w:hint="eastAsia"/>
+        </w:rPr>
         <w:t>3.数据描述</w:t>
       </w:r>
       <w:bookmarkEnd w:id="25"/>
     </w:p>
+    <w:p/>
     <w:p>
       <w:pPr>
         <w:pStyle w:val="3"/>
@@ -4846,20 +4850,6 @@
         <w:t>3.1静态数据</w:t>
       </w:r>
       <w:bookmarkEnd w:id="26"/>
-    </w:p>
-    <w:p>
-      <w:pPr>
-        <w:rPr>
-          <w:sz w:val="24"/>
-        </w:rPr>
-      </w:pPr>
-      <w:r>
-        <w:rPr>
-          <w:rFonts w:hint="eastAsia"/>
-          <w:sz w:val="24"/>
-        </w:rPr>
-        <w:t>系统中保持不变的数据。</w:t>
-      </w:r>
     </w:p>
     <w:tbl>
       <w:tblPr>
@@ -4889,6 +4879,14 @@
       </w:tblGrid>
       <w:tr>
         <w:tblPrEx>
+          <w:tblBorders>
+            <w:top w:val="single" w:color="auto" w:sz="4" w:space="0"/>
+            <w:left w:val="single" w:color="auto" w:sz="4" w:space="0"/>
+            <w:bottom w:val="single" w:color="auto" w:sz="4" w:space="0"/>
+            <w:right w:val="single" w:color="auto" w:sz="4" w:space="0"/>
+            <w:insideH w:val="single" w:color="auto" w:sz="4" w:space="0"/>
+            <w:insideV w:val="single" w:color="auto" w:sz="4" w:space="0"/>
+          </w:tblBorders>
           <w:tblCellMar>
             <w:top w:w="0" w:type="dxa"/>
             <w:left w:w="108" w:type="dxa"/>
@@ -5000,8 +4998,14 @@
                 <w:lang w:val="en-US" w:eastAsia="zh-CN"/>
               </w:rPr>
             </w:pPr>
-            <w:bookmarkStart w:id="60" w:name="_GoBack"/>
-            <w:bookmarkEnd w:id="60"/>
+            <w:r>
+              <w:rPr>
+                <w:rFonts w:hint="eastAsia" w:asciiTheme="minorHAnsi" w:hAnsiTheme="minorHAnsi" w:eastAsiaTheme="minorEastAsia" w:cstheme="minorBidi"/>
+                <w:szCs w:val="21"/>
+                <w:lang w:val="en-US" w:eastAsia="zh-CN"/>
+              </w:rPr>
+              <w:t>用户基础信息</w:t>
+            </w:r>
           </w:p>
         </w:tc>
         <w:tc>
@@ -5013,11 +5017,19 @@
             <w:pPr>
               <w:jc w:val="center"/>
               <w:rPr>
+                <w:rFonts w:hint="default" w:asciiTheme="minorHAnsi" w:hAnsiTheme="minorHAnsi" w:eastAsiaTheme="minorEastAsia" w:cstheme="minorBidi"/>
+                <w:szCs w:val="21"/>
+                <w:lang w:val="en-US" w:eastAsia="zh-CN"/>
+              </w:rPr>
+            </w:pPr>
+            <w:r>
+              <w:rPr>
                 <w:rFonts w:hint="eastAsia" w:asciiTheme="minorHAnsi" w:hAnsiTheme="minorHAnsi" w:eastAsiaTheme="minorEastAsia" w:cstheme="minorBidi"/>
                 <w:szCs w:val="21"/>
                 <w:lang w:val="en-US" w:eastAsia="zh-CN"/>
               </w:rPr>
-            </w:pPr>
+              <w:t>结构化数据</w:t>
+            </w:r>
           </w:p>
         </w:tc>
         <w:tc>
@@ -5029,10 +5041,37 @@
             <w:pPr>
               <w:jc w:val="center"/>
               <w:rPr>
-                <w:rFonts w:asciiTheme="minorHAnsi" w:hAnsiTheme="minorHAnsi" w:eastAsiaTheme="minorEastAsia" w:cstheme="minorBidi"/>
+                <w:rFonts w:hint="eastAsia" w:asciiTheme="minorHAnsi" w:hAnsiTheme="minorHAnsi" w:eastAsiaTheme="minorEastAsia" w:cstheme="minorBidi"/>
                 <w:szCs w:val="21"/>
+                <w:lang w:val="en-US" w:eastAsia="zh-CN"/>
               </w:rPr>
             </w:pPr>
+            <w:r>
+              <w:rPr>
+                <w:rFonts w:hint="eastAsia" w:asciiTheme="minorHAnsi" w:hAnsiTheme="minorHAnsi" w:eastAsiaTheme="minorEastAsia" w:cstheme="minorBidi"/>
+                <w:szCs w:val="21"/>
+                <w:lang w:val="en-US" w:eastAsia="zh-CN"/>
+              </w:rPr>
+              <w:t>包括用户ID、</w:t>
+            </w:r>
+          </w:p>
+          <w:p>
+            <w:pPr>
+              <w:jc w:val="center"/>
+              <w:rPr>
+                <w:rFonts w:hint="default" w:asciiTheme="minorHAnsi" w:hAnsiTheme="minorHAnsi" w:eastAsiaTheme="minorEastAsia" w:cstheme="minorBidi"/>
+                <w:szCs w:val="21"/>
+                <w:lang w:val="en-US" w:eastAsia="zh-CN"/>
+              </w:rPr>
+            </w:pPr>
+            <w:r>
+              <w:rPr>
+                <w:rFonts w:hint="eastAsia" w:asciiTheme="minorHAnsi" w:hAnsiTheme="minorHAnsi" w:eastAsiaTheme="minorEastAsia" w:cstheme="minorBidi"/>
+                <w:szCs w:val="21"/>
+                <w:lang w:val="en-US" w:eastAsia="zh-CN"/>
+              </w:rPr>
+              <w:t>用户名、密码、用户类型等。</w:t>
+            </w:r>
           </w:p>
         </w:tc>
       </w:tr>
@@ -5065,10 +5104,19 @@
             <w:pPr>
               <w:jc w:val="center"/>
               <w:rPr>
-                <w:rFonts w:asciiTheme="minorHAnsi" w:hAnsiTheme="minorHAnsi" w:eastAsiaTheme="minorEastAsia" w:cstheme="minorBidi"/>
+                <w:rFonts w:hint="eastAsia" w:asciiTheme="minorHAnsi" w:hAnsiTheme="minorHAnsi" w:eastAsiaTheme="minorEastAsia" w:cstheme="minorBidi"/>
                 <w:szCs w:val="21"/>
+                <w:lang w:val="en-US" w:eastAsia="zh-CN"/>
               </w:rPr>
             </w:pPr>
+            <w:r>
+              <w:rPr>
+                <w:rFonts w:hint="eastAsia" w:asciiTheme="minorHAnsi" w:hAnsiTheme="minorHAnsi" w:eastAsiaTheme="minorEastAsia" w:cstheme="minorBidi"/>
+                <w:szCs w:val="21"/>
+                <w:lang w:val="en-US" w:eastAsia="zh-CN"/>
+              </w:rPr>
+              <w:t>企业信息</w:t>
+            </w:r>
           </w:p>
         </w:tc>
         <w:tc>
@@ -5080,10 +5128,19 @@
             <w:pPr>
               <w:jc w:val="center"/>
               <w:rPr>
-                <w:rFonts w:asciiTheme="minorHAnsi" w:hAnsiTheme="minorHAnsi" w:eastAsiaTheme="minorEastAsia" w:cstheme="minorBidi"/>
+                <w:rFonts w:hint="default" w:asciiTheme="minorHAnsi" w:hAnsiTheme="minorHAnsi" w:eastAsiaTheme="minorEastAsia" w:cstheme="minorBidi"/>
                 <w:szCs w:val="21"/>
+                <w:lang w:val="en-US" w:eastAsia="zh-CN"/>
               </w:rPr>
             </w:pPr>
+            <w:r>
+              <w:rPr>
+                <w:rFonts w:hint="eastAsia" w:asciiTheme="minorHAnsi" w:hAnsiTheme="minorHAnsi" w:eastAsiaTheme="minorEastAsia" w:cstheme="minorBidi"/>
+                <w:szCs w:val="21"/>
+                <w:lang w:val="en-US" w:eastAsia="zh-CN"/>
+              </w:rPr>
+              <w:t>结构化数据</w:t>
+            </w:r>
           </w:p>
         </w:tc>
         <w:tc>
@@ -5095,10 +5152,19 @@
             <w:pPr>
               <w:jc w:val="center"/>
               <w:rPr>
-                <w:rFonts w:asciiTheme="minorHAnsi" w:hAnsiTheme="minorHAnsi" w:eastAsiaTheme="minorEastAsia" w:cstheme="minorBidi"/>
+                <w:rFonts w:hint="default" w:asciiTheme="minorHAnsi" w:hAnsiTheme="minorHAnsi" w:eastAsiaTheme="minorEastAsia" w:cstheme="minorBidi"/>
                 <w:szCs w:val="21"/>
+                <w:lang w:val="en-US" w:eastAsia="zh-CN"/>
               </w:rPr>
             </w:pPr>
+            <w:r>
+              <w:rPr>
+                <w:rFonts w:hint="eastAsia" w:asciiTheme="minorHAnsi" w:hAnsiTheme="minorHAnsi" w:eastAsiaTheme="minorEastAsia" w:cstheme="minorBidi"/>
+                <w:szCs w:val="21"/>
+                <w:lang w:val="en-US" w:eastAsia="zh-CN"/>
+              </w:rPr>
+              <w:t>包括企业ID、企业名称、企业地址等信息。</w:t>
+            </w:r>
           </w:p>
         </w:tc>
       </w:tr>
@@ -5131,10 +5197,19 @@
             <w:pPr>
               <w:jc w:val="center"/>
               <w:rPr>
-                <w:rFonts w:asciiTheme="minorHAnsi" w:hAnsiTheme="minorHAnsi" w:eastAsiaTheme="minorEastAsia" w:cstheme="minorBidi"/>
+                <w:rFonts w:hint="default" w:asciiTheme="minorHAnsi" w:hAnsiTheme="minorHAnsi" w:eastAsiaTheme="minorEastAsia" w:cstheme="minorBidi"/>
                 <w:szCs w:val="21"/>
+                <w:lang w:val="en-US" w:eastAsia="zh-CN"/>
               </w:rPr>
             </w:pPr>
+            <w:r>
+              <w:rPr>
+                <w:rFonts w:hint="eastAsia" w:asciiTheme="minorHAnsi" w:hAnsiTheme="minorHAnsi" w:eastAsiaTheme="minorEastAsia" w:cstheme="minorBidi"/>
+                <w:szCs w:val="21"/>
+                <w:lang w:val="en-US" w:eastAsia="zh-CN"/>
+              </w:rPr>
+              <w:t>系统角色与权限</w:t>
+            </w:r>
           </w:p>
         </w:tc>
         <w:tc>
@@ -5146,10 +5221,19 @@
             <w:pPr>
               <w:jc w:val="center"/>
               <w:rPr>
-                <w:rFonts w:asciiTheme="minorHAnsi" w:hAnsiTheme="minorHAnsi" w:eastAsiaTheme="minorEastAsia" w:cstheme="minorBidi"/>
+                <w:rFonts w:hint="default" w:asciiTheme="minorHAnsi" w:hAnsiTheme="minorHAnsi" w:eastAsiaTheme="minorEastAsia" w:cstheme="minorBidi"/>
                 <w:szCs w:val="21"/>
+                <w:lang w:val="en-US" w:eastAsia="zh-CN"/>
               </w:rPr>
             </w:pPr>
+            <w:r>
+              <w:rPr>
+                <w:rFonts w:hint="eastAsia" w:asciiTheme="minorHAnsi" w:hAnsiTheme="minorHAnsi" w:eastAsiaTheme="minorEastAsia" w:cstheme="minorBidi"/>
+                <w:szCs w:val="21"/>
+                <w:lang w:val="en-US" w:eastAsia="zh-CN"/>
+              </w:rPr>
+              <w:t>结构化数据</w:t>
+            </w:r>
           </w:p>
         </w:tc>
         <w:tc>
@@ -5161,10 +5245,19 @@
             <w:pPr>
               <w:jc w:val="center"/>
               <w:rPr>
-                <w:rFonts w:asciiTheme="minorHAnsi" w:hAnsiTheme="minorHAnsi" w:eastAsiaTheme="minorEastAsia" w:cstheme="minorBidi"/>
+                <w:rFonts w:hint="default" w:asciiTheme="minorHAnsi" w:hAnsiTheme="minorHAnsi" w:eastAsiaTheme="minorEastAsia" w:cstheme="minorBidi"/>
                 <w:szCs w:val="21"/>
+                <w:lang w:val="en-US" w:eastAsia="zh-CN"/>
               </w:rPr>
             </w:pPr>
+            <w:r>
+              <w:rPr>
+                <w:rFonts w:hint="eastAsia" w:asciiTheme="minorHAnsi" w:hAnsiTheme="minorHAnsi" w:eastAsiaTheme="minorEastAsia" w:cstheme="minorBidi"/>
+                <w:szCs w:val="21"/>
+                <w:lang w:val="en-US" w:eastAsia="zh-CN"/>
+              </w:rPr>
+              <w:t>系统预定义的各角色及其对应的功能权限。</w:t>
+            </w:r>
           </w:p>
         </w:tc>
       </w:tr>
@@ -5181,20 +5274,6 @@
         <w:t>3.2动态数据</w:t>
       </w:r>
       <w:bookmarkEnd w:id="27"/>
-    </w:p>
-    <w:p>
-      <w:pPr>
-        <w:rPr>
-          <w:sz w:val="24"/>
-        </w:rPr>
-      </w:pPr>
-      <w:r>
-        <w:rPr>
-          <w:rFonts w:hint="eastAsia"/>
-          <w:sz w:val="24"/>
-        </w:rPr>
-        <w:t>包括输入数据和输出数据</w:t>
-      </w:r>
     </w:p>
     <w:tbl>
       <w:tblPr>
@@ -5224,6 +5303,14 @@
       </w:tblGrid>
       <w:tr>
         <w:tblPrEx>
+          <w:tblBorders>
+            <w:top w:val="single" w:color="auto" w:sz="4" w:space="0"/>
+            <w:left w:val="single" w:color="auto" w:sz="4" w:space="0"/>
+            <w:bottom w:val="single" w:color="auto" w:sz="4" w:space="0"/>
+            <w:right w:val="single" w:color="auto" w:sz="4" w:space="0"/>
+            <w:insideH w:val="single" w:color="auto" w:sz="4" w:space="0"/>
+            <w:insideV w:val="single" w:color="auto" w:sz="4" w:space="0"/>
+          </w:tblBorders>
           <w:tblCellMar>
             <w:top w:w="0" w:type="dxa"/>
             <w:left w:w="108" w:type="dxa"/>
@@ -5330,10 +5417,19 @@
             <w:pPr>
               <w:jc w:val="center"/>
               <w:rPr>
-                <w:rFonts w:asciiTheme="minorHAnsi" w:hAnsiTheme="minorHAnsi" w:eastAsiaTheme="minorEastAsia" w:cstheme="minorBidi"/>
+                <w:rFonts w:hint="default" w:asciiTheme="minorHAnsi" w:hAnsiTheme="minorHAnsi" w:eastAsiaTheme="minorEastAsia" w:cstheme="minorBidi"/>
                 <w:szCs w:val="21"/>
+                <w:lang w:val="en-US" w:eastAsia="zh-CN"/>
               </w:rPr>
             </w:pPr>
+            <w:r>
+              <w:rPr>
+                <w:rFonts w:hint="eastAsia" w:asciiTheme="minorHAnsi" w:hAnsiTheme="minorHAnsi" w:eastAsiaTheme="minorEastAsia" w:cstheme="minorBidi"/>
+                <w:szCs w:val="21"/>
+                <w:lang w:val="en-US" w:eastAsia="zh-CN"/>
+              </w:rPr>
+              <w:t>注册信息</w:t>
+            </w:r>
           </w:p>
         </w:tc>
         <w:tc>
@@ -5345,10 +5441,19 @@
             <w:pPr>
               <w:jc w:val="center"/>
               <w:rPr>
-                <w:rFonts w:asciiTheme="minorHAnsi" w:hAnsiTheme="minorHAnsi" w:eastAsiaTheme="minorEastAsia" w:cstheme="minorBidi"/>
+                <w:rFonts w:hint="eastAsia" w:asciiTheme="minorHAnsi" w:hAnsiTheme="minorHAnsi" w:eastAsiaTheme="minorEastAsia" w:cstheme="minorBidi"/>
                 <w:szCs w:val="21"/>
+                <w:lang w:val="en-US" w:eastAsia="zh-CN"/>
               </w:rPr>
             </w:pPr>
+            <w:r>
+              <w:rPr>
+                <w:rFonts w:hint="eastAsia" w:asciiTheme="minorHAnsi" w:hAnsiTheme="minorHAnsi" w:eastAsiaTheme="minorEastAsia" w:cstheme="minorBidi"/>
+                <w:szCs w:val="21"/>
+                <w:lang w:val="en-US" w:eastAsia="zh-CN"/>
+              </w:rPr>
+              <w:t>输入数据</w:t>
+            </w:r>
           </w:p>
         </w:tc>
         <w:tc>
@@ -5360,10 +5465,19 @@
             <w:pPr>
               <w:jc w:val="center"/>
               <w:rPr>
-                <w:rFonts w:asciiTheme="minorHAnsi" w:hAnsiTheme="minorHAnsi" w:eastAsiaTheme="minorEastAsia" w:cstheme="minorBidi"/>
+                <w:rFonts w:hint="default" w:asciiTheme="minorHAnsi" w:hAnsiTheme="minorHAnsi" w:eastAsiaTheme="minorEastAsia" w:cstheme="minorBidi"/>
                 <w:szCs w:val="21"/>
+                <w:lang w:val="en-US" w:eastAsia="zh-CN"/>
               </w:rPr>
             </w:pPr>
+            <w:r>
+              <w:rPr>
+                <w:rFonts w:hint="eastAsia" w:asciiTheme="minorHAnsi" w:hAnsiTheme="minorHAnsi" w:eastAsiaTheme="minorEastAsia" w:cstheme="minorBidi"/>
+                <w:szCs w:val="21"/>
+                <w:lang w:val="en-US" w:eastAsia="zh-CN"/>
+              </w:rPr>
+              <w:t>用户在注册时提交的原始信息，如账号、密码、手机号等等，支持修改。</w:t>
+            </w:r>
           </w:p>
         </w:tc>
       </w:tr>
@@ -5396,10 +5510,19 @@
             <w:pPr>
               <w:jc w:val="center"/>
               <w:rPr>
-                <w:rFonts w:asciiTheme="minorHAnsi" w:hAnsiTheme="minorHAnsi" w:eastAsiaTheme="minorEastAsia" w:cstheme="minorBidi"/>
+                <w:rFonts w:hint="default" w:asciiTheme="minorHAnsi" w:hAnsiTheme="minorHAnsi" w:eastAsiaTheme="minorEastAsia" w:cstheme="minorBidi"/>
                 <w:szCs w:val="21"/>
+                <w:lang w:val="en-US" w:eastAsia="zh-CN"/>
               </w:rPr>
             </w:pPr>
+            <w:r>
+              <w:rPr>
+                <w:rFonts w:hint="eastAsia" w:asciiTheme="minorHAnsi" w:hAnsiTheme="minorHAnsi" w:eastAsiaTheme="minorEastAsia" w:cstheme="minorBidi"/>
+                <w:szCs w:val="21"/>
+                <w:lang w:val="en-US" w:eastAsia="zh-CN"/>
+              </w:rPr>
+              <w:t>简历文件与内容</w:t>
+            </w:r>
           </w:p>
         </w:tc>
         <w:tc>
@@ -5411,10 +5534,19 @@
             <w:pPr>
               <w:jc w:val="center"/>
               <w:rPr>
-                <w:rFonts w:asciiTheme="minorHAnsi" w:hAnsiTheme="minorHAnsi" w:eastAsiaTheme="minorEastAsia" w:cstheme="minorBidi"/>
+                <w:rFonts w:hint="eastAsia" w:asciiTheme="minorHAnsi" w:hAnsiTheme="minorHAnsi" w:eastAsiaTheme="minorEastAsia" w:cstheme="minorBidi"/>
                 <w:szCs w:val="21"/>
+                <w:lang w:val="en-US" w:eastAsia="zh-CN"/>
               </w:rPr>
             </w:pPr>
+            <w:r>
+              <w:rPr>
+                <w:rFonts w:hint="eastAsia" w:asciiTheme="minorHAnsi" w:hAnsiTheme="minorHAnsi" w:eastAsiaTheme="minorEastAsia" w:cstheme="minorBidi"/>
+                <w:szCs w:val="21"/>
+                <w:lang w:val="en-US" w:eastAsia="zh-CN"/>
+              </w:rPr>
+              <w:t>输入数据</w:t>
+            </w:r>
           </w:p>
         </w:tc>
         <w:tc>
@@ -5426,10 +5558,19 @@
             <w:pPr>
               <w:jc w:val="center"/>
               <w:rPr>
-                <w:rFonts w:asciiTheme="minorHAnsi" w:hAnsiTheme="minorHAnsi" w:eastAsiaTheme="minorEastAsia" w:cstheme="minorBidi"/>
+                <w:rFonts w:hint="default" w:asciiTheme="minorHAnsi" w:hAnsiTheme="minorHAnsi" w:eastAsiaTheme="minorEastAsia" w:cstheme="minorBidi"/>
                 <w:szCs w:val="21"/>
+                <w:lang w:val="en-US" w:eastAsia="zh-CN"/>
               </w:rPr>
             </w:pPr>
+            <w:r>
+              <w:rPr>
+                <w:rFonts w:hint="eastAsia" w:asciiTheme="minorHAnsi" w:hAnsiTheme="minorHAnsi" w:eastAsiaTheme="minorEastAsia" w:cstheme="minorBidi"/>
+                <w:szCs w:val="21"/>
+                <w:lang w:val="en-US" w:eastAsia="zh-CN"/>
+              </w:rPr>
+              <w:t>求职者输入的简历文档描述和上传的简历附件，支持暂存和修改。</w:t>
+            </w:r>
           </w:p>
         </w:tc>
       </w:tr>
@@ -5462,10 +5603,19 @@
             <w:pPr>
               <w:jc w:val="center"/>
               <w:rPr>
-                <w:rFonts w:asciiTheme="minorHAnsi" w:hAnsiTheme="minorHAnsi" w:eastAsiaTheme="minorEastAsia" w:cstheme="minorBidi"/>
+                <w:rFonts w:hint="default" w:asciiTheme="minorHAnsi" w:hAnsiTheme="minorHAnsi" w:eastAsiaTheme="minorEastAsia" w:cstheme="minorBidi"/>
                 <w:szCs w:val="21"/>
+                <w:lang w:val="en-US" w:eastAsia="zh-CN"/>
               </w:rPr>
             </w:pPr>
+            <w:r>
+              <w:rPr>
+                <w:rFonts w:hint="eastAsia" w:asciiTheme="minorHAnsi" w:hAnsiTheme="minorHAnsi" w:eastAsiaTheme="minorEastAsia" w:cstheme="minorBidi"/>
+                <w:szCs w:val="21"/>
+                <w:lang w:val="en-US" w:eastAsia="zh-CN"/>
+              </w:rPr>
+              <w:t>职位发布信息</w:t>
+            </w:r>
           </w:p>
         </w:tc>
         <w:tc>
@@ -5477,10 +5627,19 @@
             <w:pPr>
               <w:jc w:val="center"/>
               <w:rPr>
-                <w:rFonts w:asciiTheme="minorHAnsi" w:hAnsiTheme="minorHAnsi" w:eastAsiaTheme="minorEastAsia" w:cstheme="minorBidi"/>
+                <w:rFonts w:hint="default" w:asciiTheme="minorHAnsi" w:hAnsiTheme="minorHAnsi" w:eastAsiaTheme="minorEastAsia" w:cstheme="minorBidi"/>
                 <w:szCs w:val="21"/>
+                <w:lang w:val="en-US" w:eastAsia="zh-CN"/>
               </w:rPr>
             </w:pPr>
+            <w:r>
+              <w:rPr>
+                <w:rFonts w:hint="eastAsia" w:asciiTheme="minorHAnsi" w:hAnsiTheme="minorHAnsi" w:eastAsiaTheme="minorEastAsia" w:cstheme="minorBidi"/>
+                <w:szCs w:val="21"/>
+                <w:lang w:val="en-US" w:eastAsia="zh-CN"/>
+              </w:rPr>
+              <w:t>输入信息</w:t>
+            </w:r>
           </w:p>
         </w:tc>
         <w:tc>
@@ -5492,10 +5651,392 @@
             <w:pPr>
               <w:jc w:val="center"/>
               <w:rPr>
-                <w:rFonts w:asciiTheme="minorHAnsi" w:hAnsiTheme="minorHAnsi" w:eastAsiaTheme="minorEastAsia" w:cstheme="minorBidi"/>
+                <w:rFonts w:hint="default" w:asciiTheme="minorHAnsi" w:hAnsiTheme="minorHAnsi" w:eastAsiaTheme="minorEastAsia" w:cstheme="minorBidi"/>
                 <w:szCs w:val="21"/>
+                <w:lang w:val="en-US" w:eastAsia="zh-CN"/>
               </w:rPr>
             </w:pPr>
+            <w:r>
+              <w:rPr>
+                <w:rFonts w:hint="eastAsia" w:asciiTheme="minorHAnsi" w:hAnsiTheme="minorHAnsi" w:eastAsiaTheme="minorEastAsia" w:cstheme="minorBidi"/>
+                <w:szCs w:val="21"/>
+                <w:lang w:val="en-US" w:eastAsia="zh-CN"/>
+              </w:rPr>
+              <w:t>企业用户发布职位时要求填写的动态信息，如职位描述，任职要求，招聘需求，薪资水平等等数据，支持暂存发布和随时取消</w:t>
+            </w:r>
+          </w:p>
+        </w:tc>
+      </w:tr>
+      <w:tr>
+        <w:tblPrEx>
+          <w:tblBorders>
+            <w:top w:val="single" w:color="auto" w:sz="4" w:space="0"/>
+            <w:left w:val="single" w:color="auto" w:sz="4" w:space="0"/>
+            <w:bottom w:val="single" w:color="auto" w:sz="4" w:space="0"/>
+            <w:right w:val="single" w:color="auto" w:sz="4" w:space="0"/>
+            <w:insideH w:val="single" w:color="auto" w:sz="4" w:space="0"/>
+            <w:insideV w:val="single" w:color="auto" w:sz="4" w:space="0"/>
+          </w:tblBorders>
+          <w:tblCellMar>
+            <w:top w:w="0" w:type="dxa"/>
+            <w:left w:w="108" w:type="dxa"/>
+            <w:bottom w:w="0" w:type="dxa"/>
+            <w:right w:w="108" w:type="dxa"/>
+          </w:tblCellMar>
+        </w:tblPrEx>
+        <w:trPr>
+          <w:trHeight w:val="113" w:hRule="atLeast"/>
+        </w:trPr>
+        <w:tc>
+          <w:tcPr>
+            <w:tcW w:w="1905" w:type="dxa"/>
+            <w:vAlign w:val="center"/>
+          </w:tcPr>
+          <w:p>
+            <w:pPr>
+              <w:jc w:val="center"/>
+              <w:rPr>
+                <w:rFonts w:hint="default" w:asciiTheme="minorHAnsi" w:hAnsiTheme="minorHAnsi" w:eastAsiaTheme="minorEastAsia" w:cstheme="minorBidi"/>
+                <w:szCs w:val="21"/>
+                <w:lang w:val="en-US" w:eastAsia="zh-CN"/>
+              </w:rPr>
+            </w:pPr>
+            <w:bookmarkStart w:id="28" w:name="_Toc116050390"/>
+            <w:r>
+              <w:rPr>
+                <w:rFonts w:hint="eastAsia" w:asciiTheme="minorHAnsi" w:hAnsiTheme="minorHAnsi" w:eastAsiaTheme="minorEastAsia" w:cstheme="minorBidi"/>
+                <w:szCs w:val="21"/>
+                <w:lang w:val="en-US" w:eastAsia="zh-CN"/>
+              </w:rPr>
+              <w:t>筛选指令与面试信息安排</w:t>
+            </w:r>
+          </w:p>
+        </w:tc>
+        <w:tc>
+          <w:tcPr>
+            <w:tcW w:w="1905" w:type="dxa"/>
+            <w:vAlign w:val="center"/>
+          </w:tcPr>
+          <w:p>
+            <w:pPr>
+              <w:jc w:val="center"/>
+              <w:rPr>
+                <w:rFonts w:hint="default" w:asciiTheme="minorHAnsi" w:hAnsiTheme="minorHAnsi" w:eastAsiaTheme="minorEastAsia" w:cstheme="minorBidi"/>
+                <w:szCs w:val="21"/>
+                <w:lang w:val="en-US" w:eastAsia="zh-CN"/>
+              </w:rPr>
+            </w:pPr>
+            <w:r>
+              <w:rPr>
+                <w:rFonts w:hint="eastAsia" w:asciiTheme="minorHAnsi" w:hAnsiTheme="minorHAnsi" w:eastAsiaTheme="minorEastAsia" w:cstheme="minorBidi"/>
+                <w:szCs w:val="21"/>
+                <w:lang w:val="en-US" w:eastAsia="zh-CN"/>
+              </w:rPr>
+              <w:t>输入数据</w:t>
+            </w:r>
+          </w:p>
+        </w:tc>
+        <w:tc>
+          <w:tcPr>
+            <w:tcW w:w="2898" w:type="dxa"/>
+            <w:vAlign w:val="center"/>
+          </w:tcPr>
+          <w:p>
+            <w:pPr>
+              <w:jc w:val="center"/>
+              <w:rPr>
+                <w:rFonts w:hint="default" w:asciiTheme="minorHAnsi" w:hAnsiTheme="minorHAnsi" w:eastAsiaTheme="minorEastAsia" w:cstheme="minorBidi"/>
+                <w:szCs w:val="21"/>
+                <w:lang w:val="en-US" w:eastAsia="zh-CN"/>
+              </w:rPr>
+            </w:pPr>
+            <w:r>
+              <w:rPr>
+                <w:rFonts w:hint="eastAsia" w:asciiTheme="minorHAnsi" w:hAnsiTheme="minorHAnsi" w:eastAsiaTheme="minorEastAsia" w:cstheme="minorBidi"/>
+                <w:szCs w:val="21"/>
+                <w:lang w:val="en-US" w:eastAsia="zh-CN"/>
+              </w:rPr>
+              <w:t>HR人员执行的操作数据，将简历标记为“通过/不通过”，以及安排面试时要求设置的面试时间和面试地点</w:t>
+            </w:r>
+          </w:p>
+        </w:tc>
+      </w:tr>
+      <w:tr>
+        <w:tblPrEx>
+          <w:tblBorders>
+            <w:top w:val="single" w:color="auto" w:sz="4" w:space="0"/>
+            <w:left w:val="single" w:color="auto" w:sz="4" w:space="0"/>
+            <w:bottom w:val="single" w:color="auto" w:sz="4" w:space="0"/>
+            <w:right w:val="single" w:color="auto" w:sz="4" w:space="0"/>
+            <w:insideH w:val="single" w:color="auto" w:sz="4" w:space="0"/>
+            <w:insideV w:val="single" w:color="auto" w:sz="4" w:space="0"/>
+          </w:tblBorders>
+          <w:tblCellMar>
+            <w:top w:w="0" w:type="dxa"/>
+            <w:left w:w="108" w:type="dxa"/>
+            <w:bottom w:w="0" w:type="dxa"/>
+            <w:right w:w="108" w:type="dxa"/>
+          </w:tblCellMar>
+        </w:tblPrEx>
+        <w:trPr>
+          <w:trHeight w:val="113" w:hRule="atLeast"/>
+        </w:trPr>
+        <w:tc>
+          <w:tcPr>
+            <w:tcW w:w="1905" w:type="dxa"/>
+            <w:vAlign w:val="center"/>
+          </w:tcPr>
+          <w:p>
+            <w:pPr>
+              <w:jc w:val="center"/>
+              <w:rPr>
+                <w:rFonts w:hint="default" w:asciiTheme="minorHAnsi" w:hAnsiTheme="minorHAnsi" w:eastAsiaTheme="minorEastAsia" w:cstheme="minorBidi"/>
+                <w:szCs w:val="21"/>
+                <w:lang w:val="en-US" w:eastAsia="zh-CN"/>
+              </w:rPr>
+            </w:pPr>
+            <w:r>
+              <w:rPr>
+                <w:rFonts w:hint="eastAsia" w:asciiTheme="minorHAnsi" w:hAnsiTheme="minorHAnsi" w:eastAsiaTheme="minorEastAsia" w:cstheme="minorBidi"/>
+                <w:szCs w:val="21"/>
+                <w:lang w:val="en-US" w:eastAsia="zh-CN"/>
+              </w:rPr>
+              <w:t>面试评价与面试结果</w:t>
+            </w:r>
+          </w:p>
+        </w:tc>
+        <w:tc>
+          <w:tcPr>
+            <w:tcW w:w="1905" w:type="dxa"/>
+            <w:vAlign w:val="center"/>
+          </w:tcPr>
+          <w:p>
+            <w:pPr>
+              <w:jc w:val="center"/>
+              <w:rPr>
+                <w:rFonts w:hint="default" w:asciiTheme="minorHAnsi" w:hAnsiTheme="minorHAnsi" w:eastAsiaTheme="minorEastAsia" w:cstheme="minorBidi"/>
+                <w:szCs w:val="21"/>
+                <w:lang w:val="en-US" w:eastAsia="zh-CN"/>
+              </w:rPr>
+            </w:pPr>
+            <w:r>
+              <w:rPr>
+                <w:rFonts w:hint="eastAsia" w:asciiTheme="minorHAnsi" w:hAnsiTheme="minorHAnsi" w:eastAsiaTheme="minorEastAsia" w:cstheme="minorBidi"/>
+                <w:szCs w:val="21"/>
+                <w:lang w:val="en-US" w:eastAsia="zh-CN"/>
+              </w:rPr>
+              <w:t>输入数据</w:t>
+            </w:r>
+          </w:p>
+        </w:tc>
+        <w:tc>
+          <w:tcPr>
+            <w:tcW w:w="2898" w:type="dxa"/>
+            <w:vAlign w:val="center"/>
+          </w:tcPr>
+          <w:p>
+            <w:pPr>
+              <w:jc w:val="center"/>
+              <w:rPr>
+                <w:rFonts w:hint="default" w:asciiTheme="minorHAnsi" w:hAnsiTheme="minorHAnsi" w:eastAsiaTheme="minorEastAsia" w:cstheme="minorBidi"/>
+                <w:szCs w:val="21"/>
+                <w:lang w:val="en-US" w:eastAsia="zh-CN"/>
+              </w:rPr>
+            </w:pPr>
+            <w:r>
+              <w:rPr>
+                <w:rFonts w:hint="eastAsia" w:asciiTheme="minorHAnsi" w:hAnsiTheme="minorHAnsi" w:eastAsiaTheme="minorEastAsia" w:cstheme="minorBidi"/>
+                <w:szCs w:val="21"/>
+                <w:lang w:val="en-US" w:eastAsia="zh-CN"/>
+              </w:rPr>
+              <w:t>HR在面试后填写的评价和最后的面试结论，面试评价将转回到被面试者，面试结果则会在系统中被上传（通过/不通过）</w:t>
+            </w:r>
+          </w:p>
+        </w:tc>
+      </w:tr>
+      <w:tr>
+        <w:tblPrEx>
+          <w:tblBorders>
+            <w:top w:val="single" w:color="auto" w:sz="4" w:space="0"/>
+            <w:left w:val="single" w:color="auto" w:sz="4" w:space="0"/>
+            <w:bottom w:val="single" w:color="auto" w:sz="4" w:space="0"/>
+            <w:right w:val="single" w:color="auto" w:sz="4" w:space="0"/>
+            <w:insideH w:val="single" w:color="auto" w:sz="4" w:space="0"/>
+            <w:insideV w:val="single" w:color="auto" w:sz="4" w:space="0"/>
+          </w:tblBorders>
+          <w:tblCellMar>
+            <w:top w:w="0" w:type="dxa"/>
+            <w:left w:w="108" w:type="dxa"/>
+            <w:bottom w:w="0" w:type="dxa"/>
+            <w:right w:w="108" w:type="dxa"/>
+          </w:tblCellMar>
+        </w:tblPrEx>
+        <w:trPr>
+          <w:trHeight w:val="113" w:hRule="atLeast"/>
+        </w:trPr>
+        <w:tc>
+          <w:tcPr>
+            <w:tcW w:w="1905" w:type="dxa"/>
+            <w:vAlign w:val="center"/>
+          </w:tcPr>
+          <w:p>
+            <w:pPr>
+              <w:jc w:val="center"/>
+              <w:rPr>
+                <w:rFonts w:hint="default" w:asciiTheme="minorHAnsi" w:hAnsiTheme="minorHAnsi" w:eastAsiaTheme="minorEastAsia" w:cstheme="minorBidi"/>
+                <w:szCs w:val="21"/>
+                <w:lang w:val="en-US" w:eastAsia="zh-CN"/>
+              </w:rPr>
+            </w:pPr>
+            <w:r>
+              <w:rPr>
+                <w:rFonts w:hint="eastAsia" w:asciiTheme="minorHAnsi" w:hAnsiTheme="minorHAnsi" w:eastAsiaTheme="minorEastAsia" w:cstheme="minorBidi"/>
+                <w:szCs w:val="21"/>
+                <w:lang w:val="en-US" w:eastAsia="zh-CN"/>
+              </w:rPr>
+              <w:t>各类通知信息</w:t>
+            </w:r>
+          </w:p>
+        </w:tc>
+        <w:tc>
+          <w:tcPr>
+            <w:tcW w:w="1905" w:type="dxa"/>
+            <w:vAlign w:val="center"/>
+          </w:tcPr>
+          <w:p>
+            <w:pPr>
+              <w:jc w:val="center"/>
+              <w:rPr>
+                <w:rFonts w:hint="default" w:asciiTheme="minorHAnsi" w:hAnsiTheme="minorHAnsi" w:eastAsiaTheme="minorEastAsia" w:cstheme="minorBidi"/>
+                <w:szCs w:val="21"/>
+                <w:lang w:val="en-US" w:eastAsia="zh-CN"/>
+              </w:rPr>
+            </w:pPr>
+            <w:r>
+              <w:rPr>
+                <w:rFonts w:hint="eastAsia" w:asciiTheme="minorHAnsi" w:hAnsiTheme="minorHAnsi" w:eastAsiaTheme="minorEastAsia" w:cstheme="minorBidi"/>
+                <w:szCs w:val="21"/>
+                <w:lang w:val="en-US" w:eastAsia="zh-CN"/>
+              </w:rPr>
+              <w:t>输出数据</w:t>
+            </w:r>
+          </w:p>
+        </w:tc>
+        <w:tc>
+          <w:tcPr>
+            <w:tcW w:w="2898" w:type="dxa"/>
+            <w:vAlign w:val="center"/>
+          </w:tcPr>
+          <w:p>
+            <w:pPr>
+              <w:jc w:val="center"/>
+              <w:rPr>
+                <w:rFonts w:hint="default" w:asciiTheme="minorHAnsi" w:hAnsiTheme="minorHAnsi" w:eastAsiaTheme="minorEastAsia" w:cstheme="minorBidi"/>
+                <w:szCs w:val="21"/>
+                <w:lang w:val="en-US" w:eastAsia="zh-CN"/>
+              </w:rPr>
+            </w:pPr>
+            <w:r>
+              <w:rPr>
+                <w:rFonts w:hint="eastAsia" w:asciiTheme="minorHAnsi" w:hAnsiTheme="minorHAnsi" w:eastAsiaTheme="minorEastAsia" w:cstheme="minorBidi"/>
+                <w:szCs w:val="21"/>
+                <w:lang w:val="en-US" w:eastAsia="zh-CN"/>
+              </w:rPr>
+              <w:t>系统向用户发送的信息，如“简历投递成功”、“面试通知”、“面试结果和评价”、“录用通知”</w:t>
+            </w:r>
+          </w:p>
+        </w:tc>
+      </w:tr>
+      <w:tr>
+        <w:tblPrEx>
+          <w:tblBorders>
+            <w:top w:val="single" w:color="auto" w:sz="4" w:space="0"/>
+            <w:left w:val="single" w:color="auto" w:sz="4" w:space="0"/>
+            <w:bottom w:val="single" w:color="auto" w:sz="4" w:space="0"/>
+            <w:right w:val="single" w:color="auto" w:sz="4" w:space="0"/>
+            <w:insideH w:val="single" w:color="auto" w:sz="4" w:space="0"/>
+            <w:insideV w:val="single" w:color="auto" w:sz="4" w:space="0"/>
+          </w:tblBorders>
+          <w:tblCellMar>
+            <w:top w:w="0" w:type="dxa"/>
+            <w:left w:w="108" w:type="dxa"/>
+            <w:bottom w:w="0" w:type="dxa"/>
+            <w:right w:w="108" w:type="dxa"/>
+          </w:tblCellMar>
+        </w:tblPrEx>
+        <w:trPr>
+          <w:trHeight w:val="113" w:hRule="atLeast"/>
+        </w:trPr>
+        <w:tc>
+          <w:tcPr>
+            <w:tcW w:w="1905" w:type="dxa"/>
+            <w:vAlign w:val="center"/>
+          </w:tcPr>
+          <w:p>
+            <w:pPr>
+              <w:jc w:val="center"/>
+              <w:rPr>
+                <w:rFonts w:hint="default" w:asciiTheme="minorHAnsi" w:hAnsiTheme="minorHAnsi" w:eastAsiaTheme="minorEastAsia" w:cstheme="minorBidi"/>
+                <w:szCs w:val="21"/>
+                <w:lang w:val="en-US" w:eastAsia="zh-CN"/>
+              </w:rPr>
+            </w:pPr>
+            <w:r>
+              <w:rPr>
+                <w:rFonts w:hint="eastAsia" w:asciiTheme="minorHAnsi" w:hAnsiTheme="minorHAnsi" w:eastAsiaTheme="minorEastAsia" w:cstheme="minorBidi"/>
+                <w:szCs w:val="21"/>
+                <w:lang w:val="en-US" w:eastAsia="zh-CN"/>
+              </w:rPr>
+              <w:t>招聘数据报表</w:t>
+            </w:r>
+          </w:p>
+        </w:tc>
+        <w:tc>
+          <w:tcPr>
+            <w:tcW w:w="1905" w:type="dxa"/>
+            <w:vAlign w:val="center"/>
+          </w:tcPr>
+          <w:p>
+            <w:pPr>
+              <w:jc w:val="center"/>
+              <w:rPr>
+                <w:rFonts w:hint="default" w:asciiTheme="minorHAnsi" w:hAnsiTheme="minorHAnsi" w:eastAsiaTheme="minorEastAsia" w:cstheme="minorBidi"/>
+                <w:szCs w:val="21"/>
+                <w:lang w:val="en-US" w:eastAsia="zh-CN"/>
+              </w:rPr>
+            </w:pPr>
+            <w:r>
+              <w:rPr>
+                <w:rFonts w:hint="eastAsia" w:asciiTheme="minorHAnsi" w:hAnsiTheme="minorHAnsi" w:eastAsiaTheme="minorEastAsia" w:cstheme="minorBidi"/>
+                <w:szCs w:val="21"/>
+                <w:lang w:val="en-US" w:eastAsia="zh-CN"/>
+              </w:rPr>
+              <w:t>输出数据</w:t>
+            </w:r>
+          </w:p>
+        </w:tc>
+        <w:tc>
+          <w:tcPr>
+            <w:tcW w:w="2898" w:type="dxa"/>
+            <w:vAlign w:val="center"/>
+          </w:tcPr>
+          <w:p>
+            <w:pPr>
+              <w:jc w:val="center"/>
+              <w:rPr>
+                <w:rFonts w:hint="default" w:asciiTheme="minorHAnsi" w:hAnsiTheme="minorHAnsi" w:eastAsiaTheme="minorEastAsia" w:cstheme="minorBidi"/>
+                <w:szCs w:val="21"/>
+                <w:lang w:val="en-US" w:eastAsia="zh-CN"/>
+              </w:rPr>
+            </w:pPr>
+            <w:r>
+              <w:rPr>
+                <w:rFonts w:hint="eastAsia" w:asciiTheme="minorHAnsi" w:hAnsiTheme="minorHAnsi" w:eastAsiaTheme="minorEastAsia" w:cstheme="minorBidi"/>
+                <w:szCs w:val="21"/>
+                <w:lang w:val="en-US" w:eastAsia="zh-CN"/>
+              </w:rPr>
+              <w:t>系统根据企业需求生成的动态报表，如岗位投递统计、候选人信息列表等等</w:t>
+            </w:r>
           </w:p>
         </w:tc>
       </w:tr>
@@ -5503,40 +6044,510 @@
     <w:p>
       <w:pPr>
         <w:pStyle w:val="3"/>
-      </w:pPr>
-      <w:bookmarkStart w:id="28" w:name="_Toc116050390"/>
-      <w:r>
         <w:rPr>
           <w:rFonts w:hint="eastAsia"/>
         </w:rPr>
+      </w:pPr>
+      <w:r>
+        <w:rPr>
+          <w:rFonts w:hint="eastAsia"/>
+        </w:rPr>
         <w:t>3.3内部生成数据</w:t>
       </w:r>
       <w:bookmarkEnd w:id="28"/>
     </w:p>
-    <w:p>
-      <w:pPr>
-        <w:ind w:firstLine="480" w:firstLineChars="200"/>
-        <w:rPr>
-          <w:sz w:val="24"/>
-        </w:rPr>
-      </w:pPr>
-      <w:r>
+    <w:tbl>
+      <w:tblPr>
+        <w:tblStyle w:val="26"/>
+        <w:tblW w:w="6708" w:type="dxa"/>
+        <w:tblInd w:w="0" w:type="dxa"/>
+        <w:tblBorders>
+          <w:top w:val="single" w:color="auto" w:sz="4" w:space="0"/>
+          <w:left w:val="single" w:color="auto" w:sz="4" w:space="0"/>
+          <w:bottom w:val="single" w:color="auto" w:sz="4" w:space="0"/>
+          <w:right w:val="single" w:color="auto" w:sz="4" w:space="0"/>
+          <w:insideH w:val="single" w:color="auto" w:sz="4" w:space="0"/>
+          <w:insideV w:val="single" w:color="auto" w:sz="4" w:space="0"/>
+        </w:tblBorders>
+        <w:tblLayout w:type="autofit"/>
+        <w:tblCellMar>
+          <w:top w:w="0" w:type="dxa"/>
+          <w:left w:w="108" w:type="dxa"/>
+          <w:bottom w:w="0" w:type="dxa"/>
+          <w:right w:w="108" w:type="dxa"/>
+        </w:tblCellMar>
+      </w:tblPr>
+      <w:tblGrid>
+        <w:gridCol w:w="1905"/>
+        <w:gridCol w:w="1905"/>
+        <w:gridCol w:w="2898"/>
+      </w:tblGrid>
+      <w:tr>
+        <w:tblPrEx>
+          <w:tblBorders>
+            <w:top w:val="single" w:color="auto" w:sz="4" w:space="0"/>
+            <w:left w:val="single" w:color="auto" w:sz="4" w:space="0"/>
+            <w:bottom w:val="single" w:color="auto" w:sz="4" w:space="0"/>
+            <w:right w:val="single" w:color="auto" w:sz="4" w:space="0"/>
+            <w:insideH w:val="single" w:color="auto" w:sz="4" w:space="0"/>
+            <w:insideV w:val="single" w:color="auto" w:sz="4" w:space="0"/>
+          </w:tblBorders>
+          <w:tblCellMar>
+            <w:top w:w="0" w:type="dxa"/>
+            <w:left w:w="108" w:type="dxa"/>
+            <w:bottom w:w="0" w:type="dxa"/>
+            <w:right w:w="108" w:type="dxa"/>
+          </w:tblCellMar>
+        </w:tblPrEx>
+        <w:trPr>
+          <w:trHeight w:val="212" w:hRule="atLeast"/>
+        </w:trPr>
+        <w:tc>
+          <w:tcPr>
+            <w:tcW w:w="1905" w:type="dxa"/>
+            <w:vAlign w:val="center"/>
+          </w:tcPr>
+          <w:p>
+            <w:pPr>
+              <w:jc w:val="center"/>
+              <w:rPr>
+                <w:rFonts w:asciiTheme="minorHAnsi" w:hAnsiTheme="minorHAnsi" w:eastAsiaTheme="minorEastAsia" w:cstheme="minorBidi"/>
+                <w:szCs w:val="21"/>
+              </w:rPr>
+            </w:pPr>
+            <w:r>
+              <w:rPr>
+                <w:rFonts w:hint="eastAsia" w:asciiTheme="minorHAnsi" w:hAnsiTheme="minorHAnsi" w:eastAsiaTheme="minorEastAsia" w:cstheme="minorBidi"/>
+                <w:szCs w:val="21"/>
+              </w:rPr>
+              <w:t>数据名称</w:t>
+            </w:r>
+          </w:p>
+        </w:tc>
+        <w:tc>
+          <w:tcPr>
+            <w:tcW w:w="1905" w:type="dxa"/>
+            <w:vAlign w:val="center"/>
+          </w:tcPr>
+          <w:p>
+            <w:pPr>
+              <w:jc w:val="center"/>
+              <w:rPr>
+                <w:rFonts w:asciiTheme="minorHAnsi" w:hAnsiTheme="minorHAnsi" w:eastAsiaTheme="minorEastAsia" w:cstheme="minorBidi"/>
+                <w:szCs w:val="21"/>
+              </w:rPr>
+            </w:pPr>
+            <w:r>
+              <w:rPr>
+                <w:rFonts w:hint="eastAsia" w:asciiTheme="minorHAnsi" w:hAnsiTheme="minorHAnsi" w:eastAsiaTheme="minorEastAsia" w:cstheme="minorBidi"/>
+                <w:szCs w:val="21"/>
+              </w:rPr>
+              <w:t>数据类型</w:t>
+            </w:r>
+          </w:p>
+        </w:tc>
+        <w:tc>
+          <w:tcPr>
+            <w:tcW w:w="2898" w:type="dxa"/>
+            <w:vAlign w:val="center"/>
+          </w:tcPr>
+          <w:p>
+            <w:pPr>
+              <w:jc w:val="center"/>
+              <w:rPr>
+                <w:rFonts w:asciiTheme="minorHAnsi" w:hAnsiTheme="minorHAnsi" w:eastAsiaTheme="minorEastAsia" w:cstheme="minorBidi"/>
+                <w:szCs w:val="21"/>
+              </w:rPr>
+            </w:pPr>
+            <w:r>
+              <w:rPr>
+                <w:rFonts w:hint="eastAsia" w:asciiTheme="minorHAnsi" w:hAnsiTheme="minorHAnsi" w:eastAsiaTheme="minorEastAsia" w:cstheme="minorBidi"/>
+                <w:szCs w:val="21"/>
+              </w:rPr>
+              <w:t>数据说明</w:t>
+            </w:r>
+          </w:p>
+        </w:tc>
+      </w:tr>
+      <w:tr>
+        <w:tblPrEx>
+          <w:tblBorders>
+            <w:top w:val="single" w:color="auto" w:sz="4" w:space="0"/>
+            <w:left w:val="single" w:color="auto" w:sz="4" w:space="0"/>
+            <w:bottom w:val="single" w:color="auto" w:sz="4" w:space="0"/>
+            <w:right w:val="single" w:color="auto" w:sz="4" w:space="0"/>
+            <w:insideH w:val="single" w:color="auto" w:sz="4" w:space="0"/>
+            <w:insideV w:val="single" w:color="auto" w:sz="4" w:space="0"/>
+          </w:tblBorders>
+          <w:tblCellMar>
+            <w:top w:w="0" w:type="dxa"/>
+            <w:left w:w="108" w:type="dxa"/>
+            <w:bottom w:w="0" w:type="dxa"/>
+            <w:right w:w="108" w:type="dxa"/>
+          </w:tblCellMar>
+        </w:tblPrEx>
+        <w:trPr>
+          <w:trHeight w:val="136" w:hRule="atLeast"/>
+        </w:trPr>
+        <w:tc>
+          <w:tcPr>
+            <w:tcW w:w="1905" w:type="dxa"/>
+            <w:vAlign w:val="center"/>
+          </w:tcPr>
+          <w:p>
+            <w:pPr>
+              <w:jc w:val="center"/>
+              <w:rPr>
+                <w:rFonts w:hint="default" w:asciiTheme="minorHAnsi" w:hAnsiTheme="minorHAnsi" w:eastAsiaTheme="minorEastAsia" w:cstheme="minorBidi"/>
+                <w:szCs w:val="21"/>
+                <w:lang w:val="en-US" w:eastAsia="zh-CN"/>
+              </w:rPr>
+            </w:pPr>
+            <w:r>
+              <w:rPr>
+                <w:rFonts w:hint="eastAsia" w:asciiTheme="minorHAnsi" w:hAnsiTheme="minorHAnsi" w:eastAsiaTheme="minorEastAsia" w:cstheme="minorBidi"/>
+                <w:szCs w:val="21"/>
+                <w:lang w:val="en-US" w:eastAsia="zh-CN"/>
+              </w:rPr>
+              <w:t>用户类型</w:t>
+            </w:r>
+          </w:p>
+        </w:tc>
+        <w:tc>
+          <w:tcPr>
+            <w:tcW w:w="1905" w:type="dxa"/>
+            <w:vAlign w:val="center"/>
+          </w:tcPr>
+          <w:p>
+            <w:pPr>
+              <w:jc w:val="center"/>
+              <w:rPr>
+                <w:rFonts w:hint="default" w:asciiTheme="minorHAnsi" w:hAnsiTheme="minorHAnsi" w:eastAsiaTheme="minorEastAsia" w:cstheme="minorBidi"/>
+                <w:szCs w:val="21"/>
+                <w:lang w:val="en-US" w:eastAsia="zh-CN"/>
+              </w:rPr>
+            </w:pPr>
+            <w:r>
+              <w:rPr>
+                <w:rFonts w:hint="eastAsia" w:asciiTheme="minorHAnsi" w:hAnsiTheme="minorHAnsi" w:eastAsiaTheme="minorEastAsia" w:cstheme="minorBidi"/>
+                <w:szCs w:val="21"/>
+                <w:lang w:val="en-US" w:eastAsia="zh-CN"/>
+              </w:rPr>
+              <w:t>状态数据</w:t>
+            </w:r>
+          </w:p>
+        </w:tc>
+        <w:tc>
+          <w:tcPr>
+            <w:tcW w:w="2898" w:type="dxa"/>
+            <w:vAlign w:val="center"/>
+          </w:tcPr>
+          <w:p>
+            <w:pPr>
+              <w:jc w:val="center"/>
+              <w:rPr>
+                <w:rFonts w:hint="default" w:asciiTheme="minorHAnsi" w:hAnsiTheme="minorHAnsi" w:eastAsiaTheme="minorEastAsia" w:cstheme="minorBidi"/>
+                <w:szCs w:val="21"/>
+                <w:lang w:val="en-US" w:eastAsia="zh-CN"/>
+              </w:rPr>
+            </w:pPr>
+            <w:r>
+              <w:rPr>
+                <w:rFonts w:hint="eastAsia" w:asciiTheme="minorHAnsi" w:hAnsiTheme="minorHAnsi" w:eastAsiaTheme="minorEastAsia" w:cstheme="minorBidi"/>
+                <w:szCs w:val="21"/>
+                <w:lang w:val="en-US" w:eastAsia="zh-CN"/>
+              </w:rPr>
+              <w:t>用户注册成功后，系统为其生成的唯一身份标识和确定的用户类型</w:t>
+            </w:r>
+          </w:p>
+        </w:tc>
+      </w:tr>
+      <w:tr>
+        <w:tblPrEx>
+          <w:tblBorders>
+            <w:top w:val="single" w:color="auto" w:sz="4" w:space="0"/>
+            <w:left w:val="single" w:color="auto" w:sz="4" w:space="0"/>
+            <w:bottom w:val="single" w:color="auto" w:sz="4" w:space="0"/>
+            <w:right w:val="single" w:color="auto" w:sz="4" w:space="0"/>
+            <w:insideH w:val="single" w:color="auto" w:sz="4" w:space="0"/>
+            <w:insideV w:val="single" w:color="auto" w:sz="4" w:space="0"/>
+          </w:tblBorders>
+          <w:tblCellMar>
+            <w:top w:w="0" w:type="dxa"/>
+            <w:left w:w="108" w:type="dxa"/>
+            <w:bottom w:w="0" w:type="dxa"/>
+            <w:right w:w="108" w:type="dxa"/>
+          </w:tblCellMar>
+        </w:tblPrEx>
+        <w:trPr>
+          <w:trHeight w:val="187" w:hRule="atLeast"/>
+        </w:trPr>
+        <w:tc>
+          <w:tcPr>
+            <w:tcW w:w="1905" w:type="dxa"/>
+            <w:vAlign w:val="center"/>
+          </w:tcPr>
+          <w:p>
+            <w:pPr>
+              <w:jc w:val="center"/>
+              <w:rPr>
+                <w:rFonts w:hint="default" w:asciiTheme="minorHAnsi" w:hAnsiTheme="minorHAnsi" w:eastAsiaTheme="minorEastAsia" w:cstheme="minorBidi"/>
+                <w:szCs w:val="21"/>
+                <w:lang w:val="en-US" w:eastAsia="zh-CN"/>
+              </w:rPr>
+            </w:pPr>
+            <w:r>
+              <w:rPr>
+                <w:rFonts w:hint="eastAsia" w:asciiTheme="minorHAnsi" w:hAnsiTheme="minorHAnsi" w:eastAsiaTheme="minorEastAsia" w:cstheme="minorBidi"/>
+                <w:szCs w:val="21"/>
+                <w:lang w:val="en-US" w:eastAsia="zh-CN"/>
+              </w:rPr>
+              <w:t>投递状态</w:t>
+            </w:r>
+          </w:p>
+        </w:tc>
+        <w:tc>
+          <w:tcPr>
+            <w:tcW w:w="1905" w:type="dxa"/>
+            <w:vAlign w:val="center"/>
+          </w:tcPr>
+          <w:p>
+            <w:pPr>
+              <w:jc w:val="center"/>
+              <w:rPr>
+                <w:rFonts w:hint="default" w:asciiTheme="minorHAnsi" w:hAnsiTheme="minorHAnsi" w:eastAsiaTheme="minorEastAsia" w:cstheme="minorBidi"/>
+                <w:szCs w:val="21"/>
+                <w:lang w:val="en-US" w:eastAsia="zh-CN"/>
+              </w:rPr>
+            </w:pPr>
+            <w:r>
+              <w:rPr>
+                <w:rFonts w:hint="eastAsia" w:asciiTheme="minorHAnsi" w:hAnsiTheme="minorHAnsi" w:eastAsiaTheme="minorEastAsia" w:cstheme="minorBidi"/>
+                <w:szCs w:val="21"/>
+                <w:lang w:val="en-US" w:eastAsia="zh-CN"/>
+              </w:rPr>
+              <w:t>状态数据</w:t>
+            </w:r>
+          </w:p>
+        </w:tc>
+        <w:tc>
+          <w:tcPr>
+            <w:tcW w:w="2898" w:type="dxa"/>
+            <w:vAlign w:val="center"/>
+          </w:tcPr>
+          <w:p>
+            <w:pPr>
+              <w:jc w:val="center"/>
+              <w:rPr>
+                <w:rFonts w:hint="default" w:asciiTheme="minorHAnsi" w:hAnsiTheme="minorHAnsi" w:eastAsiaTheme="minorEastAsia" w:cstheme="minorBidi"/>
+                <w:szCs w:val="21"/>
+                <w:lang w:val="en-US" w:eastAsia="zh-CN"/>
+              </w:rPr>
+            </w:pPr>
+            <w:r>
+              <w:rPr>
+                <w:rFonts w:hint="eastAsia" w:asciiTheme="minorHAnsi" w:hAnsiTheme="minorHAnsi" w:eastAsiaTheme="minorEastAsia" w:cstheme="minorBidi"/>
+                <w:szCs w:val="21"/>
+                <w:lang w:val="en-US" w:eastAsia="zh-CN"/>
+              </w:rPr>
+              <w:t>简历投递记录在流程中的状态，如“已提交”，“已查看”，“已通过”等等，由系统根据HR的操作自动更新</w:t>
+            </w:r>
+          </w:p>
+        </w:tc>
+      </w:tr>
+      <w:tr>
+        <w:tblPrEx>
+          <w:tblBorders>
+            <w:top w:val="single" w:color="auto" w:sz="4" w:space="0"/>
+            <w:left w:val="single" w:color="auto" w:sz="4" w:space="0"/>
+            <w:bottom w:val="single" w:color="auto" w:sz="4" w:space="0"/>
+            <w:right w:val="single" w:color="auto" w:sz="4" w:space="0"/>
+            <w:insideH w:val="single" w:color="auto" w:sz="4" w:space="0"/>
+            <w:insideV w:val="single" w:color="auto" w:sz="4" w:space="0"/>
+          </w:tblBorders>
+          <w:tblCellMar>
+            <w:top w:w="0" w:type="dxa"/>
+            <w:left w:w="108" w:type="dxa"/>
+            <w:bottom w:w="0" w:type="dxa"/>
+            <w:right w:w="108" w:type="dxa"/>
+          </w:tblCellMar>
+        </w:tblPrEx>
+        <w:trPr>
+          <w:trHeight w:val="113" w:hRule="atLeast"/>
+        </w:trPr>
+        <w:tc>
+          <w:tcPr>
+            <w:tcW w:w="1905" w:type="dxa"/>
+            <w:vAlign w:val="center"/>
+          </w:tcPr>
+          <w:p>
+            <w:pPr>
+              <w:jc w:val="center"/>
+              <w:rPr>
+                <w:rFonts w:hint="default" w:asciiTheme="minorHAnsi" w:hAnsiTheme="minorHAnsi" w:eastAsiaTheme="minorEastAsia" w:cstheme="minorBidi"/>
+                <w:szCs w:val="21"/>
+                <w:lang w:val="en-US" w:eastAsia="zh-CN"/>
+              </w:rPr>
+            </w:pPr>
+            <w:r>
+              <w:rPr>
+                <w:rFonts w:hint="eastAsia" w:asciiTheme="minorHAnsi" w:hAnsiTheme="minorHAnsi" w:eastAsiaTheme="minorEastAsia" w:cstheme="minorBidi"/>
+                <w:szCs w:val="21"/>
+                <w:lang w:val="en-US" w:eastAsia="zh-CN"/>
+              </w:rPr>
+              <w:t>面试状态</w:t>
+            </w:r>
+          </w:p>
+        </w:tc>
+        <w:tc>
+          <w:tcPr>
+            <w:tcW w:w="1905" w:type="dxa"/>
+            <w:vAlign w:val="center"/>
+          </w:tcPr>
+          <w:p>
+            <w:pPr>
+              <w:jc w:val="center"/>
+              <w:rPr>
+                <w:rFonts w:hint="eastAsia" w:asciiTheme="minorHAnsi" w:hAnsiTheme="minorHAnsi" w:eastAsiaTheme="minorEastAsia" w:cstheme="minorBidi"/>
+                <w:szCs w:val="21"/>
+                <w:lang w:val="en-US" w:eastAsia="zh-CN"/>
+              </w:rPr>
+            </w:pPr>
+            <w:r>
+              <w:rPr>
+                <w:rFonts w:hint="eastAsia" w:asciiTheme="minorHAnsi" w:hAnsiTheme="minorHAnsi" w:eastAsiaTheme="minorEastAsia" w:cstheme="minorBidi"/>
+                <w:szCs w:val="21"/>
+                <w:lang w:val="en-US" w:eastAsia="zh-CN"/>
+              </w:rPr>
+              <w:t>状态数据</w:t>
+            </w:r>
+          </w:p>
+        </w:tc>
+        <w:tc>
+          <w:tcPr>
+            <w:tcW w:w="2898" w:type="dxa"/>
+            <w:vAlign w:val="center"/>
+          </w:tcPr>
+          <w:p>
+            <w:pPr>
+              <w:jc w:val="center"/>
+              <w:rPr>
+                <w:rFonts w:hint="default" w:asciiTheme="minorHAnsi" w:hAnsiTheme="minorHAnsi" w:eastAsiaTheme="minorEastAsia" w:cstheme="minorBidi"/>
+                <w:szCs w:val="21"/>
+                <w:lang w:val="en-US" w:eastAsia="zh-CN"/>
+              </w:rPr>
+            </w:pPr>
+            <w:r>
+              <w:rPr>
+                <w:rFonts w:hint="eastAsia" w:asciiTheme="minorHAnsi" w:hAnsiTheme="minorHAnsi" w:eastAsiaTheme="minorEastAsia" w:cstheme="minorBidi"/>
+                <w:szCs w:val="21"/>
+                <w:lang w:val="en-US" w:eastAsia="zh-CN"/>
+              </w:rPr>
+              <w:t>某次面试安排的当前状态，由HR操作自动更新，且在超过保存时间后自动修改为“已过期”</w:t>
+            </w:r>
+          </w:p>
+        </w:tc>
+      </w:tr>
+      <w:tr>
+        <w:tblPrEx>
+          <w:tblBorders>
+            <w:top w:val="single" w:color="auto" w:sz="4" w:space="0"/>
+            <w:left w:val="single" w:color="auto" w:sz="4" w:space="0"/>
+            <w:bottom w:val="single" w:color="auto" w:sz="4" w:space="0"/>
+            <w:right w:val="single" w:color="auto" w:sz="4" w:space="0"/>
+            <w:insideH w:val="single" w:color="auto" w:sz="4" w:space="0"/>
+            <w:insideV w:val="single" w:color="auto" w:sz="4" w:space="0"/>
+          </w:tblBorders>
+          <w:tblCellMar>
+            <w:top w:w="0" w:type="dxa"/>
+            <w:left w:w="108" w:type="dxa"/>
+            <w:bottom w:w="0" w:type="dxa"/>
+            <w:right w:w="108" w:type="dxa"/>
+          </w:tblCellMar>
+        </w:tblPrEx>
+        <w:trPr>
+          <w:trHeight w:val="113" w:hRule="atLeast"/>
+        </w:trPr>
+        <w:tc>
+          <w:tcPr>
+            <w:tcW w:w="1905" w:type="dxa"/>
+            <w:vAlign w:val="center"/>
+          </w:tcPr>
+          <w:p>
+            <w:pPr>
+              <w:jc w:val="center"/>
+              <w:rPr>
+                <w:rFonts w:hint="default" w:asciiTheme="minorHAnsi" w:hAnsiTheme="minorHAnsi" w:eastAsiaTheme="minorEastAsia" w:cstheme="minorBidi"/>
+                <w:szCs w:val="21"/>
+                <w:lang w:val="en-US" w:eastAsia="zh-CN"/>
+              </w:rPr>
+            </w:pPr>
+            <w:r>
+              <w:rPr>
+                <w:rFonts w:hint="eastAsia" w:asciiTheme="minorHAnsi" w:hAnsiTheme="minorHAnsi" w:eastAsiaTheme="minorEastAsia" w:cstheme="minorBidi"/>
+                <w:szCs w:val="21"/>
+                <w:lang w:val="en-US" w:eastAsia="zh-CN"/>
+              </w:rPr>
+              <w:t>操作日志</w:t>
+            </w:r>
+          </w:p>
+        </w:tc>
+        <w:tc>
+          <w:tcPr>
+            <w:tcW w:w="1905" w:type="dxa"/>
+            <w:vAlign w:val="center"/>
+          </w:tcPr>
+          <w:p>
+            <w:pPr>
+              <w:jc w:val="center"/>
+              <w:rPr>
+                <w:rFonts w:hint="default" w:asciiTheme="minorHAnsi" w:hAnsiTheme="minorHAnsi" w:eastAsiaTheme="minorEastAsia" w:cstheme="minorBidi"/>
+                <w:szCs w:val="21"/>
+                <w:lang w:val="en-US" w:eastAsia="zh-CN"/>
+              </w:rPr>
+            </w:pPr>
+            <w:r>
+              <w:rPr>
+                <w:rFonts w:hint="eastAsia" w:asciiTheme="minorHAnsi" w:hAnsiTheme="minorHAnsi" w:eastAsiaTheme="minorEastAsia" w:cstheme="minorBidi"/>
+                <w:szCs w:val="21"/>
+                <w:lang w:val="en-US" w:eastAsia="zh-CN"/>
+              </w:rPr>
+              <w:t>日志数据</w:t>
+            </w:r>
+          </w:p>
+        </w:tc>
+        <w:tc>
+          <w:tcPr>
+            <w:tcW w:w="2898" w:type="dxa"/>
+            <w:vAlign w:val="center"/>
+          </w:tcPr>
+          <w:p>
+            <w:pPr>
+              <w:jc w:val="center"/>
+              <w:rPr>
+                <w:rFonts w:hint="default" w:asciiTheme="minorHAnsi" w:hAnsiTheme="minorHAnsi" w:eastAsiaTheme="minorEastAsia" w:cstheme="minorBidi"/>
+                <w:szCs w:val="21"/>
+                <w:lang w:val="en-US" w:eastAsia="zh-CN"/>
+              </w:rPr>
+            </w:pPr>
+            <w:r>
+              <w:rPr>
+                <w:rFonts w:hint="eastAsia" w:asciiTheme="minorHAnsi" w:hAnsiTheme="minorHAnsi" w:eastAsiaTheme="minorEastAsia" w:cstheme="minorBidi"/>
+                <w:szCs w:val="21"/>
+                <w:lang w:val="en-US" w:eastAsia="zh-CN"/>
+              </w:rPr>
+              <w:t>系统自动记录的用户关键操作流水，包括时间，操作人，操作内容等。用于维护和问题追踪。</w:t>
+            </w:r>
+          </w:p>
+        </w:tc>
+      </w:tr>
+    </w:tbl>
+    <w:p>
+      <w:pPr>
+        <w:pStyle w:val="3"/>
         <w:rPr>
           <w:rFonts w:hint="eastAsia"/>
-          <w:sz w:val="24"/>
-        </w:rPr>
-        <w:t>内部数据指系统在处理过程中产生的中间</w:t>
-      </w:r>
-      <w:r>
-        <w:rPr>
-          <w:sz w:val="24"/>
-        </w:rPr>
-        <w:t>判断数据</w:t>
-      </w:r>
-    </w:p>
-    <w:p>
-      <w:pPr>
-        <w:pStyle w:val="3"/>
+        </w:rPr>
       </w:pPr>
       <w:bookmarkStart w:id="29" w:name="_Toc116050391"/>
       <w:r>
@@ -5552,91 +6563,144 @@
         </w:rPr>
         <w:t>数据流图</w:t>
       </w:r>
+      <w:bookmarkEnd w:id="29"/>
+    </w:p>
+    <w:p>
+      <w:pPr>
+        <w:rPr>
+          <w:rFonts w:hint="default" w:eastAsia="宋体"/>
+          <w:lang w:val="en-US" w:eastAsia="zh-CN"/>
+        </w:rPr>
+      </w:pPr>
+      <w:r>
+        <w:rPr>
+          <w:rFonts w:hint="eastAsia" w:eastAsia="宋体"/>
+          <w:lang w:eastAsia="zh-CN"/>
+        </w:rPr>
+        <w:drawing>
+          <wp:inline distT="0" distB="0" distL="114300" distR="114300">
+            <wp:extent cx="2598420" cy="5098415"/>
+            <wp:effectExtent l="0" t="0" r="5080" b="6985"/>
+            <wp:docPr id="1" name="图片 1" descr="deepseek_mermaid_20251121_02f7b1"/>
+            <wp:cNvGraphicFramePr>
+              <a:graphicFrameLocks xmlns:a="http://schemas.openxmlformats.org/drawingml/2006/main" noChangeAspect="1"/>
+            </wp:cNvGraphicFramePr>
+            <a:graphic xmlns:a="http://schemas.openxmlformats.org/drawingml/2006/main">
+              <a:graphicData uri="http://schemas.openxmlformats.org/drawingml/2006/picture">
+                <pic:pic xmlns:pic="http://schemas.openxmlformats.org/drawingml/2006/picture">
+                  <pic:nvPicPr>
+                    <pic:cNvPr id="1" name="图片 1" descr="deepseek_mermaid_20251121_02f7b1"/>
+                    <pic:cNvPicPr>
+                      <a:picLocks noChangeAspect="1"/>
+                    </pic:cNvPicPr>
+                  </pic:nvPicPr>
+                  <pic:blipFill>
+                    <a:blip r:embed="rId8"/>
+                    <a:stretch>
+                      <a:fillRect/>
+                    </a:stretch>
+                  </pic:blipFill>
+                  <pic:spPr>
+                    <a:xfrm>
+                      <a:off x="0" y="0"/>
+                      <a:ext cx="2598420" cy="5098415"/>
+                    </a:xfrm>
+                    <a:prstGeom prst="rect">
+                      <a:avLst/>
+                    </a:prstGeom>
+                  </pic:spPr>
+                </pic:pic>
+              </a:graphicData>
+            </a:graphic>
+          </wp:inline>
+        </w:drawing>
+      </w:r>
+      <w:r>
+        <w:rPr>
+          <w:rFonts w:hint="default" w:eastAsia="宋体"/>
+          <w:lang w:val="en-US" w:eastAsia="zh-CN"/>
+        </w:rPr>
+        <w:drawing>
+          <wp:inline distT="0" distB="0" distL="114300" distR="114300">
+            <wp:extent cx="2553970" cy="5120005"/>
+            <wp:effectExtent l="0" t="0" r="11430" b="10795"/>
+            <wp:docPr id="2" name="图片 2" descr="deepseek_mermaid_20251121_4c57cf"/>
+            <wp:cNvGraphicFramePr>
+              <a:graphicFrameLocks xmlns:a="http://schemas.openxmlformats.org/drawingml/2006/main" noChangeAspect="1"/>
+            </wp:cNvGraphicFramePr>
+            <a:graphic xmlns:a="http://schemas.openxmlformats.org/drawingml/2006/main">
+              <a:graphicData uri="http://schemas.openxmlformats.org/drawingml/2006/picture">
+                <pic:pic xmlns:pic="http://schemas.openxmlformats.org/drawingml/2006/picture">
+                  <pic:nvPicPr>
+                    <pic:cNvPr id="2" name="图片 2" descr="deepseek_mermaid_20251121_4c57cf"/>
+                    <pic:cNvPicPr>
+                      <a:picLocks noChangeAspect="1"/>
+                    </pic:cNvPicPr>
+                  </pic:nvPicPr>
+                  <pic:blipFill>
+                    <a:blip r:embed="rId9"/>
+                    <a:stretch>
+                      <a:fillRect/>
+                    </a:stretch>
+                  </pic:blipFill>
+                  <pic:spPr>
+                    <a:xfrm>
+                      <a:off x="0" y="0"/>
+                      <a:ext cx="2553970" cy="5120005"/>
+                    </a:xfrm>
+                    <a:prstGeom prst="rect">
+                      <a:avLst/>
+                    </a:prstGeom>
+                  </pic:spPr>
+                </pic:pic>
+              </a:graphicData>
+            </a:graphic>
+          </wp:inline>
+        </w:drawing>
+      </w:r>
+    </w:p>
+    <w:p>
+      <w:pPr>
+        <w:rPr>
+          <w:rFonts w:hint="default" w:eastAsia="宋体"/>
+          <w:lang w:val="en-US" w:eastAsia="zh-CN"/>
+        </w:rPr>
+      </w:pPr>
       <w:r>
         <w:rPr>
           <w:rFonts w:hint="eastAsia"/>
-        </w:rPr>
-        <w:t>（必填）</w:t>
-      </w:r>
-      <w:bookmarkEnd w:id="29"/>
-    </w:p>
-    <w:p>
-      <w:pPr>
-        <w:ind w:firstLine="480" w:firstLineChars="200"/>
+          <w:lang w:val="en-US" w:eastAsia="zh-CN"/>
+        </w:rPr>
+        <w:t xml:space="preserve">              数据流图                                  业务流图</w:t>
+      </w:r>
+    </w:p>
+    <w:p>
+      <w:pPr>
+        <w:pStyle w:val="3"/>
+      </w:pPr>
+      <w:bookmarkStart w:id="30" w:name="_Toc116050392"/>
+      <w:r>
         <w:rPr>
           <w:rFonts w:hint="eastAsia"/>
         </w:rPr>
-      </w:pPr>
+        <w:t>3.5数据词典</w:t>
+      </w:r>
+      <w:bookmarkEnd w:id="30"/>
+    </w:p>
+    <w:p>
+      <w:pPr>
+        <w:pStyle w:val="2"/>
+      </w:pPr>
+      <w:bookmarkStart w:id="31" w:name="_Toc116050393"/>
       <w:r>
         <w:rPr>
           <w:rFonts w:hint="eastAsia"/>
-          <w:sz w:val="24"/>
-        </w:rPr>
-        <w:t>列举出所开发的软件系统实现的业务功能模块的数据流图，可采用</w:t>
-      </w:r>
-      <w:r>
-        <w:rPr>
-          <w:rFonts w:hint="eastAsia"/>
-        </w:rPr>
-        <w:t>判定树和判定表对数据流图中数据加工进行说明。</w:t>
-      </w:r>
-    </w:p>
-    <w:p>
-      <w:pPr>
-        <w:pStyle w:val="3"/>
-      </w:pPr>
-      <w:bookmarkStart w:id="30" w:name="_Toc116050392"/>
-      <w:r>
-        <w:rPr>
-          <w:rFonts w:hint="eastAsia"/>
-        </w:rPr>
-        <w:t>3.5数据词典（必填）</w:t>
-      </w:r>
-      <w:bookmarkEnd w:id="30"/>
-    </w:p>
-    <w:p>
-      <w:pPr>
-        <w:ind w:firstLine="480" w:firstLineChars="200"/>
-        <w:rPr>
-          <w:sz w:val="24"/>
-        </w:rPr>
-      </w:pPr>
-      <w:r>
-        <w:rPr>
-          <w:rFonts w:hint="eastAsia" w:ascii="Arial" w:hAnsi="Arial"/>
-          <w:sz w:val="24"/>
-        </w:rPr>
-        <w:t>对数据流图、层次方框图和流程图中出现的所有图形元素在数据字典中都要作为一个词条加以定义，使得每一个图形元素都有唯一的一个清晰明确的解释。</w:t>
-      </w:r>
-    </w:p>
-    <w:p>
-      <w:pPr>
-        <w:ind w:firstLine="480" w:firstLineChars="200"/>
-        <w:rPr>
-          <w:rFonts w:ascii="Arial" w:hAnsi="Arial"/>
-          <w:sz w:val="24"/>
-        </w:rPr>
-      </w:pPr>
-      <w:r>
-        <w:rPr>
-          <w:rFonts w:hint="eastAsia" w:ascii="Arial" w:hAnsi="Arial"/>
-          <w:sz w:val="24"/>
-        </w:rPr>
-        <w:t>数据词典中所有的定义必须是严密的、精确的、不可有二义性。</w:t>
-      </w:r>
-    </w:p>
-    <w:p>
-      <w:pPr>
-        <w:pStyle w:val="2"/>
-      </w:pPr>
-      <w:bookmarkStart w:id="31" w:name="_Toc116050393"/>
-      <w:r>
-        <w:rPr>
-          <w:rFonts w:hint="eastAsia"/>
-        </w:rPr>
-        <w:t>4.功能需求（必填）</w:t>
+        </w:rPr>
+        <w:t>4.功能需求</w:t>
       </w:r>
       <w:bookmarkEnd w:id="31"/>
+      <w:bookmarkStart w:id="60" w:name="_GoBack"/>
+      <w:bookmarkEnd w:id="60"/>
     </w:p>
     <w:p>
       <w:pPr>
@@ -6814,7 +7878,6 @@
             <w:insideH w:val="none" w:color="auto" w:sz="0" w:space="0"/>
             <w:insideV w:val="none" w:color="auto" w:sz="0" w:space="0"/>
           </w:tblBorders>
-          <w:shd w:val="clear" w:color="auto" w:fill="FFFFFF"/>
           <w:tblCellMar>
             <w:top w:w="0" w:type="dxa"/>
             <w:left w:w="0" w:type="dxa"/>
@@ -7126,7 +8189,6 @@
             <w:insideH w:val="none" w:color="auto" w:sz="0" w:space="0"/>
             <w:insideV w:val="none" w:color="auto" w:sz="0" w:space="0"/>
           </w:tblBorders>
-          <w:shd w:val="clear" w:color="auto" w:fill="FFFFFF"/>
           <w:tblCellMar>
             <w:top w:w="0" w:type="dxa"/>
             <w:left w:w="0" w:type="dxa"/>
@@ -7438,7 +8500,6 @@
             <w:insideH w:val="none" w:color="auto" w:sz="0" w:space="0"/>
             <w:insideV w:val="none" w:color="auto" w:sz="0" w:space="0"/>
           </w:tblBorders>
-          <w:shd w:val="clear" w:color="auto" w:fill="FFFFFF"/>
           <w:tblCellMar>
             <w:top w:w="0" w:type="dxa"/>
             <w:left w:w="0" w:type="dxa"/>
@@ -8062,7 +9123,6 @@
             <w:insideH w:val="none" w:color="auto" w:sz="0" w:space="0"/>
             <w:insideV w:val="none" w:color="auto" w:sz="0" w:space="0"/>
           </w:tblBorders>
-          <w:shd w:val="clear" w:color="auto" w:fill="FFFFFF"/>
           <w:tblCellMar>
             <w:top w:w="0" w:type="dxa"/>
             <w:left w:w="0" w:type="dxa"/>
@@ -8374,7 +9434,6 @@
             <w:insideH w:val="none" w:color="auto" w:sz="0" w:space="0"/>
             <w:insideV w:val="none" w:color="auto" w:sz="0" w:space="0"/>
           </w:tblBorders>
-          <w:shd w:val="clear" w:color="auto" w:fill="FFFFFF"/>
           <w:tblCellMar>
             <w:top w:w="0" w:type="dxa"/>
             <w:left w:w="0" w:type="dxa"/>
@@ -11141,6 +12200,7 @@
             <w:insideH w:val="none" w:color="auto" w:sz="0" w:space="0"/>
             <w:insideV w:val="none" w:color="auto" w:sz="0" w:space="0"/>
           </w:tblBorders>
+          <w:shd w:val="clear" w:color="auto" w:fill="FFFFFF"/>
           <w:tblCellMar>
             <w:top w:w="0" w:type="dxa"/>
             <w:left w:w="0" w:type="dxa"/>
@@ -14095,10 +15155,10 @@
     </w:pPr>
     <w:bookmarkStart w:id="54" w:name="_Hlk116050163"/>
     <w:bookmarkStart w:id="55" w:name="_Hlk116050165"/>
-    <w:bookmarkStart w:id="56" w:name="_Hlk116050169"/>
-    <w:bookmarkStart w:id="57" w:name="_Hlk116050164"/>
-    <w:bookmarkStart w:id="58" w:name="_Hlk116050170"/>
-    <w:bookmarkStart w:id="59" w:name="_Hlk116050162"/>
+    <w:bookmarkStart w:id="56" w:name="_Hlk116050170"/>
+    <w:bookmarkStart w:id="57" w:name="_Hlk116050162"/>
+    <w:bookmarkStart w:id="58" w:name="_Hlk116050169"/>
+    <w:bookmarkStart w:id="59" w:name="_Hlk116050164"/>
     <w:r>
       <w:rPr>
         <w:rFonts w:hint="eastAsia"/>
@@ -15159,7 +16219,7 @@
     <w:lsdException w:qFormat="1" w:unhideWhenUsed="0" w:uiPriority="0" w:name="toc 4"/>
     <w:lsdException w:qFormat="1" w:unhideWhenUsed="0" w:uiPriority="0" w:name="toc 5"/>
     <w:lsdException w:qFormat="1" w:unhideWhenUsed="0" w:uiPriority="0" w:name="toc 6"/>
-    <w:lsdException w:unhideWhenUsed="0" w:uiPriority="0" w:name="toc 7"/>
+    <w:lsdException w:qFormat="1" w:unhideWhenUsed="0" w:uiPriority="0" w:name="toc 7"/>
     <w:lsdException w:qFormat="1" w:unhideWhenUsed="0" w:uiPriority="0" w:name="toc 8"/>
     <w:lsdException w:qFormat="1" w:unhideWhenUsed="0" w:uiPriority="0" w:name="toc 9"/>
     <w:lsdException w:uiPriority="99" w:name="Normal Indent"/>
@@ -15548,6 +16608,7 @@
     <w:basedOn w:val="1"/>
     <w:next w:val="1"/>
     <w:semiHidden/>
+    <w:qFormat/>
     <w:uiPriority w:val="0"/>
     <w:pPr>
       <w:ind w:left="2520" w:leftChars="1200"/>

--- a/doc/需求规格文档.docx
+++ b/doc/需求规格文档.docx
@@ -49,9 +49,9 @@
       <w:bookmarkEnd w:id="0"/>
       <w:bookmarkEnd w:id="1"/>
       <w:bookmarkEnd w:id="2"/>
-      <w:bookmarkStart w:id="3" w:name="_Toc246399500"/>
-      <w:bookmarkStart w:id="4" w:name="_Toc246399169"/>
-      <w:bookmarkStart w:id="5" w:name="_Toc17740"/>
+      <w:bookmarkStart w:id="3" w:name="_Toc17740"/>
+      <w:bookmarkStart w:id="4" w:name="_Toc246399500"/>
+      <w:bookmarkStart w:id="5" w:name="_Toc246399169"/>
     </w:p>
     <w:p>
       <w:pPr>
@@ -76,9 +76,9 @@
       <w:bookmarkEnd w:id="3"/>
       <w:bookmarkEnd w:id="4"/>
       <w:bookmarkEnd w:id="5"/>
-      <w:bookmarkStart w:id="6" w:name="_Toc246399501"/>
-      <w:bookmarkStart w:id="7" w:name="_Toc19531"/>
-      <w:bookmarkStart w:id="8" w:name="_Toc246399170"/>
+      <w:bookmarkStart w:id="6" w:name="_Toc246399170"/>
+      <w:bookmarkStart w:id="7" w:name="_Toc246399501"/>
+      <w:bookmarkStart w:id="8" w:name="_Toc19531"/>
     </w:p>
     <w:p>
       <w:pPr>
@@ -103,9 +103,9 @@
       <w:bookmarkEnd w:id="6"/>
       <w:bookmarkEnd w:id="7"/>
       <w:bookmarkEnd w:id="8"/>
-      <w:bookmarkStart w:id="9" w:name="_Toc246399502"/>
-      <w:bookmarkStart w:id="10" w:name="_Toc24889"/>
-      <w:bookmarkStart w:id="11" w:name="_Toc246399171"/>
+      <w:bookmarkStart w:id="9" w:name="_Toc246399171"/>
+      <w:bookmarkStart w:id="10" w:name="_Toc246399502"/>
+      <w:bookmarkStart w:id="11" w:name="_Toc24889"/>
     </w:p>
     <w:p>
       <w:pPr>
@@ -815,6 +815,8 @@
           <w:docGrid w:type="lines" w:linePitch="312" w:charSpace="0"/>
         </w:sectPr>
       </w:pPr>
+      <w:bookmarkStart w:id="65" w:name="_GoBack"/>
+      <w:bookmarkEnd w:id="65"/>
     </w:p>
     <w:p>
       <w:pPr>
@@ -832,15 +834,8 @@
       <w:pPr>
         <w:pStyle w:val="19"/>
         <w:tabs>
-          <w:tab w:val="right" w:leader="dot" w:pos="8296"/>
+          <w:tab w:val="right" w:leader="dot" w:pos="8306"/>
         </w:tabs>
-        <w:spacing w:before="120" w:after="120"/>
-        <w:rPr>
-          <w:rFonts w:asciiTheme="minorHAnsi" w:hAnsiTheme="minorHAnsi" w:eastAsiaTheme="minorEastAsia" w:cstheme="minorBidi"/>
-          <w:b/>
-          <w:bCs/>
-          <w:szCs w:val="22"/>
-        </w:rPr>
       </w:pPr>
       <w:r>
         <w:fldChar w:fldCharType="begin"/>
@@ -855,66 +850,36 @@
         <w:fldChar w:fldCharType="begin"/>
       </w:r>
       <w:r>
-        <w:instrText xml:space="preserve"> HYPERLINK \l "_Toc116050378" </w:instrText>
+        <w:instrText xml:space="preserve"> HYPERLINK \l _Toc32284 </w:instrText>
       </w:r>
       <w:r>
         <w:fldChar w:fldCharType="separate"/>
       </w:r>
       <w:r>
         <w:rPr>
-          <w:rStyle w:val="29"/>
-          <w:b/>
-          <w:bCs/>
+          <w:rFonts w:hint="eastAsia"/>
         </w:rPr>
         <w:t>1.引言</w:t>
       </w:r>
       <w:r>
-        <w:rPr>
-          <w:b/>
-          <w:bCs/>
-        </w:rPr>
         <w:tab/>
       </w:r>
       <w:r>
-        <w:rPr>
-          <w:b/>
-          <w:bCs/>
-        </w:rPr>
         <w:fldChar w:fldCharType="begin"/>
       </w:r>
       <w:r>
-        <w:rPr>
-          <w:b/>
-          <w:bCs/>
-        </w:rPr>
-        <w:instrText xml:space="preserve"> PAGEREF _Toc116050378 \h </w:instrText>
-      </w:r>
-      <w:r>
-        <w:rPr>
-          <w:b/>
-          <w:bCs/>
-        </w:rPr>
+        <w:instrText xml:space="preserve"> PAGEREF _Toc32284 \h </w:instrText>
+      </w:r>
+      <w:r>
         <w:fldChar w:fldCharType="separate"/>
       </w:r>
       <w:r>
-        <w:rPr>
-          <w:b/>
-          <w:bCs/>
-        </w:rPr>
         <w:t>1</w:t>
       </w:r>
       <w:r>
-        <w:rPr>
-          <w:b/>
-          <w:bCs/>
-        </w:rPr>
         <w:fldChar w:fldCharType="end"/>
       </w:r>
       <w:r>
-        <w:rPr>
-          <w:b/>
-          <w:bCs/>
-        </w:rPr>
         <w:fldChar w:fldCharType="end"/>
       </w:r>
     </w:p>
@@ -922,25 +887,21 @@
       <w:pPr>
         <w:pStyle w:val="22"/>
         <w:tabs>
-          <w:tab w:val="right" w:leader="dot" w:pos="8296"/>
+          <w:tab w:val="right" w:leader="dot" w:pos="8306"/>
         </w:tabs>
-        <w:rPr>
-          <w:rFonts w:asciiTheme="minorHAnsi" w:hAnsiTheme="minorHAnsi" w:eastAsiaTheme="minorEastAsia" w:cstheme="minorBidi"/>
-          <w:szCs w:val="22"/>
-        </w:rPr>
       </w:pPr>
       <w:r>
         <w:fldChar w:fldCharType="begin"/>
       </w:r>
       <w:r>
-        <w:instrText xml:space="preserve"> HYPERLINK \l "_Toc116050379" </w:instrText>
+        <w:instrText xml:space="preserve"> HYPERLINK \l _Toc4162 </w:instrText>
       </w:r>
       <w:r>
         <w:fldChar w:fldCharType="separate"/>
       </w:r>
       <w:r>
         <w:rPr>
-          <w:rStyle w:val="29"/>
+          <w:rFonts w:hint="eastAsia"/>
         </w:rPr>
         <w:t>1.1编写目的</w:t>
       </w:r>
@@ -951,7 +912,7 @@
         <w:fldChar w:fldCharType="begin"/>
       </w:r>
       <w:r>
-        <w:instrText xml:space="preserve"> PAGEREF _Toc116050379 \h </w:instrText>
+        <w:instrText xml:space="preserve"> PAGEREF _Toc4162 \h </w:instrText>
       </w:r>
       <w:r>
         <w:fldChar w:fldCharType="separate"/>
@@ -970,25 +931,21 @@
       <w:pPr>
         <w:pStyle w:val="22"/>
         <w:tabs>
-          <w:tab w:val="right" w:leader="dot" w:pos="8296"/>
+          <w:tab w:val="right" w:leader="dot" w:pos="8306"/>
         </w:tabs>
-        <w:rPr>
-          <w:rFonts w:asciiTheme="minorHAnsi" w:hAnsiTheme="minorHAnsi" w:eastAsiaTheme="minorEastAsia" w:cstheme="minorBidi"/>
-          <w:szCs w:val="22"/>
-        </w:rPr>
       </w:pPr>
       <w:r>
         <w:fldChar w:fldCharType="begin"/>
       </w:r>
       <w:r>
-        <w:instrText xml:space="preserve"> HYPERLINK \l "_Toc116050380" </w:instrText>
+        <w:instrText xml:space="preserve"> HYPERLINK \l _Toc4399 </w:instrText>
       </w:r>
       <w:r>
         <w:fldChar w:fldCharType="separate"/>
       </w:r>
       <w:r>
         <w:rPr>
-          <w:rStyle w:val="29"/>
+          <w:rFonts w:hint="eastAsia"/>
         </w:rPr>
         <w:t>1.2项目背景</w:t>
       </w:r>
@@ -999,7 +956,7 @@
         <w:fldChar w:fldCharType="begin"/>
       </w:r>
       <w:r>
-        <w:instrText xml:space="preserve"> PAGEREF _Toc116050380 \h </w:instrText>
+        <w:instrText xml:space="preserve"> PAGEREF _Toc4399 \h </w:instrText>
       </w:r>
       <w:r>
         <w:fldChar w:fldCharType="separate"/>
@@ -1018,25 +975,21 @@
       <w:pPr>
         <w:pStyle w:val="22"/>
         <w:tabs>
-          <w:tab w:val="right" w:leader="dot" w:pos="8296"/>
+          <w:tab w:val="right" w:leader="dot" w:pos="8306"/>
         </w:tabs>
-        <w:rPr>
-          <w:rFonts w:asciiTheme="minorHAnsi" w:hAnsiTheme="minorHAnsi" w:eastAsiaTheme="minorEastAsia" w:cstheme="minorBidi"/>
-          <w:szCs w:val="22"/>
-        </w:rPr>
       </w:pPr>
       <w:r>
         <w:fldChar w:fldCharType="begin"/>
       </w:r>
       <w:r>
-        <w:instrText xml:space="preserve"> HYPERLINK \l "_Toc116050381" </w:instrText>
+        <w:instrText xml:space="preserve"> HYPERLINK \l _Toc1974 </w:instrText>
       </w:r>
       <w:r>
         <w:fldChar w:fldCharType="separate"/>
       </w:r>
       <w:r>
         <w:rPr>
-          <w:rStyle w:val="29"/>
+          <w:rFonts w:hint="eastAsia"/>
         </w:rPr>
         <w:t>1.3术语说明（必填）</w:t>
       </w:r>
@@ -1047,13 +1000,13 @@
         <w:fldChar w:fldCharType="begin"/>
       </w:r>
       <w:r>
-        <w:instrText xml:space="preserve"> PAGEREF _Toc116050381 \h </w:instrText>
+        <w:instrText xml:space="preserve"> PAGEREF _Toc1974 \h </w:instrText>
       </w:r>
       <w:r>
         <w:fldChar w:fldCharType="separate"/>
       </w:r>
       <w:r>
-        <w:t>1</w:t>
+        <w:t>2</w:t>
       </w:r>
       <w:r>
         <w:fldChar w:fldCharType="end"/>
@@ -1066,25 +1019,21 @@
       <w:pPr>
         <w:pStyle w:val="22"/>
         <w:tabs>
-          <w:tab w:val="right" w:leader="dot" w:pos="8296"/>
+          <w:tab w:val="right" w:leader="dot" w:pos="8306"/>
         </w:tabs>
-        <w:rPr>
-          <w:rFonts w:asciiTheme="minorHAnsi" w:hAnsiTheme="minorHAnsi" w:eastAsiaTheme="minorEastAsia" w:cstheme="minorBidi"/>
-          <w:szCs w:val="22"/>
-        </w:rPr>
       </w:pPr>
       <w:r>
         <w:fldChar w:fldCharType="begin"/>
       </w:r>
       <w:r>
-        <w:instrText xml:space="preserve"> HYPERLINK \l "_Toc116050382" </w:instrText>
+        <w:instrText xml:space="preserve"> HYPERLINK \l _Toc6636 </w:instrText>
       </w:r>
       <w:r>
         <w:fldChar w:fldCharType="separate"/>
       </w:r>
       <w:r>
         <w:rPr>
-          <w:rStyle w:val="29"/>
+          <w:rFonts w:hint="eastAsia"/>
         </w:rPr>
         <w:t>1.4参考资料</w:t>
       </w:r>
@@ -1095,13 +1044,13 @@
         <w:fldChar w:fldCharType="begin"/>
       </w:r>
       <w:r>
-        <w:instrText xml:space="preserve"> PAGEREF _Toc116050382 \h </w:instrText>
+        <w:instrText xml:space="preserve"> PAGEREF _Toc6636 \h </w:instrText>
       </w:r>
       <w:r>
         <w:fldChar w:fldCharType="separate"/>
       </w:r>
       <w:r>
-        <w:t>1</w:t>
+        <w:t>2</w:t>
       </w:r>
       <w:r>
         <w:fldChar w:fldCharType="end"/>
@@ -1114,70 +1063,43 @@
       <w:pPr>
         <w:pStyle w:val="19"/>
         <w:tabs>
-          <w:tab w:val="right" w:leader="dot" w:pos="8296"/>
+          <w:tab w:val="right" w:leader="dot" w:pos="8306"/>
         </w:tabs>
-        <w:spacing w:before="120" w:after="120"/>
-        <w:rPr>
-          <w:rStyle w:val="29"/>
-        </w:rPr>
       </w:pPr>
       <w:r>
         <w:fldChar w:fldCharType="begin"/>
       </w:r>
       <w:r>
-        <w:instrText xml:space="preserve"> HYPERLINK \l "_Toc116050383" </w:instrText>
+        <w:instrText xml:space="preserve"> HYPERLINK \l _Toc7387 </w:instrText>
       </w:r>
       <w:r>
         <w:fldChar w:fldCharType="separate"/>
       </w:r>
       <w:r>
         <w:rPr>
-          <w:rStyle w:val="29"/>
-          <w:b/>
-          <w:bCs/>
+          <w:rFonts w:hint="eastAsia"/>
         </w:rPr>
         <w:t>2.任务概述</w:t>
       </w:r>
       <w:r>
-        <w:rPr>
-          <w:rStyle w:val="29"/>
-        </w:rPr>
         <w:tab/>
       </w:r>
       <w:r>
-        <w:rPr>
-          <w:rStyle w:val="29"/>
-        </w:rPr>
         <w:fldChar w:fldCharType="begin"/>
       </w:r>
       <w:r>
-        <w:rPr>
-          <w:rStyle w:val="29"/>
-        </w:rPr>
-        <w:instrText xml:space="preserve"> PAGEREF _Toc116050383 \h </w:instrText>
-      </w:r>
-      <w:r>
-        <w:rPr>
-          <w:rStyle w:val="29"/>
-        </w:rPr>
+        <w:instrText xml:space="preserve"> PAGEREF _Toc7387 \h </w:instrText>
+      </w:r>
+      <w:r>
         <w:fldChar w:fldCharType="separate"/>
       </w:r>
       <w:r>
-        <w:rPr>
-          <w:rStyle w:val="29"/>
-        </w:rPr>
         <w:t>2</w:t>
       </w:r>
       <w:r>
-        <w:rPr>
-          <w:rStyle w:val="29"/>
-        </w:rPr>
         <w:fldChar w:fldCharType="end"/>
       </w:r>
       <w:r>
-        <w:rPr>
-          <w:rStyle w:val="29"/>
-        </w:rPr>
         <w:fldChar w:fldCharType="end"/>
       </w:r>
     </w:p>
@@ -1185,25 +1107,21 @@
       <w:pPr>
         <w:pStyle w:val="22"/>
         <w:tabs>
-          <w:tab w:val="right" w:leader="dot" w:pos="8296"/>
+          <w:tab w:val="right" w:leader="dot" w:pos="8306"/>
         </w:tabs>
-        <w:rPr>
-          <w:rFonts w:asciiTheme="minorHAnsi" w:hAnsiTheme="minorHAnsi" w:eastAsiaTheme="minorEastAsia" w:cstheme="minorBidi"/>
-          <w:szCs w:val="22"/>
-        </w:rPr>
       </w:pPr>
       <w:r>
         <w:fldChar w:fldCharType="begin"/>
       </w:r>
       <w:r>
-        <w:instrText xml:space="preserve"> HYPERLINK \l "_Toc116050384" </w:instrText>
+        <w:instrText xml:space="preserve"> HYPERLINK \l _Toc22151 </w:instrText>
       </w:r>
       <w:r>
         <w:fldChar w:fldCharType="separate"/>
       </w:r>
       <w:r>
         <w:rPr>
-          <w:rStyle w:val="29"/>
+          <w:rFonts w:hint="eastAsia"/>
         </w:rPr>
         <w:t>2.1待开发软件的一般描述</w:t>
       </w:r>
@@ -1214,7 +1132,7 @@
         <w:fldChar w:fldCharType="begin"/>
       </w:r>
       <w:r>
-        <w:instrText xml:space="preserve"> PAGEREF _Toc116050384 \h </w:instrText>
+        <w:instrText xml:space="preserve"> PAGEREF _Toc22151 \h </w:instrText>
       </w:r>
       <w:r>
         <w:fldChar w:fldCharType="separate"/>
@@ -1233,25 +1151,21 @@
       <w:pPr>
         <w:pStyle w:val="22"/>
         <w:tabs>
-          <w:tab w:val="right" w:leader="dot" w:pos="8296"/>
+          <w:tab w:val="right" w:leader="dot" w:pos="8306"/>
         </w:tabs>
-        <w:rPr>
-          <w:rFonts w:asciiTheme="minorHAnsi" w:hAnsiTheme="minorHAnsi" w:eastAsiaTheme="minorEastAsia" w:cstheme="minorBidi"/>
-          <w:szCs w:val="22"/>
-        </w:rPr>
       </w:pPr>
       <w:r>
         <w:fldChar w:fldCharType="begin"/>
       </w:r>
       <w:r>
-        <w:instrText xml:space="preserve"> HYPERLINK \l "_Toc116050385" </w:instrText>
+        <w:instrText xml:space="preserve"> HYPERLINK \l _Toc21637 </w:instrText>
       </w:r>
       <w:r>
         <w:fldChar w:fldCharType="separate"/>
       </w:r>
       <w:r>
         <w:rPr>
-          <w:rStyle w:val="29"/>
+          <w:rFonts w:hint="eastAsia"/>
         </w:rPr>
         <w:t>2.2用户特征</w:t>
       </w:r>
@@ -1262,13 +1176,13 @@
         <w:fldChar w:fldCharType="begin"/>
       </w:r>
       <w:r>
-        <w:instrText xml:space="preserve"> PAGEREF _Toc116050385 \h </w:instrText>
+        <w:instrText xml:space="preserve"> PAGEREF _Toc21637 \h </w:instrText>
       </w:r>
       <w:r>
         <w:fldChar w:fldCharType="separate"/>
       </w:r>
       <w:r>
-        <w:t>2</w:t>
+        <w:t>3</w:t>
       </w:r>
       <w:r>
         <w:fldChar w:fldCharType="end"/>
@@ -1281,25 +1195,21 @@
       <w:pPr>
         <w:pStyle w:val="22"/>
         <w:tabs>
-          <w:tab w:val="right" w:leader="dot" w:pos="8296"/>
+          <w:tab w:val="right" w:leader="dot" w:pos="8306"/>
         </w:tabs>
-        <w:rPr>
-          <w:rFonts w:asciiTheme="minorHAnsi" w:hAnsiTheme="minorHAnsi" w:eastAsiaTheme="minorEastAsia" w:cstheme="minorBidi"/>
-          <w:szCs w:val="22"/>
-        </w:rPr>
       </w:pPr>
       <w:r>
         <w:fldChar w:fldCharType="begin"/>
       </w:r>
       <w:r>
-        <w:instrText xml:space="preserve"> HYPERLINK \l "_Toc116050386" </w:instrText>
+        <w:instrText xml:space="preserve"> HYPERLINK \l _Toc16948 </w:instrText>
       </w:r>
       <w:r>
         <w:fldChar w:fldCharType="separate"/>
       </w:r>
       <w:r>
         <w:rPr>
-          <w:rStyle w:val="29"/>
+          <w:rFonts w:hint="eastAsia"/>
         </w:rPr>
         <w:t>2.3运行环境</w:t>
       </w:r>
@@ -1310,13 +1220,13 @@
         <w:fldChar w:fldCharType="begin"/>
       </w:r>
       <w:r>
-        <w:instrText xml:space="preserve"> PAGEREF _Toc116050386 \h </w:instrText>
+        <w:instrText xml:space="preserve"> PAGEREF _Toc16948 \h </w:instrText>
       </w:r>
       <w:r>
         <w:fldChar w:fldCharType="separate"/>
       </w:r>
       <w:r>
-        <w:t>2</w:t>
+        <w:t>3</w:t>
       </w:r>
       <w:r>
         <w:fldChar w:fldCharType="end"/>
@@ -1329,70 +1239,43 @@
       <w:pPr>
         <w:pStyle w:val="19"/>
         <w:tabs>
-          <w:tab w:val="right" w:leader="dot" w:pos="8296"/>
+          <w:tab w:val="right" w:leader="dot" w:pos="8306"/>
         </w:tabs>
-        <w:spacing w:before="120" w:after="120"/>
-        <w:rPr>
-          <w:rStyle w:val="29"/>
-        </w:rPr>
       </w:pPr>
       <w:r>
         <w:fldChar w:fldCharType="begin"/>
       </w:r>
       <w:r>
-        <w:instrText xml:space="preserve"> HYPERLINK \l "_Toc116050387" </w:instrText>
+        <w:instrText xml:space="preserve"> HYPERLINK \l _Toc18462 </w:instrText>
       </w:r>
       <w:r>
         <w:fldChar w:fldCharType="separate"/>
       </w:r>
       <w:r>
         <w:rPr>
-          <w:rStyle w:val="29"/>
-          <w:b/>
-          <w:bCs/>
+          <w:rFonts w:hint="eastAsia"/>
         </w:rPr>
         <w:t>3.数据描述</w:t>
       </w:r>
       <w:r>
-        <w:rPr>
-          <w:rStyle w:val="29"/>
-        </w:rPr>
         <w:tab/>
       </w:r>
       <w:r>
-        <w:rPr>
-          <w:rStyle w:val="29"/>
-        </w:rPr>
         <w:fldChar w:fldCharType="begin"/>
       </w:r>
       <w:r>
-        <w:rPr>
-          <w:rStyle w:val="29"/>
-        </w:rPr>
-        <w:instrText xml:space="preserve"> PAGEREF _Toc116050387 \h </w:instrText>
-      </w:r>
-      <w:r>
-        <w:rPr>
-          <w:rStyle w:val="29"/>
-        </w:rPr>
+        <w:instrText xml:space="preserve"> PAGEREF _Toc18462 \h </w:instrText>
+      </w:r>
+      <w:r>
         <w:fldChar w:fldCharType="separate"/>
       </w:r>
       <w:r>
-        <w:rPr>
-          <w:rStyle w:val="29"/>
-        </w:rPr>
-        <w:t>2</w:t>
-      </w:r>
-      <w:r>
-        <w:rPr>
-          <w:rStyle w:val="29"/>
-        </w:rPr>
+        <w:t>4</w:t>
+      </w:r>
+      <w:r>
         <w:fldChar w:fldCharType="end"/>
       </w:r>
       <w:r>
-        <w:rPr>
-          <w:rStyle w:val="29"/>
-        </w:rPr>
         <w:fldChar w:fldCharType="end"/>
       </w:r>
     </w:p>
@@ -1400,25 +1283,21 @@
       <w:pPr>
         <w:pStyle w:val="22"/>
         <w:tabs>
-          <w:tab w:val="right" w:leader="dot" w:pos="8296"/>
+          <w:tab w:val="right" w:leader="dot" w:pos="8306"/>
         </w:tabs>
-        <w:rPr>
-          <w:rFonts w:asciiTheme="minorHAnsi" w:hAnsiTheme="minorHAnsi" w:eastAsiaTheme="minorEastAsia" w:cstheme="minorBidi"/>
-          <w:szCs w:val="22"/>
-        </w:rPr>
       </w:pPr>
       <w:r>
         <w:fldChar w:fldCharType="begin"/>
       </w:r>
       <w:r>
-        <w:instrText xml:space="preserve"> HYPERLINK \l "_Toc116050388" </w:instrText>
+        <w:instrText xml:space="preserve"> HYPERLINK \l _Toc30640 </w:instrText>
       </w:r>
       <w:r>
         <w:fldChar w:fldCharType="separate"/>
       </w:r>
       <w:r>
         <w:rPr>
-          <w:rStyle w:val="29"/>
+          <w:rFonts w:hint="eastAsia"/>
         </w:rPr>
         <w:t>3.1静态数据</w:t>
       </w:r>
@@ -1429,13 +1308,13 @@
         <w:fldChar w:fldCharType="begin"/>
       </w:r>
       <w:r>
-        <w:instrText xml:space="preserve"> PAGEREF _Toc116050388 \h </w:instrText>
+        <w:instrText xml:space="preserve"> PAGEREF _Toc30640 \h </w:instrText>
       </w:r>
       <w:r>
         <w:fldChar w:fldCharType="separate"/>
       </w:r>
       <w:r>
-        <w:t>2</w:t>
+        <w:t>4</w:t>
       </w:r>
       <w:r>
         <w:fldChar w:fldCharType="end"/>
@@ -1448,25 +1327,21 @@
       <w:pPr>
         <w:pStyle w:val="22"/>
         <w:tabs>
-          <w:tab w:val="right" w:leader="dot" w:pos="8296"/>
+          <w:tab w:val="right" w:leader="dot" w:pos="8306"/>
         </w:tabs>
-        <w:rPr>
-          <w:rFonts w:asciiTheme="minorHAnsi" w:hAnsiTheme="minorHAnsi" w:eastAsiaTheme="minorEastAsia" w:cstheme="minorBidi"/>
-          <w:szCs w:val="22"/>
-        </w:rPr>
       </w:pPr>
       <w:r>
         <w:fldChar w:fldCharType="begin"/>
       </w:r>
       <w:r>
-        <w:instrText xml:space="preserve"> HYPERLINK \l "_Toc116050389" </w:instrText>
+        <w:instrText xml:space="preserve"> HYPERLINK \l _Toc23165 </w:instrText>
       </w:r>
       <w:r>
         <w:fldChar w:fldCharType="separate"/>
       </w:r>
       <w:r>
         <w:rPr>
-          <w:rStyle w:val="29"/>
+          <w:rFonts w:hint="eastAsia"/>
         </w:rPr>
         <w:t>3.2动态数据</w:t>
       </w:r>
@@ -1477,13 +1352,13 @@
         <w:fldChar w:fldCharType="begin"/>
       </w:r>
       <w:r>
-        <w:instrText xml:space="preserve"> PAGEREF _Toc116050389 \h </w:instrText>
+        <w:instrText xml:space="preserve"> PAGEREF _Toc23165 \h </w:instrText>
       </w:r>
       <w:r>
         <w:fldChar w:fldCharType="separate"/>
       </w:r>
       <w:r>
-        <w:t>2</w:t>
+        <w:t>4</w:t>
       </w:r>
       <w:r>
         <w:fldChar w:fldCharType="end"/>
@@ -1496,25 +1371,21 @@
       <w:pPr>
         <w:pStyle w:val="22"/>
         <w:tabs>
-          <w:tab w:val="right" w:leader="dot" w:pos="8296"/>
+          <w:tab w:val="right" w:leader="dot" w:pos="8306"/>
         </w:tabs>
-        <w:rPr>
-          <w:rFonts w:asciiTheme="minorHAnsi" w:hAnsiTheme="minorHAnsi" w:eastAsiaTheme="minorEastAsia" w:cstheme="minorBidi"/>
-          <w:szCs w:val="22"/>
-        </w:rPr>
       </w:pPr>
       <w:r>
         <w:fldChar w:fldCharType="begin"/>
       </w:r>
       <w:r>
-        <w:instrText xml:space="preserve"> HYPERLINK \l "_Toc116050390" </w:instrText>
+        <w:instrText xml:space="preserve"> HYPERLINK \l _Toc32057 </w:instrText>
       </w:r>
       <w:r>
         <w:fldChar w:fldCharType="separate"/>
       </w:r>
       <w:r>
         <w:rPr>
-          <w:rStyle w:val="29"/>
+          <w:rFonts w:hint="eastAsia"/>
         </w:rPr>
         <w:t>3.3内部生成数据</w:t>
       </w:r>
@@ -1525,13 +1396,13 @@
         <w:fldChar w:fldCharType="begin"/>
       </w:r>
       <w:r>
-        <w:instrText xml:space="preserve"> PAGEREF _Toc116050390 \h </w:instrText>
+        <w:instrText xml:space="preserve"> PAGEREF _Toc32057 \h </w:instrText>
       </w:r>
       <w:r>
         <w:fldChar w:fldCharType="separate"/>
       </w:r>
       <w:r>
-        <w:t>2</w:t>
+        <w:t>4</w:t>
       </w:r>
       <w:r>
         <w:fldChar w:fldCharType="end"/>
@@ -1544,39 +1415,34 @@
       <w:pPr>
         <w:pStyle w:val="22"/>
         <w:tabs>
-          <w:tab w:val="right" w:leader="dot" w:pos="8296"/>
+          <w:tab w:val="right" w:leader="dot" w:pos="8306"/>
         </w:tabs>
-        <w:rPr>
-          <w:rFonts w:asciiTheme="minorHAnsi" w:hAnsiTheme="minorHAnsi" w:eastAsiaTheme="minorEastAsia" w:cstheme="minorBidi"/>
-          <w:szCs w:val="22"/>
-        </w:rPr>
       </w:pPr>
       <w:r>
         <w:fldChar w:fldCharType="begin"/>
       </w:r>
       <w:r>
-        <w:instrText xml:space="preserve"> HYPERLINK \l "_Toc116050391" </w:instrText>
+        <w:instrText xml:space="preserve"> HYPERLINK \l _Toc5258 </w:instrText>
       </w:r>
       <w:r>
         <w:fldChar w:fldCharType="separate"/>
       </w:r>
       <w:r>
         <w:rPr>
-          <w:rStyle w:val="29"/>
+          <w:rFonts w:hint="eastAsia"/>
         </w:rPr>
         <w:t>3.4业务功能模块</w:t>
       </w:r>
       <w:r>
         <w:rPr>
-          <w:rStyle w:val="29"/>
-          <w:rFonts w:ascii="宋体" w:hAnsi="宋体"/>
+          <w:rFonts w:hint="eastAsia" w:ascii="宋体" w:hAnsi="宋体"/>
           <w:kern w:val="44"/>
         </w:rPr>
         <w:t>数据流图</w:t>
       </w:r>
       <w:r>
         <w:rPr>
-          <w:rStyle w:val="29"/>
+          <w:rFonts w:hint="eastAsia"/>
         </w:rPr>
         <w:t>（必填）</w:t>
       </w:r>
@@ -1587,13 +1453,13 @@
         <w:fldChar w:fldCharType="begin"/>
       </w:r>
       <w:r>
-        <w:instrText xml:space="preserve"> PAGEREF _Toc116050391 \h </w:instrText>
+        <w:instrText xml:space="preserve"> PAGEREF _Toc5258 \h </w:instrText>
       </w:r>
       <w:r>
         <w:fldChar w:fldCharType="separate"/>
       </w:r>
       <w:r>
-        <w:t>3</w:t>
+        <w:t>4</w:t>
       </w:r>
       <w:r>
         <w:fldChar w:fldCharType="end"/>
@@ -1606,25 +1472,21 @@
       <w:pPr>
         <w:pStyle w:val="22"/>
         <w:tabs>
-          <w:tab w:val="right" w:leader="dot" w:pos="8296"/>
+          <w:tab w:val="right" w:leader="dot" w:pos="8306"/>
         </w:tabs>
-        <w:rPr>
-          <w:rFonts w:asciiTheme="minorHAnsi" w:hAnsiTheme="minorHAnsi" w:eastAsiaTheme="minorEastAsia" w:cstheme="minorBidi"/>
-          <w:szCs w:val="22"/>
-        </w:rPr>
       </w:pPr>
       <w:r>
         <w:fldChar w:fldCharType="begin"/>
       </w:r>
       <w:r>
-        <w:instrText xml:space="preserve"> HYPERLINK \l "_Toc116050392" </w:instrText>
+        <w:instrText xml:space="preserve"> HYPERLINK \l _Toc27959 </w:instrText>
       </w:r>
       <w:r>
         <w:fldChar w:fldCharType="separate"/>
       </w:r>
       <w:r>
         <w:rPr>
-          <w:rStyle w:val="29"/>
+          <w:rFonts w:hint="eastAsia"/>
         </w:rPr>
         <w:t>3.5数据词典（必填）</w:t>
       </w:r>
@@ -1635,13 +1497,13 @@
         <w:fldChar w:fldCharType="begin"/>
       </w:r>
       <w:r>
-        <w:instrText xml:space="preserve"> PAGEREF _Toc116050392 \h </w:instrText>
+        <w:instrText xml:space="preserve"> PAGEREF _Toc27959 \h </w:instrText>
       </w:r>
       <w:r>
         <w:fldChar w:fldCharType="separate"/>
       </w:r>
       <w:r>
-        <w:t>3</w:t>
+        <w:t>4</w:t>
       </w:r>
       <w:r>
         <w:fldChar w:fldCharType="end"/>
@@ -1654,70 +1516,316 @@
       <w:pPr>
         <w:pStyle w:val="19"/>
         <w:tabs>
-          <w:tab w:val="right" w:leader="dot" w:pos="8296"/>
+          <w:tab w:val="right" w:leader="dot" w:pos="8306"/>
         </w:tabs>
-        <w:spacing w:before="120" w:after="120"/>
-        <w:rPr>
-          <w:rStyle w:val="29"/>
-        </w:rPr>
       </w:pPr>
       <w:r>
         <w:fldChar w:fldCharType="begin"/>
       </w:r>
       <w:r>
-        <w:instrText xml:space="preserve"> HYPERLINK \l "_Toc116050393" </w:instrText>
+        <w:instrText xml:space="preserve"> HYPERLINK \l _Toc28612 </w:instrText>
       </w:r>
       <w:r>
         <w:fldChar w:fldCharType="separate"/>
       </w:r>
       <w:r>
         <w:rPr>
-          <w:rStyle w:val="29"/>
-          <w:b/>
-          <w:bCs/>
+          <w:rFonts w:hint="eastAsia"/>
         </w:rPr>
         <w:t>4.功能需求（必填）</w:t>
       </w:r>
       <w:r>
-        <w:rPr>
-          <w:rStyle w:val="29"/>
-        </w:rPr>
         <w:tab/>
       </w:r>
       <w:r>
-        <w:rPr>
-          <w:rStyle w:val="29"/>
-        </w:rPr>
         <w:fldChar w:fldCharType="begin"/>
       </w:r>
       <w:r>
-        <w:rPr>
-          <w:rStyle w:val="29"/>
-        </w:rPr>
-        <w:instrText xml:space="preserve"> PAGEREF _Toc116050393 \h </w:instrText>
-      </w:r>
-      <w:r>
-        <w:rPr>
-          <w:rStyle w:val="29"/>
-        </w:rPr>
+        <w:instrText xml:space="preserve"> PAGEREF _Toc28612 \h </w:instrText>
+      </w:r>
+      <w:r>
         <w:fldChar w:fldCharType="separate"/>
       </w:r>
       <w:r>
-        <w:rPr>
-          <w:rStyle w:val="29"/>
-        </w:rPr>
-        <w:t>3</w:t>
-      </w:r>
-      <w:r>
-        <w:rPr>
-          <w:rStyle w:val="29"/>
-        </w:rPr>
+        <w:t>5</w:t>
+      </w:r>
+      <w:r>
         <w:fldChar w:fldCharType="end"/>
       </w:r>
       <w:r>
-        <w:rPr>
-          <w:rStyle w:val="29"/>
-        </w:rPr>
+        <w:fldChar w:fldCharType="end"/>
+      </w:r>
+    </w:p>
+    <w:p>
+      <w:pPr>
+        <w:pStyle w:val="22"/>
+        <w:tabs>
+          <w:tab w:val="right" w:leader="dot" w:pos="8306"/>
+        </w:tabs>
+      </w:pPr>
+      <w:r>
+        <w:fldChar w:fldCharType="begin"/>
+      </w:r>
+      <w:r>
+        <w:instrText xml:space="preserve"> HYPERLINK \l _Toc18711 </w:instrText>
+      </w:r>
+      <w:r>
+        <w:fldChar w:fldCharType="separate"/>
+      </w:r>
+      <w:r>
+        <w:rPr>
+          <w:rFonts w:hint="eastAsia"/>
+        </w:rPr>
+        <w:t>4.</w:t>
+      </w:r>
+      <w:r>
+        <w:rPr>
+          <w:rFonts w:hint="eastAsia"/>
+          <w:lang w:val="en-US" w:eastAsia="zh-CN"/>
+        </w:rPr>
+        <w:t>1</w:t>
+      </w:r>
+      <w:r>
+        <w:rPr>
+          <w:rFonts w:hint="eastAsia"/>
+        </w:rPr>
+        <w:t xml:space="preserve"> 用户账户</w:t>
+      </w:r>
+      <w:r>
+        <w:rPr>
+          <w:rFonts w:hint="eastAsia"/>
+          <w:lang w:val="en-US" w:eastAsia="zh-CN"/>
+        </w:rPr>
+        <w:t>及权限</w:t>
+      </w:r>
+      <w:r>
+        <w:rPr>
+          <w:rFonts w:hint="eastAsia"/>
+        </w:rPr>
+        <w:t>管理</w:t>
+      </w:r>
+      <w:r>
+        <w:tab/>
+      </w:r>
+      <w:r>
+        <w:fldChar w:fldCharType="begin"/>
+      </w:r>
+      <w:r>
+        <w:instrText xml:space="preserve"> PAGEREF _Toc18711 \h </w:instrText>
+      </w:r>
+      <w:r>
+        <w:fldChar w:fldCharType="separate"/>
+      </w:r>
+      <w:r>
+        <w:t>5</w:t>
+      </w:r>
+      <w:r>
+        <w:fldChar w:fldCharType="end"/>
+      </w:r>
+      <w:r>
+        <w:fldChar w:fldCharType="end"/>
+      </w:r>
+    </w:p>
+    <w:p>
+      <w:pPr>
+        <w:pStyle w:val="13"/>
+        <w:tabs>
+          <w:tab w:val="right" w:leader="dot" w:pos="8306"/>
+        </w:tabs>
+      </w:pPr>
+      <w:r>
+        <w:fldChar w:fldCharType="begin"/>
+      </w:r>
+      <w:r>
+        <w:instrText xml:space="preserve"> HYPERLINK \l _Toc17951 </w:instrText>
+      </w:r>
+      <w:r>
+        <w:fldChar w:fldCharType="separate"/>
+      </w:r>
+      <w:r>
+        <w:rPr>
+          <w:rFonts w:hint="default"/>
+          <w:lang w:val="en-US" w:eastAsia="zh-CN"/>
+        </w:rPr>
+        <w:t>4.1.4 角色权限表格</w:t>
+      </w:r>
+      <w:r>
+        <w:tab/>
+      </w:r>
+      <w:r>
+        <w:fldChar w:fldCharType="begin"/>
+      </w:r>
+      <w:r>
+        <w:instrText xml:space="preserve"> PAGEREF _Toc17951 \h </w:instrText>
+      </w:r>
+      <w:r>
+        <w:fldChar w:fldCharType="separate"/>
+      </w:r>
+      <w:r>
+        <w:t>6</w:t>
+      </w:r>
+      <w:r>
+        <w:fldChar w:fldCharType="end"/>
+      </w:r>
+      <w:r>
+        <w:fldChar w:fldCharType="end"/>
+      </w:r>
+    </w:p>
+    <w:p>
+      <w:pPr>
+        <w:pStyle w:val="22"/>
+        <w:tabs>
+          <w:tab w:val="right" w:leader="dot" w:pos="8306"/>
+        </w:tabs>
+      </w:pPr>
+      <w:r>
+        <w:fldChar w:fldCharType="begin"/>
+      </w:r>
+      <w:r>
+        <w:instrText xml:space="preserve"> HYPERLINK \l _Toc28721 </w:instrText>
+      </w:r>
+      <w:r>
+        <w:fldChar w:fldCharType="separate"/>
+      </w:r>
+      <w:r>
+        <w:rPr>
+          <w:rFonts w:hint="eastAsia"/>
+        </w:rPr>
+        <w:t>4.</w:t>
+      </w:r>
+      <w:r>
+        <w:rPr>
+          <w:rFonts w:hint="eastAsia"/>
+          <w:lang w:val="en-US" w:eastAsia="zh-CN"/>
+        </w:rPr>
+        <w:t>2</w:t>
+      </w:r>
+      <w:r>
+        <w:rPr>
+          <w:rFonts w:hint="eastAsia"/>
+        </w:rPr>
+        <w:t xml:space="preserve"> 求职者服务</w:t>
+      </w:r>
+      <w:r>
+        <w:tab/>
+      </w:r>
+      <w:r>
+        <w:fldChar w:fldCharType="begin"/>
+      </w:r>
+      <w:r>
+        <w:instrText xml:space="preserve"> PAGEREF _Toc28721 \h </w:instrText>
+      </w:r>
+      <w:r>
+        <w:fldChar w:fldCharType="separate"/>
+      </w:r>
+      <w:r>
+        <w:t>7</w:t>
+      </w:r>
+      <w:r>
+        <w:fldChar w:fldCharType="end"/>
+      </w:r>
+      <w:r>
+        <w:fldChar w:fldCharType="end"/>
+      </w:r>
+    </w:p>
+    <w:p>
+      <w:pPr>
+        <w:pStyle w:val="22"/>
+        <w:tabs>
+          <w:tab w:val="right" w:leader="dot" w:pos="8306"/>
+        </w:tabs>
+      </w:pPr>
+      <w:r>
+        <w:fldChar w:fldCharType="begin"/>
+      </w:r>
+      <w:r>
+        <w:instrText xml:space="preserve"> HYPERLINK \l _Toc6631 </w:instrText>
+      </w:r>
+      <w:r>
+        <w:fldChar w:fldCharType="separate"/>
+      </w:r>
+      <w:r>
+        <w:rPr>
+          <w:rFonts w:hint="eastAsia"/>
+        </w:rPr>
+        <w:t>4.3 企业招聘管理</w:t>
+      </w:r>
+      <w:r>
+        <w:tab/>
+      </w:r>
+      <w:r>
+        <w:fldChar w:fldCharType="begin"/>
+      </w:r>
+      <w:r>
+        <w:instrText xml:space="preserve"> PAGEREF _Toc6631 \h </w:instrText>
+      </w:r>
+      <w:r>
+        <w:fldChar w:fldCharType="separate"/>
+      </w:r>
+      <w:r>
+        <w:t>8</w:t>
+      </w:r>
+      <w:r>
+        <w:fldChar w:fldCharType="end"/>
+      </w:r>
+      <w:r>
+        <w:fldChar w:fldCharType="end"/>
+      </w:r>
+    </w:p>
+    <w:p>
+      <w:pPr>
+        <w:pStyle w:val="22"/>
+        <w:tabs>
+          <w:tab w:val="right" w:leader="dot" w:pos="8306"/>
+        </w:tabs>
+      </w:pPr>
+      <w:r>
+        <w:fldChar w:fldCharType="begin"/>
+      </w:r>
+      <w:r>
+        <w:instrText xml:space="preserve"> HYPERLINK \l _Toc17074 </w:instrText>
+      </w:r>
+      <w:r>
+        <w:fldChar w:fldCharType="separate"/>
+      </w:r>
+      <w:r>
+        <w:rPr>
+          <w:rFonts w:hint="eastAsia"/>
+        </w:rPr>
+        <w:t>4.</w:t>
+      </w:r>
+      <w:r>
+        <w:rPr>
+          <w:rFonts w:hint="eastAsia"/>
+          <w:lang w:val="en-US" w:eastAsia="zh-CN"/>
+        </w:rPr>
+        <w:t>4</w:t>
+      </w:r>
+      <w:r>
+        <w:rPr>
+          <w:rFonts w:hint="eastAsia"/>
+        </w:rPr>
+        <w:t xml:space="preserve"> 智能匹配与面试管理</w:t>
+      </w:r>
+      <w:r>
+        <w:tab/>
+      </w:r>
+      <w:r>
+        <w:fldChar w:fldCharType="begin"/>
+      </w:r>
+      <w:r>
+        <w:instrText xml:space="preserve"> PAGEREF _Toc17074 \h </w:instrText>
+      </w:r>
+      <w:r>
+        <w:fldChar w:fldCharType="separate"/>
+      </w:r>
+      <w:r>
+        <w:t>9</w:t>
+      </w:r>
+      <w:r>
+        <w:fldChar w:fldCharType="end"/>
+      </w:r>
+      <w:r>
         <w:fldChar w:fldCharType="end"/>
       </w:r>
     </w:p>
@@ -1725,70 +1833,43 @@
       <w:pPr>
         <w:pStyle w:val="19"/>
         <w:tabs>
-          <w:tab w:val="right" w:leader="dot" w:pos="8296"/>
+          <w:tab w:val="right" w:leader="dot" w:pos="8306"/>
         </w:tabs>
-        <w:spacing w:before="120" w:after="120"/>
-        <w:rPr>
-          <w:rStyle w:val="29"/>
-        </w:rPr>
       </w:pPr>
       <w:r>
         <w:fldChar w:fldCharType="begin"/>
       </w:r>
       <w:r>
-        <w:instrText xml:space="preserve"> HYPERLINK \l "_Toc116050394" </w:instrText>
+        <w:instrText xml:space="preserve"> HYPERLINK \l _Toc15740 </w:instrText>
       </w:r>
       <w:r>
         <w:fldChar w:fldCharType="separate"/>
       </w:r>
       <w:r>
         <w:rPr>
-          <w:rStyle w:val="29"/>
-          <w:b/>
-          <w:bCs/>
+          <w:rFonts w:hint="eastAsia"/>
         </w:rPr>
         <w:t>5.性能需求（必填）</w:t>
       </w:r>
       <w:r>
-        <w:rPr>
-          <w:rStyle w:val="29"/>
-        </w:rPr>
         <w:tab/>
       </w:r>
       <w:r>
-        <w:rPr>
-          <w:rStyle w:val="29"/>
-        </w:rPr>
         <w:fldChar w:fldCharType="begin"/>
       </w:r>
       <w:r>
-        <w:rPr>
-          <w:rStyle w:val="29"/>
-        </w:rPr>
-        <w:instrText xml:space="preserve"> PAGEREF _Toc116050394 \h </w:instrText>
-      </w:r>
-      <w:r>
-        <w:rPr>
-          <w:rStyle w:val="29"/>
-        </w:rPr>
+        <w:instrText xml:space="preserve"> PAGEREF _Toc15740 \h </w:instrText>
+      </w:r>
+      <w:r>
         <w:fldChar w:fldCharType="separate"/>
       </w:r>
       <w:r>
-        <w:rPr>
-          <w:rStyle w:val="29"/>
-        </w:rPr>
-        <w:t>3</w:t>
-      </w:r>
-      <w:r>
-        <w:rPr>
-          <w:rStyle w:val="29"/>
-        </w:rPr>
+        <w:t>11</w:t>
+      </w:r>
+      <w:r>
         <w:fldChar w:fldCharType="end"/>
       </w:r>
       <w:r>
-        <w:rPr>
-          <w:rStyle w:val="29"/>
-        </w:rPr>
         <w:fldChar w:fldCharType="end"/>
       </w:r>
     </w:p>
@@ -1796,25 +1877,21 @@
       <w:pPr>
         <w:pStyle w:val="22"/>
         <w:tabs>
-          <w:tab w:val="right" w:leader="dot" w:pos="8296"/>
+          <w:tab w:val="right" w:leader="dot" w:pos="8306"/>
         </w:tabs>
-        <w:rPr>
-          <w:rFonts w:asciiTheme="minorHAnsi" w:hAnsiTheme="minorHAnsi" w:eastAsiaTheme="minorEastAsia" w:cstheme="minorBidi"/>
-          <w:szCs w:val="22"/>
-        </w:rPr>
       </w:pPr>
       <w:r>
         <w:fldChar w:fldCharType="begin"/>
       </w:r>
       <w:r>
-        <w:instrText xml:space="preserve"> HYPERLINK \l "_Toc116050395" </w:instrText>
+        <w:instrText xml:space="preserve"> HYPERLINK \l _Toc30930 </w:instrText>
       </w:r>
       <w:r>
         <w:fldChar w:fldCharType="separate"/>
       </w:r>
       <w:r>
         <w:rPr>
-          <w:rStyle w:val="29"/>
+          <w:rFonts w:hint="eastAsia"/>
         </w:rPr>
         <w:t>5.1并发性</w:t>
       </w:r>
@@ -1825,13 +1902,13 @@
         <w:fldChar w:fldCharType="begin"/>
       </w:r>
       <w:r>
-        <w:instrText xml:space="preserve"> PAGEREF _Toc116050395 \h </w:instrText>
+        <w:instrText xml:space="preserve"> PAGEREF _Toc30930 \h </w:instrText>
       </w:r>
       <w:r>
         <w:fldChar w:fldCharType="separate"/>
       </w:r>
       <w:r>
-        <w:t>3</w:t>
+        <w:t>11</w:t>
       </w:r>
       <w:r>
         <w:fldChar w:fldCharType="end"/>
@@ -1844,25 +1921,21 @@
       <w:pPr>
         <w:pStyle w:val="22"/>
         <w:tabs>
-          <w:tab w:val="right" w:leader="dot" w:pos="8296"/>
+          <w:tab w:val="right" w:leader="dot" w:pos="8306"/>
         </w:tabs>
-        <w:rPr>
-          <w:rFonts w:asciiTheme="minorHAnsi" w:hAnsiTheme="minorHAnsi" w:eastAsiaTheme="minorEastAsia" w:cstheme="minorBidi"/>
-          <w:szCs w:val="22"/>
-        </w:rPr>
       </w:pPr>
       <w:r>
         <w:fldChar w:fldCharType="begin"/>
       </w:r>
       <w:r>
-        <w:instrText xml:space="preserve"> HYPERLINK \l "_Toc116050396" </w:instrText>
+        <w:instrText xml:space="preserve"> HYPERLINK \l _Toc25121 </w:instrText>
       </w:r>
       <w:r>
         <w:fldChar w:fldCharType="separate"/>
       </w:r>
       <w:r>
         <w:rPr>
-          <w:rStyle w:val="29"/>
+          <w:rFonts w:hint="eastAsia"/>
         </w:rPr>
         <w:t>5.2容错要求</w:t>
       </w:r>
@@ -1873,13 +1946,13 @@
         <w:fldChar w:fldCharType="begin"/>
       </w:r>
       <w:r>
-        <w:instrText xml:space="preserve"> PAGEREF _Toc116050396 \h </w:instrText>
+        <w:instrText xml:space="preserve"> PAGEREF _Toc25121 \h </w:instrText>
       </w:r>
       <w:r>
         <w:fldChar w:fldCharType="separate"/>
       </w:r>
       <w:r>
-        <w:t>3</w:t>
+        <w:t>11</w:t>
       </w:r>
       <w:r>
         <w:fldChar w:fldCharType="end"/>
@@ -1892,25 +1965,21 @@
       <w:pPr>
         <w:pStyle w:val="22"/>
         <w:tabs>
-          <w:tab w:val="right" w:leader="dot" w:pos="8296"/>
+          <w:tab w:val="right" w:leader="dot" w:pos="8306"/>
         </w:tabs>
-        <w:rPr>
-          <w:rFonts w:asciiTheme="minorHAnsi" w:hAnsiTheme="minorHAnsi" w:eastAsiaTheme="minorEastAsia" w:cstheme="minorBidi"/>
-          <w:szCs w:val="22"/>
-        </w:rPr>
       </w:pPr>
       <w:r>
         <w:fldChar w:fldCharType="begin"/>
       </w:r>
       <w:r>
-        <w:instrText xml:space="preserve"> HYPERLINK \l "_Toc116050397" </w:instrText>
+        <w:instrText xml:space="preserve"> HYPERLINK \l _Toc14574 </w:instrText>
       </w:r>
       <w:r>
         <w:fldChar w:fldCharType="separate"/>
       </w:r>
       <w:r>
         <w:rPr>
-          <w:rStyle w:val="29"/>
+          <w:rFonts w:hint="eastAsia"/>
         </w:rPr>
         <w:t>5.3时间特性</w:t>
       </w:r>
@@ -1921,13 +1990,13 @@
         <w:fldChar w:fldCharType="begin"/>
       </w:r>
       <w:r>
-        <w:instrText xml:space="preserve"> PAGEREF _Toc116050397 \h </w:instrText>
+        <w:instrText xml:space="preserve"> PAGEREF _Toc14574 \h </w:instrText>
       </w:r>
       <w:r>
         <w:fldChar w:fldCharType="separate"/>
       </w:r>
       <w:r>
-        <w:t>3</w:t>
+        <w:t>12</w:t>
       </w:r>
       <w:r>
         <w:fldChar w:fldCharType="end"/>
@@ -1940,25 +2009,21 @@
       <w:pPr>
         <w:pStyle w:val="22"/>
         <w:tabs>
-          <w:tab w:val="right" w:leader="dot" w:pos="8296"/>
+          <w:tab w:val="right" w:leader="dot" w:pos="8306"/>
         </w:tabs>
-        <w:rPr>
-          <w:rFonts w:asciiTheme="minorHAnsi" w:hAnsiTheme="minorHAnsi" w:eastAsiaTheme="minorEastAsia" w:cstheme="minorBidi"/>
-          <w:szCs w:val="22"/>
-        </w:rPr>
       </w:pPr>
       <w:r>
         <w:fldChar w:fldCharType="begin"/>
       </w:r>
       <w:r>
-        <w:instrText xml:space="preserve"> HYPERLINK \l "_Toc116050398" </w:instrText>
+        <w:instrText xml:space="preserve"> HYPERLINK \l _Toc3653 </w:instrText>
       </w:r>
       <w:r>
         <w:fldChar w:fldCharType="separate"/>
       </w:r>
       <w:r>
         <w:rPr>
-          <w:rStyle w:val="29"/>
+          <w:rFonts w:hint="eastAsia"/>
         </w:rPr>
         <w:t>5.4适应性</w:t>
       </w:r>
@@ -1969,13 +2034,13 @@
         <w:fldChar w:fldCharType="begin"/>
       </w:r>
       <w:r>
-        <w:instrText xml:space="preserve"> PAGEREF _Toc116050398 \h </w:instrText>
+        <w:instrText xml:space="preserve"> PAGEREF _Toc3653 \h </w:instrText>
       </w:r>
       <w:r>
         <w:fldChar w:fldCharType="separate"/>
       </w:r>
       <w:r>
-        <w:t>3</w:t>
+        <w:t>12</w:t>
       </w:r>
       <w:r>
         <w:fldChar w:fldCharType="end"/>
@@ -1988,80 +2053,43 @@
       <w:pPr>
         <w:pStyle w:val="19"/>
         <w:tabs>
-          <w:tab w:val="right" w:leader="dot" w:pos="8296"/>
+          <w:tab w:val="right" w:leader="dot" w:pos="8306"/>
         </w:tabs>
-        <w:spacing w:before="120" w:after="120"/>
-        <w:rPr>
-          <w:rFonts w:asciiTheme="minorHAnsi" w:hAnsiTheme="minorHAnsi" w:eastAsiaTheme="minorEastAsia" w:cstheme="minorBidi"/>
-          <w:b/>
-          <w:bCs/>
-          <w:szCs w:val="22"/>
-        </w:rPr>
       </w:pPr>
       <w:r>
         <w:fldChar w:fldCharType="begin"/>
       </w:r>
       <w:r>
-        <w:instrText xml:space="preserve"> HYPERLINK \l "_Toc116050399" </w:instrText>
+        <w:instrText xml:space="preserve"> HYPERLINK \l _Toc2875 </w:instrText>
       </w:r>
       <w:r>
         <w:fldChar w:fldCharType="separate"/>
       </w:r>
       <w:r>
         <w:rPr>
-          <w:rStyle w:val="29"/>
-          <w:b/>
-          <w:bCs/>
+          <w:rFonts w:hint="eastAsia"/>
         </w:rPr>
         <w:t>6.软件属性需求</w:t>
       </w:r>
       <w:r>
-        <w:rPr>
-          <w:b/>
-          <w:bCs/>
-        </w:rPr>
         <w:tab/>
       </w:r>
       <w:r>
-        <w:rPr>
-          <w:b/>
-          <w:bCs/>
-        </w:rPr>
         <w:fldChar w:fldCharType="begin"/>
       </w:r>
       <w:r>
-        <w:rPr>
-          <w:b/>
-          <w:bCs/>
-        </w:rPr>
-        <w:instrText xml:space="preserve"> PAGEREF _Toc116050399 \h </w:instrText>
-      </w:r>
-      <w:r>
-        <w:rPr>
-          <w:b/>
-          <w:bCs/>
-        </w:rPr>
+        <w:instrText xml:space="preserve"> PAGEREF _Toc2875 \h </w:instrText>
+      </w:r>
+      <w:r>
         <w:fldChar w:fldCharType="separate"/>
       </w:r>
       <w:r>
-        <w:rPr>
-          <w:b/>
-          <w:bCs/>
-        </w:rPr>
-        <w:t>4</w:t>
-      </w:r>
-      <w:r>
-        <w:rPr>
-          <w:b/>
-          <w:bCs/>
-        </w:rPr>
+        <w:t>13</w:t>
+      </w:r>
+      <w:r>
         <w:fldChar w:fldCharType="end"/>
       </w:r>
       <w:r>
-        <w:rPr>
-          <w:b/>
-          <w:bCs/>
-        </w:rPr>
         <w:fldChar w:fldCharType="end"/>
       </w:r>
     </w:p>
@@ -2069,25 +2097,21 @@
       <w:pPr>
         <w:pStyle w:val="22"/>
         <w:tabs>
-          <w:tab w:val="right" w:leader="dot" w:pos="8296"/>
+          <w:tab w:val="right" w:leader="dot" w:pos="8306"/>
         </w:tabs>
-        <w:rPr>
-          <w:rFonts w:asciiTheme="minorHAnsi" w:hAnsiTheme="minorHAnsi" w:eastAsiaTheme="minorEastAsia" w:cstheme="minorBidi"/>
-          <w:szCs w:val="22"/>
-        </w:rPr>
       </w:pPr>
       <w:r>
         <w:fldChar w:fldCharType="begin"/>
       </w:r>
       <w:r>
-        <w:instrText xml:space="preserve"> HYPERLINK \l "_Toc116050400" </w:instrText>
+        <w:instrText xml:space="preserve"> HYPERLINK \l _Toc16091 </w:instrText>
       </w:r>
       <w:r>
         <w:fldChar w:fldCharType="separate"/>
       </w:r>
       <w:r>
         <w:rPr>
-          <w:rStyle w:val="29"/>
+          <w:rFonts w:hint="eastAsia"/>
         </w:rPr>
         <w:t>6.1正确性</w:t>
       </w:r>
@@ -2098,13 +2122,13 @@
         <w:fldChar w:fldCharType="begin"/>
       </w:r>
       <w:r>
-        <w:instrText xml:space="preserve"> PAGEREF _Toc116050400 \h </w:instrText>
+        <w:instrText xml:space="preserve"> PAGEREF _Toc16091 \h </w:instrText>
       </w:r>
       <w:r>
         <w:fldChar w:fldCharType="separate"/>
       </w:r>
       <w:r>
-        <w:t>4</w:t>
+        <w:t>13</w:t>
       </w:r>
       <w:r>
         <w:fldChar w:fldCharType="end"/>
@@ -2117,25 +2141,21 @@
       <w:pPr>
         <w:pStyle w:val="22"/>
         <w:tabs>
-          <w:tab w:val="right" w:leader="dot" w:pos="8296"/>
+          <w:tab w:val="right" w:leader="dot" w:pos="8306"/>
         </w:tabs>
-        <w:rPr>
-          <w:rFonts w:asciiTheme="minorHAnsi" w:hAnsiTheme="minorHAnsi" w:eastAsiaTheme="minorEastAsia" w:cstheme="minorBidi"/>
-          <w:szCs w:val="22"/>
-        </w:rPr>
       </w:pPr>
       <w:r>
         <w:fldChar w:fldCharType="begin"/>
       </w:r>
       <w:r>
-        <w:instrText xml:space="preserve"> HYPERLINK \l "_Toc116050401" </w:instrText>
+        <w:instrText xml:space="preserve"> HYPERLINK \l _Toc35 </w:instrText>
       </w:r>
       <w:r>
         <w:fldChar w:fldCharType="separate"/>
       </w:r>
       <w:r>
         <w:rPr>
-          <w:rStyle w:val="29"/>
+          <w:rFonts w:hint="eastAsia"/>
         </w:rPr>
         <w:t>6.2可靠性</w:t>
       </w:r>
@@ -2146,13 +2166,13 @@
         <w:fldChar w:fldCharType="begin"/>
       </w:r>
       <w:r>
-        <w:instrText xml:space="preserve"> PAGEREF _Toc116050401 \h </w:instrText>
+        <w:instrText xml:space="preserve"> PAGEREF _Toc35 \h </w:instrText>
       </w:r>
       <w:r>
         <w:fldChar w:fldCharType="separate"/>
       </w:r>
       <w:r>
-        <w:t>4</w:t>
+        <w:t>13</w:t>
       </w:r>
       <w:r>
         <w:fldChar w:fldCharType="end"/>
@@ -2165,25 +2185,21 @@
       <w:pPr>
         <w:pStyle w:val="22"/>
         <w:tabs>
-          <w:tab w:val="right" w:leader="dot" w:pos="8296"/>
+          <w:tab w:val="right" w:leader="dot" w:pos="8306"/>
         </w:tabs>
-        <w:rPr>
-          <w:rFonts w:asciiTheme="minorHAnsi" w:hAnsiTheme="minorHAnsi" w:eastAsiaTheme="minorEastAsia" w:cstheme="minorBidi"/>
-          <w:szCs w:val="22"/>
-        </w:rPr>
       </w:pPr>
       <w:r>
         <w:fldChar w:fldCharType="begin"/>
       </w:r>
       <w:r>
-        <w:instrText xml:space="preserve"> HYPERLINK \l "_Toc116050402" </w:instrText>
+        <w:instrText xml:space="preserve"> HYPERLINK \l _Toc21703 </w:instrText>
       </w:r>
       <w:r>
         <w:fldChar w:fldCharType="separate"/>
       </w:r>
       <w:r>
         <w:rPr>
-          <w:rStyle w:val="29"/>
+          <w:rFonts w:hint="eastAsia"/>
         </w:rPr>
         <w:t>6.3效率</w:t>
       </w:r>
@@ -2194,13 +2210,13 @@
         <w:fldChar w:fldCharType="begin"/>
       </w:r>
       <w:r>
-        <w:instrText xml:space="preserve"> PAGEREF _Toc116050402 \h </w:instrText>
+        <w:instrText xml:space="preserve"> PAGEREF _Toc21703 \h </w:instrText>
       </w:r>
       <w:r>
         <w:fldChar w:fldCharType="separate"/>
       </w:r>
       <w:r>
-        <w:t>4</w:t>
+        <w:t>13</w:t>
       </w:r>
       <w:r>
         <w:fldChar w:fldCharType="end"/>
@@ -2213,25 +2229,21 @@
       <w:pPr>
         <w:pStyle w:val="22"/>
         <w:tabs>
-          <w:tab w:val="right" w:leader="dot" w:pos="8296"/>
+          <w:tab w:val="right" w:leader="dot" w:pos="8306"/>
         </w:tabs>
-        <w:rPr>
-          <w:rFonts w:asciiTheme="minorHAnsi" w:hAnsiTheme="minorHAnsi" w:eastAsiaTheme="minorEastAsia" w:cstheme="minorBidi"/>
-          <w:szCs w:val="22"/>
-        </w:rPr>
       </w:pPr>
       <w:r>
         <w:fldChar w:fldCharType="begin"/>
       </w:r>
       <w:r>
-        <w:instrText xml:space="preserve"> HYPERLINK \l "_Toc116050403" </w:instrText>
+        <w:instrText xml:space="preserve"> HYPERLINK \l _Toc18068 </w:instrText>
       </w:r>
       <w:r>
         <w:fldChar w:fldCharType="separate"/>
       </w:r>
       <w:r>
         <w:rPr>
-          <w:rStyle w:val="29"/>
+          <w:rFonts w:hint="eastAsia"/>
         </w:rPr>
         <w:t>6.4完整性</w:t>
       </w:r>
@@ -2242,13 +2254,13 @@
         <w:fldChar w:fldCharType="begin"/>
       </w:r>
       <w:r>
-        <w:instrText xml:space="preserve"> PAGEREF _Toc116050403 \h </w:instrText>
+        <w:instrText xml:space="preserve"> PAGEREF _Toc18068 \h </w:instrText>
       </w:r>
       <w:r>
         <w:fldChar w:fldCharType="separate"/>
       </w:r>
       <w:r>
-        <w:t>4</w:t>
+        <w:t>13</w:t>
       </w:r>
       <w:r>
         <w:fldChar w:fldCharType="end"/>
@@ -2261,25 +2273,21 @@
       <w:pPr>
         <w:pStyle w:val="22"/>
         <w:tabs>
-          <w:tab w:val="right" w:leader="dot" w:pos="8296"/>
+          <w:tab w:val="right" w:leader="dot" w:pos="8306"/>
         </w:tabs>
-        <w:rPr>
-          <w:rFonts w:asciiTheme="minorHAnsi" w:hAnsiTheme="minorHAnsi" w:eastAsiaTheme="minorEastAsia" w:cstheme="minorBidi"/>
-          <w:szCs w:val="22"/>
-        </w:rPr>
       </w:pPr>
       <w:r>
         <w:fldChar w:fldCharType="begin"/>
       </w:r>
       <w:r>
-        <w:instrText xml:space="preserve"> HYPERLINK \l "_Toc116050404" </w:instrText>
+        <w:instrText xml:space="preserve"> HYPERLINK \l _Toc13935 </w:instrText>
       </w:r>
       <w:r>
         <w:fldChar w:fldCharType="separate"/>
       </w:r>
       <w:r>
         <w:rPr>
-          <w:rStyle w:val="29"/>
+          <w:rFonts w:hint="eastAsia"/>
         </w:rPr>
         <w:t>6.5易使用性</w:t>
       </w:r>
@@ -2290,13 +2298,13 @@
         <w:fldChar w:fldCharType="begin"/>
       </w:r>
       <w:r>
-        <w:instrText xml:space="preserve"> PAGEREF _Toc116050404 \h </w:instrText>
+        <w:instrText xml:space="preserve"> PAGEREF _Toc13935 \h </w:instrText>
       </w:r>
       <w:r>
         <w:fldChar w:fldCharType="separate"/>
       </w:r>
       <w:r>
-        <w:t>4</w:t>
+        <w:t>14</w:t>
       </w:r>
       <w:r>
         <w:fldChar w:fldCharType="end"/>
@@ -2309,25 +2317,21 @@
       <w:pPr>
         <w:pStyle w:val="22"/>
         <w:tabs>
-          <w:tab w:val="right" w:leader="dot" w:pos="8296"/>
+          <w:tab w:val="right" w:leader="dot" w:pos="8306"/>
         </w:tabs>
-        <w:rPr>
-          <w:rFonts w:asciiTheme="minorHAnsi" w:hAnsiTheme="minorHAnsi" w:eastAsiaTheme="minorEastAsia" w:cstheme="minorBidi"/>
-          <w:szCs w:val="22"/>
-        </w:rPr>
       </w:pPr>
       <w:r>
         <w:fldChar w:fldCharType="begin"/>
       </w:r>
       <w:r>
-        <w:instrText xml:space="preserve"> HYPERLINK \l "_Toc116050405" </w:instrText>
+        <w:instrText xml:space="preserve"> HYPERLINK \l _Toc6603 </w:instrText>
       </w:r>
       <w:r>
         <w:fldChar w:fldCharType="separate"/>
       </w:r>
       <w:r>
         <w:rPr>
-          <w:rStyle w:val="29"/>
+          <w:rFonts w:hint="eastAsia"/>
         </w:rPr>
         <w:t>6.6可维护性</w:t>
       </w:r>
@@ -2338,13 +2342,13 @@
         <w:fldChar w:fldCharType="begin"/>
       </w:r>
       <w:r>
-        <w:instrText xml:space="preserve"> PAGEREF _Toc116050405 \h </w:instrText>
+        <w:instrText xml:space="preserve"> PAGEREF _Toc6603 \h </w:instrText>
       </w:r>
       <w:r>
         <w:fldChar w:fldCharType="separate"/>
       </w:r>
       <w:r>
-        <w:t>4</w:t>
+        <w:t>14</w:t>
       </w:r>
       <w:r>
         <w:fldChar w:fldCharType="end"/>
@@ -2357,25 +2361,21 @@
       <w:pPr>
         <w:pStyle w:val="22"/>
         <w:tabs>
-          <w:tab w:val="right" w:leader="dot" w:pos="8296"/>
+          <w:tab w:val="right" w:leader="dot" w:pos="8306"/>
         </w:tabs>
-        <w:rPr>
-          <w:rFonts w:asciiTheme="minorHAnsi" w:hAnsiTheme="minorHAnsi" w:eastAsiaTheme="minorEastAsia" w:cstheme="minorBidi"/>
-          <w:szCs w:val="22"/>
-        </w:rPr>
       </w:pPr>
       <w:r>
         <w:fldChar w:fldCharType="begin"/>
       </w:r>
       <w:r>
-        <w:instrText xml:space="preserve"> HYPERLINK \l "_Toc116050406" </w:instrText>
+        <w:instrText xml:space="preserve"> HYPERLINK \l _Toc3807 </w:instrText>
       </w:r>
       <w:r>
         <w:fldChar w:fldCharType="separate"/>
       </w:r>
       <w:r>
         <w:rPr>
-          <w:rStyle w:val="29"/>
+          <w:rFonts w:hint="eastAsia"/>
         </w:rPr>
         <w:t>6.7可测试性</w:t>
       </w:r>
@@ -2386,13 +2386,13 @@
         <w:fldChar w:fldCharType="begin"/>
       </w:r>
       <w:r>
-        <w:instrText xml:space="preserve"> PAGEREF _Toc116050406 \h </w:instrText>
+        <w:instrText xml:space="preserve"> PAGEREF _Toc3807 \h </w:instrText>
       </w:r>
       <w:r>
         <w:fldChar w:fldCharType="separate"/>
       </w:r>
       <w:r>
-        <w:t>4</w:t>
+        <w:t>14</w:t>
       </w:r>
       <w:r>
         <w:fldChar w:fldCharType="end"/>
@@ -2405,25 +2405,21 @@
       <w:pPr>
         <w:pStyle w:val="22"/>
         <w:tabs>
-          <w:tab w:val="right" w:leader="dot" w:pos="8296"/>
+          <w:tab w:val="right" w:leader="dot" w:pos="8306"/>
         </w:tabs>
-        <w:rPr>
-          <w:rFonts w:asciiTheme="minorHAnsi" w:hAnsiTheme="minorHAnsi" w:eastAsiaTheme="minorEastAsia" w:cstheme="minorBidi"/>
-          <w:szCs w:val="22"/>
-        </w:rPr>
       </w:pPr>
       <w:r>
         <w:fldChar w:fldCharType="begin"/>
       </w:r>
       <w:r>
-        <w:instrText xml:space="preserve"> HYPERLINK \l "_Toc116050407" </w:instrText>
+        <w:instrText xml:space="preserve"> HYPERLINK \l _Toc27227 </w:instrText>
       </w:r>
       <w:r>
         <w:fldChar w:fldCharType="separate"/>
       </w:r>
       <w:r>
         <w:rPr>
-          <w:rStyle w:val="29"/>
+          <w:rFonts w:hint="eastAsia"/>
         </w:rPr>
         <w:t>6.8复用性</w:t>
       </w:r>
@@ -2434,13 +2430,13 @@
         <w:fldChar w:fldCharType="begin"/>
       </w:r>
       <w:r>
-        <w:instrText xml:space="preserve"> PAGEREF _Toc116050407 \h </w:instrText>
+        <w:instrText xml:space="preserve"> PAGEREF _Toc27227 \h </w:instrText>
       </w:r>
       <w:r>
         <w:fldChar w:fldCharType="separate"/>
       </w:r>
       <w:r>
-        <w:t>4</w:t>
+        <w:t>14</w:t>
       </w:r>
       <w:r>
         <w:fldChar w:fldCharType="end"/>
@@ -2453,25 +2449,21 @@
       <w:pPr>
         <w:pStyle w:val="22"/>
         <w:tabs>
-          <w:tab w:val="right" w:leader="dot" w:pos="8296"/>
+          <w:tab w:val="right" w:leader="dot" w:pos="8306"/>
         </w:tabs>
-        <w:rPr>
-          <w:rFonts w:asciiTheme="minorHAnsi" w:hAnsiTheme="minorHAnsi" w:eastAsiaTheme="minorEastAsia" w:cstheme="minorBidi"/>
-          <w:szCs w:val="22"/>
-        </w:rPr>
       </w:pPr>
       <w:r>
         <w:fldChar w:fldCharType="begin"/>
       </w:r>
       <w:r>
-        <w:instrText xml:space="preserve"> HYPERLINK \l "_Toc116050408" </w:instrText>
+        <w:instrText xml:space="preserve"> HYPERLINK \l _Toc7985 </w:instrText>
       </w:r>
       <w:r>
         <w:fldChar w:fldCharType="separate"/>
       </w:r>
       <w:r>
         <w:rPr>
-          <w:rStyle w:val="29"/>
+          <w:rFonts w:hint="eastAsia"/>
         </w:rPr>
         <w:t>6.9安全保密性</w:t>
       </w:r>
@@ -2482,13 +2474,13 @@
         <w:fldChar w:fldCharType="begin"/>
       </w:r>
       <w:r>
-        <w:instrText xml:space="preserve"> PAGEREF _Toc116050408 \h </w:instrText>
+        <w:instrText xml:space="preserve"> PAGEREF _Toc7985 \h </w:instrText>
       </w:r>
       <w:r>
         <w:fldChar w:fldCharType="separate"/>
       </w:r>
       <w:r>
-        <w:t>5</w:t>
+        <w:t>15</w:t>
       </w:r>
       <w:r>
         <w:fldChar w:fldCharType="end"/>
@@ -2501,25 +2493,21 @@
       <w:pPr>
         <w:pStyle w:val="22"/>
         <w:tabs>
-          <w:tab w:val="right" w:leader="dot" w:pos="8296"/>
+          <w:tab w:val="right" w:leader="dot" w:pos="8306"/>
         </w:tabs>
-        <w:rPr>
-          <w:rFonts w:asciiTheme="minorHAnsi" w:hAnsiTheme="minorHAnsi" w:eastAsiaTheme="minorEastAsia" w:cstheme="minorBidi"/>
-          <w:szCs w:val="22"/>
-        </w:rPr>
       </w:pPr>
       <w:r>
         <w:fldChar w:fldCharType="begin"/>
       </w:r>
       <w:r>
-        <w:instrText xml:space="preserve"> HYPERLINK \l "_Toc116050409" </w:instrText>
+        <w:instrText xml:space="preserve"> HYPERLINK \l _Toc1150 </w:instrText>
       </w:r>
       <w:r>
         <w:fldChar w:fldCharType="separate"/>
       </w:r>
       <w:r>
         <w:rPr>
-          <w:rStyle w:val="29"/>
+          <w:rFonts w:hint="eastAsia"/>
         </w:rPr>
         <w:t>6.10可理解性</w:t>
       </w:r>
@@ -2530,13 +2518,13 @@
         <w:fldChar w:fldCharType="begin"/>
       </w:r>
       <w:r>
-        <w:instrText xml:space="preserve"> PAGEREF _Toc116050409 \h </w:instrText>
+        <w:instrText xml:space="preserve"> PAGEREF _Toc1150 \h </w:instrText>
       </w:r>
       <w:r>
         <w:fldChar w:fldCharType="separate"/>
       </w:r>
       <w:r>
-        <w:t>5</w:t>
+        <w:t>15</w:t>
       </w:r>
       <w:r>
         <w:fldChar w:fldCharType="end"/>
@@ -2549,25 +2537,21 @@
       <w:pPr>
         <w:pStyle w:val="22"/>
         <w:tabs>
-          <w:tab w:val="right" w:leader="dot" w:pos="8296"/>
+          <w:tab w:val="right" w:leader="dot" w:pos="8306"/>
         </w:tabs>
-        <w:rPr>
-          <w:rFonts w:asciiTheme="minorHAnsi" w:hAnsiTheme="minorHAnsi" w:eastAsiaTheme="minorEastAsia" w:cstheme="minorBidi"/>
-          <w:szCs w:val="22"/>
-        </w:rPr>
       </w:pPr>
       <w:r>
         <w:fldChar w:fldCharType="begin"/>
       </w:r>
       <w:r>
-        <w:instrText xml:space="preserve"> HYPERLINK \l "_Toc116050410" </w:instrText>
+        <w:instrText xml:space="preserve"> HYPERLINK \l _Toc31767 </w:instrText>
       </w:r>
       <w:r>
         <w:fldChar w:fldCharType="separate"/>
       </w:r>
       <w:r>
         <w:rPr>
-          <w:rStyle w:val="29"/>
+          <w:rFonts w:hint="eastAsia"/>
         </w:rPr>
         <w:t>6.11可移植性</w:t>
       </w:r>
@@ -2578,13 +2562,13 @@
         <w:fldChar w:fldCharType="begin"/>
       </w:r>
       <w:r>
-        <w:instrText xml:space="preserve"> PAGEREF _Toc116050410 \h </w:instrText>
+        <w:instrText xml:space="preserve"> PAGEREF _Toc31767 \h </w:instrText>
       </w:r>
       <w:r>
         <w:fldChar w:fldCharType="separate"/>
       </w:r>
       <w:r>
-        <w:t>5</w:t>
+        <w:t>15</w:t>
       </w:r>
       <w:r>
         <w:fldChar w:fldCharType="end"/>
@@ -2597,25 +2581,21 @@
       <w:pPr>
         <w:pStyle w:val="22"/>
         <w:tabs>
-          <w:tab w:val="right" w:leader="dot" w:pos="8296"/>
+          <w:tab w:val="right" w:leader="dot" w:pos="8306"/>
         </w:tabs>
-        <w:rPr>
-          <w:rFonts w:asciiTheme="minorHAnsi" w:hAnsiTheme="minorHAnsi" w:eastAsiaTheme="minorEastAsia" w:cstheme="minorBidi"/>
-          <w:szCs w:val="22"/>
-        </w:rPr>
       </w:pPr>
       <w:r>
         <w:fldChar w:fldCharType="begin"/>
       </w:r>
       <w:r>
-        <w:instrText xml:space="preserve"> HYPERLINK \l "_Toc116050411" </w:instrText>
+        <w:instrText xml:space="preserve"> HYPERLINK \l _Toc17915 </w:instrText>
       </w:r>
       <w:r>
         <w:fldChar w:fldCharType="separate"/>
       </w:r>
       <w:r>
         <w:rPr>
-          <w:rStyle w:val="29"/>
+          <w:rFonts w:hint="eastAsia"/>
         </w:rPr>
         <w:t>6.12互联性</w:t>
       </w:r>
@@ -2626,13 +2606,13 @@
         <w:fldChar w:fldCharType="begin"/>
       </w:r>
       <w:r>
-        <w:instrText xml:space="preserve"> PAGEREF _Toc116050411 \h </w:instrText>
+        <w:instrText xml:space="preserve"> PAGEREF _Toc17915 \h </w:instrText>
       </w:r>
       <w:r>
         <w:fldChar w:fldCharType="separate"/>
       </w:r>
       <w:r>
-        <w:t>5</w:t>
+        <w:t>16</w:t>
       </w:r>
       <w:r>
         <w:fldChar w:fldCharType="end"/>
@@ -2645,80 +2625,43 @@
       <w:pPr>
         <w:pStyle w:val="19"/>
         <w:tabs>
-          <w:tab w:val="right" w:leader="dot" w:pos="8296"/>
+          <w:tab w:val="right" w:leader="dot" w:pos="8306"/>
         </w:tabs>
-        <w:spacing w:before="120" w:after="120"/>
-        <w:rPr>
-          <w:rFonts w:asciiTheme="minorHAnsi" w:hAnsiTheme="minorHAnsi" w:eastAsiaTheme="minorEastAsia" w:cstheme="minorBidi"/>
-          <w:b/>
-          <w:bCs/>
-          <w:szCs w:val="22"/>
-        </w:rPr>
       </w:pPr>
       <w:r>
         <w:fldChar w:fldCharType="begin"/>
       </w:r>
       <w:r>
-        <w:instrText xml:space="preserve"> HYPERLINK \l "_Toc116050412" </w:instrText>
+        <w:instrText xml:space="preserve"> HYPERLINK \l _Toc8368 </w:instrText>
       </w:r>
       <w:r>
         <w:fldChar w:fldCharType="separate"/>
       </w:r>
       <w:r>
         <w:rPr>
-          <w:rStyle w:val="29"/>
-          <w:b/>
-          <w:bCs/>
+          <w:rFonts w:hint="eastAsia"/>
         </w:rPr>
         <w:t>7.其他需求（非必须）</w:t>
       </w:r>
       <w:r>
-        <w:rPr>
-          <w:b/>
-          <w:bCs/>
-        </w:rPr>
         <w:tab/>
       </w:r>
       <w:r>
-        <w:rPr>
-          <w:b/>
-          <w:bCs/>
-        </w:rPr>
         <w:fldChar w:fldCharType="begin"/>
       </w:r>
       <w:r>
-        <w:rPr>
-          <w:b/>
-          <w:bCs/>
-        </w:rPr>
-        <w:instrText xml:space="preserve"> PAGEREF _Toc116050412 \h </w:instrText>
-      </w:r>
-      <w:r>
-        <w:rPr>
-          <w:b/>
-          <w:bCs/>
-        </w:rPr>
+        <w:instrText xml:space="preserve"> PAGEREF _Toc8368 \h </w:instrText>
+      </w:r>
+      <w:r>
         <w:fldChar w:fldCharType="separate"/>
       </w:r>
       <w:r>
-        <w:rPr>
-          <w:b/>
-          <w:bCs/>
-        </w:rPr>
-        <w:t>5</w:t>
-      </w:r>
-      <w:r>
-        <w:rPr>
-          <w:b/>
-          <w:bCs/>
-        </w:rPr>
+        <w:t>16</w:t>
+      </w:r>
+      <w:r>
         <w:fldChar w:fldCharType="end"/>
       </w:r>
       <w:r>
-        <w:rPr>
-          <w:b/>
-          <w:bCs/>
-        </w:rPr>
         <w:fldChar w:fldCharType="end"/>
       </w:r>
     </w:p>
@@ -2726,80 +2669,43 @@
       <w:pPr>
         <w:pStyle w:val="19"/>
         <w:tabs>
-          <w:tab w:val="right" w:leader="dot" w:pos="8296"/>
+          <w:tab w:val="right" w:leader="dot" w:pos="8306"/>
         </w:tabs>
-        <w:spacing w:before="120" w:after="120"/>
-        <w:rPr>
-          <w:rFonts w:asciiTheme="minorHAnsi" w:hAnsiTheme="minorHAnsi" w:eastAsiaTheme="minorEastAsia" w:cstheme="minorBidi"/>
-          <w:b/>
-          <w:bCs/>
-          <w:szCs w:val="22"/>
-        </w:rPr>
       </w:pPr>
       <w:r>
         <w:fldChar w:fldCharType="begin"/>
       </w:r>
       <w:r>
-        <w:instrText xml:space="preserve"> HYPERLINK \l "_Toc116050413" </w:instrText>
+        <w:instrText xml:space="preserve"> HYPERLINK \l _Toc18465 </w:instrText>
       </w:r>
       <w:r>
         <w:fldChar w:fldCharType="separate"/>
       </w:r>
       <w:r>
         <w:rPr>
-          <w:rStyle w:val="29"/>
-          <w:b/>
-          <w:bCs/>
+          <w:rFonts w:hint="eastAsia"/>
         </w:rPr>
         <w:t>8.附录</w:t>
       </w:r>
       <w:r>
-        <w:rPr>
-          <w:b/>
-          <w:bCs/>
-        </w:rPr>
         <w:tab/>
       </w:r>
       <w:r>
-        <w:rPr>
-          <w:b/>
-          <w:bCs/>
-        </w:rPr>
         <w:fldChar w:fldCharType="begin"/>
       </w:r>
       <w:r>
-        <w:rPr>
-          <w:b/>
-          <w:bCs/>
-        </w:rPr>
-        <w:instrText xml:space="preserve"> PAGEREF _Toc116050413 \h </w:instrText>
-      </w:r>
-      <w:r>
-        <w:rPr>
-          <w:b/>
-          <w:bCs/>
-        </w:rPr>
+        <w:instrText xml:space="preserve"> PAGEREF _Toc18465 \h </w:instrText>
+      </w:r>
+      <w:r>
         <w:fldChar w:fldCharType="separate"/>
       </w:r>
       <w:r>
-        <w:rPr>
-          <w:b/>
-          <w:bCs/>
-        </w:rPr>
-        <w:t>5</w:t>
-      </w:r>
-      <w:r>
-        <w:rPr>
-          <w:b/>
-          <w:bCs/>
-        </w:rPr>
+        <w:t>16</w:t>
+      </w:r>
+      <w:r>
         <w:fldChar w:fldCharType="end"/>
       </w:r>
       <w:r>
-        <w:rPr>
-          <w:b/>
-          <w:bCs/>
-        </w:rPr>
         <w:fldChar w:fldCharType="end"/>
       </w:r>
     </w:p>
@@ -2807,25 +2713,21 @@
       <w:pPr>
         <w:pStyle w:val="22"/>
         <w:tabs>
-          <w:tab w:val="right" w:leader="dot" w:pos="8296"/>
+          <w:tab w:val="right" w:leader="dot" w:pos="8306"/>
         </w:tabs>
-        <w:rPr>
-          <w:rFonts w:asciiTheme="minorHAnsi" w:hAnsiTheme="minorHAnsi" w:eastAsiaTheme="minorEastAsia" w:cstheme="minorBidi"/>
-          <w:szCs w:val="22"/>
-        </w:rPr>
       </w:pPr>
       <w:r>
         <w:fldChar w:fldCharType="begin"/>
       </w:r>
       <w:r>
-        <w:instrText xml:space="preserve"> HYPERLINK \l "_Toc116050414" </w:instrText>
+        <w:instrText xml:space="preserve"> HYPERLINK \l _Toc18707 </w:instrText>
       </w:r>
       <w:r>
         <w:fldChar w:fldCharType="separate"/>
       </w:r>
       <w:r>
         <w:rPr>
-          <w:rStyle w:val="29"/>
+          <w:rFonts w:hint="eastAsia"/>
         </w:rPr>
         <w:t>8.1尚未解决的问题（可选）</w:t>
       </w:r>
@@ -2836,13 +2738,13 @@
         <w:fldChar w:fldCharType="begin"/>
       </w:r>
       <w:r>
-        <w:instrText xml:space="preserve"> PAGEREF _Toc116050414 \h </w:instrText>
+        <w:instrText xml:space="preserve"> PAGEREF _Toc18707 \h </w:instrText>
       </w:r>
       <w:r>
         <w:fldChar w:fldCharType="separate"/>
       </w:r>
       <w:r>
-        <w:t>5</w:t>
+        <w:t>16</w:t>
       </w:r>
       <w:r>
         <w:fldChar w:fldCharType="end"/>
@@ -2855,25 +2757,21 @@
       <w:pPr>
         <w:pStyle w:val="22"/>
         <w:tabs>
-          <w:tab w:val="right" w:leader="dot" w:pos="8296"/>
+          <w:tab w:val="right" w:leader="dot" w:pos="8306"/>
         </w:tabs>
-        <w:rPr>
-          <w:rFonts w:asciiTheme="minorHAnsi" w:hAnsiTheme="minorHAnsi" w:eastAsiaTheme="minorEastAsia" w:cstheme="minorBidi"/>
-          <w:szCs w:val="22"/>
-        </w:rPr>
       </w:pPr>
       <w:r>
         <w:fldChar w:fldCharType="begin"/>
       </w:r>
       <w:r>
-        <w:instrText xml:space="preserve"> HYPERLINK \l "_Toc116050415" </w:instrText>
+        <w:instrText xml:space="preserve"> HYPERLINK \l _Toc18081 </w:instrText>
       </w:r>
       <w:r>
         <w:fldChar w:fldCharType="separate"/>
       </w:r>
       <w:r>
         <w:rPr>
-          <w:rStyle w:val="29"/>
+          <w:rFonts w:hint="eastAsia"/>
         </w:rPr>
         <w:t>8.2注解（可选）</w:t>
       </w:r>
@@ -2884,13 +2782,13 @@
         <w:fldChar w:fldCharType="begin"/>
       </w:r>
       <w:r>
-        <w:instrText xml:space="preserve"> PAGEREF _Toc116050415 \h </w:instrText>
+        <w:instrText xml:space="preserve"> PAGEREF _Toc18081 \h </w:instrText>
       </w:r>
       <w:r>
         <w:fldChar w:fldCharType="separate"/>
       </w:r>
       <w:r>
-        <w:t>5</w:t>
+        <w:t>16</w:t>
       </w:r>
       <w:r>
         <w:fldChar w:fldCharType="end"/>
@@ -2949,7 +2847,7 @@
       <w:pPr>
         <w:pStyle w:val="2"/>
       </w:pPr>
-      <w:bookmarkStart w:id="13" w:name="_Toc116050378"/>
+      <w:bookmarkStart w:id="13" w:name="_Toc32284"/>
       <w:r>
         <w:rPr>
           <w:rFonts w:hint="eastAsia"/>
@@ -2962,8 +2860,8 @@
       <w:pPr>
         <w:pStyle w:val="3"/>
       </w:pPr>
-      <w:bookmarkStart w:id="14" w:name="_Toc116050379"/>
-      <w:bookmarkStart w:id="15" w:name="_Toc507035518"/>
+      <w:bookmarkStart w:id="14" w:name="_Toc507035518"/>
+      <w:bookmarkStart w:id="15" w:name="_Toc4162"/>
       <w:r>
         <w:rPr>
           <w:rFonts w:hint="eastAsia"/>
@@ -3153,7 +3051,7 @@
           <w:szCs w:val="28"/>
         </w:rPr>
       </w:pPr>
-      <w:bookmarkStart w:id="16" w:name="_Toc116050380"/>
+      <w:bookmarkStart w:id="16" w:name="_Toc4399"/>
       <w:r>
         <w:rPr>
           <w:rFonts w:hint="eastAsia"/>
@@ -3504,7 +3402,7 @@
         <w:pStyle w:val="3"/>
       </w:pPr>
       <w:bookmarkStart w:id="17" w:name="_Toc507035520"/>
-      <w:bookmarkStart w:id="18" w:name="_Toc116050381"/>
+      <w:bookmarkStart w:id="18" w:name="_Toc1974"/>
       <w:r>
         <w:rPr>
           <w:rFonts w:hint="eastAsia"/>
@@ -4330,7 +4228,7 @@
         <w:pStyle w:val="3"/>
       </w:pPr>
       <w:bookmarkStart w:id="19" w:name="_Toc507035521"/>
-      <w:bookmarkStart w:id="20" w:name="_Toc116050382"/>
+      <w:bookmarkStart w:id="20" w:name="_Toc6636"/>
       <w:r>
         <w:rPr>
           <w:rFonts w:hint="eastAsia"/>
@@ -4367,7 +4265,7 @@
       <w:pPr>
         <w:pStyle w:val="2"/>
       </w:pPr>
-      <w:bookmarkStart w:id="21" w:name="_Toc116050383"/>
+      <w:bookmarkStart w:id="21" w:name="_Toc7387"/>
       <w:r>
         <w:rPr>
           <w:rFonts w:hint="eastAsia"/>
@@ -4380,7 +4278,7 @@
       <w:pPr>
         <w:pStyle w:val="3"/>
       </w:pPr>
-      <w:bookmarkStart w:id="22" w:name="_Toc116050384"/>
+      <w:bookmarkStart w:id="22" w:name="_Toc22151"/>
       <w:r>
         <w:rPr>
           <w:rFonts w:hint="eastAsia"/>
@@ -4398,7 +4296,6 @@
           <w:lang w:val="en-US" w:eastAsia="zh-CN"/>
         </w:rPr>
       </w:pPr>
-      <w:bookmarkStart w:id="23" w:name="_Toc116050385"/>
       <w:r>
         <w:rPr>
           <w:rFonts w:hint="default" w:ascii="Arial" w:hAnsi="Arial"/>
@@ -4430,6 +4327,7 @@
       <w:pPr>
         <w:pStyle w:val="3"/>
       </w:pPr>
+      <w:bookmarkStart w:id="23" w:name="_Toc21637"/>
       <w:r>
         <w:rPr>
           <w:rFonts w:hint="eastAsia"/>
@@ -4446,7 +4344,6 @@
           <w:lang w:val="en-US" w:eastAsia="zh-CN"/>
         </w:rPr>
       </w:pPr>
-      <w:bookmarkStart w:id="24" w:name="_Toc116050386"/>
       <w:r>
         <w:rPr>
           <w:rFonts w:hint="default" w:ascii="Arial" w:hAnsi="Arial"/>
@@ -4687,6 +4584,7 @@
       <w:pPr>
         <w:pStyle w:val="3"/>
       </w:pPr>
+      <w:bookmarkStart w:id="24" w:name="_Toc16948"/>
       <w:r>
         <w:rPr>
           <w:rFonts w:hint="eastAsia"/>
@@ -4697,135 +4595,270 @@
     </w:p>
     <w:p>
       <w:pPr>
+        <w:rPr>
+          <w:rFonts w:hint="default" w:ascii="Arial" w:hAnsi="Arial"/>
+          <w:sz w:val="24"/>
+          <w:lang w:val="en-US" w:eastAsia="zh-CN"/>
+        </w:rPr>
+      </w:pPr>
+      <w:r>
+        <w:rPr>
+          <w:rFonts w:hint="default" w:ascii="Arial" w:hAnsi="Arial"/>
+          <w:sz w:val="24"/>
+          <w:lang w:val="en-US" w:eastAsia="zh-CN"/>
+        </w:rPr>
+        <w:t>硬件平台</w:t>
+      </w:r>
+    </w:p>
+    <w:p>
+      <w:pPr>
+        <w:rPr>
+          <w:rFonts w:hint="eastAsia" w:ascii="Arial" w:hAnsi="Arial"/>
+          <w:sz w:val="24"/>
+          <w:lang w:val="en-US" w:eastAsia="zh-CN"/>
+        </w:rPr>
+      </w:pPr>
+    </w:p>
+    <w:p>
+      <w:pPr>
+        <w:rPr>
+          <w:rFonts w:hint="default" w:ascii="Arial" w:hAnsi="Arial"/>
+          <w:sz w:val="24"/>
+          <w:lang w:val="en-US" w:eastAsia="zh-CN"/>
+        </w:rPr>
+      </w:pPr>
+      <w:r>
+        <w:rPr>
+          <w:rFonts w:hint="default" w:ascii="Arial" w:hAnsi="Arial"/>
+          <w:sz w:val="24"/>
+          <w:lang w:val="en-US" w:eastAsia="zh-CN"/>
+        </w:rPr>
+        <w:t>服务器端：</w:t>
+      </w:r>
+    </w:p>
+    <w:p>
+      <w:pPr>
         <w:ind w:firstLine="480" w:firstLineChars="200"/>
         <w:rPr>
+          <w:rFonts w:hint="default" w:ascii="Arial" w:hAnsi="Arial"/>
+          <w:sz w:val="24"/>
+          <w:lang w:val="en-US" w:eastAsia="zh-CN"/>
+        </w:rPr>
+      </w:pPr>
+      <w:r>
+        <w:rPr>
+          <w:rFonts w:hint="default" w:ascii="Arial" w:hAnsi="Arial"/>
+          <w:sz w:val="24"/>
+          <w:lang w:val="en-US" w:eastAsia="zh-CN"/>
+        </w:rPr>
+        <w:t>CPU≥8 核，内存≥16GB，硬盘容量≥500GB，支持千兆网络带宽。</w:t>
+      </w:r>
+    </w:p>
+    <w:p>
+      <w:pPr>
+        <w:ind w:firstLine="480" w:firstLineChars="200"/>
+        <w:rPr>
           <w:rFonts w:hint="eastAsia" w:ascii="Arial" w:hAnsi="Arial"/>
           <w:sz w:val="24"/>
           <w:lang w:val="en-US" w:eastAsia="zh-CN"/>
         </w:rPr>
       </w:pPr>
-      <w:bookmarkStart w:id="25" w:name="_Toc116050387"/>
-      <w:r>
+      <w:r>
+        <w:rPr>
+          <w:rFonts w:hint="eastAsia" w:ascii="Arial" w:hAnsi="Arial"/>
+          <w:sz w:val="24"/>
+          <w:lang w:val="en-US" w:eastAsia="zh-CN"/>
+        </w:rPr>
+        <w:t>应用服务器：支持Tomcat、Node.js等常见服务器。</w:t>
+      </w:r>
+    </w:p>
+    <w:p>
+      <w:pPr>
+        <w:ind w:firstLine="480" w:firstLineChars="200"/>
         <w:rPr>
           <w:rFonts w:hint="default" w:ascii="Arial" w:hAnsi="Arial"/>
           <w:sz w:val="24"/>
           <w:lang w:val="en-US" w:eastAsia="zh-CN"/>
         </w:rPr>
-        <w:t>硬件平台</w:t>
-      </w:r>
-    </w:p>
-    <w:p>
-      <w:pPr>
-        <w:ind w:firstLine="480" w:firstLineChars="200"/>
+      </w:pPr>
+      <w:r>
         <w:rPr>
           <w:rFonts w:hint="eastAsia" w:ascii="Arial" w:hAnsi="Arial"/>
           <w:sz w:val="24"/>
           <w:lang w:val="en-US" w:eastAsia="zh-CN"/>
         </w:rPr>
-      </w:pPr>
-      <w:r>
+        <w:t>数据库：MySQL或PostgreSQL</w:t>
+      </w:r>
+    </w:p>
+    <w:p>
+      <w:pPr>
         <w:rPr>
           <w:rFonts w:hint="default" w:ascii="Arial" w:hAnsi="Arial"/>
           <w:sz w:val="24"/>
           <w:lang w:val="en-US" w:eastAsia="zh-CN"/>
         </w:rPr>
-        <w:t>服务器端：CPU≥8 核，内存≥16GB，硬盘容量≥500GB，支持千兆网络带宽。</w:t>
-      </w:r>
-    </w:p>
-    <w:p>
-      <w:pPr>
-        <w:ind w:firstLine="480" w:firstLineChars="200"/>
+      </w:pPr>
+    </w:p>
+    <w:p>
+      <w:r>
+        <w:rPr>
+          <w:rFonts w:hint="default" w:ascii="Arial" w:hAnsi="Arial"/>
+          <w:sz w:val="24"/>
+          <w:lang w:val="en-US" w:eastAsia="zh-CN"/>
+        </w:rPr>
+        <w:t>客户端：</w:t>
+      </w:r>
+    </w:p>
+    <w:p>
+      <w:pPr>
+        <w:pStyle w:val="24"/>
+        <w:keepNext w:val="0"/>
+        <w:keepLines w:val="0"/>
+        <w:widowControl/>
+        <w:suppressLineNumbers w:val="0"/>
+        <w:spacing w:before="0" w:beforeAutospacing="0" w:after="0" w:afterAutospacing="0"/>
+        <w:ind w:left="0" w:right="0"/>
+        <w:rPr>
+          <w:rFonts w:hint="eastAsia" w:asciiTheme="minorEastAsia" w:hAnsiTheme="minorEastAsia" w:eastAsiaTheme="minorEastAsia" w:cstheme="minorEastAsia"/>
+          <w:i w:val="0"/>
+          <w:iCs w:val="0"/>
+          <w:caps w:val="0"/>
+          <w:color w:val="0F1115"/>
+          <w:spacing w:val="0"/>
+          <w:sz w:val="24"/>
+          <w:szCs w:val="24"/>
+          <w:shd w:val="clear" w:fill="FFFFFF"/>
+        </w:rPr>
+      </w:pPr>
+      <w:r>
+        <w:rPr>
+          <w:rFonts w:hint="eastAsia" w:asciiTheme="minorEastAsia" w:hAnsiTheme="minorEastAsia" w:eastAsiaTheme="minorEastAsia" w:cstheme="minorEastAsia"/>
+          <w:i w:val="0"/>
+          <w:iCs w:val="0"/>
+          <w:caps w:val="0"/>
+          <w:color w:val="0F1115"/>
+          <w:spacing w:val="0"/>
+          <w:sz w:val="24"/>
+          <w:szCs w:val="24"/>
+          <w:shd w:val="clear" w:fill="FFFFFF"/>
+        </w:rPr>
+        <w:t>用户使用 Chrome、Edge 等主流浏览器的近期版本访问系统。</w:t>
+      </w:r>
+    </w:p>
+    <w:p>
+      <w:pPr>
+        <w:pStyle w:val="24"/>
+        <w:keepNext w:val="0"/>
+        <w:keepLines w:val="0"/>
+        <w:widowControl/>
+        <w:suppressLineNumbers w:val="0"/>
+        <w:spacing w:before="0" w:beforeAutospacing="0" w:after="0" w:afterAutospacing="0"/>
+        <w:ind w:left="0" w:right="0"/>
+        <w:rPr>
+          <w:rFonts w:hint="eastAsia" w:asciiTheme="minorEastAsia" w:hAnsiTheme="minorEastAsia" w:eastAsiaTheme="minorEastAsia" w:cstheme="minorEastAsia"/>
+          <w:i w:val="0"/>
+          <w:iCs w:val="0"/>
+          <w:caps w:val="0"/>
+          <w:color w:val="0F1115"/>
+          <w:spacing w:val="0"/>
+          <w:sz w:val="24"/>
+          <w:szCs w:val="24"/>
+          <w:shd w:val="clear" w:fill="FFFFFF"/>
+        </w:rPr>
+      </w:pPr>
+    </w:p>
+    <w:p>
+      <w:pPr>
+        <w:pStyle w:val="24"/>
+        <w:keepNext w:val="0"/>
+        <w:keepLines w:val="0"/>
+        <w:widowControl/>
+        <w:suppressLineNumbers w:val="0"/>
+        <w:spacing w:before="0" w:beforeAutospacing="0" w:after="0" w:afterAutospacing="0"/>
+        <w:ind w:left="0" w:right="0"/>
+        <w:rPr>
+          <w:rFonts w:hint="default" w:asciiTheme="minorEastAsia" w:hAnsiTheme="minorEastAsia" w:eastAsiaTheme="minorEastAsia" w:cstheme="minorEastAsia"/>
+          <w:i w:val="0"/>
+          <w:iCs w:val="0"/>
+          <w:caps w:val="0"/>
+          <w:color w:val="0F1115"/>
+          <w:spacing w:val="0"/>
+          <w:sz w:val="24"/>
+          <w:szCs w:val="24"/>
+          <w:shd w:val="clear" w:fill="FFFFFF"/>
+          <w:lang w:val="en-US" w:eastAsia="zh-CN"/>
+        </w:rPr>
+      </w:pPr>
+      <w:r>
+        <w:rPr>
+          <w:rFonts w:hint="eastAsia" w:asciiTheme="minorEastAsia" w:hAnsiTheme="minorEastAsia" w:eastAsiaTheme="minorEastAsia" w:cstheme="minorEastAsia"/>
+          <w:i w:val="0"/>
+          <w:iCs w:val="0"/>
+          <w:caps w:val="0"/>
+          <w:color w:val="0F1115"/>
+          <w:spacing w:val="0"/>
+          <w:sz w:val="24"/>
+          <w:szCs w:val="24"/>
+          <w:shd w:val="clear" w:fill="FFFFFF"/>
+          <w:lang w:val="en-US" w:eastAsia="zh-CN"/>
+        </w:rPr>
+        <w:t>网络：</w:t>
+      </w:r>
+      <w:r>
+        <w:rPr>
+          <w:rFonts w:hint="eastAsia" w:asciiTheme="minorEastAsia" w:hAnsiTheme="minorEastAsia" w:eastAsiaTheme="minorEastAsia" w:cstheme="minorEastAsia"/>
+          <w:i w:val="0"/>
+          <w:iCs w:val="0"/>
+          <w:caps w:val="0"/>
+          <w:color w:val="0F1115"/>
+          <w:spacing w:val="0"/>
+          <w:sz w:val="24"/>
+          <w:szCs w:val="24"/>
+          <w:shd w:val="clear" w:fill="FFFFFF"/>
+        </w:rPr>
+        <w:t>系统部署在局域网或云服务器上，通过HTTP/HTTPS协议提供服务。</w:t>
+      </w:r>
+    </w:p>
+    <w:p>
+      <w:pPr>
         <w:rPr>
           <w:rFonts w:hint="eastAsia" w:ascii="Arial" w:hAnsi="Arial"/>
           <w:sz w:val="24"/>
           <w:lang w:val="en-US" w:eastAsia="zh-CN"/>
         </w:rPr>
       </w:pPr>
-      <w:r>
+    </w:p>
+    <w:p>
+      <w:pPr>
         <w:rPr>
           <w:rFonts w:hint="default" w:ascii="Arial" w:hAnsi="Arial"/>
           <w:sz w:val="24"/>
           <w:lang w:val="en-US" w:eastAsia="zh-CN"/>
         </w:rPr>
-        <w:t>客户端：</w:t>
-      </w:r>
-      <w:r>
+      </w:pPr>
+      <w:r>
+        <w:rPr>
+          <w:rFonts w:hint="default" w:ascii="Arial" w:hAnsi="Arial"/>
+          <w:sz w:val="24"/>
+          <w:lang w:val="en-US" w:eastAsia="zh-CN"/>
+        </w:rPr>
+        <w:t>第三方服务：支持邮件发送服务（如 SMTP）、短信验证码服务、地图服务（用于面试地址定位）。</w:t>
+      </w:r>
+    </w:p>
+    <w:p>
+      <w:pPr>
         <w:rPr>
           <w:rFonts w:hint="eastAsia" w:ascii="Arial" w:hAnsi="Arial"/>
           <w:sz w:val="24"/>
           <w:lang w:val="en-US" w:eastAsia="zh-CN"/>
         </w:rPr>
-        <w:t>网页</w:t>
-      </w:r>
-    </w:p>
-    <w:p>
-      <w:pPr>
-        <w:ind w:firstLine="480" w:firstLineChars="200"/>
-        <w:rPr>
-          <w:rFonts w:hint="eastAsia" w:ascii="Arial" w:hAnsi="Arial"/>
-          <w:sz w:val="24"/>
-          <w:lang w:val="en-US" w:eastAsia="zh-CN"/>
-        </w:rPr>
-      </w:pPr>
-    </w:p>
-    <w:p>
-      <w:pPr>
-        <w:ind w:firstLine="480" w:firstLineChars="200"/>
-        <w:rPr>
-          <w:rFonts w:hint="default" w:ascii="Arial" w:hAnsi="Arial"/>
-          <w:sz w:val="24"/>
-          <w:lang w:val="en-US" w:eastAsia="zh-CN"/>
-        </w:rPr>
-      </w:pPr>
-      <w:r>
-        <w:rPr>
-          <w:rFonts w:hint="default" w:ascii="Arial" w:hAnsi="Arial"/>
-          <w:sz w:val="24"/>
-          <w:lang w:val="en-US" w:eastAsia="zh-CN"/>
-        </w:rPr>
-        <w:t>其他软件依赖</w:t>
-      </w:r>
-    </w:p>
-    <w:p>
-      <w:pPr>
-        <w:ind w:firstLine="480" w:firstLineChars="200"/>
-        <w:rPr>
-          <w:rFonts w:hint="eastAsia" w:ascii="Arial" w:hAnsi="Arial"/>
-          <w:sz w:val="24"/>
-          <w:lang w:val="en-US" w:eastAsia="zh-CN"/>
-        </w:rPr>
-      </w:pPr>
-      <w:r>
-        <w:rPr>
-          <w:rFonts w:hint="default" w:ascii="Arial" w:hAnsi="Arial"/>
-          <w:sz w:val="24"/>
-          <w:lang w:val="en-US" w:eastAsia="zh-CN"/>
-        </w:rPr>
-        <w:t>服务器端：数据库支持 MySQL 8.0+、Redis 6.0+；Web 服务器支持 Nginx 1.18+；开发框架兼容 Java Spring Boot 2.5 + 或 Python Django 3.2+。</w:t>
-      </w:r>
-    </w:p>
-    <w:p>
-      <w:pPr>
-        <w:ind w:firstLine="480" w:firstLineChars="200"/>
-        <w:rPr>
-          <w:rFonts w:hint="eastAsia" w:ascii="Arial" w:hAnsi="Arial"/>
-          <w:sz w:val="24"/>
-          <w:lang w:val="en-US" w:eastAsia="zh-CN"/>
-        </w:rPr>
-      </w:pPr>
-      <w:r>
-        <w:rPr>
-          <w:rFonts w:hint="default" w:ascii="Arial" w:hAnsi="Arial"/>
-          <w:sz w:val="24"/>
-          <w:lang w:val="en-US" w:eastAsia="zh-CN"/>
-        </w:rPr>
-        <w:t>第三方服务：支持邮件发送服务（如 SMTP）、短信验证码服务、地图服务（用于面试地址定位）。</w:t>
-      </w:r>
+      </w:pPr>
     </w:p>
     <w:p>
       <w:pPr>
         <w:pStyle w:val="2"/>
       </w:pPr>
+      <w:bookmarkStart w:id="25" w:name="_Toc18462"/>
       <w:r>
         <w:rPr>
           <w:rFonts w:hint="eastAsia"/>
@@ -4838,7 +4871,7 @@
       <w:pPr>
         <w:pStyle w:val="3"/>
       </w:pPr>
-      <w:bookmarkStart w:id="26" w:name="_Toc116050388"/>
+      <w:bookmarkStart w:id="26" w:name="_Toc30640"/>
       <w:r>
         <w:rPr>
           <w:rFonts w:hint="eastAsia"/>
@@ -5179,7 +5212,7 @@
       <w:pPr>
         <w:pStyle w:val="3"/>
       </w:pPr>
-      <w:bookmarkStart w:id="27" w:name="_Toc116050389"/>
+      <w:bookmarkStart w:id="27" w:name="_Toc23165"/>
       <w:r>
         <w:rPr>
           <w:rFonts w:hint="eastAsia"/>
@@ -5238,12 +5271,6 @@
             <w:insideH w:val="single" w:color="auto" w:sz="4" w:space="0"/>
             <w:insideV w:val="single" w:color="auto" w:sz="4" w:space="0"/>
           </w:tblBorders>
-          <w:tblCellMar>
-            <w:top w:w="0" w:type="dxa"/>
-            <w:left w:w="108" w:type="dxa"/>
-            <w:bottom w:w="0" w:type="dxa"/>
-            <w:right w:w="108" w:type="dxa"/>
-          </w:tblCellMar>
         </w:tblPrEx>
         <w:trPr>
           <w:trHeight w:val="212" w:hRule="atLeast"/>
@@ -5518,7 +5545,7 @@
       <w:pPr>
         <w:pStyle w:val="3"/>
       </w:pPr>
-      <w:bookmarkStart w:id="28" w:name="_Toc116050390"/>
+      <w:bookmarkStart w:id="28" w:name="_Toc32057"/>
       <w:r>
         <w:rPr>
           <w:rFonts w:hint="eastAsia"/>
@@ -5552,7 +5579,7 @@
       <w:pPr>
         <w:pStyle w:val="3"/>
       </w:pPr>
-      <w:bookmarkStart w:id="29" w:name="_Toc116050391"/>
+      <w:bookmarkStart w:id="29" w:name="_Toc5258"/>
       <w:r>
         <w:rPr>
           <w:rFonts w:hint="eastAsia"/>
@@ -5599,7 +5626,7 @@
       <w:pPr>
         <w:pStyle w:val="3"/>
       </w:pPr>
-      <w:bookmarkStart w:id="30" w:name="_Toc116050392"/>
+      <w:bookmarkStart w:id="30" w:name="_Toc27959"/>
       <w:r>
         <w:rPr>
           <w:rFonts w:hint="eastAsia"/>
@@ -5643,7 +5670,7 @@
       <w:pPr>
         <w:pStyle w:val="2"/>
       </w:pPr>
-      <w:bookmarkStart w:id="31" w:name="_Toc116050393"/>
+      <w:bookmarkStart w:id="31" w:name="_Toc28612"/>
       <w:r>
         <w:rPr>
           <w:rFonts w:hint="eastAsia"/>
@@ -5660,6 +5687,7 @@
           <w:rFonts w:hint="eastAsia"/>
         </w:rPr>
       </w:pPr>
+      <w:bookmarkStart w:id="32" w:name="_Toc18711"/>
       <w:r>
         <w:rPr>
           <w:rFonts w:hint="eastAsia"/>
@@ -5690,7 +5718,14 @@
         <w:rPr>
           <w:rFonts w:hint="eastAsia"/>
         </w:rPr>
-        <w:t xml:space="preserve">管理 </w:t>
+        <w:t>管理</w:t>
+      </w:r>
+      <w:bookmarkEnd w:id="32"/>
+      <w:r>
+        <w:rPr>
+          <w:rFonts w:hint="eastAsia"/>
+        </w:rPr>
+        <w:t xml:space="preserve"> </w:t>
       </w:r>
     </w:p>
     <w:p>
@@ -6439,6 +6474,7 @@
           <w:b/>
         </w:rPr>
       </w:pPr>
+      <w:bookmarkStart w:id="33" w:name="_Toc17951"/>
       <w:r>
         <w:rPr>
           <w:rFonts w:hint="default"/>
@@ -6446,6 +6482,7 @@
         </w:rPr>
         <w:t>4.1.4 角色权限表格</w:t>
       </w:r>
+      <w:bookmarkEnd w:id="33"/>
     </w:p>
     <w:tbl>
       <w:tblPr>
@@ -6828,7 +6865,6 @@
             <w:insideH w:val="none" w:color="auto" w:sz="0" w:space="0"/>
             <w:insideV w:val="none" w:color="auto" w:sz="0" w:space="0"/>
           </w:tblBorders>
-          <w:shd w:val="clear" w:color="auto" w:fill="FFFFFF"/>
           <w:tblCellMar>
             <w:top w:w="0" w:type="dxa"/>
             <w:left w:w="0" w:type="dxa"/>
@@ -7140,7 +7176,6 @@
             <w:insideH w:val="none" w:color="auto" w:sz="0" w:space="0"/>
             <w:insideV w:val="none" w:color="auto" w:sz="0" w:space="0"/>
           </w:tblBorders>
-          <w:shd w:val="clear" w:color="auto" w:fill="FFFFFF"/>
           <w:tblCellMar>
             <w:top w:w="0" w:type="dxa"/>
             <w:left w:w="0" w:type="dxa"/>
@@ -7452,7 +7487,6 @@
             <w:insideH w:val="none" w:color="auto" w:sz="0" w:space="0"/>
             <w:insideV w:val="none" w:color="auto" w:sz="0" w:space="0"/>
           </w:tblBorders>
-          <w:shd w:val="clear" w:color="auto" w:fill="FFFFFF"/>
           <w:tblCellMar>
             <w:top w:w="0" w:type="dxa"/>
             <w:left w:w="0" w:type="dxa"/>
@@ -7764,6 +7798,7 @@
             <w:insideH w:val="none" w:color="auto" w:sz="0" w:space="0"/>
             <w:insideV w:val="none" w:color="auto" w:sz="0" w:space="0"/>
           </w:tblBorders>
+          <w:shd w:val="clear" w:color="auto" w:fill="FFFFFF"/>
           <w:tblCellMar>
             <w:top w:w="0" w:type="dxa"/>
             <w:left w:w="0" w:type="dxa"/>
@@ -8386,6 +8421,7 @@
             <w:insideH w:val="none" w:color="auto" w:sz="0" w:space="0"/>
             <w:insideV w:val="none" w:color="auto" w:sz="0" w:space="0"/>
           </w:tblBorders>
+          <w:shd w:val="clear" w:color="auto" w:fill="FFFFFF"/>
           <w:tblCellMar>
             <w:top w:w="0" w:type="dxa"/>
             <w:left w:w="0" w:type="dxa"/>
@@ -8696,6 +8732,7 @@
           <w:rFonts w:hint="eastAsia"/>
         </w:rPr>
       </w:pPr>
+      <w:bookmarkStart w:id="34" w:name="_Toc28721"/>
       <w:r>
         <w:rPr>
           <w:rFonts w:hint="eastAsia"/>
@@ -8715,6 +8752,7 @@
         </w:rPr>
         <w:t xml:space="preserve"> 求职者服务</w:t>
       </w:r>
+      <w:bookmarkEnd w:id="34"/>
     </w:p>
     <w:p>
       <w:pPr>
@@ -9351,12 +9389,14 @@
           <w:rFonts w:hint="eastAsia"/>
         </w:rPr>
       </w:pPr>
+      <w:bookmarkStart w:id="35" w:name="_Toc6631"/>
       <w:r>
         <w:rPr>
           <w:rFonts w:hint="eastAsia"/>
         </w:rPr>
         <w:t>4.3 企业招聘管理</w:t>
       </w:r>
+      <w:bookmarkEnd w:id="35"/>
     </w:p>
     <w:p>
       <w:pPr>
@@ -10020,6 +10060,7 @@
           <w:rFonts w:hint="eastAsia"/>
         </w:rPr>
       </w:pPr>
+      <w:bookmarkStart w:id="36" w:name="_Toc17074"/>
       <w:r>
         <w:rPr>
           <w:rFonts w:hint="eastAsia"/>
@@ -10039,6 +10080,7 @@
         </w:rPr>
         <w:t xml:space="preserve"> 智能匹配与面试管理</w:t>
       </w:r>
+      <w:bookmarkEnd w:id="36"/>
     </w:p>
     <w:p>
       <w:pPr>
@@ -10724,27 +10766,27 @@
       <w:pPr>
         <w:pStyle w:val="2"/>
       </w:pPr>
-      <w:bookmarkStart w:id="32" w:name="_Toc116050394"/>
+      <w:bookmarkStart w:id="37" w:name="_Toc15740"/>
       <w:r>
         <w:rPr>
           <w:rFonts w:hint="eastAsia"/>
         </w:rPr>
         <w:t>5.性能需求（必填）</w:t>
       </w:r>
-      <w:bookmarkEnd w:id="32"/>
+      <w:bookmarkEnd w:id="37"/>
     </w:p>
     <w:p>
       <w:pPr>
         <w:pStyle w:val="3"/>
       </w:pPr>
-      <w:bookmarkStart w:id="33" w:name="_Toc116050395"/>
+      <w:bookmarkStart w:id="38" w:name="_Toc30930"/>
       <w:r>
         <w:rPr>
           <w:rFonts w:hint="eastAsia"/>
         </w:rPr>
         <w:t>5.1并发性</w:t>
       </w:r>
-      <w:bookmarkEnd w:id="33"/>
+      <w:bookmarkEnd w:id="38"/>
     </w:p>
     <w:p>
       <w:pPr>
@@ -10856,8 +10898,6 @@
         </w:rPr>
         <w:t xml:space="preserve">企业批量操作具备稳定并发能力：单次批量发送面试邀请、批量反馈结果支持一定规模人数，操作响应及时，耗时较短。 </w:t>
       </w:r>
-      <w:bookmarkStart w:id="60" w:name="_GoBack"/>
-      <w:bookmarkEnd w:id="60"/>
     </w:p>
     <w:p>
       <w:pPr>
@@ -10916,14 +10956,14 @@
       <w:pPr>
         <w:pStyle w:val="3"/>
       </w:pPr>
-      <w:bookmarkStart w:id="34" w:name="_Toc116050396"/>
+      <w:bookmarkStart w:id="39" w:name="_Toc25121"/>
       <w:r>
         <w:rPr>
           <w:rFonts w:hint="eastAsia"/>
         </w:rPr>
         <w:t>5.2容错要求</w:t>
       </w:r>
-      <w:bookmarkEnd w:id="34"/>
+      <w:bookmarkEnd w:id="39"/>
     </w:p>
     <w:p>
       <w:pPr>
@@ -11117,14 +11157,14 @@
       <w:pPr>
         <w:pStyle w:val="3"/>
       </w:pPr>
-      <w:bookmarkStart w:id="35" w:name="_Toc116050397"/>
+      <w:bookmarkStart w:id="40" w:name="_Toc14574"/>
       <w:r>
         <w:rPr>
           <w:rFonts w:hint="eastAsia"/>
         </w:rPr>
         <w:t>5.3时间特性</w:t>
       </w:r>
-      <w:bookmarkEnd w:id="35"/>
+      <w:bookmarkEnd w:id="40"/>
     </w:p>
     <w:tbl>
       <w:tblPr>
@@ -11567,7 +11607,6 @@
             <w:insideH w:val="none" w:color="auto" w:sz="0" w:space="0"/>
             <w:insideV w:val="none" w:color="auto" w:sz="0" w:space="0"/>
           </w:tblBorders>
-          <w:shd w:val="clear" w:color="auto" w:fill="FFFFFF"/>
           <w:tblCellMar>
             <w:top w:w="0" w:type="dxa"/>
             <w:left w:w="0" w:type="dxa"/>
@@ -12146,14 +12185,14 @@
       <w:pPr>
         <w:pStyle w:val="3"/>
       </w:pPr>
-      <w:bookmarkStart w:id="36" w:name="_Toc116050398"/>
+      <w:bookmarkStart w:id="41" w:name="_Toc3653"/>
       <w:r>
         <w:rPr>
           <w:rFonts w:hint="eastAsia"/>
         </w:rPr>
         <w:t>5.4适应性</w:t>
       </w:r>
-      <w:bookmarkEnd w:id="36"/>
+      <w:bookmarkEnd w:id="41"/>
     </w:p>
     <w:p>
       <w:pPr>
@@ -12300,14 +12339,14 @@
       <w:pPr>
         <w:pStyle w:val="2"/>
       </w:pPr>
-      <w:bookmarkStart w:id="37" w:name="_Toc116050399"/>
+      <w:bookmarkStart w:id="42" w:name="_Toc2875"/>
       <w:r>
         <w:rPr>
           <w:rFonts w:hint="eastAsia"/>
         </w:rPr>
         <w:t>6.软件属性需求</w:t>
       </w:r>
-      <w:bookmarkEnd w:id="37"/>
+      <w:bookmarkEnd w:id="42"/>
       <w:r>
         <w:rPr>
           <w:rFonts w:hint="eastAsia"/>
@@ -12319,14 +12358,14 @@
       <w:pPr>
         <w:pStyle w:val="3"/>
       </w:pPr>
-      <w:bookmarkStart w:id="38" w:name="_Toc116050400"/>
+      <w:bookmarkStart w:id="43" w:name="_Toc16091"/>
       <w:r>
         <w:rPr>
           <w:rFonts w:hint="eastAsia"/>
         </w:rPr>
         <w:t>6.1正确性</w:t>
       </w:r>
-      <w:bookmarkEnd w:id="38"/>
+      <w:bookmarkEnd w:id="43"/>
     </w:p>
     <w:p>
       <w:pPr>
@@ -12340,7 +12379,6 @@
           <w:lang w:val="en-US" w:eastAsia="zh-CN" w:bidi="ar-SA"/>
         </w:rPr>
       </w:pPr>
-      <w:bookmarkStart w:id="39" w:name="_Toc116050401"/>
       <w:r>
         <w:rPr>
           <w:rFonts w:hint="default" w:ascii="宋体" w:hAnsi="宋体" w:eastAsia="宋体" w:cs="宋体"/>
@@ -12434,13 +12472,14 @@
       <w:pPr>
         <w:pStyle w:val="3"/>
       </w:pPr>
+      <w:bookmarkStart w:id="44" w:name="_Toc35"/>
       <w:r>
         <w:rPr>
           <w:rFonts w:hint="eastAsia"/>
         </w:rPr>
         <w:t>6.2可靠性</w:t>
       </w:r>
-      <w:bookmarkEnd w:id="39"/>
+      <w:bookmarkEnd w:id="44"/>
     </w:p>
     <w:p>
       <w:pPr>
@@ -12456,7 +12495,6 @@
           <w:lang w:val="en-US" w:eastAsia="zh-CN" w:bidi="ar-SA"/>
         </w:rPr>
       </w:pPr>
-      <w:bookmarkStart w:id="40" w:name="_Toc116050402"/>
       <w:r>
         <w:rPr>
           <w:rFonts w:hint="eastAsia" w:ascii="宋体" w:hAnsi="宋体" w:eastAsia="宋体" w:cs="宋体"/>
@@ -12545,20 +12583,45 @@
           <w:szCs w:val="24"/>
           <w:lang w:val="en-US" w:eastAsia="zh-CN" w:bidi="ar-SA"/>
         </w:rPr>
-        <w:t>异常恢复能力：系统遭遇断电、网络中断等异常后，重启可恢复至故障前状态，未完成操作可续办，数据无损坏。</w:t>
+        <w:t>异常恢复能力：系统遭遇断电、网络中断等异常后，</w:t>
+      </w:r>
+      <w:r>
+        <w:rPr>
+          <w:rFonts w:hint="eastAsia" w:ascii="宋体" w:hAnsi="宋体" w:cs="宋体"/>
+          <w:b w:val="0"/>
+          <w:bCs/>
+          <w:kern w:val="2"/>
+          <w:sz w:val="24"/>
+          <w:szCs w:val="24"/>
+          <w:lang w:val="en-US" w:eastAsia="zh-CN" w:bidi="ar-SA"/>
+        </w:rPr>
+        <w:t>重新登录浏览器</w:t>
+      </w:r>
+      <w:r>
+        <w:rPr>
+          <w:rFonts w:hint="default" w:ascii="宋体" w:hAnsi="宋体" w:eastAsia="宋体" w:cs="宋体"/>
+          <w:b w:val="0"/>
+          <w:bCs/>
+          <w:kern w:val="2"/>
+          <w:sz w:val="24"/>
+          <w:szCs w:val="24"/>
+          <w:lang w:val="en-US" w:eastAsia="zh-CN" w:bidi="ar-SA"/>
+        </w:rPr>
+        <w:t>可恢复至故障前状态，未完成操作可续办，数据无损坏。</w:t>
       </w:r>
     </w:p>
     <w:p>
       <w:pPr>
         <w:pStyle w:val="3"/>
       </w:pPr>
+      <w:bookmarkStart w:id="45" w:name="_Toc21703"/>
       <w:r>
         <w:rPr>
           <w:rFonts w:hint="eastAsia"/>
         </w:rPr>
         <w:t>6.3效率</w:t>
       </w:r>
-      <w:bookmarkEnd w:id="40"/>
+      <w:bookmarkEnd w:id="45"/>
     </w:p>
     <w:p>
       <w:pPr>
@@ -12574,7 +12637,6 @@
           <w:lang w:val="en-US" w:eastAsia="zh-CN" w:bidi="ar-SA"/>
         </w:rPr>
       </w:pPr>
-      <w:bookmarkStart w:id="41" w:name="_Toc116050403"/>
       <w:r>
         <w:rPr>
           <w:rFonts w:hint="eastAsia" w:ascii="宋体" w:hAnsi="宋体" w:eastAsia="宋体" w:cs="宋体"/>
@@ -12676,13 +12738,14 @@
       <w:pPr>
         <w:pStyle w:val="3"/>
       </w:pPr>
+      <w:bookmarkStart w:id="46" w:name="_Toc18068"/>
       <w:r>
         <w:rPr>
           <w:rFonts w:hint="eastAsia"/>
         </w:rPr>
         <w:t>6.4完整性</w:t>
       </w:r>
-      <w:bookmarkEnd w:id="41"/>
+      <w:bookmarkEnd w:id="46"/>
     </w:p>
     <w:p>
       <w:pPr>
@@ -12696,7 +12759,6 @@
           <w:lang w:val="en-US" w:eastAsia="zh-CN" w:bidi="ar-SA"/>
         </w:rPr>
       </w:pPr>
-      <w:bookmarkStart w:id="42" w:name="_Toc116050404"/>
       <w:r>
         <w:rPr>
           <w:rFonts w:hint="default" w:ascii="宋体" w:hAnsi="宋体" w:eastAsia="宋体" w:cs="宋体"/>
@@ -12790,13 +12852,14 @@
       <w:pPr>
         <w:pStyle w:val="3"/>
       </w:pPr>
+      <w:bookmarkStart w:id="47" w:name="_Toc13935"/>
       <w:r>
         <w:rPr>
           <w:rFonts w:hint="eastAsia"/>
         </w:rPr>
         <w:t>6.5易使用性</w:t>
       </w:r>
-      <w:bookmarkEnd w:id="42"/>
+      <w:bookmarkEnd w:id="47"/>
     </w:p>
     <w:p>
       <w:pPr>
@@ -12812,7 +12875,6 @@
           <w:lang w:val="en-US" w:eastAsia="zh-CN" w:bidi="ar-SA"/>
         </w:rPr>
       </w:pPr>
-      <w:bookmarkStart w:id="43" w:name="_Toc116050405"/>
       <w:r>
         <w:rPr>
           <w:rFonts w:hint="eastAsia" w:ascii="宋体" w:hAnsi="宋体" w:eastAsia="宋体" w:cs="宋体"/>
@@ -12924,13 +12986,14 @@
       <w:pPr>
         <w:pStyle w:val="3"/>
       </w:pPr>
+      <w:bookmarkStart w:id="48" w:name="_Toc6603"/>
       <w:r>
         <w:rPr>
           <w:rFonts w:hint="eastAsia"/>
         </w:rPr>
         <w:t>6.6可维护性</w:t>
       </w:r>
-      <w:bookmarkEnd w:id="43"/>
+      <w:bookmarkEnd w:id="48"/>
     </w:p>
     <w:p>
       <w:pPr>
@@ -12944,7 +13007,6 @@
           <w:lang w:val="en-US" w:eastAsia="zh-CN" w:bidi="ar-SA"/>
         </w:rPr>
       </w:pPr>
-      <w:bookmarkStart w:id="44" w:name="_Toc116050406"/>
       <w:r>
         <w:rPr>
           <w:rFonts w:hint="default" w:ascii="宋体" w:hAnsi="宋体" w:eastAsia="宋体" w:cs="宋体"/>
@@ -13038,13 +13100,14 @@
       <w:pPr>
         <w:pStyle w:val="3"/>
       </w:pPr>
+      <w:bookmarkStart w:id="49" w:name="_Toc3807"/>
       <w:r>
         <w:rPr>
           <w:rFonts w:hint="eastAsia"/>
         </w:rPr>
         <w:t>6.7可测试性</w:t>
       </w:r>
-      <w:bookmarkEnd w:id="44"/>
+      <w:bookmarkEnd w:id="49"/>
     </w:p>
     <w:p>
       <w:pPr>
@@ -13176,14 +13239,14 @@
       <w:pPr>
         <w:pStyle w:val="3"/>
       </w:pPr>
-      <w:bookmarkStart w:id="45" w:name="_Toc116050407"/>
+      <w:bookmarkStart w:id="50" w:name="_Toc27227"/>
       <w:r>
         <w:rPr>
           <w:rFonts w:hint="eastAsia"/>
         </w:rPr>
         <w:t>6.8复用性</w:t>
       </w:r>
-      <w:bookmarkEnd w:id="45"/>
+      <w:bookmarkEnd w:id="50"/>
     </w:p>
     <w:p>
       <w:pPr>
@@ -13197,7 +13260,6 @@
           <w:lang w:val="en-US" w:eastAsia="zh-CN" w:bidi="ar-SA"/>
         </w:rPr>
       </w:pPr>
-      <w:bookmarkStart w:id="46" w:name="_Toc116050408"/>
       <w:r>
         <w:rPr>
           <w:rFonts w:hint="default" w:ascii="宋体" w:hAnsi="宋体" w:eastAsia="宋体" w:cs="宋体"/>
@@ -13291,13 +13353,14 @@
       <w:pPr>
         <w:pStyle w:val="3"/>
       </w:pPr>
+      <w:bookmarkStart w:id="51" w:name="_Toc7985"/>
       <w:r>
         <w:rPr>
           <w:rFonts w:hint="eastAsia"/>
         </w:rPr>
         <w:t>6.9安全保密性</w:t>
       </w:r>
-      <w:bookmarkEnd w:id="46"/>
+      <w:bookmarkEnd w:id="51"/>
     </w:p>
     <w:p>
       <w:pPr>
@@ -13311,7 +13374,6 @@
           <w:lang w:val="en-US" w:eastAsia="zh-CN" w:bidi="ar-SA"/>
         </w:rPr>
       </w:pPr>
-      <w:bookmarkStart w:id="47" w:name="_Toc116050409"/>
       <w:r>
         <w:rPr>
           <w:rFonts w:hint="default" w:ascii="宋体" w:hAnsi="宋体" w:eastAsia="宋体" w:cs="宋体"/>
@@ -13505,13 +13567,14 @@
       <w:pPr>
         <w:pStyle w:val="3"/>
       </w:pPr>
+      <w:bookmarkStart w:id="52" w:name="_Toc1150"/>
       <w:r>
         <w:rPr>
           <w:rFonts w:hint="eastAsia"/>
         </w:rPr>
         <w:t>6.10可理解性</w:t>
       </w:r>
-      <w:bookmarkEnd w:id="47"/>
+      <w:bookmarkEnd w:id="52"/>
     </w:p>
     <w:p>
       <w:pPr>
@@ -13525,7 +13588,6 @@
           <w:lang w:val="en-US" w:eastAsia="zh-CN" w:bidi="ar-SA"/>
         </w:rPr>
       </w:pPr>
-      <w:bookmarkStart w:id="48" w:name="_Toc116050410"/>
       <w:r>
         <w:rPr>
           <w:rFonts w:hint="default" w:ascii="宋体" w:hAnsi="宋体" w:eastAsia="宋体" w:cs="宋体"/>
@@ -13619,13 +13681,14 @@
       <w:pPr>
         <w:pStyle w:val="3"/>
       </w:pPr>
+      <w:bookmarkStart w:id="53" w:name="_Toc31767"/>
       <w:r>
         <w:rPr>
           <w:rFonts w:hint="eastAsia"/>
         </w:rPr>
         <w:t>6.11可移植性</w:t>
       </w:r>
-      <w:bookmarkEnd w:id="48"/>
+      <w:bookmarkEnd w:id="53"/>
     </w:p>
     <w:p>
       <w:pPr>
@@ -13639,7 +13702,6 @@
           <w:lang w:val="en-US" w:eastAsia="zh-CN" w:bidi="ar-SA"/>
         </w:rPr>
       </w:pPr>
-      <w:bookmarkStart w:id="49" w:name="_Toc116050411"/>
       <w:r>
         <w:rPr>
           <w:rFonts w:hint="default" w:ascii="宋体" w:hAnsi="宋体" w:eastAsia="宋体" w:cs="宋体"/>
@@ -13733,13 +13795,14 @@
       <w:pPr>
         <w:pStyle w:val="3"/>
       </w:pPr>
+      <w:bookmarkStart w:id="54" w:name="_Toc17915"/>
       <w:r>
         <w:rPr>
           <w:rFonts w:hint="eastAsia"/>
         </w:rPr>
         <w:t>6.12互联性</w:t>
       </w:r>
-      <w:bookmarkEnd w:id="49"/>
+      <w:bookmarkEnd w:id="54"/>
     </w:p>
     <w:p>
       <w:pPr>
@@ -13763,7 +13826,7 @@
           <w:szCs w:val="24"/>
           <w:lang w:val="en-US" w:eastAsia="zh-CN" w:bidi="ar-SA"/>
         </w:rPr>
-        <w:t>第三方工具集成：支持与邮件系统（SMTP）、短信服务平台集成，实现通知消息同步发送；支持与腾讯会议、Zoom 等会议软件接口对接，快速创建线上面试房间。</w:t>
+        <w:t>第三方工具集成：支持与邮件系统（SMTP）、短信服务平台集成，实现通知消息同步发送。</w:t>
       </w:r>
     </w:p>
     <w:p>
@@ -13877,40 +13940,40 @@
       <w:pPr>
         <w:pStyle w:val="2"/>
       </w:pPr>
-      <w:bookmarkStart w:id="50" w:name="_Toc116050412"/>
+      <w:bookmarkStart w:id="55" w:name="_Toc8368"/>
       <w:r>
         <w:rPr>
           <w:rFonts w:hint="eastAsia"/>
         </w:rPr>
         <w:t>7.其他需求（非必须）</w:t>
       </w:r>
-      <w:bookmarkEnd w:id="50"/>
+      <w:bookmarkEnd w:id="55"/>
     </w:p>
     <w:p>
       <w:pPr>
         <w:pStyle w:val="2"/>
       </w:pPr>
-      <w:bookmarkStart w:id="51" w:name="_Toc116050413"/>
+      <w:bookmarkStart w:id="56" w:name="_Toc18465"/>
       <w:r>
         <w:rPr>
           <w:rFonts w:hint="eastAsia"/>
         </w:rPr>
         <w:t>8.附录</w:t>
       </w:r>
-      <w:bookmarkEnd w:id="51"/>
+      <w:bookmarkEnd w:id="56"/>
     </w:p>
     <w:p>
       <w:pPr>
         <w:pStyle w:val="3"/>
       </w:pPr>
-      <w:bookmarkStart w:id="52" w:name="_Toc116050414"/>
+      <w:bookmarkStart w:id="57" w:name="_Toc18707"/>
       <w:r>
         <w:rPr>
           <w:rFonts w:hint="eastAsia"/>
         </w:rPr>
         <w:t>8.1尚未解决的问题（可选）</w:t>
       </w:r>
-      <w:bookmarkEnd w:id="52"/>
+      <w:bookmarkEnd w:id="57"/>
     </w:p>
     <w:p>
       <w:pPr>
@@ -13941,14 +14004,14 @@
       <w:pPr>
         <w:pStyle w:val="3"/>
       </w:pPr>
-      <w:bookmarkStart w:id="53" w:name="_Toc116050415"/>
+      <w:bookmarkStart w:id="58" w:name="_Toc18081"/>
       <w:r>
         <w:rPr>
           <w:rFonts w:hint="eastAsia"/>
         </w:rPr>
         <w:t>8.2注解（可选）</w:t>
       </w:r>
-      <w:bookmarkEnd w:id="53"/>
+      <w:bookmarkEnd w:id="58"/>
     </w:p>
     <w:p>
       <w:pPr>
@@ -14099,24 +14162,24 @@
       <w:pStyle w:val="18"/>
       <w:jc w:val="both"/>
     </w:pPr>
-    <w:bookmarkStart w:id="54" w:name="_Hlk116050170"/>
-    <w:bookmarkStart w:id="55" w:name="_Hlk116050165"/>
-    <w:bookmarkStart w:id="56" w:name="_Hlk116050162"/>
-    <w:bookmarkStart w:id="57" w:name="_Hlk116050163"/>
-    <w:bookmarkStart w:id="58" w:name="_Hlk116050169"/>
-    <w:bookmarkStart w:id="59" w:name="_Hlk116050164"/>
+    <w:bookmarkStart w:id="59" w:name="_Hlk116050170"/>
+    <w:bookmarkStart w:id="60" w:name="_Hlk116050165"/>
+    <w:bookmarkStart w:id="61" w:name="_Hlk116050169"/>
+    <w:bookmarkStart w:id="62" w:name="_Hlk116050164"/>
+    <w:bookmarkStart w:id="63" w:name="_Hlk116050163"/>
+    <w:bookmarkStart w:id="64" w:name="_Hlk116050162"/>
     <w:r>
       <w:rPr>
         <w:rFonts w:hint="eastAsia"/>
       </w:rPr>
       <w:t>需求分析文档</w:t>
     </w:r>
-    <w:bookmarkEnd w:id="54"/>
-    <w:bookmarkEnd w:id="55"/>
-    <w:bookmarkEnd w:id="56"/>
-    <w:bookmarkEnd w:id="57"/>
-    <w:bookmarkEnd w:id="58"/>
     <w:bookmarkEnd w:id="59"/>
+    <w:bookmarkEnd w:id="60"/>
+    <w:bookmarkEnd w:id="61"/>
+    <w:bookmarkEnd w:id="62"/>
+    <w:bookmarkEnd w:id="63"/>
+    <w:bookmarkEnd w:id="64"/>
   </w:p>
 </w:hdr>
 </file>

--- a/doc/需求规格文档.docx
+++ b/doc/需求规格文档.docx
@@ -49,8 +49,8 @@
       <w:bookmarkEnd w:id="0"/>
       <w:bookmarkEnd w:id="1"/>
       <w:bookmarkEnd w:id="2"/>
-      <w:bookmarkStart w:id="3" w:name="_Toc17740"/>
-      <w:bookmarkStart w:id="4" w:name="_Toc246399500"/>
+      <w:bookmarkStart w:id="3" w:name="_Toc246399500"/>
+      <w:bookmarkStart w:id="4" w:name="_Toc17740"/>
       <w:bookmarkStart w:id="5" w:name="_Toc246399169"/>
     </w:p>
     <w:p>
@@ -815,8 +815,6 @@
           <w:docGrid w:type="lines" w:linePitch="312" w:charSpace="0"/>
         </w:sectPr>
       </w:pPr>
-      <w:bookmarkStart w:id="65" w:name="_GoBack"/>
-      <w:bookmarkEnd w:id="65"/>
     </w:p>
     <w:p>
       <w:pPr>
@@ -3454,12 +3452,6 @@
             <w:insideH w:val="single" w:color="auto" w:sz="4" w:space="0"/>
             <w:insideV w:val="single" w:color="auto" w:sz="4" w:space="0"/>
           </w:tblBorders>
-          <w:tblCellMar>
-            <w:top w:w="0" w:type="dxa"/>
-            <w:left w:w="108" w:type="dxa"/>
-            <w:bottom w:w="0" w:type="dxa"/>
-            <w:right w:w="108" w:type="dxa"/>
-          </w:tblCellMar>
         </w:tblPrEx>
         <w:tc>
           <w:tcPr>
@@ -4227,8 +4219,8 @@
       <w:pPr>
         <w:pStyle w:val="3"/>
       </w:pPr>
-      <w:bookmarkStart w:id="19" w:name="_Toc507035521"/>
-      <w:bookmarkStart w:id="20" w:name="_Toc6636"/>
+      <w:bookmarkStart w:id="19" w:name="_Toc6636"/>
+      <w:bookmarkStart w:id="20" w:name="_Toc507035521"/>
       <w:r>
         <w:rPr>
           <w:rFonts w:hint="eastAsia"/>
@@ -4870,6 +4862,7 @@
     <w:p>
       <w:pPr>
         <w:pStyle w:val="3"/>
+        <w:bidi w:val="0"/>
       </w:pPr>
       <w:bookmarkStart w:id="26" w:name="_Toc30640"/>
       <w:r>
@@ -4879,20 +4872,6 @@
         <w:t>3.1静态数据</w:t>
       </w:r>
       <w:bookmarkEnd w:id="26"/>
-    </w:p>
-    <w:p>
-      <w:pPr>
-        <w:rPr>
-          <w:sz w:val="24"/>
-        </w:rPr>
-      </w:pPr>
-      <w:r>
-        <w:rPr>
-          <w:rFonts w:hint="eastAsia"/>
-          <w:sz w:val="24"/>
-        </w:rPr>
-        <w:t>系统中保持不变的数据。</w:t>
-      </w:r>
     </w:p>
     <w:tbl>
       <w:tblPr>
@@ -4953,6 +4932,7 @@
                 <w:szCs w:val="21"/>
               </w:rPr>
             </w:pPr>
+            <w:bookmarkStart w:id="27" w:name="_Toc23165"/>
             <w:r>
               <w:rPr>
                 <w:rFonts w:hint="eastAsia" w:asciiTheme="minorHAnsi" w:hAnsiTheme="minorHAnsi" w:eastAsiaTheme="minorEastAsia" w:cstheme="minorBidi"/>
@@ -5041,6 +5021,14 @@
                 <w:lang w:val="en-US" w:eastAsia="zh-CN"/>
               </w:rPr>
             </w:pPr>
+            <w:r>
+              <w:rPr>
+                <w:rFonts w:hint="eastAsia" w:asciiTheme="minorHAnsi" w:hAnsiTheme="minorHAnsi" w:eastAsiaTheme="minorEastAsia" w:cstheme="minorBidi"/>
+                <w:szCs w:val="21"/>
+                <w:lang w:val="en-US" w:eastAsia="zh-CN"/>
+              </w:rPr>
+              <w:t>用户基础信息</w:t>
+            </w:r>
           </w:p>
         </w:tc>
         <w:tc>
@@ -5052,11 +5040,19 @@
             <w:pPr>
               <w:jc w:val="center"/>
               <w:rPr>
+                <w:rFonts w:hint="default" w:asciiTheme="minorHAnsi" w:hAnsiTheme="minorHAnsi" w:eastAsiaTheme="minorEastAsia" w:cstheme="minorBidi"/>
+                <w:szCs w:val="21"/>
+                <w:lang w:val="en-US" w:eastAsia="zh-CN"/>
+              </w:rPr>
+            </w:pPr>
+            <w:r>
+              <w:rPr>
                 <w:rFonts w:hint="eastAsia" w:asciiTheme="minorHAnsi" w:hAnsiTheme="minorHAnsi" w:eastAsiaTheme="minorEastAsia" w:cstheme="minorBidi"/>
                 <w:szCs w:val="21"/>
                 <w:lang w:val="en-US" w:eastAsia="zh-CN"/>
               </w:rPr>
-            </w:pPr>
+              <w:t>结构化数据</w:t>
+            </w:r>
           </w:p>
         </w:tc>
         <w:tc>
@@ -5068,10 +5064,37 @@
             <w:pPr>
               <w:jc w:val="center"/>
               <w:rPr>
-                <w:rFonts w:asciiTheme="minorHAnsi" w:hAnsiTheme="minorHAnsi" w:eastAsiaTheme="minorEastAsia" w:cstheme="minorBidi"/>
+                <w:rFonts w:hint="eastAsia" w:asciiTheme="minorHAnsi" w:hAnsiTheme="minorHAnsi" w:eastAsiaTheme="minorEastAsia" w:cstheme="minorBidi"/>
                 <w:szCs w:val="21"/>
+                <w:lang w:val="en-US" w:eastAsia="zh-CN"/>
               </w:rPr>
             </w:pPr>
+            <w:r>
+              <w:rPr>
+                <w:rFonts w:hint="eastAsia" w:asciiTheme="minorHAnsi" w:hAnsiTheme="minorHAnsi" w:eastAsiaTheme="minorEastAsia" w:cstheme="minorBidi"/>
+                <w:szCs w:val="21"/>
+                <w:lang w:val="en-US" w:eastAsia="zh-CN"/>
+              </w:rPr>
+              <w:t>包括用户ID、</w:t>
+            </w:r>
+          </w:p>
+          <w:p>
+            <w:pPr>
+              <w:jc w:val="center"/>
+              <w:rPr>
+                <w:rFonts w:hint="default" w:asciiTheme="minorHAnsi" w:hAnsiTheme="minorHAnsi" w:eastAsiaTheme="minorEastAsia" w:cstheme="minorBidi"/>
+                <w:szCs w:val="21"/>
+                <w:lang w:val="en-US" w:eastAsia="zh-CN"/>
+              </w:rPr>
+            </w:pPr>
+            <w:r>
+              <w:rPr>
+                <w:rFonts w:hint="eastAsia" w:asciiTheme="minorHAnsi" w:hAnsiTheme="minorHAnsi" w:eastAsiaTheme="minorEastAsia" w:cstheme="minorBidi"/>
+                <w:szCs w:val="21"/>
+                <w:lang w:val="en-US" w:eastAsia="zh-CN"/>
+              </w:rPr>
+              <w:t>用户名、密码、用户类型等。</w:t>
+            </w:r>
           </w:p>
         </w:tc>
       </w:tr>
@@ -5104,10 +5127,19 @@
             <w:pPr>
               <w:jc w:val="center"/>
               <w:rPr>
-                <w:rFonts w:asciiTheme="minorHAnsi" w:hAnsiTheme="minorHAnsi" w:eastAsiaTheme="minorEastAsia" w:cstheme="minorBidi"/>
+                <w:rFonts w:hint="eastAsia" w:asciiTheme="minorHAnsi" w:hAnsiTheme="minorHAnsi" w:eastAsiaTheme="minorEastAsia" w:cstheme="minorBidi"/>
                 <w:szCs w:val="21"/>
+                <w:lang w:val="en-US" w:eastAsia="zh-CN"/>
               </w:rPr>
             </w:pPr>
+            <w:r>
+              <w:rPr>
+                <w:rFonts w:hint="eastAsia" w:asciiTheme="minorHAnsi" w:hAnsiTheme="minorHAnsi" w:eastAsiaTheme="minorEastAsia" w:cstheme="minorBidi"/>
+                <w:szCs w:val="21"/>
+                <w:lang w:val="en-US" w:eastAsia="zh-CN"/>
+              </w:rPr>
+              <w:t>企业信息</w:t>
+            </w:r>
           </w:p>
         </w:tc>
         <w:tc>
@@ -5119,10 +5151,19 @@
             <w:pPr>
               <w:jc w:val="center"/>
               <w:rPr>
-                <w:rFonts w:asciiTheme="minorHAnsi" w:hAnsiTheme="minorHAnsi" w:eastAsiaTheme="minorEastAsia" w:cstheme="minorBidi"/>
+                <w:rFonts w:hint="default" w:asciiTheme="minorHAnsi" w:hAnsiTheme="minorHAnsi" w:eastAsiaTheme="minorEastAsia" w:cstheme="minorBidi"/>
                 <w:szCs w:val="21"/>
+                <w:lang w:val="en-US" w:eastAsia="zh-CN"/>
               </w:rPr>
             </w:pPr>
+            <w:r>
+              <w:rPr>
+                <w:rFonts w:hint="eastAsia" w:asciiTheme="minorHAnsi" w:hAnsiTheme="minorHAnsi" w:eastAsiaTheme="minorEastAsia" w:cstheme="minorBidi"/>
+                <w:szCs w:val="21"/>
+                <w:lang w:val="en-US" w:eastAsia="zh-CN"/>
+              </w:rPr>
+              <w:t>结构化数据</w:t>
+            </w:r>
           </w:p>
         </w:tc>
         <w:tc>
@@ -5134,10 +5175,19 @@
             <w:pPr>
               <w:jc w:val="center"/>
               <w:rPr>
-                <w:rFonts w:asciiTheme="minorHAnsi" w:hAnsiTheme="minorHAnsi" w:eastAsiaTheme="minorEastAsia" w:cstheme="minorBidi"/>
+                <w:rFonts w:hint="default" w:asciiTheme="minorHAnsi" w:hAnsiTheme="minorHAnsi" w:eastAsiaTheme="minorEastAsia" w:cstheme="minorBidi"/>
                 <w:szCs w:val="21"/>
+                <w:lang w:val="en-US" w:eastAsia="zh-CN"/>
               </w:rPr>
             </w:pPr>
+            <w:r>
+              <w:rPr>
+                <w:rFonts w:hint="eastAsia" w:asciiTheme="minorHAnsi" w:hAnsiTheme="minorHAnsi" w:eastAsiaTheme="minorEastAsia" w:cstheme="minorBidi"/>
+                <w:szCs w:val="21"/>
+                <w:lang w:val="en-US" w:eastAsia="zh-CN"/>
+              </w:rPr>
+              <w:t>包括企业ID、企业名称、企业地址等信息。</w:t>
+            </w:r>
           </w:p>
         </w:tc>
       </w:tr>
@@ -5170,10 +5220,19 @@
             <w:pPr>
               <w:jc w:val="center"/>
               <w:rPr>
-                <w:rFonts w:asciiTheme="minorHAnsi" w:hAnsiTheme="minorHAnsi" w:eastAsiaTheme="minorEastAsia" w:cstheme="minorBidi"/>
+                <w:rFonts w:hint="default" w:asciiTheme="minorHAnsi" w:hAnsiTheme="minorHAnsi" w:eastAsiaTheme="minorEastAsia" w:cstheme="minorBidi"/>
                 <w:szCs w:val="21"/>
+                <w:lang w:val="en-US" w:eastAsia="zh-CN"/>
               </w:rPr>
             </w:pPr>
+            <w:r>
+              <w:rPr>
+                <w:rFonts w:hint="eastAsia" w:asciiTheme="minorHAnsi" w:hAnsiTheme="minorHAnsi" w:eastAsiaTheme="minorEastAsia" w:cstheme="minorBidi"/>
+                <w:szCs w:val="21"/>
+                <w:lang w:val="en-US" w:eastAsia="zh-CN"/>
+              </w:rPr>
+              <w:t>系统角色与权限</w:t>
+            </w:r>
           </w:p>
         </w:tc>
         <w:tc>
@@ -5185,10 +5244,19 @@
             <w:pPr>
               <w:jc w:val="center"/>
               <w:rPr>
-                <w:rFonts w:asciiTheme="minorHAnsi" w:hAnsiTheme="minorHAnsi" w:eastAsiaTheme="minorEastAsia" w:cstheme="minorBidi"/>
+                <w:rFonts w:hint="default" w:asciiTheme="minorHAnsi" w:hAnsiTheme="minorHAnsi" w:eastAsiaTheme="minorEastAsia" w:cstheme="minorBidi"/>
                 <w:szCs w:val="21"/>
+                <w:lang w:val="en-US" w:eastAsia="zh-CN"/>
               </w:rPr>
             </w:pPr>
+            <w:r>
+              <w:rPr>
+                <w:rFonts w:hint="eastAsia" w:asciiTheme="minorHAnsi" w:hAnsiTheme="minorHAnsi" w:eastAsiaTheme="minorEastAsia" w:cstheme="minorBidi"/>
+                <w:szCs w:val="21"/>
+                <w:lang w:val="en-US" w:eastAsia="zh-CN"/>
+              </w:rPr>
+              <w:t>结构化数据</w:t>
+            </w:r>
           </w:p>
         </w:tc>
         <w:tc>
@@ -5200,10 +5268,19 @@
             <w:pPr>
               <w:jc w:val="center"/>
               <w:rPr>
-                <w:rFonts w:asciiTheme="minorHAnsi" w:hAnsiTheme="minorHAnsi" w:eastAsiaTheme="minorEastAsia" w:cstheme="minorBidi"/>
+                <w:rFonts w:hint="default" w:asciiTheme="minorHAnsi" w:hAnsiTheme="minorHAnsi" w:eastAsiaTheme="minorEastAsia" w:cstheme="minorBidi"/>
                 <w:szCs w:val="21"/>
+                <w:lang w:val="en-US" w:eastAsia="zh-CN"/>
               </w:rPr>
             </w:pPr>
+            <w:r>
+              <w:rPr>
+                <w:rFonts w:hint="eastAsia" w:asciiTheme="minorHAnsi" w:hAnsiTheme="minorHAnsi" w:eastAsiaTheme="minorEastAsia" w:cstheme="minorBidi"/>
+                <w:szCs w:val="21"/>
+                <w:lang w:val="en-US" w:eastAsia="zh-CN"/>
+              </w:rPr>
+              <w:t>系统预定义的各角色及其对应的功能权限。</w:t>
+            </w:r>
           </w:p>
         </w:tc>
       </w:tr>
@@ -5212,7 +5289,6 @@
       <w:pPr>
         <w:pStyle w:val="3"/>
       </w:pPr>
-      <w:bookmarkStart w:id="27" w:name="_Toc23165"/>
       <w:r>
         <w:rPr>
           <w:rFonts w:hint="eastAsia"/>
@@ -5220,20 +5296,6 @@
         <w:t>3.2动态数据</w:t>
       </w:r>
       <w:bookmarkEnd w:id="27"/>
-    </w:p>
-    <w:p>
-      <w:pPr>
-        <w:rPr>
-          <w:sz w:val="24"/>
-        </w:rPr>
-      </w:pPr>
-      <w:r>
-        <w:rPr>
-          <w:rFonts w:hint="eastAsia"/>
-          <w:sz w:val="24"/>
-        </w:rPr>
-        <w:t>包括输入数据和输出数据</w:t>
-      </w:r>
     </w:p>
     <w:tbl>
       <w:tblPr>
@@ -5271,6 +5333,12 @@
             <w:insideH w:val="single" w:color="auto" w:sz="4" w:space="0"/>
             <w:insideV w:val="single" w:color="auto" w:sz="4" w:space="0"/>
           </w:tblBorders>
+          <w:tblCellMar>
+            <w:top w:w="0" w:type="dxa"/>
+            <w:left w:w="108" w:type="dxa"/>
+            <w:bottom w:w="0" w:type="dxa"/>
+            <w:right w:w="108" w:type="dxa"/>
+          </w:tblCellMar>
         </w:tblPrEx>
         <w:trPr>
           <w:trHeight w:val="212" w:hRule="atLeast"/>
@@ -5288,6 +5356,7 @@
                 <w:szCs w:val="21"/>
               </w:rPr>
             </w:pPr>
+            <w:bookmarkStart w:id="28" w:name="_Toc32057"/>
             <w:r>
               <w:rPr>
                 <w:rFonts w:hint="eastAsia" w:asciiTheme="minorHAnsi" w:hAnsiTheme="minorHAnsi" w:eastAsiaTheme="minorEastAsia" w:cstheme="minorBidi"/>
@@ -5371,10 +5440,19 @@
             <w:pPr>
               <w:jc w:val="center"/>
               <w:rPr>
-                <w:rFonts w:asciiTheme="minorHAnsi" w:hAnsiTheme="minorHAnsi" w:eastAsiaTheme="minorEastAsia" w:cstheme="minorBidi"/>
+                <w:rFonts w:hint="default" w:asciiTheme="minorHAnsi" w:hAnsiTheme="minorHAnsi" w:eastAsiaTheme="minorEastAsia" w:cstheme="minorBidi"/>
                 <w:szCs w:val="21"/>
+                <w:lang w:val="en-US" w:eastAsia="zh-CN"/>
               </w:rPr>
             </w:pPr>
+            <w:r>
+              <w:rPr>
+                <w:rFonts w:hint="eastAsia" w:asciiTheme="minorHAnsi" w:hAnsiTheme="minorHAnsi" w:eastAsiaTheme="minorEastAsia" w:cstheme="minorBidi"/>
+                <w:szCs w:val="21"/>
+                <w:lang w:val="en-US" w:eastAsia="zh-CN"/>
+              </w:rPr>
+              <w:t>注册信息</w:t>
+            </w:r>
           </w:p>
         </w:tc>
         <w:tc>
@@ -5386,10 +5464,19 @@
             <w:pPr>
               <w:jc w:val="center"/>
               <w:rPr>
-                <w:rFonts w:asciiTheme="minorHAnsi" w:hAnsiTheme="minorHAnsi" w:eastAsiaTheme="minorEastAsia" w:cstheme="minorBidi"/>
+                <w:rFonts w:hint="eastAsia" w:asciiTheme="minorHAnsi" w:hAnsiTheme="minorHAnsi" w:eastAsiaTheme="minorEastAsia" w:cstheme="minorBidi"/>
                 <w:szCs w:val="21"/>
+                <w:lang w:val="en-US" w:eastAsia="zh-CN"/>
               </w:rPr>
             </w:pPr>
+            <w:r>
+              <w:rPr>
+                <w:rFonts w:hint="eastAsia" w:asciiTheme="minorHAnsi" w:hAnsiTheme="minorHAnsi" w:eastAsiaTheme="minorEastAsia" w:cstheme="minorBidi"/>
+                <w:szCs w:val="21"/>
+                <w:lang w:val="en-US" w:eastAsia="zh-CN"/>
+              </w:rPr>
+              <w:t>输入数据</w:t>
+            </w:r>
           </w:p>
         </w:tc>
         <w:tc>
@@ -5401,10 +5488,19 @@
             <w:pPr>
               <w:jc w:val="center"/>
               <w:rPr>
-                <w:rFonts w:asciiTheme="minorHAnsi" w:hAnsiTheme="minorHAnsi" w:eastAsiaTheme="minorEastAsia" w:cstheme="minorBidi"/>
+                <w:rFonts w:hint="default" w:asciiTheme="minorHAnsi" w:hAnsiTheme="minorHAnsi" w:eastAsiaTheme="minorEastAsia" w:cstheme="minorBidi"/>
                 <w:szCs w:val="21"/>
+                <w:lang w:val="en-US" w:eastAsia="zh-CN"/>
               </w:rPr>
             </w:pPr>
+            <w:r>
+              <w:rPr>
+                <w:rFonts w:hint="eastAsia" w:asciiTheme="minorHAnsi" w:hAnsiTheme="minorHAnsi" w:eastAsiaTheme="minorEastAsia" w:cstheme="minorBidi"/>
+                <w:szCs w:val="21"/>
+                <w:lang w:val="en-US" w:eastAsia="zh-CN"/>
+              </w:rPr>
+              <w:t>用户在注册时提交的原始信息，如账号、密码、手机号等等，支持修改。</w:t>
+            </w:r>
           </w:p>
         </w:tc>
       </w:tr>
@@ -5437,10 +5533,19 @@
             <w:pPr>
               <w:jc w:val="center"/>
               <w:rPr>
-                <w:rFonts w:asciiTheme="minorHAnsi" w:hAnsiTheme="minorHAnsi" w:eastAsiaTheme="minorEastAsia" w:cstheme="minorBidi"/>
+                <w:rFonts w:hint="default" w:asciiTheme="minorHAnsi" w:hAnsiTheme="minorHAnsi" w:eastAsiaTheme="minorEastAsia" w:cstheme="minorBidi"/>
                 <w:szCs w:val="21"/>
+                <w:lang w:val="en-US" w:eastAsia="zh-CN"/>
               </w:rPr>
             </w:pPr>
+            <w:r>
+              <w:rPr>
+                <w:rFonts w:hint="eastAsia" w:asciiTheme="minorHAnsi" w:hAnsiTheme="minorHAnsi" w:eastAsiaTheme="minorEastAsia" w:cstheme="minorBidi"/>
+                <w:szCs w:val="21"/>
+                <w:lang w:val="en-US" w:eastAsia="zh-CN"/>
+              </w:rPr>
+              <w:t>简历文件与内容</w:t>
+            </w:r>
           </w:p>
         </w:tc>
         <w:tc>
@@ -5452,10 +5557,19 @@
             <w:pPr>
               <w:jc w:val="center"/>
               <w:rPr>
-                <w:rFonts w:asciiTheme="minorHAnsi" w:hAnsiTheme="minorHAnsi" w:eastAsiaTheme="minorEastAsia" w:cstheme="minorBidi"/>
+                <w:rFonts w:hint="eastAsia" w:asciiTheme="minorHAnsi" w:hAnsiTheme="minorHAnsi" w:eastAsiaTheme="minorEastAsia" w:cstheme="minorBidi"/>
                 <w:szCs w:val="21"/>
+                <w:lang w:val="en-US" w:eastAsia="zh-CN"/>
               </w:rPr>
             </w:pPr>
+            <w:r>
+              <w:rPr>
+                <w:rFonts w:hint="eastAsia" w:asciiTheme="minorHAnsi" w:hAnsiTheme="minorHAnsi" w:eastAsiaTheme="minorEastAsia" w:cstheme="minorBidi"/>
+                <w:szCs w:val="21"/>
+                <w:lang w:val="en-US" w:eastAsia="zh-CN"/>
+              </w:rPr>
+              <w:t>输入数据</w:t>
+            </w:r>
           </w:p>
         </w:tc>
         <w:tc>
@@ -5467,10 +5581,19 @@
             <w:pPr>
               <w:jc w:val="center"/>
               <w:rPr>
-                <w:rFonts w:asciiTheme="minorHAnsi" w:hAnsiTheme="minorHAnsi" w:eastAsiaTheme="minorEastAsia" w:cstheme="minorBidi"/>
+                <w:rFonts w:hint="default" w:asciiTheme="minorHAnsi" w:hAnsiTheme="minorHAnsi" w:eastAsiaTheme="minorEastAsia" w:cstheme="minorBidi"/>
                 <w:szCs w:val="21"/>
+                <w:lang w:val="en-US" w:eastAsia="zh-CN"/>
               </w:rPr>
             </w:pPr>
+            <w:r>
+              <w:rPr>
+                <w:rFonts w:hint="eastAsia" w:asciiTheme="minorHAnsi" w:hAnsiTheme="minorHAnsi" w:eastAsiaTheme="minorEastAsia" w:cstheme="minorBidi"/>
+                <w:szCs w:val="21"/>
+                <w:lang w:val="en-US" w:eastAsia="zh-CN"/>
+              </w:rPr>
+              <w:t>求职者输入的简历文档描述和上传的简历附件，支持暂存和修改。</w:t>
+            </w:r>
           </w:p>
         </w:tc>
       </w:tr>
@@ -5503,10 +5626,19 @@
             <w:pPr>
               <w:jc w:val="center"/>
               <w:rPr>
-                <w:rFonts w:asciiTheme="minorHAnsi" w:hAnsiTheme="minorHAnsi" w:eastAsiaTheme="minorEastAsia" w:cstheme="minorBidi"/>
+                <w:rFonts w:hint="default" w:asciiTheme="minorHAnsi" w:hAnsiTheme="minorHAnsi" w:eastAsiaTheme="minorEastAsia" w:cstheme="minorBidi"/>
                 <w:szCs w:val="21"/>
+                <w:lang w:val="en-US" w:eastAsia="zh-CN"/>
               </w:rPr>
             </w:pPr>
+            <w:r>
+              <w:rPr>
+                <w:rFonts w:hint="eastAsia" w:asciiTheme="minorHAnsi" w:hAnsiTheme="minorHAnsi" w:eastAsiaTheme="minorEastAsia" w:cstheme="minorBidi"/>
+                <w:szCs w:val="21"/>
+                <w:lang w:val="en-US" w:eastAsia="zh-CN"/>
+              </w:rPr>
+              <w:t>职位发布信息</w:t>
+            </w:r>
           </w:p>
         </w:tc>
         <w:tc>
@@ -5518,10 +5650,19 @@
             <w:pPr>
               <w:jc w:val="center"/>
               <w:rPr>
-                <w:rFonts w:asciiTheme="minorHAnsi" w:hAnsiTheme="minorHAnsi" w:eastAsiaTheme="minorEastAsia" w:cstheme="minorBidi"/>
+                <w:rFonts w:hint="default" w:asciiTheme="minorHAnsi" w:hAnsiTheme="minorHAnsi" w:eastAsiaTheme="minorEastAsia" w:cstheme="minorBidi"/>
                 <w:szCs w:val="21"/>
+                <w:lang w:val="en-US" w:eastAsia="zh-CN"/>
               </w:rPr>
             </w:pPr>
+            <w:r>
+              <w:rPr>
+                <w:rFonts w:hint="eastAsia" w:asciiTheme="minorHAnsi" w:hAnsiTheme="minorHAnsi" w:eastAsiaTheme="minorEastAsia" w:cstheme="minorBidi"/>
+                <w:szCs w:val="21"/>
+                <w:lang w:val="en-US" w:eastAsia="zh-CN"/>
+              </w:rPr>
+              <w:t>输入信息</w:t>
+            </w:r>
           </w:p>
         </w:tc>
         <w:tc>
@@ -5533,10 +5674,391 @@
             <w:pPr>
               <w:jc w:val="center"/>
               <w:rPr>
-                <w:rFonts w:asciiTheme="minorHAnsi" w:hAnsiTheme="minorHAnsi" w:eastAsiaTheme="minorEastAsia" w:cstheme="minorBidi"/>
+                <w:rFonts w:hint="default" w:asciiTheme="minorHAnsi" w:hAnsiTheme="minorHAnsi" w:eastAsiaTheme="minorEastAsia" w:cstheme="minorBidi"/>
                 <w:szCs w:val="21"/>
+                <w:lang w:val="en-US" w:eastAsia="zh-CN"/>
               </w:rPr>
             </w:pPr>
+            <w:r>
+              <w:rPr>
+                <w:rFonts w:hint="eastAsia" w:asciiTheme="minorHAnsi" w:hAnsiTheme="minorHAnsi" w:eastAsiaTheme="minorEastAsia" w:cstheme="minorBidi"/>
+                <w:szCs w:val="21"/>
+                <w:lang w:val="en-US" w:eastAsia="zh-CN"/>
+              </w:rPr>
+              <w:t>企业用户发布职位时要求填写的动态信息，如职位描述，任职要求，招聘需求，薪资水平等等数据，支持发布和取消</w:t>
+            </w:r>
+          </w:p>
+        </w:tc>
+      </w:tr>
+      <w:tr>
+        <w:tblPrEx>
+          <w:tblBorders>
+            <w:top w:val="single" w:color="auto" w:sz="4" w:space="0"/>
+            <w:left w:val="single" w:color="auto" w:sz="4" w:space="0"/>
+            <w:bottom w:val="single" w:color="auto" w:sz="4" w:space="0"/>
+            <w:right w:val="single" w:color="auto" w:sz="4" w:space="0"/>
+            <w:insideH w:val="single" w:color="auto" w:sz="4" w:space="0"/>
+            <w:insideV w:val="single" w:color="auto" w:sz="4" w:space="0"/>
+          </w:tblBorders>
+          <w:tblCellMar>
+            <w:top w:w="0" w:type="dxa"/>
+            <w:left w:w="108" w:type="dxa"/>
+            <w:bottom w:w="0" w:type="dxa"/>
+            <w:right w:w="108" w:type="dxa"/>
+          </w:tblCellMar>
+        </w:tblPrEx>
+        <w:trPr>
+          <w:trHeight w:val="113" w:hRule="atLeast"/>
+        </w:trPr>
+        <w:tc>
+          <w:tcPr>
+            <w:tcW w:w="1905" w:type="dxa"/>
+            <w:vAlign w:val="center"/>
+          </w:tcPr>
+          <w:p>
+            <w:pPr>
+              <w:jc w:val="center"/>
+              <w:rPr>
+                <w:rFonts w:hint="default" w:asciiTheme="minorHAnsi" w:hAnsiTheme="minorHAnsi" w:eastAsiaTheme="minorEastAsia" w:cstheme="minorBidi"/>
+                <w:szCs w:val="21"/>
+                <w:lang w:val="en-US" w:eastAsia="zh-CN"/>
+              </w:rPr>
+            </w:pPr>
+            <w:r>
+              <w:rPr>
+                <w:rFonts w:hint="eastAsia" w:asciiTheme="minorHAnsi" w:hAnsiTheme="minorHAnsi" w:eastAsiaTheme="minorEastAsia" w:cstheme="minorBidi"/>
+                <w:szCs w:val="21"/>
+                <w:lang w:val="en-US" w:eastAsia="zh-CN"/>
+              </w:rPr>
+              <w:t>筛选指令与面试信息安排</w:t>
+            </w:r>
+          </w:p>
+        </w:tc>
+        <w:tc>
+          <w:tcPr>
+            <w:tcW w:w="1905" w:type="dxa"/>
+            <w:vAlign w:val="center"/>
+          </w:tcPr>
+          <w:p>
+            <w:pPr>
+              <w:jc w:val="center"/>
+              <w:rPr>
+                <w:rFonts w:hint="default" w:asciiTheme="minorHAnsi" w:hAnsiTheme="minorHAnsi" w:eastAsiaTheme="minorEastAsia" w:cstheme="minorBidi"/>
+                <w:szCs w:val="21"/>
+                <w:lang w:val="en-US" w:eastAsia="zh-CN"/>
+              </w:rPr>
+            </w:pPr>
+            <w:r>
+              <w:rPr>
+                <w:rFonts w:hint="eastAsia" w:asciiTheme="minorHAnsi" w:hAnsiTheme="minorHAnsi" w:eastAsiaTheme="minorEastAsia" w:cstheme="minorBidi"/>
+                <w:szCs w:val="21"/>
+                <w:lang w:val="en-US" w:eastAsia="zh-CN"/>
+              </w:rPr>
+              <w:t>输入数据</w:t>
+            </w:r>
+          </w:p>
+        </w:tc>
+        <w:tc>
+          <w:tcPr>
+            <w:tcW w:w="2898" w:type="dxa"/>
+            <w:vAlign w:val="center"/>
+          </w:tcPr>
+          <w:p>
+            <w:pPr>
+              <w:jc w:val="center"/>
+              <w:rPr>
+                <w:rFonts w:hint="default" w:asciiTheme="minorHAnsi" w:hAnsiTheme="minorHAnsi" w:eastAsiaTheme="minorEastAsia" w:cstheme="minorBidi"/>
+                <w:szCs w:val="21"/>
+                <w:lang w:val="en-US" w:eastAsia="zh-CN"/>
+              </w:rPr>
+            </w:pPr>
+            <w:r>
+              <w:rPr>
+                <w:rFonts w:hint="eastAsia" w:asciiTheme="minorHAnsi" w:hAnsiTheme="minorHAnsi" w:eastAsiaTheme="minorEastAsia" w:cstheme="minorBidi"/>
+                <w:szCs w:val="21"/>
+                <w:lang w:val="en-US" w:eastAsia="zh-CN"/>
+              </w:rPr>
+              <w:t>HR人员执行的操作数据，将简历标记为“通过/不通过”，以及安排面试时要求设置的面试时间和面试地点</w:t>
+            </w:r>
+          </w:p>
+        </w:tc>
+      </w:tr>
+      <w:tr>
+        <w:tblPrEx>
+          <w:tblBorders>
+            <w:top w:val="single" w:color="auto" w:sz="4" w:space="0"/>
+            <w:left w:val="single" w:color="auto" w:sz="4" w:space="0"/>
+            <w:bottom w:val="single" w:color="auto" w:sz="4" w:space="0"/>
+            <w:right w:val="single" w:color="auto" w:sz="4" w:space="0"/>
+            <w:insideH w:val="single" w:color="auto" w:sz="4" w:space="0"/>
+            <w:insideV w:val="single" w:color="auto" w:sz="4" w:space="0"/>
+          </w:tblBorders>
+          <w:tblCellMar>
+            <w:top w:w="0" w:type="dxa"/>
+            <w:left w:w="108" w:type="dxa"/>
+            <w:bottom w:w="0" w:type="dxa"/>
+            <w:right w:w="108" w:type="dxa"/>
+          </w:tblCellMar>
+        </w:tblPrEx>
+        <w:trPr>
+          <w:trHeight w:val="113" w:hRule="atLeast"/>
+        </w:trPr>
+        <w:tc>
+          <w:tcPr>
+            <w:tcW w:w="1905" w:type="dxa"/>
+            <w:vAlign w:val="center"/>
+          </w:tcPr>
+          <w:p>
+            <w:pPr>
+              <w:jc w:val="center"/>
+              <w:rPr>
+                <w:rFonts w:hint="default" w:asciiTheme="minorHAnsi" w:hAnsiTheme="minorHAnsi" w:eastAsiaTheme="minorEastAsia" w:cstheme="minorBidi"/>
+                <w:szCs w:val="21"/>
+                <w:lang w:val="en-US" w:eastAsia="zh-CN"/>
+              </w:rPr>
+            </w:pPr>
+            <w:r>
+              <w:rPr>
+                <w:rFonts w:hint="eastAsia" w:asciiTheme="minorHAnsi" w:hAnsiTheme="minorHAnsi" w:eastAsiaTheme="minorEastAsia" w:cstheme="minorBidi"/>
+                <w:szCs w:val="21"/>
+                <w:lang w:val="en-US" w:eastAsia="zh-CN"/>
+              </w:rPr>
+              <w:t>面试评价与面试结果</w:t>
+            </w:r>
+          </w:p>
+        </w:tc>
+        <w:tc>
+          <w:tcPr>
+            <w:tcW w:w="1905" w:type="dxa"/>
+            <w:vAlign w:val="center"/>
+          </w:tcPr>
+          <w:p>
+            <w:pPr>
+              <w:jc w:val="center"/>
+              <w:rPr>
+                <w:rFonts w:hint="default" w:asciiTheme="minorHAnsi" w:hAnsiTheme="minorHAnsi" w:eastAsiaTheme="minorEastAsia" w:cstheme="minorBidi"/>
+                <w:szCs w:val="21"/>
+                <w:lang w:val="en-US" w:eastAsia="zh-CN"/>
+              </w:rPr>
+            </w:pPr>
+            <w:r>
+              <w:rPr>
+                <w:rFonts w:hint="eastAsia" w:asciiTheme="minorHAnsi" w:hAnsiTheme="minorHAnsi" w:eastAsiaTheme="minorEastAsia" w:cstheme="minorBidi"/>
+                <w:szCs w:val="21"/>
+                <w:lang w:val="en-US" w:eastAsia="zh-CN"/>
+              </w:rPr>
+              <w:t>输入数据</w:t>
+            </w:r>
+          </w:p>
+        </w:tc>
+        <w:tc>
+          <w:tcPr>
+            <w:tcW w:w="2898" w:type="dxa"/>
+            <w:vAlign w:val="center"/>
+          </w:tcPr>
+          <w:p>
+            <w:pPr>
+              <w:jc w:val="center"/>
+              <w:rPr>
+                <w:rFonts w:hint="default" w:asciiTheme="minorHAnsi" w:hAnsiTheme="minorHAnsi" w:eastAsiaTheme="minorEastAsia" w:cstheme="minorBidi"/>
+                <w:szCs w:val="21"/>
+                <w:lang w:val="en-US" w:eastAsia="zh-CN"/>
+              </w:rPr>
+            </w:pPr>
+            <w:r>
+              <w:rPr>
+                <w:rFonts w:hint="eastAsia" w:asciiTheme="minorHAnsi" w:hAnsiTheme="minorHAnsi" w:eastAsiaTheme="minorEastAsia" w:cstheme="minorBidi"/>
+                <w:szCs w:val="21"/>
+                <w:lang w:val="en-US" w:eastAsia="zh-CN"/>
+              </w:rPr>
+              <w:t>HR在面试后填写的评价和最后的面试结论，面试评价将转回到被面试者，面试结果则会在系统中被上传（通过/不通过）</w:t>
+            </w:r>
+          </w:p>
+        </w:tc>
+      </w:tr>
+      <w:tr>
+        <w:tblPrEx>
+          <w:tblBorders>
+            <w:top w:val="single" w:color="auto" w:sz="4" w:space="0"/>
+            <w:left w:val="single" w:color="auto" w:sz="4" w:space="0"/>
+            <w:bottom w:val="single" w:color="auto" w:sz="4" w:space="0"/>
+            <w:right w:val="single" w:color="auto" w:sz="4" w:space="0"/>
+            <w:insideH w:val="single" w:color="auto" w:sz="4" w:space="0"/>
+            <w:insideV w:val="single" w:color="auto" w:sz="4" w:space="0"/>
+          </w:tblBorders>
+          <w:tblCellMar>
+            <w:top w:w="0" w:type="dxa"/>
+            <w:left w:w="108" w:type="dxa"/>
+            <w:bottom w:w="0" w:type="dxa"/>
+            <w:right w:w="108" w:type="dxa"/>
+          </w:tblCellMar>
+        </w:tblPrEx>
+        <w:trPr>
+          <w:trHeight w:val="113" w:hRule="atLeast"/>
+        </w:trPr>
+        <w:tc>
+          <w:tcPr>
+            <w:tcW w:w="1905" w:type="dxa"/>
+            <w:vAlign w:val="center"/>
+          </w:tcPr>
+          <w:p>
+            <w:pPr>
+              <w:jc w:val="center"/>
+              <w:rPr>
+                <w:rFonts w:hint="default" w:asciiTheme="minorHAnsi" w:hAnsiTheme="minorHAnsi" w:eastAsiaTheme="minorEastAsia" w:cstheme="minorBidi"/>
+                <w:szCs w:val="21"/>
+                <w:lang w:val="en-US" w:eastAsia="zh-CN"/>
+              </w:rPr>
+            </w:pPr>
+            <w:r>
+              <w:rPr>
+                <w:rFonts w:hint="eastAsia" w:asciiTheme="minorHAnsi" w:hAnsiTheme="minorHAnsi" w:eastAsiaTheme="minorEastAsia" w:cstheme="minorBidi"/>
+                <w:szCs w:val="21"/>
+                <w:lang w:val="en-US" w:eastAsia="zh-CN"/>
+              </w:rPr>
+              <w:t>各类通知信息</w:t>
+            </w:r>
+          </w:p>
+        </w:tc>
+        <w:tc>
+          <w:tcPr>
+            <w:tcW w:w="1905" w:type="dxa"/>
+            <w:vAlign w:val="center"/>
+          </w:tcPr>
+          <w:p>
+            <w:pPr>
+              <w:jc w:val="center"/>
+              <w:rPr>
+                <w:rFonts w:hint="default" w:asciiTheme="minorHAnsi" w:hAnsiTheme="minorHAnsi" w:eastAsiaTheme="minorEastAsia" w:cstheme="minorBidi"/>
+                <w:szCs w:val="21"/>
+                <w:lang w:val="en-US" w:eastAsia="zh-CN"/>
+              </w:rPr>
+            </w:pPr>
+            <w:r>
+              <w:rPr>
+                <w:rFonts w:hint="eastAsia" w:asciiTheme="minorHAnsi" w:hAnsiTheme="minorHAnsi" w:eastAsiaTheme="minorEastAsia" w:cstheme="minorBidi"/>
+                <w:szCs w:val="21"/>
+                <w:lang w:val="en-US" w:eastAsia="zh-CN"/>
+              </w:rPr>
+              <w:t>输出数据</w:t>
+            </w:r>
+          </w:p>
+        </w:tc>
+        <w:tc>
+          <w:tcPr>
+            <w:tcW w:w="2898" w:type="dxa"/>
+            <w:vAlign w:val="center"/>
+          </w:tcPr>
+          <w:p>
+            <w:pPr>
+              <w:jc w:val="center"/>
+              <w:rPr>
+                <w:rFonts w:hint="default" w:asciiTheme="minorHAnsi" w:hAnsiTheme="minorHAnsi" w:eastAsiaTheme="minorEastAsia" w:cstheme="minorBidi"/>
+                <w:szCs w:val="21"/>
+                <w:lang w:val="en-US" w:eastAsia="zh-CN"/>
+              </w:rPr>
+            </w:pPr>
+            <w:r>
+              <w:rPr>
+                <w:rFonts w:hint="eastAsia" w:asciiTheme="minorHAnsi" w:hAnsiTheme="minorHAnsi" w:eastAsiaTheme="minorEastAsia" w:cstheme="minorBidi"/>
+                <w:szCs w:val="21"/>
+                <w:lang w:val="en-US" w:eastAsia="zh-CN"/>
+              </w:rPr>
+              <w:t>系统向用户发送的信息，如“简历投递成功”、“面试通知”、“面试结果和评价”、“录用通知”</w:t>
+            </w:r>
+          </w:p>
+        </w:tc>
+      </w:tr>
+      <w:tr>
+        <w:tblPrEx>
+          <w:tblBorders>
+            <w:top w:val="single" w:color="auto" w:sz="4" w:space="0"/>
+            <w:left w:val="single" w:color="auto" w:sz="4" w:space="0"/>
+            <w:bottom w:val="single" w:color="auto" w:sz="4" w:space="0"/>
+            <w:right w:val="single" w:color="auto" w:sz="4" w:space="0"/>
+            <w:insideH w:val="single" w:color="auto" w:sz="4" w:space="0"/>
+            <w:insideV w:val="single" w:color="auto" w:sz="4" w:space="0"/>
+          </w:tblBorders>
+          <w:tblCellMar>
+            <w:top w:w="0" w:type="dxa"/>
+            <w:left w:w="108" w:type="dxa"/>
+            <w:bottom w:w="0" w:type="dxa"/>
+            <w:right w:w="108" w:type="dxa"/>
+          </w:tblCellMar>
+        </w:tblPrEx>
+        <w:trPr>
+          <w:trHeight w:val="113" w:hRule="atLeast"/>
+        </w:trPr>
+        <w:tc>
+          <w:tcPr>
+            <w:tcW w:w="1905" w:type="dxa"/>
+            <w:vAlign w:val="center"/>
+          </w:tcPr>
+          <w:p>
+            <w:pPr>
+              <w:jc w:val="center"/>
+              <w:rPr>
+                <w:rFonts w:hint="default" w:asciiTheme="minorHAnsi" w:hAnsiTheme="minorHAnsi" w:eastAsiaTheme="minorEastAsia" w:cstheme="minorBidi"/>
+                <w:szCs w:val="21"/>
+                <w:lang w:val="en-US" w:eastAsia="zh-CN"/>
+              </w:rPr>
+            </w:pPr>
+            <w:r>
+              <w:rPr>
+                <w:rFonts w:hint="eastAsia" w:asciiTheme="minorHAnsi" w:hAnsiTheme="minorHAnsi" w:eastAsiaTheme="minorEastAsia" w:cstheme="minorBidi"/>
+                <w:szCs w:val="21"/>
+                <w:lang w:val="en-US" w:eastAsia="zh-CN"/>
+              </w:rPr>
+              <w:t>招聘数据报表</w:t>
+            </w:r>
+          </w:p>
+        </w:tc>
+        <w:tc>
+          <w:tcPr>
+            <w:tcW w:w="1905" w:type="dxa"/>
+            <w:vAlign w:val="center"/>
+          </w:tcPr>
+          <w:p>
+            <w:pPr>
+              <w:jc w:val="center"/>
+              <w:rPr>
+                <w:rFonts w:hint="default" w:asciiTheme="minorHAnsi" w:hAnsiTheme="minorHAnsi" w:eastAsiaTheme="minorEastAsia" w:cstheme="minorBidi"/>
+                <w:szCs w:val="21"/>
+                <w:lang w:val="en-US" w:eastAsia="zh-CN"/>
+              </w:rPr>
+            </w:pPr>
+            <w:r>
+              <w:rPr>
+                <w:rFonts w:hint="eastAsia" w:asciiTheme="minorHAnsi" w:hAnsiTheme="minorHAnsi" w:eastAsiaTheme="minorEastAsia" w:cstheme="minorBidi"/>
+                <w:szCs w:val="21"/>
+                <w:lang w:val="en-US" w:eastAsia="zh-CN"/>
+              </w:rPr>
+              <w:t>输出数据</w:t>
+            </w:r>
+          </w:p>
+        </w:tc>
+        <w:tc>
+          <w:tcPr>
+            <w:tcW w:w="2898" w:type="dxa"/>
+            <w:vAlign w:val="center"/>
+          </w:tcPr>
+          <w:p>
+            <w:pPr>
+              <w:jc w:val="center"/>
+              <w:rPr>
+                <w:rFonts w:hint="default" w:asciiTheme="minorHAnsi" w:hAnsiTheme="minorHAnsi" w:eastAsiaTheme="minorEastAsia" w:cstheme="minorBidi"/>
+                <w:szCs w:val="21"/>
+                <w:lang w:val="en-US" w:eastAsia="zh-CN"/>
+              </w:rPr>
+            </w:pPr>
+            <w:r>
+              <w:rPr>
+                <w:rFonts w:hint="eastAsia" w:asciiTheme="minorHAnsi" w:hAnsiTheme="minorHAnsi" w:eastAsiaTheme="minorEastAsia" w:cstheme="minorBidi"/>
+                <w:szCs w:val="21"/>
+                <w:lang w:val="en-US" w:eastAsia="zh-CN"/>
+              </w:rPr>
+              <w:t>系统根据企业需求生成的动态报表，如岗位投递统计、候选人信息列表等等</w:t>
+            </w:r>
           </w:p>
         </w:tc>
       </w:tr>
@@ -5545,7 +6067,6 @@
       <w:pPr>
         <w:pStyle w:val="3"/>
       </w:pPr>
-      <w:bookmarkStart w:id="28" w:name="_Toc32057"/>
       <w:r>
         <w:rPr>
           <w:rFonts w:hint="eastAsia"/>
@@ -5554,32 +6075,497 @@
       </w:r>
       <w:bookmarkEnd w:id="28"/>
     </w:p>
-    <w:p>
-      <w:pPr>
-        <w:ind w:firstLine="480" w:firstLineChars="200"/>
-        <w:rPr>
-          <w:sz w:val="24"/>
-        </w:rPr>
-      </w:pPr>
-      <w:r>
-        <w:rPr>
-          <w:rFonts w:hint="eastAsia"/>
-          <w:sz w:val="24"/>
-        </w:rPr>
-        <w:t>内部数据指系统在处理过程中产生的中间</w:t>
-      </w:r>
-      <w:r>
-        <w:rPr>
-          <w:sz w:val="24"/>
-        </w:rPr>
-        <w:t>判断数据</w:t>
-      </w:r>
-    </w:p>
+    <w:tbl>
+      <w:tblPr>
+        <w:tblStyle w:val="26"/>
+        <w:tblW w:w="6708" w:type="dxa"/>
+        <w:tblInd w:w="0" w:type="dxa"/>
+        <w:tblBorders>
+          <w:top w:val="single" w:color="auto" w:sz="4" w:space="0"/>
+          <w:left w:val="single" w:color="auto" w:sz="4" w:space="0"/>
+          <w:bottom w:val="single" w:color="auto" w:sz="4" w:space="0"/>
+          <w:right w:val="single" w:color="auto" w:sz="4" w:space="0"/>
+          <w:insideH w:val="single" w:color="auto" w:sz="4" w:space="0"/>
+          <w:insideV w:val="single" w:color="auto" w:sz="4" w:space="0"/>
+        </w:tblBorders>
+        <w:tblLayout w:type="autofit"/>
+        <w:tblCellMar>
+          <w:top w:w="0" w:type="dxa"/>
+          <w:left w:w="108" w:type="dxa"/>
+          <w:bottom w:w="0" w:type="dxa"/>
+          <w:right w:w="108" w:type="dxa"/>
+        </w:tblCellMar>
+      </w:tblPr>
+      <w:tblGrid>
+        <w:gridCol w:w="1905"/>
+        <w:gridCol w:w="1905"/>
+        <w:gridCol w:w="2898"/>
+      </w:tblGrid>
+      <w:tr>
+        <w:tblPrEx>
+          <w:tblBorders>
+            <w:top w:val="single" w:color="auto" w:sz="4" w:space="0"/>
+            <w:left w:val="single" w:color="auto" w:sz="4" w:space="0"/>
+            <w:bottom w:val="single" w:color="auto" w:sz="4" w:space="0"/>
+            <w:right w:val="single" w:color="auto" w:sz="4" w:space="0"/>
+            <w:insideH w:val="single" w:color="auto" w:sz="4" w:space="0"/>
+            <w:insideV w:val="single" w:color="auto" w:sz="4" w:space="0"/>
+          </w:tblBorders>
+          <w:tblCellMar>
+            <w:top w:w="0" w:type="dxa"/>
+            <w:left w:w="108" w:type="dxa"/>
+            <w:bottom w:w="0" w:type="dxa"/>
+            <w:right w:w="108" w:type="dxa"/>
+          </w:tblCellMar>
+        </w:tblPrEx>
+        <w:trPr>
+          <w:trHeight w:val="212" w:hRule="atLeast"/>
+        </w:trPr>
+        <w:tc>
+          <w:tcPr>
+            <w:tcW w:w="1905" w:type="dxa"/>
+            <w:vAlign w:val="center"/>
+          </w:tcPr>
+          <w:p>
+            <w:pPr>
+              <w:jc w:val="center"/>
+              <w:rPr>
+                <w:rFonts w:asciiTheme="minorHAnsi" w:hAnsiTheme="minorHAnsi" w:eastAsiaTheme="minorEastAsia" w:cstheme="minorBidi"/>
+                <w:szCs w:val="21"/>
+              </w:rPr>
+            </w:pPr>
+            <w:bookmarkStart w:id="29" w:name="_Toc5258"/>
+            <w:r>
+              <w:rPr>
+                <w:rFonts w:hint="eastAsia" w:asciiTheme="minorHAnsi" w:hAnsiTheme="minorHAnsi" w:eastAsiaTheme="minorEastAsia" w:cstheme="minorBidi"/>
+                <w:szCs w:val="21"/>
+              </w:rPr>
+              <w:t>数据名称</w:t>
+            </w:r>
+          </w:p>
+        </w:tc>
+        <w:tc>
+          <w:tcPr>
+            <w:tcW w:w="1905" w:type="dxa"/>
+            <w:vAlign w:val="center"/>
+          </w:tcPr>
+          <w:p>
+            <w:pPr>
+              <w:jc w:val="center"/>
+              <w:rPr>
+                <w:rFonts w:asciiTheme="minorHAnsi" w:hAnsiTheme="minorHAnsi" w:eastAsiaTheme="minorEastAsia" w:cstheme="minorBidi"/>
+                <w:szCs w:val="21"/>
+              </w:rPr>
+            </w:pPr>
+            <w:r>
+              <w:rPr>
+                <w:rFonts w:hint="eastAsia" w:asciiTheme="minorHAnsi" w:hAnsiTheme="minorHAnsi" w:eastAsiaTheme="minorEastAsia" w:cstheme="minorBidi"/>
+                <w:szCs w:val="21"/>
+              </w:rPr>
+              <w:t>数据类型</w:t>
+            </w:r>
+          </w:p>
+        </w:tc>
+        <w:tc>
+          <w:tcPr>
+            <w:tcW w:w="2898" w:type="dxa"/>
+            <w:vAlign w:val="center"/>
+          </w:tcPr>
+          <w:p>
+            <w:pPr>
+              <w:jc w:val="center"/>
+              <w:rPr>
+                <w:rFonts w:asciiTheme="minorHAnsi" w:hAnsiTheme="minorHAnsi" w:eastAsiaTheme="minorEastAsia" w:cstheme="minorBidi"/>
+                <w:szCs w:val="21"/>
+              </w:rPr>
+            </w:pPr>
+            <w:r>
+              <w:rPr>
+                <w:rFonts w:hint="eastAsia" w:asciiTheme="minorHAnsi" w:hAnsiTheme="minorHAnsi" w:eastAsiaTheme="minorEastAsia" w:cstheme="minorBidi"/>
+                <w:szCs w:val="21"/>
+              </w:rPr>
+              <w:t>数据说明</w:t>
+            </w:r>
+          </w:p>
+        </w:tc>
+      </w:tr>
+      <w:tr>
+        <w:tblPrEx>
+          <w:tblBorders>
+            <w:top w:val="single" w:color="auto" w:sz="4" w:space="0"/>
+            <w:left w:val="single" w:color="auto" w:sz="4" w:space="0"/>
+            <w:bottom w:val="single" w:color="auto" w:sz="4" w:space="0"/>
+            <w:right w:val="single" w:color="auto" w:sz="4" w:space="0"/>
+            <w:insideH w:val="single" w:color="auto" w:sz="4" w:space="0"/>
+            <w:insideV w:val="single" w:color="auto" w:sz="4" w:space="0"/>
+          </w:tblBorders>
+          <w:tblCellMar>
+            <w:top w:w="0" w:type="dxa"/>
+            <w:left w:w="108" w:type="dxa"/>
+            <w:bottom w:w="0" w:type="dxa"/>
+            <w:right w:w="108" w:type="dxa"/>
+          </w:tblCellMar>
+        </w:tblPrEx>
+        <w:trPr>
+          <w:trHeight w:val="136" w:hRule="atLeast"/>
+        </w:trPr>
+        <w:tc>
+          <w:tcPr>
+            <w:tcW w:w="1905" w:type="dxa"/>
+            <w:vAlign w:val="center"/>
+          </w:tcPr>
+          <w:p>
+            <w:pPr>
+              <w:jc w:val="center"/>
+              <w:rPr>
+                <w:rFonts w:hint="default" w:asciiTheme="minorHAnsi" w:hAnsiTheme="minorHAnsi" w:eastAsiaTheme="minorEastAsia" w:cstheme="minorBidi"/>
+                <w:szCs w:val="21"/>
+                <w:lang w:val="en-US" w:eastAsia="zh-CN"/>
+              </w:rPr>
+            </w:pPr>
+            <w:r>
+              <w:rPr>
+                <w:rFonts w:hint="eastAsia" w:asciiTheme="minorHAnsi" w:hAnsiTheme="minorHAnsi" w:eastAsiaTheme="minorEastAsia" w:cstheme="minorBidi"/>
+                <w:szCs w:val="21"/>
+                <w:lang w:val="en-US" w:eastAsia="zh-CN"/>
+              </w:rPr>
+              <w:t>用户类型</w:t>
+            </w:r>
+          </w:p>
+        </w:tc>
+        <w:tc>
+          <w:tcPr>
+            <w:tcW w:w="1905" w:type="dxa"/>
+            <w:vAlign w:val="center"/>
+          </w:tcPr>
+          <w:p>
+            <w:pPr>
+              <w:jc w:val="center"/>
+              <w:rPr>
+                <w:rFonts w:hint="default" w:asciiTheme="minorHAnsi" w:hAnsiTheme="minorHAnsi" w:eastAsiaTheme="minorEastAsia" w:cstheme="minorBidi"/>
+                <w:szCs w:val="21"/>
+                <w:lang w:val="en-US" w:eastAsia="zh-CN"/>
+              </w:rPr>
+            </w:pPr>
+            <w:r>
+              <w:rPr>
+                <w:rFonts w:hint="eastAsia" w:asciiTheme="minorHAnsi" w:hAnsiTheme="minorHAnsi" w:eastAsiaTheme="minorEastAsia" w:cstheme="minorBidi"/>
+                <w:szCs w:val="21"/>
+                <w:lang w:val="en-US" w:eastAsia="zh-CN"/>
+              </w:rPr>
+              <w:t>状态数据</w:t>
+            </w:r>
+          </w:p>
+        </w:tc>
+        <w:tc>
+          <w:tcPr>
+            <w:tcW w:w="2898" w:type="dxa"/>
+            <w:vAlign w:val="center"/>
+          </w:tcPr>
+          <w:p>
+            <w:pPr>
+              <w:jc w:val="center"/>
+              <w:rPr>
+                <w:rFonts w:hint="default" w:asciiTheme="minorHAnsi" w:hAnsiTheme="minorHAnsi" w:eastAsiaTheme="minorEastAsia" w:cstheme="minorBidi"/>
+                <w:szCs w:val="21"/>
+                <w:lang w:val="en-US" w:eastAsia="zh-CN"/>
+              </w:rPr>
+            </w:pPr>
+            <w:r>
+              <w:rPr>
+                <w:rFonts w:hint="eastAsia" w:asciiTheme="minorHAnsi" w:hAnsiTheme="minorHAnsi" w:eastAsiaTheme="minorEastAsia" w:cstheme="minorBidi"/>
+                <w:szCs w:val="21"/>
+                <w:lang w:val="en-US" w:eastAsia="zh-CN"/>
+              </w:rPr>
+              <w:t>用户注册成功后，系统为其生成的唯一身份标识和确定的用户类型</w:t>
+            </w:r>
+          </w:p>
+        </w:tc>
+      </w:tr>
+      <w:tr>
+        <w:tblPrEx>
+          <w:tblBorders>
+            <w:top w:val="single" w:color="auto" w:sz="4" w:space="0"/>
+            <w:left w:val="single" w:color="auto" w:sz="4" w:space="0"/>
+            <w:bottom w:val="single" w:color="auto" w:sz="4" w:space="0"/>
+            <w:right w:val="single" w:color="auto" w:sz="4" w:space="0"/>
+            <w:insideH w:val="single" w:color="auto" w:sz="4" w:space="0"/>
+            <w:insideV w:val="single" w:color="auto" w:sz="4" w:space="0"/>
+          </w:tblBorders>
+          <w:tblCellMar>
+            <w:top w:w="0" w:type="dxa"/>
+            <w:left w:w="108" w:type="dxa"/>
+            <w:bottom w:w="0" w:type="dxa"/>
+            <w:right w:w="108" w:type="dxa"/>
+          </w:tblCellMar>
+        </w:tblPrEx>
+        <w:trPr>
+          <w:trHeight w:val="187" w:hRule="atLeast"/>
+        </w:trPr>
+        <w:tc>
+          <w:tcPr>
+            <w:tcW w:w="1905" w:type="dxa"/>
+            <w:vAlign w:val="center"/>
+          </w:tcPr>
+          <w:p>
+            <w:pPr>
+              <w:jc w:val="center"/>
+              <w:rPr>
+                <w:rFonts w:hint="default" w:asciiTheme="minorHAnsi" w:hAnsiTheme="minorHAnsi" w:eastAsiaTheme="minorEastAsia" w:cstheme="minorBidi"/>
+                <w:szCs w:val="21"/>
+                <w:lang w:val="en-US" w:eastAsia="zh-CN"/>
+              </w:rPr>
+            </w:pPr>
+            <w:r>
+              <w:rPr>
+                <w:rFonts w:hint="eastAsia" w:asciiTheme="minorHAnsi" w:hAnsiTheme="minorHAnsi" w:eastAsiaTheme="minorEastAsia" w:cstheme="minorBidi"/>
+                <w:szCs w:val="21"/>
+                <w:lang w:val="en-US" w:eastAsia="zh-CN"/>
+              </w:rPr>
+              <w:t>投递状态</w:t>
+            </w:r>
+          </w:p>
+        </w:tc>
+        <w:tc>
+          <w:tcPr>
+            <w:tcW w:w="1905" w:type="dxa"/>
+            <w:vAlign w:val="center"/>
+          </w:tcPr>
+          <w:p>
+            <w:pPr>
+              <w:jc w:val="center"/>
+              <w:rPr>
+                <w:rFonts w:hint="default" w:asciiTheme="minorHAnsi" w:hAnsiTheme="minorHAnsi" w:eastAsiaTheme="minorEastAsia" w:cstheme="minorBidi"/>
+                <w:szCs w:val="21"/>
+                <w:lang w:val="en-US" w:eastAsia="zh-CN"/>
+              </w:rPr>
+            </w:pPr>
+            <w:r>
+              <w:rPr>
+                <w:rFonts w:hint="eastAsia" w:asciiTheme="minorHAnsi" w:hAnsiTheme="minorHAnsi" w:eastAsiaTheme="minorEastAsia" w:cstheme="minorBidi"/>
+                <w:szCs w:val="21"/>
+                <w:lang w:val="en-US" w:eastAsia="zh-CN"/>
+              </w:rPr>
+              <w:t>状态数据</w:t>
+            </w:r>
+          </w:p>
+        </w:tc>
+        <w:tc>
+          <w:tcPr>
+            <w:tcW w:w="2898" w:type="dxa"/>
+            <w:vAlign w:val="center"/>
+          </w:tcPr>
+          <w:p>
+            <w:pPr>
+              <w:jc w:val="center"/>
+              <w:rPr>
+                <w:rFonts w:hint="default" w:asciiTheme="minorHAnsi" w:hAnsiTheme="minorHAnsi" w:eastAsiaTheme="minorEastAsia" w:cstheme="minorBidi"/>
+                <w:szCs w:val="21"/>
+                <w:lang w:val="en-US" w:eastAsia="zh-CN"/>
+              </w:rPr>
+            </w:pPr>
+            <w:r>
+              <w:rPr>
+                <w:rFonts w:hint="eastAsia" w:asciiTheme="minorHAnsi" w:hAnsiTheme="minorHAnsi" w:eastAsiaTheme="minorEastAsia" w:cstheme="minorBidi"/>
+                <w:szCs w:val="21"/>
+                <w:lang w:val="en-US" w:eastAsia="zh-CN"/>
+              </w:rPr>
+              <w:t>简历投递记录在流程中的状态，如“已提交”，“已查看”，“已通过”等等，由系统根据HR的操作自动更新</w:t>
+            </w:r>
+          </w:p>
+        </w:tc>
+      </w:tr>
+      <w:tr>
+        <w:tblPrEx>
+          <w:tblBorders>
+            <w:top w:val="single" w:color="auto" w:sz="4" w:space="0"/>
+            <w:left w:val="single" w:color="auto" w:sz="4" w:space="0"/>
+            <w:bottom w:val="single" w:color="auto" w:sz="4" w:space="0"/>
+            <w:right w:val="single" w:color="auto" w:sz="4" w:space="0"/>
+            <w:insideH w:val="single" w:color="auto" w:sz="4" w:space="0"/>
+            <w:insideV w:val="single" w:color="auto" w:sz="4" w:space="0"/>
+          </w:tblBorders>
+          <w:tblCellMar>
+            <w:top w:w="0" w:type="dxa"/>
+            <w:left w:w="108" w:type="dxa"/>
+            <w:bottom w:w="0" w:type="dxa"/>
+            <w:right w:w="108" w:type="dxa"/>
+          </w:tblCellMar>
+        </w:tblPrEx>
+        <w:trPr>
+          <w:trHeight w:val="113" w:hRule="atLeast"/>
+        </w:trPr>
+        <w:tc>
+          <w:tcPr>
+            <w:tcW w:w="1905" w:type="dxa"/>
+            <w:vAlign w:val="center"/>
+          </w:tcPr>
+          <w:p>
+            <w:pPr>
+              <w:jc w:val="center"/>
+              <w:rPr>
+                <w:rFonts w:hint="default" w:asciiTheme="minorHAnsi" w:hAnsiTheme="minorHAnsi" w:eastAsiaTheme="minorEastAsia" w:cstheme="minorBidi"/>
+                <w:szCs w:val="21"/>
+                <w:lang w:val="en-US" w:eastAsia="zh-CN"/>
+              </w:rPr>
+            </w:pPr>
+            <w:r>
+              <w:rPr>
+                <w:rFonts w:hint="eastAsia" w:asciiTheme="minorHAnsi" w:hAnsiTheme="minorHAnsi" w:eastAsiaTheme="minorEastAsia" w:cstheme="minorBidi"/>
+                <w:szCs w:val="21"/>
+                <w:lang w:val="en-US" w:eastAsia="zh-CN"/>
+              </w:rPr>
+              <w:t>面试状态</w:t>
+            </w:r>
+          </w:p>
+        </w:tc>
+        <w:tc>
+          <w:tcPr>
+            <w:tcW w:w="1905" w:type="dxa"/>
+            <w:vAlign w:val="center"/>
+          </w:tcPr>
+          <w:p>
+            <w:pPr>
+              <w:jc w:val="center"/>
+              <w:rPr>
+                <w:rFonts w:hint="eastAsia" w:asciiTheme="minorHAnsi" w:hAnsiTheme="minorHAnsi" w:eastAsiaTheme="minorEastAsia" w:cstheme="minorBidi"/>
+                <w:szCs w:val="21"/>
+                <w:lang w:val="en-US" w:eastAsia="zh-CN"/>
+              </w:rPr>
+            </w:pPr>
+            <w:r>
+              <w:rPr>
+                <w:rFonts w:hint="eastAsia" w:asciiTheme="minorHAnsi" w:hAnsiTheme="minorHAnsi" w:eastAsiaTheme="minorEastAsia" w:cstheme="minorBidi"/>
+                <w:szCs w:val="21"/>
+                <w:lang w:val="en-US" w:eastAsia="zh-CN"/>
+              </w:rPr>
+              <w:t>状态数据</w:t>
+            </w:r>
+          </w:p>
+        </w:tc>
+        <w:tc>
+          <w:tcPr>
+            <w:tcW w:w="2898" w:type="dxa"/>
+            <w:vAlign w:val="center"/>
+          </w:tcPr>
+          <w:p>
+            <w:pPr>
+              <w:jc w:val="center"/>
+              <w:rPr>
+                <w:rFonts w:hint="default" w:asciiTheme="minorHAnsi" w:hAnsiTheme="minorHAnsi" w:eastAsiaTheme="minorEastAsia" w:cstheme="minorBidi"/>
+                <w:szCs w:val="21"/>
+                <w:lang w:val="en-US" w:eastAsia="zh-CN"/>
+              </w:rPr>
+            </w:pPr>
+            <w:r>
+              <w:rPr>
+                <w:rFonts w:hint="eastAsia" w:asciiTheme="minorHAnsi" w:hAnsiTheme="minorHAnsi" w:eastAsiaTheme="minorEastAsia" w:cstheme="minorBidi"/>
+                <w:szCs w:val="21"/>
+                <w:lang w:val="en-US" w:eastAsia="zh-CN"/>
+              </w:rPr>
+              <w:t>某次面试安排的当前状态，由HR操作自动更新，且在超过保存时间后自动修改为“已过期”</w:t>
+            </w:r>
+          </w:p>
+        </w:tc>
+      </w:tr>
+      <w:tr>
+        <w:tblPrEx>
+          <w:tblBorders>
+            <w:top w:val="single" w:color="auto" w:sz="4" w:space="0"/>
+            <w:left w:val="single" w:color="auto" w:sz="4" w:space="0"/>
+            <w:bottom w:val="single" w:color="auto" w:sz="4" w:space="0"/>
+            <w:right w:val="single" w:color="auto" w:sz="4" w:space="0"/>
+            <w:insideH w:val="single" w:color="auto" w:sz="4" w:space="0"/>
+            <w:insideV w:val="single" w:color="auto" w:sz="4" w:space="0"/>
+          </w:tblBorders>
+          <w:tblCellMar>
+            <w:top w:w="0" w:type="dxa"/>
+            <w:left w:w="108" w:type="dxa"/>
+            <w:bottom w:w="0" w:type="dxa"/>
+            <w:right w:w="108" w:type="dxa"/>
+          </w:tblCellMar>
+        </w:tblPrEx>
+        <w:trPr>
+          <w:trHeight w:val="113" w:hRule="atLeast"/>
+        </w:trPr>
+        <w:tc>
+          <w:tcPr>
+            <w:tcW w:w="1905" w:type="dxa"/>
+            <w:vAlign w:val="center"/>
+          </w:tcPr>
+          <w:p>
+            <w:pPr>
+              <w:jc w:val="center"/>
+              <w:rPr>
+                <w:rFonts w:hint="default" w:asciiTheme="minorHAnsi" w:hAnsiTheme="minorHAnsi" w:eastAsiaTheme="minorEastAsia" w:cstheme="minorBidi"/>
+                <w:szCs w:val="21"/>
+                <w:lang w:val="en-US" w:eastAsia="zh-CN"/>
+              </w:rPr>
+            </w:pPr>
+            <w:r>
+              <w:rPr>
+                <w:rFonts w:hint="eastAsia" w:asciiTheme="minorHAnsi" w:hAnsiTheme="minorHAnsi" w:eastAsiaTheme="minorEastAsia" w:cstheme="minorBidi"/>
+                <w:szCs w:val="21"/>
+                <w:lang w:val="en-US" w:eastAsia="zh-CN"/>
+              </w:rPr>
+              <w:t>操作日志</w:t>
+            </w:r>
+          </w:p>
+        </w:tc>
+        <w:tc>
+          <w:tcPr>
+            <w:tcW w:w="1905" w:type="dxa"/>
+            <w:vAlign w:val="center"/>
+          </w:tcPr>
+          <w:p>
+            <w:pPr>
+              <w:jc w:val="center"/>
+              <w:rPr>
+                <w:rFonts w:hint="default" w:asciiTheme="minorHAnsi" w:hAnsiTheme="minorHAnsi" w:eastAsiaTheme="minorEastAsia" w:cstheme="minorBidi"/>
+                <w:szCs w:val="21"/>
+                <w:lang w:val="en-US" w:eastAsia="zh-CN"/>
+              </w:rPr>
+            </w:pPr>
+            <w:r>
+              <w:rPr>
+                <w:rFonts w:hint="eastAsia" w:asciiTheme="minorHAnsi" w:hAnsiTheme="minorHAnsi" w:eastAsiaTheme="minorEastAsia" w:cstheme="minorBidi"/>
+                <w:szCs w:val="21"/>
+                <w:lang w:val="en-US" w:eastAsia="zh-CN"/>
+              </w:rPr>
+              <w:t>日志数据</w:t>
+            </w:r>
+          </w:p>
+        </w:tc>
+        <w:tc>
+          <w:tcPr>
+            <w:tcW w:w="2898" w:type="dxa"/>
+            <w:vAlign w:val="center"/>
+          </w:tcPr>
+          <w:p>
+            <w:pPr>
+              <w:jc w:val="center"/>
+              <w:rPr>
+                <w:rFonts w:hint="default" w:asciiTheme="minorHAnsi" w:hAnsiTheme="minorHAnsi" w:eastAsiaTheme="minorEastAsia" w:cstheme="minorBidi"/>
+                <w:szCs w:val="21"/>
+                <w:lang w:val="en-US" w:eastAsia="zh-CN"/>
+              </w:rPr>
+            </w:pPr>
+            <w:r>
+              <w:rPr>
+                <w:rFonts w:hint="eastAsia" w:asciiTheme="minorHAnsi" w:hAnsiTheme="minorHAnsi" w:eastAsiaTheme="minorEastAsia" w:cstheme="minorBidi"/>
+                <w:szCs w:val="21"/>
+                <w:lang w:val="en-US" w:eastAsia="zh-CN"/>
+              </w:rPr>
+              <w:t>系统自动记录的用户关键操作流水，包括时间，操作人，操作内容等。用于维护和问题追踪。</w:t>
+            </w:r>
+          </w:p>
+        </w:tc>
+      </w:tr>
+    </w:tbl>
     <w:p>
       <w:pPr>
         <w:pStyle w:val="3"/>
       </w:pPr>
-      <w:bookmarkStart w:id="29" w:name="_Toc5258"/>
       <w:r>
         <w:rPr>
           <w:rFonts w:hint="eastAsia"/>
@@ -5593,91 +6579,179 @@
         </w:rPr>
         <w:t>数据流图</w:t>
       </w:r>
+      <w:bookmarkEnd w:id="29"/>
+    </w:p>
+    <w:p>
+      <w:pPr>
+        <w:rPr>
+          <w:rFonts w:hint="default" w:eastAsia="宋体"/>
+          <w:lang w:val="en-US" w:eastAsia="zh-CN"/>
+        </w:rPr>
+      </w:pPr>
+      <w:bookmarkStart w:id="30" w:name="_Toc27959"/>
+      <w:r>
+        <w:rPr>
+          <w:rFonts w:hint="eastAsia" w:eastAsia="宋体"/>
+          <w:lang w:eastAsia="zh-CN"/>
+        </w:rPr>
+        <w:drawing>
+          <wp:inline distT="0" distB="0" distL="114300" distR="114300">
+            <wp:extent cx="2598420" cy="5098415"/>
+            <wp:effectExtent l="0" t="0" r="5080" b="6985"/>
+            <wp:docPr id="1" name="图片 1" descr="deepseek_mermaid_20251121_02f7b1"/>
+            <wp:cNvGraphicFramePr>
+              <a:graphicFrameLocks xmlns:a="http://schemas.openxmlformats.org/drawingml/2006/main" noChangeAspect="1"/>
+            </wp:cNvGraphicFramePr>
+            <a:graphic xmlns:a="http://schemas.openxmlformats.org/drawingml/2006/main">
+              <a:graphicData uri="http://schemas.openxmlformats.org/drawingml/2006/picture">
+                <pic:pic xmlns:pic="http://schemas.openxmlformats.org/drawingml/2006/picture">
+                  <pic:nvPicPr>
+                    <pic:cNvPr id="1" name="图片 1" descr="deepseek_mermaid_20251121_02f7b1"/>
+                    <pic:cNvPicPr>
+                      <a:picLocks noChangeAspect="1"/>
+                    </pic:cNvPicPr>
+                  </pic:nvPicPr>
+                  <pic:blipFill>
+                    <a:blip r:embed="rId8"/>
+                    <a:stretch>
+                      <a:fillRect/>
+                    </a:stretch>
+                  </pic:blipFill>
+                  <pic:spPr>
+                    <a:xfrm>
+                      <a:off x="0" y="0"/>
+                      <a:ext cx="2598420" cy="5098415"/>
+                    </a:xfrm>
+                    <a:prstGeom prst="rect">
+                      <a:avLst/>
+                    </a:prstGeom>
+                  </pic:spPr>
+                </pic:pic>
+              </a:graphicData>
+            </a:graphic>
+          </wp:inline>
+        </w:drawing>
+      </w:r>
+      <w:r>
+        <w:rPr>
+          <w:rFonts w:hint="default" w:eastAsia="宋体"/>
+          <w:lang w:val="en-US" w:eastAsia="zh-CN"/>
+        </w:rPr>
+        <w:drawing>
+          <wp:inline distT="0" distB="0" distL="114300" distR="114300">
+            <wp:extent cx="2553970" cy="5120005"/>
+            <wp:effectExtent l="0" t="0" r="11430" b="10795"/>
+            <wp:docPr id="2" name="图片 2" descr="deepseek_mermaid_20251121_4c57cf"/>
+            <wp:cNvGraphicFramePr>
+              <a:graphicFrameLocks xmlns:a="http://schemas.openxmlformats.org/drawingml/2006/main" noChangeAspect="1"/>
+            </wp:cNvGraphicFramePr>
+            <a:graphic xmlns:a="http://schemas.openxmlformats.org/drawingml/2006/main">
+              <a:graphicData uri="http://schemas.openxmlformats.org/drawingml/2006/picture">
+                <pic:pic xmlns:pic="http://schemas.openxmlformats.org/drawingml/2006/picture">
+                  <pic:nvPicPr>
+                    <pic:cNvPr id="2" name="图片 2" descr="deepseek_mermaid_20251121_4c57cf"/>
+                    <pic:cNvPicPr>
+                      <a:picLocks noChangeAspect="1"/>
+                    </pic:cNvPicPr>
+                  </pic:nvPicPr>
+                  <pic:blipFill>
+                    <a:blip r:embed="rId9"/>
+                    <a:stretch>
+                      <a:fillRect/>
+                    </a:stretch>
+                  </pic:blipFill>
+                  <pic:spPr>
+                    <a:xfrm>
+                      <a:off x="0" y="0"/>
+                      <a:ext cx="2553970" cy="5120005"/>
+                    </a:xfrm>
+                    <a:prstGeom prst="rect">
+                      <a:avLst/>
+                    </a:prstGeom>
+                  </pic:spPr>
+                </pic:pic>
+              </a:graphicData>
+            </a:graphic>
+          </wp:inline>
+        </w:drawing>
+      </w:r>
+    </w:p>
+    <w:p>
+      <w:pPr>
+        <w:rPr>
+          <w:rFonts w:hint="default" w:eastAsia="宋体"/>
+          <w:lang w:val="en-US" w:eastAsia="zh-CN"/>
+        </w:rPr>
+      </w:pPr>
       <w:r>
         <w:rPr>
           <w:rFonts w:hint="eastAsia"/>
-        </w:rPr>
-        <w:t>（必填）</w:t>
-      </w:r>
-      <w:bookmarkEnd w:id="29"/>
+          <w:lang w:val="en-US" w:eastAsia="zh-CN"/>
+        </w:rPr>
+        <w:t xml:space="preserve">              数据流图                                  业务流图</w:t>
+      </w:r>
+    </w:p>
+    <w:p>
+      <w:pPr>
+        <w:pStyle w:val="3"/>
+      </w:pPr>
+      <w:r>
+        <w:rPr>
+          <w:rFonts w:hint="eastAsia"/>
+        </w:rPr>
+        <w:t>3.5数据词典</w:t>
+      </w:r>
+      <w:bookmarkEnd w:id="30"/>
     </w:p>
     <w:p>
       <w:pPr>
         <w:ind w:firstLine="480" w:firstLineChars="200"/>
         <w:rPr>
+          <w:sz w:val="24"/>
+        </w:rPr>
+      </w:pPr>
+      <w:r>
+        <w:rPr>
+          <w:rFonts w:hint="eastAsia" w:ascii="Arial" w:hAnsi="Arial"/>
+          <w:sz w:val="24"/>
+        </w:rPr>
+        <w:t>对数据流图、层次方框图和流程图中出现的所有图形元素在数据字典中都要作为一个词条加以定义，使得每一个图形元素都有唯一的一个清晰明确的解释。</w:t>
+      </w:r>
+    </w:p>
+    <w:p>
+      <w:pPr>
+        <w:ind w:firstLine="480" w:firstLineChars="200"/>
+        <w:rPr>
+          <w:rFonts w:ascii="Arial" w:hAnsi="Arial"/>
+          <w:sz w:val="24"/>
+        </w:rPr>
+      </w:pPr>
+      <w:r>
+        <w:rPr>
+          <w:rFonts w:hint="eastAsia" w:ascii="Arial" w:hAnsi="Arial"/>
+          <w:sz w:val="24"/>
+        </w:rPr>
+        <w:t>数据词典中所有的定义必须是严密的、精确的、不可有二义性。</w:t>
+      </w:r>
+    </w:p>
+    <w:p>
+      <w:pPr>
+        <w:pStyle w:val="2"/>
+        <w:rPr>
+          <w:rFonts w:hint="eastAsia" w:eastAsia="宋体"/>
+          <w:lang w:val="en-US" w:eastAsia="zh-CN"/>
+        </w:rPr>
+      </w:pPr>
+      <w:bookmarkStart w:id="31" w:name="_Toc28612"/>
+      <w:r>
+        <w:rPr>
           <w:rFonts w:hint="eastAsia"/>
         </w:rPr>
-      </w:pPr>
-      <w:r>
-        <w:rPr>
-          <w:rFonts w:hint="eastAsia"/>
-          <w:sz w:val="24"/>
-        </w:rPr>
-        <w:t>列举出所开发的软件系统实现的业务功能模块的数据流图，可采用</w:t>
-      </w:r>
-      <w:r>
-        <w:rPr>
-          <w:rFonts w:hint="eastAsia"/>
-        </w:rPr>
-        <w:t>判定树和判定表对数据流图中数据加工进行说明。</w:t>
-      </w:r>
-    </w:p>
-    <w:p>
-      <w:pPr>
-        <w:pStyle w:val="3"/>
-      </w:pPr>
-      <w:bookmarkStart w:id="30" w:name="_Toc27959"/>
-      <w:r>
-        <w:rPr>
-          <w:rFonts w:hint="eastAsia"/>
-        </w:rPr>
-        <w:t>3.5数据词典（必填）</w:t>
-      </w:r>
-      <w:bookmarkEnd w:id="30"/>
-    </w:p>
-    <w:p>
-      <w:pPr>
-        <w:ind w:firstLine="480" w:firstLineChars="200"/>
-        <w:rPr>
-          <w:sz w:val="24"/>
-        </w:rPr>
-      </w:pPr>
-      <w:r>
-        <w:rPr>
-          <w:rFonts w:hint="eastAsia" w:ascii="Arial" w:hAnsi="Arial"/>
-          <w:sz w:val="24"/>
-        </w:rPr>
-        <w:t>对数据流图、层次方框图和流程图中出现的所有图形元素在数据字典中都要作为一个词条加以定义，使得每一个图形元素都有唯一的一个清晰明确的解释。</w:t>
-      </w:r>
-    </w:p>
-    <w:p>
-      <w:pPr>
-        <w:ind w:firstLine="480" w:firstLineChars="200"/>
-        <w:rPr>
-          <w:rFonts w:ascii="Arial" w:hAnsi="Arial"/>
-          <w:sz w:val="24"/>
-        </w:rPr>
-      </w:pPr>
-      <w:r>
-        <w:rPr>
-          <w:rFonts w:hint="eastAsia" w:ascii="Arial" w:hAnsi="Arial"/>
-          <w:sz w:val="24"/>
-        </w:rPr>
-        <w:t>数据词典中所有的定义必须是严密的、精确的、不可有二义性。</w:t>
-      </w:r>
-    </w:p>
-    <w:p>
-      <w:pPr>
-        <w:pStyle w:val="2"/>
-      </w:pPr>
-      <w:bookmarkStart w:id="31" w:name="_Toc28612"/>
-      <w:r>
-        <w:rPr>
-          <w:rFonts w:hint="eastAsia"/>
-        </w:rPr>
-        <w:t>4.功能需求（必填）</w:t>
+        <w:t>4.功能需求</w:t>
       </w:r>
       <w:bookmarkEnd w:id="31"/>
+      <w:bookmarkStart w:id="65" w:name="_GoBack"/>
+      <w:bookmarkEnd w:id="65"/>
     </w:p>
     <w:p>
       <w:pPr>
@@ -7176,6 +8250,7 @@
             <w:insideH w:val="none" w:color="auto" w:sz="0" w:space="0"/>
             <w:insideV w:val="none" w:color="auto" w:sz="0" w:space="0"/>
           </w:tblBorders>
+          <w:shd w:val="clear" w:color="auto" w:fill="FFFFFF"/>
           <w:tblCellMar>
             <w:top w:w="0" w:type="dxa"/>
             <w:left w:w="0" w:type="dxa"/>
@@ -7487,6 +8562,7 @@
             <w:insideH w:val="none" w:color="auto" w:sz="0" w:space="0"/>
             <w:insideV w:val="none" w:color="auto" w:sz="0" w:space="0"/>
           </w:tblBorders>
+          <w:shd w:val="clear" w:color="auto" w:fill="FFFFFF"/>
           <w:tblCellMar>
             <w:top w:w="0" w:type="dxa"/>
             <w:left w:w="0" w:type="dxa"/>
@@ -8110,6 +9186,7 @@
             <w:insideH w:val="none" w:color="auto" w:sz="0" w:space="0"/>
             <w:insideV w:val="none" w:color="auto" w:sz="0" w:space="0"/>
           </w:tblBorders>
+          <w:shd w:val="clear" w:color="auto" w:fill="FFFFFF"/>
           <w:tblCellMar>
             <w:top w:w="0" w:type="dxa"/>
             <w:left w:w="0" w:type="dxa"/>
@@ -8421,7 +9498,6 @@
             <w:insideH w:val="none" w:color="auto" w:sz="0" w:space="0"/>
             <w:insideV w:val="none" w:color="auto" w:sz="0" w:space="0"/>
           </w:tblBorders>
-          <w:shd w:val="clear" w:color="auto" w:fill="FFFFFF"/>
           <w:tblCellMar>
             <w:top w:w="0" w:type="dxa"/>
             <w:left w:w="0" w:type="dxa"/>
@@ -11414,7 +12490,6 @@
             <w:insideH w:val="none" w:color="auto" w:sz="0" w:space="0"/>
             <w:insideV w:val="none" w:color="auto" w:sz="0" w:space="0"/>
           </w:tblBorders>
-          <w:shd w:val="clear" w:color="auto" w:fill="FFFFFF"/>
           <w:tblCellMar>
             <w:top w:w="0" w:type="dxa"/>
             <w:left w:w="0" w:type="dxa"/>
@@ -11992,7 +13067,6 @@
             <w:insideH w:val="none" w:color="auto" w:sz="0" w:space="0"/>
             <w:insideV w:val="none" w:color="auto" w:sz="0" w:space="0"/>
           </w:tblBorders>
-          <w:shd w:val="clear" w:color="auto" w:fill="FFFFFF"/>
           <w:tblCellMar>
             <w:top w:w="0" w:type="dxa"/>
             <w:left w:w="0" w:type="dxa"/>
@@ -14162,12 +15236,12 @@
       <w:pStyle w:val="18"/>
       <w:jc w:val="both"/>
     </w:pPr>
-    <w:bookmarkStart w:id="59" w:name="_Hlk116050170"/>
-    <w:bookmarkStart w:id="60" w:name="_Hlk116050165"/>
-    <w:bookmarkStart w:id="61" w:name="_Hlk116050169"/>
-    <w:bookmarkStart w:id="62" w:name="_Hlk116050164"/>
-    <w:bookmarkStart w:id="63" w:name="_Hlk116050163"/>
-    <w:bookmarkStart w:id="64" w:name="_Hlk116050162"/>
+    <w:bookmarkStart w:id="59" w:name="_Hlk116050163"/>
+    <w:bookmarkStart w:id="60" w:name="_Hlk116050162"/>
+    <w:bookmarkStart w:id="61" w:name="_Hlk116050164"/>
+    <w:bookmarkStart w:id="62" w:name="_Hlk116050165"/>
+    <w:bookmarkStart w:id="63" w:name="_Hlk116050170"/>
+    <w:bookmarkStart w:id="64" w:name="_Hlk116050169"/>
     <w:r>
       <w:rPr>
         <w:rFonts w:hint="eastAsia"/>
